--- a/public/spd-format.docx
+++ b/public/spd-format.docx
@@ -785,52 +785,7 @@
                 <w:szCs w:val="20"/>
                 <w:lang w:val="id-ID"/>
               </w:rPr>
-              <w:t xml:space="preserve">Unit Organisasi </w:t>
-            </w:r>
-            <w:r>
-              <w:rPr>
-                <w:rFonts w:ascii="Arial" w:hAnsi="Arial" w:cs="Arial"/>
-                <w:sz w:val="20"/>
-                <w:szCs w:val="20"/>
-                <w:lang w:val="id-ID"/>
-              </w:rPr>
-              <w:t xml:space="preserve">Bidang Penyelenggaraan Haji dan Umrah </w:t>
-            </w:r>
-            <w:r>
-              <w:rPr>
-                <w:rFonts w:ascii="Arial" w:hAnsi="Arial" w:cs="Arial"/>
-                <w:sz w:val="20"/>
-                <w:szCs w:val="20"/>
-                <w:lang w:val="sv-SE"/>
-              </w:rPr>
-              <w:t>Kementerian Agam</w:t>
-            </w:r>
-            <w:r>
-              <w:rPr>
-                <w:rFonts w:ascii="Arial" w:hAnsi="Arial" w:cs="Arial"/>
-                <w:sz w:val="20"/>
-                <w:szCs w:val="20"/>
-                <w:lang w:val="sv-SE"/>
-              </w:rPr>
-              <w:t xml:space="preserve">a </w:t>
-            </w:r>
-            <w:r>
-              <w:rPr>
-                <w:rFonts w:ascii="Arial" w:hAnsi="Arial" w:cs="Arial"/>
-                <w:sz w:val="20"/>
-                <w:szCs w:val="20"/>
-                <w:lang w:val="id-ID"/>
-              </w:rPr>
-              <w:t xml:space="preserve">Kantor Wilayah </w:t>
-            </w:r>
-            <w:r>
-              <w:rPr>
-                <w:rFonts w:ascii="Arial" w:hAnsi="Arial" w:cs="Arial"/>
-                <w:sz w:val="20"/>
-                <w:szCs w:val="20"/>
-                <w:lang w:val="sv-SE"/>
-              </w:rPr>
-              <w:t>Provinsi Jawa Barat</w:t>
+              <w:t>{unit}</w:t>
             </w:r>
           </w:p>
         </w:tc>
@@ -2756,7 +2711,6 @@
                 <w:lang w:val="id-ID"/>
               </w:rPr>
             </w:pPr>
-            <w:proofErr w:type="gramStart"/>
             <w:r>
               <w:rPr>
                 <w:rFonts w:ascii="Arial" w:hAnsi="Arial" w:cs="Arial"/>
@@ -2772,17 +2726,7 @@
                 <w:szCs w:val="20"/>
                 <w:lang w:val="id-ID"/>
               </w:rPr>
-              <w:t xml:space="preserve"> :</w:t>
-            </w:r>
-            <w:proofErr w:type="gramEnd"/>
-            <w:r>
-              <w:rPr>
-                <w:rFonts w:ascii="Arial" w:hAnsi="Arial" w:cs="Arial"/>
-                <w:sz w:val="20"/>
-                <w:szCs w:val="20"/>
-                <w:lang w:val="id-ID"/>
-              </w:rPr>
-              <w:t xml:space="preserve">         Nama</w:t>
+              <w:t xml:space="preserve"> :         Nama</w:t>
             </w:r>
           </w:p>
         </w:tc>
@@ -4362,7 +4306,7 @@
           <w:szCs w:val="20"/>
           <w:lang w:val="sv-SE"/>
         </w:rPr>
-        <w:t>H. Boy Hari Novian, S.E., M.M.</w:t>
+        <w:t>{namaPPK}</w:t>
       </w:r>
       <w:r>
         <w:rPr>
@@ -4410,40 +4354,25 @@
           <w:sz w:val="20"/>
           <w:szCs w:val="20"/>
         </w:rPr>
-        <w:fldChar w:fldCharType="begin"/>
+        <w:t>{</w:t>
       </w:r>
+      <w:proofErr w:type="spellStart"/>
       <w:r>
         <w:rPr>
           <w:rFonts w:ascii="Arial" w:hAnsi="Arial" w:cs="Arial"/>
           <w:sz w:val="20"/>
           <w:szCs w:val="20"/>
         </w:rPr>
-        <w:instrText xml:space="preserve"> MERGEFIELD NIP_PPK </w:instrText>
+        <w:t>nipPPK</w:t>
       </w:r>
+      <w:proofErr w:type="spellEnd"/>
       <w:r>
         <w:rPr>
           <w:rFonts w:ascii="Arial" w:hAnsi="Arial" w:cs="Arial"/>
           <w:sz w:val="20"/>
           <w:szCs w:val="20"/>
         </w:rPr>
-        <w:fldChar w:fldCharType="separate"/>
-      </w:r>
-      <w:r>
-        <w:rPr>
-          <w:rFonts w:ascii="Arial" w:hAnsi="Arial" w:cs="Arial"/>
-          <w:noProof/>
-          <w:sz w:val="20"/>
-          <w:szCs w:val="20"/>
-        </w:rPr>
-        <w:t>197811192009121001</w:t>
-      </w:r>
-      <w:r>
-        <w:rPr>
-          <w:rFonts w:ascii="Arial" w:hAnsi="Arial" w:cs="Arial"/>
-          <w:sz w:val="20"/>
-          <w:szCs w:val="20"/>
-        </w:rPr>
-        <w:fldChar w:fldCharType="end"/>
+        <w:t>}</w:t>
       </w:r>
     </w:p>
     <w:p>
@@ -4825,15 +4754,7 @@
                 <w:rFonts w:ascii="Arial" w:hAnsi="Arial" w:cs="Arial"/>
                 <w:sz w:val="20"/>
               </w:rPr>
-              <w:t>:</w:t>
-            </w:r>
-            <w:proofErr w:type="gramStart"/>
-            <w:r>
-              <w:rPr>
-                <w:rFonts w:ascii="Arial" w:hAnsi="Arial" w:cs="Arial"/>
-                <w:sz w:val="20"/>
-              </w:rPr>
-              <w:t xml:space="preserve"> </w:t>
+              <w:t xml:space="preserve">: </w:t>
             </w:r>
             <w:r>
               <w:rPr>
@@ -4850,7 +4771,6 @@
               <w:t>{</w:t>
             </w:r>
             <w:proofErr w:type="spellStart"/>
-            <w:proofErr w:type="gramEnd"/>
             <w:r>
               <w:rPr>
                 <w:rFonts w:ascii="Arial" w:hAnsi="Arial" w:cs="Arial"/>
@@ -5171,7 +5091,16 @@
                 <w:sz w:val="20"/>
                 <w:lang w:val="es-MX"/>
               </w:rPr>
-              <w:t>Kepala Bidang Penyelenggaraan Haji dan Umrah,</w:t>
+              <w:t>{jabatanPPK}</w:t>
+            </w:r>
+            <w:r>
+              <w:rPr>
+                <w:rFonts w:ascii="Arial" w:hAnsi="Arial" w:cs="Arial"/>
+                <w:noProof/>
+                <w:sz w:val="20"/>
+                <w:lang w:val="es-MX"/>
+              </w:rPr>
+              <w:t>,</w:t>
             </w:r>
             <w:r>
               <w:rPr>
@@ -5404,7 +5333,7 @@
                 <w:szCs w:val="20"/>
                 <w:lang w:val="sv-SE"/>
               </w:rPr>
-              <w:t>H. Boy Hari Novian, S.E., M.M.</w:t>
+              <w:t>{namaPPK}</w:t>
             </w:r>
             <w:r>
               <w:rPr>
@@ -5493,40 +5422,25 @@
                 <w:sz w:val="20"/>
                 <w:szCs w:val="20"/>
               </w:rPr>
-              <w:fldChar w:fldCharType="begin"/>
-            </w:r>
-            <w:r>
-              <w:rPr>
-                <w:rFonts w:ascii="Arial" w:hAnsi="Arial" w:cs="Arial"/>
-                <w:sz w:val="20"/>
-                <w:szCs w:val="20"/>
-              </w:rPr>
-              <w:instrText xml:space="preserve"> MERGEFIELD "NIP_TTd" </w:instrText>
-            </w:r>
-            <w:r>
-              <w:rPr>
-                <w:rFonts w:ascii="Arial" w:hAnsi="Arial" w:cs="Arial"/>
-                <w:sz w:val="20"/>
-                <w:szCs w:val="20"/>
-              </w:rPr>
-              <w:fldChar w:fldCharType="separate"/>
-            </w:r>
-            <w:r>
-              <w:rPr>
-                <w:rFonts w:ascii="Arial" w:hAnsi="Arial" w:cs="Arial"/>
-                <w:noProof/>
-                <w:sz w:val="20"/>
-                <w:szCs w:val="20"/>
-              </w:rPr>
-              <w:t>197811192009121001</w:t>
-            </w:r>
-            <w:r>
-              <w:rPr>
-                <w:rFonts w:ascii="Arial" w:hAnsi="Arial" w:cs="Arial"/>
-                <w:sz w:val="20"/>
-                <w:szCs w:val="20"/>
-              </w:rPr>
-              <w:fldChar w:fldCharType="end"/>
+              <w:t>{</w:t>
+            </w:r>
+            <w:proofErr w:type="spellStart"/>
+            <w:r>
+              <w:rPr>
+                <w:rFonts w:ascii="Arial" w:hAnsi="Arial" w:cs="Arial"/>
+                <w:sz w:val="20"/>
+                <w:szCs w:val="20"/>
+              </w:rPr>
+              <w:t>nipPPK</w:t>
+            </w:r>
+            <w:proofErr w:type="spellEnd"/>
+            <w:r>
+              <w:rPr>
+                <w:rFonts w:ascii="Arial" w:hAnsi="Arial" w:cs="Arial"/>
+                <w:sz w:val="20"/>
+                <w:szCs w:val="20"/>
+              </w:rPr>
+              <w:t>}</w:t>
             </w:r>
           </w:p>
         </w:tc>
@@ -5935,15 +5849,7 @@
                 <w:rFonts w:ascii="Arial" w:hAnsi="Arial" w:cs="Arial"/>
                 <w:sz w:val="20"/>
               </w:rPr>
-              <w:t>:</w:t>
-            </w:r>
-            <w:proofErr w:type="gramStart"/>
-            <w:r>
-              <w:rPr>
-                <w:rFonts w:ascii="Arial" w:hAnsi="Arial" w:cs="Arial"/>
-                <w:sz w:val="20"/>
-              </w:rPr>
-              <w:t xml:space="preserve"> </w:t>
+              <w:t xml:space="preserve">: </w:t>
             </w:r>
             <w:r>
               <w:rPr>
@@ -5960,7 +5866,6 @@
               <w:t>{</w:t>
             </w:r>
             <w:proofErr w:type="spellStart"/>
-            <w:proofErr w:type="gramEnd"/>
             <w:r>
               <w:rPr>
                 <w:rFonts w:ascii="Arial" w:hAnsi="Arial" w:cs="Arial"/>
@@ -6195,15 +6100,7 @@
                 <w:rFonts w:ascii="Arial" w:hAnsi="Arial" w:cs="Arial"/>
                 <w:sz w:val="20"/>
               </w:rPr>
-              <w:t>:</w:t>
-            </w:r>
-            <w:proofErr w:type="gramStart"/>
-            <w:r>
-              <w:rPr>
-                <w:rFonts w:ascii="Arial" w:hAnsi="Arial" w:cs="Arial"/>
-                <w:sz w:val="20"/>
-              </w:rPr>
-              <w:t xml:space="preserve"> </w:t>
+              <w:t xml:space="preserve">: </w:t>
             </w:r>
             <w:r>
               <w:rPr>
@@ -6220,7 +6117,6 @@
               <w:t>{</w:t>
             </w:r>
             <w:proofErr w:type="spellStart"/>
-            <w:proofErr w:type="gramEnd"/>
             <w:r>
               <w:rPr>
                 <w:rFonts w:ascii="Arial" w:hAnsi="Arial" w:cs="Arial"/>
@@ -9523,7 +9419,7 @@
                 <w:szCs w:val="20"/>
                 <w:lang w:val="id-ID"/>
               </w:rPr>
-              <w:t>H. Boy Hari Novian, S.E., M.M.</w:t>
+              <w:t>{namaPPK}</w:t>
             </w:r>
             <w:r>
               <w:rPr>
@@ -9597,7 +9493,7 @@
                 <w:szCs w:val="20"/>
                 <w:lang w:val="sv-SE"/>
               </w:rPr>
-              <w:t>H. Boy Hari Novian, S.E., M.M.</w:t>
+              <w:t>{namaPPK}</w:t>
             </w:r>
             <w:r>
               <w:rPr>
@@ -9669,44 +9565,7 @@
                 <w:szCs w:val="20"/>
                 <w:lang w:val="id-ID"/>
               </w:rPr>
-              <w:fldChar w:fldCharType="begin"/>
-            </w:r>
-            <w:r>
-              <w:rPr>
-                <w:rFonts w:ascii="Arial" w:hAnsi="Arial" w:cs="Arial"/>
-                <w:sz w:val="20"/>
-                <w:szCs w:val="20"/>
-                <w:lang w:val="id-ID"/>
-              </w:rPr>
-              <w:instrText xml:space="preserve"> MERGEFIELD "NIP_PPK" </w:instrText>
-            </w:r>
-            <w:r>
-              <w:rPr>
-                <w:rFonts w:ascii="Arial" w:hAnsi="Arial" w:cs="Arial"/>
-                <w:sz w:val="20"/>
-                <w:szCs w:val="20"/>
-                <w:lang w:val="id-ID"/>
-              </w:rPr>
-              <w:fldChar w:fldCharType="separate"/>
-            </w:r>
-            <w:r>
-              <w:rPr>
-                <w:rFonts w:ascii="Arial" w:hAnsi="Arial" w:cs="Arial"/>
-                <w:noProof/>
-                <w:sz w:val="20"/>
-                <w:szCs w:val="20"/>
-                <w:lang w:val="id-ID"/>
-              </w:rPr>
-              <w:t>197811192009121001</w:t>
-            </w:r>
-            <w:r>
-              <w:rPr>
-                <w:rFonts w:ascii="Arial" w:hAnsi="Arial" w:cs="Arial"/>
-                <w:sz w:val="20"/>
-                <w:szCs w:val="20"/>
-                <w:lang w:val="id-ID"/>
-              </w:rPr>
-              <w:fldChar w:fldCharType="end"/>
+              <w:t>{nipPPK}</w:t>
             </w:r>
           </w:p>
         </w:tc>
@@ -9737,7 +9596,7 @@
                 <w:szCs w:val="20"/>
                 <w:lang w:val="id-ID"/>
               </w:rPr>
-              <w:t xml:space="preserve">NIP. </w:t>
+              <w:t>NIP.</w:t>
             </w:r>
             <w:r>
               <w:rPr>
@@ -9746,44 +9605,7 @@
                 <w:szCs w:val="20"/>
                 <w:lang w:val="id-ID"/>
               </w:rPr>
-              <w:fldChar w:fldCharType="begin"/>
-            </w:r>
-            <w:r>
-              <w:rPr>
-                <w:rFonts w:ascii="Arial" w:hAnsi="Arial" w:cs="Arial"/>
-                <w:sz w:val="20"/>
-                <w:szCs w:val="20"/>
-                <w:lang w:val="id-ID"/>
-              </w:rPr>
-              <w:instrText xml:space="preserve"> MERGEFIELD NIP_PPK </w:instrText>
-            </w:r>
-            <w:r>
-              <w:rPr>
-                <w:rFonts w:ascii="Arial" w:hAnsi="Arial" w:cs="Arial"/>
-                <w:sz w:val="20"/>
-                <w:szCs w:val="20"/>
-                <w:lang w:val="id-ID"/>
-              </w:rPr>
-              <w:fldChar w:fldCharType="separate"/>
-            </w:r>
-            <w:r>
-              <w:rPr>
-                <w:rFonts w:ascii="Arial" w:hAnsi="Arial" w:cs="Arial"/>
-                <w:noProof/>
-                <w:sz w:val="20"/>
-                <w:szCs w:val="20"/>
-                <w:lang w:val="id-ID"/>
-              </w:rPr>
-              <w:t>197811192009121001</w:t>
-            </w:r>
-            <w:r>
-              <w:rPr>
-                <w:rFonts w:ascii="Arial" w:hAnsi="Arial" w:cs="Arial"/>
-                <w:sz w:val="20"/>
-                <w:szCs w:val="20"/>
-                <w:lang w:val="id-ID"/>
-              </w:rPr>
-              <w:fldChar w:fldCharType="end"/>
+              <w:t xml:space="preserve"> {nipPPK}</w:t>
             </w:r>
           </w:p>
         </w:tc>
@@ -9907,7 +9729,6 @@
                 <w:sz w:val="20"/>
               </w:rPr>
             </w:pPr>
-            <w:proofErr w:type="gramStart"/>
             <w:r>
               <w:rPr>
                 <w:rFonts w:ascii="Arial" w:hAnsi="Arial" w:cs="Arial"/>
@@ -9915,7 +9736,6 @@
               </w:rPr>
               <w:t>PERHATIAN :</w:t>
             </w:r>
-            <w:proofErr w:type="gramEnd"/>
           </w:p>
         </w:tc>
       </w:tr>
@@ -14764,6 +14584,12 @@
   <wne:recipientData>
     <wne:active wne:val="1"/>
   </wne:recipientData>
+  <wne:recipientData>
+    <wne:active wne:val="1"/>
+  </wne:recipientData>
+  <wne:recipientData>
+    <wne:active wne:val="1"/>
+  </wne:recipientData>
 </wne:recipients>
 </file>
 

--- a/public/spd-format.docx
+++ b/public/spd-format.docx
@@ -6122,7 +6122,14 @@
                 <w:rFonts w:ascii="Arial" w:hAnsi="Arial" w:cs="Arial"/>
                 <w:sz w:val="20"/>
               </w:rPr>
-              <w:t>tglBerangkat</w:t>
+              <w:t>tgl</w:t>
+            </w:r>
+            <w:r>
+              <w:rPr>
+                <w:rFonts w:ascii="Arial" w:hAnsi="Arial" w:cs="Arial"/>
+                <w:sz w:val="20"/>
+              </w:rPr>
+              <w:t>Kembali</w:t>
             </w:r>
             <w:proofErr w:type="spellEnd"/>
             <w:r>
@@ -14590,6 +14597,9 @@
   <wne:recipientData>
     <wne:active wne:val="1"/>
   </wne:recipientData>
+  <wne:recipientData>
+    <wne:active wne:val="1"/>
+  </wne:recipientData>
 </wne:recipients>
 </file>
 

--- a/public/spd-format.docx
+++ b/public/spd-format.docx
@@ -6,7 +6,7 @@
     <w:tbl>
       <w:tblPr>
         <w:tblStyle w:val="TableGrid"/>
-        <w:tblW w:w="11341" w:type="dxa"/>
+        <w:tblW w:w="0" w:type="auto"/>
         <w:tblInd w:w="-709" w:type="dxa"/>
         <w:tblBorders>
           <w:top w:val="none" w:sz="0" w:space="0" w:color="auto"/>
@@ -19,9 +19,9 @@
         <w:tblLook w:val="04A0" w:firstRow="1" w:lastRow="0" w:firstColumn="1" w:lastColumn="0" w:noHBand="0" w:noVBand="1"/>
       </w:tblPr>
       <w:tblGrid>
-        <w:gridCol w:w="1260"/>
-        <w:gridCol w:w="6820"/>
-        <w:gridCol w:w="3261"/>
+        <w:gridCol w:w="1409"/>
+        <w:gridCol w:w="6388"/>
+        <w:gridCol w:w="2960"/>
       </w:tblGrid>
       <w:tr>
         <w:trPr>
@@ -29,7 +29,7 @@
         </w:trPr>
         <w:tc>
           <w:tcPr>
-            <w:tcW w:w="1260" w:type="dxa"/>
+            <w:tcW w:w="1409" w:type="dxa"/>
           </w:tcPr>
           <w:p>
             <w:pPr>
@@ -40,29 +40,27 @@
               </w:rPr>
             </w:pPr>
             <w:r>
-              <w:t xml:space="preserve"> </w:t>
-            </w:r>
-            <w:r>
-              <w:rPr>
-                <w:rFonts w:ascii="Arial" w:hAnsi="Arial" w:cs="Arial"/>
+              <w:rPr>
+                <w:rFonts w:ascii="Arial" w:eastAsia="Arial MT" w:hAnsi="Arial MT" w:cs="Arial MT"/>
                 <w:b/>
                 <w:noProof/>
                 <w:sz w:val="28"/>
                 <w:szCs w:val="28"/>
+                <w:lang w:val="ms"/>
               </w:rPr>
               <w:drawing>
-                <wp:anchor distT="0" distB="0" distL="114300" distR="114300" simplePos="0" relativeHeight="251659264" behindDoc="1" locked="0" layoutInCell="1" allowOverlap="1" wp14:anchorId="6F5538CF" wp14:editId="431234B9">
+                <wp:anchor distT="0" distB="0" distL="114300" distR="114300" simplePos="0" relativeHeight="251659264" behindDoc="1" locked="0" layoutInCell="1" allowOverlap="1" wp14:anchorId="3D32BFC9" wp14:editId="5EF44BD3">
                   <wp:simplePos x="0" y="0"/>
                   <wp:positionH relativeFrom="column">
-                    <wp:posOffset>-207010</wp:posOffset>
+                    <wp:posOffset>15874</wp:posOffset>
                   </wp:positionH>
                   <wp:positionV relativeFrom="paragraph">
-                    <wp:posOffset>-83820</wp:posOffset>
+                    <wp:posOffset>2540</wp:posOffset>
                   </wp:positionV>
-                  <wp:extent cx="952500" cy="952500"/>
-                  <wp:effectExtent l="0" t="0" r="0" b="0"/>
+                  <wp:extent cx="809625" cy="809625"/>
+                  <wp:effectExtent l="0" t="0" r="9525" b="9525"/>
                   <wp:wrapNone/>
-                  <wp:docPr id="191108025" name="Picture 4"/>
+                  <wp:docPr id="831012243" name="Picture 3"/>
                   <wp:cNvGraphicFramePr>
                     <a:graphicFrameLocks xmlns:a="http://schemas.openxmlformats.org/drawingml/2006/main" noChangeAspect="1"/>
                   </wp:cNvGraphicFramePr>
@@ -91,7 +89,7 @@
                         <pic:spPr bwMode="auto">
                           <a:xfrm>
                             <a:off x="0" y="0"/>
-                            <a:ext cx="952500" cy="952500"/>
+                            <a:ext cx="809625" cy="809625"/>
                           </a:xfrm>
                           <a:prstGeom prst="rect">
                             <a:avLst/>
@@ -117,215 +115,176 @@
         </w:tc>
         <w:tc>
           <w:tcPr>
-            <w:tcW w:w="6820" w:type="dxa"/>
-          </w:tcPr>
-          <w:p>
-            <w:pPr>
-              <w:tabs>
-                <w:tab w:val="center" w:pos="4513"/>
-              </w:tabs>
-              <w:ind w:left="-94"/>
+            <w:tcW w:w="6388" w:type="dxa"/>
+          </w:tcPr>
+          <w:p>
+            <w:pPr>
               <w:jc w:val="center"/>
               <w:rPr>
                 <w:rFonts w:ascii="Arial" w:hAnsi="Arial" w:cs="Arial"/>
                 <w:b/>
+                <w:bCs/>
+                <w:sz w:val="20"/>
+                <w:szCs w:val="20"/>
+                <w:lang w:val="sv-SE"/>
               </w:rPr>
             </w:pPr>
             <w:r>
               <w:rPr>
                 <w:rFonts w:ascii="Arial" w:hAnsi="Arial" w:cs="Arial"/>
                 <w:b/>
+                <w:bCs/>
+                <w:sz w:val="20"/>
+                <w:szCs w:val="20"/>
                 <w:lang w:val="sv-SE"/>
               </w:rPr>
+              <w:t xml:space="preserve">KEMENTERIAN </w:t>
+            </w:r>
+            <w:r>
+              <w:rPr>
+                <w:rFonts w:ascii="Arial" w:hAnsi="Arial" w:cs="Arial"/>
+                <w:b/>
+                <w:bCs/>
+                <w:sz w:val="20"/>
+                <w:szCs w:val="20"/>
+                <w:lang w:val="sv-SE"/>
+              </w:rPr>
+              <w:t>HAJI DAN UMRAH</w:t>
+            </w:r>
+            <w:r>
+              <w:rPr>
+                <w:rFonts w:ascii="Arial" w:hAnsi="Arial" w:cs="Arial"/>
+                <w:b/>
+                <w:bCs/>
+                <w:sz w:val="20"/>
+                <w:szCs w:val="20"/>
+                <w:lang w:val="sv-SE"/>
+              </w:rPr>
+              <w:t xml:space="preserve"> REPUBLIK INDONESIA</w:t>
+            </w:r>
+          </w:p>
+          <w:p>
+            <w:pPr>
+              <w:jc w:val="center"/>
+              <w:rPr>
+                <w:rFonts w:ascii="Arial" w:hAnsi="Arial" w:cs="Arial"/>
+                <w:b/>
+                <w:bCs/>
+                <w:sz w:val="20"/>
+                <w:szCs w:val="20"/>
+                <w:lang w:val="sv-SE"/>
+              </w:rPr>
+            </w:pPr>
+            <w:r>
+              <w:rPr>
+                <w:rFonts w:ascii="Arial" w:hAnsi="Arial" w:cs="Arial"/>
+                <w:b/>
+                <w:bCs/>
+                <w:sz w:val="20"/>
+                <w:szCs w:val="20"/>
+                <w:lang w:val="sv-SE"/>
+              </w:rPr>
+              <w:t xml:space="preserve">KANTOR WILAYAH </w:t>
+            </w:r>
+            <w:r>
+              <w:rPr>
+                <w:rFonts w:ascii="Arial" w:hAnsi="Arial" w:cs="Arial"/>
+                <w:b/>
+                <w:bCs/>
+                <w:sz w:val="20"/>
+                <w:szCs w:val="20"/>
+                <w:lang w:val="sv-SE"/>
+              </w:rPr>
               <w:t>KEMENTERIAN HAJI DAN UMRAH</w:t>
             </w:r>
-            <w:r>
+          </w:p>
+          <w:p>
+            <w:pPr>
+              <w:jc w:val="center"/>
               <w:rPr>
                 <w:rFonts w:ascii="Arial" w:hAnsi="Arial" w:cs="Arial"/>
                 <w:b/>
-              </w:rPr>
-              <w:t xml:space="preserve"> REPUBLIK INDONESIA</w:t>
-            </w:r>
-          </w:p>
-          <w:p>
-            <w:pPr>
-              <w:tabs>
-                <w:tab w:val="left" w:pos="426"/>
-                <w:tab w:val="center" w:pos="4749"/>
-              </w:tabs>
-              <w:ind w:left="-94"/>
+                <w:bCs/>
+                <w:sz w:val="20"/>
+                <w:szCs w:val="20"/>
+                <w:lang w:val="sv-SE"/>
+              </w:rPr>
+            </w:pPr>
+            <w:r>
+              <w:rPr>
+                <w:rFonts w:ascii="Arial" w:hAnsi="Arial" w:cs="Arial"/>
+                <w:b/>
+                <w:bCs/>
+                <w:sz w:val="20"/>
+                <w:szCs w:val="20"/>
+                <w:lang w:val="sv-SE"/>
+              </w:rPr>
+              <w:t>PROVINSI JAWA BARAT</w:t>
+            </w:r>
+          </w:p>
+          <w:p>
+            <w:pPr>
+              <w:ind w:left="-47"/>
               <w:jc w:val="center"/>
               <w:rPr>
-                <w:rFonts w:ascii="Arial" w:hAnsi="Arial" w:cs="Arial"/>
-                <w:b/>
-                <w:sz w:val="20"/>
-                <w:szCs w:val="20"/>
-              </w:rPr>
-            </w:pPr>
-            <w:r>
-              <w:rPr>
-                <w:rFonts w:ascii="Arial" w:hAnsi="Arial" w:cs="Arial"/>
-                <w:b/>
-                <w:sz w:val="20"/>
-                <w:szCs w:val="20"/>
-                <w:lang w:val="sv-SE"/>
-              </w:rPr>
-              <w:t xml:space="preserve">KANTOR WILAYAH </w:t>
-            </w:r>
-            <w:r>
-              <w:rPr>
-                <w:rFonts w:ascii="Arial" w:hAnsi="Arial" w:cs="Arial"/>
-                <w:b/>
-                <w:sz w:val="20"/>
-                <w:szCs w:val="20"/>
-              </w:rPr>
-              <w:t>KEMENTERIAN HAJI DAN UMRAH</w:t>
-            </w:r>
-          </w:p>
-          <w:p>
-            <w:pPr>
-              <w:ind w:left="-94"/>
-              <w:jc w:val="center"/>
-              <w:rPr>
-                <w:rFonts w:ascii="Arial" w:hAnsi="Arial" w:cs="Arial"/>
-                <w:b/>
+                <w:rFonts w:ascii="Arial" w:eastAsia="Arial" w:hAnsi="Arial" w:cs="Arial"/>
                 <w:sz w:val="18"/>
                 <w:szCs w:val="18"/>
               </w:rPr>
             </w:pPr>
             <w:r>
               <w:rPr>
-                <w:rFonts w:ascii="Arial" w:hAnsi="Arial" w:cs="Arial"/>
-                <w:b/>
-                <w:sz w:val="20"/>
-                <w:szCs w:val="20"/>
-                <w:lang w:val="id-ID"/>
-              </w:rPr>
-              <w:t>P</w:t>
-            </w:r>
-            <w:r>
-              <w:rPr>
-                <w:rFonts w:ascii="Arial" w:hAnsi="Arial" w:cs="Arial"/>
-                <w:b/>
-                <w:sz w:val="20"/>
-                <w:szCs w:val="20"/>
-              </w:rPr>
-              <w:t>ROVINSI JAWA BARAT</w:t>
-            </w:r>
-          </w:p>
-          <w:p>
-            <w:pPr>
-              <w:ind w:left="-94"/>
-              <w:jc w:val="center"/>
-              <w:rPr>
-                <w:rFonts w:ascii="Arial" w:hAnsi="Arial" w:cs="Arial"/>
+                <w:rFonts w:ascii="Arial" w:eastAsia="Arial" w:hAnsi="Arial" w:cs="Arial"/>
                 <w:sz w:val="18"/>
                 <w:szCs w:val="18"/>
               </w:rPr>
-            </w:pPr>
-            <w:r>
-              <w:rPr>
-                <w:rFonts w:ascii="Arial" w:hAnsi="Arial" w:cs="Arial"/>
+              <w:t>Jl.</w:t>
+            </w:r>
+            <w:r>
+              <w:rPr>
+                <w:rFonts w:ascii="Arial" w:eastAsia="Arial" w:hAnsi="Arial" w:cs="Arial"/>
                 <w:sz w:val="18"/>
                 <w:szCs w:val="18"/>
               </w:rPr>
-              <w:t xml:space="preserve">Jalan </w:t>
-            </w:r>
-            <w:proofErr w:type="spellStart"/>
-            <w:r>
-              <w:rPr>
-                <w:rFonts w:ascii="Arial" w:hAnsi="Arial" w:cs="Arial"/>
+              <w:t xml:space="preserve"> Cimincrang </w:t>
+            </w:r>
+            <w:r>
+              <w:rPr>
+                <w:rFonts w:ascii="Arial" w:eastAsia="Arial" w:hAnsi="Arial" w:cs="Arial"/>
                 <w:sz w:val="18"/>
                 <w:szCs w:val="18"/>
               </w:rPr>
-              <w:t>Cimincrang</w:t>
-            </w:r>
-            <w:proofErr w:type="spellEnd"/>
-            <w:r>
-              <w:rPr>
-                <w:rFonts w:ascii="Arial" w:hAnsi="Arial" w:cs="Arial"/>
+              <w:t>No.</w:t>
+            </w:r>
+            <w:r>
+              <w:rPr>
+                <w:rFonts w:ascii="Arial" w:eastAsia="Arial" w:hAnsi="Arial" w:cs="Arial"/>
                 <w:sz w:val="18"/>
                 <w:szCs w:val="18"/>
               </w:rPr>
-              <w:t xml:space="preserve"> </w:t>
-            </w:r>
-            <w:proofErr w:type="spellStart"/>
-            <w:r>
+              <w:t xml:space="preserve"> 26 Kel. Cimincrang Kec. Gedebage Kota Bandung 40294</w:t>
+            </w:r>
+          </w:p>
+          <w:p>
+            <w:pPr>
+              <w:jc w:val="center"/>
               <w:rPr>
                 <w:rFonts w:ascii="Arial" w:hAnsi="Arial" w:cs="Arial"/>
                 <w:sz w:val="18"/>
                 <w:szCs w:val="18"/>
               </w:rPr>
-              <w:t>Nomor</w:t>
-            </w:r>
-            <w:proofErr w:type="spellEnd"/>
+            </w:pPr>
             <w:r>
               <w:rPr>
                 <w:rFonts w:ascii="Arial" w:hAnsi="Arial" w:cs="Arial"/>
                 <w:sz w:val="18"/>
                 <w:szCs w:val="18"/>
               </w:rPr>
-              <w:t xml:space="preserve"> 26 </w:t>
-            </w:r>
-            <w:proofErr w:type="spellStart"/>
-            <w:r>
-              <w:rPr>
-                <w:rFonts w:ascii="Arial" w:hAnsi="Arial" w:cs="Arial"/>
-                <w:sz w:val="18"/>
-                <w:szCs w:val="18"/>
-              </w:rPr>
-              <w:t>Cimenerang</w:t>
-            </w:r>
-            <w:proofErr w:type="spellEnd"/>
-            <w:r>
-              <w:rPr>
-                <w:rFonts w:ascii="Arial" w:hAnsi="Arial" w:cs="Arial"/>
-                <w:sz w:val="18"/>
-                <w:szCs w:val="18"/>
-              </w:rPr>
-              <w:t xml:space="preserve"> </w:t>
-            </w:r>
-            <w:proofErr w:type="spellStart"/>
-            <w:r>
-              <w:rPr>
-                <w:rFonts w:ascii="Arial" w:hAnsi="Arial" w:cs="Arial"/>
-                <w:sz w:val="18"/>
-                <w:szCs w:val="18"/>
-              </w:rPr>
-              <w:t>Panyileukan</w:t>
-            </w:r>
-            <w:proofErr w:type="spellEnd"/>
-            <w:r>
-              <w:rPr>
-                <w:rFonts w:ascii="Arial" w:hAnsi="Arial" w:cs="Arial"/>
-                <w:sz w:val="18"/>
-                <w:szCs w:val="18"/>
-              </w:rPr>
-              <w:t xml:space="preserve"> Kota Bandung 40292</w:t>
-            </w:r>
-          </w:p>
-          <w:p>
-            <w:pPr>
-              <w:ind w:left="-94"/>
-              <w:jc w:val="center"/>
-              <w:rPr>
-                <w:rFonts w:ascii="Arial" w:hAnsi="Arial" w:cs="Arial"/>
-                <w:sz w:val="18"/>
-                <w:szCs w:val="18"/>
-              </w:rPr>
-            </w:pPr>
-            <w:r>
-              <w:rPr>
-                <w:rFonts w:ascii="Arial" w:hAnsi="Arial" w:cs="Arial"/>
-                <w:sz w:val="18"/>
-                <w:szCs w:val="18"/>
-              </w:rPr>
               <w:t>Call Center: 0813 893 9788</w:t>
             </w:r>
           </w:p>
           <w:p>
             <w:pPr>
-              <w:ind w:left="-94"/>
               <w:jc w:val="center"/>
               <w:rPr>
                 <w:rFonts w:ascii="Arial" w:hAnsi="Arial" w:cs="Arial"/>
@@ -337,28 +296,29 @@
             </w:pPr>
             <w:r>
               <w:rPr>
-                <w:rFonts w:ascii="Arial" w:hAnsi="Arial" w:cs="Arial"/>
+                <w:rFonts w:ascii="Arial" w:eastAsia="Arial" w:hAnsi="Arial" w:cs="Arial"/>
                 <w:sz w:val="18"/>
                 <w:szCs w:val="18"/>
               </w:rPr>
               <w:t xml:space="preserve">Website: </w:t>
             </w:r>
-            <w:hyperlink r:id="rId7" w:history="1">
+            <w:hyperlink r:id="rId7">
               <w:r>
                 <w:rPr>
-                  <w:rStyle w:val="Hyperlink"/>
-                  <w:rFonts w:ascii="Arial" w:hAnsi="Arial" w:cs="Arial"/>
+                  <w:rFonts w:ascii="Arial" w:eastAsia="Arial" w:hAnsi="Arial" w:cs="Arial"/>
                   <w:i/>
                   <w:iCs/>
+                  <w:color w:val="0000FF"/>
                   <w:sz w:val="18"/>
                   <w:szCs w:val="18"/>
+                  <w:u w:val="single"/>
                 </w:rPr>
                 <w:t>https://jabar.haji.go.id</w:t>
               </w:r>
             </w:hyperlink>
             <w:r>
               <w:rPr>
-                <w:rFonts w:ascii="Arial" w:hAnsi="Arial" w:cs="Arial"/>
+                <w:rFonts w:ascii="Arial" w:eastAsia="Arial" w:hAnsi="Arial" w:cs="Arial"/>
                 <w:i/>
                 <w:iCs/>
                 <w:sz w:val="18"/>
@@ -368,50 +328,31 @@
             </w:r>
             <w:r>
               <w:rPr>
-                <w:rFonts w:ascii="Arial" w:hAnsi="Arial" w:cs="Arial"/>
+                <w:rFonts w:ascii="Arial" w:eastAsia="Arial" w:hAnsi="Arial" w:cs="Arial"/>
                 <w:sz w:val="18"/>
                 <w:szCs w:val="18"/>
               </w:rPr>
               <w:t xml:space="preserve">email: </w:t>
             </w:r>
-            <w:hyperlink r:id="rId8" w:history="1">
+            <w:hyperlink r:id="rId8">
               <w:r>
                 <w:rPr>
-                  <w:rStyle w:val="Hyperlink"/>
-                  <w:rFonts w:ascii="Arial" w:hAnsi="Arial" w:cs="Arial"/>
+                  <w:rFonts w:ascii="Arial" w:eastAsia="Arial" w:hAnsi="Arial" w:cs="Arial"/>
                   <w:i/>
                   <w:iCs/>
+                  <w:color w:val="0000FF"/>
                   <w:sz w:val="18"/>
                   <w:szCs w:val="18"/>
+                  <w:u w:val="single"/>
                 </w:rPr>
                 <w:t>jabar@haji.go.id</w:t>
               </w:r>
             </w:hyperlink>
           </w:p>
-          <w:p>
-            <w:pPr>
-              <w:jc w:val="center"/>
-              <w:rPr>
-                <w:rFonts w:ascii="Arial" w:hAnsi="Arial" w:cs="Arial"/>
-                <w:sz w:val="20"/>
-                <w:lang w:val="pt-BR"/>
-              </w:rPr>
-            </w:pPr>
-          </w:p>
-          <w:p>
-            <w:pPr>
-              <w:jc w:val="center"/>
-              <w:rPr>
-                <w:rFonts w:ascii="Arial" w:hAnsi="Arial" w:cs="Arial"/>
-                <w:sz w:val="20"/>
-                <w:lang w:val="pt-BR"/>
-              </w:rPr>
-            </w:pPr>
-          </w:p>
-        </w:tc>
-        <w:tc>
-          <w:tcPr>
-            <w:tcW w:w="3261" w:type="dxa"/>
+        </w:tc>
+        <w:tc>
+          <w:tcPr>
+            <w:tcW w:w="2960" w:type="dxa"/>
           </w:tcPr>
           <w:p>
             <w:pPr>
@@ -467,6 +408,9 @@
           </w:p>
           <w:p>
             <w:pPr>
+              <w:tabs>
+                <w:tab w:val="left" w:pos="1451"/>
+              </w:tabs>
               <w:rPr>
                 <w:rFonts w:ascii="Arial" w:hAnsi="Arial" w:cs="Arial"/>
                 <w:sz w:val="20"/>
@@ -487,20 +431,22 @@
                 <w:sz w:val="20"/>
                 <w:lang w:val="pt-BR"/>
               </w:rPr>
-              <w:t xml:space="preserve">               </w:t>
-            </w:r>
-            <w:r>
-              <w:rPr>
-                <w:rFonts w:ascii="Arial" w:hAnsi="Arial" w:cs="Arial"/>
-                <w:sz w:val="20"/>
-                <w:lang w:val="pt-BR"/>
-              </w:rPr>
+              <w:tab/>
               <w:t xml:space="preserve">:           </w:t>
             </w:r>
           </w:p>
         </w:tc>
       </w:tr>
     </w:tbl>
+    <w:p>
+      <w:pPr>
+        <w:rPr>
+          <w:rFonts w:ascii="Arial" w:hAnsi="Arial" w:cs="Arial"/>
+          <w:sz w:val="20"/>
+          <w:lang w:val="pt-BR"/>
+        </w:rPr>
+      </w:pPr>
+    </w:p>
     <w:p>
       <w:pPr>
         <w:rPr>
@@ -727,7 +673,6 @@
                 <w:lang w:val="id-ID"/>
               </w:rPr>
             </w:pPr>
-            <w:proofErr w:type="spellStart"/>
             <w:r>
               <w:rPr>
                 <w:rFonts w:ascii="Arial" w:hAnsi="Arial" w:cs="Arial"/>
@@ -736,7 +681,6 @@
               </w:rPr>
               <w:t>Pejabat</w:t>
             </w:r>
-            <w:proofErr w:type="spellEnd"/>
             <w:r>
               <w:rPr>
                 <w:rFonts w:ascii="Arial" w:hAnsi="Arial" w:cs="Arial"/>
@@ -783,9 +727,36 @@
                 <w:rFonts w:ascii="Arial" w:hAnsi="Arial" w:cs="Arial"/>
                 <w:sz w:val="20"/>
                 <w:szCs w:val="20"/>
+                <w:lang w:val="sv-SE"/>
+              </w:rPr>
+              <w:t xml:space="preserve">Kementerian </w:t>
+            </w:r>
+            <w:r>
+              <w:rPr>
+                <w:rFonts w:ascii="Arial" w:hAnsi="Arial" w:cs="Arial"/>
+                <w:sz w:val="20"/>
+                <w:szCs w:val="20"/>
+                <w:lang w:val="sv-SE"/>
+              </w:rPr>
+              <w:t xml:space="preserve">Haji dan Umrah </w:t>
+            </w:r>
+            <w:r>
+              <w:rPr>
+                <w:rFonts w:ascii="Arial" w:hAnsi="Arial" w:cs="Arial"/>
+                <w:sz w:val="20"/>
+                <w:szCs w:val="20"/>
                 <w:lang w:val="id-ID"/>
               </w:rPr>
-              <w:t>{unit}</w:t>
+              <w:t xml:space="preserve">Kantor Wilayah </w:t>
+            </w:r>
+            <w:r>
+              <w:rPr>
+                <w:rFonts w:ascii="Arial" w:hAnsi="Arial" w:cs="Arial"/>
+                <w:sz w:val="20"/>
+                <w:szCs w:val="20"/>
+                <w:lang w:val="sv-SE"/>
+              </w:rPr>
+              <w:t>Provinsi Jawa Barat</w:t>
             </w:r>
           </w:p>
         </w:tc>
@@ -871,7 +842,6 @@
               </w:rPr>
               <w:t xml:space="preserve"> </w:t>
             </w:r>
-            <w:proofErr w:type="spellStart"/>
             <w:r>
               <w:rPr>
                 <w:rFonts w:ascii="Arial" w:hAnsi="Arial" w:cs="Arial"/>
@@ -879,17 +849,7 @@
                 <w:szCs w:val="20"/>
                 <w:lang w:val="es-MX"/>
               </w:rPr>
-              <w:t>Pegawai</w:t>
-            </w:r>
-            <w:proofErr w:type="spellEnd"/>
-            <w:r>
-              <w:rPr>
-                <w:rFonts w:ascii="Arial" w:hAnsi="Arial" w:cs="Arial"/>
-                <w:sz w:val="20"/>
-                <w:szCs w:val="20"/>
-                <w:lang w:val="es-MX"/>
-              </w:rPr>
-              <w:t xml:space="preserve"> yang </w:t>
+              <w:t xml:space="preserve">Pegawai yang </w:t>
             </w:r>
             <w:r>
               <w:rPr>
@@ -954,6 +914,17 @@
                 <w:szCs w:val="20"/>
                 <w:lang w:val="id-ID"/>
               </w:rPr>
+              <w:t xml:space="preserve">NIP. </w:t>
+            </w:r>
+            <w:r>
+              <w:rPr>
+                <w:rFonts w:ascii="Arial" w:hAnsi="Arial" w:cs="Arial"/>
+                <w:b/>
+                <w:bCs/>
+                <w:sz w:val="20"/>
+                <w:szCs w:val="20"/>
+                <w:lang w:val="id-ID"/>
+              </w:rPr>
               <w:t>{nip}</w:t>
             </w:r>
           </w:p>
@@ -1031,7 +1002,6 @@
                 <w:lang w:val="id-ID"/>
               </w:rPr>
             </w:pPr>
-            <w:proofErr w:type="spellStart"/>
             <w:r>
               <w:rPr>
                 <w:rFonts w:ascii="Arial" w:hAnsi="Arial" w:cs="Arial"/>
@@ -1040,7 +1010,6 @@
               </w:rPr>
               <w:t>Pangkat</w:t>
             </w:r>
-            <w:proofErr w:type="spellEnd"/>
             <w:r>
               <w:rPr>
                 <w:rFonts w:ascii="Arial" w:hAnsi="Arial" w:cs="Arial"/>
@@ -1128,25 +1097,7 @@
                 <w:sz w:val="20"/>
                 <w:szCs w:val="20"/>
               </w:rPr>
-              <w:t>{</w:t>
-            </w:r>
-            <w:proofErr w:type="spellStart"/>
-            <w:r>
-              <w:rPr>
-                <w:rFonts w:ascii="Arial" w:hAnsi="Arial" w:cs="Arial"/>
-                <w:sz w:val="20"/>
-                <w:szCs w:val="20"/>
-              </w:rPr>
-              <w:t>gol</w:t>
-            </w:r>
-            <w:proofErr w:type="spellEnd"/>
-            <w:r>
-              <w:rPr>
-                <w:rFonts w:ascii="Arial" w:hAnsi="Arial" w:cs="Arial"/>
-                <w:sz w:val="20"/>
-                <w:szCs w:val="20"/>
-              </w:rPr>
-              <w:t>}</w:t>
+              <w:t>{gol}</w:t>
             </w:r>
           </w:p>
         </w:tc>
@@ -1216,7 +1167,6 @@
                 <w:lang w:val="id-ID"/>
               </w:rPr>
             </w:pPr>
-            <w:proofErr w:type="spellStart"/>
             <w:r>
               <w:rPr>
                 <w:rFonts w:ascii="Arial" w:hAnsi="Arial" w:cs="Arial"/>
@@ -1225,7 +1175,6 @@
               </w:rPr>
               <w:t>Jabatan</w:t>
             </w:r>
-            <w:proofErr w:type="spellEnd"/>
             <w:r>
               <w:rPr>
                 <w:rFonts w:ascii="Arial" w:hAnsi="Arial" w:cs="Arial"/>
@@ -1289,25 +1238,7 @@
                 <w:sz w:val="20"/>
                 <w:szCs w:val="20"/>
               </w:rPr>
-              <w:t>{</w:t>
-            </w:r>
-            <w:proofErr w:type="spellStart"/>
-            <w:r>
-              <w:rPr>
-                <w:rFonts w:ascii="Arial" w:hAnsi="Arial" w:cs="Arial"/>
-                <w:sz w:val="20"/>
-                <w:szCs w:val="20"/>
-              </w:rPr>
-              <w:t>jabatan</w:t>
-            </w:r>
-            <w:proofErr w:type="spellEnd"/>
-            <w:r>
-              <w:rPr>
-                <w:rFonts w:ascii="Arial" w:hAnsi="Arial" w:cs="Arial"/>
-                <w:sz w:val="20"/>
-                <w:szCs w:val="20"/>
-              </w:rPr>
-              <w:t>}</w:t>
+              <w:t>{jabatan}</w:t>
             </w:r>
           </w:p>
         </w:tc>
@@ -1556,7 +1487,6 @@
               </w:rPr>
               <w:t xml:space="preserve"> </w:t>
             </w:r>
-            <w:proofErr w:type="spellStart"/>
             <w:r>
               <w:rPr>
                 <w:rFonts w:ascii="Arial" w:hAnsi="Arial" w:cs="Arial"/>
@@ -1565,7 +1495,6 @@
               </w:rPr>
               <w:t>Perjalanan</w:t>
             </w:r>
-            <w:proofErr w:type="spellEnd"/>
             <w:r>
               <w:rPr>
                 <w:rFonts w:ascii="Arial" w:hAnsi="Arial" w:cs="Arial"/>
@@ -1583,7 +1512,6 @@
               </w:rPr>
               <w:t>D</w:t>
             </w:r>
-            <w:proofErr w:type="spellStart"/>
             <w:r>
               <w:rPr>
                 <w:rFonts w:ascii="Arial" w:hAnsi="Arial" w:cs="Arial"/>
@@ -1592,7 +1520,6 @@
               </w:rPr>
               <w:t>inas</w:t>
             </w:r>
-            <w:proofErr w:type="spellEnd"/>
           </w:p>
         </w:tc>
         <w:tc>
@@ -1697,34 +1624,14 @@
               </w:rPr>
               <w:t xml:space="preserve"> </w:t>
             </w:r>
-            <w:proofErr w:type="spellStart"/>
-            <w:r>
-              <w:rPr>
-                <w:rFonts w:ascii="Arial" w:hAnsi="Arial" w:cs="Arial"/>
-                <w:sz w:val="20"/>
-                <w:szCs w:val="20"/>
-              </w:rPr>
-              <w:t>angkut</w:t>
-            </w:r>
-            <w:proofErr w:type="spellEnd"/>
-            <w:r>
-              <w:rPr>
-                <w:rFonts w:ascii="Arial" w:hAnsi="Arial" w:cs="Arial"/>
-                <w:sz w:val="20"/>
-                <w:szCs w:val="20"/>
-              </w:rPr>
-              <w:t xml:space="preserve"> yang </w:t>
-            </w:r>
-            <w:proofErr w:type="spellStart"/>
-            <w:r>
-              <w:rPr>
-                <w:rFonts w:ascii="Arial" w:hAnsi="Arial" w:cs="Arial"/>
-                <w:sz w:val="20"/>
-                <w:szCs w:val="20"/>
-              </w:rPr>
-              <w:t>dipergunakan</w:t>
-            </w:r>
-            <w:proofErr w:type="spellEnd"/>
+            <w:r>
+              <w:rPr>
+                <w:rFonts w:ascii="Arial" w:hAnsi="Arial" w:cs="Arial"/>
+                <w:sz w:val="20"/>
+                <w:szCs w:val="20"/>
+              </w:rPr>
+              <w:t>angkut yang dipergunakan</w:t>
+            </w:r>
           </w:p>
         </w:tc>
         <w:tc>
@@ -1862,7 +1769,6 @@
                 <w:szCs w:val="20"/>
               </w:rPr>
             </w:pPr>
-            <w:proofErr w:type="spellStart"/>
             <w:r>
               <w:rPr>
                 <w:rFonts w:ascii="Arial" w:hAnsi="Arial" w:cs="Arial"/>
@@ -1871,7 +1777,6 @@
               </w:rPr>
               <w:t>Tempat</w:t>
             </w:r>
-            <w:proofErr w:type="spellEnd"/>
             <w:r>
               <w:rPr>
                 <w:rFonts w:ascii="Arial" w:hAnsi="Arial" w:cs="Arial"/>
@@ -1880,7 +1785,6 @@
               </w:rPr>
               <w:t xml:space="preserve"> </w:t>
             </w:r>
-            <w:proofErr w:type="spellStart"/>
             <w:r>
               <w:rPr>
                 <w:rFonts w:ascii="Arial" w:hAnsi="Arial" w:cs="Arial"/>
@@ -1889,7 +1793,6 @@
               </w:rPr>
               <w:t>berangkat</w:t>
             </w:r>
-            <w:proofErr w:type="spellEnd"/>
           </w:p>
         </w:tc>
         <w:tc>
@@ -2016,7 +1919,6 @@
                 <w:szCs w:val="20"/>
               </w:rPr>
             </w:pPr>
-            <w:proofErr w:type="spellStart"/>
             <w:r>
               <w:rPr>
                 <w:rFonts w:ascii="Arial" w:hAnsi="Arial" w:cs="Arial"/>
@@ -2025,7 +1927,6 @@
               </w:rPr>
               <w:t>Tempat</w:t>
             </w:r>
-            <w:proofErr w:type="spellEnd"/>
             <w:r>
               <w:rPr>
                 <w:rFonts w:ascii="Arial" w:hAnsi="Arial" w:cs="Arial"/>
@@ -2034,7 +1935,6 @@
               </w:rPr>
               <w:t xml:space="preserve"> </w:t>
             </w:r>
-            <w:proofErr w:type="spellStart"/>
             <w:r>
               <w:rPr>
                 <w:rFonts w:ascii="Arial" w:hAnsi="Arial" w:cs="Arial"/>
@@ -2043,7 +1943,6 @@
               </w:rPr>
               <w:t>tujuan</w:t>
             </w:r>
-            <w:proofErr w:type="spellEnd"/>
           </w:p>
         </w:tc>
         <w:tc>
@@ -2193,7 +2092,6 @@
               </w:rPr>
               <w:t xml:space="preserve"> </w:t>
             </w:r>
-            <w:proofErr w:type="spellStart"/>
             <w:r>
               <w:rPr>
                 <w:rFonts w:ascii="Arial" w:hAnsi="Arial" w:cs="Arial"/>
@@ -2202,7 +2100,6 @@
               </w:rPr>
               <w:t>Perjalanan</w:t>
             </w:r>
-            <w:proofErr w:type="spellEnd"/>
             <w:r>
               <w:rPr>
                 <w:rFonts w:ascii="Arial" w:hAnsi="Arial" w:cs="Arial"/>
@@ -2272,18 +2169,8 @@
                 <w:sz w:val="20"/>
                 <w:szCs w:val="20"/>
               </w:rPr>
-              <w:t xml:space="preserve">{lama} </w:t>
-            </w:r>
-            <w:proofErr w:type="spellStart"/>
-            <w:r>
-              <w:rPr>
-                <w:rFonts w:ascii="Arial" w:hAnsi="Arial" w:cs="Arial"/>
-                <w:sz w:val="20"/>
-                <w:szCs w:val="20"/>
-              </w:rPr>
-              <w:t>hari</w:t>
-            </w:r>
-            <w:proofErr w:type="spellEnd"/>
+              <w:t>{lama} hari</w:t>
+            </w:r>
           </w:p>
         </w:tc>
       </w:tr>
@@ -2350,7 +2237,6 @@
                 <w:szCs w:val="20"/>
               </w:rPr>
             </w:pPr>
-            <w:proofErr w:type="spellStart"/>
             <w:r>
               <w:rPr>
                 <w:rFonts w:ascii="Arial" w:hAnsi="Arial" w:cs="Arial"/>
@@ -2359,7 +2245,6 @@
               </w:rPr>
               <w:t>Tanggal</w:t>
             </w:r>
-            <w:proofErr w:type="spellEnd"/>
             <w:r>
               <w:rPr>
                 <w:rFonts w:ascii="Arial" w:hAnsi="Arial" w:cs="Arial"/>
@@ -2368,7 +2253,6 @@
               </w:rPr>
               <w:t xml:space="preserve"> </w:t>
             </w:r>
-            <w:proofErr w:type="spellStart"/>
             <w:r>
               <w:rPr>
                 <w:rFonts w:ascii="Arial" w:hAnsi="Arial" w:cs="Arial"/>
@@ -2377,7 +2261,6 @@
               </w:rPr>
               <w:t>Berangkat</w:t>
             </w:r>
-            <w:proofErr w:type="spellEnd"/>
           </w:p>
         </w:tc>
         <w:tc>
@@ -2431,25 +2314,7 @@
                 <w:sz w:val="20"/>
                 <w:szCs w:val="20"/>
               </w:rPr>
-              <w:t>{</w:t>
-            </w:r>
-            <w:proofErr w:type="spellStart"/>
-            <w:r>
-              <w:rPr>
-                <w:rFonts w:ascii="Arial" w:hAnsi="Arial" w:cs="Arial"/>
-                <w:sz w:val="20"/>
-                <w:szCs w:val="20"/>
-              </w:rPr>
-              <w:t>tglBerangkat</w:t>
-            </w:r>
-            <w:proofErr w:type="spellEnd"/>
-            <w:r>
-              <w:rPr>
-                <w:rFonts w:ascii="Arial" w:hAnsi="Arial" w:cs="Arial"/>
-                <w:sz w:val="20"/>
-                <w:szCs w:val="20"/>
-              </w:rPr>
-              <w:t>}</w:t>
+              <w:t>{tglBerangkat}</w:t>
             </w:r>
           </w:p>
         </w:tc>
@@ -2523,7 +2388,6 @@
                 <w:lang w:val="id-ID"/>
               </w:rPr>
             </w:pPr>
-            <w:proofErr w:type="spellStart"/>
             <w:r>
               <w:rPr>
                 <w:rFonts w:ascii="Arial" w:hAnsi="Arial" w:cs="Arial"/>
@@ -2532,7 +2396,6 @@
               </w:rPr>
               <w:t>Tanggal</w:t>
             </w:r>
-            <w:proofErr w:type="spellEnd"/>
             <w:r>
               <w:rPr>
                 <w:rFonts w:ascii="Arial" w:hAnsi="Arial" w:cs="Arial"/>
@@ -2541,7 +2404,6 @@
               </w:rPr>
               <w:t xml:space="preserve"> </w:t>
             </w:r>
-            <w:proofErr w:type="spellStart"/>
             <w:r>
               <w:rPr>
                 <w:rFonts w:ascii="Arial" w:hAnsi="Arial" w:cs="Arial"/>
@@ -2550,7 +2412,6 @@
               </w:rPr>
               <w:t>harus</w:t>
             </w:r>
-            <w:proofErr w:type="spellEnd"/>
             <w:r>
               <w:rPr>
                 <w:rFonts w:ascii="Arial" w:hAnsi="Arial" w:cs="Arial"/>
@@ -2559,7 +2420,6 @@
               </w:rPr>
               <w:t xml:space="preserve"> </w:t>
             </w:r>
-            <w:proofErr w:type="spellStart"/>
             <w:r>
               <w:rPr>
                 <w:rFonts w:ascii="Arial" w:hAnsi="Arial" w:cs="Arial"/>
@@ -2568,7 +2428,6 @@
               </w:rPr>
               <w:t>kembali</w:t>
             </w:r>
-            <w:proofErr w:type="spellEnd"/>
             <w:r>
               <w:rPr>
                 <w:rFonts w:ascii="Arial" w:hAnsi="Arial" w:cs="Arial"/>
@@ -2633,25 +2492,7 @@
                 <w:sz w:val="20"/>
                 <w:szCs w:val="20"/>
               </w:rPr>
-              <w:t>{</w:t>
-            </w:r>
-            <w:proofErr w:type="spellStart"/>
-            <w:r>
-              <w:rPr>
-                <w:rFonts w:ascii="Arial" w:hAnsi="Arial" w:cs="Arial"/>
-                <w:sz w:val="20"/>
-                <w:szCs w:val="20"/>
-              </w:rPr>
-              <w:t>tglKembali</w:t>
-            </w:r>
-            <w:proofErr w:type="spellEnd"/>
-            <w:r>
-              <w:rPr>
-                <w:rFonts w:ascii="Arial" w:hAnsi="Arial" w:cs="Arial"/>
-                <w:sz w:val="20"/>
-                <w:szCs w:val="20"/>
-              </w:rPr>
-              <w:t>}</w:t>
+              <w:t>{tglKembali}</w:t>
             </w:r>
           </w:p>
         </w:tc>
@@ -3415,7 +3256,6 @@
                 <w:szCs w:val="20"/>
               </w:rPr>
             </w:pPr>
-            <w:proofErr w:type="spellStart"/>
             <w:r>
               <w:rPr>
                 <w:rFonts w:ascii="Arial" w:hAnsi="Arial" w:cs="Arial"/>
@@ -3424,7 +3264,6 @@
               </w:rPr>
               <w:t>Pembebanan</w:t>
             </w:r>
-            <w:proofErr w:type="spellEnd"/>
             <w:r>
               <w:rPr>
                 <w:rFonts w:ascii="Arial" w:hAnsi="Arial" w:cs="Arial"/>
@@ -3433,7 +3272,6 @@
               </w:rPr>
               <w:t xml:space="preserve"> </w:t>
             </w:r>
-            <w:proofErr w:type="spellStart"/>
             <w:r>
               <w:rPr>
                 <w:rFonts w:ascii="Arial" w:hAnsi="Arial" w:cs="Arial"/>
@@ -3442,7 +3280,6 @@
               </w:rPr>
               <w:t>Anggaran</w:t>
             </w:r>
-            <w:proofErr w:type="spellEnd"/>
           </w:p>
         </w:tc>
         <w:tc>
@@ -3531,7 +3368,6 @@
                 <w:szCs w:val="20"/>
               </w:rPr>
             </w:pPr>
-            <w:proofErr w:type="spellStart"/>
             <w:r>
               <w:rPr>
                 <w:rFonts w:ascii="Arial" w:hAnsi="Arial" w:cs="Arial"/>
@@ -3540,7 +3376,6 @@
               </w:rPr>
               <w:t>Instansi</w:t>
             </w:r>
-            <w:proofErr w:type="spellEnd"/>
           </w:p>
         </w:tc>
         <w:tc>
@@ -3792,23 +3627,13 @@
                 <w:szCs w:val="20"/>
               </w:rPr>
             </w:pPr>
-            <w:proofErr w:type="spellStart"/>
-            <w:r>
-              <w:rPr>
-                <w:rFonts w:ascii="Arial" w:hAnsi="Arial" w:cs="Arial"/>
-                <w:sz w:val="20"/>
-                <w:szCs w:val="20"/>
-              </w:rPr>
-              <w:t>Keterangan</w:t>
-            </w:r>
-            <w:proofErr w:type="spellEnd"/>
-            <w:r>
-              <w:rPr>
-                <w:rFonts w:ascii="Arial" w:hAnsi="Arial" w:cs="Arial"/>
-                <w:sz w:val="20"/>
-                <w:szCs w:val="20"/>
-              </w:rPr>
-              <w:t xml:space="preserve"> lain-lain</w:t>
+            <w:r>
+              <w:rPr>
+                <w:rFonts w:ascii="Arial" w:hAnsi="Arial" w:cs="Arial"/>
+                <w:sz w:val="20"/>
+                <w:szCs w:val="20"/>
+              </w:rPr>
+              <w:t>Keterangan lain-lain</w:t>
             </w:r>
           </w:p>
         </w:tc>
@@ -3939,22 +3764,7 @@
           <w:sz w:val="20"/>
         </w:rPr>
         <w:tab/>
-      </w:r>
-      <w:proofErr w:type="spellStart"/>
-      <w:r>
-        <w:rPr>
-          <w:rFonts w:ascii="Arial" w:hAnsi="Arial" w:cs="Arial"/>
-          <w:sz w:val="20"/>
-        </w:rPr>
-        <w:t>Dikeluarkan</w:t>
-      </w:r>
-      <w:proofErr w:type="spellEnd"/>
-      <w:r>
-        <w:rPr>
-          <w:rFonts w:ascii="Arial" w:hAnsi="Arial" w:cs="Arial"/>
-          <w:sz w:val="20"/>
-        </w:rPr>
-        <w:t xml:space="preserve"> di</w:t>
+        <w:t>Dikeluarkan di</w:t>
       </w:r>
       <w:r>
         <w:rPr>
@@ -3989,17 +3799,8 @@
           <w:sz w:val="20"/>
         </w:rPr>
         <w:tab/>
-        <w:t xml:space="preserve">Pada </w:t>
+        <w:t>Pada tanggal</w:t>
       </w:r>
-      <w:proofErr w:type="spellStart"/>
-      <w:r>
-        <w:rPr>
-          <w:rFonts w:ascii="Arial" w:hAnsi="Arial" w:cs="Arial"/>
-          <w:sz w:val="20"/>
-        </w:rPr>
-        <w:t>tanggal</w:t>
-      </w:r>
-      <w:proofErr w:type="spellEnd"/>
       <w:r>
         <w:rPr>
           <w:rFonts w:ascii="Arial" w:hAnsi="Arial" w:cs="Arial"/>
@@ -4021,25 +3822,7 @@
           <w:spacing w:val="20"/>
           <w:sz w:val="20"/>
         </w:rPr>
-        <w:t>{</w:t>
-      </w:r>
-      <w:proofErr w:type="spellStart"/>
-      <w:r>
-        <w:rPr>
-          <w:rFonts w:ascii="Arial" w:hAnsi="Arial" w:cs="Arial"/>
-          <w:spacing w:val="20"/>
-          <w:sz w:val="20"/>
-        </w:rPr>
-        <w:t>tglBerangkat</w:t>
-      </w:r>
-      <w:proofErr w:type="spellEnd"/>
-      <w:r>
-        <w:rPr>
-          <w:rFonts w:ascii="Arial" w:hAnsi="Arial" w:cs="Arial"/>
-          <w:spacing w:val="20"/>
-          <w:sz w:val="20"/>
-        </w:rPr>
-        <w:t>}</w:t>
+        <w:t>{tglBerangkat}</w:t>
       </w:r>
       <w:r>
         <w:rPr>
@@ -4274,48 +4057,13 @@
       <w:r>
         <w:rPr>
           <w:rFonts w:ascii="Arial" w:hAnsi="Arial" w:cs="Arial"/>
+          <w:b/>
+          <w:bCs/>
           <w:sz w:val="20"/>
           <w:szCs w:val="20"/>
-          <w:lang w:val="sv-SE"/>
+          <w:lang w:val="id-ID"/>
         </w:rPr>
-        <w:fldChar w:fldCharType="begin"/>
-      </w:r>
-      <w:r>
-        <w:rPr>
-          <w:rFonts w:ascii="Arial" w:hAnsi="Arial" w:cs="Arial"/>
-          <w:sz w:val="20"/>
-          <w:szCs w:val="20"/>
-          <w:lang w:val="sv-SE"/>
-        </w:rPr>
-        <w:instrText xml:space="preserve"> MERGEFIELD Nama_PPK </w:instrText>
-      </w:r>
-      <w:r>
-        <w:rPr>
-          <w:rFonts w:ascii="Arial" w:hAnsi="Arial" w:cs="Arial"/>
-          <w:sz w:val="20"/>
-          <w:szCs w:val="20"/>
-          <w:lang w:val="sv-SE"/>
-        </w:rPr>
-        <w:fldChar w:fldCharType="separate"/>
-      </w:r>
-      <w:r>
-        <w:rPr>
-          <w:rFonts w:ascii="Arial" w:hAnsi="Arial" w:cs="Arial"/>
-          <w:noProof/>
-          <w:sz w:val="20"/>
-          <w:szCs w:val="20"/>
-          <w:lang w:val="sv-SE"/>
-        </w:rPr>
-        <w:t>{namaPPK}</w:t>
-      </w:r>
-      <w:r>
-        <w:rPr>
-          <w:rFonts w:ascii="Arial" w:hAnsi="Arial" w:cs="Arial"/>
-          <w:sz w:val="20"/>
-          <w:szCs w:val="20"/>
-          <w:lang w:val="sv-SE"/>
-        </w:rPr>
-        <w:fldChar w:fldCharType="end"/>
+        <w:t>H. Boy Shubhul Muniir, ST.,S.Pd l.,M.M.</w:t>
       </w:r>
     </w:p>
     <w:p>
@@ -4353,26 +4101,9 @@
           <w:rFonts w:ascii="Arial" w:hAnsi="Arial" w:cs="Arial"/>
           <w:sz w:val="20"/>
           <w:szCs w:val="20"/>
+          <w:lang w:val="id-ID"/>
         </w:rPr>
-        <w:t>{</w:t>
-      </w:r>
-      <w:proofErr w:type="spellStart"/>
-      <w:r>
-        <w:rPr>
-          <w:rFonts w:ascii="Arial" w:hAnsi="Arial" w:cs="Arial"/>
-          <w:sz w:val="20"/>
-          <w:szCs w:val="20"/>
-        </w:rPr>
-        <w:t>nipPPK</w:t>
-      </w:r>
-      <w:proofErr w:type="spellEnd"/>
-      <w:r>
-        <w:rPr>
-          <w:rFonts w:ascii="Arial" w:hAnsi="Arial" w:cs="Arial"/>
-          <w:sz w:val="20"/>
-          <w:szCs w:val="20"/>
-        </w:rPr>
-        <w:t>}</w:t>
+        <w:t>198006132007011012</w:t>
       </w:r>
     </w:p>
     <w:p>
@@ -4493,7 +4224,6 @@
                 <w:sz w:val="20"/>
               </w:rPr>
             </w:pPr>
-            <w:proofErr w:type="spellStart"/>
             <w:r>
               <w:rPr>
                 <w:rFonts w:ascii="Arial" w:hAnsi="Arial" w:cs="Arial"/>
@@ -4501,7 +4231,6 @@
               </w:rPr>
               <w:t>Berangkat</w:t>
             </w:r>
-            <w:proofErr w:type="spellEnd"/>
             <w:r>
               <w:rPr>
                 <w:rFonts w:ascii="Arial" w:hAnsi="Arial" w:cs="Arial"/>
@@ -4509,7 +4238,6 @@
               </w:rPr>
               <w:t xml:space="preserve"> </w:t>
             </w:r>
-            <w:proofErr w:type="spellStart"/>
             <w:r>
               <w:rPr>
                 <w:rFonts w:ascii="Arial" w:hAnsi="Arial" w:cs="Arial"/>
@@ -4517,7 +4245,6 @@
               </w:rPr>
               <w:t>dari</w:t>
             </w:r>
-            <w:proofErr w:type="spellEnd"/>
           </w:p>
         </w:tc>
         <w:tc>
@@ -4596,17 +4323,8 @@
                 <w:rFonts w:ascii="Arial" w:hAnsi="Arial" w:cs="Arial"/>
                 <w:sz w:val="20"/>
               </w:rPr>
-              <w:t>(</w:t>
-            </w:r>
-            <w:proofErr w:type="spellStart"/>
-            <w:r>
-              <w:rPr>
-                <w:rFonts w:ascii="Arial" w:hAnsi="Arial" w:cs="Arial"/>
-                <w:sz w:val="20"/>
-              </w:rPr>
-              <w:t>Tempat</w:t>
-            </w:r>
-            <w:proofErr w:type="spellEnd"/>
+              <w:t>(Tempat</w:t>
+            </w:r>
             <w:r>
               <w:rPr>
                 <w:rFonts w:ascii="Arial" w:hAnsi="Arial" w:cs="Arial"/>
@@ -4614,21 +4332,12 @@
               </w:rPr>
               <w:t xml:space="preserve"> </w:t>
             </w:r>
-            <w:proofErr w:type="spellStart"/>
-            <w:r>
-              <w:rPr>
-                <w:rFonts w:ascii="Arial" w:hAnsi="Arial" w:cs="Arial"/>
-                <w:sz w:val="20"/>
-              </w:rPr>
-              <w:t>kedudukan</w:t>
-            </w:r>
-            <w:proofErr w:type="spellEnd"/>
-            <w:r>
-              <w:rPr>
-                <w:rFonts w:ascii="Arial" w:hAnsi="Arial" w:cs="Arial"/>
-                <w:sz w:val="20"/>
-              </w:rPr>
-              <w:t>)</w:t>
+            <w:r>
+              <w:rPr>
+                <w:rFonts w:ascii="Arial" w:hAnsi="Arial" w:cs="Arial"/>
+                <w:sz w:val="20"/>
+              </w:rPr>
+              <w:t>kedudukan)</w:t>
             </w:r>
           </w:p>
         </w:tc>
@@ -4763,29 +4472,6 @@
               </w:rPr>
               <w:t xml:space="preserve">  </w:t>
             </w:r>
-            <w:r>
-              <w:rPr>
-                <w:rFonts w:ascii="Arial" w:hAnsi="Arial" w:cs="Arial"/>
-                <w:sz w:val="20"/>
-              </w:rPr>
-              <w:t>{</w:t>
-            </w:r>
-            <w:proofErr w:type="spellStart"/>
-            <w:r>
-              <w:rPr>
-                <w:rFonts w:ascii="Arial" w:hAnsi="Arial" w:cs="Arial"/>
-                <w:sz w:val="20"/>
-              </w:rPr>
-              <w:t>kabkota</w:t>
-            </w:r>
-            <w:proofErr w:type="spellEnd"/>
-            <w:r>
-              <w:rPr>
-                <w:rFonts w:ascii="Arial" w:hAnsi="Arial" w:cs="Arial"/>
-                <w:sz w:val="20"/>
-              </w:rPr>
-              <w:t>}</w:t>
-            </w:r>
           </w:p>
         </w:tc>
       </w:tr>
@@ -4860,7 +4546,6 @@
               </w:rPr>
               <w:t xml:space="preserve"> </w:t>
             </w:r>
-            <w:proofErr w:type="spellStart"/>
             <w:r>
               <w:rPr>
                 <w:rFonts w:ascii="Arial" w:hAnsi="Arial" w:cs="Arial"/>
@@ -4868,7 +4553,6 @@
               </w:rPr>
               <w:t>tanggal</w:t>
             </w:r>
-            <w:proofErr w:type="spellEnd"/>
           </w:p>
         </w:tc>
         <w:tc>
@@ -4992,7 +4676,6 @@
                 <w:sz w:val="20"/>
               </w:rPr>
             </w:pPr>
-            <w:proofErr w:type="spellStart"/>
             <w:r>
               <w:rPr>
                 <w:rFonts w:ascii="Arial" w:hAnsi="Arial" w:cs="Arial"/>
@@ -5000,7 +4683,13 @@
               </w:rPr>
               <w:t>Kepala</w:t>
             </w:r>
-            <w:proofErr w:type="spellEnd"/>
+            <w:r>
+              <w:rPr>
+                <w:rFonts w:ascii="Arial" w:hAnsi="Arial" w:cs="Arial"/>
+                <w:sz w:val="20"/>
+              </w:rPr>
+              <w:t xml:space="preserve"> Kantor Wilayah</w:t>
+            </w:r>
           </w:p>
         </w:tc>
       </w:tr>
@@ -5091,7 +4780,25 @@
                 <w:sz w:val="20"/>
                 <w:lang w:val="es-MX"/>
               </w:rPr>
-              <w:t>{jabatanPPK}</w:t>
+              <w:t>{jabatan</w:t>
+            </w:r>
+            <w:r>
+              <w:rPr>
+                <w:rFonts w:ascii="Arial" w:hAnsi="Arial" w:cs="Arial"/>
+                <w:noProof/>
+                <w:sz w:val="20"/>
+                <w:lang w:val="es-MX"/>
+              </w:rPr>
+              <w:t>PPT</w:t>
+            </w:r>
+            <w:r>
+              <w:rPr>
+                <w:rFonts w:ascii="Arial" w:hAnsi="Arial" w:cs="Arial"/>
+                <w:noProof/>
+                <w:sz w:val="20"/>
+                <w:lang w:val="es-MX"/>
+              </w:rPr>
+              <w:t>}</w:t>
             </w:r>
             <w:r>
               <w:rPr>
@@ -5192,6 +4899,7 @@
           </w:p>
           <w:p>
             <w:pPr>
+              <w:ind w:right="318"/>
               <w:rPr>
                 <w:rFonts w:ascii="Arial" w:hAnsi="Arial" w:cs="Arial"/>
                 <w:sz w:val="20"/>
@@ -5333,7 +5041,23 @@
                 <w:szCs w:val="20"/>
                 <w:lang w:val="sv-SE"/>
               </w:rPr>
-              <w:t>{namaPPK}</w:t>
+              <w:t>{namaPP</w:t>
+            </w:r>
+            <w:r>
+              <w:rPr>
+                <w:noProof/>
+                <w:szCs w:val="20"/>
+                <w:lang w:val="sv-SE"/>
+              </w:rPr>
+              <w:t>T</w:t>
+            </w:r>
+            <w:r>
+              <w:rPr>
+                <w:noProof/>
+                <w:szCs w:val="20"/>
+                <w:lang w:val="sv-SE"/>
+              </w:rPr>
+              <w:t>}</w:t>
             </w:r>
             <w:r>
               <w:rPr>
@@ -5422,18 +5146,16 @@
                 <w:sz w:val="20"/>
                 <w:szCs w:val="20"/>
               </w:rPr>
-              <w:t>{</w:t>
-            </w:r>
-            <w:proofErr w:type="spellStart"/>
-            <w:r>
-              <w:rPr>
-                <w:rFonts w:ascii="Arial" w:hAnsi="Arial" w:cs="Arial"/>
-                <w:sz w:val="20"/>
-                <w:szCs w:val="20"/>
-              </w:rPr>
-              <w:t>nipPPK</w:t>
-            </w:r>
-            <w:proofErr w:type="spellEnd"/>
+              <w:t>{nipPP</w:t>
+            </w:r>
+            <w:r>
+              <w:rPr>
+                <w:rFonts w:ascii="Arial" w:hAnsi="Arial" w:cs="Arial"/>
+                <w:sz w:val="20"/>
+                <w:szCs w:val="20"/>
+              </w:rPr>
+              <w:t>T</w:t>
+            </w:r>
             <w:r>
               <w:rPr>
                 <w:rFonts w:ascii="Arial" w:hAnsi="Arial" w:cs="Arial"/>
@@ -5644,97 +5366,77 @@
               </w:rPr>
               <w:t xml:space="preserve">  </w:t>
             </w:r>
-            <w:r>
+          </w:p>
+        </w:tc>
+        <w:tc>
+          <w:tcPr>
+            <w:tcW w:w="1590" w:type="dxa"/>
+            <w:tcBorders>
+              <w:left w:val="single" w:sz="4" w:space="0" w:color="auto"/>
+            </w:tcBorders>
+          </w:tcPr>
+          <w:p>
+            <w:pPr>
+              <w:snapToGrid w:val="0"/>
+              <w:rPr>
+                <w:rFonts w:ascii="Arial" w:hAnsi="Arial" w:cs="Arial"/>
+                <w:sz w:val="20"/>
+              </w:rPr>
+            </w:pPr>
+            <w:r>
+              <w:rPr>
+                <w:rFonts w:ascii="Arial" w:hAnsi="Arial" w:cs="Arial"/>
+                <w:sz w:val="20"/>
+              </w:rPr>
+              <w:t>Berangkat</w:t>
+            </w:r>
+            <w:r>
+              <w:rPr>
+                <w:rFonts w:ascii="Arial" w:hAnsi="Arial" w:cs="Arial"/>
+                <w:sz w:val="20"/>
+              </w:rPr>
+              <w:t xml:space="preserve"> </w:t>
+            </w:r>
+            <w:r>
+              <w:rPr>
+                <w:rFonts w:ascii="Arial" w:hAnsi="Arial" w:cs="Arial"/>
+                <w:sz w:val="20"/>
+              </w:rPr>
+              <w:t>dari</w:t>
+            </w:r>
+          </w:p>
+        </w:tc>
+        <w:tc>
+          <w:tcPr>
+            <w:tcW w:w="3717" w:type="dxa"/>
+            <w:tcBorders>
+              <w:right w:val="single" w:sz="4" w:space="0" w:color="auto"/>
+            </w:tcBorders>
+          </w:tcPr>
+          <w:p>
+            <w:pPr>
+              <w:snapToGrid w:val="0"/>
               <w:rPr>
                 <w:rFonts w:ascii="Arial" w:hAnsi="Arial" w:cs="Arial"/>
                 <w:sz w:val="20"/>
                 <w:lang w:val="sv-SE"/>
               </w:rPr>
-              <w:t>{kabkota}</w:t>
-            </w:r>
-          </w:p>
-        </w:tc>
-        <w:tc>
-          <w:tcPr>
-            <w:tcW w:w="1590" w:type="dxa"/>
-            <w:tcBorders>
-              <w:left w:val="single" w:sz="4" w:space="0" w:color="auto"/>
-            </w:tcBorders>
-          </w:tcPr>
-          <w:p>
-            <w:pPr>
-              <w:snapToGrid w:val="0"/>
-              <w:rPr>
-                <w:rFonts w:ascii="Arial" w:hAnsi="Arial" w:cs="Arial"/>
-                <w:sz w:val="20"/>
-              </w:rPr>
-            </w:pPr>
-            <w:proofErr w:type="spellStart"/>
-            <w:r>
-              <w:rPr>
-                <w:rFonts w:ascii="Arial" w:hAnsi="Arial" w:cs="Arial"/>
-                <w:sz w:val="20"/>
-              </w:rPr>
-              <w:t>Berangkat</w:t>
-            </w:r>
-            <w:proofErr w:type="spellEnd"/>
-            <w:r>
-              <w:rPr>
-                <w:rFonts w:ascii="Arial" w:hAnsi="Arial" w:cs="Arial"/>
-                <w:sz w:val="20"/>
-              </w:rPr>
-              <w:t xml:space="preserve"> </w:t>
-            </w:r>
-            <w:proofErr w:type="spellStart"/>
-            <w:r>
-              <w:rPr>
-                <w:rFonts w:ascii="Arial" w:hAnsi="Arial" w:cs="Arial"/>
-                <w:sz w:val="20"/>
-              </w:rPr>
-              <w:t>dari</w:t>
-            </w:r>
-            <w:proofErr w:type="spellEnd"/>
-          </w:p>
-        </w:tc>
-        <w:tc>
-          <w:tcPr>
-            <w:tcW w:w="3717" w:type="dxa"/>
-            <w:tcBorders>
-              <w:right w:val="single" w:sz="4" w:space="0" w:color="auto"/>
-            </w:tcBorders>
-          </w:tcPr>
-          <w:p>
-            <w:pPr>
-              <w:snapToGrid w:val="0"/>
+            </w:pPr>
+            <w:r>
               <w:rPr>
                 <w:rFonts w:ascii="Arial" w:hAnsi="Arial" w:cs="Arial"/>
                 <w:sz w:val="20"/>
                 <w:lang w:val="sv-SE"/>
               </w:rPr>
-            </w:pPr>
+              <w:t xml:space="preserve">: </w:t>
+            </w:r>
             <w:r>
               <w:rPr>
                 <w:rFonts w:ascii="Arial" w:hAnsi="Arial" w:cs="Arial"/>
                 <w:sz w:val="20"/>
                 <w:lang w:val="sv-SE"/>
               </w:rPr>
-              <w:t xml:space="preserve">: </w:t>
-            </w:r>
-            <w:r>
-              <w:rPr>
-                <w:rFonts w:ascii="Arial" w:hAnsi="Arial" w:cs="Arial"/>
-                <w:sz w:val="20"/>
-                <w:lang w:val="sv-SE"/>
-              </w:rPr>
               <w:t xml:space="preserve">  </w:t>
-            </w:r>
-            <w:r>
-              <w:rPr>
-                <w:rFonts w:ascii="Arial" w:hAnsi="Arial" w:cs="Arial"/>
-                <w:sz w:val="20"/>
-                <w:lang w:val="sv-SE"/>
-              </w:rPr>
-              <w:t>{kabkota}</w:t>
             </w:r>
             <w:r>
               <w:rPr>
@@ -5817,7 +5519,6 @@
               </w:rPr>
               <w:t xml:space="preserve"> </w:t>
             </w:r>
-            <w:proofErr w:type="spellStart"/>
             <w:r>
               <w:rPr>
                 <w:rFonts w:ascii="Arial" w:hAnsi="Arial" w:cs="Arial"/>
@@ -5825,7 +5526,6 @@
               </w:rPr>
               <w:t>tanggal</w:t>
             </w:r>
-            <w:proofErr w:type="spellEnd"/>
           </w:p>
         </w:tc>
         <w:tc>
@@ -5863,23 +5563,7 @@
                 <w:rFonts w:ascii="Arial" w:hAnsi="Arial" w:cs="Arial"/>
                 <w:sz w:val="20"/>
               </w:rPr>
-              <w:t>{</w:t>
-            </w:r>
-            <w:proofErr w:type="spellStart"/>
-            <w:r>
-              <w:rPr>
-                <w:rFonts w:ascii="Arial" w:hAnsi="Arial" w:cs="Arial"/>
-                <w:sz w:val="20"/>
-              </w:rPr>
-              <w:t>tglBerangkat</w:t>
-            </w:r>
-            <w:proofErr w:type="spellEnd"/>
-            <w:r>
-              <w:rPr>
-                <w:rFonts w:ascii="Arial" w:hAnsi="Arial" w:cs="Arial"/>
-                <w:sz w:val="20"/>
-              </w:rPr>
-              <w:t>}</w:t>
+              <w:t>{tglBerangkat}</w:t>
             </w:r>
           </w:p>
         </w:tc>
@@ -5977,7 +5661,6 @@
                 <w:sz w:val="20"/>
               </w:rPr>
             </w:pPr>
-            <w:proofErr w:type="spellStart"/>
             <w:r>
               <w:rPr>
                 <w:rFonts w:ascii="Arial" w:hAnsi="Arial" w:cs="Arial"/>
@@ -5985,7 +5668,6 @@
               </w:rPr>
               <w:t>Kepala</w:t>
             </w:r>
-            <w:proofErr w:type="spellEnd"/>
           </w:p>
         </w:tc>
         <w:tc>
@@ -6067,17 +5749,8 @@
                 <w:rFonts w:ascii="Arial" w:hAnsi="Arial" w:cs="Arial"/>
                 <w:sz w:val="20"/>
               </w:rPr>
-              <w:t xml:space="preserve">Pada </w:t>
-            </w:r>
-            <w:proofErr w:type="spellStart"/>
-            <w:r>
-              <w:rPr>
-                <w:rFonts w:ascii="Arial" w:hAnsi="Arial" w:cs="Arial"/>
-                <w:sz w:val="20"/>
-              </w:rPr>
-              <w:t>tanggal</w:t>
-            </w:r>
-            <w:proofErr w:type="spellEnd"/>
+              <w:t>Pada tanggal</w:t>
+            </w:r>
           </w:p>
         </w:tc>
         <w:tc>
@@ -6114,30 +5787,7 @@
                 <w:rFonts w:ascii="Arial" w:hAnsi="Arial" w:cs="Arial"/>
                 <w:sz w:val="20"/>
               </w:rPr>
-              <w:t>{</w:t>
-            </w:r>
-            <w:proofErr w:type="spellStart"/>
-            <w:r>
-              <w:rPr>
-                <w:rFonts w:ascii="Arial" w:hAnsi="Arial" w:cs="Arial"/>
-                <w:sz w:val="20"/>
-              </w:rPr>
-              <w:t>tgl</w:t>
-            </w:r>
-            <w:r>
-              <w:rPr>
-                <w:rFonts w:ascii="Arial" w:hAnsi="Arial" w:cs="Arial"/>
-                <w:sz w:val="20"/>
-              </w:rPr>
-              <w:t>Kembali</w:t>
-            </w:r>
-            <w:proofErr w:type="spellEnd"/>
-            <w:r>
-              <w:rPr>
-                <w:rFonts w:ascii="Arial" w:hAnsi="Arial" w:cs="Arial"/>
-                <w:sz w:val="20"/>
-              </w:rPr>
-              <w:t>}</w:t>
+              <w:t>{tglKembali}</w:t>
             </w:r>
           </w:p>
         </w:tc>
@@ -6208,7 +5858,6 @@
                 <w:sz w:val="20"/>
               </w:rPr>
             </w:pPr>
-            <w:proofErr w:type="spellStart"/>
             <w:r>
               <w:rPr>
                 <w:rFonts w:ascii="Arial" w:hAnsi="Arial" w:cs="Arial"/>
@@ -6216,7 +5865,6 @@
               </w:rPr>
               <w:t>Kepala</w:t>
             </w:r>
-            <w:proofErr w:type="spellEnd"/>
           </w:p>
         </w:tc>
         <w:tc>
@@ -6229,11 +5877,6 @@
           <w:p>
             <w:pPr>
               <w:snapToGrid w:val="0"/>
-              <w:rPr>
-                <w:rFonts w:ascii="Arial" w:hAnsi="Arial" w:cs="Arial"/>
-                <w:sz w:val="20"/>
-                <w:lang w:val="sv-SE"/>
-              </w:rPr>
             </w:pPr>
             <w:r>
               <w:rPr>
@@ -6257,8 +5900,18 @@
                 <w:sz w:val="18"/>
                 <w:szCs w:val="22"/>
               </w:rPr>
-              <w:t xml:space="preserve">   </w:t>
-            </w:r>
+              <w:t xml:space="preserve">  </w:t>
+            </w:r>
+          </w:p>
+          <w:p>
+            <w:pPr>
+              <w:snapToGrid w:val="0"/>
+              <w:rPr>
+                <w:rFonts w:ascii="Arial" w:hAnsi="Arial" w:cs="Arial"/>
+                <w:sz w:val="20"/>
+                <w:lang w:val="sv-SE"/>
+              </w:rPr>
+            </w:pPr>
             <w:r>
               <w:rPr>
                 <w:rFonts w:ascii="Arial" w:hAnsi="Arial" w:cs="Arial"/>
@@ -6848,31 +6501,13 @@
                 <w:sz w:val="20"/>
               </w:rPr>
             </w:pPr>
-            <w:proofErr w:type="spellStart"/>
-            <w:r>
-              <w:rPr>
-                <w:rFonts w:ascii="Arial" w:hAnsi="Arial" w:cs="Arial"/>
-                <w:sz w:val="20"/>
-              </w:rPr>
-              <w:t>Berangkat</w:t>
-            </w:r>
-            <w:proofErr w:type="spellEnd"/>
-            <w:r>
-              <w:rPr>
-                <w:rFonts w:ascii="Arial" w:hAnsi="Arial" w:cs="Arial"/>
-                <w:sz w:val="20"/>
-              </w:rPr>
-              <w:t xml:space="preserve"> </w:t>
-            </w:r>
-            <w:proofErr w:type="spellStart"/>
-            <w:r>
-              <w:rPr>
-                <w:rFonts w:ascii="Arial" w:hAnsi="Arial" w:cs="Arial"/>
-                <w:sz w:val="20"/>
-              </w:rPr>
-              <w:t>dari</w:t>
-            </w:r>
-            <w:proofErr w:type="spellEnd"/>
+            <w:r>
+              <w:rPr>
+                <w:rFonts w:ascii="Arial" w:hAnsi="Arial" w:cs="Arial"/>
+                <w:sz w:val="20"/>
+              </w:rPr>
+              <w:t>Berangkat dari</w:t>
+            </w:r>
           </w:p>
         </w:tc>
         <w:tc>
@@ -6943,17 +6578,8 @@
                 <w:rFonts w:ascii="Arial" w:hAnsi="Arial" w:cs="Arial"/>
                 <w:sz w:val="20"/>
               </w:rPr>
-              <w:t xml:space="preserve">Pada </w:t>
-            </w:r>
-            <w:proofErr w:type="spellStart"/>
-            <w:r>
-              <w:rPr>
-                <w:rFonts w:ascii="Arial" w:hAnsi="Arial" w:cs="Arial"/>
-                <w:sz w:val="20"/>
-              </w:rPr>
-              <w:t>tanggal</w:t>
-            </w:r>
-            <w:proofErr w:type="spellEnd"/>
+              <w:t>Pada tanggal</w:t>
+            </w:r>
           </w:p>
         </w:tc>
         <w:tc>
@@ -7069,7 +6695,6 @@
                 <w:sz w:val="20"/>
               </w:rPr>
             </w:pPr>
-            <w:proofErr w:type="spellStart"/>
             <w:r>
               <w:rPr>
                 <w:rFonts w:ascii="Arial" w:hAnsi="Arial" w:cs="Arial"/>
@@ -7077,7 +6702,6 @@
               </w:rPr>
               <w:t>Kepala</w:t>
             </w:r>
-            <w:proofErr w:type="spellEnd"/>
           </w:p>
         </w:tc>
         <w:tc>
@@ -7129,17 +6753,8 @@
                 <w:rFonts w:ascii="Arial" w:hAnsi="Arial" w:cs="Arial"/>
                 <w:sz w:val="20"/>
               </w:rPr>
-              <w:t xml:space="preserve">Pada </w:t>
-            </w:r>
-            <w:proofErr w:type="spellStart"/>
-            <w:r>
-              <w:rPr>
-                <w:rFonts w:ascii="Arial" w:hAnsi="Arial" w:cs="Arial"/>
-                <w:sz w:val="20"/>
-              </w:rPr>
-              <w:t>tanggal</w:t>
-            </w:r>
-            <w:proofErr w:type="spellEnd"/>
+              <w:t>Pada tanggal</w:t>
+            </w:r>
           </w:p>
         </w:tc>
         <w:tc>
@@ -7241,7 +6856,6 @@
                 <w:sz w:val="20"/>
               </w:rPr>
             </w:pPr>
-            <w:proofErr w:type="spellStart"/>
             <w:r>
               <w:rPr>
                 <w:rFonts w:ascii="Arial" w:hAnsi="Arial" w:cs="Arial"/>
@@ -7249,7 +6863,6 @@
               </w:rPr>
               <w:t>Kepala</w:t>
             </w:r>
-            <w:proofErr w:type="spellEnd"/>
           </w:p>
         </w:tc>
         <w:tc>
@@ -7732,31 +7345,13 @@
                 <w:sz w:val="20"/>
               </w:rPr>
             </w:pPr>
-            <w:proofErr w:type="spellStart"/>
-            <w:r>
-              <w:rPr>
-                <w:rFonts w:ascii="Arial" w:hAnsi="Arial" w:cs="Arial"/>
-                <w:sz w:val="20"/>
-              </w:rPr>
-              <w:t>Berangkat</w:t>
-            </w:r>
-            <w:proofErr w:type="spellEnd"/>
-            <w:r>
-              <w:rPr>
-                <w:rFonts w:ascii="Arial" w:hAnsi="Arial" w:cs="Arial"/>
-                <w:sz w:val="20"/>
-              </w:rPr>
-              <w:t xml:space="preserve"> </w:t>
-            </w:r>
-            <w:proofErr w:type="spellStart"/>
-            <w:r>
-              <w:rPr>
-                <w:rFonts w:ascii="Arial" w:hAnsi="Arial" w:cs="Arial"/>
-                <w:sz w:val="20"/>
-              </w:rPr>
-              <w:t>dari</w:t>
-            </w:r>
-            <w:proofErr w:type="spellEnd"/>
+            <w:r>
+              <w:rPr>
+                <w:rFonts w:ascii="Arial" w:hAnsi="Arial" w:cs="Arial"/>
+                <w:sz w:val="20"/>
+              </w:rPr>
+              <w:t>Berangkat dari</w:t>
+            </w:r>
           </w:p>
         </w:tc>
         <w:tc>
@@ -7826,17 +7421,8 @@
                 <w:rFonts w:ascii="Arial" w:hAnsi="Arial" w:cs="Arial"/>
                 <w:sz w:val="20"/>
               </w:rPr>
-              <w:t xml:space="preserve">Pada </w:t>
-            </w:r>
-            <w:proofErr w:type="spellStart"/>
-            <w:r>
-              <w:rPr>
-                <w:rFonts w:ascii="Arial" w:hAnsi="Arial" w:cs="Arial"/>
-                <w:sz w:val="20"/>
-              </w:rPr>
-              <w:t>tanggal</w:t>
-            </w:r>
-            <w:proofErr w:type="spellEnd"/>
+              <w:t>Pada tanggal</w:t>
+            </w:r>
           </w:p>
         </w:tc>
         <w:tc>
@@ -7952,7 +7538,6 @@
                 <w:sz w:val="20"/>
               </w:rPr>
             </w:pPr>
-            <w:proofErr w:type="spellStart"/>
             <w:r>
               <w:rPr>
                 <w:rFonts w:ascii="Arial" w:hAnsi="Arial" w:cs="Arial"/>
@@ -7960,7 +7545,6 @@
               </w:rPr>
               <w:t>Kepala</w:t>
             </w:r>
-            <w:proofErr w:type="spellEnd"/>
           </w:p>
         </w:tc>
         <w:tc>
@@ -8010,17 +7594,8 @@
                 <w:rFonts w:ascii="Arial" w:hAnsi="Arial" w:cs="Arial"/>
                 <w:sz w:val="20"/>
               </w:rPr>
-              <w:t xml:space="preserve">Pada </w:t>
-            </w:r>
-            <w:proofErr w:type="spellStart"/>
-            <w:r>
-              <w:rPr>
-                <w:rFonts w:ascii="Arial" w:hAnsi="Arial" w:cs="Arial"/>
-                <w:sz w:val="20"/>
-              </w:rPr>
-              <w:t>tanggal</w:t>
-            </w:r>
-            <w:proofErr w:type="spellEnd"/>
+              <w:t>Pada tanggal</w:t>
+            </w:r>
           </w:p>
         </w:tc>
         <w:tc>
@@ -8122,7 +7697,6 @@
                 <w:sz w:val="20"/>
               </w:rPr>
             </w:pPr>
-            <w:proofErr w:type="spellStart"/>
             <w:r>
               <w:rPr>
                 <w:rFonts w:ascii="Arial" w:hAnsi="Arial" w:cs="Arial"/>
@@ -8130,7 +7704,6 @@
               </w:rPr>
               <w:t>Kepala</w:t>
             </w:r>
-            <w:proofErr w:type="spellEnd"/>
           </w:p>
         </w:tc>
         <w:tc>
@@ -8462,23 +8035,7 @@
                 <w:rFonts w:ascii="Arial" w:hAnsi="Arial" w:cs="Arial"/>
                 <w:sz w:val="20"/>
               </w:rPr>
-              <w:t xml:space="preserve">Telah </w:t>
-            </w:r>
-            <w:proofErr w:type="spellStart"/>
-            <w:r>
-              <w:rPr>
-                <w:rFonts w:ascii="Arial" w:hAnsi="Arial" w:cs="Arial"/>
-                <w:sz w:val="20"/>
-              </w:rPr>
-              <w:t>tiba</w:t>
-            </w:r>
-            <w:proofErr w:type="spellEnd"/>
-            <w:r>
-              <w:rPr>
-                <w:rFonts w:ascii="Arial" w:hAnsi="Arial" w:cs="Arial"/>
-                <w:sz w:val="20"/>
-              </w:rPr>
-              <w:t xml:space="preserve"> di</w:t>
+              <w:t>Telah tiba di</w:t>
             </w:r>
           </w:p>
         </w:tc>
@@ -8541,295 +8098,7 @@
                 <w:rFonts w:ascii="Arial" w:hAnsi="Arial" w:cs="Arial"/>
                 <w:sz w:val="20"/>
               </w:rPr>
-              <w:t xml:space="preserve">Telah </w:t>
-            </w:r>
-            <w:proofErr w:type="spellStart"/>
-            <w:r>
-              <w:rPr>
-                <w:rFonts w:ascii="Arial" w:hAnsi="Arial" w:cs="Arial"/>
-                <w:sz w:val="20"/>
-              </w:rPr>
-              <w:t>diperiksa</w:t>
-            </w:r>
-            <w:proofErr w:type="spellEnd"/>
-            <w:r>
-              <w:rPr>
-                <w:rFonts w:ascii="Arial" w:hAnsi="Arial" w:cs="Arial"/>
-                <w:sz w:val="20"/>
-              </w:rPr>
-              <w:t xml:space="preserve"> </w:t>
-            </w:r>
-            <w:proofErr w:type="spellStart"/>
-            <w:r>
-              <w:rPr>
-                <w:rFonts w:ascii="Arial" w:hAnsi="Arial" w:cs="Arial"/>
-                <w:sz w:val="20"/>
-              </w:rPr>
-              <w:t>dengan</w:t>
-            </w:r>
-            <w:proofErr w:type="spellEnd"/>
-            <w:r>
-              <w:rPr>
-                <w:rFonts w:ascii="Arial" w:hAnsi="Arial" w:cs="Arial"/>
-                <w:sz w:val="20"/>
-              </w:rPr>
-              <w:t xml:space="preserve"> </w:t>
-            </w:r>
-            <w:proofErr w:type="spellStart"/>
-            <w:r>
-              <w:rPr>
-                <w:rFonts w:ascii="Arial" w:hAnsi="Arial" w:cs="Arial"/>
-                <w:sz w:val="20"/>
-              </w:rPr>
-              <w:t>keterangan</w:t>
-            </w:r>
-            <w:proofErr w:type="spellEnd"/>
-            <w:r>
-              <w:rPr>
-                <w:rFonts w:ascii="Arial" w:hAnsi="Arial" w:cs="Arial"/>
-                <w:sz w:val="20"/>
-              </w:rPr>
-              <w:t xml:space="preserve"> </w:t>
-            </w:r>
-            <w:proofErr w:type="spellStart"/>
-            <w:r>
-              <w:rPr>
-                <w:rFonts w:ascii="Arial" w:hAnsi="Arial" w:cs="Arial"/>
-                <w:sz w:val="20"/>
-              </w:rPr>
-              <w:t>bahwa</w:t>
-            </w:r>
-            <w:proofErr w:type="spellEnd"/>
-            <w:r>
-              <w:rPr>
-                <w:rFonts w:ascii="Arial" w:hAnsi="Arial" w:cs="Arial"/>
-                <w:sz w:val="20"/>
-              </w:rPr>
-              <w:t xml:space="preserve"> </w:t>
-            </w:r>
-            <w:proofErr w:type="spellStart"/>
-            <w:r>
-              <w:rPr>
-                <w:rFonts w:ascii="Arial" w:hAnsi="Arial" w:cs="Arial"/>
-                <w:sz w:val="20"/>
-              </w:rPr>
-              <w:t>perjalanan</w:t>
-            </w:r>
-            <w:proofErr w:type="spellEnd"/>
-            <w:r>
-              <w:rPr>
-                <w:rFonts w:ascii="Arial" w:hAnsi="Arial" w:cs="Arial"/>
-                <w:sz w:val="20"/>
-              </w:rPr>
-              <w:t xml:space="preserve"> </w:t>
-            </w:r>
-            <w:proofErr w:type="spellStart"/>
-            <w:r>
-              <w:rPr>
-                <w:rFonts w:ascii="Arial" w:hAnsi="Arial" w:cs="Arial"/>
-                <w:sz w:val="20"/>
-              </w:rPr>
-              <w:t>tersebut</w:t>
-            </w:r>
-            <w:proofErr w:type="spellEnd"/>
-            <w:r>
-              <w:rPr>
-                <w:rFonts w:ascii="Arial" w:hAnsi="Arial" w:cs="Arial"/>
-                <w:sz w:val="20"/>
-              </w:rPr>
-              <w:t xml:space="preserve"> </w:t>
-            </w:r>
-            <w:proofErr w:type="spellStart"/>
-            <w:r>
-              <w:rPr>
-                <w:rFonts w:ascii="Arial" w:hAnsi="Arial" w:cs="Arial"/>
-                <w:sz w:val="20"/>
-              </w:rPr>
-              <w:t>benar</w:t>
-            </w:r>
-            <w:proofErr w:type="spellEnd"/>
-            <w:r>
-              <w:rPr>
-                <w:rFonts w:ascii="Arial" w:hAnsi="Arial" w:cs="Arial"/>
-                <w:sz w:val="20"/>
-              </w:rPr>
-              <w:t xml:space="preserve"> </w:t>
-            </w:r>
-            <w:proofErr w:type="spellStart"/>
-            <w:r>
-              <w:rPr>
-                <w:rFonts w:ascii="Arial" w:hAnsi="Arial" w:cs="Arial"/>
-                <w:sz w:val="20"/>
-              </w:rPr>
-              <w:t>dilakukan</w:t>
-            </w:r>
-            <w:proofErr w:type="spellEnd"/>
-            <w:r>
-              <w:rPr>
-                <w:rFonts w:ascii="Arial" w:hAnsi="Arial" w:cs="Arial"/>
-                <w:sz w:val="20"/>
-              </w:rPr>
-              <w:t xml:space="preserve"> </w:t>
-            </w:r>
-            <w:proofErr w:type="spellStart"/>
-            <w:r>
-              <w:rPr>
-                <w:rFonts w:ascii="Arial" w:hAnsi="Arial" w:cs="Arial"/>
-                <w:sz w:val="20"/>
-              </w:rPr>
-              <w:t>atas</w:t>
-            </w:r>
-            <w:proofErr w:type="spellEnd"/>
-            <w:r>
-              <w:rPr>
-                <w:rFonts w:ascii="Arial" w:hAnsi="Arial" w:cs="Arial"/>
-                <w:sz w:val="20"/>
-              </w:rPr>
-              <w:t xml:space="preserve"> </w:t>
-            </w:r>
-            <w:proofErr w:type="spellStart"/>
-            <w:r>
-              <w:rPr>
-                <w:rFonts w:ascii="Arial" w:hAnsi="Arial" w:cs="Arial"/>
-                <w:sz w:val="20"/>
-              </w:rPr>
-              <w:t>perintahnya</w:t>
-            </w:r>
-            <w:proofErr w:type="spellEnd"/>
-            <w:r>
-              <w:rPr>
-                <w:rFonts w:ascii="Arial" w:hAnsi="Arial" w:cs="Arial"/>
-                <w:sz w:val="20"/>
-              </w:rPr>
-              <w:t xml:space="preserve">, dan </w:t>
-            </w:r>
-            <w:proofErr w:type="spellStart"/>
-            <w:r>
-              <w:rPr>
-                <w:rFonts w:ascii="Arial" w:hAnsi="Arial" w:cs="Arial"/>
-                <w:sz w:val="20"/>
-              </w:rPr>
-              <w:t>semata</w:t>
-            </w:r>
-            <w:proofErr w:type="spellEnd"/>
-            <w:r>
-              <w:rPr>
-                <w:rFonts w:ascii="Arial" w:hAnsi="Arial" w:cs="Arial"/>
-                <w:sz w:val="20"/>
-              </w:rPr>
-              <w:t xml:space="preserve"> </w:t>
-            </w:r>
-            <w:proofErr w:type="spellStart"/>
-            <w:r>
-              <w:rPr>
-                <w:rFonts w:ascii="Arial" w:hAnsi="Arial" w:cs="Arial"/>
-                <w:sz w:val="20"/>
-              </w:rPr>
-              <w:t>mata</w:t>
-            </w:r>
-            <w:proofErr w:type="spellEnd"/>
-            <w:r>
-              <w:rPr>
-                <w:rFonts w:ascii="Arial" w:hAnsi="Arial" w:cs="Arial"/>
-                <w:sz w:val="20"/>
-              </w:rPr>
-              <w:t xml:space="preserve"> </w:t>
-            </w:r>
-            <w:proofErr w:type="spellStart"/>
-            <w:r>
-              <w:rPr>
-                <w:rFonts w:ascii="Arial" w:hAnsi="Arial" w:cs="Arial"/>
-                <w:sz w:val="20"/>
-              </w:rPr>
-              <w:t>untuk</w:t>
-            </w:r>
-            <w:proofErr w:type="spellEnd"/>
-            <w:r>
-              <w:rPr>
-                <w:rFonts w:ascii="Arial" w:hAnsi="Arial" w:cs="Arial"/>
-                <w:sz w:val="20"/>
-              </w:rPr>
-              <w:t xml:space="preserve"> </w:t>
-            </w:r>
-            <w:proofErr w:type="spellStart"/>
-            <w:r>
-              <w:rPr>
-                <w:rFonts w:ascii="Arial" w:hAnsi="Arial" w:cs="Arial"/>
-                <w:sz w:val="20"/>
-              </w:rPr>
-              <w:t>kepentingan</w:t>
-            </w:r>
-            <w:proofErr w:type="spellEnd"/>
-            <w:r>
-              <w:rPr>
-                <w:rFonts w:ascii="Arial" w:hAnsi="Arial" w:cs="Arial"/>
-                <w:sz w:val="20"/>
-              </w:rPr>
-              <w:t xml:space="preserve"> </w:t>
-            </w:r>
-            <w:proofErr w:type="spellStart"/>
-            <w:r>
-              <w:rPr>
-                <w:rFonts w:ascii="Arial" w:hAnsi="Arial" w:cs="Arial"/>
-                <w:sz w:val="20"/>
-              </w:rPr>
-              <w:t>jabatan</w:t>
-            </w:r>
-            <w:proofErr w:type="spellEnd"/>
-            <w:r>
-              <w:rPr>
-                <w:rFonts w:ascii="Arial" w:hAnsi="Arial" w:cs="Arial"/>
-                <w:sz w:val="20"/>
-              </w:rPr>
-              <w:t xml:space="preserve"> </w:t>
-            </w:r>
-            <w:proofErr w:type="spellStart"/>
-            <w:r>
-              <w:rPr>
-                <w:rFonts w:ascii="Arial" w:hAnsi="Arial" w:cs="Arial"/>
-                <w:sz w:val="20"/>
-              </w:rPr>
-              <w:t>dalam</w:t>
-            </w:r>
-            <w:proofErr w:type="spellEnd"/>
-            <w:r>
-              <w:rPr>
-                <w:rFonts w:ascii="Arial" w:hAnsi="Arial" w:cs="Arial"/>
-                <w:sz w:val="20"/>
-              </w:rPr>
-              <w:t xml:space="preserve"> </w:t>
-            </w:r>
-            <w:proofErr w:type="spellStart"/>
-            <w:r>
-              <w:rPr>
-                <w:rFonts w:ascii="Arial" w:hAnsi="Arial" w:cs="Arial"/>
-                <w:sz w:val="20"/>
-              </w:rPr>
-              <w:t>waktu</w:t>
-            </w:r>
-            <w:proofErr w:type="spellEnd"/>
-            <w:r>
-              <w:rPr>
-                <w:rFonts w:ascii="Arial" w:hAnsi="Arial" w:cs="Arial"/>
-                <w:sz w:val="20"/>
-              </w:rPr>
-              <w:t xml:space="preserve"> yang </w:t>
-            </w:r>
-            <w:proofErr w:type="spellStart"/>
-            <w:r>
-              <w:rPr>
-                <w:rFonts w:ascii="Arial" w:hAnsi="Arial" w:cs="Arial"/>
-                <w:sz w:val="20"/>
-              </w:rPr>
-              <w:t>sesingkat-singkatnya</w:t>
-            </w:r>
-            <w:proofErr w:type="spellEnd"/>
-            <w:r>
-              <w:rPr>
-                <w:rFonts w:ascii="Arial" w:hAnsi="Arial" w:cs="Arial"/>
-                <w:sz w:val="20"/>
-              </w:rPr>
-              <w:t>.</w:t>
+              <w:t>Telah diperiksa dengan keterangan bahwa perjalanan tersebut benar dilakukan atas perintahnya, dan semata mata untuk kepentingan jabatan dalam waktu yang sesingkat-singkatnya.</w:t>
             </w:r>
           </w:p>
         </w:tc>
@@ -8875,39 +8144,7 @@
                 <w:rFonts w:ascii="Arial" w:hAnsi="Arial" w:cs="Arial"/>
                 <w:sz w:val="20"/>
               </w:rPr>
-              <w:t>(</w:t>
-            </w:r>
-            <w:proofErr w:type="spellStart"/>
-            <w:r>
-              <w:rPr>
-                <w:rFonts w:ascii="Arial" w:hAnsi="Arial" w:cs="Arial"/>
-                <w:sz w:val="20"/>
-              </w:rPr>
-              <w:t>Tempat</w:t>
-            </w:r>
-            <w:proofErr w:type="spellEnd"/>
-            <w:r>
-              <w:rPr>
-                <w:rFonts w:ascii="Arial" w:hAnsi="Arial" w:cs="Arial"/>
-                <w:sz w:val="20"/>
-              </w:rPr>
-              <w:t xml:space="preserve"> </w:t>
-            </w:r>
-            <w:proofErr w:type="spellStart"/>
-            <w:r>
-              <w:rPr>
-                <w:rFonts w:ascii="Arial" w:hAnsi="Arial" w:cs="Arial"/>
-                <w:sz w:val="20"/>
-              </w:rPr>
-              <w:t>kedudukan</w:t>
-            </w:r>
-            <w:proofErr w:type="spellEnd"/>
-            <w:r>
-              <w:rPr>
-                <w:rFonts w:ascii="Arial" w:hAnsi="Arial" w:cs="Arial"/>
-                <w:sz w:val="20"/>
-              </w:rPr>
-              <w:t>)</w:t>
+              <w:t>(Tempat kedudukan)</w:t>
             </w:r>
           </w:p>
         </w:tc>
@@ -8988,17 +8225,8 @@
                 <w:rFonts w:ascii="Arial" w:hAnsi="Arial" w:cs="Arial"/>
                 <w:sz w:val="20"/>
               </w:rPr>
-              <w:t xml:space="preserve">Pada </w:t>
-            </w:r>
-            <w:proofErr w:type="spellStart"/>
-            <w:r>
-              <w:rPr>
-                <w:rFonts w:ascii="Arial" w:hAnsi="Arial" w:cs="Arial"/>
-                <w:sz w:val="20"/>
-              </w:rPr>
-              <w:t>tanggal</w:t>
-            </w:r>
-            <w:proofErr w:type="spellEnd"/>
+              <w:t>Pada tanggal</w:t>
+            </w:r>
           </w:p>
         </w:tc>
         <w:tc>
@@ -9392,8 +8620,30 @@
                 <w:szCs w:val="20"/>
                 <w:lang w:val="id-ID"/>
               </w:rPr>
-              <w:fldChar w:fldCharType="begin"/>
-            </w:r>
+              <w:t>H. Boy Shubhul Muniir, ST.,S.Pd l.,M.M.</w:t>
+            </w:r>
+          </w:p>
+        </w:tc>
+        <w:tc>
+          <w:tcPr>
+            <w:tcW w:w="5307" w:type="dxa"/>
+            <w:gridSpan w:val="2"/>
+            <w:tcBorders>
+              <w:left w:val="single" w:sz="4" w:space="0" w:color="auto"/>
+              <w:right w:val="single" w:sz="4" w:space="0" w:color="auto"/>
+            </w:tcBorders>
+          </w:tcPr>
+          <w:p>
+            <w:pPr>
+              <w:snapToGrid w:val="0"/>
+              <w:rPr>
+                <w:rFonts w:ascii="Arial" w:hAnsi="Arial" w:cs="Arial"/>
+                <w:b/>
+                <w:sz w:val="20"/>
+                <w:szCs w:val="20"/>
+                <w:lang w:val="sv-SE"/>
+              </w:rPr>
+            </w:pPr>
             <w:r>
               <w:rPr>
                 <w:rFonts w:ascii="Arial" w:hAnsi="Arial" w:cs="Arial"/>
@@ -9403,114 +8653,7 @@
                 <w:szCs w:val="20"/>
                 <w:lang w:val="id-ID"/>
               </w:rPr>
-              <w:instrText xml:space="preserve"> MERGEFIELD Nama_PPK </w:instrText>
-            </w:r>
-            <w:r>
-              <w:rPr>
-                <w:rFonts w:ascii="Arial" w:hAnsi="Arial" w:cs="Arial"/>
-                <w:b/>
-                <w:bCs/>
-                <w:sz w:val="20"/>
-                <w:szCs w:val="20"/>
-                <w:lang w:val="id-ID"/>
-              </w:rPr>
-              <w:fldChar w:fldCharType="separate"/>
-            </w:r>
-            <w:r>
-              <w:rPr>
-                <w:rFonts w:ascii="Arial" w:hAnsi="Arial" w:cs="Arial"/>
-                <w:b/>
-                <w:bCs/>
-                <w:noProof/>
-                <w:sz w:val="20"/>
-                <w:szCs w:val="20"/>
-                <w:lang w:val="id-ID"/>
-              </w:rPr>
-              <w:t>{namaPPK}</w:t>
-            </w:r>
-            <w:r>
-              <w:rPr>
-                <w:rFonts w:ascii="Arial" w:hAnsi="Arial" w:cs="Arial"/>
-                <w:b/>
-                <w:bCs/>
-                <w:sz w:val="20"/>
-                <w:szCs w:val="20"/>
-                <w:lang w:val="id-ID"/>
-              </w:rPr>
-              <w:fldChar w:fldCharType="end"/>
-            </w:r>
-          </w:p>
-        </w:tc>
-        <w:tc>
-          <w:tcPr>
-            <w:tcW w:w="5307" w:type="dxa"/>
-            <w:gridSpan w:val="2"/>
-            <w:tcBorders>
-              <w:left w:val="single" w:sz="4" w:space="0" w:color="auto"/>
-              <w:right w:val="single" w:sz="4" w:space="0" w:color="auto"/>
-            </w:tcBorders>
-          </w:tcPr>
-          <w:p>
-            <w:pPr>
-              <w:snapToGrid w:val="0"/>
-              <w:rPr>
-                <w:rFonts w:ascii="Arial" w:hAnsi="Arial" w:cs="Arial"/>
-                <w:b/>
-                <w:sz w:val="20"/>
-                <w:szCs w:val="20"/>
-                <w:lang w:val="sv-SE"/>
-              </w:rPr>
-            </w:pPr>
-            <w:r>
-              <w:rPr>
-                <w:rFonts w:ascii="Arial" w:hAnsi="Arial" w:cs="Arial"/>
-                <w:b/>
-                <w:sz w:val="20"/>
-                <w:szCs w:val="20"/>
-                <w:lang w:val="sv-SE"/>
-              </w:rPr>
-              <w:fldChar w:fldCharType="begin"/>
-            </w:r>
-            <w:r>
-              <w:rPr>
-                <w:rFonts w:ascii="Arial" w:hAnsi="Arial" w:cs="Arial"/>
-                <w:b/>
-                <w:sz w:val="20"/>
-                <w:szCs w:val="20"/>
-                <w:lang w:val="sv-SE"/>
-              </w:rPr>
-              <w:instrText xml:space="preserve"> MERGEFIELD Nama_PPK </w:instrText>
-            </w:r>
-            <w:r>
-              <w:rPr>
-                <w:rFonts w:ascii="Arial" w:hAnsi="Arial" w:cs="Arial"/>
-                <w:b/>
-                <w:sz w:val="20"/>
-                <w:szCs w:val="20"/>
-                <w:lang w:val="sv-SE"/>
-              </w:rPr>
-              <w:fldChar w:fldCharType="separate"/>
-            </w:r>
-            <w:r>
-              <w:rPr>
-                <w:rFonts w:ascii="Arial" w:hAnsi="Arial" w:cs="Arial"/>
-                <w:b/>
-                <w:noProof/>
-                <w:sz w:val="20"/>
-                <w:szCs w:val="20"/>
-                <w:lang w:val="sv-SE"/>
-              </w:rPr>
-              <w:t>{namaPPK}</w:t>
-            </w:r>
-            <w:r>
-              <w:rPr>
-                <w:rFonts w:ascii="Arial" w:hAnsi="Arial" w:cs="Arial"/>
-                <w:b/>
-                <w:sz w:val="20"/>
-                <w:szCs w:val="20"/>
-                <w:lang w:val="sv-SE"/>
-              </w:rPr>
-              <w:fldChar w:fldCharType="end"/>
+              <w:t>H. Boy Shubhul Muniir, ST.,S.Pd l.,M.M.</w:t>
             </w:r>
           </w:p>
         </w:tc>
@@ -9572,7 +8715,7 @@
                 <w:szCs w:val="20"/>
                 <w:lang w:val="id-ID"/>
               </w:rPr>
-              <w:t>{nipPPK}</w:t>
+              <w:t>198006132007011012</w:t>
             </w:r>
           </w:p>
         </w:tc>
@@ -9603,7 +8746,7 @@
                 <w:szCs w:val="20"/>
                 <w:lang w:val="id-ID"/>
               </w:rPr>
-              <w:t>NIP.</w:t>
+              <w:t xml:space="preserve">NIP. </w:t>
             </w:r>
             <w:r>
               <w:rPr>
@@ -9612,7 +8755,7 @@
                 <w:szCs w:val="20"/>
                 <w:lang w:val="id-ID"/>
               </w:rPr>
-              <w:t xml:space="preserve"> {nipPPK}</w:t>
+              <w:t>198006132007011012</w:t>
             </w:r>
           </w:p>
         </w:tc>
@@ -9668,21 +8811,12 @@
                 <w:sz w:val="20"/>
               </w:rPr>
             </w:pPr>
-            <w:proofErr w:type="spellStart"/>
-            <w:r>
-              <w:rPr>
-                <w:rFonts w:ascii="Arial" w:hAnsi="Arial" w:cs="Arial"/>
-                <w:sz w:val="20"/>
-              </w:rPr>
-              <w:t>Catatan</w:t>
-            </w:r>
-            <w:proofErr w:type="spellEnd"/>
-            <w:r>
-              <w:rPr>
-                <w:rFonts w:ascii="Arial" w:hAnsi="Arial" w:cs="Arial"/>
-                <w:sz w:val="20"/>
-              </w:rPr>
-              <w:t xml:space="preserve"> lain-lain</w:t>
+            <w:r>
+              <w:rPr>
+                <w:rFonts w:ascii="Arial" w:hAnsi="Arial" w:cs="Arial"/>
+                <w:sz w:val="20"/>
+              </w:rPr>
+              <w:t>Catatan lain-lain</w:t>
             </w:r>
           </w:p>
         </w:tc>
@@ -9810,71 +8944,7 @@
                 <w:rFonts w:ascii="Arial" w:hAnsi="Arial" w:cs="Arial"/>
                 <w:sz w:val="20"/>
               </w:rPr>
-              <w:t xml:space="preserve"> yang </w:t>
-            </w:r>
-            <w:proofErr w:type="spellStart"/>
-            <w:r>
-              <w:rPr>
-                <w:rFonts w:ascii="Arial" w:hAnsi="Arial" w:cs="Arial"/>
-                <w:sz w:val="20"/>
-              </w:rPr>
-              <w:t>menerbitkan</w:t>
-            </w:r>
-            <w:proofErr w:type="spellEnd"/>
-            <w:r>
-              <w:rPr>
-                <w:rFonts w:ascii="Arial" w:hAnsi="Arial" w:cs="Arial"/>
-                <w:sz w:val="20"/>
-              </w:rPr>
-              <w:t xml:space="preserve"> SPD, </w:t>
-            </w:r>
-            <w:proofErr w:type="spellStart"/>
-            <w:r>
-              <w:rPr>
-                <w:rFonts w:ascii="Arial" w:hAnsi="Arial" w:cs="Arial"/>
-                <w:sz w:val="20"/>
-              </w:rPr>
-              <w:t>pegawai</w:t>
-            </w:r>
-            <w:proofErr w:type="spellEnd"/>
-            <w:r>
-              <w:rPr>
-                <w:rFonts w:ascii="Arial" w:hAnsi="Arial" w:cs="Arial"/>
-                <w:sz w:val="20"/>
-              </w:rPr>
-              <w:t xml:space="preserve"> yang </w:t>
-            </w:r>
-            <w:proofErr w:type="spellStart"/>
-            <w:r>
-              <w:rPr>
-                <w:rFonts w:ascii="Arial" w:hAnsi="Arial" w:cs="Arial"/>
-                <w:sz w:val="20"/>
-              </w:rPr>
-              <w:t>melakukan</w:t>
-            </w:r>
-            <w:proofErr w:type="spellEnd"/>
-            <w:r>
-              <w:rPr>
-                <w:rFonts w:ascii="Arial" w:hAnsi="Arial" w:cs="Arial"/>
-                <w:sz w:val="20"/>
-              </w:rPr>
-              <w:t xml:space="preserve"> </w:t>
-            </w:r>
-            <w:proofErr w:type="spellStart"/>
-            <w:r>
-              <w:rPr>
-                <w:rFonts w:ascii="Arial" w:hAnsi="Arial" w:cs="Arial"/>
-                <w:sz w:val="20"/>
-              </w:rPr>
-              <w:t>perjalanan</w:t>
-            </w:r>
-            <w:proofErr w:type="spellEnd"/>
-            <w:r>
-              <w:rPr>
-                <w:rFonts w:ascii="Arial" w:hAnsi="Arial" w:cs="Arial"/>
-                <w:sz w:val="20"/>
-              </w:rPr>
-              <w:t xml:space="preserve"> </w:t>
+              <w:t xml:space="preserve"> yang menerbitkan SPD, pegawai yang melakukan perjalanan </w:t>
             </w:r>
             <w:r>
               <w:rPr>
@@ -9884,7 +8954,6 @@
               </w:rPr>
               <w:t>d</w:t>
             </w:r>
-            <w:proofErr w:type="spellStart"/>
             <w:r>
               <w:rPr>
                 <w:rFonts w:ascii="Arial" w:hAnsi="Arial" w:cs="Arial"/>
@@ -9892,7 +8961,6 @@
               </w:rPr>
               <w:t>inas</w:t>
             </w:r>
-            <w:proofErr w:type="spellEnd"/>
             <w:r>
               <w:rPr>
                 <w:rFonts w:ascii="Arial" w:hAnsi="Arial" w:cs="Arial"/>
@@ -9906,113 +8974,8 @@
                 <w:rFonts w:ascii="Arial" w:hAnsi="Arial" w:cs="Arial"/>
                 <w:sz w:val="20"/>
               </w:rPr>
-              <w:t xml:space="preserve"> para </w:t>
-            </w:r>
-            <w:proofErr w:type="spellStart"/>
-            <w:r>
-              <w:rPr>
-                <w:rFonts w:ascii="Arial" w:hAnsi="Arial" w:cs="Arial"/>
-                <w:sz w:val="20"/>
-              </w:rPr>
-              <w:t>pejabat</w:t>
-            </w:r>
-            <w:proofErr w:type="spellEnd"/>
-            <w:r>
-              <w:rPr>
-                <w:rFonts w:ascii="Arial" w:hAnsi="Arial" w:cs="Arial"/>
-                <w:sz w:val="20"/>
-              </w:rPr>
-              <w:t xml:space="preserve"> yang </w:t>
-            </w:r>
-            <w:proofErr w:type="spellStart"/>
-            <w:r>
-              <w:rPr>
-                <w:rFonts w:ascii="Arial" w:hAnsi="Arial" w:cs="Arial"/>
-                <w:sz w:val="20"/>
-              </w:rPr>
-              <w:t>mengesahkan</w:t>
-            </w:r>
-            <w:proofErr w:type="spellEnd"/>
-            <w:r>
-              <w:rPr>
-                <w:rFonts w:ascii="Arial" w:hAnsi="Arial" w:cs="Arial"/>
-                <w:sz w:val="20"/>
-              </w:rPr>
-              <w:t xml:space="preserve"> </w:t>
-            </w:r>
-            <w:proofErr w:type="spellStart"/>
-            <w:r>
-              <w:rPr>
-                <w:rFonts w:ascii="Arial" w:hAnsi="Arial" w:cs="Arial"/>
-                <w:sz w:val="20"/>
-              </w:rPr>
-              <w:t>tanggal</w:t>
-            </w:r>
-            <w:proofErr w:type="spellEnd"/>
-            <w:r>
-              <w:rPr>
-                <w:rFonts w:ascii="Arial" w:hAnsi="Arial" w:cs="Arial"/>
-                <w:sz w:val="20"/>
-              </w:rPr>
-              <w:t xml:space="preserve"> </w:t>
-            </w:r>
-            <w:proofErr w:type="spellStart"/>
-            <w:r>
-              <w:rPr>
-                <w:rFonts w:ascii="Arial" w:hAnsi="Arial" w:cs="Arial"/>
-                <w:sz w:val="20"/>
-              </w:rPr>
-              <w:t>berangkat</w:t>
-            </w:r>
-            <w:proofErr w:type="spellEnd"/>
-            <w:r>
-              <w:rPr>
-                <w:rFonts w:ascii="Arial" w:hAnsi="Arial" w:cs="Arial"/>
-                <w:sz w:val="20"/>
-              </w:rPr>
-              <w:t>/</w:t>
-            </w:r>
-            <w:proofErr w:type="spellStart"/>
-            <w:r>
-              <w:rPr>
-                <w:rFonts w:ascii="Arial" w:hAnsi="Arial" w:cs="Arial"/>
-                <w:sz w:val="20"/>
-              </w:rPr>
-              <w:t>tiba</w:t>
-            </w:r>
-            <w:proofErr w:type="spellEnd"/>
-            <w:r>
-              <w:rPr>
-                <w:rFonts w:ascii="Arial" w:hAnsi="Arial" w:cs="Arial"/>
-                <w:sz w:val="20"/>
-              </w:rPr>
-              <w:t xml:space="preserve"> </w:t>
-            </w:r>
-            <w:proofErr w:type="spellStart"/>
-            <w:r>
-              <w:rPr>
-                <w:rFonts w:ascii="Arial" w:hAnsi="Arial" w:cs="Arial"/>
-                <w:sz w:val="20"/>
-              </w:rPr>
-              <w:t>serta</w:t>
-            </w:r>
-            <w:proofErr w:type="spellEnd"/>
-            <w:r>
-              <w:rPr>
-                <w:rFonts w:ascii="Arial" w:hAnsi="Arial" w:cs="Arial"/>
-                <w:sz w:val="20"/>
-              </w:rPr>
-              <w:t xml:space="preserve"> </w:t>
-            </w:r>
-            <w:proofErr w:type="spellStart"/>
-            <w:r>
-              <w:rPr>
-                <w:rFonts w:ascii="Arial" w:hAnsi="Arial" w:cs="Arial"/>
-                <w:sz w:val="20"/>
-              </w:rPr>
-              <w:t>bendahara</w:t>
-            </w:r>
-            <w:proofErr w:type="spellEnd"/>
+              <w:t xml:space="preserve"> para pejabat yang mengesahkan tanggal berangkat/tiba serta bendahara</w:t>
+            </w:r>
             <w:r>
               <w:rPr>
                 <w:rFonts w:ascii="Arial" w:hAnsi="Arial" w:cs="Arial"/>
@@ -10021,69 +8984,12 @@
               </w:rPr>
               <w:t xml:space="preserve"> pengeluaran </w:t>
             </w:r>
-            <w:proofErr w:type="spellStart"/>
-            <w:r>
-              <w:rPr>
-                <w:rFonts w:ascii="Arial" w:hAnsi="Arial" w:cs="Arial"/>
-                <w:sz w:val="20"/>
-              </w:rPr>
-              <w:t>bertanggung</w:t>
-            </w:r>
-            <w:proofErr w:type="spellEnd"/>
-            <w:r>
-              <w:rPr>
-                <w:rFonts w:ascii="Arial" w:hAnsi="Arial" w:cs="Arial"/>
-                <w:sz w:val="20"/>
-              </w:rPr>
-              <w:t xml:space="preserve"> </w:t>
-            </w:r>
-            <w:proofErr w:type="spellStart"/>
-            <w:r>
-              <w:rPr>
-                <w:rFonts w:ascii="Arial" w:hAnsi="Arial" w:cs="Arial"/>
-                <w:sz w:val="20"/>
-              </w:rPr>
-              <w:t>jawab</w:t>
-            </w:r>
-            <w:proofErr w:type="spellEnd"/>
-            <w:r>
-              <w:rPr>
-                <w:rFonts w:ascii="Arial" w:hAnsi="Arial" w:cs="Arial"/>
-                <w:sz w:val="20"/>
-              </w:rPr>
-              <w:t xml:space="preserve"> </w:t>
-            </w:r>
-            <w:proofErr w:type="spellStart"/>
-            <w:r>
-              <w:rPr>
-                <w:rFonts w:ascii="Arial" w:hAnsi="Arial" w:cs="Arial"/>
-                <w:sz w:val="20"/>
-              </w:rPr>
-              <w:t>berdasarkan</w:t>
-            </w:r>
-            <w:proofErr w:type="spellEnd"/>
-            <w:r>
-              <w:rPr>
-                <w:rFonts w:ascii="Arial" w:hAnsi="Arial" w:cs="Arial"/>
-                <w:sz w:val="20"/>
-              </w:rPr>
-              <w:t xml:space="preserve"> </w:t>
-            </w:r>
-            <w:proofErr w:type="spellStart"/>
-            <w:r>
-              <w:rPr>
-                <w:rFonts w:ascii="Arial" w:hAnsi="Arial" w:cs="Arial"/>
-                <w:sz w:val="20"/>
-              </w:rPr>
-              <w:t>peraturan-peraturan</w:t>
-            </w:r>
-            <w:proofErr w:type="spellEnd"/>
-            <w:r>
-              <w:rPr>
-                <w:rFonts w:ascii="Arial" w:hAnsi="Arial" w:cs="Arial"/>
-                <w:sz w:val="20"/>
-              </w:rPr>
-              <w:t xml:space="preserve"> </w:t>
+            <w:r>
+              <w:rPr>
+                <w:rFonts w:ascii="Arial" w:hAnsi="Arial" w:cs="Arial"/>
+                <w:sz w:val="20"/>
+              </w:rPr>
+              <w:t xml:space="preserve">bertanggung jawab berdasarkan peraturan-peraturan </w:t>
             </w:r>
             <w:r>
               <w:rPr>
@@ -10093,21 +8999,12 @@
               </w:rPr>
               <w:t>K</w:t>
             </w:r>
-            <w:proofErr w:type="spellStart"/>
-            <w:r>
-              <w:rPr>
-                <w:rFonts w:ascii="Arial" w:hAnsi="Arial" w:cs="Arial"/>
-                <w:sz w:val="20"/>
-              </w:rPr>
-              <w:t>euangan</w:t>
-            </w:r>
-            <w:proofErr w:type="spellEnd"/>
-            <w:r>
-              <w:rPr>
-                <w:rFonts w:ascii="Arial" w:hAnsi="Arial" w:cs="Arial"/>
-                <w:sz w:val="20"/>
-              </w:rPr>
-              <w:t xml:space="preserve"> </w:t>
+            <w:r>
+              <w:rPr>
+                <w:rFonts w:ascii="Arial" w:hAnsi="Arial" w:cs="Arial"/>
+                <w:sz w:val="20"/>
+              </w:rPr>
+              <w:t xml:space="preserve">euangan </w:t>
             </w:r>
             <w:r>
               <w:rPr>
@@ -10117,37 +9014,12 @@
               </w:rPr>
               <w:t>N</w:t>
             </w:r>
-            <w:proofErr w:type="spellStart"/>
-            <w:r>
-              <w:rPr>
-                <w:rFonts w:ascii="Arial" w:hAnsi="Arial" w:cs="Arial"/>
-                <w:sz w:val="20"/>
-              </w:rPr>
-              <w:t>egara</w:t>
-            </w:r>
-            <w:proofErr w:type="spellEnd"/>
-            <w:r>
-              <w:rPr>
-                <w:rFonts w:ascii="Arial" w:hAnsi="Arial" w:cs="Arial"/>
-                <w:sz w:val="20"/>
-              </w:rPr>
-              <w:t xml:space="preserve">, </w:t>
-            </w:r>
-            <w:proofErr w:type="spellStart"/>
-            <w:r>
-              <w:rPr>
-                <w:rFonts w:ascii="Arial" w:hAnsi="Arial" w:cs="Arial"/>
-                <w:sz w:val="20"/>
-              </w:rPr>
-              <w:t>apabila</w:t>
-            </w:r>
-            <w:proofErr w:type="spellEnd"/>
-            <w:r>
-              <w:rPr>
-                <w:rFonts w:ascii="Arial" w:hAnsi="Arial" w:cs="Arial"/>
-                <w:sz w:val="20"/>
-              </w:rPr>
-              <w:t xml:space="preserve"> </w:t>
+            <w:r>
+              <w:rPr>
+                <w:rFonts w:ascii="Arial" w:hAnsi="Arial" w:cs="Arial"/>
+                <w:sz w:val="20"/>
+              </w:rPr>
+              <w:t xml:space="preserve">egara, apabila </w:t>
             </w:r>
             <w:r>
               <w:rPr>
@@ -10157,79 +9029,13 @@
               </w:rPr>
               <w:t>n</w:t>
             </w:r>
-            <w:proofErr w:type="spellStart"/>
-            <w:r>
-              <w:rPr>
-                <w:rFonts w:ascii="Arial" w:hAnsi="Arial" w:cs="Arial"/>
-                <w:sz w:val="20"/>
-              </w:rPr>
-              <w:t>egara</w:t>
-            </w:r>
-            <w:proofErr w:type="spellEnd"/>
-            <w:r>
-              <w:rPr>
-                <w:rFonts w:ascii="Arial" w:hAnsi="Arial" w:cs="Arial"/>
-                <w:sz w:val="20"/>
-              </w:rPr>
-              <w:t xml:space="preserve"> </w:t>
-            </w:r>
-            <w:proofErr w:type="spellStart"/>
-            <w:r>
-              <w:rPr>
-                <w:rFonts w:ascii="Arial" w:hAnsi="Arial" w:cs="Arial"/>
-                <w:sz w:val="20"/>
-              </w:rPr>
-              <w:t>menderita</w:t>
-            </w:r>
-            <w:proofErr w:type="spellEnd"/>
-            <w:r>
-              <w:rPr>
-                <w:rFonts w:ascii="Arial" w:hAnsi="Arial" w:cs="Arial"/>
-                <w:sz w:val="20"/>
-              </w:rPr>
-              <w:t xml:space="preserve"> </w:t>
-            </w:r>
-            <w:proofErr w:type="spellStart"/>
-            <w:r>
-              <w:rPr>
-                <w:rFonts w:ascii="Arial" w:hAnsi="Arial" w:cs="Arial"/>
-                <w:sz w:val="20"/>
-              </w:rPr>
-              <w:t>rugi</w:t>
-            </w:r>
-            <w:proofErr w:type="spellEnd"/>
-            <w:r>
-              <w:rPr>
-                <w:rFonts w:ascii="Arial" w:hAnsi="Arial" w:cs="Arial"/>
-                <w:sz w:val="20"/>
-              </w:rPr>
-              <w:t xml:space="preserve"> </w:t>
-            </w:r>
-            <w:proofErr w:type="spellStart"/>
-            <w:r>
-              <w:rPr>
-                <w:rFonts w:ascii="Arial" w:hAnsi="Arial" w:cs="Arial"/>
-                <w:sz w:val="20"/>
-              </w:rPr>
-              <w:t>akibat</w:t>
-            </w:r>
-            <w:proofErr w:type="spellEnd"/>
-            <w:r>
-              <w:rPr>
-                <w:rFonts w:ascii="Arial" w:hAnsi="Arial" w:cs="Arial"/>
-                <w:sz w:val="20"/>
-              </w:rPr>
-              <w:t xml:space="preserve"> </w:t>
-            </w:r>
-            <w:proofErr w:type="spellStart"/>
-            <w:r>
-              <w:rPr>
-                <w:rFonts w:ascii="Arial" w:hAnsi="Arial" w:cs="Arial"/>
-                <w:sz w:val="20"/>
-              </w:rPr>
-              <w:t>kesalahan</w:t>
-            </w:r>
-            <w:proofErr w:type="spellEnd"/>
+            <w:r>
+              <w:rPr>
+                <w:rFonts w:ascii="Arial" w:hAnsi="Arial" w:cs="Arial"/>
+                <w:sz w:val="20"/>
+              </w:rPr>
+              <w:t>egara menderita rugi akibat kesalahan</w:t>
+            </w:r>
             <w:r>
               <w:rPr>
                 <w:rFonts w:ascii="Arial" w:hAnsi="Arial" w:cs="Arial"/>
@@ -10243,17 +9049,8 @@
                 <w:rFonts w:ascii="Arial" w:hAnsi="Arial" w:cs="Arial"/>
                 <w:sz w:val="20"/>
               </w:rPr>
-              <w:t xml:space="preserve"> dan </w:t>
-            </w:r>
-            <w:proofErr w:type="spellStart"/>
-            <w:r>
-              <w:rPr>
-                <w:rFonts w:ascii="Arial" w:hAnsi="Arial" w:cs="Arial"/>
-                <w:sz w:val="20"/>
-              </w:rPr>
-              <w:t>keal</w:t>
-            </w:r>
-            <w:proofErr w:type="spellEnd"/>
+              <w:t xml:space="preserve"> dan keal</w:t>
+            </w:r>
             <w:r>
               <w:rPr>
                 <w:rFonts w:ascii="Arial" w:hAnsi="Arial" w:cs="Arial"/>
@@ -10262,21 +9059,12 @@
               </w:rPr>
               <w:t>p</w:t>
             </w:r>
-            <w:proofErr w:type="spellStart"/>
-            <w:r>
-              <w:rPr>
-                <w:rFonts w:ascii="Arial" w:hAnsi="Arial" w:cs="Arial"/>
-                <w:sz w:val="20"/>
-              </w:rPr>
-              <w:t>aannya</w:t>
-            </w:r>
-            <w:proofErr w:type="spellEnd"/>
-            <w:r>
-              <w:rPr>
-                <w:rFonts w:ascii="Arial" w:hAnsi="Arial" w:cs="Arial"/>
-                <w:sz w:val="20"/>
-              </w:rPr>
-              <w:t>.</w:t>
+            <w:r>
+              <w:rPr>
+                <w:rFonts w:ascii="Arial" w:hAnsi="Arial" w:cs="Arial"/>
+                <w:sz w:val="20"/>
+              </w:rPr>
+              <w:t>aannya.</w:t>
             </w:r>
           </w:p>
         </w:tc>
@@ -14600,6 +13388,15 @@
   <wne:recipientData>
     <wne:active wne:val="1"/>
   </wne:recipientData>
+  <wne:recipientData>
+    <wne:active wne:val="1"/>
+  </wne:recipientData>
+  <wne:recipientData>
+    <wne:active wne:val="1"/>
+  </wne:recipientData>
+  <wne:recipientData>
+    <wne:active wne:val="1"/>
+  </wne:recipientData>
 </wne:recipients>
 </file>
 
@@ -14988,7 +13785,7 @@
   <w:style w:type="paragraph" w:default="1" w:styleId="Normal">
     <w:name w:val="Normal"/>
     <w:qFormat/>
-    <w:rsid w:val="00022A00"/>
+    <w:rsid w:val="005904C8"/>
     <w:pPr>
       <w:suppressAutoHyphens/>
     </w:pPr>

--- a/public/spd-format.docx
+++ b/public/spd-format.docx
@@ -246,23 +246,95 @@
                 <w:sz w:val="18"/>
                 <w:szCs w:val="18"/>
               </w:rPr>
-              <w:t xml:space="preserve"> Cimincrang </w:t>
-            </w:r>
+              <w:t xml:space="preserve"> </w:t>
+            </w:r>
+            <w:proofErr w:type="spellStart"/>
             <w:r>
               <w:rPr>
                 <w:rFonts w:ascii="Arial" w:eastAsia="Arial" w:hAnsi="Arial" w:cs="Arial"/>
                 <w:sz w:val="18"/>
                 <w:szCs w:val="18"/>
               </w:rPr>
-              <w:t>No.</w:t>
-            </w:r>
+              <w:t>Cimincrang</w:t>
+            </w:r>
+            <w:proofErr w:type="spellEnd"/>
             <w:r>
               <w:rPr>
                 <w:rFonts w:ascii="Arial" w:eastAsia="Arial" w:hAnsi="Arial" w:cs="Arial"/>
                 <w:sz w:val="18"/>
                 <w:szCs w:val="18"/>
               </w:rPr>
-              <w:t xml:space="preserve"> 26 Kel. Cimincrang Kec. Gedebage Kota Bandung 40294</w:t>
+              <w:t xml:space="preserve"> </w:t>
+            </w:r>
+            <w:r>
+              <w:rPr>
+                <w:rFonts w:ascii="Arial" w:eastAsia="Arial" w:hAnsi="Arial" w:cs="Arial"/>
+                <w:sz w:val="18"/>
+                <w:szCs w:val="18"/>
+              </w:rPr>
+              <w:t>No.</w:t>
+            </w:r>
+            <w:r>
+              <w:rPr>
+                <w:rFonts w:ascii="Arial" w:eastAsia="Arial" w:hAnsi="Arial" w:cs="Arial"/>
+                <w:sz w:val="18"/>
+                <w:szCs w:val="18"/>
+              </w:rPr>
+              <w:t xml:space="preserve"> 26 Kel. </w:t>
+            </w:r>
+            <w:proofErr w:type="spellStart"/>
+            <w:r>
+              <w:rPr>
+                <w:rFonts w:ascii="Arial" w:eastAsia="Arial" w:hAnsi="Arial" w:cs="Arial"/>
+                <w:sz w:val="18"/>
+                <w:szCs w:val="18"/>
+              </w:rPr>
+              <w:t>Cimincrang</w:t>
+            </w:r>
+            <w:proofErr w:type="spellEnd"/>
+            <w:r>
+              <w:rPr>
+                <w:rFonts w:ascii="Arial" w:eastAsia="Arial" w:hAnsi="Arial" w:cs="Arial"/>
+                <w:sz w:val="18"/>
+                <w:szCs w:val="18"/>
+              </w:rPr>
+              <w:t xml:space="preserve"> </w:t>
+            </w:r>
+            <w:proofErr w:type="spellStart"/>
+            <w:r>
+              <w:rPr>
+                <w:rFonts w:ascii="Arial" w:eastAsia="Arial" w:hAnsi="Arial" w:cs="Arial"/>
+                <w:sz w:val="18"/>
+                <w:szCs w:val="18"/>
+              </w:rPr>
+              <w:t>Kec</w:t>
+            </w:r>
+            <w:proofErr w:type="spellEnd"/>
+            <w:r>
+              <w:rPr>
+                <w:rFonts w:ascii="Arial" w:eastAsia="Arial" w:hAnsi="Arial" w:cs="Arial"/>
+                <w:sz w:val="18"/>
+                <w:szCs w:val="18"/>
+              </w:rPr>
+              <w:t xml:space="preserve">. </w:t>
+            </w:r>
+            <w:proofErr w:type="spellStart"/>
+            <w:r>
+              <w:rPr>
+                <w:rFonts w:ascii="Arial" w:eastAsia="Arial" w:hAnsi="Arial" w:cs="Arial"/>
+                <w:sz w:val="18"/>
+                <w:szCs w:val="18"/>
+              </w:rPr>
+              <w:t>Gedebage</w:t>
+            </w:r>
+            <w:proofErr w:type="spellEnd"/>
+            <w:r>
+              <w:rPr>
+                <w:rFonts w:ascii="Arial" w:eastAsia="Arial" w:hAnsi="Arial" w:cs="Arial"/>
+                <w:sz w:val="18"/>
+                <w:szCs w:val="18"/>
+              </w:rPr>
+              <w:t xml:space="preserve"> Kota Bandung 40294</w:t>
             </w:r>
           </w:p>
           <w:p>
@@ -673,6 +745,7 @@
                 <w:lang w:val="id-ID"/>
               </w:rPr>
             </w:pPr>
+            <w:proofErr w:type="spellStart"/>
             <w:r>
               <w:rPr>
                 <w:rFonts w:ascii="Arial" w:hAnsi="Arial" w:cs="Arial"/>
@@ -681,6 +754,7 @@
               </w:rPr>
               <w:t>Pejabat</w:t>
             </w:r>
+            <w:proofErr w:type="spellEnd"/>
             <w:r>
               <w:rPr>
                 <w:rFonts w:ascii="Arial" w:hAnsi="Arial" w:cs="Arial"/>
@@ -842,6 +916,7 @@
               </w:rPr>
               <w:t xml:space="preserve"> </w:t>
             </w:r>
+            <w:proofErr w:type="spellStart"/>
             <w:r>
               <w:rPr>
                 <w:rFonts w:ascii="Arial" w:hAnsi="Arial" w:cs="Arial"/>
@@ -849,7 +924,17 @@
                 <w:szCs w:val="20"/>
                 <w:lang w:val="es-MX"/>
               </w:rPr>
-              <w:t xml:space="preserve">Pegawai yang </w:t>
+              <w:t>Pegawai</w:t>
+            </w:r>
+            <w:proofErr w:type="spellEnd"/>
+            <w:r>
+              <w:rPr>
+                <w:rFonts w:ascii="Arial" w:hAnsi="Arial" w:cs="Arial"/>
+                <w:sz w:val="20"/>
+                <w:szCs w:val="20"/>
+                <w:lang w:val="es-MX"/>
+              </w:rPr>
+              <w:t xml:space="preserve"> yang </w:t>
             </w:r>
             <w:r>
               <w:rPr>
@@ -1002,6 +1087,7 @@
                 <w:lang w:val="id-ID"/>
               </w:rPr>
             </w:pPr>
+            <w:proofErr w:type="spellStart"/>
             <w:r>
               <w:rPr>
                 <w:rFonts w:ascii="Arial" w:hAnsi="Arial" w:cs="Arial"/>
@@ -1010,6 +1096,7 @@
               </w:rPr>
               <w:t>Pangkat</w:t>
             </w:r>
+            <w:proofErr w:type="spellEnd"/>
             <w:r>
               <w:rPr>
                 <w:rFonts w:ascii="Arial" w:hAnsi="Arial" w:cs="Arial"/>
@@ -1097,7 +1184,25 @@
                 <w:sz w:val="20"/>
                 <w:szCs w:val="20"/>
               </w:rPr>
-              <w:t>{gol}</w:t>
+              <w:t>{</w:t>
+            </w:r>
+            <w:proofErr w:type="spellStart"/>
+            <w:r>
+              <w:rPr>
+                <w:rFonts w:ascii="Arial" w:hAnsi="Arial" w:cs="Arial"/>
+                <w:sz w:val="20"/>
+                <w:szCs w:val="20"/>
+              </w:rPr>
+              <w:t>gol</w:t>
+            </w:r>
+            <w:proofErr w:type="spellEnd"/>
+            <w:r>
+              <w:rPr>
+                <w:rFonts w:ascii="Arial" w:hAnsi="Arial" w:cs="Arial"/>
+                <w:sz w:val="20"/>
+                <w:szCs w:val="20"/>
+              </w:rPr>
+              <w:t>}</w:t>
             </w:r>
           </w:p>
         </w:tc>
@@ -1167,6 +1272,7 @@
                 <w:lang w:val="id-ID"/>
               </w:rPr>
             </w:pPr>
+            <w:proofErr w:type="spellStart"/>
             <w:r>
               <w:rPr>
                 <w:rFonts w:ascii="Arial" w:hAnsi="Arial" w:cs="Arial"/>
@@ -1175,6 +1281,7 @@
               </w:rPr>
               <w:t>Jabatan</w:t>
             </w:r>
+            <w:proofErr w:type="spellEnd"/>
             <w:r>
               <w:rPr>
                 <w:rFonts w:ascii="Arial" w:hAnsi="Arial" w:cs="Arial"/>
@@ -1238,7 +1345,25 @@
                 <w:sz w:val="20"/>
                 <w:szCs w:val="20"/>
               </w:rPr>
-              <w:t>{jabatan}</w:t>
+              <w:t>{</w:t>
+            </w:r>
+            <w:proofErr w:type="spellStart"/>
+            <w:r>
+              <w:rPr>
+                <w:rFonts w:ascii="Arial" w:hAnsi="Arial" w:cs="Arial"/>
+                <w:sz w:val="20"/>
+                <w:szCs w:val="20"/>
+              </w:rPr>
+              <w:t>jabatan</w:t>
+            </w:r>
+            <w:proofErr w:type="spellEnd"/>
+            <w:r>
+              <w:rPr>
+                <w:rFonts w:ascii="Arial" w:hAnsi="Arial" w:cs="Arial"/>
+                <w:sz w:val="20"/>
+                <w:szCs w:val="20"/>
+              </w:rPr>
+              <w:t>}</w:t>
             </w:r>
           </w:p>
         </w:tc>
@@ -1487,6 +1612,7 @@
               </w:rPr>
               <w:t xml:space="preserve"> </w:t>
             </w:r>
+            <w:proofErr w:type="spellStart"/>
             <w:r>
               <w:rPr>
                 <w:rFonts w:ascii="Arial" w:hAnsi="Arial" w:cs="Arial"/>
@@ -1495,6 +1621,7 @@
               </w:rPr>
               <w:t>Perjalanan</w:t>
             </w:r>
+            <w:proofErr w:type="spellEnd"/>
             <w:r>
               <w:rPr>
                 <w:rFonts w:ascii="Arial" w:hAnsi="Arial" w:cs="Arial"/>
@@ -1512,6 +1639,7 @@
               </w:rPr>
               <w:t>D</w:t>
             </w:r>
+            <w:proofErr w:type="spellStart"/>
             <w:r>
               <w:rPr>
                 <w:rFonts w:ascii="Arial" w:hAnsi="Arial" w:cs="Arial"/>
@@ -1520,6 +1648,7 @@
               </w:rPr>
               <w:t>inas</w:t>
             </w:r>
+            <w:proofErr w:type="spellEnd"/>
           </w:p>
         </w:tc>
         <w:tc>
@@ -1624,14 +1753,34 @@
               </w:rPr>
               <w:t xml:space="preserve"> </w:t>
             </w:r>
-            <w:r>
-              <w:rPr>
-                <w:rFonts w:ascii="Arial" w:hAnsi="Arial" w:cs="Arial"/>
-                <w:sz w:val="20"/>
-                <w:szCs w:val="20"/>
-              </w:rPr>
-              <w:t>angkut yang dipergunakan</w:t>
-            </w:r>
+            <w:proofErr w:type="spellStart"/>
+            <w:r>
+              <w:rPr>
+                <w:rFonts w:ascii="Arial" w:hAnsi="Arial" w:cs="Arial"/>
+                <w:sz w:val="20"/>
+                <w:szCs w:val="20"/>
+              </w:rPr>
+              <w:t>angkut</w:t>
+            </w:r>
+            <w:proofErr w:type="spellEnd"/>
+            <w:r>
+              <w:rPr>
+                <w:rFonts w:ascii="Arial" w:hAnsi="Arial" w:cs="Arial"/>
+                <w:sz w:val="20"/>
+                <w:szCs w:val="20"/>
+              </w:rPr>
+              <w:t xml:space="preserve"> yang </w:t>
+            </w:r>
+            <w:proofErr w:type="spellStart"/>
+            <w:r>
+              <w:rPr>
+                <w:rFonts w:ascii="Arial" w:hAnsi="Arial" w:cs="Arial"/>
+                <w:sz w:val="20"/>
+                <w:szCs w:val="20"/>
+              </w:rPr>
+              <w:t>dipergunakan</w:t>
+            </w:r>
+            <w:proofErr w:type="spellEnd"/>
           </w:p>
         </w:tc>
         <w:tc>
@@ -1769,6 +1918,7 @@
                 <w:szCs w:val="20"/>
               </w:rPr>
             </w:pPr>
+            <w:proofErr w:type="spellStart"/>
             <w:r>
               <w:rPr>
                 <w:rFonts w:ascii="Arial" w:hAnsi="Arial" w:cs="Arial"/>
@@ -1777,6 +1927,7 @@
               </w:rPr>
               <w:t>Tempat</w:t>
             </w:r>
+            <w:proofErr w:type="spellEnd"/>
             <w:r>
               <w:rPr>
                 <w:rFonts w:ascii="Arial" w:hAnsi="Arial" w:cs="Arial"/>
@@ -1785,6 +1936,7 @@
               </w:rPr>
               <w:t xml:space="preserve"> </w:t>
             </w:r>
+            <w:proofErr w:type="spellStart"/>
             <w:r>
               <w:rPr>
                 <w:rFonts w:ascii="Arial" w:hAnsi="Arial" w:cs="Arial"/>
@@ -1793,6 +1945,7 @@
               </w:rPr>
               <w:t>berangkat</w:t>
             </w:r>
+            <w:proofErr w:type="spellEnd"/>
           </w:p>
         </w:tc>
         <w:tc>
@@ -1919,6 +2072,7 @@
                 <w:szCs w:val="20"/>
               </w:rPr>
             </w:pPr>
+            <w:proofErr w:type="spellStart"/>
             <w:r>
               <w:rPr>
                 <w:rFonts w:ascii="Arial" w:hAnsi="Arial" w:cs="Arial"/>
@@ -1927,6 +2081,7 @@
               </w:rPr>
               <w:t>Tempat</w:t>
             </w:r>
+            <w:proofErr w:type="spellEnd"/>
             <w:r>
               <w:rPr>
                 <w:rFonts w:ascii="Arial" w:hAnsi="Arial" w:cs="Arial"/>
@@ -1935,6 +2090,7 @@
               </w:rPr>
               <w:t xml:space="preserve"> </w:t>
             </w:r>
+            <w:proofErr w:type="spellStart"/>
             <w:r>
               <w:rPr>
                 <w:rFonts w:ascii="Arial" w:hAnsi="Arial" w:cs="Arial"/>
@@ -1943,6 +2099,7 @@
               </w:rPr>
               <w:t>tujuan</w:t>
             </w:r>
+            <w:proofErr w:type="spellEnd"/>
           </w:p>
         </w:tc>
         <w:tc>
@@ -2092,6 +2249,7 @@
               </w:rPr>
               <w:t xml:space="preserve"> </w:t>
             </w:r>
+            <w:proofErr w:type="spellStart"/>
             <w:r>
               <w:rPr>
                 <w:rFonts w:ascii="Arial" w:hAnsi="Arial" w:cs="Arial"/>
@@ -2100,6 +2258,7 @@
               </w:rPr>
               <w:t>Perjalanan</w:t>
             </w:r>
+            <w:proofErr w:type="spellEnd"/>
             <w:r>
               <w:rPr>
                 <w:rFonts w:ascii="Arial" w:hAnsi="Arial" w:cs="Arial"/>
@@ -2169,8 +2328,18 @@
                 <w:sz w:val="20"/>
                 <w:szCs w:val="20"/>
               </w:rPr>
-              <w:t>{lama} hari</w:t>
-            </w:r>
+              <w:t xml:space="preserve">{lama} </w:t>
+            </w:r>
+            <w:proofErr w:type="spellStart"/>
+            <w:r>
+              <w:rPr>
+                <w:rFonts w:ascii="Arial" w:hAnsi="Arial" w:cs="Arial"/>
+                <w:sz w:val="20"/>
+                <w:szCs w:val="20"/>
+              </w:rPr>
+              <w:t>hari</w:t>
+            </w:r>
+            <w:proofErr w:type="spellEnd"/>
           </w:p>
         </w:tc>
       </w:tr>
@@ -2237,6 +2406,7 @@
                 <w:szCs w:val="20"/>
               </w:rPr>
             </w:pPr>
+            <w:proofErr w:type="spellStart"/>
             <w:r>
               <w:rPr>
                 <w:rFonts w:ascii="Arial" w:hAnsi="Arial" w:cs="Arial"/>
@@ -2245,6 +2415,7 @@
               </w:rPr>
               <w:t>Tanggal</w:t>
             </w:r>
+            <w:proofErr w:type="spellEnd"/>
             <w:r>
               <w:rPr>
                 <w:rFonts w:ascii="Arial" w:hAnsi="Arial" w:cs="Arial"/>
@@ -2253,6 +2424,7 @@
               </w:rPr>
               <w:t xml:space="preserve"> </w:t>
             </w:r>
+            <w:proofErr w:type="spellStart"/>
             <w:r>
               <w:rPr>
                 <w:rFonts w:ascii="Arial" w:hAnsi="Arial" w:cs="Arial"/>
@@ -2261,6 +2433,7 @@
               </w:rPr>
               <w:t>Berangkat</w:t>
             </w:r>
+            <w:proofErr w:type="spellEnd"/>
           </w:p>
         </w:tc>
         <w:tc>
@@ -2314,7 +2487,25 @@
                 <w:sz w:val="20"/>
                 <w:szCs w:val="20"/>
               </w:rPr>
-              <w:t>{tglBerangkat}</w:t>
+              <w:t>{</w:t>
+            </w:r>
+            <w:proofErr w:type="spellStart"/>
+            <w:r>
+              <w:rPr>
+                <w:rFonts w:ascii="Arial" w:hAnsi="Arial" w:cs="Arial"/>
+                <w:sz w:val="20"/>
+                <w:szCs w:val="20"/>
+              </w:rPr>
+              <w:t>tglBerangkat</w:t>
+            </w:r>
+            <w:proofErr w:type="spellEnd"/>
+            <w:r>
+              <w:rPr>
+                <w:rFonts w:ascii="Arial" w:hAnsi="Arial" w:cs="Arial"/>
+                <w:sz w:val="20"/>
+                <w:szCs w:val="20"/>
+              </w:rPr>
+              <w:t>}</w:t>
             </w:r>
           </w:p>
         </w:tc>
@@ -2388,6 +2579,7 @@
                 <w:lang w:val="id-ID"/>
               </w:rPr>
             </w:pPr>
+            <w:proofErr w:type="spellStart"/>
             <w:r>
               <w:rPr>
                 <w:rFonts w:ascii="Arial" w:hAnsi="Arial" w:cs="Arial"/>
@@ -2396,6 +2588,7 @@
               </w:rPr>
               <w:t>Tanggal</w:t>
             </w:r>
+            <w:proofErr w:type="spellEnd"/>
             <w:r>
               <w:rPr>
                 <w:rFonts w:ascii="Arial" w:hAnsi="Arial" w:cs="Arial"/>
@@ -2404,6 +2597,7 @@
               </w:rPr>
               <w:t xml:space="preserve"> </w:t>
             </w:r>
+            <w:proofErr w:type="spellStart"/>
             <w:r>
               <w:rPr>
                 <w:rFonts w:ascii="Arial" w:hAnsi="Arial" w:cs="Arial"/>
@@ -2412,6 +2606,7 @@
               </w:rPr>
               <w:t>harus</w:t>
             </w:r>
+            <w:proofErr w:type="spellEnd"/>
             <w:r>
               <w:rPr>
                 <w:rFonts w:ascii="Arial" w:hAnsi="Arial" w:cs="Arial"/>
@@ -2420,6 +2615,7 @@
               </w:rPr>
               <w:t xml:space="preserve"> </w:t>
             </w:r>
+            <w:proofErr w:type="spellStart"/>
             <w:r>
               <w:rPr>
                 <w:rFonts w:ascii="Arial" w:hAnsi="Arial" w:cs="Arial"/>
@@ -2428,6 +2624,7 @@
               </w:rPr>
               <w:t>kembali</w:t>
             </w:r>
+            <w:proofErr w:type="spellEnd"/>
             <w:r>
               <w:rPr>
                 <w:rFonts w:ascii="Arial" w:hAnsi="Arial" w:cs="Arial"/>
@@ -2492,7 +2689,25 @@
                 <w:sz w:val="20"/>
                 <w:szCs w:val="20"/>
               </w:rPr>
-              <w:t>{tglKembali}</w:t>
+              <w:t>{</w:t>
+            </w:r>
+            <w:proofErr w:type="spellStart"/>
+            <w:r>
+              <w:rPr>
+                <w:rFonts w:ascii="Arial" w:hAnsi="Arial" w:cs="Arial"/>
+                <w:sz w:val="20"/>
+                <w:szCs w:val="20"/>
+              </w:rPr>
+              <w:t>tglKembali</w:t>
+            </w:r>
+            <w:proofErr w:type="spellEnd"/>
+            <w:r>
+              <w:rPr>
+                <w:rFonts w:ascii="Arial" w:hAnsi="Arial" w:cs="Arial"/>
+                <w:sz w:val="20"/>
+                <w:szCs w:val="20"/>
+              </w:rPr>
+              <w:t>}</w:t>
             </w:r>
           </w:p>
         </w:tc>
@@ -2552,6 +2767,7 @@
                 <w:lang w:val="id-ID"/>
               </w:rPr>
             </w:pPr>
+            <w:proofErr w:type="gramStart"/>
             <w:r>
               <w:rPr>
                 <w:rFonts w:ascii="Arial" w:hAnsi="Arial" w:cs="Arial"/>
@@ -2567,7 +2783,17 @@
                 <w:szCs w:val="20"/>
                 <w:lang w:val="id-ID"/>
               </w:rPr>
-              <w:t xml:space="preserve"> :         Nama</w:t>
+              <w:t xml:space="preserve"> :</w:t>
+            </w:r>
+            <w:proofErr w:type="gramEnd"/>
+            <w:r>
+              <w:rPr>
+                <w:rFonts w:ascii="Arial" w:hAnsi="Arial" w:cs="Arial"/>
+                <w:sz w:val="20"/>
+                <w:szCs w:val="20"/>
+                <w:lang w:val="id-ID"/>
+              </w:rPr>
+              <w:t xml:space="preserve">         Nama</w:t>
             </w:r>
           </w:p>
         </w:tc>
@@ -3256,6 +3482,7 @@
                 <w:szCs w:val="20"/>
               </w:rPr>
             </w:pPr>
+            <w:proofErr w:type="spellStart"/>
             <w:r>
               <w:rPr>
                 <w:rFonts w:ascii="Arial" w:hAnsi="Arial" w:cs="Arial"/>
@@ -3264,6 +3491,7 @@
               </w:rPr>
               <w:t>Pembebanan</w:t>
             </w:r>
+            <w:proofErr w:type="spellEnd"/>
             <w:r>
               <w:rPr>
                 <w:rFonts w:ascii="Arial" w:hAnsi="Arial" w:cs="Arial"/>
@@ -3272,6 +3500,7 @@
               </w:rPr>
               <w:t xml:space="preserve"> </w:t>
             </w:r>
+            <w:proofErr w:type="spellStart"/>
             <w:r>
               <w:rPr>
                 <w:rFonts w:ascii="Arial" w:hAnsi="Arial" w:cs="Arial"/>
@@ -3280,6 +3509,7 @@
               </w:rPr>
               <w:t>Anggaran</w:t>
             </w:r>
+            <w:proofErr w:type="spellEnd"/>
           </w:p>
         </w:tc>
         <w:tc>
@@ -3368,6 +3598,7 @@
                 <w:szCs w:val="20"/>
               </w:rPr>
             </w:pPr>
+            <w:proofErr w:type="spellStart"/>
             <w:r>
               <w:rPr>
                 <w:rFonts w:ascii="Arial" w:hAnsi="Arial" w:cs="Arial"/>
@@ -3376,6 +3607,7 @@
               </w:rPr>
               <w:t>Instansi</w:t>
             </w:r>
+            <w:proofErr w:type="spellEnd"/>
           </w:p>
         </w:tc>
         <w:tc>
@@ -3627,13 +3859,23 @@
                 <w:szCs w:val="20"/>
               </w:rPr>
             </w:pPr>
-            <w:r>
-              <w:rPr>
-                <w:rFonts w:ascii="Arial" w:hAnsi="Arial" w:cs="Arial"/>
-                <w:sz w:val="20"/>
-                <w:szCs w:val="20"/>
-              </w:rPr>
-              <w:t>Keterangan lain-lain</w:t>
+            <w:proofErr w:type="spellStart"/>
+            <w:r>
+              <w:rPr>
+                <w:rFonts w:ascii="Arial" w:hAnsi="Arial" w:cs="Arial"/>
+                <w:sz w:val="20"/>
+                <w:szCs w:val="20"/>
+              </w:rPr>
+              <w:t>Keterangan</w:t>
+            </w:r>
+            <w:proofErr w:type="spellEnd"/>
+            <w:r>
+              <w:rPr>
+                <w:rFonts w:ascii="Arial" w:hAnsi="Arial" w:cs="Arial"/>
+                <w:sz w:val="20"/>
+                <w:szCs w:val="20"/>
+              </w:rPr>
+              <w:t xml:space="preserve"> lain-lain</w:t>
             </w:r>
           </w:p>
         </w:tc>
@@ -3764,7 +4006,22 @@
           <w:sz w:val="20"/>
         </w:rPr>
         <w:tab/>
-        <w:t>Dikeluarkan di</w:t>
+      </w:r>
+      <w:proofErr w:type="spellStart"/>
+      <w:r>
+        <w:rPr>
+          <w:rFonts w:ascii="Arial" w:hAnsi="Arial" w:cs="Arial"/>
+          <w:sz w:val="20"/>
+        </w:rPr>
+        <w:t>Dikeluarkan</w:t>
+      </w:r>
+      <w:proofErr w:type="spellEnd"/>
+      <w:r>
+        <w:rPr>
+          <w:rFonts w:ascii="Arial" w:hAnsi="Arial" w:cs="Arial"/>
+          <w:sz w:val="20"/>
+        </w:rPr>
+        <w:t xml:space="preserve"> di</w:t>
       </w:r>
       <w:r>
         <w:rPr>
@@ -3799,8 +4056,17 @@
           <w:sz w:val="20"/>
         </w:rPr>
         <w:tab/>
-        <w:t>Pada tanggal</w:t>
+        <w:t xml:space="preserve">Pada </w:t>
       </w:r>
+      <w:proofErr w:type="spellStart"/>
+      <w:r>
+        <w:rPr>
+          <w:rFonts w:ascii="Arial" w:hAnsi="Arial" w:cs="Arial"/>
+          <w:sz w:val="20"/>
+        </w:rPr>
+        <w:t>tanggal</w:t>
+      </w:r>
+      <w:proofErr w:type="spellEnd"/>
       <w:r>
         <w:rPr>
           <w:rFonts w:ascii="Arial" w:hAnsi="Arial" w:cs="Arial"/>
@@ -3822,7 +4088,25 @@
           <w:spacing w:val="20"/>
           <w:sz w:val="20"/>
         </w:rPr>
-        <w:t>{tglBerangkat}</w:t>
+        <w:t>{</w:t>
+      </w:r>
+      <w:proofErr w:type="spellStart"/>
+      <w:r>
+        <w:rPr>
+          <w:rFonts w:ascii="Arial" w:hAnsi="Arial" w:cs="Arial"/>
+          <w:spacing w:val="20"/>
+          <w:sz w:val="20"/>
+        </w:rPr>
+        <w:t>tglBerangkat</w:t>
+      </w:r>
+      <w:proofErr w:type="spellEnd"/>
+      <w:r>
+        <w:rPr>
+          <w:rFonts w:ascii="Arial" w:hAnsi="Arial" w:cs="Arial"/>
+          <w:spacing w:val="20"/>
+          <w:sz w:val="20"/>
+        </w:rPr>
+        <w:t>}</w:t>
       </w:r>
       <w:r>
         <w:rPr>
@@ -4142,7 +4426,7 @@
     </w:p>
     <w:tbl>
       <w:tblPr>
-        <w:tblW w:w="10527" w:type="dxa"/>
+        <w:tblW w:w="9747" w:type="dxa"/>
         <w:tblInd w:w="313" w:type="dxa"/>
         <w:tblLayout w:type="fixed"/>
         <w:tblCellMar>
@@ -4154,10 +4438,10 @@
       <w:tblGrid>
         <w:gridCol w:w="380"/>
         <w:gridCol w:w="2059"/>
-        <w:gridCol w:w="2977"/>
+        <w:gridCol w:w="2913"/>
         <w:gridCol w:w="425"/>
         <w:gridCol w:w="1559"/>
-        <w:gridCol w:w="3127"/>
+        <w:gridCol w:w="2411"/>
       </w:tblGrid>
       <w:tr>
         <w:tc>
@@ -4191,7 +4475,7 @@
         </w:tc>
         <w:tc>
           <w:tcPr>
-            <w:tcW w:w="2977" w:type="dxa"/>
+            <w:tcW w:w="2913" w:type="dxa"/>
           </w:tcPr>
           <w:p>
             <w:pPr>
@@ -4224,6 +4508,7 @@
                 <w:sz w:val="20"/>
               </w:rPr>
             </w:pPr>
+            <w:proofErr w:type="spellStart"/>
             <w:r>
               <w:rPr>
                 <w:rFonts w:ascii="Arial" w:hAnsi="Arial" w:cs="Arial"/>
@@ -4231,6 +4516,7 @@
               </w:rPr>
               <w:t>Berangkat</w:t>
             </w:r>
+            <w:proofErr w:type="spellEnd"/>
             <w:r>
               <w:rPr>
                 <w:rFonts w:ascii="Arial" w:hAnsi="Arial" w:cs="Arial"/>
@@ -4238,6 +4524,7 @@
               </w:rPr>
               <w:t xml:space="preserve"> </w:t>
             </w:r>
+            <w:proofErr w:type="spellStart"/>
             <w:r>
               <w:rPr>
                 <w:rFonts w:ascii="Arial" w:hAnsi="Arial" w:cs="Arial"/>
@@ -4245,11 +4532,12 @@
               </w:rPr>
               <w:t>dari</w:t>
             </w:r>
-          </w:p>
-        </w:tc>
-        <w:tc>
-          <w:tcPr>
-            <w:tcW w:w="3127" w:type="dxa"/>
+            <w:proofErr w:type="spellEnd"/>
+          </w:p>
+        </w:tc>
+        <w:tc>
+          <w:tcPr>
+            <w:tcW w:w="2411" w:type="dxa"/>
           </w:tcPr>
           <w:p>
             <w:pPr>
@@ -4293,7 +4581,7 @@
         </w:tc>
         <w:tc>
           <w:tcPr>
-            <w:tcW w:w="2977" w:type="dxa"/>
+            <w:tcW w:w="2913" w:type="dxa"/>
           </w:tcPr>
           <w:p>
             <w:pPr>
@@ -4323,8 +4611,17 @@
                 <w:rFonts w:ascii="Arial" w:hAnsi="Arial" w:cs="Arial"/>
                 <w:sz w:val="20"/>
               </w:rPr>
-              <w:t>(Tempat</w:t>
-            </w:r>
+              <w:t>(</w:t>
+            </w:r>
+            <w:proofErr w:type="spellStart"/>
+            <w:r>
+              <w:rPr>
+                <w:rFonts w:ascii="Arial" w:hAnsi="Arial" w:cs="Arial"/>
+                <w:sz w:val="20"/>
+              </w:rPr>
+              <w:t>Tempat</w:t>
+            </w:r>
+            <w:proofErr w:type="spellEnd"/>
             <w:r>
               <w:rPr>
                 <w:rFonts w:ascii="Arial" w:hAnsi="Arial" w:cs="Arial"/>
@@ -4332,18 +4629,27 @@
               </w:rPr>
               <w:t xml:space="preserve"> </w:t>
             </w:r>
-            <w:r>
-              <w:rPr>
-                <w:rFonts w:ascii="Arial" w:hAnsi="Arial" w:cs="Arial"/>
-                <w:sz w:val="20"/>
-              </w:rPr>
-              <w:t>kedudukan)</w:t>
-            </w:r>
-          </w:p>
-        </w:tc>
-        <w:tc>
-          <w:tcPr>
-            <w:tcW w:w="3127" w:type="dxa"/>
+            <w:proofErr w:type="spellStart"/>
+            <w:r>
+              <w:rPr>
+                <w:rFonts w:ascii="Arial" w:hAnsi="Arial" w:cs="Arial"/>
+                <w:sz w:val="20"/>
+              </w:rPr>
+              <w:t>kedudukan</w:t>
+            </w:r>
+            <w:proofErr w:type="spellEnd"/>
+            <w:r>
+              <w:rPr>
+                <w:rFonts w:ascii="Arial" w:hAnsi="Arial" w:cs="Arial"/>
+                <w:sz w:val="20"/>
+              </w:rPr>
+              <w:t>)</w:t>
+            </w:r>
+          </w:p>
+        </w:tc>
+        <w:tc>
+          <w:tcPr>
+            <w:tcW w:w="2411" w:type="dxa"/>
           </w:tcPr>
           <w:p>
             <w:pPr>
@@ -4409,7 +4715,7 @@
         </w:tc>
         <w:tc>
           <w:tcPr>
-            <w:tcW w:w="2977" w:type="dxa"/>
+            <w:tcW w:w="2913" w:type="dxa"/>
           </w:tcPr>
           <w:p>
             <w:pPr>
@@ -4447,7 +4753,7 @@
         </w:tc>
         <w:tc>
           <w:tcPr>
-            <w:tcW w:w="3127" w:type="dxa"/>
+            <w:tcW w:w="2411" w:type="dxa"/>
           </w:tcPr>
           <w:p>
             <w:pPr>
@@ -4507,7 +4813,7 @@
         </w:tc>
         <w:tc>
           <w:tcPr>
-            <w:tcW w:w="2977" w:type="dxa"/>
+            <w:tcW w:w="2913" w:type="dxa"/>
           </w:tcPr>
           <w:p>
             <w:pPr>
@@ -4546,6 +4852,7 @@
               </w:rPr>
               <w:t xml:space="preserve"> </w:t>
             </w:r>
+            <w:proofErr w:type="spellStart"/>
             <w:r>
               <w:rPr>
                 <w:rFonts w:ascii="Arial" w:hAnsi="Arial" w:cs="Arial"/>
@@ -4553,11 +4860,12 @@
               </w:rPr>
               <w:t>tanggal</w:t>
             </w:r>
-          </w:p>
-        </w:tc>
-        <w:tc>
-          <w:tcPr>
-            <w:tcW w:w="3127" w:type="dxa"/>
+            <w:proofErr w:type="spellEnd"/>
+          </w:p>
+        </w:tc>
+        <w:tc>
+          <w:tcPr>
+            <w:tcW w:w="2411" w:type="dxa"/>
           </w:tcPr>
           <w:p>
             <w:pPr>
@@ -4604,6 +4912,9 @@
         </w:tc>
       </w:tr>
       <w:tr>
+        <w:trPr>
+          <w:trHeight w:val="194"/>
+        </w:trPr>
         <w:tc>
           <w:tcPr>
             <w:tcW w:w="380" w:type="dxa"/>
@@ -4611,7 +4922,7 @@
           <w:p>
             <w:pPr>
               <w:snapToGrid w:val="0"/>
-              <w:spacing w:before="120"/>
+              <w:spacing w:before="60"/>
               <w:jc w:val="right"/>
               <w:rPr>
                 <w:rFonts w:ascii="Arial" w:hAnsi="Arial" w:cs="Arial"/>
@@ -4628,7 +4939,7 @@
           <w:p>
             <w:pPr>
               <w:snapToGrid w:val="0"/>
-              <w:spacing w:before="120"/>
+              <w:spacing w:before="60"/>
               <w:rPr>
                 <w:rFonts w:ascii="Arial" w:hAnsi="Arial" w:cs="Arial"/>
                 <w:sz w:val="20"/>
@@ -4639,56 +4950,66 @@
         </w:tc>
         <w:tc>
           <w:tcPr>
-            <w:tcW w:w="2977" w:type="dxa"/>
-          </w:tcPr>
-          <w:p>
-            <w:pPr>
-              <w:snapToGrid w:val="0"/>
-              <w:spacing w:before="120"/>
+            <w:tcW w:w="2913" w:type="dxa"/>
+          </w:tcPr>
+          <w:p>
+            <w:pPr>
+              <w:snapToGrid w:val="0"/>
+              <w:spacing w:before="60"/>
+              <w:ind w:left="51" w:hanging="1"/>
               <w:jc w:val="right"/>
               <w:rPr>
                 <w:rFonts w:ascii="Arial" w:hAnsi="Arial" w:cs="Arial"/>
                 <w:sz w:val="20"/>
-                <w:lang w:val="sv-SE"/>
-              </w:rPr>
-            </w:pPr>
-            <w:r>
-              <w:rPr>
-                <w:rFonts w:ascii="Arial" w:hAnsi="Arial" w:cs="Arial"/>
-                <w:sz w:val="20"/>
-                <w:lang w:val="sv-SE"/>
-              </w:rPr>
-              <w:t>An.</w:t>
-            </w:r>
-          </w:p>
-        </w:tc>
-        <w:tc>
-          <w:tcPr>
-            <w:tcW w:w="5111" w:type="dxa"/>
+              </w:rPr>
+            </w:pPr>
+            <w:r>
+              <w:rPr>
+                <w:rFonts w:ascii="Arial" w:hAnsi="Arial" w:cs="Arial"/>
+                <w:sz w:val="20"/>
+              </w:rPr>
+              <w:t>{an}</w:t>
+            </w:r>
+          </w:p>
+        </w:tc>
+        <w:tc>
+          <w:tcPr>
+            <w:tcW w:w="4395" w:type="dxa"/>
             <w:gridSpan w:val="3"/>
           </w:tcPr>
           <w:p>
             <w:pPr>
               <w:snapToGrid w:val="0"/>
-              <w:spacing w:before="120"/>
-              <w:rPr>
-                <w:rFonts w:ascii="Arial" w:hAnsi="Arial" w:cs="Arial"/>
-                <w:sz w:val="20"/>
-              </w:rPr>
-            </w:pPr>
-            <w:r>
-              <w:rPr>
-                <w:rFonts w:ascii="Arial" w:hAnsi="Arial" w:cs="Arial"/>
-                <w:sz w:val="20"/>
-              </w:rPr>
-              <w:t>Kepala</w:t>
-            </w:r>
-            <w:r>
-              <w:rPr>
-                <w:rFonts w:ascii="Arial" w:hAnsi="Arial" w:cs="Arial"/>
-                <w:sz w:val="20"/>
-              </w:rPr>
-              <w:t xml:space="preserve"> Kantor Wilayah</w:t>
+              <w:spacing w:before="60"/>
+              <w:ind w:hanging="1"/>
+              <w:jc w:val="both"/>
+              <w:rPr>
+                <w:rFonts w:ascii="Arial" w:hAnsi="Arial" w:cs="Arial"/>
+                <w:sz w:val="20"/>
+              </w:rPr>
+            </w:pPr>
+            <w:r>
+              <w:rPr>
+                <w:rFonts w:ascii="Arial" w:hAnsi="Arial" w:cs="Arial"/>
+                <w:sz w:val="20"/>
+              </w:rPr>
+              <w:t>{</w:t>
+            </w:r>
+            <w:proofErr w:type="spellStart"/>
+            <w:r>
+              <w:rPr>
+                <w:rFonts w:ascii="Arial" w:hAnsi="Arial" w:cs="Arial"/>
+                <w:sz w:val="20"/>
+              </w:rPr>
+              <w:t>pejabatMengetahui</w:t>
+            </w:r>
+            <w:proofErr w:type="spellEnd"/>
+            <w:r>
+              <w:rPr>
+                <w:rFonts w:ascii="Arial" w:hAnsi="Arial" w:cs="Arial"/>
+                <w:sz w:val="20"/>
+              </w:rPr>
+              <w:t>}</w:t>
             </w:r>
           </w:p>
         </w:tc>
@@ -4725,21 +5046,21 @@
         </w:tc>
         <w:tc>
           <w:tcPr>
-            <w:tcW w:w="2977" w:type="dxa"/>
-          </w:tcPr>
-          <w:p>
-            <w:pPr>
-              <w:snapToGrid w:val="0"/>
-              <w:rPr>
-                <w:rFonts w:ascii="Arial" w:hAnsi="Arial" w:cs="Arial"/>
-                <w:sz w:val="20"/>
-              </w:rPr>
-            </w:pPr>
-          </w:p>
-        </w:tc>
-        <w:tc>
-          <w:tcPr>
-            <w:tcW w:w="5111" w:type="dxa"/>
+            <w:tcW w:w="2913" w:type="dxa"/>
+          </w:tcPr>
+          <w:p>
+            <w:pPr>
+              <w:snapToGrid w:val="0"/>
+              <w:rPr>
+                <w:rFonts w:ascii="Arial" w:hAnsi="Arial" w:cs="Arial"/>
+                <w:sz w:val="20"/>
+              </w:rPr>
+            </w:pPr>
+          </w:p>
+        </w:tc>
+        <w:tc>
+          <w:tcPr>
+            <w:tcW w:w="4395" w:type="dxa"/>
             <w:gridSpan w:val="3"/>
           </w:tcPr>
           <w:p>
@@ -4756,65 +5077,23 @@
                 <w:rFonts w:ascii="Arial" w:hAnsi="Arial" w:cs="Arial"/>
                 <w:sz w:val="20"/>
               </w:rPr>
-              <w:fldChar w:fldCharType="begin"/>
-            </w:r>
-            <w:r>
-              <w:rPr>
-                <w:rFonts w:ascii="Arial" w:hAnsi="Arial" w:cs="Arial"/>
-                <w:sz w:val="20"/>
-                <w:lang w:val="es-MX"/>
-              </w:rPr>
-              <w:instrText xml:space="preserve"> MERGEFIELD "Jabatan_TTd" </w:instrText>
-            </w:r>
-            <w:r>
-              <w:rPr>
-                <w:rFonts w:ascii="Arial" w:hAnsi="Arial" w:cs="Arial"/>
-                <w:sz w:val="20"/>
-              </w:rPr>
-              <w:fldChar w:fldCharType="separate"/>
-            </w:r>
-            <w:r>
-              <w:rPr>
-                <w:rFonts w:ascii="Arial" w:hAnsi="Arial" w:cs="Arial"/>
-                <w:noProof/>
-                <w:sz w:val="20"/>
-                <w:lang w:val="es-MX"/>
-              </w:rPr>
-              <w:t>{jabatan</w:t>
-            </w:r>
-            <w:r>
-              <w:rPr>
-                <w:rFonts w:ascii="Arial" w:hAnsi="Arial" w:cs="Arial"/>
-                <w:noProof/>
-                <w:sz w:val="20"/>
-                <w:lang w:val="es-MX"/>
-              </w:rPr>
-              <w:t>PPT</w:t>
-            </w:r>
-            <w:r>
-              <w:rPr>
-                <w:rFonts w:ascii="Arial" w:hAnsi="Arial" w:cs="Arial"/>
-                <w:noProof/>
-                <w:sz w:val="20"/>
-                <w:lang w:val="es-MX"/>
+              <w:t>{</w:t>
+            </w:r>
+            <w:proofErr w:type="spellStart"/>
+            <w:r>
+              <w:rPr>
+                <w:rFonts w:ascii="Arial" w:hAnsi="Arial" w:cs="Arial"/>
+                <w:sz w:val="20"/>
+              </w:rPr>
+              <w:t>jabatanPPT</w:t>
+            </w:r>
+            <w:proofErr w:type="spellEnd"/>
+            <w:r>
+              <w:rPr>
+                <w:rFonts w:ascii="Arial" w:hAnsi="Arial" w:cs="Arial"/>
+                <w:sz w:val="20"/>
               </w:rPr>
               <w:t>}</w:t>
-            </w:r>
-            <w:r>
-              <w:rPr>
-                <w:rFonts w:ascii="Arial" w:hAnsi="Arial" w:cs="Arial"/>
-                <w:noProof/>
-                <w:sz w:val="20"/>
-                <w:lang w:val="es-MX"/>
-              </w:rPr>
-              <w:t>,</w:t>
-            </w:r>
-            <w:r>
-              <w:rPr>
-                <w:rFonts w:ascii="Arial" w:hAnsi="Arial" w:cs="Arial"/>
-                <w:sz w:val="20"/>
-              </w:rPr>
-              <w:fldChar w:fldCharType="end"/>
             </w:r>
           </w:p>
         </w:tc>
@@ -4856,7 +5135,7 @@
         </w:tc>
         <w:tc>
           <w:tcPr>
-            <w:tcW w:w="2977" w:type="dxa"/>
+            <w:tcW w:w="2913" w:type="dxa"/>
           </w:tcPr>
           <w:p>
             <w:pPr>
@@ -4885,7 +5164,7 @@
         </w:tc>
         <w:tc>
           <w:tcPr>
-            <w:tcW w:w="4686" w:type="dxa"/>
+            <w:tcW w:w="3970" w:type="dxa"/>
             <w:gridSpan w:val="2"/>
           </w:tcPr>
           <w:p>
@@ -4978,7 +5257,7 @@
         </w:tc>
         <w:tc>
           <w:tcPr>
-            <w:tcW w:w="2977" w:type="dxa"/>
+            <w:tcW w:w="2913" w:type="dxa"/>
           </w:tcPr>
           <w:p>
             <w:pPr>
@@ -4999,7 +5278,7 @@
         </w:tc>
         <w:tc>
           <w:tcPr>
-            <w:tcW w:w="5111" w:type="dxa"/>
+            <w:tcW w:w="4395" w:type="dxa"/>
             <w:gridSpan w:val="3"/>
           </w:tcPr>
           <w:p>
@@ -5105,21 +5384,21 @@
         </w:tc>
         <w:tc>
           <w:tcPr>
-            <w:tcW w:w="2977" w:type="dxa"/>
-          </w:tcPr>
-          <w:p>
-            <w:pPr>
-              <w:snapToGrid w:val="0"/>
-              <w:rPr>
-                <w:rFonts w:ascii="Arial" w:hAnsi="Arial" w:cs="Arial"/>
-                <w:sz w:val="20"/>
-              </w:rPr>
-            </w:pPr>
-          </w:p>
-        </w:tc>
-        <w:tc>
-          <w:tcPr>
-            <w:tcW w:w="5111" w:type="dxa"/>
+            <w:tcW w:w="2913" w:type="dxa"/>
+          </w:tcPr>
+          <w:p>
+            <w:pPr>
+              <w:snapToGrid w:val="0"/>
+              <w:rPr>
+                <w:rFonts w:ascii="Arial" w:hAnsi="Arial" w:cs="Arial"/>
+                <w:sz w:val="20"/>
+              </w:rPr>
+            </w:pPr>
+          </w:p>
+        </w:tc>
+        <w:tc>
+          <w:tcPr>
+            <w:tcW w:w="4395" w:type="dxa"/>
             <w:gridSpan w:val="3"/>
           </w:tcPr>
           <w:p>
@@ -5146,7 +5425,16 @@
                 <w:sz w:val="20"/>
                 <w:szCs w:val="20"/>
               </w:rPr>
-              <w:t>{nipPP</w:t>
+              <w:t>{</w:t>
+            </w:r>
+            <w:proofErr w:type="spellStart"/>
+            <w:r>
+              <w:rPr>
+                <w:rFonts w:ascii="Arial" w:hAnsi="Arial" w:cs="Arial"/>
+                <w:sz w:val="20"/>
+                <w:szCs w:val="20"/>
+              </w:rPr>
+              <w:t>nipPP</w:t>
             </w:r>
             <w:r>
               <w:rPr>
@@ -5156,6 +5444,7 @@
               </w:rPr>
               <w:t>T</w:t>
             </w:r>
+            <w:proofErr w:type="spellEnd"/>
             <w:r>
               <w:rPr>
                 <w:rFonts w:ascii="Arial" w:hAnsi="Arial" w:cs="Arial"/>
@@ -5383,6 +5672,7 @@
                 <w:sz w:val="20"/>
               </w:rPr>
             </w:pPr>
+            <w:proofErr w:type="spellStart"/>
             <w:r>
               <w:rPr>
                 <w:rFonts w:ascii="Arial" w:hAnsi="Arial" w:cs="Arial"/>
@@ -5390,6 +5680,7 @@
               </w:rPr>
               <w:t>Berangkat</w:t>
             </w:r>
+            <w:proofErr w:type="spellEnd"/>
             <w:r>
               <w:rPr>
                 <w:rFonts w:ascii="Arial" w:hAnsi="Arial" w:cs="Arial"/>
@@ -5397,6 +5688,7 @@
               </w:rPr>
               <w:t xml:space="preserve"> </w:t>
             </w:r>
+            <w:proofErr w:type="spellStart"/>
             <w:r>
               <w:rPr>
                 <w:rFonts w:ascii="Arial" w:hAnsi="Arial" w:cs="Arial"/>
@@ -5404,6 +5696,7 @@
               </w:rPr>
               <w:t>dari</w:t>
             </w:r>
+            <w:proofErr w:type="spellEnd"/>
           </w:p>
         </w:tc>
         <w:tc>
@@ -5519,6 +5812,7 @@
               </w:rPr>
               <w:t xml:space="preserve"> </w:t>
             </w:r>
+            <w:proofErr w:type="spellStart"/>
             <w:r>
               <w:rPr>
                 <w:rFonts w:ascii="Arial" w:hAnsi="Arial" w:cs="Arial"/>
@@ -5526,6 +5820,7 @@
               </w:rPr>
               <w:t>tanggal</w:t>
             </w:r>
+            <w:proofErr w:type="spellEnd"/>
           </w:p>
         </w:tc>
         <w:tc>
@@ -5549,7 +5844,15 @@
                 <w:rFonts w:ascii="Arial" w:hAnsi="Arial" w:cs="Arial"/>
                 <w:sz w:val="20"/>
               </w:rPr>
-              <w:t xml:space="preserve">: </w:t>
+              <w:t>:</w:t>
+            </w:r>
+            <w:proofErr w:type="gramStart"/>
+            <w:r>
+              <w:rPr>
+                <w:rFonts w:ascii="Arial" w:hAnsi="Arial" w:cs="Arial"/>
+                <w:sz w:val="20"/>
+              </w:rPr>
+              <w:t xml:space="preserve"> </w:t>
             </w:r>
             <w:r>
               <w:rPr>
@@ -5563,7 +5866,24 @@
                 <w:rFonts w:ascii="Arial" w:hAnsi="Arial" w:cs="Arial"/>
                 <w:sz w:val="20"/>
               </w:rPr>
-              <w:t>{tglBerangkat}</w:t>
+              <w:t>{</w:t>
+            </w:r>
+            <w:proofErr w:type="spellStart"/>
+            <w:proofErr w:type="gramEnd"/>
+            <w:r>
+              <w:rPr>
+                <w:rFonts w:ascii="Arial" w:hAnsi="Arial" w:cs="Arial"/>
+                <w:sz w:val="20"/>
+              </w:rPr>
+              <w:t>tglBerangkat</w:t>
+            </w:r>
+            <w:proofErr w:type="spellEnd"/>
+            <w:r>
+              <w:rPr>
+                <w:rFonts w:ascii="Arial" w:hAnsi="Arial" w:cs="Arial"/>
+                <w:sz w:val="20"/>
+              </w:rPr>
+              <w:t>}</w:t>
             </w:r>
           </w:p>
         </w:tc>
@@ -5661,6 +5981,7 @@
                 <w:sz w:val="20"/>
               </w:rPr>
             </w:pPr>
+            <w:proofErr w:type="spellStart"/>
             <w:r>
               <w:rPr>
                 <w:rFonts w:ascii="Arial" w:hAnsi="Arial" w:cs="Arial"/>
@@ -5668,6 +5989,7 @@
               </w:rPr>
               <w:t>Kepala</w:t>
             </w:r>
+            <w:proofErr w:type="spellEnd"/>
           </w:p>
         </w:tc>
         <w:tc>
@@ -5749,8 +6071,17 @@
                 <w:rFonts w:ascii="Arial" w:hAnsi="Arial" w:cs="Arial"/>
                 <w:sz w:val="20"/>
               </w:rPr>
-              <w:t>Pada tanggal</w:t>
-            </w:r>
+              <w:t xml:space="preserve">Pada </w:t>
+            </w:r>
+            <w:proofErr w:type="spellStart"/>
+            <w:r>
+              <w:rPr>
+                <w:rFonts w:ascii="Arial" w:hAnsi="Arial" w:cs="Arial"/>
+                <w:sz w:val="20"/>
+              </w:rPr>
+              <w:t>tanggal</w:t>
+            </w:r>
+            <w:proofErr w:type="spellEnd"/>
           </w:p>
         </w:tc>
         <w:tc>
@@ -5773,7 +6104,15 @@
                 <w:rFonts w:ascii="Arial" w:hAnsi="Arial" w:cs="Arial"/>
                 <w:sz w:val="20"/>
               </w:rPr>
-              <w:t xml:space="preserve">: </w:t>
+              <w:t>:</w:t>
+            </w:r>
+            <w:proofErr w:type="gramStart"/>
+            <w:r>
+              <w:rPr>
+                <w:rFonts w:ascii="Arial" w:hAnsi="Arial" w:cs="Arial"/>
+                <w:sz w:val="20"/>
+              </w:rPr>
+              <w:t xml:space="preserve"> </w:t>
             </w:r>
             <w:r>
               <w:rPr>
@@ -5787,7 +6126,24 @@
                 <w:rFonts w:ascii="Arial" w:hAnsi="Arial" w:cs="Arial"/>
                 <w:sz w:val="20"/>
               </w:rPr>
-              <w:t>{tglKembali}</w:t>
+              <w:t>{</w:t>
+            </w:r>
+            <w:proofErr w:type="spellStart"/>
+            <w:proofErr w:type="gramEnd"/>
+            <w:r>
+              <w:rPr>
+                <w:rFonts w:ascii="Arial" w:hAnsi="Arial" w:cs="Arial"/>
+                <w:sz w:val="20"/>
+              </w:rPr>
+              <w:t>tglKembali</w:t>
+            </w:r>
+            <w:proofErr w:type="spellEnd"/>
+            <w:r>
+              <w:rPr>
+                <w:rFonts w:ascii="Arial" w:hAnsi="Arial" w:cs="Arial"/>
+                <w:sz w:val="20"/>
+              </w:rPr>
+              <w:t>}</w:t>
             </w:r>
           </w:p>
         </w:tc>
@@ -5858,6 +6214,7 @@
                 <w:sz w:val="20"/>
               </w:rPr>
             </w:pPr>
+            <w:proofErr w:type="spellStart"/>
             <w:r>
               <w:rPr>
                 <w:rFonts w:ascii="Arial" w:hAnsi="Arial" w:cs="Arial"/>
@@ -5865,6 +6222,7 @@
               </w:rPr>
               <w:t>Kepala</w:t>
             </w:r>
+            <w:proofErr w:type="spellEnd"/>
           </w:p>
         </w:tc>
         <w:tc>
@@ -6501,13 +6859,31 @@
                 <w:sz w:val="20"/>
               </w:rPr>
             </w:pPr>
-            <w:r>
-              <w:rPr>
-                <w:rFonts w:ascii="Arial" w:hAnsi="Arial" w:cs="Arial"/>
-                <w:sz w:val="20"/>
-              </w:rPr>
-              <w:t>Berangkat dari</w:t>
-            </w:r>
+            <w:proofErr w:type="spellStart"/>
+            <w:r>
+              <w:rPr>
+                <w:rFonts w:ascii="Arial" w:hAnsi="Arial" w:cs="Arial"/>
+                <w:sz w:val="20"/>
+              </w:rPr>
+              <w:t>Berangkat</w:t>
+            </w:r>
+            <w:proofErr w:type="spellEnd"/>
+            <w:r>
+              <w:rPr>
+                <w:rFonts w:ascii="Arial" w:hAnsi="Arial" w:cs="Arial"/>
+                <w:sz w:val="20"/>
+              </w:rPr>
+              <w:t xml:space="preserve"> </w:t>
+            </w:r>
+            <w:proofErr w:type="spellStart"/>
+            <w:r>
+              <w:rPr>
+                <w:rFonts w:ascii="Arial" w:hAnsi="Arial" w:cs="Arial"/>
+                <w:sz w:val="20"/>
+              </w:rPr>
+              <w:t>dari</w:t>
+            </w:r>
+            <w:proofErr w:type="spellEnd"/>
           </w:p>
         </w:tc>
         <w:tc>
@@ -6578,8 +6954,17 @@
                 <w:rFonts w:ascii="Arial" w:hAnsi="Arial" w:cs="Arial"/>
                 <w:sz w:val="20"/>
               </w:rPr>
-              <w:t>Pada tanggal</w:t>
-            </w:r>
+              <w:t xml:space="preserve">Pada </w:t>
+            </w:r>
+            <w:proofErr w:type="spellStart"/>
+            <w:r>
+              <w:rPr>
+                <w:rFonts w:ascii="Arial" w:hAnsi="Arial" w:cs="Arial"/>
+                <w:sz w:val="20"/>
+              </w:rPr>
+              <w:t>tanggal</w:t>
+            </w:r>
+            <w:proofErr w:type="spellEnd"/>
           </w:p>
         </w:tc>
         <w:tc>
@@ -6695,6 +7080,7 @@
                 <w:sz w:val="20"/>
               </w:rPr>
             </w:pPr>
+            <w:proofErr w:type="spellStart"/>
             <w:r>
               <w:rPr>
                 <w:rFonts w:ascii="Arial" w:hAnsi="Arial" w:cs="Arial"/>
@@ -6702,6 +7088,7 @@
               </w:rPr>
               <w:t>Kepala</w:t>
             </w:r>
+            <w:proofErr w:type="spellEnd"/>
           </w:p>
         </w:tc>
         <w:tc>
@@ -6753,8 +7140,17 @@
                 <w:rFonts w:ascii="Arial" w:hAnsi="Arial" w:cs="Arial"/>
                 <w:sz w:val="20"/>
               </w:rPr>
-              <w:t>Pada tanggal</w:t>
-            </w:r>
+              <w:t xml:space="preserve">Pada </w:t>
+            </w:r>
+            <w:proofErr w:type="spellStart"/>
+            <w:r>
+              <w:rPr>
+                <w:rFonts w:ascii="Arial" w:hAnsi="Arial" w:cs="Arial"/>
+                <w:sz w:val="20"/>
+              </w:rPr>
+              <w:t>tanggal</w:t>
+            </w:r>
+            <w:proofErr w:type="spellEnd"/>
           </w:p>
         </w:tc>
         <w:tc>
@@ -6856,6 +7252,7 @@
                 <w:sz w:val="20"/>
               </w:rPr>
             </w:pPr>
+            <w:proofErr w:type="spellStart"/>
             <w:r>
               <w:rPr>
                 <w:rFonts w:ascii="Arial" w:hAnsi="Arial" w:cs="Arial"/>
@@ -6863,6 +7260,7 @@
               </w:rPr>
               <w:t>Kepala</w:t>
             </w:r>
+            <w:proofErr w:type="spellEnd"/>
           </w:p>
         </w:tc>
         <w:tc>
@@ -7345,13 +7743,31 @@
                 <w:sz w:val="20"/>
               </w:rPr>
             </w:pPr>
-            <w:r>
-              <w:rPr>
-                <w:rFonts w:ascii="Arial" w:hAnsi="Arial" w:cs="Arial"/>
-                <w:sz w:val="20"/>
-              </w:rPr>
-              <w:t>Berangkat dari</w:t>
-            </w:r>
+            <w:proofErr w:type="spellStart"/>
+            <w:r>
+              <w:rPr>
+                <w:rFonts w:ascii="Arial" w:hAnsi="Arial" w:cs="Arial"/>
+                <w:sz w:val="20"/>
+              </w:rPr>
+              <w:t>Berangkat</w:t>
+            </w:r>
+            <w:proofErr w:type="spellEnd"/>
+            <w:r>
+              <w:rPr>
+                <w:rFonts w:ascii="Arial" w:hAnsi="Arial" w:cs="Arial"/>
+                <w:sz w:val="20"/>
+              </w:rPr>
+              <w:t xml:space="preserve"> </w:t>
+            </w:r>
+            <w:proofErr w:type="spellStart"/>
+            <w:r>
+              <w:rPr>
+                <w:rFonts w:ascii="Arial" w:hAnsi="Arial" w:cs="Arial"/>
+                <w:sz w:val="20"/>
+              </w:rPr>
+              <w:t>dari</w:t>
+            </w:r>
+            <w:proofErr w:type="spellEnd"/>
           </w:p>
         </w:tc>
         <w:tc>
@@ -7421,8 +7837,17 @@
                 <w:rFonts w:ascii="Arial" w:hAnsi="Arial" w:cs="Arial"/>
                 <w:sz w:val="20"/>
               </w:rPr>
-              <w:t>Pada tanggal</w:t>
-            </w:r>
+              <w:t xml:space="preserve">Pada </w:t>
+            </w:r>
+            <w:proofErr w:type="spellStart"/>
+            <w:r>
+              <w:rPr>
+                <w:rFonts w:ascii="Arial" w:hAnsi="Arial" w:cs="Arial"/>
+                <w:sz w:val="20"/>
+              </w:rPr>
+              <w:t>tanggal</w:t>
+            </w:r>
+            <w:proofErr w:type="spellEnd"/>
           </w:p>
         </w:tc>
         <w:tc>
@@ -7538,6 +7963,7 @@
                 <w:sz w:val="20"/>
               </w:rPr>
             </w:pPr>
+            <w:proofErr w:type="spellStart"/>
             <w:r>
               <w:rPr>
                 <w:rFonts w:ascii="Arial" w:hAnsi="Arial" w:cs="Arial"/>
@@ -7545,6 +7971,7 @@
               </w:rPr>
               <w:t>Kepala</w:t>
             </w:r>
+            <w:proofErr w:type="spellEnd"/>
           </w:p>
         </w:tc>
         <w:tc>
@@ -7594,8 +8021,17 @@
                 <w:rFonts w:ascii="Arial" w:hAnsi="Arial" w:cs="Arial"/>
                 <w:sz w:val="20"/>
               </w:rPr>
-              <w:t>Pada tanggal</w:t>
-            </w:r>
+              <w:t xml:space="preserve">Pada </w:t>
+            </w:r>
+            <w:proofErr w:type="spellStart"/>
+            <w:r>
+              <w:rPr>
+                <w:rFonts w:ascii="Arial" w:hAnsi="Arial" w:cs="Arial"/>
+                <w:sz w:val="20"/>
+              </w:rPr>
+              <w:t>tanggal</w:t>
+            </w:r>
+            <w:proofErr w:type="spellEnd"/>
           </w:p>
         </w:tc>
         <w:tc>
@@ -7697,6 +8133,7 @@
                 <w:sz w:val="20"/>
               </w:rPr>
             </w:pPr>
+            <w:proofErr w:type="spellStart"/>
             <w:r>
               <w:rPr>
                 <w:rFonts w:ascii="Arial" w:hAnsi="Arial" w:cs="Arial"/>
@@ -7704,6 +8141,7 @@
               </w:rPr>
               <w:t>Kepala</w:t>
             </w:r>
+            <w:proofErr w:type="spellEnd"/>
           </w:p>
         </w:tc>
         <w:tc>
@@ -8035,7 +8473,23 @@
                 <w:rFonts w:ascii="Arial" w:hAnsi="Arial" w:cs="Arial"/>
                 <w:sz w:val="20"/>
               </w:rPr>
-              <w:t>Telah tiba di</w:t>
+              <w:t xml:space="preserve">Telah </w:t>
+            </w:r>
+            <w:proofErr w:type="spellStart"/>
+            <w:r>
+              <w:rPr>
+                <w:rFonts w:ascii="Arial" w:hAnsi="Arial" w:cs="Arial"/>
+                <w:sz w:val="20"/>
+              </w:rPr>
+              <w:t>tiba</w:t>
+            </w:r>
+            <w:proofErr w:type="spellEnd"/>
+            <w:r>
+              <w:rPr>
+                <w:rFonts w:ascii="Arial" w:hAnsi="Arial" w:cs="Arial"/>
+                <w:sz w:val="20"/>
+              </w:rPr>
+              <w:t xml:space="preserve"> di</w:t>
             </w:r>
           </w:p>
         </w:tc>
@@ -8098,7 +8552,295 @@
                 <w:rFonts w:ascii="Arial" w:hAnsi="Arial" w:cs="Arial"/>
                 <w:sz w:val="20"/>
               </w:rPr>
-              <w:t>Telah diperiksa dengan keterangan bahwa perjalanan tersebut benar dilakukan atas perintahnya, dan semata mata untuk kepentingan jabatan dalam waktu yang sesingkat-singkatnya.</w:t>
+              <w:t xml:space="preserve">Telah </w:t>
+            </w:r>
+            <w:proofErr w:type="spellStart"/>
+            <w:r>
+              <w:rPr>
+                <w:rFonts w:ascii="Arial" w:hAnsi="Arial" w:cs="Arial"/>
+                <w:sz w:val="20"/>
+              </w:rPr>
+              <w:t>diperiksa</w:t>
+            </w:r>
+            <w:proofErr w:type="spellEnd"/>
+            <w:r>
+              <w:rPr>
+                <w:rFonts w:ascii="Arial" w:hAnsi="Arial" w:cs="Arial"/>
+                <w:sz w:val="20"/>
+              </w:rPr>
+              <w:t xml:space="preserve"> </w:t>
+            </w:r>
+            <w:proofErr w:type="spellStart"/>
+            <w:r>
+              <w:rPr>
+                <w:rFonts w:ascii="Arial" w:hAnsi="Arial" w:cs="Arial"/>
+                <w:sz w:val="20"/>
+              </w:rPr>
+              <w:t>dengan</w:t>
+            </w:r>
+            <w:proofErr w:type="spellEnd"/>
+            <w:r>
+              <w:rPr>
+                <w:rFonts w:ascii="Arial" w:hAnsi="Arial" w:cs="Arial"/>
+                <w:sz w:val="20"/>
+              </w:rPr>
+              <w:t xml:space="preserve"> </w:t>
+            </w:r>
+            <w:proofErr w:type="spellStart"/>
+            <w:r>
+              <w:rPr>
+                <w:rFonts w:ascii="Arial" w:hAnsi="Arial" w:cs="Arial"/>
+                <w:sz w:val="20"/>
+              </w:rPr>
+              <w:t>keterangan</w:t>
+            </w:r>
+            <w:proofErr w:type="spellEnd"/>
+            <w:r>
+              <w:rPr>
+                <w:rFonts w:ascii="Arial" w:hAnsi="Arial" w:cs="Arial"/>
+                <w:sz w:val="20"/>
+              </w:rPr>
+              <w:t xml:space="preserve"> </w:t>
+            </w:r>
+            <w:proofErr w:type="spellStart"/>
+            <w:r>
+              <w:rPr>
+                <w:rFonts w:ascii="Arial" w:hAnsi="Arial" w:cs="Arial"/>
+                <w:sz w:val="20"/>
+              </w:rPr>
+              <w:t>bahwa</w:t>
+            </w:r>
+            <w:proofErr w:type="spellEnd"/>
+            <w:r>
+              <w:rPr>
+                <w:rFonts w:ascii="Arial" w:hAnsi="Arial" w:cs="Arial"/>
+                <w:sz w:val="20"/>
+              </w:rPr>
+              <w:t xml:space="preserve"> </w:t>
+            </w:r>
+            <w:proofErr w:type="spellStart"/>
+            <w:r>
+              <w:rPr>
+                <w:rFonts w:ascii="Arial" w:hAnsi="Arial" w:cs="Arial"/>
+                <w:sz w:val="20"/>
+              </w:rPr>
+              <w:t>perjalanan</w:t>
+            </w:r>
+            <w:proofErr w:type="spellEnd"/>
+            <w:r>
+              <w:rPr>
+                <w:rFonts w:ascii="Arial" w:hAnsi="Arial" w:cs="Arial"/>
+                <w:sz w:val="20"/>
+              </w:rPr>
+              <w:t xml:space="preserve"> </w:t>
+            </w:r>
+            <w:proofErr w:type="spellStart"/>
+            <w:r>
+              <w:rPr>
+                <w:rFonts w:ascii="Arial" w:hAnsi="Arial" w:cs="Arial"/>
+                <w:sz w:val="20"/>
+              </w:rPr>
+              <w:t>tersebut</w:t>
+            </w:r>
+            <w:proofErr w:type="spellEnd"/>
+            <w:r>
+              <w:rPr>
+                <w:rFonts w:ascii="Arial" w:hAnsi="Arial" w:cs="Arial"/>
+                <w:sz w:val="20"/>
+              </w:rPr>
+              <w:t xml:space="preserve"> </w:t>
+            </w:r>
+            <w:proofErr w:type="spellStart"/>
+            <w:r>
+              <w:rPr>
+                <w:rFonts w:ascii="Arial" w:hAnsi="Arial" w:cs="Arial"/>
+                <w:sz w:val="20"/>
+              </w:rPr>
+              <w:t>benar</w:t>
+            </w:r>
+            <w:proofErr w:type="spellEnd"/>
+            <w:r>
+              <w:rPr>
+                <w:rFonts w:ascii="Arial" w:hAnsi="Arial" w:cs="Arial"/>
+                <w:sz w:val="20"/>
+              </w:rPr>
+              <w:t xml:space="preserve"> </w:t>
+            </w:r>
+            <w:proofErr w:type="spellStart"/>
+            <w:r>
+              <w:rPr>
+                <w:rFonts w:ascii="Arial" w:hAnsi="Arial" w:cs="Arial"/>
+                <w:sz w:val="20"/>
+              </w:rPr>
+              <w:t>dilakukan</w:t>
+            </w:r>
+            <w:proofErr w:type="spellEnd"/>
+            <w:r>
+              <w:rPr>
+                <w:rFonts w:ascii="Arial" w:hAnsi="Arial" w:cs="Arial"/>
+                <w:sz w:val="20"/>
+              </w:rPr>
+              <w:t xml:space="preserve"> </w:t>
+            </w:r>
+            <w:proofErr w:type="spellStart"/>
+            <w:r>
+              <w:rPr>
+                <w:rFonts w:ascii="Arial" w:hAnsi="Arial" w:cs="Arial"/>
+                <w:sz w:val="20"/>
+              </w:rPr>
+              <w:t>atas</w:t>
+            </w:r>
+            <w:proofErr w:type="spellEnd"/>
+            <w:r>
+              <w:rPr>
+                <w:rFonts w:ascii="Arial" w:hAnsi="Arial" w:cs="Arial"/>
+                <w:sz w:val="20"/>
+              </w:rPr>
+              <w:t xml:space="preserve"> </w:t>
+            </w:r>
+            <w:proofErr w:type="spellStart"/>
+            <w:r>
+              <w:rPr>
+                <w:rFonts w:ascii="Arial" w:hAnsi="Arial" w:cs="Arial"/>
+                <w:sz w:val="20"/>
+              </w:rPr>
+              <w:t>perintahnya</w:t>
+            </w:r>
+            <w:proofErr w:type="spellEnd"/>
+            <w:r>
+              <w:rPr>
+                <w:rFonts w:ascii="Arial" w:hAnsi="Arial" w:cs="Arial"/>
+                <w:sz w:val="20"/>
+              </w:rPr>
+              <w:t xml:space="preserve">, dan </w:t>
+            </w:r>
+            <w:proofErr w:type="spellStart"/>
+            <w:r>
+              <w:rPr>
+                <w:rFonts w:ascii="Arial" w:hAnsi="Arial" w:cs="Arial"/>
+                <w:sz w:val="20"/>
+              </w:rPr>
+              <w:t>semata</w:t>
+            </w:r>
+            <w:proofErr w:type="spellEnd"/>
+            <w:r>
+              <w:rPr>
+                <w:rFonts w:ascii="Arial" w:hAnsi="Arial" w:cs="Arial"/>
+                <w:sz w:val="20"/>
+              </w:rPr>
+              <w:t xml:space="preserve"> </w:t>
+            </w:r>
+            <w:proofErr w:type="spellStart"/>
+            <w:r>
+              <w:rPr>
+                <w:rFonts w:ascii="Arial" w:hAnsi="Arial" w:cs="Arial"/>
+                <w:sz w:val="20"/>
+              </w:rPr>
+              <w:t>mata</w:t>
+            </w:r>
+            <w:proofErr w:type="spellEnd"/>
+            <w:r>
+              <w:rPr>
+                <w:rFonts w:ascii="Arial" w:hAnsi="Arial" w:cs="Arial"/>
+                <w:sz w:val="20"/>
+              </w:rPr>
+              <w:t xml:space="preserve"> </w:t>
+            </w:r>
+            <w:proofErr w:type="spellStart"/>
+            <w:r>
+              <w:rPr>
+                <w:rFonts w:ascii="Arial" w:hAnsi="Arial" w:cs="Arial"/>
+                <w:sz w:val="20"/>
+              </w:rPr>
+              <w:t>untuk</w:t>
+            </w:r>
+            <w:proofErr w:type="spellEnd"/>
+            <w:r>
+              <w:rPr>
+                <w:rFonts w:ascii="Arial" w:hAnsi="Arial" w:cs="Arial"/>
+                <w:sz w:val="20"/>
+              </w:rPr>
+              <w:t xml:space="preserve"> </w:t>
+            </w:r>
+            <w:proofErr w:type="spellStart"/>
+            <w:r>
+              <w:rPr>
+                <w:rFonts w:ascii="Arial" w:hAnsi="Arial" w:cs="Arial"/>
+                <w:sz w:val="20"/>
+              </w:rPr>
+              <w:t>kepentingan</w:t>
+            </w:r>
+            <w:proofErr w:type="spellEnd"/>
+            <w:r>
+              <w:rPr>
+                <w:rFonts w:ascii="Arial" w:hAnsi="Arial" w:cs="Arial"/>
+                <w:sz w:val="20"/>
+              </w:rPr>
+              <w:t xml:space="preserve"> </w:t>
+            </w:r>
+            <w:proofErr w:type="spellStart"/>
+            <w:r>
+              <w:rPr>
+                <w:rFonts w:ascii="Arial" w:hAnsi="Arial" w:cs="Arial"/>
+                <w:sz w:val="20"/>
+              </w:rPr>
+              <w:t>jabatan</w:t>
+            </w:r>
+            <w:proofErr w:type="spellEnd"/>
+            <w:r>
+              <w:rPr>
+                <w:rFonts w:ascii="Arial" w:hAnsi="Arial" w:cs="Arial"/>
+                <w:sz w:val="20"/>
+              </w:rPr>
+              <w:t xml:space="preserve"> </w:t>
+            </w:r>
+            <w:proofErr w:type="spellStart"/>
+            <w:r>
+              <w:rPr>
+                <w:rFonts w:ascii="Arial" w:hAnsi="Arial" w:cs="Arial"/>
+                <w:sz w:val="20"/>
+              </w:rPr>
+              <w:t>dalam</w:t>
+            </w:r>
+            <w:proofErr w:type="spellEnd"/>
+            <w:r>
+              <w:rPr>
+                <w:rFonts w:ascii="Arial" w:hAnsi="Arial" w:cs="Arial"/>
+                <w:sz w:val="20"/>
+              </w:rPr>
+              <w:t xml:space="preserve"> </w:t>
+            </w:r>
+            <w:proofErr w:type="spellStart"/>
+            <w:r>
+              <w:rPr>
+                <w:rFonts w:ascii="Arial" w:hAnsi="Arial" w:cs="Arial"/>
+                <w:sz w:val="20"/>
+              </w:rPr>
+              <w:t>waktu</w:t>
+            </w:r>
+            <w:proofErr w:type="spellEnd"/>
+            <w:r>
+              <w:rPr>
+                <w:rFonts w:ascii="Arial" w:hAnsi="Arial" w:cs="Arial"/>
+                <w:sz w:val="20"/>
+              </w:rPr>
+              <w:t xml:space="preserve"> yang </w:t>
+            </w:r>
+            <w:proofErr w:type="spellStart"/>
+            <w:r>
+              <w:rPr>
+                <w:rFonts w:ascii="Arial" w:hAnsi="Arial" w:cs="Arial"/>
+                <w:sz w:val="20"/>
+              </w:rPr>
+              <w:t>sesingkat-singkatnya</w:t>
+            </w:r>
+            <w:proofErr w:type="spellEnd"/>
+            <w:r>
+              <w:rPr>
+                <w:rFonts w:ascii="Arial" w:hAnsi="Arial" w:cs="Arial"/>
+                <w:sz w:val="20"/>
+              </w:rPr>
+              <w:t>.</w:t>
             </w:r>
           </w:p>
         </w:tc>
@@ -8144,7 +8886,39 @@
                 <w:rFonts w:ascii="Arial" w:hAnsi="Arial" w:cs="Arial"/>
                 <w:sz w:val="20"/>
               </w:rPr>
-              <w:t>(Tempat kedudukan)</w:t>
+              <w:t>(</w:t>
+            </w:r>
+            <w:proofErr w:type="spellStart"/>
+            <w:r>
+              <w:rPr>
+                <w:rFonts w:ascii="Arial" w:hAnsi="Arial" w:cs="Arial"/>
+                <w:sz w:val="20"/>
+              </w:rPr>
+              <w:t>Tempat</w:t>
+            </w:r>
+            <w:proofErr w:type="spellEnd"/>
+            <w:r>
+              <w:rPr>
+                <w:rFonts w:ascii="Arial" w:hAnsi="Arial" w:cs="Arial"/>
+                <w:sz w:val="20"/>
+              </w:rPr>
+              <w:t xml:space="preserve"> </w:t>
+            </w:r>
+            <w:proofErr w:type="spellStart"/>
+            <w:r>
+              <w:rPr>
+                <w:rFonts w:ascii="Arial" w:hAnsi="Arial" w:cs="Arial"/>
+                <w:sz w:val="20"/>
+              </w:rPr>
+              <w:t>kedudukan</w:t>
+            </w:r>
+            <w:proofErr w:type="spellEnd"/>
+            <w:r>
+              <w:rPr>
+                <w:rFonts w:ascii="Arial" w:hAnsi="Arial" w:cs="Arial"/>
+                <w:sz w:val="20"/>
+              </w:rPr>
+              <w:t>)</w:t>
             </w:r>
           </w:p>
         </w:tc>
@@ -8225,8 +8999,17 @@
                 <w:rFonts w:ascii="Arial" w:hAnsi="Arial" w:cs="Arial"/>
                 <w:sz w:val="20"/>
               </w:rPr>
-              <w:t>Pada tanggal</w:t>
-            </w:r>
+              <w:t xml:space="preserve">Pada </w:t>
+            </w:r>
+            <w:proofErr w:type="spellStart"/>
+            <w:r>
+              <w:rPr>
+                <w:rFonts w:ascii="Arial" w:hAnsi="Arial" w:cs="Arial"/>
+                <w:sz w:val="20"/>
+              </w:rPr>
+              <w:t>tanggal</w:t>
+            </w:r>
+            <w:proofErr w:type="spellEnd"/>
           </w:p>
         </w:tc>
         <w:tc>
@@ -8811,12 +9594,21 @@
                 <w:sz w:val="20"/>
               </w:rPr>
             </w:pPr>
-            <w:r>
-              <w:rPr>
-                <w:rFonts w:ascii="Arial" w:hAnsi="Arial" w:cs="Arial"/>
-                <w:sz w:val="20"/>
-              </w:rPr>
-              <w:t>Catatan lain-lain</w:t>
+            <w:proofErr w:type="spellStart"/>
+            <w:r>
+              <w:rPr>
+                <w:rFonts w:ascii="Arial" w:hAnsi="Arial" w:cs="Arial"/>
+                <w:sz w:val="20"/>
+              </w:rPr>
+              <w:t>Catatan</w:t>
+            </w:r>
+            <w:proofErr w:type="spellEnd"/>
+            <w:r>
+              <w:rPr>
+                <w:rFonts w:ascii="Arial" w:hAnsi="Arial" w:cs="Arial"/>
+                <w:sz w:val="20"/>
+              </w:rPr>
+              <w:t xml:space="preserve"> lain-lain</w:t>
             </w:r>
           </w:p>
         </w:tc>
@@ -8870,6 +9662,7 @@
                 <w:sz w:val="20"/>
               </w:rPr>
             </w:pPr>
+            <w:proofErr w:type="gramStart"/>
             <w:r>
               <w:rPr>
                 <w:rFonts w:ascii="Arial" w:hAnsi="Arial" w:cs="Arial"/>
@@ -8877,6 +9670,7 @@
               </w:rPr>
               <w:t>PERHATIAN :</w:t>
             </w:r>
+            <w:proofErr w:type="gramEnd"/>
           </w:p>
         </w:tc>
       </w:tr>
@@ -8944,7 +9738,71 @@
                 <w:rFonts w:ascii="Arial" w:hAnsi="Arial" w:cs="Arial"/>
                 <w:sz w:val="20"/>
               </w:rPr>
-              <w:t xml:space="preserve"> yang menerbitkan SPD, pegawai yang melakukan perjalanan </w:t>
+              <w:t xml:space="preserve"> yang </w:t>
+            </w:r>
+            <w:proofErr w:type="spellStart"/>
+            <w:r>
+              <w:rPr>
+                <w:rFonts w:ascii="Arial" w:hAnsi="Arial" w:cs="Arial"/>
+                <w:sz w:val="20"/>
+              </w:rPr>
+              <w:t>menerbitkan</w:t>
+            </w:r>
+            <w:proofErr w:type="spellEnd"/>
+            <w:r>
+              <w:rPr>
+                <w:rFonts w:ascii="Arial" w:hAnsi="Arial" w:cs="Arial"/>
+                <w:sz w:val="20"/>
+              </w:rPr>
+              <w:t xml:space="preserve"> SPD, </w:t>
+            </w:r>
+            <w:proofErr w:type="spellStart"/>
+            <w:r>
+              <w:rPr>
+                <w:rFonts w:ascii="Arial" w:hAnsi="Arial" w:cs="Arial"/>
+                <w:sz w:val="20"/>
+              </w:rPr>
+              <w:t>pegawai</w:t>
+            </w:r>
+            <w:proofErr w:type="spellEnd"/>
+            <w:r>
+              <w:rPr>
+                <w:rFonts w:ascii="Arial" w:hAnsi="Arial" w:cs="Arial"/>
+                <w:sz w:val="20"/>
+              </w:rPr>
+              <w:t xml:space="preserve"> yang </w:t>
+            </w:r>
+            <w:proofErr w:type="spellStart"/>
+            <w:r>
+              <w:rPr>
+                <w:rFonts w:ascii="Arial" w:hAnsi="Arial" w:cs="Arial"/>
+                <w:sz w:val="20"/>
+              </w:rPr>
+              <w:t>melakukan</w:t>
+            </w:r>
+            <w:proofErr w:type="spellEnd"/>
+            <w:r>
+              <w:rPr>
+                <w:rFonts w:ascii="Arial" w:hAnsi="Arial" w:cs="Arial"/>
+                <w:sz w:val="20"/>
+              </w:rPr>
+              <w:t xml:space="preserve"> </w:t>
+            </w:r>
+            <w:proofErr w:type="spellStart"/>
+            <w:r>
+              <w:rPr>
+                <w:rFonts w:ascii="Arial" w:hAnsi="Arial" w:cs="Arial"/>
+                <w:sz w:val="20"/>
+              </w:rPr>
+              <w:t>perjalanan</w:t>
+            </w:r>
+            <w:proofErr w:type="spellEnd"/>
+            <w:r>
+              <w:rPr>
+                <w:rFonts w:ascii="Arial" w:hAnsi="Arial" w:cs="Arial"/>
+                <w:sz w:val="20"/>
+              </w:rPr>
+              <w:t xml:space="preserve"> </w:t>
             </w:r>
             <w:r>
               <w:rPr>
@@ -8954,6 +9812,7 @@
               </w:rPr>
               <w:t>d</w:t>
             </w:r>
+            <w:proofErr w:type="spellStart"/>
             <w:r>
               <w:rPr>
                 <w:rFonts w:ascii="Arial" w:hAnsi="Arial" w:cs="Arial"/>
@@ -8961,6 +9820,7 @@
               </w:rPr>
               <w:t>inas</w:t>
             </w:r>
+            <w:proofErr w:type="spellEnd"/>
             <w:r>
               <w:rPr>
                 <w:rFonts w:ascii="Arial" w:hAnsi="Arial" w:cs="Arial"/>
@@ -8974,8 +9834,113 @@
                 <w:rFonts w:ascii="Arial" w:hAnsi="Arial" w:cs="Arial"/>
                 <w:sz w:val="20"/>
               </w:rPr>
-              <w:t xml:space="preserve"> para pejabat yang mengesahkan tanggal berangkat/tiba serta bendahara</w:t>
-            </w:r>
+              <w:t xml:space="preserve"> para </w:t>
+            </w:r>
+            <w:proofErr w:type="spellStart"/>
+            <w:r>
+              <w:rPr>
+                <w:rFonts w:ascii="Arial" w:hAnsi="Arial" w:cs="Arial"/>
+                <w:sz w:val="20"/>
+              </w:rPr>
+              <w:t>pejabat</w:t>
+            </w:r>
+            <w:proofErr w:type="spellEnd"/>
+            <w:r>
+              <w:rPr>
+                <w:rFonts w:ascii="Arial" w:hAnsi="Arial" w:cs="Arial"/>
+                <w:sz w:val="20"/>
+              </w:rPr>
+              <w:t xml:space="preserve"> yang </w:t>
+            </w:r>
+            <w:proofErr w:type="spellStart"/>
+            <w:r>
+              <w:rPr>
+                <w:rFonts w:ascii="Arial" w:hAnsi="Arial" w:cs="Arial"/>
+                <w:sz w:val="20"/>
+              </w:rPr>
+              <w:t>mengesahkan</w:t>
+            </w:r>
+            <w:proofErr w:type="spellEnd"/>
+            <w:r>
+              <w:rPr>
+                <w:rFonts w:ascii="Arial" w:hAnsi="Arial" w:cs="Arial"/>
+                <w:sz w:val="20"/>
+              </w:rPr>
+              <w:t xml:space="preserve"> </w:t>
+            </w:r>
+            <w:proofErr w:type="spellStart"/>
+            <w:r>
+              <w:rPr>
+                <w:rFonts w:ascii="Arial" w:hAnsi="Arial" w:cs="Arial"/>
+                <w:sz w:val="20"/>
+              </w:rPr>
+              <w:t>tanggal</w:t>
+            </w:r>
+            <w:proofErr w:type="spellEnd"/>
+            <w:r>
+              <w:rPr>
+                <w:rFonts w:ascii="Arial" w:hAnsi="Arial" w:cs="Arial"/>
+                <w:sz w:val="20"/>
+              </w:rPr>
+              <w:t xml:space="preserve"> </w:t>
+            </w:r>
+            <w:proofErr w:type="spellStart"/>
+            <w:r>
+              <w:rPr>
+                <w:rFonts w:ascii="Arial" w:hAnsi="Arial" w:cs="Arial"/>
+                <w:sz w:val="20"/>
+              </w:rPr>
+              <w:t>berangkat</w:t>
+            </w:r>
+            <w:proofErr w:type="spellEnd"/>
+            <w:r>
+              <w:rPr>
+                <w:rFonts w:ascii="Arial" w:hAnsi="Arial" w:cs="Arial"/>
+                <w:sz w:val="20"/>
+              </w:rPr>
+              <w:t>/</w:t>
+            </w:r>
+            <w:proofErr w:type="spellStart"/>
+            <w:r>
+              <w:rPr>
+                <w:rFonts w:ascii="Arial" w:hAnsi="Arial" w:cs="Arial"/>
+                <w:sz w:val="20"/>
+              </w:rPr>
+              <w:t>tiba</w:t>
+            </w:r>
+            <w:proofErr w:type="spellEnd"/>
+            <w:r>
+              <w:rPr>
+                <w:rFonts w:ascii="Arial" w:hAnsi="Arial" w:cs="Arial"/>
+                <w:sz w:val="20"/>
+              </w:rPr>
+              <w:t xml:space="preserve"> </w:t>
+            </w:r>
+            <w:proofErr w:type="spellStart"/>
+            <w:r>
+              <w:rPr>
+                <w:rFonts w:ascii="Arial" w:hAnsi="Arial" w:cs="Arial"/>
+                <w:sz w:val="20"/>
+              </w:rPr>
+              <w:t>serta</w:t>
+            </w:r>
+            <w:proofErr w:type="spellEnd"/>
+            <w:r>
+              <w:rPr>
+                <w:rFonts w:ascii="Arial" w:hAnsi="Arial" w:cs="Arial"/>
+                <w:sz w:val="20"/>
+              </w:rPr>
+              <w:t xml:space="preserve"> </w:t>
+            </w:r>
+            <w:proofErr w:type="spellStart"/>
+            <w:r>
+              <w:rPr>
+                <w:rFonts w:ascii="Arial" w:hAnsi="Arial" w:cs="Arial"/>
+                <w:sz w:val="20"/>
+              </w:rPr>
+              <w:t>bendahara</w:t>
+            </w:r>
+            <w:proofErr w:type="spellEnd"/>
             <w:r>
               <w:rPr>
                 <w:rFonts w:ascii="Arial" w:hAnsi="Arial" w:cs="Arial"/>
@@ -8984,12 +9949,69 @@
               </w:rPr>
               <w:t xml:space="preserve"> pengeluaran </w:t>
             </w:r>
-            <w:r>
-              <w:rPr>
-                <w:rFonts w:ascii="Arial" w:hAnsi="Arial" w:cs="Arial"/>
-                <w:sz w:val="20"/>
-              </w:rPr>
-              <w:t xml:space="preserve">bertanggung jawab berdasarkan peraturan-peraturan </w:t>
+            <w:proofErr w:type="spellStart"/>
+            <w:r>
+              <w:rPr>
+                <w:rFonts w:ascii="Arial" w:hAnsi="Arial" w:cs="Arial"/>
+                <w:sz w:val="20"/>
+              </w:rPr>
+              <w:t>bertanggung</w:t>
+            </w:r>
+            <w:proofErr w:type="spellEnd"/>
+            <w:r>
+              <w:rPr>
+                <w:rFonts w:ascii="Arial" w:hAnsi="Arial" w:cs="Arial"/>
+                <w:sz w:val="20"/>
+              </w:rPr>
+              <w:t xml:space="preserve"> </w:t>
+            </w:r>
+            <w:proofErr w:type="spellStart"/>
+            <w:r>
+              <w:rPr>
+                <w:rFonts w:ascii="Arial" w:hAnsi="Arial" w:cs="Arial"/>
+                <w:sz w:val="20"/>
+              </w:rPr>
+              <w:t>jawab</w:t>
+            </w:r>
+            <w:proofErr w:type="spellEnd"/>
+            <w:r>
+              <w:rPr>
+                <w:rFonts w:ascii="Arial" w:hAnsi="Arial" w:cs="Arial"/>
+                <w:sz w:val="20"/>
+              </w:rPr>
+              <w:t xml:space="preserve"> </w:t>
+            </w:r>
+            <w:proofErr w:type="spellStart"/>
+            <w:r>
+              <w:rPr>
+                <w:rFonts w:ascii="Arial" w:hAnsi="Arial" w:cs="Arial"/>
+                <w:sz w:val="20"/>
+              </w:rPr>
+              <w:t>berdasarkan</w:t>
+            </w:r>
+            <w:proofErr w:type="spellEnd"/>
+            <w:r>
+              <w:rPr>
+                <w:rFonts w:ascii="Arial" w:hAnsi="Arial" w:cs="Arial"/>
+                <w:sz w:val="20"/>
+              </w:rPr>
+              <w:t xml:space="preserve"> </w:t>
+            </w:r>
+            <w:proofErr w:type="spellStart"/>
+            <w:r>
+              <w:rPr>
+                <w:rFonts w:ascii="Arial" w:hAnsi="Arial" w:cs="Arial"/>
+                <w:sz w:val="20"/>
+              </w:rPr>
+              <w:t>peraturan-peraturan</w:t>
+            </w:r>
+            <w:proofErr w:type="spellEnd"/>
+            <w:r>
+              <w:rPr>
+                <w:rFonts w:ascii="Arial" w:hAnsi="Arial" w:cs="Arial"/>
+                <w:sz w:val="20"/>
+              </w:rPr>
+              <w:t xml:space="preserve"> </w:t>
             </w:r>
             <w:r>
               <w:rPr>
@@ -8999,12 +10021,21 @@
               </w:rPr>
               <w:t>K</w:t>
             </w:r>
-            <w:r>
-              <w:rPr>
-                <w:rFonts w:ascii="Arial" w:hAnsi="Arial" w:cs="Arial"/>
-                <w:sz w:val="20"/>
-              </w:rPr>
-              <w:t xml:space="preserve">euangan </w:t>
+            <w:proofErr w:type="spellStart"/>
+            <w:r>
+              <w:rPr>
+                <w:rFonts w:ascii="Arial" w:hAnsi="Arial" w:cs="Arial"/>
+                <w:sz w:val="20"/>
+              </w:rPr>
+              <w:t>euangan</w:t>
+            </w:r>
+            <w:proofErr w:type="spellEnd"/>
+            <w:r>
+              <w:rPr>
+                <w:rFonts w:ascii="Arial" w:hAnsi="Arial" w:cs="Arial"/>
+                <w:sz w:val="20"/>
+              </w:rPr>
+              <w:t xml:space="preserve"> </w:t>
             </w:r>
             <w:r>
               <w:rPr>
@@ -9014,12 +10045,37 @@
               </w:rPr>
               <w:t>N</w:t>
             </w:r>
-            <w:r>
-              <w:rPr>
-                <w:rFonts w:ascii="Arial" w:hAnsi="Arial" w:cs="Arial"/>
-                <w:sz w:val="20"/>
-              </w:rPr>
-              <w:t xml:space="preserve">egara, apabila </w:t>
+            <w:proofErr w:type="spellStart"/>
+            <w:r>
+              <w:rPr>
+                <w:rFonts w:ascii="Arial" w:hAnsi="Arial" w:cs="Arial"/>
+                <w:sz w:val="20"/>
+              </w:rPr>
+              <w:t>egara</w:t>
+            </w:r>
+            <w:proofErr w:type="spellEnd"/>
+            <w:r>
+              <w:rPr>
+                <w:rFonts w:ascii="Arial" w:hAnsi="Arial" w:cs="Arial"/>
+                <w:sz w:val="20"/>
+              </w:rPr>
+              <w:t xml:space="preserve">, </w:t>
+            </w:r>
+            <w:proofErr w:type="spellStart"/>
+            <w:r>
+              <w:rPr>
+                <w:rFonts w:ascii="Arial" w:hAnsi="Arial" w:cs="Arial"/>
+                <w:sz w:val="20"/>
+              </w:rPr>
+              <w:t>apabila</w:t>
+            </w:r>
+            <w:proofErr w:type="spellEnd"/>
+            <w:r>
+              <w:rPr>
+                <w:rFonts w:ascii="Arial" w:hAnsi="Arial" w:cs="Arial"/>
+                <w:sz w:val="20"/>
+              </w:rPr>
+              <w:t xml:space="preserve"> </w:t>
             </w:r>
             <w:r>
               <w:rPr>
@@ -9029,13 +10085,79 @@
               </w:rPr>
               <w:t>n</w:t>
             </w:r>
-            <w:r>
-              <w:rPr>
-                <w:rFonts w:ascii="Arial" w:hAnsi="Arial" w:cs="Arial"/>
-                <w:sz w:val="20"/>
-              </w:rPr>
-              <w:t>egara menderita rugi akibat kesalahan</w:t>
-            </w:r>
+            <w:proofErr w:type="spellStart"/>
+            <w:r>
+              <w:rPr>
+                <w:rFonts w:ascii="Arial" w:hAnsi="Arial" w:cs="Arial"/>
+                <w:sz w:val="20"/>
+              </w:rPr>
+              <w:t>egara</w:t>
+            </w:r>
+            <w:proofErr w:type="spellEnd"/>
+            <w:r>
+              <w:rPr>
+                <w:rFonts w:ascii="Arial" w:hAnsi="Arial" w:cs="Arial"/>
+                <w:sz w:val="20"/>
+              </w:rPr>
+              <w:t xml:space="preserve"> </w:t>
+            </w:r>
+            <w:proofErr w:type="spellStart"/>
+            <w:r>
+              <w:rPr>
+                <w:rFonts w:ascii="Arial" w:hAnsi="Arial" w:cs="Arial"/>
+                <w:sz w:val="20"/>
+              </w:rPr>
+              <w:t>menderita</w:t>
+            </w:r>
+            <w:proofErr w:type="spellEnd"/>
+            <w:r>
+              <w:rPr>
+                <w:rFonts w:ascii="Arial" w:hAnsi="Arial" w:cs="Arial"/>
+                <w:sz w:val="20"/>
+              </w:rPr>
+              <w:t xml:space="preserve"> </w:t>
+            </w:r>
+            <w:proofErr w:type="spellStart"/>
+            <w:r>
+              <w:rPr>
+                <w:rFonts w:ascii="Arial" w:hAnsi="Arial" w:cs="Arial"/>
+                <w:sz w:val="20"/>
+              </w:rPr>
+              <w:t>rugi</w:t>
+            </w:r>
+            <w:proofErr w:type="spellEnd"/>
+            <w:r>
+              <w:rPr>
+                <w:rFonts w:ascii="Arial" w:hAnsi="Arial" w:cs="Arial"/>
+                <w:sz w:val="20"/>
+              </w:rPr>
+              <w:t xml:space="preserve"> </w:t>
+            </w:r>
+            <w:proofErr w:type="spellStart"/>
+            <w:r>
+              <w:rPr>
+                <w:rFonts w:ascii="Arial" w:hAnsi="Arial" w:cs="Arial"/>
+                <w:sz w:val="20"/>
+              </w:rPr>
+              <w:t>akibat</w:t>
+            </w:r>
+            <w:proofErr w:type="spellEnd"/>
+            <w:r>
+              <w:rPr>
+                <w:rFonts w:ascii="Arial" w:hAnsi="Arial" w:cs="Arial"/>
+                <w:sz w:val="20"/>
+              </w:rPr>
+              <w:t xml:space="preserve"> </w:t>
+            </w:r>
+            <w:proofErr w:type="spellStart"/>
+            <w:r>
+              <w:rPr>
+                <w:rFonts w:ascii="Arial" w:hAnsi="Arial" w:cs="Arial"/>
+                <w:sz w:val="20"/>
+              </w:rPr>
+              <w:t>kesalahan</w:t>
+            </w:r>
+            <w:proofErr w:type="spellEnd"/>
             <w:r>
               <w:rPr>
                 <w:rFonts w:ascii="Arial" w:hAnsi="Arial" w:cs="Arial"/>
@@ -9049,8 +10171,17 @@
                 <w:rFonts w:ascii="Arial" w:hAnsi="Arial" w:cs="Arial"/>
                 <w:sz w:val="20"/>
               </w:rPr>
-              <w:t xml:space="preserve"> dan keal</w:t>
-            </w:r>
+              <w:t xml:space="preserve"> dan </w:t>
+            </w:r>
+            <w:proofErr w:type="spellStart"/>
+            <w:r>
+              <w:rPr>
+                <w:rFonts w:ascii="Arial" w:hAnsi="Arial" w:cs="Arial"/>
+                <w:sz w:val="20"/>
+              </w:rPr>
+              <w:t>keal</w:t>
+            </w:r>
+            <w:proofErr w:type="spellEnd"/>
             <w:r>
               <w:rPr>
                 <w:rFonts w:ascii="Arial" w:hAnsi="Arial" w:cs="Arial"/>
@@ -9059,12 +10190,21 @@
               </w:rPr>
               <w:t>p</w:t>
             </w:r>
-            <w:r>
-              <w:rPr>
-                <w:rFonts w:ascii="Arial" w:hAnsi="Arial" w:cs="Arial"/>
-                <w:sz w:val="20"/>
-              </w:rPr>
-              <w:t>aannya.</w:t>
+            <w:proofErr w:type="spellStart"/>
+            <w:r>
+              <w:rPr>
+                <w:rFonts w:ascii="Arial" w:hAnsi="Arial" w:cs="Arial"/>
+                <w:sz w:val="20"/>
+              </w:rPr>
+              <w:t>aannya</w:t>
+            </w:r>
+            <w:proofErr w:type="spellEnd"/>
+            <w:r>
+              <w:rPr>
+                <w:rFonts w:ascii="Arial" w:hAnsi="Arial" w:cs="Arial"/>
+                <w:sz w:val="20"/>
+              </w:rPr>
+              <w:t>.</w:t>
             </w:r>
           </w:p>
         </w:tc>
@@ -13397,6 +14537,12 @@
   <wne:recipientData>
     <wne:active wne:val="1"/>
   </wne:recipientData>
+  <wne:recipientData>
+    <wne:active wne:val="1"/>
+  </wne:recipientData>
+  <wne:recipientData>
+    <wne:active wne:val="1"/>
+  </wne:recipientData>
 </wne:recipients>
 </file>
 

--- a/public/spd-format.docx
+++ b/public/spd-format.docx
@@ -2767,7 +2767,6 @@
                 <w:lang w:val="id-ID"/>
               </w:rPr>
             </w:pPr>
-            <w:proofErr w:type="gramStart"/>
             <w:r>
               <w:rPr>
                 <w:rFonts w:ascii="Arial" w:hAnsi="Arial" w:cs="Arial"/>
@@ -2783,17 +2782,7 @@
                 <w:szCs w:val="20"/>
                 <w:lang w:val="id-ID"/>
               </w:rPr>
-              <w:t xml:space="preserve"> :</w:t>
-            </w:r>
-            <w:proofErr w:type="gramEnd"/>
-            <w:r>
-              <w:rPr>
-                <w:rFonts w:ascii="Arial" w:hAnsi="Arial" w:cs="Arial"/>
-                <w:sz w:val="20"/>
-                <w:szCs w:val="20"/>
-                <w:lang w:val="id-ID"/>
-              </w:rPr>
-              <w:t xml:space="preserve">         Nama</w:t>
+              <w:t xml:space="preserve"> :         Nama</w:t>
             </w:r>
           </w:p>
         </w:tc>
@@ -4900,14 +4889,6 @@
               </w:rPr>
               <w:t xml:space="preserve">  </w:t>
             </w:r>
-            <w:r>
-              <w:rPr>
-                <w:rFonts w:ascii="Arial" w:hAnsi="Arial" w:cs="Arial"/>
-                <w:sz w:val="20"/>
-                <w:lang w:val="sv-SE"/>
-              </w:rPr>
-              <w:t>{tglBerangkat}</w:t>
-            </w:r>
           </w:p>
         </w:tc>
       </w:tr>
@@ -5844,15 +5825,7 @@
                 <w:rFonts w:ascii="Arial" w:hAnsi="Arial" w:cs="Arial"/>
                 <w:sz w:val="20"/>
               </w:rPr>
-              <w:t>:</w:t>
-            </w:r>
-            <w:proofErr w:type="gramStart"/>
-            <w:r>
-              <w:rPr>
-                <w:rFonts w:ascii="Arial" w:hAnsi="Arial" w:cs="Arial"/>
-                <w:sz w:val="20"/>
-              </w:rPr>
-              <w:t xml:space="preserve"> </w:t>
+              <w:t xml:space="preserve">: </w:t>
             </w:r>
             <w:r>
               <w:rPr>
@@ -5860,30 +5833,6 @@
                 <w:sz w:val="20"/>
               </w:rPr>
               <w:t xml:space="preserve">  </w:t>
-            </w:r>
-            <w:r>
-              <w:rPr>
-                <w:rFonts w:ascii="Arial" w:hAnsi="Arial" w:cs="Arial"/>
-                <w:sz w:val="20"/>
-              </w:rPr>
-              <w:t>{</w:t>
-            </w:r>
-            <w:proofErr w:type="spellStart"/>
-            <w:proofErr w:type="gramEnd"/>
-            <w:r>
-              <w:rPr>
-                <w:rFonts w:ascii="Arial" w:hAnsi="Arial" w:cs="Arial"/>
-                <w:sz w:val="20"/>
-              </w:rPr>
-              <w:t>tglBerangkat</w:t>
-            </w:r>
-            <w:proofErr w:type="spellEnd"/>
-            <w:r>
-              <w:rPr>
-                <w:rFonts w:ascii="Arial" w:hAnsi="Arial" w:cs="Arial"/>
-                <w:sz w:val="20"/>
-              </w:rPr>
-              <w:t>}</w:t>
             </w:r>
           </w:p>
         </w:tc>
@@ -6104,15 +6053,7 @@
                 <w:rFonts w:ascii="Arial" w:hAnsi="Arial" w:cs="Arial"/>
                 <w:sz w:val="20"/>
               </w:rPr>
-              <w:t>:</w:t>
-            </w:r>
-            <w:proofErr w:type="gramStart"/>
-            <w:r>
-              <w:rPr>
-                <w:rFonts w:ascii="Arial" w:hAnsi="Arial" w:cs="Arial"/>
-                <w:sz w:val="20"/>
-              </w:rPr>
-              <w:t xml:space="preserve"> </w:t>
+              <w:t xml:space="preserve">: </w:t>
             </w:r>
             <w:r>
               <w:rPr>
@@ -6120,30 +6061,6 @@
                 <w:sz w:val="20"/>
               </w:rPr>
               <w:t xml:space="preserve">  </w:t>
-            </w:r>
-            <w:r>
-              <w:rPr>
-                <w:rFonts w:ascii="Arial" w:hAnsi="Arial" w:cs="Arial"/>
-                <w:sz w:val="20"/>
-              </w:rPr>
-              <w:t>{</w:t>
-            </w:r>
-            <w:proofErr w:type="spellStart"/>
-            <w:proofErr w:type="gramEnd"/>
-            <w:r>
-              <w:rPr>
-                <w:rFonts w:ascii="Arial" w:hAnsi="Arial" w:cs="Arial"/>
-                <w:sz w:val="20"/>
-              </w:rPr>
-              <w:t>tglKembali</w:t>
-            </w:r>
-            <w:proofErr w:type="spellEnd"/>
-            <w:r>
-              <w:rPr>
-                <w:rFonts w:ascii="Arial" w:hAnsi="Arial" w:cs="Arial"/>
-                <w:sz w:val="20"/>
-              </w:rPr>
-              <w:t>}</w:t>
             </w:r>
           </w:p>
         </w:tc>
@@ -9662,7 +9579,6 @@
                 <w:sz w:val="20"/>
               </w:rPr>
             </w:pPr>
-            <w:proofErr w:type="gramStart"/>
             <w:r>
               <w:rPr>
                 <w:rFonts w:ascii="Arial" w:hAnsi="Arial" w:cs="Arial"/>
@@ -9670,7 +9586,6 @@
               </w:rPr>
               <w:t>PERHATIAN :</w:t>
             </w:r>
-            <w:proofErr w:type="gramEnd"/>
           </w:p>
         </w:tc>
       </w:tr>
@@ -14543,6 +14458,12 @@
   <wne:recipientData>
     <wne:active wne:val="1"/>
   </wne:recipientData>
+  <wne:recipientData>
+    <wne:active wne:val="1"/>
+  </wne:recipientData>
+  <wne:recipientData>
+    <wne:active wne:val="1"/>
+  </wne:recipientData>
 </wne:recipients>
 </file>
 

--- a/public/spd-format.docx
+++ b/public/spd-format.docx
@@ -803,6 +803,24 @@
                 <w:szCs w:val="20"/>
                 <w:lang w:val="sv-SE"/>
               </w:rPr>
+              <w:t xml:space="preserve">Unit Organisasi </w:t>
+            </w:r>
+            <w:r>
+              <w:rPr>
+                <w:rFonts w:ascii="Arial" w:hAnsi="Arial" w:cs="Arial"/>
+                <w:sz w:val="20"/>
+                <w:szCs w:val="20"/>
+                <w:lang w:val="sv-SE"/>
+              </w:rPr>
+              <w:t xml:space="preserve">{unit} </w:t>
+            </w:r>
+            <w:r>
+              <w:rPr>
+                <w:rFonts w:ascii="Arial" w:hAnsi="Arial" w:cs="Arial"/>
+                <w:sz w:val="20"/>
+                <w:szCs w:val="20"/>
+                <w:lang w:val="sv-SE"/>
+              </w:rPr>
               <w:t xml:space="preserve">Kementerian </w:t>
             </w:r>
             <w:r>
@@ -2767,6 +2785,7 @@
                 <w:lang w:val="id-ID"/>
               </w:rPr>
             </w:pPr>
+            <w:proofErr w:type="gramStart"/>
             <w:r>
               <w:rPr>
                 <w:rFonts w:ascii="Arial" w:hAnsi="Arial" w:cs="Arial"/>
@@ -2782,7 +2801,17 @@
                 <w:szCs w:val="20"/>
                 <w:lang w:val="id-ID"/>
               </w:rPr>
-              <w:t xml:space="preserve"> :         Nama</w:t>
+              <w:t xml:space="preserve"> :</w:t>
+            </w:r>
+            <w:proofErr w:type="gramEnd"/>
+            <w:r>
+              <w:rPr>
+                <w:rFonts w:ascii="Arial" w:hAnsi="Arial" w:cs="Arial"/>
+                <w:sz w:val="20"/>
+                <w:szCs w:val="20"/>
+                <w:lang w:val="id-ID"/>
+              </w:rPr>
+              <w:t xml:space="preserve">         Nama</w:t>
             </w:r>
           </w:p>
         </w:tc>
@@ -4023,7 +4052,6 @@
       <w:r>
         <w:rPr>
           <w:rFonts w:ascii="Arial" w:hAnsi="Arial" w:cs="Arial"/>
-          <w:spacing w:val="40"/>
           <w:sz w:val="20"/>
         </w:rPr>
         <w:t>Bandung</w:t>
@@ -4074,7 +4102,6 @@
       <w:r>
         <w:rPr>
           <w:rFonts w:ascii="Arial" w:hAnsi="Arial" w:cs="Arial"/>
-          <w:spacing w:val="20"/>
           <w:sz w:val="20"/>
         </w:rPr>
         <w:t>{</w:t>
@@ -4083,7 +4110,6 @@
       <w:r>
         <w:rPr>
           <w:rFonts w:ascii="Arial" w:hAnsi="Arial" w:cs="Arial"/>
-          <w:spacing w:val="20"/>
           <w:sz w:val="20"/>
         </w:rPr>
         <w:t>tglBerangkat</w:t>
@@ -4092,7 +4118,6 @@
       <w:r>
         <w:rPr>
           <w:rFonts w:ascii="Arial" w:hAnsi="Arial" w:cs="Arial"/>
-          <w:spacing w:val="20"/>
           <w:sz w:val="20"/>
         </w:rPr>
         <w:t>}</w:t>
@@ -9579,6 +9604,7 @@
                 <w:sz w:val="20"/>
               </w:rPr>
             </w:pPr>
+            <w:proofErr w:type="gramStart"/>
             <w:r>
               <w:rPr>
                 <w:rFonts w:ascii="Arial" w:hAnsi="Arial" w:cs="Arial"/>
@@ -9586,6 +9612,7 @@
               </w:rPr>
               <w:t>PERHATIAN :</w:t>
             </w:r>
+            <w:proofErr w:type="gramEnd"/>
           </w:p>
         </w:tc>
       </w:tr>
@@ -14464,6 +14491,9 @@
   <wne:recipientData>
     <wne:active wne:val="1"/>
   </wne:recipientData>
+  <wne:recipientData>
+    <wne:active wne:val="1"/>
+  </wne:recipientData>
 </wne:recipients>
 </file>
 

--- a/public/spd-format.docx
+++ b/public/spd-format.docx
@@ -246,95 +246,23 @@
                 <w:sz w:val="18"/>
                 <w:szCs w:val="18"/>
               </w:rPr>
-              <w:t xml:space="preserve"> </w:t>
-            </w:r>
-            <w:proofErr w:type="spellStart"/>
+              <w:t xml:space="preserve"> Cimincrang </w:t>
+            </w:r>
             <w:r>
               <w:rPr>
                 <w:rFonts w:ascii="Arial" w:eastAsia="Arial" w:hAnsi="Arial" w:cs="Arial"/>
                 <w:sz w:val="18"/>
                 <w:szCs w:val="18"/>
               </w:rPr>
-              <w:t>Cimincrang</w:t>
-            </w:r>
-            <w:proofErr w:type="spellEnd"/>
+              <w:t>No.</w:t>
+            </w:r>
             <w:r>
               <w:rPr>
                 <w:rFonts w:ascii="Arial" w:eastAsia="Arial" w:hAnsi="Arial" w:cs="Arial"/>
                 <w:sz w:val="18"/>
                 <w:szCs w:val="18"/>
               </w:rPr>
-              <w:t xml:space="preserve"> </w:t>
-            </w:r>
-            <w:r>
-              <w:rPr>
-                <w:rFonts w:ascii="Arial" w:eastAsia="Arial" w:hAnsi="Arial" w:cs="Arial"/>
-                <w:sz w:val="18"/>
-                <w:szCs w:val="18"/>
-              </w:rPr>
-              <w:t>No.</w:t>
-            </w:r>
-            <w:r>
-              <w:rPr>
-                <w:rFonts w:ascii="Arial" w:eastAsia="Arial" w:hAnsi="Arial" w:cs="Arial"/>
-                <w:sz w:val="18"/>
-                <w:szCs w:val="18"/>
-              </w:rPr>
-              <w:t xml:space="preserve"> 26 Kel. </w:t>
-            </w:r>
-            <w:proofErr w:type="spellStart"/>
-            <w:r>
-              <w:rPr>
-                <w:rFonts w:ascii="Arial" w:eastAsia="Arial" w:hAnsi="Arial" w:cs="Arial"/>
-                <w:sz w:val="18"/>
-                <w:szCs w:val="18"/>
-              </w:rPr>
-              <w:t>Cimincrang</w:t>
-            </w:r>
-            <w:proofErr w:type="spellEnd"/>
-            <w:r>
-              <w:rPr>
-                <w:rFonts w:ascii="Arial" w:eastAsia="Arial" w:hAnsi="Arial" w:cs="Arial"/>
-                <w:sz w:val="18"/>
-                <w:szCs w:val="18"/>
-              </w:rPr>
-              <w:t xml:space="preserve"> </w:t>
-            </w:r>
-            <w:proofErr w:type="spellStart"/>
-            <w:r>
-              <w:rPr>
-                <w:rFonts w:ascii="Arial" w:eastAsia="Arial" w:hAnsi="Arial" w:cs="Arial"/>
-                <w:sz w:val="18"/>
-                <w:szCs w:val="18"/>
-              </w:rPr>
-              <w:t>Kec</w:t>
-            </w:r>
-            <w:proofErr w:type="spellEnd"/>
-            <w:r>
-              <w:rPr>
-                <w:rFonts w:ascii="Arial" w:eastAsia="Arial" w:hAnsi="Arial" w:cs="Arial"/>
-                <w:sz w:val="18"/>
-                <w:szCs w:val="18"/>
-              </w:rPr>
-              <w:t xml:space="preserve">. </w:t>
-            </w:r>
-            <w:proofErr w:type="spellStart"/>
-            <w:r>
-              <w:rPr>
-                <w:rFonts w:ascii="Arial" w:eastAsia="Arial" w:hAnsi="Arial" w:cs="Arial"/>
-                <w:sz w:val="18"/>
-                <w:szCs w:val="18"/>
-              </w:rPr>
-              <w:t>Gedebage</w:t>
-            </w:r>
-            <w:proofErr w:type="spellEnd"/>
-            <w:r>
-              <w:rPr>
-                <w:rFonts w:ascii="Arial" w:eastAsia="Arial" w:hAnsi="Arial" w:cs="Arial"/>
-                <w:sz w:val="18"/>
-                <w:szCs w:val="18"/>
-              </w:rPr>
-              <w:t xml:space="preserve"> Kota Bandung 40294</w:t>
+              <w:t xml:space="preserve"> 26 Kel. Cimincrang Kec. Gedebage Kota Bandung 40294</w:t>
             </w:r>
           </w:p>
           <w:p>
@@ -745,7 +673,6 @@
                 <w:lang w:val="id-ID"/>
               </w:rPr>
             </w:pPr>
-            <w:proofErr w:type="spellStart"/>
             <w:r>
               <w:rPr>
                 <w:rFonts w:ascii="Arial" w:hAnsi="Arial" w:cs="Arial"/>
@@ -754,7 +681,6 @@
               </w:rPr>
               <w:t>Pejabat</w:t>
             </w:r>
-            <w:proofErr w:type="spellEnd"/>
             <w:r>
               <w:rPr>
                 <w:rFonts w:ascii="Arial" w:hAnsi="Arial" w:cs="Arial"/>
@@ -934,7 +860,6 @@
               </w:rPr>
               <w:t xml:space="preserve"> </w:t>
             </w:r>
-            <w:proofErr w:type="spellStart"/>
             <w:r>
               <w:rPr>
                 <w:rFonts w:ascii="Arial" w:hAnsi="Arial" w:cs="Arial"/>
@@ -942,17 +867,7 @@
                 <w:szCs w:val="20"/>
                 <w:lang w:val="es-MX"/>
               </w:rPr>
-              <w:t>Pegawai</w:t>
-            </w:r>
-            <w:proofErr w:type="spellEnd"/>
-            <w:r>
-              <w:rPr>
-                <w:rFonts w:ascii="Arial" w:hAnsi="Arial" w:cs="Arial"/>
-                <w:sz w:val="20"/>
-                <w:szCs w:val="20"/>
-                <w:lang w:val="es-MX"/>
-              </w:rPr>
-              <w:t xml:space="preserve"> yang </w:t>
+              <w:t xml:space="preserve">Pegawai yang </w:t>
             </w:r>
             <w:r>
               <w:rPr>
@@ -1105,7 +1020,6 @@
                 <w:lang w:val="id-ID"/>
               </w:rPr>
             </w:pPr>
-            <w:proofErr w:type="spellStart"/>
             <w:r>
               <w:rPr>
                 <w:rFonts w:ascii="Arial" w:hAnsi="Arial" w:cs="Arial"/>
@@ -1114,7 +1028,6 @@
               </w:rPr>
               <w:t>Pangkat</w:t>
             </w:r>
-            <w:proofErr w:type="spellEnd"/>
             <w:r>
               <w:rPr>
                 <w:rFonts w:ascii="Arial" w:hAnsi="Arial" w:cs="Arial"/>
@@ -1202,25 +1115,7 @@
                 <w:sz w:val="20"/>
                 <w:szCs w:val="20"/>
               </w:rPr>
-              <w:t>{</w:t>
-            </w:r>
-            <w:proofErr w:type="spellStart"/>
-            <w:r>
-              <w:rPr>
-                <w:rFonts w:ascii="Arial" w:hAnsi="Arial" w:cs="Arial"/>
-                <w:sz w:val="20"/>
-                <w:szCs w:val="20"/>
-              </w:rPr>
-              <w:t>gol</w:t>
-            </w:r>
-            <w:proofErr w:type="spellEnd"/>
-            <w:r>
-              <w:rPr>
-                <w:rFonts w:ascii="Arial" w:hAnsi="Arial" w:cs="Arial"/>
-                <w:sz w:val="20"/>
-                <w:szCs w:val="20"/>
-              </w:rPr>
-              <w:t>}</w:t>
+              <w:t>{gol}</w:t>
             </w:r>
           </w:p>
         </w:tc>
@@ -1290,7 +1185,6 @@
                 <w:lang w:val="id-ID"/>
               </w:rPr>
             </w:pPr>
-            <w:proofErr w:type="spellStart"/>
             <w:r>
               <w:rPr>
                 <w:rFonts w:ascii="Arial" w:hAnsi="Arial" w:cs="Arial"/>
@@ -1299,7 +1193,6 @@
               </w:rPr>
               <w:t>Jabatan</w:t>
             </w:r>
-            <w:proofErr w:type="spellEnd"/>
             <w:r>
               <w:rPr>
                 <w:rFonts w:ascii="Arial" w:hAnsi="Arial" w:cs="Arial"/>
@@ -1363,25 +1256,7 @@
                 <w:sz w:val="20"/>
                 <w:szCs w:val="20"/>
               </w:rPr>
-              <w:t>{</w:t>
-            </w:r>
-            <w:proofErr w:type="spellStart"/>
-            <w:r>
-              <w:rPr>
-                <w:rFonts w:ascii="Arial" w:hAnsi="Arial" w:cs="Arial"/>
-                <w:sz w:val="20"/>
-                <w:szCs w:val="20"/>
-              </w:rPr>
-              <w:t>jabatan</w:t>
-            </w:r>
-            <w:proofErr w:type="spellEnd"/>
-            <w:r>
-              <w:rPr>
-                <w:rFonts w:ascii="Arial" w:hAnsi="Arial" w:cs="Arial"/>
-                <w:sz w:val="20"/>
-                <w:szCs w:val="20"/>
-              </w:rPr>
-              <w:t>}</w:t>
+              <w:t>{jabatan}</w:t>
             </w:r>
           </w:p>
         </w:tc>
@@ -1630,7 +1505,6 @@
               </w:rPr>
               <w:t xml:space="preserve"> </w:t>
             </w:r>
-            <w:proofErr w:type="spellStart"/>
             <w:r>
               <w:rPr>
                 <w:rFonts w:ascii="Arial" w:hAnsi="Arial" w:cs="Arial"/>
@@ -1639,7 +1513,6 @@
               </w:rPr>
               <w:t>Perjalanan</w:t>
             </w:r>
-            <w:proofErr w:type="spellEnd"/>
             <w:r>
               <w:rPr>
                 <w:rFonts w:ascii="Arial" w:hAnsi="Arial" w:cs="Arial"/>
@@ -1657,7 +1530,6 @@
               </w:rPr>
               <w:t>D</w:t>
             </w:r>
-            <w:proofErr w:type="spellStart"/>
             <w:r>
               <w:rPr>
                 <w:rFonts w:ascii="Arial" w:hAnsi="Arial" w:cs="Arial"/>
@@ -1666,7 +1538,6 @@
               </w:rPr>
               <w:t>inas</w:t>
             </w:r>
-            <w:proofErr w:type="spellEnd"/>
           </w:p>
         </w:tc>
         <w:tc>
@@ -1771,34 +1642,14 @@
               </w:rPr>
               <w:t xml:space="preserve"> </w:t>
             </w:r>
-            <w:proofErr w:type="spellStart"/>
-            <w:r>
-              <w:rPr>
-                <w:rFonts w:ascii="Arial" w:hAnsi="Arial" w:cs="Arial"/>
-                <w:sz w:val="20"/>
-                <w:szCs w:val="20"/>
-              </w:rPr>
-              <w:t>angkut</w:t>
-            </w:r>
-            <w:proofErr w:type="spellEnd"/>
-            <w:r>
-              <w:rPr>
-                <w:rFonts w:ascii="Arial" w:hAnsi="Arial" w:cs="Arial"/>
-                <w:sz w:val="20"/>
-                <w:szCs w:val="20"/>
-              </w:rPr>
-              <w:t xml:space="preserve"> yang </w:t>
-            </w:r>
-            <w:proofErr w:type="spellStart"/>
-            <w:r>
-              <w:rPr>
-                <w:rFonts w:ascii="Arial" w:hAnsi="Arial" w:cs="Arial"/>
-                <w:sz w:val="20"/>
-                <w:szCs w:val="20"/>
-              </w:rPr>
-              <w:t>dipergunakan</w:t>
-            </w:r>
-            <w:proofErr w:type="spellEnd"/>
+            <w:r>
+              <w:rPr>
+                <w:rFonts w:ascii="Arial" w:hAnsi="Arial" w:cs="Arial"/>
+                <w:sz w:val="20"/>
+                <w:szCs w:val="20"/>
+              </w:rPr>
+              <w:t>angkut yang dipergunakan</w:t>
+            </w:r>
           </w:p>
         </w:tc>
         <w:tc>
@@ -1936,7 +1787,6 @@
                 <w:szCs w:val="20"/>
               </w:rPr>
             </w:pPr>
-            <w:proofErr w:type="spellStart"/>
             <w:r>
               <w:rPr>
                 <w:rFonts w:ascii="Arial" w:hAnsi="Arial" w:cs="Arial"/>
@@ -1945,7 +1795,6 @@
               </w:rPr>
               <w:t>Tempat</w:t>
             </w:r>
-            <w:proofErr w:type="spellEnd"/>
             <w:r>
               <w:rPr>
                 <w:rFonts w:ascii="Arial" w:hAnsi="Arial" w:cs="Arial"/>
@@ -1954,7 +1803,6 @@
               </w:rPr>
               <w:t xml:space="preserve"> </w:t>
             </w:r>
-            <w:proofErr w:type="spellStart"/>
             <w:r>
               <w:rPr>
                 <w:rFonts w:ascii="Arial" w:hAnsi="Arial" w:cs="Arial"/>
@@ -1963,7 +1811,6 @@
               </w:rPr>
               <w:t>berangkat</w:t>
             </w:r>
-            <w:proofErr w:type="spellEnd"/>
           </w:p>
         </w:tc>
         <w:tc>
@@ -2090,7 +1937,6 @@
                 <w:szCs w:val="20"/>
               </w:rPr>
             </w:pPr>
-            <w:proofErr w:type="spellStart"/>
             <w:r>
               <w:rPr>
                 <w:rFonts w:ascii="Arial" w:hAnsi="Arial" w:cs="Arial"/>
@@ -2099,7 +1945,6 @@
               </w:rPr>
               <w:t>Tempat</w:t>
             </w:r>
-            <w:proofErr w:type="spellEnd"/>
             <w:r>
               <w:rPr>
                 <w:rFonts w:ascii="Arial" w:hAnsi="Arial" w:cs="Arial"/>
@@ -2108,7 +1953,6 @@
               </w:rPr>
               <w:t xml:space="preserve"> </w:t>
             </w:r>
-            <w:proofErr w:type="spellStart"/>
             <w:r>
               <w:rPr>
                 <w:rFonts w:ascii="Arial" w:hAnsi="Arial" w:cs="Arial"/>
@@ -2117,7 +1961,6 @@
               </w:rPr>
               <w:t>tujuan</w:t>
             </w:r>
-            <w:proofErr w:type="spellEnd"/>
           </w:p>
         </w:tc>
         <w:tc>
@@ -2267,7 +2110,6 @@
               </w:rPr>
               <w:t xml:space="preserve"> </w:t>
             </w:r>
-            <w:proofErr w:type="spellStart"/>
             <w:r>
               <w:rPr>
                 <w:rFonts w:ascii="Arial" w:hAnsi="Arial" w:cs="Arial"/>
@@ -2276,7 +2118,6 @@
               </w:rPr>
               <w:t>Perjalanan</w:t>
             </w:r>
-            <w:proofErr w:type="spellEnd"/>
             <w:r>
               <w:rPr>
                 <w:rFonts w:ascii="Arial" w:hAnsi="Arial" w:cs="Arial"/>
@@ -2346,18 +2187,8 @@
                 <w:sz w:val="20"/>
                 <w:szCs w:val="20"/>
               </w:rPr>
-              <w:t xml:space="preserve">{lama} </w:t>
-            </w:r>
-            <w:proofErr w:type="spellStart"/>
-            <w:r>
-              <w:rPr>
-                <w:rFonts w:ascii="Arial" w:hAnsi="Arial" w:cs="Arial"/>
-                <w:sz w:val="20"/>
-                <w:szCs w:val="20"/>
-              </w:rPr>
-              <w:t>hari</w:t>
-            </w:r>
-            <w:proofErr w:type="spellEnd"/>
+              <w:t>{lama} hari</w:t>
+            </w:r>
           </w:p>
         </w:tc>
       </w:tr>
@@ -2424,7 +2255,6 @@
                 <w:szCs w:val="20"/>
               </w:rPr>
             </w:pPr>
-            <w:proofErr w:type="spellStart"/>
             <w:r>
               <w:rPr>
                 <w:rFonts w:ascii="Arial" w:hAnsi="Arial" w:cs="Arial"/>
@@ -2433,7 +2263,6 @@
               </w:rPr>
               <w:t>Tanggal</w:t>
             </w:r>
-            <w:proofErr w:type="spellEnd"/>
             <w:r>
               <w:rPr>
                 <w:rFonts w:ascii="Arial" w:hAnsi="Arial" w:cs="Arial"/>
@@ -2442,7 +2271,6 @@
               </w:rPr>
               <w:t xml:space="preserve"> </w:t>
             </w:r>
-            <w:proofErr w:type="spellStart"/>
             <w:r>
               <w:rPr>
                 <w:rFonts w:ascii="Arial" w:hAnsi="Arial" w:cs="Arial"/>
@@ -2451,7 +2279,6 @@
               </w:rPr>
               <w:t>Berangkat</w:t>
             </w:r>
-            <w:proofErr w:type="spellEnd"/>
           </w:p>
         </w:tc>
         <w:tc>
@@ -2505,25 +2332,7 @@
                 <w:sz w:val="20"/>
                 <w:szCs w:val="20"/>
               </w:rPr>
-              <w:t>{</w:t>
-            </w:r>
-            <w:proofErr w:type="spellStart"/>
-            <w:r>
-              <w:rPr>
-                <w:rFonts w:ascii="Arial" w:hAnsi="Arial" w:cs="Arial"/>
-                <w:sz w:val="20"/>
-                <w:szCs w:val="20"/>
-              </w:rPr>
-              <w:t>tglBerangkat</w:t>
-            </w:r>
-            <w:proofErr w:type="spellEnd"/>
-            <w:r>
-              <w:rPr>
-                <w:rFonts w:ascii="Arial" w:hAnsi="Arial" w:cs="Arial"/>
-                <w:sz w:val="20"/>
-                <w:szCs w:val="20"/>
-              </w:rPr>
-              <w:t>}</w:t>
+              <w:t>{tglBerangkat}</w:t>
             </w:r>
           </w:p>
         </w:tc>
@@ -2597,7 +2406,6 @@
                 <w:lang w:val="id-ID"/>
               </w:rPr>
             </w:pPr>
-            <w:proofErr w:type="spellStart"/>
             <w:r>
               <w:rPr>
                 <w:rFonts w:ascii="Arial" w:hAnsi="Arial" w:cs="Arial"/>
@@ -2606,7 +2414,6 @@
               </w:rPr>
               <w:t>Tanggal</w:t>
             </w:r>
-            <w:proofErr w:type="spellEnd"/>
             <w:r>
               <w:rPr>
                 <w:rFonts w:ascii="Arial" w:hAnsi="Arial" w:cs="Arial"/>
@@ -2615,7 +2422,6 @@
               </w:rPr>
               <w:t xml:space="preserve"> </w:t>
             </w:r>
-            <w:proofErr w:type="spellStart"/>
             <w:r>
               <w:rPr>
                 <w:rFonts w:ascii="Arial" w:hAnsi="Arial" w:cs="Arial"/>
@@ -2624,7 +2430,6 @@
               </w:rPr>
               <w:t>harus</w:t>
             </w:r>
-            <w:proofErr w:type="spellEnd"/>
             <w:r>
               <w:rPr>
                 <w:rFonts w:ascii="Arial" w:hAnsi="Arial" w:cs="Arial"/>
@@ -2633,7 +2438,6 @@
               </w:rPr>
               <w:t xml:space="preserve"> </w:t>
             </w:r>
-            <w:proofErr w:type="spellStart"/>
             <w:r>
               <w:rPr>
                 <w:rFonts w:ascii="Arial" w:hAnsi="Arial" w:cs="Arial"/>
@@ -2642,7 +2446,6 @@
               </w:rPr>
               <w:t>kembali</w:t>
             </w:r>
-            <w:proofErr w:type="spellEnd"/>
             <w:r>
               <w:rPr>
                 <w:rFonts w:ascii="Arial" w:hAnsi="Arial" w:cs="Arial"/>
@@ -2707,25 +2510,7 @@
                 <w:sz w:val="20"/>
                 <w:szCs w:val="20"/>
               </w:rPr>
-              <w:t>{</w:t>
-            </w:r>
-            <w:proofErr w:type="spellStart"/>
-            <w:r>
-              <w:rPr>
-                <w:rFonts w:ascii="Arial" w:hAnsi="Arial" w:cs="Arial"/>
-                <w:sz w:val="20"/>
-                <w:szCs w:val="20"/>
-              </w:rPr>
-              <w:t>tglKembali</w:t>
-            </w:r>
-            <w:proofErr w:type="spellEnd"/>
-            <w:r>
-              <w:rPr>
-                <w:rFonts w:ascii="Arial" w:hAnsi="Arial" w:cs="Arial"/>
-                <w:sz w:val="20"/>
-                <w:szCs w:val="20"/>
-              </w:rPr>
-              <w:t>}</w:t>
+              <w:t>{tglKembali}</w:t>
             </w:r>
           </w:p>
         </w:tc>
@@ -2785,7 +2570,6 @@
                 <w:lang w:val="id-ID"/>
               </w:rPr>
             </w:pPr>
-            <w:proofErr w:type="gramStart"/>
             <w:r>
               <w:rPr>
                 <w:rFonts w:ascii="Arial" w:hAnsi="Arial" w:cs="Arial"/>
@@ -2801,17 +2585,7 @@
                 <w:szCs w:val="20"/>
                 <w:lang w:val="id-ID"/>
               </w:rPr>
-              <w:t xml:space="preserve"> :</w:t>
-            </w:r>
-            <w:proofErr w:type="gramEnd"/>
-            <w:r>
-              <w:rPr>
-                <w:rFonts w:ascii="Arial" w:hAnsi="Arial" w:cs="Arial"/>
-                <w:sz w:val="20"/>
-                <w:szCs w:val="20"/>
-                <w:lang w:val="id-ID"/>
-              </w:rPr>
-              <w:t xml:space="preserve">         Nama</w:t>
+              <w:t xml:space="preserve"> :         Nama</w:t>
             </w:r>
           </w:p>
         </w:tc>
@@ -3500,7 +3274,6 @@
                 <w:szCs w:val="20"/>
               </w:rPr>
             </w:pPr>
-            <w:proofErr w:type="spellStart"/>
             <w:r>
               <w:rPr>
                 <w:rFonts w:ascii="Arial" w:hAnsi="Arial" w:cs="Arial"/>
@@ -3509,7 +3282,6 @@
               </w:rPr>
               <w:t>Pembebanan</w:t>
             </w:r>
-            <w:proofErr w:type="spellEnd"/>
             <w:r>
               <w:rPr>
                 <w:rFonts w:ascii="Arial" w:hAnsi="Arial" w:cs="Arial"/>
@@ -3518,7 +3290,6 @@
               </w:rPr>
               <w:t xml:space="preserve"> </w:t>
             </w:r>
-            <w:proofErr w:type="spellStart"/>
             <w:r>
               <w:rPr>
                 <w:rFonts w:ascii="Arial" w:hAnsi="Arial" w:cs="Arial"/>
@@ -3527,7 +3298,6 @@
               </w:rPr>
               <w:t>Anggaran</w:t>
             </w:r>
-            <w:proofErr w:type="spellEnd"/>
           </w:p>
         </w:tc>
         <w:tc>
@@ -3616,7 +3386,6 @@
                 <w:szCs w:val="20"/>
               </w:rPr>
             </w:pPr>
-            <w:proofErr w:type="spellStart"/>
             <w:r>
               <w:rPr>
                 <w:rFonts w:ascii="Arial" w:hAnsi="Arial" w:cs="Arial"/>
@@ -3625,7 +3394,6 @@
               </w:rPr>
               <w:t>Instansi</w:t>
             </w:r>
-            <w:proofErr w:type="spellEnd"/>
           </w:p>
         </w:tc>
         <w:tc>
@@ -3877,23 +3645,13 @@
                 <w:szCs w:val="20"/>
               </w:rPr>
             </w:pPr>
-            <w:proofErr w:type="spellStart"/>
-            <w:r>
-              <w:rPr>
-                <w:rFonts w:ascii="Arial" w:hAnsi="Arial" w:cs="Arial"/>
-                <w:sz w:val="20"/>
-                <w:szCs w:val="20"/>
-              </w:rPr>
-              <w:t>Keterangan</w:t>
-            </w:r>
-            <w:proofErr w:type="spellEnd"/>
-            <w:r>
-              <w:rPr>
-                <w:rFonts w:ascii="Arial" w:hAnsi="Arial" w:cs="Arial"/>
-                <w:sz w:val="20"/>
-                <w:szCs w:val="20"/>
-              </w:rPr>
-              <w:t xml:space="preserve"> lain-lain</w:t>
+            <w:r>
+              <w:rPr>
+                <w:rFonts w:ascii="Arial" w:hAnsi="Arial" w:cs="Arial"/>
+                <w:sz w:val="20"/>
+                <w:szCs w:val="20"/>
+              </w:rPr>
+              <w:t>Keterangan lain-lain</w:t>
             </w:r>
           </w:p>
         </w:tc>
@@ -4024,22 +3782,7 @@
           <w:sz w:val="20"/>
         </w:rPr>
         <w:tab/>
-      </w:r>
-      <w:proofErr w:type="spellStart"/>
-      <w:r>
-        <w:rPr>
-          <w:rFonts w:ascii="Arial" w:hAnsi="Arial" w:cs="Arial"/>
-          <w:sz w:val="20"/>
-        </w:rPr>
-        <w:t>Dikeluarkan</w:t>
-      </w:r>
-      <w:proofErr w:type="spellEnd"/>
-      <w:r>
-        <w:rPr>
-          <w:rFonts w:ascii="Arial" w:hAnsi="Arial" w:cs="Arial"/>
-          <w:sz w:val="20"/>
-        </w:rPr>
-        <w:t xml:space="preserve"> di</w:t>
+        <w:t>Dikeluarkan di</w:t>
       </w:r>
       <w:r>
         <w:rPr>
@@ -4073,17 +3816,8 @@
           <w:sz w:val="20"/>
         </w:rPr>
         <w:tab/>
-        <w:t xml:space="preserve">Pada </w:t>
+        <w:t>Pada tanggal</w:t>
       </w:r>
-      <w:proofErr w:type="spellStart"/>
-      <w:r>
-        <w:rPr>
-          <w:rFonts w:ascii="Arial" w:hAnsi="Arial" w:cs="Arial"/>
-          <w:sz w:val="20"/>
-        </w:rPr>
-        <w:t>tanggal</w:t>
-      </w:r>
-      <w:proofErr w:type="spellEnd"/>
       <w:r>
         <w:rPr>
           <w:rFonts w:ascii="Arial" w:hAnsi="Arial" w:cs="Arial"/>
@@ -4104,23 +3838,7 @@
           <w:rFonts w:ascii="Arial" w:hAnsi="Arial" w:cs="Arial"/>
           <w:sz w:val="20"/>
         </w:rPr>
-        <w:t>{</w:t>
-      </w:r>
-      <w:proofErr w:type="spellStart"/>
-      <w:r>
-        <w:rPr>
-          <w:rFonts w:ascii="Arial" w:hAnsi="Arial" w:cs="Arial"/>
-          <w:sz w:val="20"/>
-        </w:rPr>
-        <w:t>tglBerangkat</w:t>
-      </w:r>
-      <w:proofErr w:type="spellEnd"/>
-      <w:r>
-        <w:rPr>
-          <w:rFonts w:ascii="Arial" w:hAnsi="Arial" w:cs="Arial"/>
-          <w:sz w:val="20"/>
-        </w:rPr>
-        <w:t>}</w:t>
+        <w:t>{tglBerangkat}</w:t>
       </w:r>
       <w:r>
         <w:rPr>
@@ -4522,7 +4240,6 @@
                 <w:sz w:val="20"/>
               </w:rPr>
             </w:pPr>
-            <w:proofErr w:type="spellStart"/>
             <w:r>
               <w:rPr>
                 <w:rFonts w:ascii="Arial" w:hAnsi="Arial" w:cs="Arial"/>
@@ -4530,7 +4247,6 @@
               </w:rPr>
               <w:t>Berangkat</w:t>
             </w:r>
-            <w:proofErr w:type="spellEnd"/>
             <w:r>
               <w:rPr>
                 <w:rFonts w:ascii="Arial" w:hAnsi="Arial" w:cs="Arial"/>
@@ -4538,7 +4254,6 @@
               </w:rPr>
               <w:t xml:space="preserve"> </w:t>
             </w:r>
-            <w:proofErr w:type="spellStart"/>
             <w:r>
               <w:rPr>
                 <w:rFonts w:ascii="Arial" w:hAnsi="Arial" w:cs="Arial"/>
@@ -4546,7 +4261,6 @@
               </w:rPr>
               <w:t>dari</w:t>
             </w:r>
-            <w:proofErr w:type="spellEnd"/>
           </w:p>
         </w:tc>
         <w:tc>
@@ -4625,17 +4339,8 @@
                 <w:rFonts w:ascii="Arial" w:hAnsi="Arial" w:cs="Arial"/>
                 <w:sz w:val="20"/>
               </w:rPr>
-              <w:t>(</w:t>
-            </w:r>
-            <w:proofErr w:type="spellStart"/>
-            <w:r>
-              <w:rPr>
-                <w:rFonts w:ascii="Arial" w:hAnsi="Arial" w:cs="Arial"/>
-                <w:sz w:val="20"/>
-              </w:rPr>
-              <w:t>Tempat</w:t>
-            </w:r>
-            <w:proofErr w:type="spellEnd"/>
+              <w:t>(Tempat</w:t>
+            </w:r>
             <w:r>
               <w:rPr>
                 <w:rFonts w:ascii="Arial" w:hAnsi="Arial" w:cs="Arial"/>
@@ -4643,21 +4348,12 @@
               </w:rPr>
               <w:t xml:space="preserve"> </w:t>
             </w:r>
-            <w:proofErr w:type="spellStart"/>
-            <w:r>
-              <w:rPr>
-                <w:rFonts w:ascii="Arial" w:hAnsi="Arial" w:cs="Arial"/>
-                <w:sz w:val="20"/>
-              </w:rPr>
-              <w:t>kedudukan</w:t>
-            </w:r>
-            <w:proofErr w:type="spellEnd"/>
-            <w:r>
-              <w:rPr>
-                <w:rFonts w:ascii="Arial" w:hAnsi="Arial" w:cs="Arial"/>
-                <w:sz w:val="20"/>
-              </w:rPr>
-              <w:t>)</w:t>
+            <w:r>
+              <w:rPr>
+                <w:rFonts w:ascii="Arial" w:hAnsi="Arial" w:cs="Arial"/>
+                <w:sz w:val="20"/>
+              </w:rPr>
+              <w:t>kedudukan)</w:t>
             </w:r>
           </w:p>
         </w:tc>
@@ -4866,7 +4562,6 @@
               </w:rPr>
               <w:t xml:space="preserve"> </w:t>
             </w:r>
-            <w:proofErr w:type="spellStart"/>
             <w:r>
               <w:rPr>
                 <w:rFonts w:ascii="Arial" w:hAnsi="Arial" w:cs="Arial"/>
@@ -4874,7 +4569,6 @@
               </w:rPr>
               <w:t>tanggal</w:t>
             </w:r>
-            <w:proofErr w:type="spellEnd"/>
           </w:p>
         </w:tc>
         <w:tc>
@@ -4999,23 +4693,7 @@
                 <w:rFonts w:ascii="Arial" w:hAnsi="Arial" w:cs="Arial"/>
                 <w:sz w:val="20"/>
               </w:rPr>
-              <w:t>{</w:t>
-            </w:r>
-            <w:proofErr w:type="spellStart"/>
-            <w:r>
-              <w:rPr>
-                <w:rFonts w:ascii="Arial" w:hAnsi="Arial" w:cs="Arial"/>
-                <w:sz w:val="20"/>
-              </w:rPr>
-              <w:t>pejabatMengetahui</w:t>
-            </w:r>
-            <w:proofErr w:type="spellEnd"/>
-            <w:r>
-              <w:rPr>
-                <w:rFonts w:ascii="Arial" w:hAnsi="Arial" w:cs="Arial"/>
-                <w:sz w:val="20"/>
-              </w:rPr>
-              <w:t>}</w:t>
+              <w:t>{pejabatMengetahui}</w:t>
             </w:r>
           </w:p>
         </w:tc>
@@ -5083,23 +4761,7 @@
                 <w:rFonts w:ascii="Arial" w:hAnsi="Arial" w:cs="Arial"/>
                 <w:sz w:val="20"/>
               </w:rPr>
-              <w:t>{</w:t>
-            </w:r>
-            <w:proofErr w:type="spellStart"/>
-            <w:r>
-              <w:rPr>
-                <w:rFonts w:ascii="Arial" w:hAnsi="Arial" w:cs="Arial"/>
-                <w:sz w:val="20"/>
-              </w:rPr>
-              <w:t>jabatanPPT</w:t>
-            </w:r>
-            <w:proofErr w:type="spellEnd"/>
-            <w:r>
-              <w:rPr>
-                <w:rFonts w:ascii="Arial" w:hAnsi="Arial" w:cs="Arial"/>
-                <w:sz w:val="20"/>
-              </w:rPr>
-              <w:t>}</w:t>
+              <w:t>{jabatanPPT}</w:t>
             </w:r>
           </w:p>
         </w:tc>
@@ -5431,16 +5093,7 @@
                 <w:sz w:val="20"/>
                 <w:szCs w:val="20"/>
               </w:rPr>
-              <w:t>{</w:t>
-            </w:r>
-            <w:proofErr w:type="spellStart"/>
-            <w:r>
-              <w:rPr>
-                <w:rFonts w:ascii="Arial" w:hAnsi="Arial" w:cs="Arial"/>
-                <w:sz w:val="20"/>
-                <w:szCs w:val="20"/>
-              </w:rPr>
-              <w:t>nipPP</w:t>
+              <w:t>{nipPP</w:t>
             </w:r>
             <w:r>
               <w:rPr>
@@ -5450,7 +5103,6 @@
               </w:rPr>
               <w:t>T</w:t>
             </w:r>
-            <w:proofErr w:type="spellEnd"/>
             <w:r>
               <w:rPr>
                 <w:rFonts w:ascii="Arial" w:hAnsi="Arial" w:cs="Arial"/>
@@ -5678,7 +5330,6 @@
                 <w:sz w:val="20"/>
               </w:rPr>
             </w:pPr>
-            <w:proofErr w:type="spellStart"/>
             <w:r>
               <w:rPr>
                 <w:rFonts w:ascii="Arial" w:hAnsi="Arial" w:cs="Arial"/>
@@ -5686,7 +5337,6 @@
               </w:rPr>
               <w:t>Berangkat</w:t>
             </w:r>
-            <w:proofErr w:type="spellEnd"/>
             <w:r>
               <w:rPr>
                 <w:rFonts w:ascii="Arial" w:hAnsi="Arial" w:cs="Arial"/>
@@ -5694,7 +5344,6 @@
               </w:rPr>
               <w:t xml:space="preserve"> </w:t>
             </w:r>
-            <w:proofErr w:type="spellStart"/>
             <w:r>
               <w:rPr>
                 <w:rFonts w:ascii="Arial" w:hAnsi="Arial" w:cs="Arial"/>
@@ -5702,7 +5351,6 @@
               </w:rPr>
               <w:t>dari</w:t>
             </w:r>
-            <w:proofErr w:type="spellEnd"/>
           </w:p>
         </w:tc>
         <w:tc>
@@ -5818,7 +5466,6 @@
               </w:rPr>
               <w:t xml:space="preserve"> </w:t>
             </w:r>
-            <w:proofErr w:type="spellStart"/>
             <w:r>
               <w:rPr>
                 <w:rFonts w:ascii="Arial" w:hAnsi="Arial" w:cs="Arial"/>
@@ -5826,7 +5473,6 @@
               </w:rPr>
               <w:t>tanggal</w:t>
             </w:r>
-            <w:proofErr w:type="spellEnd"/>
           </w:p>
         </w:tc>
         <w:tc>
@@ -5955,7 +5601,6 @@
                 <w:sz w:val="20"/>
               </w:rPr>
             </w:pPr>
-            <w:proofErr w:type="spellStart"/>
             <w:r>
               <w:rPr>
                 <w:rFonts w:ascii="Arial" w:hAnsi="Arial" w:cs="Arial"/>
@@ -5963,7 +5608,6 @@
               </w:rPr>
               <w:t>Kepala</w:t>
             </w:r>
-            <w:proofErr w:type="spellEnd"/>
           </w:p>
         </w:tc>
         <w:tc>
@@ -6045,17 +5689,8 @@
                 <w:rFonts w:ascii="Arial" w:hAnsi="Arial" w:cs="Arial"/>
                 <w:sz w:val="20"/>
               </w:rPr>
-              <w:t xml:space="preserve">Pada </w:t>
-            </w:r>
-            <w:proofErr w:type="spellStart"/>
-            <w:r>
-              <w:rPr>
-                <w:rFonts w:ascii="Arial" w:hAnsi="Arial" w:cs="Arial"/>
-                <w:sz w:val="20"/>
-              </w:rPr>
-              <w:t>tanggal</w:t>
-            </w:r>
-            <w:proofErr w:type="spellEnd"/>
+              <w:t>Pada tanggal</w:t>
+            </w:r>
           </w:p>
         </w:tc>
         <w:tc>
@@ -6156,7 +5791,6 @@
                 <w:sz w:val="20"/>
               </w:rPr>
             </w:pPr>
-            <w:proofErr w:type="spellStart"/>
             <w:r>
               <w:rPr>
                 <w:rFonts w:ascii="Arial" w:hAnsi="Arial" w:cs="Arial"/>
@@ -6164,7 +5798,6 @@
               </w:rPr>
               <w:t>Kepala</w:t>
             </w:r>
-            <w:proofErr w:type="spellEnd"/>
           </w:p>
         </w:tc>
         <w:tc>
@@ -6801,31 +6434,13 @@
                 <w:sz w:val="20"/>
               </w:rPr>
             </w:pPr>
-            <w:proofErr w:type="spellStart"/>
-            <w:r>
-              <w:rPr>
-                <w:rFonts w:ascii="Arial" w:hAnsi="Arial" w:cs="Arial"/>
-                <w:sz w:val="20"/>
-              </w:rPr>
-              <w:t>Berangkat</w:t>
-            </w:r>
-            <w:proofErr w:type="spellEnd"/>
-            <w:r>
-              <w:rPr>
-                <w:rFonts w:ascii="Arial" w:hAnsi="Arial" w:cs="Arial"/>
-                <w:sz w:val="20"/>
-              </w:rPr>
-              <w:t xml:space="preserve"> </w:t>
-            </w:r>
-            <w:proofErr w:type="spellStart"/>
-            <w:r>
-              <w:rPr>
-                <w:rFonts w:ascii="Arial" w:hAnsi="Arial" w:cs="Arial"/>
-                <w:sz w:val="20"/>
-              </w:rPr>
-              <w:t>dari</w:t>
-            </w:r>
-            <w:proofErr w:type="spellEnd"/>
+            <w:r>
+              <w:rPr>
+                <w:rFonts w:ascii="Arial" w:hAnsi="Arial" w:cs="Arial"/>
+                <w:sz w:val="20"/>
+              </w:rPr>
+              <w:t>Berangkat dari</w:t>
+            </w:r>
           </w:p>
         </w:tc>
         <w:tc>
@@ -6896,17 +6511,8 @@
                 <w:rFonts w:ascii="Arial" w:hAnsi="Arial" w:cs="Arial"/>
                 <w:sz w:val="20"/>
               </w:rPr>
-              <w:t xml:space="preserve">Pada </w:t>
-            </w:r>
-            <w:proofErr w:type="spellStart"/>
-            <w:r>
-              <w:rPr>
-                <w:rFonts w:ascii="Arial" w:hAnsi="Arial" w:cs="Arial"/>
-                <w:sz w:val="20"/>
-              </w:rPr>
-              <w:t>tanggal</w:t>
-            </w:r>
-            <w:proofErr w:type="spellEnd"/>
+              <w:t>Pada tanggal</w:t>
+            </w:r>
           </w:p>
         </w:tc>
         <w:tc>
@@ -7022,7 +6628,6 @@
                 <w:sz w:val="20"/>
               </w:rPr>
             </w:pPr>
-            <w:proofErr w:type="spellStart"/>
             <w:r>
               <w:rPr>
                 <w:rFonts w:ascii="Arial" w:hAnsi="Arial" w:cs="Arial"/>
@@ -7030,7 +6635,6 @@
               </w:rPr>
               <w:t>Kepala</w:t>
             </w:r>
-            <w:proofErr w:type="spellEnd"/>
           </w:p>
         </w:tc>
         <w:tc>
@@ -7082,17 +6686,8 @@
                 <w:rFonts w:ascii="Arial" w:hAnsi="Arial" w:cs="Arial"/>
                 <w:sz w:val="20"/>
               </w:rPr>
-              <w:t xml:space="preserve">Pada </w:t>
-            </w:r>
-            <w:proofErr w:type="spellStart"/>
-            <w:r>
-              <w:rPr>
-                <w:rFonts w:ascii="Arial" w:hAnsi="Arial" w:cs="Arial"/>
-                <w:sz w:val="20"/>
-              </w:rPr>
-              <w:t>tanggal</w:t>
-            </w:r>
-            <w:proofErr w:type="spellEnd"/>
+              <w:t>Pada tanggal</w:t>
+            </w:r>
           </w:p>
         </w:tc>
         <w:tc>
@@ -7194,7 +6789,6 @@
                 <w:sz w:val="20"/>
               </w:rPr>
             </w:pPr>
-            <w:proofErr w:type="spellStart"/>
             <w:r>
               <w:rPr>
                 <w:rFonts w:ascii="Arial" w:hAnsi="Arial" w:cs="Arial"/>
@@ -7202,7 +6796,6 @@
               </w:rPr>
               <w:t>Kepala</w:t>
             </w:r>
-            <w:proofErr w:type="spellEnd"/>
           </w:p>
         </w:tc>
         <w:tc>
@@ -7685,31 +7278,13 @@
                 <w:sz w:val="20"/>
               </w:rPr>
             </w:pPr>
-            <w:proofErr w:type="spellStart"/>
-            <w:r>
-              <w:rPr>
-                <w:rFonts w:ascii="Arial" w:hAnsi="Arial" w:cs="Arial"/>
-                <w:sz w:val="20"/>
-              </w:rPr>
-              <w:t>Berangkat</w:t>
-            </w:r>
-            <w:proofErr w:type="spellEnd"/>
-            <w:r>
-              <w:rPr>
-                <w:rFonts w:ascii="Arial" w:hAnsi="Arial" w:cs="Arial"/>
-                <w:sz w:val="20"/>
-              </w:rPr>
-              <w:t xml:space="preserve"> </w:t>
-            </w:r>
-            <w:proofErr w:type="spellStart"/>
-            <w:r>
-              <w:rPr>
-                <w:rFonts w:ascii="Arial" w:hAnsi="Arial" w:cs="Arial"/>
-                <w:sz w:val="20"/>
-              </w:rPr>
-              <w:t>dari</w:t>
-            </w:r>
-            <w:proofErr w:type="spellEnd"/>
+            <w:r>
+              <w:rPr>
+                <w:rFonts w:ascii="Arial" w:hAnsi="Arial" w:cs="Arial"/>
+                <w:sz w:val="20"/>
+              </w:rPr>
+              <w:t>Berangkat dari</w:t>
+            </w:r>
           </w:p>
         </w:tc>
         <w:tc>
@@ -7779,17 +7354,8 @@
                 <w:rFonts w:ascii="Arial" w:hAnsi="Arial" w:cs="Arial"/>
                 <w:sz w:val="20"/>
               </w:rPr>
-              <w:t xml:space="preserve">Pada </w:t>
-            </w:r>
-            <w:proofErr w:type="spellStart"/>
-            <w:r>
-              <w:rPr>
-                <w:rFonts w:ascii="Arial" w:hAnsi="Arial" w:cs="Arial"/>
-                <w:sz w:val="20"/>
-              </w:rPr>
-              <w:t>tanggal</w:t>
-            </w:r>
-            <w:proofErr w:type="spellEnd"/>
+              <w:t>Pada tanggal</w:t>
+            </w:r>
           </w:p>
         </w:tc>
         <w:tc>
@@ -7905,7 +7471,6 @@
                 <w:sz w:val="20"/>
               </w:rPr>
             </w:pPr>
-            <w:proofErr w:type="spellStart"/>
             <w:r>
               <w:rPr>
                 <w:rFonts w:ascii="Arial" w:hAnsi="Arial" w:cs="Arial"/>
@@ -7913,7 +7478,6 @@
               </w:rPr>
               <w:t>Kepala</w:t>
             </w:r>
-            <w:proofErr w:type="spellEnd"/>
           </w:p>
         </w:tc>
         <w:tc>
@@ -7963,17 +7527,8 @@
                 <w:rFonts w:ascii="Arial" w:hAnsi="Arial" w:cs="Arial"/>
                 <w:sz w:val="20"/>
               </w:rPr>
-              <w:t xml:space="preserve">Pada </w:t>
-            </w:r>
-            <w:proofErr w:type="spellStart"/>
-            <w:r>
-              <w:rPr>
-                <w:rFonts w:ascii="Arial" w:hAnsi="Arial" w:cs="Arial"/>
-                <w:sz w:val="20"/>
-              </w:rPr>
-              <w:t>tanggal</w:t>
-            </w:r>
-            <w:proofErr w:type="spellEnd"/>
+              <w:t>Pada tanggal</w:t>
+            </w:r>
           </w:p>
         </w:tc>
         <w:tc>
@@ -8075,7 +7630,6 @@
                 <w:sz w:val="20"/>
               </w:rPr>
             </w:pPr>
-            <w:proofErr w:type="spellStart"/>
             <w:r>
               <w:rPr>
                 <w:rFonts w:ascii="Arial" w:hAnsi="Arial" w:cs="Arial"/>
@@ -8083,7 +7637,6 @@
               </w:rPr>
               <w:t>Kepala</w:t>
             </w:r>
-            <w:proofErr w:type="spellEnd"/>
           </w:p>
         </w:tc>
         <w:tc>
@@ -8415,23 +7968,7 @@
                 <w:rFonts w:ascii="Arial" w:hAnsi="Arial" w:cs="Arial"/>
                 <w:sz w:val="20"/>
               </w:rPr>
-              <w:t xml:space="preserve">Telah </w:t>
-            </w:r>
-            <w:proofErr w:type="spellStart"/>
-            <w:r>
-              <w:rPr>
-                <w:rFonts w:ascii="Arial" w:hAnsi="Arial" w:cs="Arial"/>
-                <w:sz w:val="20"/>
-              </w:rPr>
-              <w:t>tiba</w:t>
-            </w:r>
-            <w:proofErr w:type="spellEnd"/>
-            <w:r>
-              <w:rPr>
-                <w:rFonts w:ascii="Arial" w:hAnsi="Arial" w:cs="Arial"/>
-                <w:sz w:val="20"/>
-              </w:rPr>
-              <w:t xml:space="preserve"> di</w:t>
+              <w:t>Telah tiba di</w:t>
             </w:r>
           </w:p>
         </w:tc>
@@ -8494,295 +8031,7 @@
                 <w:rFonts w:ascii="Arial" w:hAnsi="Arial" w:cs="Arial"/>
                 <w:sz w:val="20"/>
               </w:rPr>
-              <w:t xml:space="preserve">Telah </w:t>
-            </w:r>
-            <w:proofErr w:type="spellStart"/>
-            <w:r>
-              <w:rPr>
-                <w:rFonts w:ascii="Arial" w:hAnsi="Arial" w:cs="Arial"/>
-                <w:sz w:val="20"/>
-              </w:rPr>
-              <w:t>diperiksa</w:t>
-            </w:r>
-            <w:proofErr w:type="spellEnd"/>
-            <w:r>
-              <w:rPr>
-                <w:rFonts w:ascii="Arial" w:hAnsi="Arial" w:cs="Arial"/>
-                <w:sz w:val="20"/>
-              </w:rPr>
-              <w:t xml:space="preserve"> </w:t>
-            </w:r>
-            <w:proofErr w:type="spellStart"/>
-            <w:r>
-              <w:rPr>
-                <w:rFonts w:ascii="Arial" w:hAnsi="Arial" w:cs="Arial"/>
-                <w:sz w:val="20"/>
-              </w:rPr>
-              <w:t>dengan</w:t>
-            </w:r>
-            <w:proofErr w:type="spellEnd"/>
-            <w:r>
-              <w:rPr>
-                <w:rFonts w:ascii="Arial" w:hAnsi="Arial" w:cs="Arial"/>
-                <w:sz w:val="20"/>
-              </w:rPr>
-              <w:t xml:space="preserve"> </w:t>
-            </w:r>
-            <w:proofErr w:type="spellStart"/>
-            <w:r>
-              <w:rPr>
-                <w:rFonts w:ascii="Arial" w:hAnsi="Arial" w:cs="Arial"/>
-                <w:sz w:val="20"/>
-              </w:rPr>
-              <w:t>keterangan</w:t>
-            </w:r>
-            <w:proofErr w:type="spellEnd"/>
-            <w:r>
-              <w:rPr>
-                <w:rFonts w:ascii="Arial" w:hAnsi="Arial" w:cs="Arial"/>
-                <w:sz w:val="20"/>
-              </w:rPr>
-              <w:t xml:space="preserve"> </w:t>
-            </w:r>
-            <w:proofErr w:type="spellStart"/>
-            <w:r>
-              <w:rPr>
-                <w:rFonts w:ascii="Arial" w:hAnsi="Arial" w:cs="Arial"/>
-                <w:sz w:val="20"/>
-              </w:rPr>
-              <w:t>bahwa</w:t>
-            </w:r>
-            <w:proofErr w:type="spellEnd"/>
-            <w:r>
-              <w:rPr>
-                <w:rFonts w:ascii="Arial" w:hAnsi="Arial" w:cs="Arial"/>
-                <w:sz w:val="20"/>
-              </w:rPr>
-              <w:t xml:space="preserve"> </w:t>
-            </w:r>
-            <w:proofErr w:type="spellStart"/>
-            <w:r>
-              <w:rPr>
-                <w:rFonts w:ascii="Arial" w:hAnsi="Arial" w:cs="Arial"/>
-                <w:sz w:val="20"/>
-              </w:rPr>
-              <w:t>perjalanan</w:t>
-            </w:r>
-            <w:proofErr w:type="spellEnd"/>
-            <w:r>
-              <w:rPr>
-                <w:rFonts w:ascii="Arial" w:hAnsi="Arial" w:cs="Arial"/>
-                <w:sz w:val="20"/>
-              </w:rPr>
-              <w:t xml:space="preserve"> </w:t>
-            </w:r>
-            <w:proofErr w:type="spellStart"/>
-            <w:r>
-              <w:rPr>
-                <w:rFonts w:ascii="Arial" w:hAnsi="Arial" w:cs="Arial"/>
-                <w:sz w:val="20"/>
-              </w:rPr>
-              <w:t>tersebut</w:t>
-            </w:r>
-            <w:proofErr w:type="spellEnd"/>
-            <w:r>
-              <w:rPr>
-                <w:rFonts w:ascii="Arial" w:hAnsi="Arial" w:cs="Arial"/>
-                <w:sz w:val="20"/>
-              </w:rPr>
-              <w:t xml:space="preserve"> </w:t>
-            </w:r>
-            <w:proofErr w:type="spellStart"/>
-            <w:r>
-              <w:rPr>
-                <w:rFonts w:ascii="Arial" w:hAnsi="Arial" w:cs="Arial"/>
-                <w:sz w:val="20"/>
-              </w:rPr>
-              <w:t>benar</w:t>
-            </w:r>
-            <w:proofErr w:type="spellEnd"/>
-            <w:r>
-              <w:rPr>
-                <w:rFonts w:ascii="Arial" w:hAnsi="Arial" w:cs="Arial"/>
-                <w:sz w:val="20"/>
-              </w:rPr>
-              <w:t xml:space="preserve"> </w:t>
-            </w:r>
-            <w:proofErr w:type="spellStart"/>
-            <w:r>
-              <w:rPr>
-                <w:rFonts w:ascii="Arial" w:hAnsi="Arial" w:cs="Arial"/>
-                <w:sz w:val="20"/>
-              </w:rPr>
-              <w:t>dilakukan</w:t>
-            </w:r>
-            <w:proofErr w:type="spellEnd"/>
-            <w:r>
-              <w:rPr>
-                <w:rFonts w:ascii="Arial" w:hAnsi="Arial" w:cs="Arial"/>
-                <w:sz w:val="20"/>
-              </w:rPr>
-              <w:t xml:space="preserve"> </w:t>
-            </w:r>
-            <w:proofErr w:type="spellStart"/>
-            <w:r>
-              <w:rPr>
-                <w:rFonts w:ascii="Arial" w:hAnsi="Arial" w:cs="Arial"/>
-                <w:sz w:val="20"/>
-              </w:rPr>
-              <w:t>atas</w:t>
-            </w:r>
-            <w:proofErr w:type="spellEnd"/>
-            <w:r>
-              <w:rPr>
-                <w:rFonts w:ascii="Arial" w:hAnsi="Arial" w:cs="Arial"/>
-                <w:sz w:val="20"/>
-              </w:rPr>
-              <w:t xml:space="preserve"> </w:t>
-            </w:r>
-            <w:proofErr w:type="spellStart"/>
-            <w:r>
-              <w:rPr>
-                <w:rFonts w:ascii="Arial" w:hAnsi="Arial" w:cs="Arial"/>
-                <w:sz w:val="20"/>
-              </w:rPr>
-              <w:t>perintahnya</w:t>
-            </w:r>
-            <w:proofErr w:type="spellEnd"/>
-            <w:r>
-              <w:rPr>
-                <w:rFonts w:ascii="Arial" w:hAnsi="Arial" w:cs="Arial"/>
-                <w:sz w:val="20"/>
-              </w:rPr>
-              <w:t xml:space="preserve">, dan </w:t>
-            </w:r>
-            <w:proofErr w:type="spellStart"/>
-            <w:r>
-              <w:rPr>
-                <w:rFonts w:ascii="Arial" w:hAnsi="Arial" w:cs="Arial"/>
-                <w:sz w:val="20"/>
-              </w:rPr>
-              <w:t>semata</w:t>
-            </w:r>
-            <w:proofErr w:type="spellEnd"/>
-            <w:r>
-              <w:rPr>
-                <w:rFonts w:ascii="Arial" w:hAnsi="Arial" w:cs="Arial"/>
-                <w:sz w:val="20"/>
-              </w:rPr>
-              <w:t xml:space="preserve"> </w:t>
-            </w:r>
-            <w:proofErr w:type="spellStart"/>
-            <w:r>
-              <w:rPr>
-                <w:rFonts w:ascii="Arial" w:hAnsi="Arial" w:cs="Arial"/>
-                <w:sz w:val="20"/>
-              </w:rPr>
-              <w:t>mata</w:t>
-            </w:r>
-            <w:proofErr w:type="spellEnd"/>
-            <w:r>
-              <w:rPr>
-                <w:rFonts w:ascii="Arial" w:hAnsi="Arial" w:cs="Arial"/>
-                <w:sz w:val="20"/>
-              </w:rPr>
-              <w:t xml:space="preserve"> </w:t>
-            </w:r>
-            <w:proofErr w:type="spellStart"/>
-            <w:r>
-              <w:rPr>
-                <w:rFonts w:ascii="Arial" w:hAnsi="Arial" w:cs="Arial"/>
-                <w:sz w:val="20"/>
-              </w:rPr>
-              <w:t>untuk</w:t>
-            </w:r>
-            <w:proofErr w:type="spellEnd"/>
-            <w:r>
-              <w:rPr>
-                <w:rFonts w:ascii="Arial" w:hAnsi="Arial" w:cs="Arial"/>
-                <w:sz w:val="20"/>
-              </w:rPr>
-              <w:t xml:space="preserve"> </w:t>
-            </w:r>
-            <w:proofErr w:type="spellStart"/>
-            <w:r>
-              <w:rPr>
-                <w:rFonts w:ascii="Arial" w:hAnsi="Arial" w:cs="Arial"/>
-                <w:sz w:val="20"/>
-              </w:rPr>
-              <w:t>kepentingan</w:t>
-            </w:r>
-            <w:proofErr w:type="spellEnd"/>
-            <w:r>
-              <w:rPr>
-                <w:rFonts w:ascii="Arial" w:hAnsi="Arial" w:cs="Arial"/>
-                <w:sz w:val="20"/>
-              </w:rPr>
-              <w:t xml:space="preserve"> </w:t>
-            </w:r>
-            <w:proofErr w:type="spellStart"/>
-            <w:r>
-              <w:rPr>
-                <w:rFonts w:ascii="Arial" w:hAnsi="Arial" w:cs="Arial"/>
-                <w:sz w:val="20"/>
-              </w:rPr>
-              <w:t>jabatan</w:t>
-            </w:r>
-            <w:proofErr w:type="spellEnd"/>
-            <w:r>
-              <w:rPr>
-                <w:rFonts w:ascii="Arial" w:hAnsi="Arial" w:cs="Arial"/>
-                <w:sz w:val="20"/>
-              </w:rPr>
-              <w:t xml:space="preserve"> </w:t>
-            </w:r>
-            <w:proofErr w:type="spellStart"/>
-            <w:r>
-              <w:rPr>
-                <w:rFonts w:ascii="Arial" w:hAnsi="Arial" w:cs="Arial"/>
-                <w:sz w:val="20"/>
-              </w:rPr>
-              <w:t>dalam</w:t>
-            </w:r>
-            <w:proofErr w:type="spellEnd"/>
-            <w:r>
-              <w:rPr>
-                <w:rFonts w:ascii="Arial" w:hAnsi="Arial" w:cs="Arial"/>
-                <w:sz w:val="20"/>
-              </w:rPr>
-              <w:t xml:space="preserve"> </w:t>
-            </w:r>
-            <w:proofErr w:type="spellStart"/>
-            <w:r>
-              <w:rPr>
-                <w:rFonts w:ascii="Arial" w:hAnsi="Arial" w:cs="Arial"/>
-                <w:sz w:val="20"/>
-              </w:rPr>
-              <w:t>waktu</w:t>
-            </w:r>
-            <w:proofErr w:type="spellEnd"/>
-            <w:r>
-              <w:rPr>
-                <w:rFonts w:ascii="Arial" w:hAnsi="Arial" w:cs="Arial"/>
-                <w:sz w:val="20"/>
-              </w:rPr>
-              <w:t xml:space="preserve"> yang </w:t>
-            </w:r>
-            <w:proofErr w:type="spellStart"/>
-            <w:r>
-              <w:rPr>
-                <w:rFonts w:ascii="Arial" w:hAnsi="Arial" w:cs="Arial"/>
-                <w:sz w:val="20"/>
-              </w:rPr>
-              <w:t>sesingkat-singkatnya</w:t>
-            </w:r>
-            <w:proofErr w:type="spellEnd"/>
-            <w:r>
-              <w:rPr>
-                <w:rFonts w:ascii="Arial" w:hAnsi="Arial" w:cs="Arial"/>
-                <w:sz w:val="20"/>
-              </w:rPr>
-              <w:t>.</w:t>
+              <w:t>Telah diperiksa dengan keterangan bahwa perjalanan tersebut benar dilakukan atas perintahnya, dan semata mata untuk kepentingan jabatan dalam waktu yang sesingkat-singkatnya.</w:t>
             </w:r>
           </w:p>
         </w:tc>
@@ -8828,39 +8077,7 @@
                 <w:rFonts w:ascii="Arial" w:hAnsi="Arial" w:cs="Arial"/>
                 <w:sz w:val="20"/>
               </w:rPr>
-              <w:t>(</w:t>
-            </w:r>
-            <w:proofErr w:type="spellStart"/>
-            <w:r>
-              <w:rPr>
-                <w:rFonts w:ascii="Arial" w:hAnsi="Arial" w:cs="Arial"/>
-                <w:sz w:val="20"/>
-              </w:rPr>
-              <w:t>Tempat</w:t>
-            </w:r>
-            <w:proofErr w:type="spellEnd"/>
-            <w:r>
-              <w:rPr>
-                <w:rFonts w:ascii="Arial" w:hAnsi="Arial" w:cs="Arial"/>
-                <w:sz w:val="20"/>
-              </w:rPr>
-              <w:t xml:space="preserve"> </w:t>
-            </w:r>
-            <w:proofErr w:type="spellStart"/>
-            <w:r>
-              <w:rPr>
-                <w:rFonts w:ascii="Arial" w:hAnsi="Arial" w:cs="Arial"/>
-                <w:sz w:val="20"/>
-              </w:rPr>
-              <w:t>kedudukan</w:t>
-            </w:r>
-            <w:proofErr w:type="spellEnd"/>
-            <w:r>
-              <w:rPr>
-                <w:rFonts w:ascii="Arial" w:hAnsi="Arial" w:cs="Arial"/>
-                <w:sz w:val="20"/>
-              </w:rPr>
-              <w:t>)</w:t>
+              <w:t>(Tempat kedudukan)</w:t>
             </w:r>
           </w:p>
         </w:tc>
@@ -8941,17 +8158,8 @@
                 <w:rFonts w:ascii="Arial" w:hAnsi="Arial" w:cs="Arial"/>
                 <w:sz w:val="20"/>
               </w:rPr>
-              <w:t xml:space="preserve">Pada </w:t>
-            </w:r>
-            <w:proofErr w:type="spellStart"/>
-            <w:r>
-              <w:rPr>
-                <w:rFonts w:ascii="Arial" w:hAnsi="Arial" w:cs="Arial"/>
-                <w:sz w:val="20"/>
-              </w:rPr>
-              <w:t>tanggal</w:t>
-            </w:r>
-            <w:proofErr w:type="spellEnd"/>
+              <w:t>Pada tanggal</w:t>
+            </w:r>
           </w:p>
         </w:tc>
         <w:tc>
@@ -9536,21 +8744,12 @@
                 <w:sz w:val="20"/>
               </w:rPr>
             </w:pPr>
-            <w:proofErr w:type="spellStart"/>
-            <w:r>
-              <w:rPr>
-                <w:rFonts w:ascii="Arial" w:hAnsi="Arial" w:cs="Arial"/>
-                <w:sz w:val="20"/>
-              </w:rPr>
-              <w:t>Catatan</w:t>
-            </w:r>
-            <w:proofErr w:type="spellEnd"/>
-            <w:r>
-              <w:rPr>
-                <w:rFonts w:ascii="Arial" w:hAnsi="Arial" w:cs="Arial"/>
-                <w:sz w:val="20"/>
-              </w:rPr>
-              <w:t xml:space="preserve"> lain-lain</w:t>
+            <w:r>
+              <w:rPr>
+                <w:rFonts w:ascii="Arial" w:hAnsi="Arial" w:cs="Arial"/>
+                <w:sz w:val="20"/>
+              </w:rPr>
+              <w:t>Catatan lain-lain</w:t>
             </w:r>
           </w:p>
         </w:tc>
@@ -9604,7 +8803,6 @@
                 <w:sz w:val="20"/>
               </w:rPr>
             </w:pPr>
-            <w:proofErr w:type="gramStart"/>
             <w:r>
               <w:rPr>
                 <w:rFonts w:ascii="Arial" w:hAnsi="Arial" w:cs="Arial"/>
@@ -9612,7 +8810,6 @@
               </w:rPr>
               <w:t>PERHATIAN :</w:t>
             </w:r>
-            <w:proofErr w:type="gramEnd"/>
           </w:p>
         </w:tc>
       </w:tr>
@@ -9680,71 +8877,7 @@
                 <w:rFonts w:ascii="Arial" w:hAnsi="Arial" w:cs="Arial"/>
                 <w:sz w:val="20"/>
               </w:rPr>
-              <w:t xml:space="preserve"> yang </w:t>
-            </w:r>
-            <w:proofErr w:type="spellStart"/>
-            <w:r>
-              <w:rPr>
-                <w:rFonts w:ascii="Arial" w:hAnsi="Arial" w:cs="Arial"/>
-                <w:sz w:val="20"/>
-              </w:rPr>
-              <w:t>menerbitkan</w:t>
-            </w:r>
-            <w:proofErr w:type="spellEnd"/>
-            <w:r>
-              <w:rPr>
-                <w:rFonts w:ascii="Arial" w:hAnsi="Arial" w:cs="Arial"/>
-                <w:sz w:val="20"/>
-              </w:rPr>
-              <w:t xml:space="preserve"> SPD, </w:t>
-            </w:r>
-            <w:proofErr w:type="spellStart"/>
-            <w:r>
-              <w:rPr>
-                <w:rFonts w:ascii="Arial" w:hAnsi="Arial" w:cs="Arial"/>
-                <w:sz w:val="20"/>
-              </w:rPr>
-              <w:t>pegawai</w:t>
-            </w:r>
-            <w:proofErr w:type="spellEnd"/>
-            <w:r>
-              <w:rPr>
-                <w:rFonts w:ascii="Arial" w:hAnsi="Arial" w:cs="Arial"/>
-                <w:sz w:val="20"/>
-              </w:rPr>
-              <w:t xml:space="preserve"> yang </w:t>
-            </w:r>
-            <w:proofErr w:type="spellStart"/>
-            <w:r>
-              <w:rPr>
-                <w:rFonts w:ascii="Arial" w:hAnsi="Arial" w:cs="Arial"/>
-                <w:sz w:val="20"/>
-              </w:rPr>
-              <w:t>melakukan</w:t>
-            </w:r>
-            <w:proofErr w:type="spellEnd"/>
-            <w:r>
-              <w:rPr>
-                <w:rFonts w:ascii="Arial" w:hAnsi="Arial" w:cs="Arial"/>
-                <w:sz w:val="20"/>
-              </w:rPr>
-              <w:t xml:space="preserve"> </w:t>
-            </w:r>
-            <w:proofErr w:type="spellStart"/>
-            <w:r>
-              <w:rPr>
-                <w:rFonts w:ascii="Arial" w:hAnsi="Arial" w:cs="Arial"/>
-                <w:sz w:val="20"/>
-              </w:rPr>
-              <w:t>perjalanan</w:t>
-            </w:r>
-            <w:proofErr w:type="spellEnd"/>
-            <w:r>
-              <w:rPr>
-                <w:rFonts w:ascii="Arial" w:hAnsi="Arial" w:cs="Arial"/>
-                <w:sz w:val="20"/>
-              </w:rPr>
-              <w:t xml:space="preserve"> </w:t>
+              <w:t xml:space="preserve"> yang menerbitkan SPD, pegawai yang melakukan perjalanan </w:t>
             </w:r>
             <w:r>
               <w:rPr>
@@ -9754,7 +8887,6 @@
               </w:rPr>
               <w:t>d</w:t>
             </w:r>
-            <w:proofErr w:type="spellStart"/>
             <w:r>
               <w:rPr>
                 <w:rFonts w:ascii="Arial" w:hAnsi="Arial" w:cs="Arial"/>
@@ -9762,7 +8894,6 @@
               </w:rPr>
               <w:t>inas</w:t>
             </w:r>
-            <w:proofErr w:type="spellEnd"/>
             <w:r>
               <w:rPr>
                 <w:rFonts w:ascii="Arial" w:hAnsi="Arial" w:cs="Arial"/>
@@ -9776,113 +8907,8 @@
                 <w:rFonts w:ascii="Arial" w:hAnsi="Arial" w:cs="Arial"/>
                 <w:sz w:val="20"/>
               </w:rPr>
-              <w:t xml:space="preserve"> para </w:t>
-            </w:r>
-            <w:proofErr w:type="spellStart"/>
-            <w:r>
-              <w:rPr>
-                <w:rFonts w:ascii="Arial" w:hAnsi="Arial" w:cs="Arial"/>
-                <w:sz w:val="20"/>
-              </w:rPr>
-              <w:t>pejabat</w:t>
-            </w:r>
-            <w:proofErr w:type="spellEnd"/>
-            <w:r>
-              <w:rPr>
-                <w:rFonts w:ascii="Arial" w:hAnsi="Arial" w:cs="Arial"/>
-                <w:sz w:val="20"/>
-              </w:rPr>
-              <w:t xml:space="preserve"> yang </w:t>
-            </w:r>
-            <w:proofErr w:type="spellStart"/>
-            <w:r>
-              <w:rPr>
-                <w:rFonts w:ascii="Arial" w:hAnsi="Arial" w:cs="Arial"/>
-                <w:sz w:val="20"/>
-              </w:rPr>
-              <w:t>mengesahkan</w:t>
-            </w:r>
-            <w:proofErr w:type="spellEnd"/>
-            <w:r>
-              <w:rPr>
-                <w:rFonts w:ascii="Arial" w:hAnsi="Arial" w:cs="Arial"/>
-                <w:sz w:val="20"/>
-              </w:rPr>
-              <w:t xml:space="preserve"> </w:t>
-            </w:r>
-            <w:proofErr w:type="spellStart"/>
-            <w:r>
-              <w:rPr>
-                <w:rFonts w:ascii="Arial" w:hAnsi="Arial" w:cs="Arial"/>
-                <w:sz w:val="20"/>
-              </w:rPr>
-              <w:t>tanggal</w:t>
-            </w:r>
-            <w:proofErr w:type="spellEnd"/>
-            <w:r>
-              <w:rPr>
-                <w:rFonts w:ascii="Arial" w:hAnsi="Arial" w:cs="Arial"/>
-                <w:sz w:val="20"/>
-              </w:rPr>
-              <w:t xml:space="preserve"> </w:t>
-            </w:r>
-            <w:proofErr w:type="spellStart"/>
-            <w:r>
-              <w:rPr>
-                <w:rFonts w:ascii="Arial" w:hAnsi="Arial" w:cs="Arial"/>
-                <w:sz w:val="20"/>
-              </w:rPr>
-              <w:t>berangkat</w:t>
-            </w:r>
-            <w:proofErr w:type="spellEnd"/>
-            <w:r>
-              <w:rPr>
-                <w:rFonts w:ascii="Arial" w:hAnsi="Arial" w:cs="Arial"/>
-                <w:sz w:val="20"/>
-              </w:rPr>
-              <w:t>/</w:t>
-            </w:r>
-            <w:proofErr w:type="spellStart"/>
-            <w:r>
-              <w:rPr>
-                <w:rFonts w:ascii="Arial" w:hAnsi="Arial" w:cs="Arial"/>
-                <w:sz w:val="20"/>
-              </w:rPr>
-              <w:t>tiba</w:t>
-            </w:r>
-            <w:proofErr w:type="spellEnd"/>
-            <w:r>
-              <w:rPr>
-                <w:rFonts w:ascii="Arial" w:hAnsi="Arial" w:cs="Arial"/>
-                <w:sz w:val="20"/>
-              </w:rPr>
-              <w:t xml:space="preserve"> </w:t>
-            </w:r>
-            <w:proofErr w:type="spellStart"/>
-            <w:r>
-              <w:rPr>
-                <w:rFonts w:ascii="Arial" w:hAnsi="Arial" w:cs="Arial"/>
-                <w:sz w:val="20"/>
-              </w:rPr>
-              <w:t>serta</w:t>
-            </w:r>
-            <w:proofErr w:type="spellEnd"/>
-            <w:r>
-              <w:rPr>
-                <w:rFonts w:ascii="Arial" w:hAnsi="Arial" w:cs="Arial"/>
-                <w:sz w:val="20"/>
-              </w:rPr>
-              <w:t xml:space="preserve"> </w:t>
-            </w:r>
-            <w:proofErr w:type="spellStart"/>
-            <w:r>
-              <w:rPr>
-                <w:rFonts w:ascii="Arial" w:hAnsi="Arial" w:cs="Arial"/>
-                <w:sz w:val="20"/>
-              </w:rPr>
-              <w:t>bendahara</w:t>
-            </w:r>
-            <w:proofErr w:type="spellEnd"/>
+              <w:t xml:space="preserve"> para pejabat yang mengesahkan tanggal berangkat/tiba serta bendahara</w:t>
+            </w:r>
             <w:r>
               <w:rPr>
                 <w:rFonts w:ascii="Arial" w:hAnsi="Arial" w:cs="Arial"/>
@@ -9891,69 +8917,12 @@
               </w:rPr>
               <w:t xml:space="preserve"> pengeluaran </w:t>
             </w:r>
-            <w:proofErr w:type="spellStart"/>
-            <w:r>
-              <w:rPr>
-                <w:rFonts w:ascii="Arial" w:hAnsi="Arial" w:cs="Arial"/>
-                <w:sz w:val="20"/>
-              </w:rPr>
-              <w:t>bertanggung</w:t>
-            </w:r>
-            <w:proofErr w:type="spellEnd"/>
-            <w:r>
-              <w:rPr>
-                <w:rFonts w:ascii="Arial" w:hAnsi="Arial" w:cs="Arial"/>
-                <w:sz w:val="20"/>
-              </w:rPr>
-              <w:t xml:space="preserve"> </w:t>
-            </w:r>
-            <w:proofErr w:type="spellStart"/>
-            <w:r>
-              <w:rPr>
-                <w:rFonts w:ascii="Arial" w:hAnsi="Arial" w:cs="Arial"/>
-                <w:sz w:val="20"/>
-              </w:rPr>
-              <w:t>jawab</w:t>
-            </w:r>
-            <w:proofErr w:type="spellEnd"/>
-            <w:r>
-              <w:rPr>
-                <w:rFonts w:ascii="Arial" w:hAnsi="Arial" w:cs="Arial"/>
-                <w:sz w:val="20"/>
-              </w:rPr>
-              <w:t xml:space="preserve"> </w:t>
-            </w:r>
-            <w:proofErr w:type="spellStart"/>
-            <w:r>
-              <w:rPr>
-                <w:rFonts w:ascii="Arial" w:hAnsi="Arial" w:cs="Arial"/>
-                <w:sz w:val="20"/>
-              </w:rPr>
-              <w:t>berdasarkan</w:t>
-            </w:r>
-            <w:proofErr w:type="spellEnd"/>
-            <w:r>
-              <w:rPr>
-                <w:rFonts w:ascii="Arial" w:hAnsi="Arial" w:cs="Arial"/>
-                <w:sz w:val="20"/>
-              </w:rPr>
-              <w:t xml:space="preserve"> </w:t>
-            </w:r>
-            <w:proofErr w:type="spellStart"/>
-            <w:r>
-              <w:rPr>
-                <w:rFonts w:ascii="Arial" w:hAnsi="Arial" w:cs="Arial"/>
-                <w:sz w:val="20"/>
-              </w:rPr>
-              <w:t>peraturan-peraturan</w:t>
-            </w:r>
-            <w:proofErr w:type="spellEnd"/>
-            <w:r>
-              <w:rPr>
-                <w:rFonts w:ascii="Arial" w:hAnsi="Arial" w:cs="Arial"/>
-                <w:sz w:val="20"/>
-              </w:rPr>
-              <w:t xml:space="preserve"> </w:t>
+            <w:r>
+              <w:rPr>
+                <w:rFonts w:ascii="Arial" w:hAnsi="Arial" w:cs="Arial"/>
+                <w:sz w:val="20"/>
+              </w:rPr>
+              <w:t xml:space="preserve">bertanggung jawab berdasarkan peraturan-peraturan </w:t>
             </w:r>
             <w:r>
               <w:rPr>
@@ -9963,21 +8932,12 @@
               </w:rPr>
               <w:t>K</w:t>
             </w:r>
-            <w:proofErr w:type="spellStart"/>
-            <w:r>
-              <w:rPr>
-                <w:rFonts w:ascii="Arial" w:hAnsi="Arial" w:cs="Arial"/>
-                <w:sz w:val="20"/>
-              </w:rPr>
-              <w:t>euangan</w:t>
-            </w:r>
-            <w:proofErr w:type="spellEnd"/>
-            <w:r>
-              <w:rPr>
-                <w:rFonts w:ascii="Arial" w:hAnsi="Arial" w:cs="Arial"/>
-                <w:sz w:val="20"/>
-              </w:rPr>
-              <w:t xml:space="preserve"> </w:t>
+            <w:r>
+              <w:rPr>
+                <w:rFonts w:ascii="Arial" w:hAnsi="Arial" w:cs="Arial"/>
+                <w:sz w:val="20"/>
+              </w:rPr>
+              <w:t xml:space="preserve">euangan </w:t>
             </w:r>
             <w:r>
               <w:rPr>
@@ -9987,37 +8947,12 @@
               </w:rPr>
               <w:t>N</w:t>
             </w:r>
-            <w:proofErr w:type="spellStart"/>
-            <w:r>
-              <w:rPr>
-                <w:rFonts w:ascii="Arial" w:hAnsi="Arial" w:cs="Arial"/>
-                <w:sz w:val="20"/>
-              </w:rPr>
-              <w:t>egara</w:t>
-            </w:r>
-            <w:proofErr w:type="spellEnd"/>
-            <w:r>
-              <w:rPr>
-                <w:rFonts w:ascii="Arial" w:hAnsi="Arial" w:cs="Arial"/>
-                <w:sz w:val="20"/>
-              </w:rPr>
-              <w:t xml:space="preserve">, </w:t>
-            </w:r>
-            <w:proofErr w:type="spellStart"/>
-            <w:r>
-              <w:rPr>
-                <w:rFonts w:ascii="Arial" w:hAnsi="Arial" w:cs="Arial"/>
-                <w:sz w:val="20"/>
-              </w:rPr>
-              <w:t>apabila</w:t>
-            </w:r>
-            <w:proofErr w:type="spellEnd"/>
-            <w:r>
-              <w:rPr>
-                <w:rFonts w:ascii="Arial" w:hAnsi="Arial" w:cs="Arial"/>
-                <w:sz w:val="20"/>
-              </w:rPr>
-              <w:t xml:space="preserve"> </w:t>
+            <w:r>
+              <w:rPr>
+                <w:rFonts w:ascii="Arial" w:hAnsi="Arial" w:cs="Arial"/>
+                <w:sz w:val="20"/>
+              </w:rPr>
+              <w:t xml:space="preserve">egara, apabila </w:t>
             </w:r>
             <w:r>
               <w:rPr>
@@ -10027,79 +8962,13 @@
               </w:rPr>
               <w:t>n</w:t>
             </w:r>
-            <w:proofErr w:type="spellStart"/>
-            <w:r>
-              <w:rPr>
-                <w:rFonts w:ascii="Arial" w:hAnsi="Arial" w:cs="Arial"/>
-                <w:sz w:val="20"/>
-              </w:rPr>
-              <w:t>egara</w:t>
-            </w:r>
-            <w:proofErr w:type="spellEnd"/>
-            <w:r>
-              <w:rPr>
-                <w:rFonts w:ascii="Arial" w:hAnsi="Arial" w:cs="Arial"/>
-                <w:sz w:val="20"/>
-              </w:rPr>
-              <w:t xml:space="preserve"> </w:t>
-            </w:r>
-            <w:proofErr w:type="spellStart"/>
-            <w:r>
-              <w:rPr>
-                <w:rFonts w:ascii="Arial" w:hAnsi="Arial" w:cs="Arial"/>
-                <w:sz w:val="20"/>
-              </w:rPr>
-              <w:t>menderita</w:t>
-            </w:r>
-            <w:proofErr w:type="spellEnd"/>
-            <w:r>
-              <w:rPr>
-                <w:rFonts w:ascii="Arial" w:hAnsi="Arial" w:cs="Arial"/>
-                <w:sz w:val="20"/>
-              </w:rPr>
-              <w:t xml:space="preserve"> </w:t>
-            </w:r>
-            <w:proofErr w:type="spellStart"/>
-            <w:r>
-              <w:rPr>
-                <w:rFonts w:ascii="Arial" w:hAnsi="Arial" w:cs="Arial"/>
-                <w:sz w:val="20"/>
-              </w:rPr>
-              <w:t>rugi</w:t>
-            </w:r>
-            <w:proofErr w:type="spellEnd"/>
-            <w:r>
-              <w:rPr>
-                <w:rFonts w:ascii="Arial" w:hAnsi="Arial" w:cs="Arial"/>
-                <w:sz w:val="20"/>
-              </w:rPr>
-              <w:t xml:space="preserve"> </w:t>
-            </w:r>
-            <w:proofErr w:type="spellStart"/>
-            <w:r>
-              <w:rPr>
-                <w:rFonts w:ascii="Arial" w:hAnsi="Arial" w:cs="Arial"/>
-                <w:sz w:val="20"/>
-              </w:rPr>
-              <w:t>akibat</w:t>
-            </w:r>
-            <w:proofErr w:type="spellEnd"/>
-            <w:r>
-              <w:rPr>
-                <w:rFonts w:ascii="Arial" w:hAnsi="Arial" w:cs="Arial"/>
-                <w:sz w:val="20"/>
-              </w:rPr>
-              <w:t xml:space="preserve"> </w:t>
-            </w:r>
-            <w:proofErr w:type="spellStart"/>
-            <w:r>
-              <w:rPr>
-                <w:rFonts w:ascii="Arial" w:hAnsi="Arial" w:cs="Arial"/>
-                <w:sz w:val="20"/>
-              </w:rPr>
-              <w:t>kesalahan</w:t>
-            </w:r>
-            <w:proofErr w:type="spellEnd"/>
+            <w:r>
+              <w:rPr>
+                <w:rFonts w:ascii="Arial" w:hAnsi="Arial" w:cs="Arial"/>
+                <w:sz w:val="20"/>
+              </w:rPr>
+              <w:t>egara menderita rugi akibat kesalahan</w:t>
+            </w:r>
             <w:r>
               <w:rPr>
                 <w:rFonts w:ascii="Arial" w:hAnsi="Arial" w:cs="Arial"/>
@@ -10113,17 +8982,8 @@
                 <w:rFonts w:ascii="Arial" w:hAnsi="Arial" w:cs="Arial"/>
                 <w:sz w:val="20"/>
               </w:rPr>
-              <w:t xml:space="preserve"> dan </w:t>
-            </w:r>
-            <w:proofErr w:type="spellStart"/>
-            <w:r>
-              <w:rPr>
-                <w:rFonts w:ascii="Arial" w:hAnsi="Arial" w:cs="Arial"/>
-                <w:sz w:val="20"/>
-              </w:rPr>
-              <w:t>keal</w:t>
-            </w:r>
-            <w:proofErr w:type="spellEnd"/>
+              <w:t xml:space="preserve"> dan keal</w:t>
+            </w:r>
             <w:r>
               <w:rPr>
                 <w:rFonts w:ascii="Arial" w:hAnsi="Arial" w:cs="Arial"/>
@@ -10132,21 +8992,12 @@
               </w:rPr>
               <w:t>p</w:t>
             </w:r>
-            <w:proofErr w:type="spellStart"/>
-            <w:r>
-              <w:rPr>
-                <w:rFonts w:ascii="Arial" w:hAnsi="Arial" w:cs="Arial"/>
-                <w:sz w:val="20"/>
-              </w:rPr>
-              <w:t>aannya</w:t>
-            </w:r>
-            <w:proofErr w:type="spellEnd"/>
-            <w:r>
-              <w:rPr>
-                <w:rFonts w:ascii="Arial" w:hAnsi="Arial" w:cs="Arial"/>
-                <w:sz w:val="20"/>
-              </w:rPr>
-              <w:t>.</w:t>
+            <w:r>
+              <w:rPr>
+                <w:rFonts w:ascii="Arial" w:hAnsi="Arial" w:cs="Arial"/>
+                <w:sz w:val="20"/>
+              </w:rPr>
+              <w:t>aannya.</w:t>
             </w:r>
           </w:p>
         </w:tc>
@@ -14494,6 +13345,9 @@
   <wne:recipientData>
     <wne:active wne:val="1"/>
   </wne:recipientData>
+  <wne:recipientData>
+    <wne:active wne:val="1"/>
+  </wne:recipientData>
 </wne:recipients>
 </file>
 

--- a/public/spd-format.docx
+++ b/public/spd-format.docx
@@ -246,23 +246,95 @@
                 <w:sz w:val="18"/>
                 <w:szCs w:val="18"/>
               </w:rPr>
-              <w:t xml:space="preserve"> Cimincrang </w:t>
-            </w:r>
+              <w:t xml:space="preserve"> </w:t>
+            </w:r>
+            <w:proofErr w:type="spellStart"/>
             <w:r>
               <w:rPr>
                 <w:rFonts w:ascii="Arial" w:eastAsia="Arial" w:hAnsi="Arial" w:cs="Arial"/>
                 <w:sz w:val="18"/>
                 <w:szCs w:val="18"/>
               </w:rPr>
-              <w:t>No.</w:t>
-            </w:r>
+              <w:t>Cimincrang</w:t>
+            </w:r>
+            <w:proofErr w:type="spellEnd"/>
             <w:r>
               <w:rPr>
                 <w:rFonts w:ascii="Arial" w:eastAsia="Arial" w:hAnsi="Arial" w:cs="Arial"/>
                 <w:sz w:val="18"/>
                 <w:szCs w:val="18"/>
               </w:rPr>
-              <w:t xml:space="preserve"> 26 Kel. Cimincrang Kec. Gedebage Kota Bandung 40294</w:t>
+              <w:t xml:space="preserve"> </w:t>
+            </w:r>
+            <w:r>
+              <w:rPr>
+                <w:rFonts w:ascii="Arial" w:eastAsia="Arial" w:hAnsi="Arial" w:cs="Arial"/>
+                <w:sz w:val="18"/>
+                <w:szCs w:val="18"/>
+              </w:rPr>
+              <w:t>No.</w:t>
+            </w:r>
+            <w:r>
+              <w:rPr>
+                <w:rFonts w:ascii="Arial" w:eastAsia="Arial" w:hAnsi="Arial" w:cs="Arial"/>
+                <w:sz w:val="18"/>
+                <w:szCs w:val="18"/>
+              </w:rPr>
+              <w:t xml:space="preserve"> 26 Kel. </w:t>
+            </w:r>
+            <w:proofErr w:type="spellStart"/>
+            <w:r>
+              <w:rPr>
+                <w:rFonts w:ascii="Arial" w:eastAsia="Arial" w:hAnsi="Arial" w:cs="Arial"/>
+                <w:sz w:val="18"/>
+                <w:szCs w:val="18"/>
+              </w:rPr>
+              <w:t>Cimincrang</w:t>
+            </w:r>
+            <w:proofErr w:type="spellEnd"/>
+            <w:r>
+              <w:rPr>
+                <w:rFonts w:ascii="Arial" w:eastAsia="Arial" w:hAnsi="Arial" w:cs="Arial"/>
+                <w:sz w:val="18"/>
+                <w:szCs w:val="18"/>
+              </w:rPr>
+              <w:t xml:space="preserve"> </w:t>
+            </w:r>
+            <w:proofErr w:type="spellStart"/>
+            <w:r>
+              <w:rPr>
+                <w:rFonts w:ascii="Arial" w:eastAsia="Arial" w:hAnsi="Arial" w:cs="Arial"/>
+                <w:sz w:val="18"/>
+                <w:szCs w:val="18"/>
+              </w:rPr>
+              <w:t>Kec</w:t>
+            </w:r>
+            <w:proofErr w:type="spellEnd"/>
+            <w:r>
+              <w:rPr>
+                <w:rFonts w:ascii="Arial" w:eastAsia="Arial" w:hAnsi="Arial" w:cs="Arial"/>
+                <w:sz w:val="18"/>
+                <w:szCs w:val="18"/>
+              </w:rPr>
+              <w:t xml:space="preserve">. </w:t>
+            </w:r>
+            <w:proofErr w:type="spellStart"/>
+            <w:r>
+              <w:rPr>
+                <w:rFonts w:ascii="Arial" w:eastAsia="Arial" w:hAnsi="Arial" w:cs="Arial"/>
+                <w:sz w:val="18"/>
+                <w:szCs w:val="18"/>
+              </w:rPr>
+              <w:t>Gedebage</w:t>
+            </w:r>
+            <w:proofErr w:type="spellEnd"/>
+            <w:r>
+              <w:rPr>
+                <w:rFonts w:ascii="Arial" w:eastAsia="Arial" w:hAnsi="Arial" w:cs="Arial"/>
+                <w:sz w:val="18"/>
+                <w:szCs w:val="18"/>
+              </w:rPr>
+              <w:t xml:space="preserve"> Kota Bandung 40294</w:t>
             </w:r>
           </w:p>
           <w:p>
@@ -673,6 +745,7 @@
                 <w:lang w:val="id-ID"/>
               </w:rPr>
             </w:pPr>
+            <w:proofErr w:type="spellStart"/>
             <w:r>
               <w:rPr>
                 <w:rFonts w:ascii="Arial" w:hAnsi="Arial" w:cs="Arial"/>
@@ -681,6 +754,7 @@
               </w:rPr>
               <w:t>Pejabat</w:t>
             </w:r>
+            <w:proofErr w:type="spellEnd"/>
             <w:r>
               <w:rPr>
                 <w:rFonts w:ascii="Arial" w:hAnsi="Arial" w:cs="Arial"/>
@@ -738,7 +812,16 @@
                 <w:szCs w:val="20"/>
                 <w:lang w:val="sv-SE"/>
               </w:rPr>
-              <w:t xml:space="preserve">{unit} </w:t>
+              <w:t>{unit</w:t>
+            </w:r>
+            <w:r>
+              <w:rPr>
+                <w:rFonts w:ascii="Arial" w:hAnsi="Arial" w:cs="Arial"/>
+                <w:sz w:val="20"/>
+                <w:szCs w:val="20"/>
+                <w:lang w:val="sv-SE"/>
+              </w:rPr>
+              <w:t xml:space="preserve">} </w:t>
             </w:r>
             <w:r>
               <w:rPr>
@@ -860,6 +943,7 @@
               </w:rPr>
               <w:t xml:space="preserve"> </w:t>
             </w:r>
+            <w:proofErr w:type="spellStart"/>
             <w:r>
               <w:rPr>
                 <w:rFonts w:ascii="Arial" w:hAnsi="Arial" w:cs="Arial"/>
@@ -867,7 +951,17 @@
                 <w:szCs w:val="20"/>
                 <w:lang w:val="es-MX"/>
               </w:rPr>
-              <w:t xml:space="preserve">Pegawai yang </w:t>
+              <w:t>Pegawai</w:t>
+            </w:r>
+            <w:proofErr w:type="spellEnd"/>
+            <w:r>
+              <w:rPr>
+                <w:rFonts w:ascii="Arial" w:hAnsi="Arial" w:cs="Arial"/>
+                <w:sz w:val="20"/>
+                <w:szCs w:val="20"/>
+                <w:lang w:val="es-MX"/>
+              </w:rPr>
+              <w:t xml:space="preserve"> yang </w:t>
             </w:r>
             <w:r>
               <w:rPr>
@@ -1020,6 +1114,7 @@
                 <w:lang w:val="id-ID"/>
               </w:rPr>
             </w:pPr>
+            <w:proofErr w:type="spellStart"/>
             <w:r>
               <w:rPr>
                 <w:rFonts w:ascii="Arial" w:hAnsi="Arial" w:cs="Arial"/>
@@ -1028,6 +1123,7 @@
               </w:rPr>
               <w:t>Pangkat</w:t>
             </w:r>
+            <w:proofErr w:type="spellEnd"/>
             <w:r>
               <w:rPr>
                 <w:rFonts w:ascii="Arial" w:hAnsi="Arial" w:cs="Arial"/>
@@ -1115,7 +1211,25 @@
                 <w:sz w:val="20"/>
                 <w:szCs w:val="20"/>
               </w:rPr>
-              <w:t>{gol}</w:t>
+              <w:t>{</w:t>
+            </w:r>
+            <w:proofErr w:type="spellStart"/>
+            <w:r>
+              <w:rPr>
+                <w:rFonts w:ascii="Arial" w:hAnsi="Arial" w:cs="Arial"/>
+                <w:sz w:val="20"/>
+                <w:szCs w:val="20"/>
+              </w:rPr>
+              <w:t>gol</w:t>
+            </w:r>
+            <w:proofErr w:type="spellEnd"/>
+            <w:r>
+              <w:rPr>
+                <w:rFonts w:ascii="Arial" w:hAnsi="Arial" w:cs="Arial"/>
+                <w:sz w:val="20"/>
+                <w:szCs w:val="20"/>
+              </w:rPr>
+              <w:t>}</w:t>
             </w:r>
           </w:p>
         </w:tc>
@@ -1185,6 +1299,7 @@
                 <w:lang w:val="id-ID"/>
               </w:rPr>
             </w:pPr>
+            <w:proofErr w:type="spellStart"/>
             <w:r>
               <w:rPr>
                 <w:rFonts w:ascii="Arial" w:hAnsi="Arial" w:cs="Arial"/>
@@ -1193,6 +1308,7 @@
               </w:rPr>
               <w:t>Jabatan</w:t>
             </w:r>
+            <w:proofErr w:type="spellEnd"/>
             <w:r>
               <w:rPr>
                 <w:rFonts w:ascii="Arial" w:hAnsi="Arial" w:cs="Arial"/>
@@ -1256,7 +1372,25 @@
                 <w:sz w:val="20"/>
                 <w:szCs w:val="20"/>
               </w:rPr>
-              <w:t>{jabatan}</w:t>
+              <w:t>{</w:t>
+            </w:r>
+            <w:proofErr w:type="spellStart"/>
+            <w:r>
+              <w:rPr>
+                <w:rFonts w:ascii="Arial" w:hAnsi="Arial" w:cs="Arial"/>
+                <w:sz w:val="20"/>
+                <w:szCs w:val="20"/>
+              </w:rPr>
+              <w:t>jabatan</w:t>
+            </w:r>
+            <w:proofErr w:type="spellEnd"/>
+            <w:r>
+              <w:rPr>
+                <w:rFonts w:ascii="Arial" w:hAnsi="Arial" w:cs="Arial"/>
+                <w:sz w:val="20"/>
+                <w:szCs w:val="20"/>
+              </w:rPr>
+              <w:t>}</w:t>
             </w:r>
           </w:p>
         </w:tc>
@@ -1505,6 +1639,7 @@
               </w:rPr>
               <w:t xml:space="preserve"> </w:t>
             </w:r>
+            <w:proofErr w:type="spellStart"/>
             <w:r>
               <w:rPr>
                 <w:rFonts w:ascii="Arial" w:hAnsi="Arial" w:cs="Arial"/>
@@ -1513,6 +1648,7 @@
               </w:rPr>
               <w:t>Perjalanan</w:t>
             </w:r>
+            <w:proofErr w:type="spellEnd"/>
             <w:r>
               <w:rPr>
                 <w:rFonts w:ascii="Arial" w:hAnsi="Arial" w:cs="Arial"/>
@@ -1530,6 +1666,7 @@
               </w:rPr>
               <w:t>D</w:t>
             </w:r>
+            <w:proofErr w:type="spellStart"/>
             <w:r>
               <w:rPr>
                 <w:rFonts w:ascii="Arial" w:hAnsi="Arial" w:cs="Arial"/>
@@ -1538,6 +1675,7 @@
               </w:rPr>
               <w:t>inas</w:t>
             </w:r>
+            <w:proofErr w:type="spellEnd"/>
           </w:p>
         </w:tc>
         <w:tc>
@@ -1642,14 +1780,34 @@
               </w:rPr>
               <w:t xml:space="preserve"> </w:t>
             </w:r>
-            <w:r>
-              <w:rPr>
-                <w:rFonts w:ascii="Arial" w:hAnsi="Arial" w:cs="Arial"/>
-                <w:sz w:val="20"/>
-                <w:szCs w:val="20"/>
-              </w:rPr>
-              <w:t>angkut yang dipergunakan</w:t>
-            </w:r>
+            <w:proofErr w:type="spellStart"/>
+            <w:r>
+              <w:rPr>
+                <w:rFonts w:ascii="Arial" w:hAnsi="Arial" w:cs="Arial"/>
+                <w:sz w:val="20"/>
+                <w:szCs w:val="20"/>
+              </w:rPr>
+              <w:t>angkut</w:t>
+            </w:r>
+            <w:proofErr w:type="spellEnd"/>
+            <w:r>
+              <w:rPr>
+                <w:rFonts w:ascii="Arial" w:hAnsi="Arial" w:cs="Arial"/>
+                <w:sz w:val="20"/>
+                <w:szCs w:val="20"/>
+              </w:rPr>
+              <w:t xml:space="preserve"> yang </w:t>
+            </w:r>
+            <w:proofErr w:type="spellStart"/>
+            <w:r>
+              <w:rPr>
+                <w:rFonts w:ascii="Arial" w:hAnsi="Arial" w:cs="Arial"/>
+                <w:sz w:val="20"/>
+                <w:szCs w:val="20"/>
+              </w:rPr>
+              <w:t>dipergunakan</w:t>
+            </w:r>
+            <w:proofErr w:type="spellEnd"/>
           </w:p>
         </w:tc>
         <w:tc>
@@ -1787,6 +1945,7 @@
                 <w:szCs w:val="20"/>
               </w:rPr>
             </w:pPr>
+            <w:proofErr w:type="spellStart"/>
             <w:r>
               <w:rPr>
                 <w:rFonts w:ascii="Arial" w:hAnsi="Arial" w:cs="Arial"/>
@@ -1795,6 +1954,7 @@
               </w:rPr>
               <w:t>Tempat</w:t>
             </w:r>
+            <w:proofErr w:type="spellEnd"/>
             <w:r>
               <w:rPr>
                 <w:rFonts w:ascii="Arial" w:hAnsi="Arial" w:cs="Arial"/>
@@ -1803,6 +1963,7 @@
               </w:rPr>
               <w:t xml:space="preserve"> </w:t>
             </w:r>
+            <w:proofErr w:type="spellStart"/>
             <w:r>
               <w:rPr>
                 <w:rFonts w:ascii="Arial" w:hAnsi="Arial" w:cs="Arial"/>
@@ -1811,6 +1972,7 @@
               </w:rPr>
               <w:t>berangkat</w:t>
             </w:r>
+            <w:proofErr w:type="spellEnd"/>
           </w:p>
         </w:tc>
         <w:tc>
@@ -1937,6 +2099,7 @@
                 <w:szCs w:val="20"/>
               </w:rPr>
             </w:pPr>
+            <w:proofErr w:type="spellStart"/>
             <w:r>
               <w:rPr>
                 <w:rFonts w:ascii="Arial" w:hAnsi="Arial" w:cs="Arial"/>
@@ -1945,6 +2108,7 @@
               </w:rPr>
               <w:t>Tempat</w:t>
             </w:r>
+            <w:proofErr w:type="spellEnd"/>
             <w:r>
               <w:rPr>
                 <w:rFonts w:ascii="Arial" w:hAnsi="Arial" w:cs="Arial"/>
@@ -1953,6 +2117,7 @@
               </w:rPr>
               <w:t xml:space="preserve"> </w:t>
             </w:r>
+            <w:proofErr w:type="spellStart"/>
             <w:r>
               <w:rPr>
                 <w:rFonts w:ascii="Arial" w:hAnsi="Arial" w:cs="Arial"/>
@@ -1961,6 +2126,7 @@
               </w:rPr>
               <w:t>tujuan</w:t>
             </w:r>
+            <w:proofErr w:type="spellEnd"/>
           </w:p>
         </w:tc>
         <w:tc>
@@ -2110,6 +2276,7 @@
               </w:rPr>
               <w:t xml:space="preserve"> </w:t>
             </w:r>
+            <w:proofErr w:type="spellStart"/>
             <w:r>
               <w:rPr>
                 <w:rFonts w:ascii="Arial" w:hAnsi="Arial" w:cs="Arial"/>
@@ -2118,6 +2285,7 @@
               </w:rPr>
               <w:t>Perjalanan</w:t>
             </w:r>
+            <w:proofErr w:type="spellEnd"/>
             <w:r>
               <w:rPr>
                 <w:rFonts w:ascii="Arial" w:hAnsi="Arial" w:cs="Arial"/>
@@ -2187,8 +2355,18 @@
                 <w:sz w:val="20"/>
                 <w:szCs w:val="20"/>
               </w:rPr>
-              <w:t>{lama} hari</w:t>
-            </w:r>
+              <w:t xml:space="preserve">{lama} </w:t>
+            </w:r>
+            <w:proofErr w:type="spellStart"/>
+            <w:r>
+              <w:rPr>
+                <w:rFonts w:ascii="Arial" w:hAnsi="Arial" w:cs="Arial"/>
+                <w:sz w:val="20"/>
+                <w:szCs w:val="20"/>
+              </w:rPr>
+              <w:t>hari</w:t>
+            </w:r>
+            <w:proofErr w:type="spellEnd"/>
           </w:p>
         </w:tc>
       </w:tr>
@@ -2255,6 +2433,7 @@
                 <w:szCs w:val="20"/>
               </w:rPr>
             </w:pPr>
+            <w:proofErr w:type="spellStart"/>
             <w:r>
               <w:rPr>
                 <w:rFonts w:ascii="Arial" w:hAnsi="Arial" w:cs="Arial"/>
@@ -2263,6 +2442,7 @@
               </w:rPr>
               <w:t>Tanggal</w:t>
             </w:r>
+            <w:proofErr w:type="spellEnd"/>
             <w:r>
               <w:rPr>
                 <w:rFonts w:ascii="Arial" w:hAnsi="Arial" w:cs="Arial"/>
@@ -2271,6 +2451,7 @@
               </w:rPr>
               <w:t xml:space="preserve"> </w:t>
             </w:r>
+            <w:proofErr w:type="spellStart"/>
             <w:r>
               <w:rPr>
                 <w:rFonts w:ascii="Arial" w:hAnsi="Arial" w:cs="Arial"/>
@@ -2279,6 +2460,7 @@
               </w:rPr>
               <w:t>Berangkat</w:t>
             </w:r>
+            <w:proofErr w:type="spellEnd"/>
           </w:p>
         </w:tc>
         <w:tc>
@@ -2332,7 +2514,25 @@
                 <w:sz w:val="20"/>
                 <w:szCs w:val="20"/>
               </w:rPr>
-              <w:t>{tglBerangkat}</w:t>
+              <w:t>{</w:t>
+            </w:r>
+            <w:proofErr w:type="spellStart"/>
+            <w:r>
+              <w:rPr>
+                <w:rFonts w:ascii="Arial" w:hAnsi="Arial" w:cs="Arial"/>
+                <w:sz w:val="20"/>
+                <w:szCs w:val="20"/>
+              </w:rPr>
+              <w:t>tglBerangkat</w:t>
+            </w:r>
+            <w:proofErr w:type="spellEnd"/>
+            <w:r>
+              <w:rPr>
+                <w:rFonts w:ascii="Arial" w:hAnsi="Arial" w:cs="Arial"/>
+                <w:sz w:val="20"/>
+                <w:szCs w:val="20"/>
+              </w:rPr>
+              <w:t>}</w:t>
             </w:r>
           </w:p>
         </w:tc>
@@ -2406,6 +2606,7 @@
                 <w:lang w:val="id-ID"/>
               </w:rPr>
             </w:pPr>
+            <w:proofErr w:type="spellStart"/>
             <w:r>
               <w:rPr>
                 <w:rFonts w:ascii="Arial" w:hAnsi="Arial" w:cs="Arial"/>
@@ -2414,6 +2615,7 @@
               </w:rPr>
               <w:t>Tanggal</w:t>
             </w:r>
+            <w:proofErr w:type="spellEnd"/>
             <w:r>
               <w:rPr>
                 <w:rFonts w:ascii="Arial" w:hAnsi="Arial" w:cs="Arial"/>
@@ -2422,6 +2624,7 @@
               </w:rPr>
               <w:t xml:space="preserve"> </w:t>
             </w:r>
+            <w:proofErr w:type="spellStart"/>
             <w:r>
               <w:rPr>
                 <w:rFonts w:ascii="Arial" w:hAnsi="Arial" w:cs="Arial"/>
@@ -2430,6 +2633,7 @@
               </w:rPr>
               <w:t>harus</w:t>
             </w:r>
+            <w:proofErr w:type="spellEnd"/>
             <w:r>
               <w:rPr>
                 <w:rFonts w:ascii="Arial" w:hAnsi="Arial" w:cs="Arial"/>
@@ -2438,6 +2642,7 @@
               </w:rPr>
               <w:t xml:space="preserve"> </w:t>
             </w:r>
+            <w:proofErr w:type="spellStart"/>
             <w:r>
               <w:rPr>
                 <w:rFonts w:ascii="Arial" w:hAnsi="Arial" w:cs="Arial"/>
@@ -2446,6 +2651,7 @@
               </w:rPr>
               <w:t>kembali</w:t>
             </w:r>
+            <w:proofErr w:type="spellEnd"/>
             <w:r>
               <w:rPr>
                 <w:rFonts w:ascii="Arial" w:hAnsi="Arial" w:cs="Arial"/>
@@ -2510,7 +2716,25 @@
                 <w:sz w:val="20"/>
                 <w:szCs w:val="20"/>
               </w:rPr>
-              <w:t>{tglKembali}</w:t>
+              <w:t>{</w:t>
+            </w:r>
+            <w:proofErr w:type="spellStart"/>
+            <w:r>
+              <w:rPr>
+                <w:rFonts w:ascii="Arial" w:hAnsi="Arial" w:cs="Arial"/>
+                <w:sz w:val="20"/>
+                <w:szCs w:val="20"/>
+              </w:rPr>
+              <w:t>tglKembali</w:t>
+            </w:r>
+            <w:proofErr w:type="spellEnd"/>
+            <w:r>
+              <w:rPr>
+                <w:rFonts w:ascii="Arial" w:hAnsi="Arial" w:cs="Arial"/>
+                <w:sz w:val="20"/>
+                <w:szCs w:val="20"/>
+              </w:rPr>
+              <w:t>}</w:t>
             </w:r>
           </w:p>
         </w:tc>
@@ -3274,6 +3498,7 @@
                 <w:szCs w:val="20"/>
               </w:rPr>
             </w:pPr>
+            <w:proofErr w:type="spellStart"/>
             <w:r>
               <w:rPr>
                 <w:rFonts w:ascii="Arial" w:hAnsi="Arial" w:cs="Arial"/>
@@ -3282,6 +3507,7 @@
               </w:rPr>
               <w:t>Pembebanan</w:t>
             </w:r>
+            <w:proofErr w:type="spellEnd"/>
             <w:r>
               <w:rPr>
                 <w:rFonts w:ascii="Arial" w:hAnsi="Arial" w:cs="Arial"/>
@@ -3290,6 +3516,7 @@
               </w:rPr>
               <w:t xml:space="preserve"> </w:t>
             </w:r>
+            <w:proofErr w:type="spellStart"/>
             <w:r>
               <w:rPr>
                 <w:rFonts w:ascii="Arial" w:hAnsi="Arial" w:cs="Arial"/>
@@ -3298,6 +3525,7 @@
               </w:rPr>
               <w:t>Anggaran</w:t>
             </w:r>
+            <w:proofErr w:type="spellEnd"/>
           </w:p>
         </w:tc>
         <w:tc>
@@ -3386,6 +3614,7 @@
                 <w:szCs w:val="20"/>
               </w:rPr>
             </w:pPr>
+            <w:proofErr w:type="spellStart"/>
             <w:r>
               <w:rPr>
                 <w:rFonts w:ascii="Arial" w:hAnsi="Arial" w:cs="Arial"/>
@@ -3394,6 +3623,7 @@
               </w:rPr>
               <w:t>Instansi</w:t>
             </w:r>
+            <w:proofErr w:type="spellEnd"/>
           </w:p>
         </w:tc>
         <w:tc>
@@ -3645,13 +3875,23 @@
                 <w:szCs w:val="20"/>
               </w:rPr>
             </w:pPr>
-            <w:r>
-              <w:rPr>
-                <w:rFonts w:ascii="Arial" w:hAnsi="Arial" w:cs="Arial"/>
-                <w:sz w:val="20"/>
-                <w:szCs w:val="20"/>
-              </w:rPr>
-              <w:t>Keterangan lain-lain</w:t>
+            <w:proofErr w:type="spellStart"/>
+            <w:r>
+              <w:rPr>
+                <w:rFonts w:ascii="Arial" w:hAnsi="Arial" w:cs="Arial"/>
+                <w:sz w:val="20"/>
+                <w:szCs w:val="20"/>
+              </w:rPr>
+              <w:t>Keterangan</w:t>
+            </w:r>
+            <w:proofErr w:type="spellEnd"/>
+            <w:r>
+              <w:rPr>
+                <w:rFonts w:ascii="Arial" w:hAnsi="Arial" w:cs="Arial"/>
+                <w:sz w:val="20"/>
+                <w:szCs w:val="20"/>
+              </w:rPr>
+              <w:t xml:space="preserve"> lain-lain</w:t>
             </w:r>
           </w:p>
         </w:tc>
@@ -3782,7 +4022,22 @@
           <w:sz w:val="20"/>
         </w:rPr>
         <w:tab/>
-        <w:t>Dikeluarkan di</w:t>
+      </w:r>
+      <w:proofErr w:type="spellStart"/>
+      <w:r>
+        <w:rPr>
+          <w:rFonts w:ascii="Arial" w:hAnsi="Arial" w:cs="Arial"/>
+          <w:sz w:val="20"/>
+        </w:rPr>
+        <w:t>Dikeluarkan</w:t>
+      </w:r>
+      <w:proofErr w:type="spellEnd"/>
+      <w:r>
+        <w:rPr>
+          <w:rFonts w:ascii="Arial" w:hAnsi="Arial" w:cs="Arial"/>
+          <w:sz w:val="20"/>
+        </w:rPr>
+        <w:t xml:space="preserve"> di</w:t>
       </w:r>
       <w:r>
         <w:rPr>
@@ -3816,8 +4071,17 @@
           <w:sz w:val="20"/>
         </w:rPr>
         <w:tab/>
-        <w:t>Pada tanggal</w:t>
+        <w:t xml:space="preserve">Pada </w:t>
       </w:r>
+      <w:proofErr w:type="spellStart"/>
+      <w:r>
+        <w:rPr>
+          <w:rFonts w:ascii="Arial" w:hAnsi="Arial" w:cs="Arial"/>
+          <w:sz w:val="20"/>
+        </w:rPr>
+        <w:t>tanggal</w:t>
+      </w:r>
+      <w:proofErr w:type="spellEnd"/>
       <w:r>
         <w:rPr>
           <w:rFonts w:ascii="Arial" w:hAnsi="Arial" w:cs="Arial"/>
@@ -3838,7 +4102,23 @@
           <w:rFonts w:ascii="Arial" w:hAnsi="Arial" w:cs="Arial"/>
           <w:sz w:val="20"/>
         </w:rPr>
-        <w:t>{tglBerangkat}</w:t>
+        <w:t>{</w:t>
+      </w:r>
+      <w:proofErr w:type="spellStart"/>
+      <w:r>
+        <w:rPr>
+          <w:rFonts w:ascii="Arial" w:hAnsi="Arial" w:cs="Arial"/>
+          <w:sz w:val="20"/>
+        </w:rPr>
+        <w:t>tglBerangkat</w:t>
+      </w:r>
+      <w:proofErr w:type="spellEnd"/>
+      <w:r>
+        <w:rPr>
+          <w:rFonts w:ascii="Arial" w:hAnsi="Arial" w:cs="Arial"/>
+          <w:sz w:val="20"/>
+        </w:rPr>
+        <w:t>}</w:t>
       </w:r>
       <w:r>
         <w:rPr>
@@ -4240,6 +4520,7 @@
                 <w:sz w:val="20"/>
               </w:rPr>
             </w:pPr>
+            <w:proofErr w:type="spellStart"/>
             <w:r>
               <w:rPr>
                 <w:rFonts w:ascii="Arial" w:hAnsi="Arial" w:cs="Arial"/>
@@ -4247,6 +4528,7 @@
               </w:rPr>
               <w:t>Berangkat</w:t>
             </w:r>
+            <w:proofErr w:type="spellEnd"/>
             <w:r>
               <w:rPr>
                 <w:rFonts w:ascii="Arial" w:hAnsi="Arial" w:cs="Arial"/>
@@ -4254,6 +4536,7 @@
               </w:rPr>
               <w:t xml:space="preserve"> </w:t>
             </w:r>
+            <w:proofErr w:type="spellStart"/>
             <w:r>
               <w:rPr>
                 <w:rFonts w:ascii="Arial" w:hAnsi="Arial" w:cs="Arial"/>
@@ -4261,6 +4544,7 @@
               </w:rPr>
               <w:t>dari</w:t>
             </w:r>
+            <w:proofErr w:type="spellEnd"/>
           </w:p>
         </w:tc>
         <w:tc>
@@ -4339,8 +4623,17 @@
                 <w:rFonts w:ascii="Arial" w:hAnsi="Arial" w:cs="Arial"/>
                 <w:sz w:val="20"/>
               </w:rPr>
-              <w:t>(Tempat</w:t>
-            </w:r>
+              <w:t>(</w:t>
+            </w:r>
+            <w:proofErr w:type="spellStart"/>
+            <w:r>
+              <w:rPr>
+                <w:rFonts w:ascii="Arial" w:hAnsi="Arial" w:cs="Arial"/>
+                <w:sz w:val="20"/>
+              </w:rPr>
+              <w:t>Tempat</w:t>
+            </w:r>
+            <w:proofErr w:type="spellEnd"/>
             <w:r>
               <w:rPr>
                 <w:rFonts w:ascii="Arial" w:hAnsi="Arial" w:cs="Arial"/>
@@ -4348,12 +4641,21 @@
               </w:rPr>
               <w:t xml:space="preserve"> </w:t>
             </w:r>
-            <w:r>
-              <w:rPr>
-                <w:rFonts w:ascii="Arial" w:hAnsi="Arial" w:cs="Arial"/>
-                <w:sz w:val="20"/>
-              </w:rPr>
-              <w:t>kedudukan)</w:t>
+            <w:proofErr w:type="spellStart"/>
+            <w:r>
+              <w:rPr>
+                <w:rFonts w:ascii="Arial" w:hAnsi="Arial" w:cs="Arial"/>
+                <w:sz w:val="20"/>
+              </w:rPr>
+              <w:t>kedudukan</w:t>
+            </w:r>
+            <w:proofErr w:type="spellEnd"/>
+            <w:r>
+              <w:rPr>
+                <w:rFonts w:ascii="Arial" w:hAnsi="Arial" w:cs="Arial"/>
+                <w:sz w:val="20"/>
+              </w:rPr>
+              <w:t>)</w:t>
             </w:r>
           </w:p>
         </w:tc>
@@ -4562,6 +4864,7 @@
               </w:rPr>
               <w:t xml:space="preserve"> </w:t>
             </w:r>
+            <w:proofErr w:type="spellStart"/>
             <w:r>
               <w:rPr>
                 <w:rFonts w:ascii="Arial" w:hAnsi="Arial" w:cs="Arial"/>
@@ -4569,6 +4872,7 @@
               </w:rPr>
               <w:t>tanggal</w:t>
             </w:r>
+            <w:proofErr w:type="spellEnd"/>
           </w:p>
         </w:tc>
         <w:tc>
@@ -4693,7 +4997,23 @@
                 <w:rFonts w:ascii="Arial" w:hAnsi="Arial" w:cs="Arial"/>
                 <w:sz w:val="20"/>
               </w:rPr>
-              <w:t>{pejabatMengetahui}</w:t>
+              <w:t>{</w:t>
+            </w:r>
+            <w:proofErr w:type="spellStart"/>
+            <w:r>
+              <w:rPr>
+                <w:rFonts w:ascii="Arial" w:hAnsi="Arial" w:cs="Arial"/>
+                <w:sz w:val="20"/>
+              </w:rPr>
+              <w:t>pejabatMengetahui</w:t>
+            </w:r>
+            <w:proofErr w:type="spellEnd"/>
+            <w:r>
+              <w:rPr>
+                <w:rFonts w:ascii="Arial" w:hAnsi="Arial" w:cs="Arial"/>
+                <w:sz w:val="20"/>
+              </w:rPr>
+              <w:t>}</w:t>
             </w:r>
           </w:p>
         </w:tc>
@@ -4761,7 +5081,23 @@
                 <w:rFonts w:ascii="Arial" w:hAnsi="Arial" w:cs="Arial"/>
                 <w:sz w:val="20"/>
               </w:rPr>
-              <w:t>{jabatanPPT}</w:t>
+              <w:t>{</w:t>
+            </w:r>
+            <w:proofErr w:type="spellStart"/>
+            <w:r>
+              <w:rPr>
+                <w:rFonts w:ascii="Arial" w:hAnsi="Arial" w:cs="Arial"/>
+                <w:sz w:val="20"/>
+              </w:rPr>
+              <w:t>jabatanPPT</w:t>
+            </w:r>
+            <w:proofErr w:type="spellEnd"/>
+            <w:r>
+              <w:rPr>
+                <w:rFonts w:ascii="Arial" w:hAnsi="Arial" w:cs="Arial"/>
+                <w:sz w:val="20"/>
+              </w:rPr>
+              <w:t>}</w:t>
             </w:r>
           </w:p>
         </w:tc>
@@ -5093,7 +5429,16 @@
                 <w:sz w:val="20"/>
                 <w:szCs w:val="20"/>
               </w:rPr>
-              <w:t>{nipPP</w:t>
+              <w:t>{</w:t>
+            </w:r>
+            <w:proofErr w:type="spellStart"/>
+            <w:r>
+              <w:rPr>
+                <w:rFonts w:ascii="Arial" w:hAnsi="Arial" w:cs="Arial"/>
+                <w:sz w:val="20"/>
+                <w:szCs w:val="20"/>
+              </w:rPr>
+              <w:t>nipPP</w:t>
             </w:r>
             <w:r>
               <w:rPr>
@@ -5103,6 +5448,7 @@
               </w:rPr>
               <w:t>T</w:t>
             </w:r>
+            <w:proofErr w:type="spellEnd"/>
             <w:r>
               <w:rPr>
                 <w:rFonts w:ascii="Arial" w:hAnsi="Arial" w:cs="Arial"/>
@@ -5330,6 +5676,7 @@
                 <w:sz w:val="20"/>
               </w:rPr>
             </w:pPr>
+            <w:proofErr w:type="spellStart"/>
             <w:r>
               <w:rPr>
                 <w:rFonts w:ascii="Arial" w:hAnsi="Arial" w:cs="Arial"/>
@@ -5337,6 +5684,7 @@
               </w:rPr>
               <w:t>Berangkat</w:t>
             </w:r>
+            <w:proofErr w:type="spellEnd"/>
             <w:r>
               <w:rPr>
                 <w:rFonts w:ascii="Arial" w:hAnsi="Arial" w:cs="Arial"/>
@@ -5344,6 +5692,7 @@
               </w:rPr>
               <w:t xml:space="preserve"> </w:t>
             </w:r>
+            <w:proofErr w:type="spellStart"/>
             <w:r>
               <w:rPr>
                 <w:rFonts w:ascii="Arial" w:hAnsi="Arial" w:cs="Arial"/>
@@ -5351,6 +5700,7 @@
               </w:rPr>
               <w:t>dari</w:t>
             </w:r>
+            <w:proofErr w:type="spellEnd"/>
           </w:p>
         </w:tc>
         <w:tc>
@@ -5466,6 +5816,7 @@
               </w:rPr>
               <w:t xml:space="preserve"> </w:t>
             </w:r>
+            <w:proofErr w:type="spellStart"/>
             <w:r>
               <w:rPr>
                 <w:rFonts w:ascii="Arial" w:hAnsi="Arial" w:cs="Arial"/>
@@ -5473,6 +5824,7 @@
               </w:rPr>
               <w:t>tanggal</w:t>
             </w:r>
+            <w:proofErr w:type="spellEnd"/>
           </w:p>
         </w:tc>
         <w:tc>
@@ -5601,6 +5953,7 @@
                 <w:sz w:val="20"/>
               </w:rPr>
             </w:pPr>
+            <w:proofErr w:type="spellStart"/>
             <w:r>
               <w:rPr>
                 <w:rFonts w:ascii="Arial" w:hAnsi="Arial" w:cs="Arial"/>
@@ -5608,6 +5961,7 @@
               </w:rPr>
               <w:t>Kepala</w:t>
             </w:r>
+            <w:proofErr w:type="spellEnd"/>
           </w:p>
         </w:tc>
         <w:tc>
@@ -5689,8 +6043,17 @@
                 <w:rFonts w:ascii="Arial" w:hAnsi="Arial" w:cs="Arial"/>
                 <w:sz w:val="20"/>
               </w:rPr>
-              <w:t>Pada tanggal</w:t>
-            </w:r>
+              <w:t xml:space="preserve">Pada </w:t>
+            </w:r>
+            <w:proofErr w:type="spellStart"/>
+            <w:r>
+              <w:rPr>
+                <w:rFonts w:ascii="Arial" w:hAnsi="Arial" w:cs="Arial"/>
+                <w:sz w:val="20"/>
+              </w:rPr>
+              <w:t>tanggal</w:t>
+            </w:r>
+            <w:proofErr w:type="spellEnd"/>
           </w:p>
         </w:tc>
         <w:tc>
@@ -5791,6 +6154,7 @@
                 <w:sz w:val="20"/>
               </w:rPr>
             </w:pPr>
+            <w:proofErr w:type="spellStart"/>
             <w:r>
               <w:rPr>
                 <w:rFonts w:ascii="Arial" w:hAnsi="Arial" w:cs="Arial"/>
@@ -5798,6 +6162,7 @@
               </w:rPr>
               <w:t>Kepala</w:t>
             </w:r>
+            <w:proofErr w:type="spellEnd"/>
           </w:p>
         </w:tc>
         <w:tc>
@@ -6434,13 +6799,31 @@
                 <w:sz w:val="20"/>
               </w:rPr>
             </w:pPr>
-            <w:r>
-              <w:rPr>
-                <w:rFonts w:ascii="Arial" w:hAnsi="Arial" w:cs="Arial"/>
-                <w:sz w:val="20"/>
-              </w:rPr>
-              <w:t>Berangkat dari</w:t>
-            </w:r>
+            <w:proofErr w:type="spellStart"/>
+            <w:r>
+              <w:rPr>
+                <w:rFonts w:ascii="Arial" w:hAnsi="Arial" w:cs="Arial"/>
+                <w:sz w:val="20"/>
+              </w:rPr>
+              <w:t>Berangkat</w:t>
+            </w:r>
+            <w:proofErr w:type="spellEnd"/>
+            <w:r>
+              <w:rPr>
+                <w:rFonts w:ascii="Arial" w:hAnsi="Arial" w:cs="Arial"/>
+                <w:sz w:val="20"/>
+              </w:rPr>
+              <w:t xml:space="preserve"> </w:t>
+            </w:r>
+            <w:proofErr w:type="spellStart"/>
+            <w:r>
+              <w:rPr>
+                <w:rFonts w:ascii="Arial" w:hAnsi="Arial" w:cs="Arial"/>
+                <w:sz w:val="20"/>
+              </w:rPr>
+              <w:t>dari</w:t>
+            </w:r>
+            <w:proofErr w:type="spellEnd"/>
           </w:p>
         </w:tc>
         <w:tc>
@@ -6511,8 +6894,17 @@
                 <w:rFonts w:ascii="Arial" w:hAnsi="Arial" w:cs="Arial"/>
                 <w:sz w:val="20"/>
               </w:rPr>
-              <w:t>Pada tanggal</w:t>
-            </w:r>
+              <w:t xml:space="preserve">Pada </w:t>
+            </w:r>
+            <w:proofErr w:type="spellStart"/>
+            <w:r>
+              <w:rPr>
+                <w:rFonts w:ascii="Arial" w:hAnsi="Arial" w:cs="Arial"/>
+                <w:sz w:val="20"/>
+              </w:rPr>
+              <w:t>tanggal</w:t>
+            </w:r>
+            <w:proofErr w:type="spellEnd"/>
           </w:p>
         </w:tc>
         <w:tc>
@@ -6628,6 +7020,7 @@
                 <w:sz w:val="20"/>
               </w:rPr>
             </w:pPr>
+            <w:proofErr w:type="spellStart"/>
             <w:r>
               <w:rPr>
                 <w:rFonts w:ascii="Arial" w:hAnsi="Arial" w:cs="Arial"/>
@@ -6635,6 +7028,7 @@
               </w:rPr>
               <w:t>Kepala</w:t>
             </w:r>
+            <w:proofErr w:type="spellEnd"/>
           </w:p>
         </w:tc>
         <w:tc>
@@ -6686,8 +7080,17 @@
                 <w:rFonts w:ascii="Arial" w:hAnsi="Arial" w:cs="Arial"/>
                 <w:sz w:val="20"/>
               </w:rPr>
-              <w:t>Pada tanggal</w:t>
-            </w:r>
+              <w:t xml:space="preserve">Pada </w:t>
+            </w:r>
+            <w:proofErr w:type="spellStart"/>
+            <w:r>
+              <w:rPr>
+                <w:rFonts w:ascii="Arial" w:hAnsi="Arial" w:cs="Arial"/>
+                <w:sz w:val="20"/>
+              </w:rPr>
+              <w:t>tanggal</w:t>
+            </w:r>
+            <w:proofErr w:type="spellEnd"/>
           </w:p>
         </w:tc>
         <w:tc>
@@ -6789,6 +7192,7 @@
                 <w:sz w:val="20"/>
               </w:rPr>
             </w:pPr>
+            <w:proofErr w:type="spellStart"/>
             <w:r>
               <w:rPr>
                 <w:rFonts w:ascii="Arial" w:hAnsi="Arial" w:cs="Arial"/>
@@ -6796,6 +7200,7 @@
               </w:rPr>
               <w:t>Kepala</w:t>
             </w:r>
+            <w:proofErr w:type="spellEnd"/>
           </w:p>
         </w:tc>
         <w:tc>
@@ -7278,13 +7683,31 @@
                 <w:sz w:val="20"/>
               </w:rPr>
             </w:pPr>
-            <w:r>
-              <w:rPr>
-                <w:rFonts w:ascii="Arial" w:hAnsi="Arial" w:cs="Arial"/>
-                <w:sz w:val="20"/>
-              </w:rPr>
-              <w:t>Berangkat dari</w:t>
-            </w:r>
+            <w:proofErr w:type="spellStart"/>
+            <w:r>
+              <w:rPr>
+                <w:rFonts w:ascii="Arial" w:hAnsi="Arial" w:cs="Arial"/>
+                <w:sz w:val="20"/>
+              </w:rPr>
+              <w:t>Berangkat</w:t>
+            </w:r>
+            <w:proofErr w:type="spellEnd"/>
+            <w:r>
+              <w:rPr>
+                <w:rFonts w:ascii="Arial" w:hAnsi="Arial" w:cs="Arial"/>
+                <w:sz w:val="20"/>
+              </w:rPr>
+              <w:t xml:space="preserve"> </w:t>
+            </w:r>
+            <w:proofErr w:type="spellStart"/>
+            <w:r>
+              <w:rPr>
+                <w:rFonts w:ascii="Arial" w:hAnsi="Arial" w:cs="Arial"/>
+                <w:sz w:val="20"/>
+              </w:rPr>
+              <w:t>dari</w:t>
+            </w:r>
+            <w:proofErr w:type="spellEnd"/>
           </w:p>
         </w:tc>
         <w:tc>
@@ -7354,8 +7777,17 @@
                 <w:rFonts w:ascii="Arial" w:hAnsi="Arial" w:cs="Arial"/>
                 <w:sz w:val="20"/>
               </w:rPr>
-              <w:t>Pada tanggal</w:t>
-            </w:r>
+              <w:t xml:space="preserve">Pada </w:t>
+            </w:r>
+            <w:proofErr w:type="spellStart"/>
+            <w:r>
+              <w:rPr>
+                <w:rFonts w:ascii="Arial" w:hAnsi="Arial" w:cs="Arial"/>
+                <w:sz w:val="20"/>
+              </w:rPr>
+              <w:t>tanggal</w:t>
+            </w:r>
+            <w:proofErr w:type="spellEnd"/>
           </w:p>
         </w:tc>
         <w:tc>
@@ -7471,6 +7903,7 @@
                 <w:sz w:val="20"/>
               </w:rPr>
             </w:pPr>
+            <w:proofErr w:type="spellStart"/>
             <w:r>
               <w:rPr>
                 <w:rFonts w:ascii="Arial" w:hAnsi="Arial" w:cs="Arial"/>
@@ -7478,6 +7911,7 @@
               </w:rPr>
               <w:t>Kepala</w:t>
             </w:r>
+            <w:proofErr w:type="spellEnd"/>
           </w:p>
         </w:tc>
         <w:tc>
@@ -7527,8 +7961,17 @@
                 <w:rFonts w:ascii="Arial" w:hAnsi="Arial" w:cs="Arial"/>
                 <w:sz w:val="20"/>
               </w:rPr>
-              <w:t>Pada tanggal</w:t>
-            </w:r>
+              <w:t xml:space="preserve">Pada </w:t>
+            </w:r>
+            <w:proofErr w:type="spellStart"/>
+            <w:r>
+              <w:rPr>
+                <w:rFonts w:ascii="Arial" w:hAnsi="Arial" w:cs="Arial"/>
+                <w:sz w:val="20"/>
+              </w:rPr>
+              <w:t>tanggal</w:t>
+            </w:r>
+            <w:proofErr w:type="spellEnd"/>
           </w:p>
         </w:tc>
         <w:tc>
@@ -7630,6 +8073,7 @@
                 <w:sz w:val="20"/>
               </w:rPr>
             </w:pPr>
+            <w:proofErr w:type="spellStart"/>
             <w:r>
               <w:rPr>
                 <w:rFonts w:ascii="Arial" w:hAnsi="Arial" w:cs="Arial"/>
@@ -7637,6 +8081,7 @@
               </w:rPr>
               <w:t>Kepala</w:t>
             </w:r>
+            <w:proofErr w:type="spellEnd"/>
           </w:p>
         </w:tc>
         <w:tc>
@@ -7968,7 +8413,23 @@
                 <w:rFonts w:ascii="Arial" w:hAnsi="Arial" w:cs="Arial"/>
                 <w:sz w:val="20"/>
               </w:rPr>
-              <w:t>Telah tiba di</w:t>
+              <w:t xml:space="preserve">Telah </w:t>
+            </w:r>
+            <w:proofErr w:type="spellStart"/>
+            <w:r>
+              <w:rPr>
+                <w:rFonts w:ascii="Arial" w:hAnsi="Arial" w:cs="Arial"/>
+                <w:sz w:val="20"/>
+              </w:rPr>
+              <w:t>tiba</w:t>
+            </w:r>
+            <w:proofErr w:type="spellEnd"/>
+            <w:r>
+              <w:rPr>
+                <w:rFonts w:ascii="Arial" w:hAnsi="Arial" w:cs="Arial"/>
+                <w:sz w:val="20"/>
+              </w:rPr>
+              <w:t xml:space="preserve"> di</w:t>
             </w:r>
           </w:p>
         </w:tc>
@@ -8031,7 +8492,295 @@
                 <w:rFonts w:ascii="Arial" w:hAnsi="Arial" w:cs="Arial"/>
                 <w:sz w:val="20"/>
               </w:rPr>
-              <w:t>Telah diperiksa dengan keterangan bahwa perjalanan tersebut benar dilakukan atas perintahnya, dan semata mata untuk kepentingan jabatan dalam waktu yang sesingkat-singkatnya.</w:t>
+              <w:t xml:space="preserve">Telah </w:t>
+            </w:r>
+            <w:proofErr w:type="spellStart"/>
+            <w:r>
+              <w:rPr>
+                <w:rFonts w:ascii="Arial" w:hAnsi="Arial" w:cs="Arial"/>
+                <w:sz w:val="20"/>
+              </w:rPr>
+              <w:t>diperiksa</w:t>
+            </w:r>
+            <w:proofErr w:type="spellEnd"/>
+            <w:r>
+              <w:rPr>
+                <w:rFonts w:ascii="Arial" w:hAnsi="Arial" w:cs="Arial"/>
+                <w:sz w:val="20"/>
+              </w:rPr>
+              <w:t xml:space="preserve"> </w:t>
+            </w:r>
+            <w:proofErr w:type="spellStart"/>
+            <w:r>
+              <w:rPr>
+                <w:rFonts w:ascii="Arial" w:hAnsi="Arial" w:cs="Arial"/>
+                <w:sz w:val="20"/>
+              </w:rPr>
+              <w:t>dengan</w:t>
+            </w:r>
+            <w:proofErr w:type="spellEnd"/>
+            <w:r>
+              <w:rPr>
+                <w:rFonts w:ascii="Arial" w:hAnsi="Arial" w:cs="Arial"/>
+                <w:sz w:val="20"/>
+              </w:rPr>
+              <w:t xml:space="preserve"> </w:t>
+            </w:r>
+            <w:proofErr w:type="spellStart"/>
+            <w:r>
+              <w:rPr>
+                <w:rFonts w:ascii="Arial" w:hAnsi="Arial" w:cs="Arial"/>
+                <w:sz w:val="20"/>
+              </w:rPr>
+              <w:t>keterangan</w:t>
+            </w:r>
+            <w:proofErr w:type="spellEnd"/>
+            <w:r>
+              <w:rPr>
+                <w:rFonts w:ascii="Arial" w:hAnsi="Arial" w:cs="Arial"/>
+                <w:sz w:val="20"/>
+              </w:rPr>
+              <w:t xml:space="preserve"> </w:t>
+            </w:r>
+            <w:proofErr w:type="spellStart"/>
+            <w:r>
+              <w:rPr>
+                <w:rFonts w:ascii="Arial" w:hAnsi="Arial" w:cs="Arial"/>
+                <w:sz w:val="20"/>
+              </w:rPr>
+              <w:t>bahwa</w:t>
+            </w:r>
+            <w:proofErr w:type="spellEnd"/>
+            <w:r>
+              <w:rPr>
+                <w:rFonts w:ascii="Arial" w:hAnsi="Arial" w:cs="Arial"/>
+                <w:sz w:val="20"/>
+              </w:rPr>
+              <w:t xml:space="preserve"> </w:t>
+            </w:r>
+            <w:proofErr w:type="spellStart"/>
+            <w:r>
+              <w:rPr>
+                <w:rFonts w:ascii="Arial" w:hAnsi="Arial" w:cs="Arial"/>
+                <w:sz w:val="20"/>
+              </w:rPr>
+              <w:t>perjalanan</w:t>
+            </w:r>
+            <w:proofErr w:type="spellEnd"/>
+            <w:r>
+              <w:rPr>
+                <w:rFonts w:ascii="Arial" w:hAnsi="Arial" w:cs="Arial"/>
+                <w:sz w:val="20"/>
+              </w:rPr>
+              <w:t xml:space="preserve"> </w:t>
+            </w:r>
+            <w:proofErr w:type="spellStart"/>
+            <w:r>
+              <w:rPr>
+                <w:rFonts w:ascii="Arial" w:hAnsi="Arial" w:cs="Arial"/>
+                <w:sz w:val="20"/>
+              </w:rPr>
+              <w:t>tersebut</w:t>
+            </w:r>
+            <w:proofErr w:type="spellEnd"/>
+            <w:r>
+              <w:rPr>
+                <w:rFonts w:ascii="Arial" w:hAnsi="Arial" w:cs="Arial"/>
+                <w:sz w:val="20"/>
+              </w:rPr>
+              <w:t xml:space="preserve"> </w:t>
+            </w:r>
+            <w:proofErr w:type="spellStart"/>
+            <w:r>
+              <w:rPr>
+                <w:rFonts w:ascii="Arial" w:hAnsi="Arial" w:cs="Arial"/>
+                <w:sz w:val="20"/>
+              </w:rPr>
+              <w:t>benar</w:t>
+            </w:r>
+            <w:proofErr w:type="spellEnd"/>
+            <w:r>
+              <w:rPr>
+                <w:rFonts w:ascii="Arial" w:hAnsi="Arial" w:cs="Arial"/>
+                <w:sz w:val="20"/>
+              </w:rPr>
+              <w:t xml:space="preserve"> </w:t>
+            </w:r>
+            <w:proofErr w:type="spellStart"/>
+            <w:r>
+              <w:rPr>
+                <w:rFonts w:ascii="Arial" w:hAnsi="Arial" w:cs="Arial"/>
+                <w:sz w:val="20"/>
+              </w:rPr>
+              <w:t>dilakukan</w:t>
+            </w:r>
+            <w:proofErr w:type="spellEnd"/>
+            <w:r>
+              <w:rPr>
+                <w:rFonts w:ascii="Arial" w:hAnsi="Arial" w:cs="Arial"/>
+                <w:sz w:val="20"/>
+              </w:rPr>
+              <w:t xml:space="preserve"> </w:t>
+            </w:r>
+            <w:proofErr w:type="spellStart"/>
+            <w:r>
+              <w:rPr>
+                <w:rFonts w:ascii="Arial" w:hAnsi="Arial" w:cs="Arial"/>
+                <w:sz w:val="20"/>
+              </w:rPr>
+              <w:t>atas</w:t>
+            </w:r>
+            <w:proofErr w:type="spellEnd"/>
+            <w:r>
+              <w:rPr>
+                <w:rFonts w:ascii="Arial" w:hAnsi="Arial" w:cs="Arial"/>
+                <w:sz w:val="20"/>
+              </w:rPr>
+              <w:t xml:space="preserve"> </w:t>
+            </w:r>
+            <w:proofErr w:type="spellStart"/>
+            <w:r>
+              <w:rPr>
+                <w:rFonts w:ascii="Arial" w:hAnsi="Arial" w:cs="Arial"/>
+                <w:sz w:val="20"/>
+              </w:rPr>
+              <w:t>perintahnya</w:t>
+            </w:r>
+            <w:proofErr w:type="spellEnd"/>
+            <w:r>
+              <w:rPr>
+                <w:rFonts w:ascii="Arial" w:hAnsi="Arial" w:cs="Arial"/>
+                <w:sz w:val="20"/>
+              </w:rPr>
+              <w:t xml:space="preserve">, dan </w:t>
+            </w:r>
+            <w:proofErr w:type="spellStart"/>
+            <w:r>
+              <w:rPr>
+                <w:rFonts w:ascii="Arial" w:hAnsi="Arial" w:cs="Arial"/>
+                <w:sz w:val="20"/>
+              </w:rPr>
+              <w:t>semata</w:t>
+            </w:r>
+            <w:proofErr w:type="spellEnd"/>
+            <w:r>
+              <w:rPr>
+                <w:rFonts w:ascii="Arial" w:hAnsi="Arial" w:cs="Arial"/>
+                <w:sz w:val="20"/>
+              </w:rPr>
+              <w:t xml:space="preserve"> </w:t>
+            </w:r>
+            <w:proofErr w:type="spellStart"/>
+            <w:r>
+              <w:rPr>
+                <w:rFonts w:ascii="Arial" w:hAnsi="Arial" w:cs="Arial"/>
+                <w:sz w:val="20"/>
+              </w:rPr>
+              <w:t>mata</w:t>
+            </w:r>
+            <w:proofErr w:type="spellEnd"/>
+            <w:r>
+              <w:rPr>
+                <w:rFonts w:ascii="Arial" w:hAnsi="Arial" w:cs="Arial"/>
+                <w:sz w:val="20"/>
+              </w:rPr>
+              <w:t xml:space="preserve"> </w:t>
+            </w:r>
+            <w:proofErr w:type="spellStart"/>
+            <w:r>
+              <w:rPr>
+                <w:rFonts w:ascii="Arial" w:hAnsi="Arial" w:cs="Arial"/>
+                <w:sz w:val="20"/>
+              </w:rPr>
+              <w:t>untuk</w:t>
+            </w:r>
+            <w:proofErr w:type="spellEnd"/>
+            <w:r>
+              <w:rPr>
+                <w:rFonts w:ascii="Arial" w:hAnsi="Arial" w:cs="Arial"/>
+                <w:sz w:val="20"/>
+              </w:rPr>
+              <w:t xml:space="preserve"> </w:t>
+            </w:r>
+            <w:proofErr w:type="spellStart"/>
+            <w:r>
+              <w:rPr>
+                <w:rFonts w:ascii="Arial" w:hAnsi="Arial" w:cs="Arial"/>
+                <w:sz w:val="20"/>
+              </w:rPr>
+              <w:t>kepentingan</w:t>
+            </w:r>
+            <w:proofErr w:type="spellEnd"/>
+            <w:r>
+              <w:rPr>
+                <w:rFonts w:ascii="Arial" w:hAnsi="Arial" w:cs="Arial"/>
+                <w:sz w:val="20"/>
+              </w:rPr>
+              <w:t xml:space="preserve"> </w:t>
+            </w:r>
+            <w:proofErr w:type="spellStart"/>
+            <w:r>
+              <w:rPr>
+                <w:rFonts w:ascii="Arial" w:hAnsi="Arial" w:cs="Arial"/>
+                <w:sz w:val="20"/>
+              </w:rPr>
+              <w:t>jabatan</w:t>
+            </w:r>
+            <w:proofErr w:type="spellEnd"/>
+            <w:r>
+              <w:rPr>
+                <w:rFonts w:ascii="Arial" w:hAnsi="Arial" w:cs="Arial"/>
+                <w:sz w:val="20"/>
+              </w:rPr>
+              <w:t xml:space="preserve"> </w:t>
+            </w:r>
+            <w:proofErr w:type="spellStart"/>
+            <w:r>
+              <w:rPr>
+                <w:rFonts w:ascii="Arial" w:hAnsi="Arial" w:cs="Arial"/>
+                <w:sz w:val="20"/>
+              </w:rPr>
+              <w:t>dalam</w:t>
+            </w:r>
+            <w:proofErr w:type="spellEnd"/>
+            <w:r>
+              <w:rPr>
+                <w:rFonts w:ascii="Arial" w:hAnsi="Arial" w:cs="Arial"/>
+                <w:sz w:val="20"/>
+              </w:rPr>
+              <w:t xml:space="preserve"> </w:t>
+            </w:r>
+            <w:proofErr w:type="spellStart"/>
+            <w:r>
+              <w:rPr>
+                <w:rFonts w:ascii="Arial" w:hAnsi="Arial" w:cs="Arial"/>
+                <w:sz w:val="20"/>
+              </w:rPr>
+              <w:t>waktu</w:t>
+            </w:r>
+            <w:proofErr w:type="spellEnd"/>
+            <w:r>
+              <w:rPr>
+                <w:rFonts w:ascii="Arial" w:hAnsi="Arial" w:cs="Arial"/>
+                <w:sz w:val="20"/>
+              </w:rPr>
+              <w:t xml:space="preserve"> yang </w:t>
+            </w:r>
+            <w:proofErr w:type="spellStart"/>
+            <w:r>
+              <w:rPr>
+                <w:rFonts w:ascii="Arial" w:hAnsi="Arial" w:cs="Arial"/>
+                <w:sz w:val="20"/>
+              </w:rPr>
+              <w:t>sesingkat-singkatnya</w:t>
+            </w:r>
+            <w:proofErr w:type="spellEnd"/>
+            <w:r>
+              <w:rPr>
+                <w:rFonts w:ascii="Arial" w:hAnsi="Arial" w:cs="Arial"/>
+                <w:sz w:val="20"/>
+              </w:rPr>
+              <w:t>.</w:t>
             </w:r>
           </w:p>
         </w:tc>
@@ -8077,7 +8826,39 @@
                 <w:rFonts w:ascii="Arial" w:hAnsi="Arial" w:cs="Arial"/>
                 <w:sz w:val="20"/>
               </w:rPr>
-              <w:t>(Tempat kedudukan)</w:t>
+              <w:t>(</w:t>
+            </w:r>
+            <w:proofErr w:type="spellStart"/>
+            <w:r>
+              <w:rPr>
+                <w:rFonts w:ascii="Arial" w:hAnsi="Arial" w:cs="Arial"/>
+                <w:sz w:val="20"/>
+              </w:rPr>
+              <w:t>Tempat</w:t>
+            </w:r>
+            <w:proofErr w:type="spellEnd"/>
+            <w:r>
+              <w:rPr>
+                <w:rFonts w:ascii="Arial" w:hAnsi="Arial" w:cs="Arial"/>
+                <w:sz w:val="20"/>
+              </w:rPr>
+              <w:t xml:space="preserve"> </w:t>
+            </w:r>
+            <w:proofErr w:type="spellStart"/>
+            <w:r>
+              <w:rPr>
+                <w:rFonts w:ascii="Arial" w:hAnsi="Arial" w:cs="Arial"/>
+                <w:sz w:val="20"/>
+              </w:rPr>
+              <w:t>kedudukan</w:t>
+            </w:r>
+            <w:proofErr w:type="spellEnd"/>
+            <w:r>
+              <w:rPr>
+                <w:rFonts w:ascii="Arial" w:hAnsi="Arial" w:cs="Arial"/>
+                <w:sz w:val="20"/>
+              </w:rPr>
+              <w:t>)</w:t>
             </w:r>
           </w:p>
         </w:tc>
@@ -8158,8 +8939,17 @@
                 <w:rFonts w:ascii="Arial" w:hAnsi="Arial" w:cs="Arial"/>
                 <w:sz w:val="20"/>
               </w:rPr>
-              <w:t>Pada tanggal</w:t>
-            </w:r>
+              <w:t xml:space="preserve">Pada </w:t>
+            </w:r>
+            <w:proofErr w:type="spellStart"/>
+            <w:r>
+              <w:rPr>
+                <w:rFonts w:ascii="Arial" w:hAnsi="Arial" w:cs="Arial"/>
+                <w:sz w:val="20"/>
+              </w:rPr>
+              <w:t>tanggal</w:t>
+            </w:r>
+            <w:proofErr w:type="spellEnd"/>
           </w:p>
         </w:tc>
         <w:tc>
@@ -8744,12 +9534,21 @@
                 <w:sz w:val="20"/>
               </w:rPr>
             </w:pPr>
-            <w:r>
-              <w:rPr>
-                <w:rFonts w:ascii="Arial" w:hAnsi="Arial" w:cs="Arial"/>
-                <w:sz w:val="20"/>
-              </w:rPr>
-              <w:t>Catatan lain-lain</w:t>
+            <w:proofErr w:type="spellStart"/>
+            <w:r>
+              <w:rPr>
+                <w:rFonts w:ascii="Arial" w:hAnsi="Arial" w:cs="Arial"/>
+                <w:sz w:val="20"/>
+              </w:rPr>
+              <w:t>Catatan</w:t>
+            </w:r>
+            <w:proofErr w:type="spellEnd"/>
+            <w:r>
+              <w:rPr>
+                <w:rFonts w:ascii="Arial" w:hAnsi="Arial" w:cs="Arial"/>
+                <w:sz w:val="20"/>
+              </w:rPr>
+              <w:t xml:space="preserve"> lain-lain</w:t>
             </w:r>
           </w:p>
         </w:tc>
@@ -8877,7 +9676,71 @@
                 <w:rFonts w:ascii="Arial" w:hAnsi="Arial" w:cs="Arial"/>
                 <w:sz w:val="20"/>
               </w:rPr>
-              <w:t xml:space="preserve"> yang menerbitkan SPD, pegawai yang melakukan perjalanan </w:t>
+              <w:t xml:space="preserve"> yang </w:t>
+            </w:r>
+            <w:proofErr w:type="spellStart"/>
+            <w:r>
+              <w:rPr>
+                <w:rFonts w:ascii="Arial" w:hAnsi="Arial" w:cs="Arial"/>
+                <w:sz w:val="20"/>
+              </w:rPr>
+              <w:t>menerbitkan</w:t>
+            </w:r>
+            <w:proofErr w:type="spellEnd"/>
+            <w:r>
+              <w:rPr>
+                <w:rFonts w:ascii="Arial" w:hAnsi="Arial" w:cs="Arial"/>
+                <w:sz w:val="20"/>
+              </w:rPr>
+              <w:t xml:space="preserve"> SPD, </w:t>
+            </w:r>
+            <w:proofErr w:type="spellStart"/>
+            <w:r>
+              <w:rPr>
+                <w:rFonts w:ascii="Arial" w:hAnsi="Arial" w:cs="Arial"/>
+                <w:sz w:val="20"/>
+              </w:rPr>
+              <w:t>pegawai</w:t>
+            </w:r>
+            <w:proofErr w:type="spellEnd"/>
+            <w:r>
+              <w:rPr>
+                <w:rFonts w:ascii="Arial" w:hAnsi="Arial" w:cs="Arial"/>
+                <w:sz w:val="20"/>
+              </w:rPr>
+              <w:t xml:space="preserve"> yang </w:t>
+            </w:r>
+            <w:proofErr w:type="spellStart"/>
+            <w:r>
+              <w:rPr>
+                <w:rFonts w:ascii="Arial" w:hAnsi="Arial" w:cs="Arial"/>
+                <w:sz w:val="20"/>
+              </w:rPr>
+              <w:t>melakukan</w:t>
+            </w:r>
+            <w:proofErr w:type="spellEnd"/>
+            <w:r>
+              <w:rPr>
+                <w:rFonts w:ascii="Arial" w:hAnsi="Arial" w:cs="Arial"/>
+                <w:sz w:val="20"/>
+              </w:rPr>
+              <w:t xml:space="preserve"> </w:t>
+            </w:r>
+            <w:proofErr w:type="spellStart"/>
+            <w:r>
+              <w:rPr>
+                <w:rFonts w:ascii="Arial" w:hAnsi="Arial" w:cs="Arial"/>
+                <w:sz w:val="20"/>
+              </w:rPr>
+              <w:t>perjalanan</w:t>
+            </w:r>
+            <w:proofErr w:type="spellEnd"/>
+            <w:r>
+              <w:rPr>
+                <w:rFonts w:ascii="Arial" w:hAnsi="Arial" w:cs="Arial"/>
+                <w:sz w:val="20"/>
+              </w:rPr>
+              <w:t xml:space="preserve"> </w:t>
             </w:r>
             <w:r>
               <w:rPr>
@@ -8887,6 +9750,7 @@
               </w:rPr>
               <w:t>d</w:t>
             </w:r>
+            <w:proofErr w:type="spellStart"/>
             <w:r>
               <w:rPr>
                 <w:rFonts w:ascii="Arial" w:hAnsi="Arial" w:cs="Arial"/>
@@ -8894,6 +9758,7 @@
               </w:rPr>
               <w:t>inas</w:t>
             </w:r>
+            <w:proofErr w:type="spellEnd"/>
             <w:r>
               <w:rPr>
                 <w:rFonts w:ascii="Arial" w:hAnsi="Arial" w:cs="Arial"/>
@@ -8907,8 +9772,113 @@
                 <w:rFonts w:ascii="Arial" w:hAnsi="Arial" w:cs="Arial"/>
                 <w:sz w:val="20"/>
               </w:rPr>
-              <w:t xml:space="preserve"> para pejabat yang mengesahkan tanggal berangkat/tiba serta bendahara</w:t>
-            </w:r>
+              <w:t xml:space="preserve"> para </w:t>
+            </w:r>
+            <w:proofErr w:type="spellStart"/>
+            <w:r>
+              <w:rPr>
+                <w:rFonts w:ascii="Arial" w:hAnsi="Arial" w:cs="Arial"/>
+                <w:sz w:val="20"/>
+              </w:rPr>
+              <w:t>pejabat</w:t>
+            </w:r>
+            <w:proofErr w:type="spellEnd"/>
+            <w:r>
+              <w:rPr>
+                <w:rFonts w:ascii="Arial" w:hAnsi="Arial" w:cs="Arial"/>
+                <w:sz w:val="20"/>
+              </w:rPr>
+              <w:t xml:space="preserve"> yang </w:t>
+            </w:r>
+            <w:proofErr w:type="spellStart"/>
+            <w:r>
+              <w:rPr>
+                <w:rFonts w:ascii="Arial" w:hAnsi="Arial" w:cs="Arial"/>
+                <w:sz w:val="20"/>
+              </w:rPr>
+              <w:t>mengesahkan</w:t>
+            </w:r>
+            <w:proofErr w:type="spellEnd"/>
+            <w:r>
+              <w:rPr>
+                <w:rFonts w:ascii="Arial" w:hAnsi="Arial" w:cs="Arial"/>
+                <w:sz w:val="20"/>
+              </w:rPr>
+              <w:t xml:space="preserve"> </w:t>
+            </w:r>
+            <w:proofErr w:type="spellStart"/>
+            <w:r>
+              <w:rPr>
+                <w:rFonts w:ascii="Arial" w:hAnsi="Arial" w:cs="Arial"/>
+                <w:sz w:val="20"/>
+              </w:rPr>
+              <w:t>tanggal</w:t>
+            </w:r>
+            <w:proofErr w:type="spellEnd"/>
+            <w:r>
+              <w:rPr>
+                <w:rFonts w:ascii="Arial" w:hAnsi="Arial" w:cs="Arial"/>
+                <w:sz w:val="20"/>
+              </w:rPr>
+              <w:t xml:space="preserve"> </w:t>
+            </w:r>
+            <w:proofErr w:type="spellStart"/>
+            <w:r>
+              <w:rPr>
+                <w:rFonts w:ascii="Arial" w:hAnsi="Arial" w:cs="Arial"/>
+                <w:sz w:val="20"/>
+              </w:rPr>
+              <w:t>berangkat</w:t>
+            </w:r>
+            <w:proofErr w:type="spellEnd"/>
+            <w:r>
+              <w:rPr>
+                <w:rFonts w:ascii="Arial" w:hAnsi="Arial" w:cs="Arial"/>
+                <w:sz w:val="20"/>
+              </w:rPr>
+              <w:t>/</w:t>
+            </w:r>
+            <w:proofErr w:type="spellStart"/>
+            <w:r>
+              <w:rPr>
+                <w:rFonts w:ascii="Arial" w:hAnsi="Arial" w:cs="Arial"/>
+                <w:sz w:val="20"/>
+              </w:rPr>
+              <w:t>tiba</w:t>
+            </w:r>
+            <w:proofErr w:type="spellEnd"/>
+            <w:r>
+              <w:rPr>
+                <w:rFonts w:ascii="Arial" w:hAnsi="Arial" w:cs="Arial"/>
+                <w:sz w:val="20"/>
+              </w:rPr>
+              <w:t xml:space="preserve"> </w:t>
+            </w:r>
+            <w:proofErr w:type="spellStart"/>
+            <w:r>
+              <w:rPr>
+                <w:rFonts w:ascii="Arial" w:hAnsi="Arial" w:cs="Arial"/>
+                <w:sz w:val="20"/>
+              </w:rPr>
+              <w:t>serta</w:t>
+            </w:r>
+            <w:proofErr w:type="spellEnd"/>
+            <w:r>
+              <w:rPr>
+                <w:rFonts w:ascii="Arial" w:hAnsi="Arial" w:cs="Arial"/>
+                <w:sz w:val="20"/>
+              </w:rPr>
+              <w:t xml:space="preserve"> </w:t>
+            </w:r>
+            <w:proofErr w:type="spellStart"/>
+            <w:r>
+              <w:rPr>
+                <w:rFonts w:ascii="Arial" w:hAnsi="Arial" w:cs="Arial"/>
+                <w:sz w:val="20"/>
+              </w:rPr>
+              <w:t>bendahara</w:t>
+            </w:r>
+            <w:proofErr w:type="spellEnd"/>
             <w:r>
               <w:rPr>
                 <w:rFonts w:ascii="Arial" w:hAnsi="Arial" w:cs="Arial"/>
@@ -8917,12 +9887,69 @@
               </w:rPr>
               <w:t xml:space="preserve"> pengeluaran </w:t>
             </w:r>
-            <w:r>
-              <w:rPr>
-                <w:rFonts w:ascii="Arial" w:hAnsi="Arial" w:cs="Arial"/>
-                <w:sz w:val="20"/>
-              </w:rPr>
-              <w:t xml:space="preserve">bertanggung jawab berdasarkan peraturan-peraturan </w:t>
+            <w:proofErr w:type="spellStart"/>
+            <w:r>
+              <w:rPr>
+                <w:rFonts w:ascii="Arial" w:hAnsi="Arial" w:cs="Arial"/>
+                <w:sz w:val="20"/>
+              </w:rPr>
+              <w:t>bertanggung</w:t>
+            </w:r>
+            <w:proofErr w:type="spellEnd"/>
+            <w:r>
+              <w:rPr>
+                <w:rFonts w:ascii="Arial" w:hAnsi="Arial" w:cs="Arial"/>
+                <w:sz w:val="20"/>
+              </w:rPr>
+              <w:t xml:space="preserve"> </w:t>
+            </w:r>
+            <w:proofErr w:type="spellStart"/>
+            <w:r>
+              <w:rPr>
+                <w:rFonts w:ascii="Arial" w:hAnsi="Arial" w:cs="Arial"/>
+                <w:sz w:val="20"/>
+              </w:rPr>
+              <w:t>jawab</w:t>
+            </w:r>
+            <w:proofErr w:type="spellEnd"/>
+            <w:r>
+              <w:rPr>
+                <w:rFonts w:ascii="Arial" w:hAnsi="Arial" w:cs="Arial"/>
+                <w:sz w:val="20"/>
+              </w:rPr>
+              <w:t xml:space="preserve"> </w:t>
+            </w:r>
+            <w:proofErr w:type="spellStart"/>
+            <w:r>
+              <w:rPr>
+                <w:rFonts w:ascii="Arial" w:hAnsi="Arial" w:cs="Arial"/>
+                <w:sz w:val="20"/>
+              </w:rPr>
+              <w:t>berdasarkan</w:t>
+            </w:r>
+            <w:proofErr w:type="spellEnd"/>
+            <w:r>
+              <w:rPr>
+                <w:rFonts w:ascii="Arial" w:hAnsi="Arial" w:cs="Arial"/>
+                <w:sz w:val="20"/>
+              </w:rPr>
+              <w:t xml:space="preserve"> </w:t>
+            </w:r>
+            <w:proofErr w:type="spellStart"/>
+            <w:r>
+              <w:rPr>
+                <w:rFonts w:ascii="Arial" w:hAnsi="Arial" w:cs="Arial"/>
+                <w:sz w:val="20"/>
+              </w:rPr>
+              <w:t>peraturan-peraturan</w:t>
+            </w:r>
+            <w:proofErr w:type="spellEnd"/>
+            <w:r>
+              <w:rPr>
+                <w:rFonts w:ascii="Arial" w:hAnsi="Arial" w:cs="Arial"/>
+                <w:sz w:val="20"/>
+              </w:rPr>
+              <w:t xml:space="preserve"> </w:t>
             </w:r>
             <w:r>
               <w:rPr>
@@ -8932,12 +9959,21 @@
               </w:rPr>
               <w:t>K</w:t>
             </w:r>
-            <w:r>
-              <w:rPr>
-                <w:rFonts w:ascii="Arial" w:hAnsi="Arial" w:cs="Arial"/>
-                <w:sz w:val="20"/>
-              </w:rPr>
-              <w:t xml:space="preserve">euangan </w:t>
+            <w:proofErr w:type="spellStart"/>
+            <w:r>
+              <w:rPr>
+                <w:rFonts w:ascii="Arial" w:hAnsi="Arial" w:cs="Arial"/>
+                <w:sz w:val="20"/>
+              </w:rPr>
+              <w:t>euangan</w:t>
+            </w:r>
+            <w:proofErr w:type="spellEnd"/>
+            <w:r>
+              <w:rPr>
+                <w:rFonts w:ascii="Arial" w:hAnsi="Arial" w:cs="Arial"/>
+                <w:sz w:val="20"/>
+              </w:rPr>
+              <w:t xml:space="preserve"> </w:t>
             </w:r>
             <w:r>
               <w:rPr>
@@ -8947,12 +9983,37 @@
               </w:rPr>
               <w:t>N</w:t>
             </w:r>
-            <w:r>
-              <w:rPr>
-                <w:rFonts w:ascii="Arial" w:hAnsi="Arial" w:cs="Arial"/>
-                <w:sz w:val="20"/>
-              </w:rPr>
-              <w:t xml:space="preserve">egara, apabila </w:t>
+            <w:proofErr w:type="spellStart"/>
+            <w:r>
+              <w:rPr>
+                <w:rFonts w:ascii="Arial" w:hAnsi="Arial" w:cs="Arial"/>
+                <w:sz w:val="20"/>
+              </w:rPr>
+              <w:t>egara</w:t>
+            </w:r>
+            <w:proofErr w:type="spellEnd"/>
+            <w:r>
+              <w:rPr>
+                <w:rFonts w:ascii="Arial" w:hAnsi="Arial" w:cs="Arial"/>
+                <w:sz w:val="20"/>
+              </w:rPr>
+              <w:t xml:space="preserve">, </w:t>
+            </w:r>
+            <w:proofErr w:type="spellStart"/>
+            <w:r>
+              <w:rPr>
+                <w:rFonts w:ascii="Arial" w:hAnsi="Arial" w:cs="Arial"/>
+                <w:sz w:val="20"/>
+              </w:rPr>
+              <w:t>apabila</w:t>
+            </w:r>
+            <w:proofErr w:type="spellEnd"/>
+            <w:r>
+              <w:rPr>
+                <w:rFonts w:ascii="Arial" w:hAnsi="Arial" w:cs="Arial"/>
+                <w:sz w:val="20"/>
+              </w:rPr>
+              <w:t xml:space="preserve"> </w:t>
             </w:r>
             <w:r>
               <w:rPr>
@@ -8962,13 +10023,79 @@
               </w:rPr>
               <w:t>n</w:t>
             </w:r>
-            <w:r>
-              <w:rPr>
-                <w:rFonts w:ascii="Arial" w:hAnsi="Arial" w:cs="Arial"/>
-                <w:sz w:val="20"/>
-              </w:rPr>
-              <w:t>egara menderita rugi akibat kesalahan</w:t>
-            </w:r>
+            <w:proofErr w:type="spellStart"/>
+            <w:r>
+              <w:rPr>
+                <w:rFonts w:ascii="Arial" w:hAnsi="Arial" w:cs="Arial"/>
+                <w:sz w:val="20"/>
+              </w:rPr>
+              <w:t>egara</w:t>
+            </w:r>
+            <w:proofErr w:type="spellEnd"/>
+            <w:r>
+              <w:rPr>
+                <w:rFonts w:ascii="Arial" w:hAnsi="Arial" w:cs="Arial"/>
+                <w:sz w:val="20"/>
+              </w:rPr>
+              <w:t xml:space="preserve"> </w:t>
+            </w:r>
+            <w:proofErr w:type="spellStart"/>
+            <w:r>
+              <w:rPr>
+                <w:rFonts w:ascii="Arial" w:hAnsi="Arial" w:cs="Arial"/>
+                <w:sz w:val="20"/>
+              </w:rPr>
+              <w:t>menderita</w:t>
+            </w:r>
+            <w:proofErr w:type="spellEnd"/>
+            <w:r>
+              <w:rPr>
+                <w:rFonts w:ascii="Arial" w:hAnsi="Arial" w:cs="Arial"/>
+                <w:sz w:val="20"/>
+              </w:rPr>
+              <w:t xml:space="preserve"> </w:t>
+            </w:r>
+            <w:proofErr w:type="spellStart"/>
+            <w:r>
+              <w:rPr>
+                <w:rFonts w:ascii="Arial" w:hAnsi="Arial" w:cs="Arial"/>
+                <w:sz w:val="20"/>
+              </w:rPr>
+              <w:t>rugi</w:t>
+            </w:r>
+            <w:proofErr w:type="spellEnd"/>
+            <w:r>
+              <w:rPr>
+                <w:rFonts w:ascii="Arial" w:hAnsi="Arial" w:cs="Arial"/>
+                <w:sz w:val="20"/>
+              </w:rPr>
+              <w:t xml:space="preserve"> </w:t>
+            </w:r>
+            <w:proofErr w:type="spellStart"/>
+            <w:r>
+              <w:rPr>
+                <w:rFonts w:ascii="Arial" w:hAnsi="Arial" w:cs="Arial"/>
+                <w:sz w:val="20"/>
+              </w:rPr>
+              <w:t>akibat</w:t>
+            </w:r>
+            <w:proofErr w:type="spellEnd"/>
+            <w:r>
+              <w:rPr>
+                <w:rFonts w:ascii="Arial" w:hAnsi="Arial" w:cs="Arial"/>
+                <w:sz w:val="20"/>
+              </w:rPr>
+              <w:t xml:space="preserve"> </w:t>
+            </w:r>
+            <w:proofErr w:type="spellStart"/>
+            <w:r>
+              <w:rPr>
+                <w:rFonts w:ascii="Arial" w:hAnsi="Arial" w:cs="Arial"/>
+                <w:sz w:val="20"/>
+              </w:rPr>
+              <w:t>kesalahan</w:t>
+            </w:r>
+            <w:proofErr w:type="spellEnd"/>
             <w:r>
               <w:rPr>
                 <w:rFonts w:ascii="Arial" w:hAnsi="Arial" w:cs="Arial"/>
@@ -8982,8 +10109,17 @@
                 <w:rFonts w:ascii="Arial" w:hAnsi="Arial" w:cs="Arial"/>
                 <w:sz w:val="20"/>
               </w:rPr>
-              <w:t xml:space="preserve"> dan keal</w:t>
-            </w:r>
+              <w:t xml:space="preserve"> dan </w:t>
+            </w:r>
+            <w:proofErr w:type="spellStart"/>
+            <w:r>
+              <w:rPr>
+                <w:rFonts w:ascii="Arial" w:hAnsi="Arial" w:cs="Arial"/>
+                <w:sz w:val="20"/>
+              </w:rPr>
+              <w:t>keal</w:t>
+            </w:r>
+            <w:proofErr w:type="spellEnd"/>
             <w:r>
               <w:rPr>
                 <w:rFonts w:ascii="Arial" w:hAnsi="Arial" w:cs="Arial"/>
@@ -8992,12 +10128,21 @@
               </w:rPr>
               <w:t>p</w:t>
             </w:r>
-            <w:r>
-              <w:rPr>
-                <w:rFonts w:ascii="Arial" w:hAnsi="Arial" w:cs="Arial"/>
-                <w:sz w:val="20"/>
-              </w:rPr>
-              <w:t>aannya.</w:t>
+            <w:proofErr w:type="spellStart"/>
+            <w:r>
+              <w:rPr>
+                <w:rFonts w:ascii="Arial" w:hAnsi="Arial" w:cs="Arial"/>
+                <w:sz w:val="20"/>
+              </w:rPr>
+              <w:t>aannya</w:t>
+            </w:r>
+            <w:proofErr w:type="spellEnd"/>
+            <w:r>
+              <w:rPr>
+                <w:rFonts w:ascii="Arial" w:hAnsi="Arial" w:cs="Arial"/>
+                <w:sz w:val="20"/>
+              </w:rPr>
+              <w:t>.</w:t>
             </w:r>
           </w:p>
         </w:tc>

--- a/public/spd-format.docx
+++ b/public/spd-format.docx
@@ -184,42 +184,7 @@
                 <w:szCs w:val="20"/>
                 <w:lang w:val="sv-SE"/>
               </w:rPr>
-              <w:t xml:space="preserve">KANTOR WILAYAH </w:t>
-            </w:r>
-            <w:r>
-              <w:rPr>
-                <w:rFonts w:ascii="Arial" w:hAnsi="Arial" w:cs="Arial"/>
-                <w:b/>
-                <w:bCs/>
-                <w:sz w:val="20"/>
-                <w:szCs w:val="20"/>
-                <w:lang w:val="sv-SE"/>
-              </w:rPr>
-              <w:t>KEMENTERIAN HAJI DAN UMRAH</w:t>
-            </w:r>
-          </w:p>
-          <w:p>
-            <w:pPr>
-              <w:jc w:val="center"/>
-              <w:rPr>
-                <w:rFonts w:ascii="Arial" w:hAnsi="Arial" w:cs="Arial"/>
-                <w:b/>
-                <w:bCs/>
-                <w:sz w:val="20"/>
-                <w:szCs w:val="20"/>
-                <w:lang w:val="sv-SE"/>
-              </w:rPr>
-            </w:pPr>
-            <w:r>
-              <w:rPr>
-                <w:rFonts w:ascii="Arial" w:hAnsi="Arial" w:cs="Arial"/>
-                <w:b/>
-                <w:bCs/>
-                <w:sz w:val="20"/>
-                <w:szCs w:val="20"/>
-                <w:lang w:val="sv-SE"/>
-              </w:rPr>
-              <w:t>PROVINSI JAWA BARAT</w:t>
+              <w:t>{nama}</w:t>
             </w:r>
           </w:p>
           <w:p>
@@ -238,121 +203,69 @@
                 <w:sz w:val="18"/>
                 <w:szCs w:val="18"/>
               </w:rPr>
-              <w:t>Jl.</w:t>
-            </w:r>
+              <w:t>{</w:t>
+            </w:r>
+            <w:proofErr w:type="spellStart"/>
             <w:r>
               <w:rPr>
                 <w:rFonts w:ascii="Arial" w:eastAsia="Arial" w:hAnsi="Arial" w:cs="Arial"/>
                 <w:sz w:val="18"/>
                 <w:szCs w:val="18"/>
               </w:rPr>
-              <w:t xml:space="preserve"> </w:t>
-            </w:r>
-            <w:proofErr w:type="spellStart"/>
+              <w:t>alamat</w:t>
+            </w:r>
+            <w:proofErr w:type="spellEnd"/>
             <w:r>
               <w:rPr>
                 <w:rFonts w:ascii="Arial" w:eastAsia="Arial" w:hAnsi="Arial" w:cs="Arial"/>
                 <w:sz w:val="18"/>
                 <w:szCs w:val="18"/>
               </w:rPr>
-              <w:t>Cimincrang</w:t>
-            </w:r>
-            <w:proofErr w:type="spellEnd"/>
-            <w:r>
-              <w:rPr>
-                <w:rFonts w:ascii="Arial" w:eastAsia="Arial" w:hAnsi="Arial" w:cs="Arial"/>
+              <w:t>}</w:t>
+            </w:r>
+          </w:p>
+          <w:p>
+            <w:pPr>
+              <w:jc w:val="center"/>
+              <w:rPr>
+                <w:rFonts w:ascii="Arial" w:hAnsi="Arial" w:cs="Arial"/>
                 <w:sz w:val="18"/>
                 <w:szCs w:val="18"/>
               </w:rPr>
-              <w:t xml:space="preserve"> </w:t>
-            </w:r>
-            <w:r>
-              <w:rPr>
-                <w:rFonts w:ascii="Arial" w:eastAsia="Arial" w:hAnsi="Arial" w:cs="Arial"/>
+            </w:pPr>
+            <w:r>
+              <w:rPr>
+                <w:rFonts w:ascii="Arial" w:hAnsi="Arial" w:cs="Arial"/>
                 <w:sz w:val="18"/>
                 <w:szCs w:val="18"/>
               </w:rPr>
-              <w:t>No.</w:t>
-            </w:r>
-            <w:r>
-              <w:rPr>
-                <w:rFonts w:ascii="Arial" w:eastAsia="Arial" w:hAnsi="Arial" w:cs="Arial"/>
+              <w:t xml:space="preserve">Call Center: </w:t>
+            </w:r>
+            <w:r>
+              <w:rPr>
+                <w:rFonts w:ascii="Arial" w:hAnsi="Arial" w:cs="Arial"/>
                 <w:sz w:val="18"/>
                 <w:szCs w:val="18"/>
               </w:rPr>
-              <w:t xml:space="preserve"> 26 Kel. </w:t>
+              <w:t>{</w:t>
             </w:r>
             <w:proofErr w:type="spellStart"/>
             <w:r>
               <w:rPr>
-                <w:rFonts w:ascii="Arial" w:eastAsia="Arial" w:hAnsi="Arial" w:cs="Arial"/>
+                <w:rFonts w:ascii="Arial" w:hAnsi="Arial" w:cs="Arial"/>
                 <w:sz w:val="18"/>
                 <w:szCs w:val="18"/>
               </w:rPr>
-              <w:t>Cimincrang</w:t>
+              <w:t>callCenter</w:t>
             </w:r>
             <w:proofErr w:type="spellEnd"/>
             <w:r>
               <w:rPr>
-                <w:rFonts w:ascii="Arial" w:eastAsia="Arial" w:hAnsi="Arial" w:cs="Arial"/>
+                <w:rFonts w:ascii="Arial" w:hAnsi="Arial" w:cs="Arial"/>
                 <w:sz w:val="18"/>
                 <w:szCs w:val="18"/>
               </w:rPr>
-              <w:t xml:space="preserve"> </w:t>
-            </w:r>
-            <w:proofErr w:type="spellStart"/>
-            <w:r>
-              <w:rPr>
-                <w:rFonts w:ascii="Arial" w:eastAsia="Arial" w:hAnsi="Arial" w:cs="Arial"/>
-                <w:sz w:val="18"/>
-                <w:szCs w:val="18"/>
-              </w:rPr>
-              <w:t>Kec</w:t>
-            </w:r>
-            <w:proofErr w:type="spellEnd"/>
-            <w:r>
-              <w:rPr>
-                <w:rFonts w:ascii="Arial" w:eastAsia="Arial" w:hAnsi="Arial" w:cs="Arial"/>
-                <w:sz w:val="18"/>
-                <w:szCs w:val="18"/>
-              </w:rPr>
-              <w:t xml:space="preserve">. </w:t>
-            </w:r>
-            <w:proofErr w:type="spellStart"/>
-            <w:r>
-              <w:rPr>
-                <w:rFonts w:ascii="Arial" w:eastAsia="Arial" w:hAnsi="Arial" w:cs="Arial"/>
-                <w:sz w:val="18"/>
-                <w:szCs w:val="18"/>
-              </w:rPr>
-              <w:t>Gedebage</w:t>
-            </w:r>
-            <w:proofErr w:type="spellEnd"/>
-            <w:r>
-              <w:rPr>
-                <w:rFonts w:ascii="Arial" w:eastAsia="Arial" w:hAnsi="Arial" w:cs="Arial"/>
-                <w:sz w:val="18"/>
-                <w:szCs w:val="18"/>
-              </w:rPr>
-              <w:t xml:space="preserve"> Kota Bandung 40294</w:t>
-            </w:r>
-          </w:p>
-          <w:p>
-            <w:pPr>
-              <w:jc w:val="center"/>
-              <w:rPr>
-                <w:rFonts w:ascii="Arial" w:hAnsi="Arial" w:cs="Arial"/>
-                <w:sz w:val="18"/>
-                <w:szCs w:val="18"/>
-              </w:rPr>
-            </w:pPr>
-            <w:r>
-              <w:rPr>
-                <w:rFonts w:ascii="Arial" w:hAnsi="Arial" w:cs="Arial"/>
-                <w:sz w:val="18"/>
-                <w:szCs w:val="18"/>
-              </w:rPr>
-              <w:t>Call Center: 0813 893 9788</w:t>
+              <w:t>}</w:t>
             </w:r>
           </w:p>
           <w:p>
@@ -374,18 +287,17 @@
               </w:rPr>
               <w:t xml:space="preserve">Website: </w:t>
             </w:r>
-            <w:hyperlink r:id="rId7">
+            <w:hyperlink r:id="rId7" w:history="1">
               <w:r>
                 <w:rPr>
+                  <w:rStyle w:val="Hyperlink"/>
                   <w:rFonts w:ascii="Arial" w:eastAsia="Arial" w:hAnsi="Arial" w:cs="Arial"/>
                   <w:i/>
                   <w:iCs/>
-                  <w:color w:val="0000FF"/>
                   <w:sz w:val="18"/>
                   <w:szCs w:val="18"/>
-                  <w:u w:val="single"/>
                 </w:rPr>
-                <w:t>https://jabar.haji.go.id</w:t>
+                <w:t>{website}</w:t>
               </w:r>
             </w:hyperlink>
             <w:r>
@@ -417,7 +329,7 @@
                   <w:szCs w:val="18"/>
                   <w:u w:val="single"/>
                 </w:rPr>
-                <w:t>jabar@haji.go.id</w:t>
+                <w:t>{email}</w:t>
               </w:r>
             </w:hyperlink>
           </w:p>
@@ -848,7 +760,16 @@
                 <w:szCs w:val="20"/>
                 <w:lang w:val="id-ID"/>
               </w:rPr>
-              <w:t xml:space="preserve">Kantor Wilayah </w:t>
+              <w:t>Kantor Wilayah</w:t>
+            </w:r>
+            <w:r>
+              <w:rPr>
+                <w:rFonts w:ascii="Arial" w:hAnsi="Arial" w:cs="Arial"/>
+                <w:sz w:val="20"/>
+                <w:szCs w:val="20"/>
+                <w:lang w:val="id-ID"/>
+              </w:rPr>
+              <w:t xml:space="preserve"> </w:t>
             </w:r>
             <w:r>
               <w:rPr>
@@ -2026,7 +1947,25 @@
                 <w:sz w:val="20"/>
                 <w:szCs w:val="20"/>
               </w:rPr>
-              <w:t>Kota Bandung</w:t>
+              <w:t>{</w:t>
+            </w:r>
+            <w:proofErr w:type="spellStart"/>
+            <w:r>
+              <w:rPr>
+                <w:rFonts w:ascii="Arial" w:hAnsi="Arial" w:cs="Arial"/>
+                <w:sz w:val="20"/>
+                <w:szCs w:val="20"/>
+              </w:rPr>
+              <w:t>asal</w:t>
+            </w:r>
+            <w:proofErr w:type="spellEnd"/>
+            <w:r>
+              <w:rPr>
+                <w:rFonts w:ascii="Arial" w:hAnsi="Arial" w:cs="Arial"/>
+                <w:sz w:val="20"/>
+                <w:szCs w:val="20"/>
+              </w:rPr>
+              <w:t>}</w:t>
             </w:r>
           </w:p>
         </w:tc>
@@ -2794,6 +2733,7 @@
                 <w:lang w:val="id-ID"/>
               </w:rPr>
             </w:pPr>
+            <w:proofErr w:type="gramStart"/>
             <w:r>
               <w:rPr>
                 <w:rFonts w:ascii="Arial" w:hAnsi="Arial" w:cs="Arial"/>
@@ -2809,7 +2749,17 @@
                 <w:szCs w:val="20"/>
                 <w:lang w:val="id-ID"/>
               </w:rPr>
-              <w:t xml:space="preserve"> :         Nama</w:t>
+              <w:t xml:space="preserve"> :</w:t>
+            </w:r>
+            <w:proofErr w:type="gramEnd"/>
+            <w:r>
+              <w:rPr>
+                <w:rFonts w:ascii="Arial" w:hAnsi="Arial" w:cs="Arial"/>
+                <w:sz w:val="20"/>
+                <w:szCs w:val="20"/>
+                <w:lang w:val="id-ID"/>
+              </w:rPr>
+              <w:t xml:space="preserve">         Nama</w:t>
             </w:r>
           </w:p>
         </w:tc>
@@ -3999,7 +3949,7 @@
     <w:p>
       <w:pPr>
         <w:tabs>
-          <w:tab w:val="left" w:pos="6480"/>
+          <w:tab w:val="left" w:pos="6237"/>
           <w:tab w:val="left" w:pos="7920"/>
         </w:tabs>
         <w:rPr>
@@ -4052,13 +4002,29 @@
           <w:rFonts w:ascii="Arial" w:hAnsi="Arial" w:cs="Arial"/>
           <w:sz w:val="20"/>
         </w:rPr>
-        <w:t>Bandung</w:t>
+        <w:t>{</w:t>
+      </w:r>
+      <w:proofErr w:type="spellStart"/>
+      <w:r>
+        <w:rPr>
+          <w:rFonts w:ascii="Arial" w:hAnsi="Arial" w:cs="Arial"/>
+          <w:sz w:val="20"/>
+        </w:rPr>
+        <w:t>asal</w:t>
+      </w:r>
+      <w:proofErr w:type="spellEnd"/>
+      <w:r>
+        <w:rPr>
+          <w:rFonts w:ascii="Arial" w:hAnsi="Arial" w:cs="Arial"/>
+          <w:sz w:val="20"/>
+        </w:rPr>
+        <w:t>}</w:t>
       </w:r>
     </w:p>
     <w:p>
       <w:pPr>
         <w:tabs>
-          <w:tab w:val="left" w:pos="6480"/>
+          <w:tab w:val="left" w:pos="6237"/>
           <w:tab w:val="left" w:pos="7920"/>
         </w:tabs>
         <w:rPr>
@@ -4130,7 +4096,7 @@
     <w:p>
       <w:pPr>
         <w:tabs>
-          <w:tab w:val="left" w:pos="6480"/>
+          <w:tab w:val="left" w:pos="6237"/>
           <w:tab w:val="left" w:pos="7920"/>
         </w:tabs>
         <w:rPr>
@@ -4147,13 +4113,13 @@
         <mc:AlternateContent>
           <mc:Choice Requires="wps">
             <w:drawing>
-              <wp:anchor distT="4294967295" distB="4294967295" distL="114300" distR="114300" simplePos="0" relativeHeight="251618304" behindDoc="0" locked="0" layoutInCell="1" allowOverlap="1" wp14:anchorId="3CAC750A" wp14:editId="19ECE951">
+              <wp:anchor distT="4294967295" distB="4294967295" distL="114300" distR="114300" simplePos="0" relativeHeight="251618304" behindDoc="0" locked="0" layoutInCell="1" allowOverlap="1" wp14:anchorId="3CAC750A" wp14:editId="5084C8CE">
                 <wp:simplePos x="0" y="0"/>
                 <wp:positionH relativeFrom="column">
-                  <wp:posOffset>4114800</wp:posOffset>
+                  <wp:posOffset>3957638</wp:posOffset>
                 </wp:positionH>
                 <wp:positionV relativeFrom="paragraph">
-                  <wp:posOffset>33019</wp:posOffset>
+                  <wp:posOffset>32385</wp:posOffset>
                 </wp:positionV>
                 <wp:extent cx="2171700" cy="0"/>
                 <wp:effectExtent l="0" t="0" r="19050" b="19050"/>
@@ -4208,7 +4174,7 @@
           </mc:Choice>
           <mc:Fallback>
             <w:pict>
-              <v:line w14:anchorId="59B6B706" id="Line 4" o:spid="_x0000_s1026" style="position:absolute;z-index:251618304;visibility:visible;mso-wrap-style:square;mso-width-percent:0;mso-height-percent:0;mso-wrap-distance-left:9pt;mso-wrap-distance-top:-3e-5mm;mso-wrap-distance-right:9pt;mso-wrap-distance-bottom:-3e-5mm;mso-position-horizontal:absolute;mso-position-horizontal-relative:text;mso-position-vertical:absolute;mso-position-vertical-relative:text;mso-width-percent:0;mso-height-percent:0;mso-width-relative:page;mso-height-relative:page" from="324pt,2.6pt" to="495pt,2.6pt" o:gfxdata="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" strokeweight=".26mm">
+              <v:line w14:anchorId="64D33ACC" id="Line 4" o:spid="_x0000_s1026" style="position:absolute;z-index:251618304;visibility:visible;mso-wrap-style:square;mso-width-percent:0;mso-height-percent:0;mso-wrap-distance-left:9pt;mso-wrap-distance-top:-3e-5mm;mso-wrap-distance-right:9pt;mso-wrap-distance-bottom:-3e-5mm;mso-position-horizontal:absolute;mso-position-horizontal-relative:text;mso-position-vertical:absolute;mso-position-vertical-relative:text;mso-width-percent:0;mso-height-percent:0;mso-width-relative:page;mso-height-relative:page" from="311.65pt,2.55pt" to="482.65pt,2.55pt" o:gfxdata="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" strokeweight=".26mm">
                 <v:stroke joinstyle="miter"/>
               </v:line>
             </w:pict>
@@ -4227,7 +4193,7 @@
       <w:pPr>
         <w:tabs>
           <w:tab w:val="left" w:pos="6120"/>
-          <w:tab w:val="left" w:pos="6480"/>
+          <w:tab w:val="left" w:pos="6237"/>
         </w:tabs>
         <w:rPr>
           <w:rFonts w:ascii="Arial" w:hAnsi="Arial" w:cs="Arial"/>
@@ -4255,7 +4221,7 @@
     <w:p>
       <w:pPr>
         <w:tabs>
-          <w:tab w:val="left" w:pos="6480"/>
+          <w:tab w:val="left" w:pos="6237"/>
         </w:tabs>
         <w:rPr>
           <w:rFonts w:ascii="Arial" w:hAnsi="Arial" w:cs="Arial"/>
@@ -4273,7 +4239,7 @@
     <w:p>
       <w:pPr>
         <w:tabs>
-          <w:tab w:val="left" w:pos="6480"/>
+          <w:tab w:val="left" w:pos="6237"/>
         </w:tabs>
         <w:rPr>
           <w:rFonts w:ascii="Arial" w:hAnsi="Arial" w:cs="Arial"/>
@@ -4291,7 +4257,7 @@
     <w:p>
       <w:pPr>
         <w:tabs>
-          <w:tab w:val="left" w:pos="6480"/>
+          <w:tab w:val="left" w:pos="6237"/>
         </w:tabs>
         <w:rPr>
           <w:rFonts w:ascii="Arial" w:hAnsi="Arial" w:cs="Arial"/>
@@ -4309,7 +4275,7 @@
     <w:p>
       <w:pPr>
         <w:tabs>
-          <w:tab w:val="left" w:pos="6480"/>
+          <w:tab w:val="left" w:pos="6237"/>
         </w:tabs>
         <w:rPr>
           <w:rFonts w:ascii="Arial" w:hAnsi="Arial" w:cs="Arial"/>
@@ -4320,7 +4286,7 @@
     <w:p>
       <w:pPr>
         <w:tabs>
-          <w:tab w:val="left" w:pos="6480"/>
+          <w:tab w:val="left" w:pos="6237"/>
         </w:tabs>
         <w:rPr>
           <w:rFonts w:ascii="Arial" w:hAnsi="Arial" w:cs="Arial"/>
@@ -4331,7 +4297,7 @@
     <w:p>
       <w:pPr>
         <w:tabs>
-          <w:tab w:val="left" w:pos="6480"/>
+          <w:tab w:val="left" w:pos="6237"/>
         </w:tabs>
         <w:rPr>
           <w:rFonts w:ascii="Arial" w:hAnsi="Arial" w:cs="Arial"/>
@@ -4365,7 +4331,7 @@
     <w:p>
       <w:pPr>
         <w:tabs>
-          <w:tab w:val="left" w:pos="6480"/>
+          <w:tab w:val="left" w:pos="6237"/>
         </w:tabs>
         <w:rPr>
           <w:rFonts w:ascii="Arial" w:hAnsi="Arial" w:cs="Arial"/>
@@ -4676,7 +4642,15 @@
                 <w:rFonts w:ascii="Arial" w:hAnsi="Arial" w:cs="Arial"/>
                 <w:sz w:val="20"/>
               </w:rPr>
-              <w:t xml:space="preserve">: </w:t>
+              <w:t>:</w:t>
+            </w:r>
+            <w:proofErr w:type="gramStart"/>
+            <w:r>
+              <w:rPr>
+                <w:rFonts w:ascii="Arial" w:hAnsi="Arial" w:cs="Arial"/>
+                <w:sz w:val="20"/>
+              </w:rPr>
+              <w:t xml:space="preserve"> </w:t>
             </w:r>
             <w:r>
               <w:rPr>
@@ -4690,7 +4664,24 @@
                 <w:rFonts w:ascii="Arial" w:hAnsi="Arial" w:cs="Arial"/>
                 <w:sz w:val="20"/>
               </w:rPr>
-              <w:t>Kota Bandung</w:t>
+              <w:t>{</w:t>
+            </w:r>
+            <w:proofErr w:type="spellStart"/>
+            <w:proofErr w:type="gramEnd"/>
+            <w:r>
+              <w:rPr>
+                <w:rFonts w:ascii="Arial" w:hAnsi="Arial" w:cs="Arial"/>
+                <w:sz w:val="20"/>
+              </w:rPr>
+              <w:t>asal</w:t>
+            </w:r>
+            <w:proofErr w:type="spellEnd"/>
+            <w:r>
+              <w:rPr>
+                <w:rFonts w:ascii="Arial" w:hAnsi="Arial" w:cs="Arial"/>
+                <w:sz w:val="20"/>
+              </w:rPr>
+              <w:t>}</w:t>
             </w:r>
           </w:p>
         </w:tc>
@@ -5912,13 +5903,6 @@
               </w:rPr>
               <w:t xml:space="preserve">  </w:t>
             </w:r>
-            <w:r>
-              <w:rPr>
-                <w:rFonts w:ascii="Arial" w:hAnsi="Arial" w:cs="Arial"/>
-                <w:sz w:val="20"/>
-              </w:rPr>
-              <w:t>Kota Bandung</w:t>
-            </w:r>
           </w:p>
         </w:tc>
       </w:tr>
@@ -9602,6 +9586,7 @@
                 <w:sz w:val="20"/>
               </w:rPr>
             </w:pPr>
+            <w:proofErr w:type="gramStart"/>
             <w:r>
               <w:rPr>
                 <w:rFonts w:ascii="Arial" w:hAnsi="Arial" w:cs="Arial"/>
@@ -9609,6 +9594,7 @@
               </w:rPr>
               <w:t>PERHATIAN :</w:t>
             </w:r>
+            <w:proofErr w:type="gramEnd"/>
           </w:p>
         </w:tc>
       </w:tr>
@@ -10165,8 +10151,8 @@
       <w:footnotePr>
         <w:pos w:val="beneathText"/>
       </w:footnotePr>
-      <w:pgSz w:w="12189" w:h="18709" w:code="190"/>
-      <w:pgMar w:top="680" w:right="423" w:bottom="454" w:left="1418" w:header="720" w:footer="720" w:gutter="0"/>
+      <w:pgSz w:w="11907" w:h="18711" w:code="190"/>
+      <w:pgMar w:top="680" w:right="425" w:bottom="454" w:left="1418" w:header="720" w:footer="720" w:gutter="0"/>
       <w:cols w:space="720"/>
       <w:docGrid w:linePitch="360"/>
     </w:sectPr>
@@ -14493,6 +14479,12 @@
   <wne:recipientData>
     <wne:active wne:val="1"/>
   </wne:recipientData>
+  <wne:recipientData>
+    <wne:active wne:val="1"/>
+  </wne:recipientData>
+  <wne:recipientData>
+    <wne:active wne:val="1"/>
+  </wne:recipientData>
 </wne:recipients>
 </file>
 
@@ -15296,6 +15288,18 @@
       <w:u w:val="single"/>
     </w:rPr>
   </w:style>
+  <w:style w:type="character" w:styleId="UnresolvedMention">
+    <w:name w:val="Unresolved Mention"/>
+    <w:basedOn w:val="DefaultParagraphFont"/>
+    <w:uiPriority w:val="99"/>
+    <w:semiHidden/>
+    <w:unhideWhenUsed/>
+    <w:rsid w:val="007C5737"/>
+    <w:rPr>
+      <w:color w:val="605E5C"/>
+      <w:shd w:val="clear" w:color="auto" w:fill="E1DFDD"/>
+    </w:rPr>
+  </w:style>
 </w:styles>
 </file>
 

--- a/public/spd-format.docx
+++ b/public/spd-format.docx
@@ -184,7 +184,29 @@
                 <w:szCs w:val="20"/>
                 <w:lang w:val="sv-SE"/>
               </w:rPr>
-              <w:t>{nama}</w:t>
+              <w:t>{nama</w:t>
+            </w:r>
+            <w:r>
+              <w:rPr>
+                <w:rFonts w:ascii="Arial" w:hAnsi="Arial" w:cs="Arial"/>
+                <w:b/>
+                <w:bCs/>
+                <w:sz w:val="20"/>
+                <w:szCs w:val="20"/>
+                <w:lang w:val="sv-SE"/>
+              </w:rPr>
+              <w:t>Kantor</w:t>
+            </w:r>
+            <w:r>
+              <w:rPr>
+                <w:rFonts w:ascii="Arial" w:hAnsi="Arial" w:cs="Arial"/>
+                <w:b/>
+                <w:bCs/>
+                <w:sz w:val="20"/>
+                <w:szCs w:val="20"/>
+                <w:lang w:val="sv-SE"/>
+              </w:rPr>
+              <w:t>}</w:t>
             </w:r>
           </w:p>
           <w:p>
@@ -203,69 +225,33 @@
                 <w:sz w:val="18"/>
                 <w:szCs w:val="18"/>
               </w:rPr>
-              <w:t>{</w:t>
-            </w:r>
-            <w:proofErr w:type="spellStart"/>
-            <w:r>
-              <w:rPr>
-                <w:rFonts w:ascii="Arial" w:eastAsia="Arial" w:hAnsi="Arial" w:cs="Arial"/>
+              <w:t>{alamat}</w:t>
+            </w:r>
+          </w:p>
+          <w:p>
+            <w:pPr>
+              <w:jc w:val="center"/>
+              <w:rPr>
+                <w:rFonts w:ascii="Arial" w:hAnsi="Arial" w:cs="Arial"/>
                 <w:sz w:val="18"/>
                 <w:szCs w:val="18"/>
               </w:rPr>
-              <w:t>alamat</w:t>
-            </w:r>
-            <w:proofErr w:type="spellEnd"/>
-            <w:r>
-              <w:rPr>
-                <w:rFonts w:ascii="Arial" w:eastAsia="Arial" w:hAnsi="Arial" w:cs="Arial"/>
+            </w:pPr>
+            <w:r>
+              <w:rPr>
+                <w:rFonts w:ascii="Arial" w:hAnsi="Arial" w:cs="Arial"/>
                 <w:sz w:val="18"/>
                 <w:szCs w:val="18"/>
               </w:rPr>
-              <w:t>}</w:t>
-            </w:r>
-          </w:p>
-          <w:p>
-            <w:pPr>
-              <w:jc w:val="center"/>
+              <w:t xml:space="preserve">Call Center: </w:t>
+            </w:r>
+            <w:r>
               <w:rPr>
                 <w:rFonts w:ascii="Arial" w:hAnsi="Arial" w:cs="Arial"/>
                 <w:sz w:val="18"/>
                 <w:szCs w:val="18"/>
               </w:rPr>
-            </w:pPr>
-            <w:r>
-              <w:rPr>
-                <w:rFonts w:ascii="Arial" w:hAnsi="Arial" w:cs="Arial"/>
-                <w:sz w:val="18"/>
-                <w:szCs w:val="18"/>
-              </w:rPr>
-              <w:t xml:space="preserve">Call Center: </w:t>
-            </w:r>
-            <w:r>
-              <w:rPr>
-                <w:rFonts w:ascii="Arial" w:hAnsi="Arial" w:cs="Arial"/>
-                <w:sz w:val="18"/>
-                <w:szCs w:val="18"/>
-              </w:rPr>
-              <w:t>{</w:t>
-            </w:r>
-            <w:proofErr w:type="spellStart"/>
-            <w:r>
-              <w:rPr>
-                <w:rFonts w:ascii="Arial" w:hAnsi="Arial" w:cs="Arial"/>
-                <w:sz w:val="18"/>
-                <w:szCs w:val="18"/>
-              </w:rPr>
-              <w:t>callCenter</w:t>
-            </w:r>
-            <w:proofErr w:type="spellEnd"/>
-            <w:r>
-              <w:rPr>
-                <w:rFonts w:ascii="Arial" w:hAnsi="Arial" w:cs="Arial"/>
-                <w:sz w:val="18"/>
-                <w:szCs w:val="18"/>
-              </w:rPr>
-              <w:t>}</w:t>
+              <w:t>{callCenter}</w:t>
             </w:r>
           </w:p>
           <w:p>
@@ -657,7 +643,6 @@
                 <w:lang w:val="id-ID"/>
               </w:rPr>
             </w:pPr>
-            <w:proofErr w:type="spellStart"/>
             <w:r>
               <w:rPr>
                 <w:rFonts w:ascii="Arial" w:hAnsi="Arial" w:cs="Arial"/>
@@ -666,7 +651,6 @@
               </w:rPr>
               <w:t>Pejabat</w:t>
             </w:r>
-            <w:proofErr w:type="spellEnd"/>
             <w:r>
               <w:rPr>
                 <w:rFonts w:ascii="Arial" w:hAnsi="Arial" w:cs="Arial"/>
@@ -864,7 +848,6 @@
               </w:rPr>
               <w:t xml:space="preserve"> </w:t>
             </w:r>
-            <w:proofErr w:type="spellStart"/>
             <w:r>
               <w:rPr>
                 <w:rFonts w:ascii="Arial" w:hAnsi="Arial" w:cs="Arial"/>
@@ -872,17 +855,7 @@
                 <w:szCs w:val="20"/>
                 <w:lang w:val="es-MX"/>
               </w:rPr>
-              <w:t>Pegawai</w:t>
-            </w:r>
-            <w:proofErr w:type="spellEnd"/>
-            <w:r>
-              <w:rPr>
-                <w:rFonts w:ascii="Arial" w:hAnsi="Arial" w:cs="Arial"/>
-                <w:sz w:val="20"/>
-                <w:szCs w:val="20"/>
-                <w:lang w:val="es-MX"/>
-              </w:rPr>
-              <w:t xml:space="preserve"> yang </w:t>
+              <w:t xml:space="preserve">Pegawai yang </w:t>
             </w:r>
             <w:r>
               <w:rPr>
@@ -1035,7 +1008,6 @@
                 <w:lang w:val="id-ID"/>
               </w:rPr>
             </w:pPr>
-            <w:proofErr w:type="spellStart"/>
             <w:r>
               <w:rPr>
                 <w:rFonts w:ascii="Arial" w:hAnsi="Arial" w:cs="Arial"/>
@@ -1044,7 +1016,6 @@
               </w:rPr>
               <w:t>Pangkat</w:t>
             </w:r>
-            <w:proofErr w:type="spellEnd"/>
             <w:r>
               <w:rPr>
                 <w:rFonts w:ascii="Arial" w:hAnsi="Arial" w:cs="Arial"/>
@@ -1132,25 +1103,7 @@
                 <w:sz w:val="20"/>
                 <w:szCs w:val="20"/>
               </w:rPr>
-              <w:t>{</w:t>
-            </w:r>
-            <w:proofErr w:type="spellStart"/>
-            <w:r>
-              <w:rPr>
-                <w:rFonts w:ascii="Arial" w:hAnsi="Arial" w:cs="Arial"/>
-                <w:sz w:val="20"/>
-                <w:szCs w:val="20"/>
-              </w:rPr>
-              <w:t>gol</w:t>
-            </w:r>
-            <w:proofErr w:type="spellEnd"/>
-            <w:r>
-              <w:rPr>
-                <w:rFonts w:ascii="Arial" w:hAnsi="Arial" w:cs="Arial"/>
-                <w:sz w:val="20"/>
-                <w:szCs w:val="20"/>
-              </w:rPr>
-              <w:t>}</w:t>
+              <w:t>{gol}</w:t>
             </w:r>
           </w:p>
         </w:tc>
@@ -1220,7 +1173,6 @@
                 <w:lang w:val="id-ID"/>
               </w:rPr>
             </w:pPr>
-            <w:proofErr w:type="spellStart"/>
             <w:r>
               <w:rPr>
                 <w:rFonts w:ascii="Arial" w:hAnsi="Arial" w:cs="Arial"/>
@@ -1229,7 +1181,6 @@
               </w:rPr>
               <w:t>Jabatan</w:t>
             </w:r>
-            <w:proofErr w:type="spellEnd"/>
             <w:r>
               <w:rPr>
                 <w:rFonts w:ascii="Arial" w:hAnsi="Arial" w:cs="Arial"/>
@@ -1293,25 +1244,7 @@
                 <w:sz w:val="20"/>
                 <w:szCs w:val="20"/>
               </w:rPr>
-              <w:t>{</w:t>
-            </w:r>
-            <w:proofErr w:type="spellStart"/>
-            <w:r>
-              <w:rPr>
-                <w:rFonts w:ascii="Arial" w:hAnsi="Arial" w:cs="Arial"/>
-                <w:sz w:val="20"/>
-                <w:szCs w:val="20"/>
-              </w:rPr>
-              <w:t>jabatan</w:t>
-            </w:r>
-            <w:proofErr w:type="spellEnd"/>
-            <w:r>
-              <w:rPr>
-                <w:rFonts w:ascii="Arial" w:hAnsi="Arial" w:cs="Arial"/>
-                <w:sz w:val="20"/>
-                <w:szCs w:val="20"/>
-              </w:rPr>
-              <w:t>}</w:t>
+              <w:t>{jabatan}</w:t>
             </w:r>
           </w:p>
         </w:tc>
@@ -1560,7 +1493,6 @@
               </w:rPr>
               <w:t xml:space="preserve"> </w:t>
             </w:r>
-            <w:proofErr w:type="spellStart"/>
             <w:r>
               <w:rPr>
                 <w:rFonts w:ascii="Arial" w:hAnsi="Arial" w:cs="Arial"/>
@@ -1569,7 +1501,6 @@
               </w:rPr>
               <w:t>Perjalanan</w:t>
             </w:r>
-            <w:proofErr w:type="spellEnd"/>
             <w:r>
               <w:rPr>
                 <w:rFonts w:ascii="Arial" w:hAnsi="Arial" w:cs="Arial"/>
@@ -1587,7 +1518,6 @@
               </w:rPr>
               <w:t>D</w:t>
             </w:r>
-            <w:proofErr w:type="spellStart"/>
             <w:r>
               <w:rPr>
                 <w:rFonts w:ascii="Arial" w:hAnsi="Arial" w:cs="Arial"/>
@@ -1596,7 +1526,6 @@
               </w:rPr>
               <w:t>inas</w:t>
             </w:r>
-            <w:proofErr w:type="spellEnd"/>
           </w:p>
         </w:tc>
         <w:tc>
@@ -1701,34 +1630,14 @@
               </w:rPr>
               <w:t xml:space="preserve"> </w:t>
             </w:r>
-            <w:proofErr w:type="spellStart"/>
-            <w:r>
-              <w:rPr>
-                <w:rFonts w:ascii="Arial" w:hAnsi="Arial" w:cs="Arial"/>
-                <w:sz w:val="20"/>
-                <w:szCs w:val="20"/>
-              </w:rPr>
-              <w:t>angkut</w:t>
-            </w:r>
-            <w:proofErr w:type="spellEnd"/>
-            <w:r>
-              <w:rPr>
-                <w:rFonts w:ascii="Arial" w:hAnsi="Arial" w:cs="Arial"/>
-                <w:sz w:val="20"/>
-                <w:szCs w:val="20"/>
-              </w:rPr>
-              <w:t xml:space="preserve"> yang </w:t>
-            </w:r>
-            <w:proofErr w:type="spellStart"/>
-            <w:r>
-              <w:rPr>
-                <w:rFonts w:ascii="Arial" w:hAnsi="Arial" w:cs="Arial"/>
-                <w:sz w:val="20"/>
-                <w:szCs w:val="20"/>
-              </w:rPr>
-              <w:t>dipergunakan</w:t>
-            </w:r>
-            <w:proofErr w:type="spellEnd"/>
+            <w:r>
+              <w:rPr>
+                <w:rFonts w:ascii="Arial" w:hAnsi="Arial" w:cs="Arial"/>
+                <w:sz w:val="20"/>
+                <w:szCs w:val="20"/>
+              </w:rPr>
+              <w:t>angkut yang dipergunakan</w:t>
+            </w:r>
           </w:p>
         </w:tc>
         <w:tc>
@@ -1866,7 +1775,6 @@
                 <w:szCs w:val="20"/>
               </w:rPr>
             </w:pPr>
-            <w:proofErr w:type="spellStart"/>
             <w:r>
               <w:rPr>
                 <w:rFonts w:ascii="Arial" w:hAnsi="Arial" w:cs="Arial"/>
@@ -1875,7 +1783,6 @@
               </w:rPr>
               <w:t>Tempat</w:t>
             </w:r>
-            <w:proofErr w:type="spellEnd"/>
             <w:r>
               <w:rPr>
                 <w:rFonts w:ascii="Arial" w:hAnsi="Arial" w:cs="Arial"/>
@@ -1884,7 +1791,6 @@
               </w:rPr>
               <w:t xml:space="preserve"> </w:t>
             </w:r>
-            <w:proofErr w:type="spellStart"/>
             <w:r>
               <w:rPr>
                 <w:rFonts w:ascii="Arial" w:hAnsi="Arial" w:cs="Arial"/>
@@ -1893,7 +1799,6 @@
               </w:rPr>
               <w:t>berangkat</w:t>
             </w:r>
-            <w:proofErr w:type="spellEnd"/>
           </w:p>
         </w:tc>
         <w:tc>
@@ -1947,25 +1852,7 @@
                 <w:sz w:val="20"/>
                 <w:szCs w:val="20"/>
               </w:rPr>
-              <w:t>{</w:t>
-            </w:r>
-            <w:proofErr w:type="spellStart"/>
-            <w:r>
-              <w:rPr>
-                <w:rFonts w:ascii="Arial" w:hAnsi="Arial" w:cs="Arial"/>
-                <w:sz w:val="20"/>
-                <w:szCs w:val="20"/>
-              </w:rPr>
-              <w:t>asal</w:t>
-            </w:r>
-            <w:proofErr w:type="spellEnd"/>
-            <w:r>
-              <w:rPr>
-                <w:rFonts w:ascii="Arial" w:hAnsi="Arial" w:cs="Arial"/>
-                <w:sz w:val="20"/>
-                <w:szCs w:val="20"/>
-              </w:rPr>
-              <w:t>}</w:t>
+              <w:t>{asal}</w:t>
             </w:r>
           </w:p>
         </w:tc>
@@ -2038,7 +1925,6 @@
                 <w:szCs w:val="20"/>
               </w:rPr>
             </w:pPr>
-            <w:proofErr w:type="spellStart"/>
             <w:r>
               <w:rPr>
                 <w:rFonts w:ascii="Arial" w:hAnsi="Arial" w:cs="Arial"/>
@@ -2047,7 +1933,6 @@
               </w:rPr>
               <w:t>Tempat</w:t>
             </w:r>
-            <w:proofErr w:type="spellEnd"/>
             <w:r>
               <w:rPr>
                 <w:rFonts w:ascii="Arial" w:hAnsi="Arial" w:cs="Arial"/>
@@ -2056,7 +1941,6 @@
               </w:rPr>
               <w:t xml:space="preserve"> </w:t>
             </w:r>
-            <w:proofErr w:type="spellStart"/>
             <w:r>
               <w:rPr>
                 <w:rFonts w:ascii="Arial" w:hAnsi="Arial" w:cs="Arial"/>
@@ -2065,7 +1949,6 @@
               </w:rPr>
               <w:t>tujuan</w:t>
             </w:r>
-            <w:proofErr w:type="spellEnd"/>
           </w:p>
         </w:tc>
         <w:tc>
@@ -2215,7 +2098,6 @@
               </w:rPr>
               <w:t xml:space="preserve"> </w:t>
             </w:r>
-            <w:proofErr w:type="spellStart"/>
             <w:r>
               <w:rPr>
                 <w:rFonts w:ascii="Arial" w:hAnsi="Arial" w:cs="Arial"/>
@@ -2224,7 +2106,6 @@
               </w:rPr>
               <w:t>Perjalanan</w:t>
             </w:r>
-            <w:proofErr w:type="spellEnd"/>
             <w:r>
               <w:rPr>
                 <w:rFonts w:ascii="Arial" w:hAnsi="Arial" w:cs="Arial"/>
@@ -2294,18 +2175,8 @@
                 <w:sz w:val="20"/>
                 <w:szCs w:val="20"/>
               </w:rPr>
-              <w:t xml:space="preserve">{lama} </w:t>
-            </w:r>
-            <w:proofErr w:type="spellStart"/>
-            <w:r>
-              <w:rPr>
-                <w:rFonts w:ascii="Arial" w:hAnsi="Arial" w:cs="Arial"/>
-                <w:sz w:val="20"/>
-                <w:szCs w:val="20"/>
-              </w:rPr>
-              <w:t>hari</w:t>
-            </w:r>
-            <w:proofErr w:type="spellEnd"/>
+              <w:t>{lama} hari</w:t>
+            </w:r>
           </w:p>
         </w:tc>
       </w:tr>
@@ -2372,7 +2243,6 @@
                 <w:szCs w:val="20"/>
               </w:rPr>
             </w:pPr>
-            <w:proofErr w:type="spellStart"/>
             <w:r>
               <w:rPr>
                 <w:rFonts w:ascii="Arial" w:hAnsi="Arial" w:cs="Arial"/>
@@ -2381,7 +2251,6 @@
               </w:rPr>
               <w:t>Tanggal</w:t>
             </w:r>
-            <w:proofErr w:type="spellEnd"/>
             <w:r>
               <w:rPr>
                 <w:rFonts w:ascii="Arial" w:hAnsi="Arial" w:cs="Arial"/>
@@ -2390,7 +2259,6 @@
               </w:rPr>
               <w:t xml:space="preserve"> </w:t>
             </w:r>
-            <w:proofErr w:type="spellStart"/>
             <w:r>
               <w:rPr>
                 <w:rFonts w:ascii="Arial" w:hAnsi="Arial" w:cs="Arial"/>
@@ -2399,7 +2267,6 @@
               </w:rPr>
               <w:t>Berangkat</w:t>
             </w:r>
-            <w:proofErr w:type="spellEnd"/>
           </w:p>
         </w:tc>
         <w:tc>
@@ -2453,25 +2320,7 @@
                 <w:sz w:val="20"/>
                 <w:szCs w:val="20"/>
               </w:rPr>
-              <w:t>{</w:t>
-            </w:r>
-            <w:proofErr w:type="spellStart"/>
-            <w:r>
-              <w:rPr>
-                <w:rFonts w:ascii="Arial" w:hAnsi="Arial" w:cs="Arial"/>
-                <w:sz w:val="20"/>
-                <w:szCs w:val="20"/>
-              </w:rPr>
-              <w:t>tglBerangkat</w:t>
-            </w:r>
-            <w:proofErr w:type="spellEnd"/>
-            <w:r>
-              <w:rPr>
-                <w:rFonts w:ascii="Arial" w:hAnsi="Arial" w:cs="Arial"/>
-                <w:sz w:val="20"/>
-                <w:szCs w:val="20"/>
-              </w:rPr>
-              <w:t>}</w:t>
+              <w:t>{tglBerangkat}</w:t>
             </w:r>
           </w:p>
         </w:tc>
@@ -2545,7 +2394,6 @@
                 <w:lang w:val="id-ID"/>
               </w:rPr>
             </w:pPr>
-            <w:proofErr w:type="spellStart"/>
             <w:r>
               <w:rPr>
                 <w:rFonts w:ascii="Arial" w:hAnsi="Arial" w:cs="Arial"/>
@@ -2554,7 +2402,6 @@
               </w:rPr>
               <w:t>Tanggal</w:t>
             </w:r>
-            <w:proofErr w:type="spellEnd"/>
             <w:r>
               <w:rPr>
                 <w:rFonts w:ascii="Arial" w:hAnsi="Arial" w:cs="Arial"/>
@@ -2563,7 +2410,6 @@
               </w:rPr>
               <w:t xml:space="preserve"> </w:t>
             </w:r>
-            <w:proofErr w:type="spellStart"/>
             <w:r>
               <w:rPr>
                 <w:rFonts w:ascii="Arial" w:hAnsi="Arial" w:cs="Arial"/>
@@ -2572,7 +2418,6 @@
               </w:rPr>
               <w:t>harus</w:t>
             </w:r>
-            <w:proofErr w:type="spellEnd"/>
             <w:r>
               <w:rPr>
                 <w:rFonts w:ascii="Arial" w:hAnsi="Arial" w:cs="Arial"/>
@@ -2581,7 +2426,6 @@
               </w:rPr>
               <w:t xml:space="preserve"> </w:t>
             </w:r>
-            <w:proofErr w:type="spellStart"/>
             <w:r>
               <w:rPr>
                 <w:rFonts w:ascii="Arial" w:hAnsi="Arial" w:cs="Arial"/>
@@ -2590,7 +2434,6 @@
               </w:rPr>
               <w:t>kembali</w:t>
             </w:r>
-            <w:proofErr w:type="spellEnd"/>
             <w:r>
               <w:rPr>
                 <w:rFonts w:ascii="Arial" w:hAnsi="Arial" w:cs="Arial"/>
@@ -2655,25 +2498,7 @@
                 <w:sz w:val="20"/>
                 <w:szCs w:val="20"/>
               </w:rPr>
-              <w:t>{</w:t>
-            </w:r>
-            <w:proofErr w:type="spellStart"/>
-            <w:r>
-              <w:rPr>
-                <w:rFonts w:ascii="Arial" w:hAnsi="Arial" w:cs="Arial"/>
-                <w:sz w:val="20"/>
-                <w:szCs w:val="20"/>
-              </w:rPr>
-              <w:t>tglKembali</w:t>
-            </w:r>
-            <w:proofErr w:type="spellEnd"/>
-            <w:r>
-              <w:rPr>
-                <w:rFonts w:ascii="Arial" w:hAnsi="Arial" w:cs="Arial"/>
-                <w:sz w:val="20"/>
-                <w:szCs w:val="20"/>
-              </w:rPr>
-              <w:t>}</w:t>
+              <w:t>{tglKembali}</w:t>
             </w:r>
           </w:p>
         </w:tc>
@@ -2733,7 +2558,6 @@
                 <w:lang w:val="id-ID"/>
               </w:rPr>
             </w:pPr>
-            <w:proofErr w:type="gramStart"/>
             <w:r>
               <w:rPr>
                 <w:rFonts w:ascii="Arial" w:hAnsi="Arial" w:cs="Arial"/>
@@ -2749,17 +2573,7 @@
                 <w:szCs w:val="20"/>
                 <w:lang w:val="id-ID"/>
               </w:rPr>
-              <w:t xml:space="preserve"> :</w:t>
-            </w:r>
-            <w:proofErr w:type="gramEnd"/>
-            <w:r>
-              <w:rPr>
-                <w:rFonts w:ascii="Arial" w:hAnsi="Arial" w:cs="Arial"/>
-                <w:sz w:val="20"/>
-                <w:szCs w:val="20"/>
-                <w:lang w:val="id-ID"/>
-              </w:rPr>
-              <w:t xml:space="preserve">         Nama</w:t>
+              <w:t xml:space="preserve"> :         Nama</w:t>
             </w:r>
           </w:p>
         </w:tc>
@@ -3448,7 +3262,6 @@
                 <w:szCs w:val="20"/>
               </w:rPr>
             </w:pPr>
-            <w:proofErr w:type="spellStart"/>
             <w:r>
               <w:rPr>
                 <w:rFonts w:ascii="Arial" w:hAnsi="Arial" w:cs="Arial"/>
@@ -3457,7 +3270,6 @@
               </w:rPr>
               <w:t>Pembebanan</w:t>
             </w:r>
-            <w:proofErr w:type="spellEnd"/>
             <w:r>
               <w:rPr>
                 <w:rFonts w:ascii="Arial" w:hAnsi="Arial" w:cs="Arial"/>
@@ -3466,7 +3278,6 @@
               </w:rPr>
               <w:t xml:space="preserve"> </w:t>
             </w:r>
-            <w:proofErr w:type="spellStart"/>
             <w:r>
               <w:rPr>
                 <w:rFonts w:ascii="Arial" w:hAnsi="Arial" w:cs="Arial"/>
@@ -3475,7 +3286,6 @@
               </w:rPr>
               <w:t>Anggaran</w:t>
             </w:r>
-            <w:proofErr w:type="spellEnd"/>
           </w:p>
         </w:tc>
         <w:tc>
@@ -3564,7 +3374,6 @@
                 <w:szCs w:val="20"/>
               </w:rPr>
             </w:pPr>
-            <w:proofErr w:type="spellStart"/>
             <w:r>
               <w:rPr>
                 <w:rFonts w:ascii="Arial" w:hAnsi="Arial" w:cs="Arial"/>
@@ -3573,7 +3382,6 @@
               </w:rPr>
               <w:t>Instansi</w:t>
             </w:r>
-            <w:proofErr w:type="spellEnd"/>
           </w:p>
         </w:tc>
         <w:tc>
@@ -3825,23 +3633,13 @@
                 <w:szCs w:val="20"/>
               </w:rPr>
             </w:pPr>
-            <w:proofErr w:type="spellStart"/>
-            <w:r>
-              <w:rPr>
-                <w:rFonts w:ascii="Arial" w:hAnsi="Arial" w:cs="Arial"/>
-                <w:sz w:val="20"/>
-                <w:szCs w:val="20"/>
-              </w:rPr>
-              <w:t>Keterangan</w:t>
-            </w:r>
-            <w:proofErr w:type="spellEnd"/>
-            <w:r>
-              <w:rPr>
-                <w:rFonts w:ascii="Arial" w:hAnsi="Arial" w:cs="Arial"/>
-                <w:sz w:val="20"/>
-                <w:szCs w:val="20"/>
-              </w:rPr>
-              <w:t xml:space="preserve"> lain-lain</w:t>
+            <w:r>
+              <w:rPr>
+                <w:rFonts w:ascii="Arial" w:hAnsi="Arial" w:cs="Arial"/>
+                <w:sz w:val="20"/>
+                <w:szCs w:val="20"/>
+              </w:rPr>
+              <w:t>Keterangan lain-lain</w:t>
             </w:r>
           </w:p>
         </w:tc>
@@ -3972,22 +3770,7 @@
           <w:sz w:val="20"/>
         </w:rPr>
         <w:tab/>
-      </w:r>
-      <w:proofErr w:type="spellStart"/>
-      <w:r>
-        <w:rPr>
-          <w:rFonts w:ascii="Arial" w:hAnsi="Arial" w:cs="Arial"/>
-          <w:sz w:val="20"/>
-        </w:rPr>
-        <w:t>Dikeluarkan</w:t>
-      </w:r>
-      <w:proofErr w:type="spellEnd"/>
-      <w:r>
-        <w:rPr>
-          <w:rFonts w:ascii="Arial" w:hAnsi="Arial" w:cs="Arial"/>
-          <w:sz w:val="20"/>
-        </w:rPr>
-        <w:t xml:space="preserve"> di</w:t>
+        <w:t>Dikeluarkan di</w:t>
       </w:r>
       <w:r>
         <w:rPr>
@@ -4002,23 +3785,7 @@
           <w:rFonts w:ascii="Arial" w:hAnsi="Arial" w:cs="Arial"/>
           <w:sz w:val="20"/>
         </w:rPr>
-        <w:t>{</w:t>
-      </w:r>
-      <w:proofErr w:type="spellStart"/>
-      <w:r>
-        <w:rPr>
-          <w:rFonts w:ascii="Arial" w:hAnsi="Arial" w:cs="Arial"/>
-          <w:sz w:val="20"/>
-        </w:rPr>
-        <w:t>asal</w:t>
-      </w:r>
-      <w:proofErr w:type="spellEnd"/>
-      <w:r>
-        <w:rPr>
-          <w:rFonts w:ascii="Arial" w:hAnsi="Arial" w:cs="Arial"/>
-          <w:sz w:val="20"/>
-        </w:rPr>
-        <w:t>}</w:t>
+        <w:t>{asal}</w:t>
       </w:r>
     </w:p>
     <w:p>
@@ -4037,17 +3804,8 @@
           <w:sz w:val="20"/>
         </w:rPr>
         <w:tab/>
-        <w:t xml:space="preserve">Pada </w:t>
+        <w:t>Pada tanggal</w:t>
       </w:r>
-      <w:proofErr w:type="spellStart"/>
-      <w:r>
-        <w:rPr>
-          <w:rFonts w:ascii="Arial" w:hAnsi="Arial" w:cs="Arial"/>
-          <w:sz w:val="20"/>
-        </w:rPr>
-        <w:t>tanggal</w:t>
-      </w:r>
-      <w:proofErr w:type="spellEnd"/>
       <w:r>
         <w:rPr>
           <w:rFonts w:ascii="Arial" w:hAnsi="Arial" w:cs="Arial"/>
@@ -4068,23 +3826,7 @@
           <w:rFonts w:ascii="Arial" w:hAnsi="Arial" w:cs="Arial"/>
           <w:sz w:val="20"/>
         </w:rPr>
-        <w:t>{</w:t>
-      </w:r>
-      <w:proofErr w:type="spellStart"/>
-      <w:r>
-        <w:rPr>
-          <w:rFonts w:ascii="Arial" w:hAnsi="Arial" w:cs="Arial"/>
-          <w:sz w:val="20"/>
-        </w:rPr>
-        <w:t>tglBerangkat</w:t>
-      </w:r>
-      <w:proofErr w:type="spellEnd"/>
-      <w:r>
-        <w:rPr>
-          <w:rFonts w:ascii="Arial" w:hAnsi="Arial" w:cs="Arial"/>
-          <w:sz w:val="20"/>
-        </w:rPr>
-        <w:t>}</w:t>
+        <w:t>{tglBerangkat}</w:t>
       </w:r>
       <w:r>
         <w:rPr>
@@ -4486,7 +4228,6 @@
                 <w:sz w:val="20"/>
               </w:rPr>
             </w:pPr>
-            <w:proofErr w:type="spellStart"/>
             <w:r>
               <w:rPr>
                 <w:rFonts w:ascii="Arial" w:hAnsi="Arial" w:cs="Arial"/>
@@ -4494,7 +4235,6 @@
               </w:rPr>
               <w:t>Berangkat</w:t>
             </w:r>
-            <w:proofErr w:type="spellEnd"/>
             <w:r>
               <w:rPr>
                 <w:rFonts w:ascii="Arial" w:hAnsi="Arial" w:cs="Arial"/>
@@ -4502,7 +4242,6 @@
               </w:rPr>
               <w:t xml:space="preserve"> </w:t>
             </w:r>
-            <w:proofErr w:type="spellStart"/>
             <w:r>
               <w:rPr>
                 <w:rFonts w:ascii="Arial" w:hAnsi="Arial" w:cs="Arial"/>
@@ -4510,7 +4249,6 @@
               </w:rPr>
               <w:t>dari</w:t>
             </w:r>
-            <w:proofErr w:type="spellEnd"/>
           </w:p>
         </w:tc>
         <w:tc>
@@ -4589,17 +4327,8 @@
                 <w:rFonts w:ascii="Arial" w:hAnsi="Arial" w:cs="Arial"/>
                 <w:sz w:val="20"/>
               </w:rPr>
-              <w:t>(</w:t>
-            </w:r>
-            <w:proofErr w:type="spellStart"/>
-            <w:r>
-              <w:rPr>
-                <w:rFonts w:ascii="Arial" w:hAnsi="Arial" w:cs="Arial"/>
-                <w:sz w:val="20"/>
-              </w:rPr>
-              <w:t>Tempat</w:t>
-            </w:r>
-            <w:proofErr w:type="spellEnd"/>
+              <w:t>(Tempat</w:t>
+            </w:r>
             <w:r>
               <w:rPr>
                 <w:rFonts w:ascii="Arial" w:hAnsi="Arial" w:cs="Arial"/>
@@ -4607,21 +4336,12 @@
               </w:rPr>
               <w:t xml:space="preserve"> </w:t>
             </w:r>
-            <w:proofErr w:type="spellStart"/>
-            <w:r>
-              <w:rPr>
-                <w:rFonts w:ascii="Arial" w:hAnsi="Arial" w:cs="Arial"/>
-                <w:sz w:val="20"/>
-              </w:rPr>
-              <w:t>kedudukan</w:t>
-            </w:r>
-            <w:proofErr w:type="spellEnd"/>
-            <w:r>
-              <w:rPr>
-                <w:rFonts w:ascii="Arial" w:hAnsi="Arial" w:cs="Arial"/>
-                <w:sz w:val="20"/>
-              </w:rPr>
-              <w:t>)</w:t>
+            <w:r>
+              <w:rPr>
+                <w:rFonts w:ascii="Arial" w:hAnsi="Arial" w:cs="Arial"/>
+                <w:sz w:val="20"/>
+              </w:rPr>
+              <w:t>kedudukan)</w:t>
             </w:r>
           </w:p>
         </w:tc>
@@ -4642,15 +4362,7 @@
                 <w:rFonts w:ascii="Arial" w:hAnsi="Arial" w:cs="Arial"/>
                 <w:sz w:val="20"/>
               </w:rPr>
-              <w:t>:</w:t>
-            </w:r>
-            <w:proofErr w:type="gramStart"/>
-            <w:r>
-              <w:rPr>
-                <w:rFonts w:ascii="Arial" w:hAnsi="Arial" w:cs="Arial"/>
-                <w:sz w:val="20"/>
-              </w:rPr>
-              <w:t xml:space="preserve"> </w:t>
+              <w:t xml:space="preserve">: </w:t>
             </w:r>
             <w:r>
               <w:rPr>
@@ -4664,24 +4376,7 @@
                 <w:rFonts w:ascii="Arial" w:hAnsi="Arial" w:cs="Arial"/>
                 <w:sz w:val="20"/>
               </w:rPr>
-              <w:t>{</w:t>
-            </w:r>
-            <w:proofErr w:type="spellStart"/>
-            <w:proofErr w:type="gramEnd"/>
-            <w:r>
-              <w:rPr>
-                <w:rFonts w:ascii="Arial" w:hAnsi="Arial" w:cs="Arial"/>
-                <w:sz w:val="20"/>
-              </w:rPr>
-              <w:t>asal</w:t>
-            </w:r>
-            <w:proofErr w:type="spellEnd"/>
-            <w:r>
-              <w:rPr>
-                <w:rFonts w:ascii="Arial" w:hAnsi="Arial" w:cs="Arial"/>
-                <w:sz w:val="20"/>
-              </w:rPr>
-              <w:t>}</w:t>
+              <w:t>{asal}</w:t>
             </w:r>
           </w:p>
         </w:tc>
@@ -4855,7 +4550,6 @@
               </w:rPr>
               <w:t xml:space="preserve"> </w:t>
             </w:r>
-            <w:proofErr w:type="spellStart"/>
             <w:r>
               <w:rPr>
                 <w:rFonts w:ascii="Arial" w:hAnsi="Arial" w:cs="Arial"/>
@@ -4863,7 +4557,6 @@
               </w:rPr>
               <w:t>tanggal</w:t>
             </w:r>
-            <w:proofErr w:type="spellEnd"/>
           </w:p>
         </w:tc>
         <w:tc>
@@ -4988,23 +4681,7 @@
                 <w:rFonts w:ascii="Arial" w:hAnsi="Arial" w:cs="Arial"/>
                 <w:sz w:val="20"/>
               </w:rPr>
-              <w:t>{</w:t>
-            </w:r>
-            <w:proofErr w:type="spellStart"/>
-            <w:r>
-              <w:rPr>
-                <w:rFonts w:ascii="Arial" w:hAnsi="Arial" w:cs="Arial"/>
-                <w:sz w:val="20"/>
-              </w:rPr>
-              <w:t>pejabatMengetahui</w:t>
-            </w:r>
-            <w:proofErr w:type="spellEnd"/>
-            <w:r>
-              <w:rPr>
-                <w:rFonts w:ascii="Arial" w:hAnsi="Arial" w:cs="Arial"/>
-                <w:sz w:val="20"/>
-              </w:rPr>
-              <w:t>}</w:t>
+              <w:t>{pejabatMengetahui}</w:t>
             </w:r>
           </w:p>
         </w:tc>
@@ -5072,23 +4749,7 @@
                 <w:rFonts w:ascii="Arial" w:hAnsi="Arial" w:cs="Arial"/>
                 <w:sz w:val="20"/>
               </w:rPr>
-              <w:t>{</w:t>
-            </w:r>
-            <w:proofErr w:type="spellStart"/>
-            <w:r>
-              <w:rPr>
-                <w:rFonts w:ascii="Arial" w:hAnsi="Arial" w:cs="Arial"/>
-                <w:sz w:val="20"/>
-              </w:rPr>
-              <w:t>jabatanPPT</w:t>
-            </w:r>
-            <w:proofErr w:type="spellEnd"/>
-            <w:r>
-              <w:rPr>
-                <w:rFonts w:ascii="Arial" w:hAnsi="Arial" w:cs="Arial"/>
-                <w:sz w:val="20"/>
-              </w:rPr>
-              <w:t>}</w:t>
+              <w:t>{jabatanPPT}</w:t>
             </w:r>
           </w:p>
         </w:tc>
@@ -5420,16 +5081,7 @@
                 <w:sz w:val="20"/>
                 <w:szCs w:val="20"/>
               </w:rPr>
-              <w:t>{</w:t>
-            </w:r>
-            <w:proofErr w:type="spellStart"/>
-            <w:r>
-              <w:rPr>
-                <w:rFonts w:ascii="Arial" w:hAnsi="Arial" w:cs="Arial"/>
-                <w:sz w:val="20"/>
-                <w:szCs w:val="20"/>
-              </w:rPr>
-              <w:t>nipPP</w:t>
+              <w:t>{nipPP</w:t>
             </w:r>
             <w:r>
               <w:rPr>
@@ -5439,7 +5091,6 @@
               </w:rPr>
               <w:t>T</w:t>
             </w:r>
-            <w:proofErr w:type="spellEnd"/>
             <w:r>
               <w:rPr>
                 <w:rFonts w:ascii="Arial" w:hAnsi="Arial" w:cs="Arial"/>
@@ -5667,7 +5318,6 @@
                 <w:sz w:val="20"/>
               </w:rPr>
             </w:pPr>
-            <w:proofErr w:type="spellStart"/>
             <w:r>
               <w:rPr>
                 <w:rFonts w:ascii="Arial" w:hAnsi="Arial" w:cs="Arial"/>
@@ -5675,7 +5325,6 @@
               </w:rPr>
               <w:t>Berangkat</w:t>
             </w:r>
-            <w:proofErr w:type="spellEnd"/>
             <w:r>
               <w:rPr>
                 <w:rFonts w:ascii="Arial" w:hAnsi="Arial" w:cs="Arial"/>
@@ -5683,7 +5332,6 @@
               </w:rPr>
               <w:t xml:space="preserve"> </w:t>
             </w:r>
-            <w:proofErr w:type="spellStart"/>
             <w:r>
               <w:rPr>
                 <w:rFonts w:ascii="Arial" w:hAnsi="Arial" w:cs="Arial"/>
@@ -5691,7 +5339,6 @@
               </w:rPr>
               <w:t>dari</w:t>
             </w:r>
-            <w:proofErr w:type="spellEnd"/>
           </w:p>
         </w:tc>
         <w:tc>
@@ -5807,7 +5454,6 @@
               </w:rPr>
               <w:t xml:space="preserve"> </w:t>
             </w:r>
-            <w:proofErr w:type="spellStart"/>
             <w:r>
               <w:rPr>
                 <w:rFonts w:ascii="Arial" w:hAnsi="Arial" w:cs="Arial"/>
@@ -5815,7 +5461,6 @@
               </w:rPr>
               <w:t>tanggal</w:t>
             </w:r>
-            <w:proofErr w:type="spellEnd"/>
           </w:p>
         </w:tc>
         <w:tc>
@@ -5937,7 +5582,6 @@
                 <w:sz w:val="20"/>
               </w:rPr>
             </w:pPr>
-            <w:proofErr w:type="spellStart"/>
             <w:r>
               <w:rPr>
                 <w:rFonts w:ascii="Arial" w:hAnsi="Arial" w:cs="Arial"/>
@@ -5945,7 +5589,6 @@
               </w:rPr>
               <w:t>Kepala</w:t>
             </w:r>
-            <w:proofErr w:type="spellEnd"/>
           </w:p>
         </w:tc>
         <w:tc>
@@ -6027,17 +5670,8 @@
                 <w:rFonts w:ascii="Arial" w:hAnsi="Arial" w:cs="Arial"/>
                 <w:sz w:val="20"/>
               </w:rPr>
-              <w:t xml:space="preserve">Pada </w:t>
-            </w:r>
-            <w:proofErr w:type="spellStart"/>
-            <w:r>
-              <w:rPr>
-                <w:rFonts w:ascii="Arial" w:hAnsi="Arial" w:cs="Arial"/>
-                <w:sz w:val="20"/>
-              </w:rPr>
-              <w:t>tanggal</w:t>
-            </w:r>
-            <w:proofErr w:type="spellEnd"/>
+              <w:t>Pada tanggal</w:t>
+            </w:r>
           </w:p>
         </w:tc>
         <w:tc>
@@ -6138,7 +5772,6 @@
                 <w:sz w:val="20"/>
               </w:rPr>
             </w:pPr>
-            <w:proofErr w:type="spellStart"/>
             <w:r>
               <w:rPr>
                 <w:rFonts w:ascii="Arial" w:hAnsi="Arial" w:cs="Arial"/>
@@ -6146,7 +5779,6 @@
               </w:rPr>
               <w:t>Kepala</w:t>
             </w:r>
-            <w:proofErr w:type="spellEnd"/>
           </w:p>
         </w:tc>
         <w:tc>
@@ -6783,31 +6415,13 @@
                 <w:sz w:val="20"/>
               </w:rPr>
             </w:pPr>
-            <w:proofErr w:type="spellStart"/>
-            <w:r>
-              <w:rPr>
-                <w:rFonts w:ascii="Arial" w:hAnsi="Arial" w:cs="Arial"/>
-                <w:sz w:val="20"/>
-              </w:rPr>
-              <w:t>Berangkat</w:t>
-            </w:r>
-            <w:proofErr w:type="spellEnd"/>
-            <w:r>
-              <w:rPr>
-                <w:rFonts w:ascii="Arial" w:hAnsi="Arial" w:cs="Arial"/>
-                <w:sz w:val="20"/>
-              </w:rPr>
-              <w:t xml:space="preserve"> </w:t>
-            </w:r>
-            <w:proofErr w:type="spellStart"/>
-            <w:r>
-              <w:rPr>
-                <w:rFonts w:ascii="Arial" w:hAnsi="Arial" w:cs="Arial"/>
-                <w:sz w:val="20"/>
-              </w:rPr>
-              <w:t>dari</w:t>
-            </w:r>
-            <w:proofErr w:type="spellEnd"/>
+            <w:r>
+              <w:rPr>
+                <w:rFonts w:ascii="Arial" w:hAnsi="Arial" w:cs="Arial"/>
+                <w:sz w:val="20"/>
+              </w:rPr>
+              <w:t>Berangkat dari</w:t>
+            </w:r>
           </w:p>
         </w:tc>
         <w:tc>
@@ -6878,17 +6492,8 @@
                 <w:rFonts w:ascii="Arial" w:hAnsi="Arial" w:cs="Arial"/>
                 <w:sz w:val="20"/>
               </w:rPr>
-              <w:t xml:space="preserve">Pada </w:t>
-            </w:r>
-            <w:proofErr w:type="spellStart"/>
-            <w:r>
-              <w:rPr>
-                <w:rFonts w:ascii="Arial" w:hAnsi="Arial" w:cs="Arial"/>
-                <w:sz w:val="20"/>
-              </w:rPr>
-              <w:t>tanggal</w:t>
-            </w:r>
-            <w:proofErr w:type="spellEnd"/>
+              <w:t>Pada tanggal</w:t>
+            </w:r>
           </w:p>
         </w:tc>
         <w:tc>
@@ -7004,7 +6609,6 @@
                 <w:sz w:val="20"/>
               </w:rPr>
             </w:pPr>
-            <w:proofErr w:type="spellStart"/>
             <w:r>
               <w:rPr>
                 <w:rFonts w:ascii="Arial" w:hAnsi="Arial" w:cs="Arial"/>
@@ -7012,7 +6616,6 @@
               </w:rPr>
               <w:t>Kepala</w:t>
             </w:r>
-            <w:proofErr w:type="spellEnd"/>
           </w:p>
         </w:tc>
         <w:tc>
@@ -7064,17 +6667,8 @@
                 <w:rFonts w:ascii="Arial" w:hAnsi="Arial" w:cs="Arial"/>
                 <w:sz w:val="20"/>
               </w:rPr>
-              <w:t xml:space="preserve">Pada </w:t>
-            </w:r>
-            <w:proofErr w:type="spellStart"/>
-            <w:r>
-              <w:rPr>
-                <w:rFonts w:ascii="Arial" w:hAnsi="Arial" w:cs="Arial"/>
-                <w:sz w:val="20"/>
-              </w:rPr>
-              <w:t>tanggal</w:t>
-            </w:r>
-            <w:proofErr w:type="spellEnd"/>
+              <w:t>Pada tanggal</w:t>
+            </w:r>
           </w:p>
         </w:tc>
         <w:tc>
@@ -7176,7 +6770,6 @@
                 <w:sz w:val="20"/>
               </w:rPr>
             </w:pPr>
-            <w:proofErr w:type="spellStart"/>
             <w:r>
               <w:rPr>
                 <w:rFonts w:ascii="Arial" w:hAnsi="Arial" w:cs="Arial"/>
@@ -7184,7 +6777,6 @@
               </w:rPr>
               <w:t>Kepala</w:t>
             </w:r>
-            <w:proofErr w:type="spellEnd"/>
           </w:p>
         </w:tc>
         <w:tc>
@@ -7667,31 +7259,13 @@
                 <w:sz w:val="20"/>
               </w:rPr>
             </w:pPr>
-            <w:proofErr w:type="spellStart"/>
-            <w:r>
-              <w:rPr>
-                <w:rFonts w:ascii="Arial" w:hAnsi="Arial" w:cs="Arial"/>
-                <w:sz w:val="20"/>
-              </w:rPr>
-              <w:t>Berangkat</w:t>
-            </w:r>
-            <w:proofErr w:type="spellEnd"/>
-            <w:r>
-              <w:rPr>
-                <w:rFonts w:ascii="Arial" w:hAnsi="Arial" w:cs="Arial"/>
-                <w:sz w:val="20"/>
-              </w:rPr>
-              <w:t xml:space="preserve"> </w:t>
-            </w:r>
-            <w:proofErr w:type="spellStart"/>
-            <w:r>
-              <w:rPr>
-                <w:rFonts w:ascii="Arial" w:hAnsi="Arial" w:cs="Arial"/>
-                <w:sz w:val="20"/>
-              </w:rPr>
-              <w:t>dari</w:t>
-            </w:r>
-            <w:proofErr w:type="spellEnd"/>
+            <w:r>
+              <w:rPr>
+                <w:rFonts w:ascii="Arial" w:hAnsi="Arial" w:cs="Arial"/>
+                <w:sz w:val="20"/>
+              </w:rPr>
+              <w:t>Berangkat dari</w:t>
+            </w:r>
           </w:p>
         </w:tc>
         <w:tc>
@@ -7761,17 +7335,8 @@
                 <w:rFonts w:ascii="Arial" w:hAnsi="Arial" w:cs="Arial"/>
                 <w:sz w:val="20"/>
               </w:rPr>
-              <w:t xml:space="preserve">Pada </w:t>
-            </w:r>
-            <w:proofErr w:type="spellStart"/>
-            <w:r>
-              <w:rPr>
-                <w:rFonts w:ascii="Arial" w:hAnsi="Arial" w:cs="Arial"/>
-                <w:sz w:val="20"/>
-              </w:rPr>
-              <w:t>tanggal</w:t>
-            </w:r>
-            <w:proofErr w:type="spellEnd"/>
+              <w:t>Pada tanggal</w:t>
+            </w:r>
           </w:p>
         </w:tc>
         <w:tc>
@@ -7887,7 +7452,6 @@
                 <w:sz w:val="20"/>
               </w:rPr>
             </w:pPr>
-            <w:proofErr w:type="spellStart"/>
             <w:r>
               <w:rPr>
                 <w:rFonts w:ascii="Arial" w:hAnsi="Arial" w:cs="Arial"/>
@@ -7895,7 +7459,6 @@
               </w:rPr>
               <w:t>Kepala</w:t>
             </w:r>
-            <w:proofErr w:type="spellEnd"/>
           </w:p>
         </w:tc>
         <w:tc>
@@ -7945,17 +7508,8 @@
                 <w:rFonts w:ascii="Arial" w:hAnsi="Arial" w:cs="Arial"/>
                 <w:sz w:val="20"/>
               </w:rPr>
-              <w:t xml:space="preserve">Pada </w:t>
-            </w:r>
-            <w:proofErr w:type="spellStart"/>
-            <w:r>
-              <w:rPr>
-                <w:rFonts w:ascii="Arial" w:hAnsi="Arial" w:cs="Arial"/>
-                <w:sz w:val="20"/>
-              </w:rPr>
-              <w:t>tanggal</w:t>
-            </w:r>
-            <w:proofErr w:type="spellEnd"/>
+              <w:t>Pada tanggal</w:t>
+            </w:r>
           </w:p>
         </w:tc>
         <w:tc>
@@ -8057,7 +7611,6 @@
                 <w:sz w:val="20"/>
               </w:rPr>
             </w:pPr>
-            <w:proofErr w:type="spellStart"/>
             <w:r>
               <w:rPr>
                 <w:rFonts w:ascii="Arial" w:hAnsi="Arial" w:cs="Arial"/>
@@ -8065,7 +7618,6 @@
               </w:rPr>
               <w:t>Kepala</w:t>
             </w:r>
-            <w:proofErr w:type="spellEnd"/>
           </w:p>
         </w:tc>
         <w:tc>
@@ -8397,23 +7949,7 @@
                 <w:rFonts w:ascii="Arial" w:hAnsi="Arial" w:cs="Arial"/>
                 <w:sz w:val="20"/>
               </w:rPr>
-              <w:t xml:space="preserve">Telah </w:t>
-            </w:r>
-            <w:proofErr w:type="spellStart"/>
-            <w:r>
-              <w:rPr>
-                <w:rFonts w:ascii="Arial" w:hAnsi="Arial" w:cs="Arial"/>
-                <w:sz w:val="20"/>
-              </w:rPr>
-              <w:t>tiba</w:t>
-            </w:r>
-            <w:proofErr w:type="spellEnd"/>
-            <w:r>
-              <w:rPr>
-                <w:rFonts w:ascii="Arial" w:hAnsi="Arial" w:cs="Arial"/>
-                <w:sz w:val="20"/>
-              </w:rPr>
-              <w:t xml:space="preserve"> di</w:t>
+              <w:t>Telah tiba di</w:t>
             </w:r>
           </w:p>
         </w:tc>
@@ -8476,295 +8012,7 @@
                 <w:rFonts w:ascii="Arial" w:hAnsi="Arial" w:cs="Arial"/>
                 <w:sz w:val="20"/>
               </w:rPr>
-              <w:t xml:space="preserve">Telah </w:t>
-            </w:r>
-            <w:proofErr w:type="spellStart"/>
-            <w:r>
-              <w:rPr>
-                <w:rFonts w:ascii="Arial" w:hAnsi="Arial" w:cs="Arial"/>
-                <w:sz w:val="20"/>
-              </w:rPr>
-              <w:t>diperiksa</w:t>
-            </w:r>
-            <w:proofErr w:type="spellEnd"/>
-            <w:r>
-              <w:rPr>
-                <w:rFonts w:ascii="Arial" w:hAnsi="Arial" w:cs="Arial"/>
-                <w:sz w:val="20"/>
-              </w:rPr>
-              <w:t xml:space="preserve"> </w:t>
-            </w:r>
-            <w:proofErr w:type="spellStart"/>
-            <w:r>
-              <w:rPr>
-                <w:rFonts w:ascii="Arial" w:hAnsi="Arial" w:cs="Arial"/>
-                <w:sz w:val="20"/>
-              </w:rPr>
-              <w:t>dengan</w:t>
-            </w:r>
-            <w:proofErr w:type="spellEnd"/>
-            <w:r>
-              <w:rPr>
-                <w:rFonts w:ascii="Arial" w:hAnsi="Arial" w:cs="Arial"/>
-                <w:sz w:val="20"/>
-              </w:rPr>
-              <w:t xml:space="preserve"> </w:t>
-            </w:r>
-            <w:proofErr w:type="spellStart"/>
-            <w:r>
-              <w:rPr>
-                <w:rFonts w:ascii="Arial" w:hAnsi="Arial" w:cs="Arial"/>
-                <w:sz w:val="20"/>
-              </w:rPr>
-              <w:t>keterangan</w:t>
-            </w:r>
-            <w:proofErr w:type="spellEnd"/>
-            <w:r>
-              <w:rPr>
-                <w:rFonts w:ascii="Arial" w:hAnsi="Arial" w:cs="Arial"/>
-                <w:sz w:val="20"/>
-              </w:rPr>
-              <w:t xml:space="preserve"> </w:t>
-            </w:r>
-            <w:proofErr w:type="spellStart"/>
-            <w:r>
-              <w:rPr>
-                <w:rFonts w:ascii="Arial" w:hAnsi="Arial" w:cs="Arial"/>
-                <w:sz w:val="20"/>
-              </w:rPr>
-              <w:t>bahwa</w:t>
-            </w:r>
-            <w:proofErr w:type="spellEnd"/>
-            <w:r>
-              <w:rPr>
-                <w:rFonts w:ascii="Arial" w:hAnsi="Arial" w:cs="Arial"/>
-                <w:sz w:val="20"/>
-              </w:rPr>
-              <w:t xml:space="preserve"> </w:t>
-            </w:r>
-            <w:proofErr w:type="spellStart"/>
-            <w:r>
-              <w:rPr>
-                <w:rFonts w:ascii="Arial" w:hAnsi="Arial" w:cs="Arial"/>
-                <w:sz w:val="20"/>
-              </w:rPr>
-              <w:t>perjalanan</w:t>
-            </w:r>
-            <w:proofErr w:type="spellEnd"/>
-            <w:r>
-              <w:rPr>
-                <w:rFonts w:ascii="Arial" w:hAnsi="Arial" w:cs="Arial"/>
-                <w:sz w:val="20"/>
-              </w:rPr>
-              <w:t xml:space="preserve"> </w:t>
-            </w:r>
-            <w:proofErr w:type="spellStart"/>
-            <w:r>
-              <w:rPr>
-                <w:rFonts w:ascii="Arial" w:hAnsi="Arial" w:cs="Arial"/>
-                <w:sz w:val="20"/>
-              </w:rPr>
-              <w:t>tersebut</w:t>
-            </w:r>
-            <w:proofErr w:type="spellEnd"/>
-            <w:r>
-              <w:rPr>
-                <w:rFonts w:ascii="Arial" w:hAnsi="Arial" w:cs="Arial"/>
-                <w:sz w:val="20"/>
-              </w:rPr>
-              <w:t xml:space="preserve"> </w:t>
-            </w:r>
-            <w:proofErr w:type="spellStart"/>
-            <w:r>
-              <w:rPr>
-                <w:rFonts w:ascii="Arial" w:hAnsi="Arial" w:cs="Arial"/>
-                <w:sz w:val="20"/>
-              </w:rPr>
-              <w:t>benar</w:t>
-            </w:r>
-            <w:proofErr w:type="spellEnd"/>
-            <w:r>
-              <w:rPr>
-                <w:rFonts w:ascii="Arial" w:hAnsi="Arial" w:cs="Arial"/>
-                <w:sz w:val="20"/>
-              </w:rPr>
-              <w:t xml:space="preserve"> </w:t>
-            </w:r>
-            <w:proofErr w:type="spellStart"/>
-            <w:r>
-              <w:rPr>
-                <w:rFonts w:ascii="Arial" w:hAnsi="Arial" w:cs="Arial"/>
-                <w:sz w:val="20"/>
-              </w:rPr>
-              <w:t>dilakukan</w:t>
-            </w:r>
-            <w:proofErr w:type="spellEnd"/>
-            <w:r>
-              <w:rPr>
-                <w:rFonts w:ascii="Arial" w:hAnsi="Arial" w:cs="Arial"/>
-                <w:sz w:val="20"/>
-              </w:rPr>
-              <w:t xml:space="preserve"> </w:t>
-            </w:r>
-            <w:proofErr w:type="spellStart"/>
-            <w:r>
-              <w:rPr>
-                <w:rFonts w:ascii="Arial" w:hAnsi="Arial" w:cs="Arial"/>
-                <w:sz w:val="20"/>
-              </w:rPr>
-              <w:t>atas</w:t>
-            </w:r>
-            <w:proofErr w:type="spellEnd"/>
-            <w:r>
-              <w:rPr>
-                <w:rFonts w:ascii="Arial" w:hAnsi="Arial" w:cs="Arial"/>
-                <w:sz w:val="20"/>
-              </w:rPr>
-              <w:t xml:space="preserve"> </w:t>
-            </w:r>
-            <w:proofErr w:type="spellStart"/>
-            <w:r>
-              <w:rPr>
-                <w:rFonts w:ascii="Arial" w:hAnsi="Arial" w:cs="Arial"/>
-                <w:sz w:val="20"/>
-              </w:rPr>
-              <w:t>perintahnya</w:t>
-            </w:r>
-            <w:proofErr w:type="spellEnd"/>
-            <w:r>
-              <w:rPr>
-                <w:rFonts w:ascii="Arial" w:hAnsi="Arial" w:cs="Arial"/>
-                <w:sz w:val="20"/>
-              </w:rPr>
-              <w:t xml:space="preserve">, dan </w:t>
-            </w:r>
-            <w:proofErr w:type="spellStart"/>
-            <w:r>
-              <w:rPr>
-                <w:rFonts w:ascii="Arial" w:hAnsi="Arial" w:cs="Arial"/>
-                <w:sz w:val="20"/>
-              </w:rPr>
-              <w:t>semata</w:t>
-            </w:r>
-            <w:proofErr w:type="spellEnd"/>
-            <w:r>
-              <w:rPr>
-                <w:rFonts w:ascii="Arial" w:hAnsi="Arial" w:cs="Arial"/>
-                <w:sz w:val="20"/>
-              </w:rPr>
-              <w:t xml:space="preserve"> </w:t>
-            </w:r>
-            <w:proofErr w:type="spellStart"/>
-            <w:r>
-              <w:rPr>
-                <w:rFonts w:ascii="Arial" w:hAnsi="Arial" w:cs="Arial"/>
-                <w:sz w:val="20"/>
-              </w:rPr>
-              <w:t>mata</w:t>
-            </w:r>
-            <w:proofErr w:type="spellEnd"/>
-            <w:r>
-              <w:rPr>
-                <w:rFonts w:ascii="Arial" w:hAnsi="Arial" w:cs="Arial"/>
-                <w:sz w:val="20"/>
-              </w:rPr>
-              <w:t xml:space="preserve"> </w:t>
-            </w:r>
-            <w:proofErr w:type="spellStart"/>
-            <w:r>
-              <w:rPr>
-                <w:rFonts w:ascii="Arial" w:hAnsi="Arial" w:cs="Arial"/>
-                <w:sz w:val="20"/>
-              </w:rPr>
-              <w:t>untuk</w:t>
-            </w:r>
-            <w:proofErr w:type="spellEnd"/>
-            <w:r>
-              <w:rPr>
-                <w:rFonts w:ascii="Arial" w:hAnsi="Arial" w:cs="Arial"/>
-                <w:sz w:val="20"/>
-              </w:rPr>
-              <w:t xml:space="preserve"> </w:t>
-            </w:r>
-            <w:proofErr w:type="spellStart"/>
-            <w:r>
-              <w:rPr>
-                <w:rFonts w:ascii="Arial" w:hAnsi="Arial" w:cs="Arial"/>
-                <w:sz w:val="20"/>
-              </w:rPr>
-              <w:t>kepentingan</w:t>
-            </w:r>
-            <w:proofErr w:type="spellEnd"/>
-            <w:r>
-              <w:rPr>
-                <w:rFonts w:ascii="Arial" w:hAnsi="Arial" w:cs="Arial"/>
-                <w:sz w:val="20"/>
-              </w:rPr>
-              <w:t xml:space="preserve"> </w:t>
-            </w:r>
-            <w:proofErr w:type="spellStart"/>
-            <w:r>
-              <w:rPr>
-                <w:rFonts w:ascii="Arial" w:hAnsi="Arial" w:cs="Arial"/>
-                <w:sz w:val="20"/>
-              </w:rPr>
-              <w:t>jabatan</w:t>
-            </w:r>
-            <w:proofErr w:type="spellEnd"/>
-            <w:r>
-              <w:rPr>
-                <w:rFonts w:ascii="Arial" w:hAnsi="Arial" w:cs="Arial"/>
-                <w:sz w:val="20"/>
-              </w:rPr>
-              <w:t xml:space="preserve"> </w:t>
-            </w:r>
-            <w:proofErr w:type="spellStart"/>
-            <w:r>
-              <w:rPr>
-                <w:rFonts w:ascii="Arial" w:hAnsi="Arial" w:cs="Arial"/>
-                <w:sz w:val="20"/>
-              </w:rPr>
-              <w:t>dalam</w:t>
-            </w:r>
-            <w:proofErr w:type="spellEnd"/>
-            <w:r>
-              <w:rPr>
-                <w:rFonts w:ascii="Arial" w:hAnsi="Arial" w:cs="Arial"/>
-                <w:sz w:val="20"/>
-              </w:rPr>
-              <w:t xml:space="preserve"> </w:t>
-            </w:r>
-            <w:proofErr w:type="spellStart"/>
-            <w:r>
-              <w:rPr>
-                <w:rFonts w:ascii="Arial" w:hAnsi="Arial" w:cs="Arial"/>
-                <w:sz w:val="20"/>
-              </w:rPr>
-              <w:t>waktu</w:t>
-            </w:r>
-            <w:proofErr w:type="spellEnd"/>
-            <w:r>
-              <w:rPr>
-                <w:rFonts w:ascii="Arial" w:hAnsi="Arial" w:cs="Arial"/>
-                <w:sz w:val="20"/>
-              </w:rPr>
-              <w:t xml:space="preserve"> yang </w:t>
-            </w:r>
-            <w:proofErr w:type="spellStart"/>
-            <w:r>
-              <w:rPr>
-                <w:rFonts w:ascii="Arial" w:hAnsi="Arial" w:cs="Arial"/>
-                <w:sz w:val="20"/>
-              </w:rPr>
-              <w:t>sesingkat-singkatnya</w:t>
-            </w:r>
-            <w:proofErr w:type="spellEnd"/>
-            <w:r>
-              <w:rPr>
-                <w:rFonts w:ascii="Arial" w:hAnsi="Arial" w:cs="Arial"/>
-                <w:sz w:val="20"/>
-              </w:rPr>
-              <w:t>.</w:t>
+              <w:t>Telah diperiksa dengan keterangan bahwa perjalanan tersebut benar dilakukan atas perintahnya, dan semata mata untuk kepentingan jabatan dalam waktu yang sesingkat-singkatnya.</w:t>
             </w:r>
           </w:p>
         </w:tc>
@@ -8810,39 +8058,7 @@
                 <w:rFonts w:ascii="Arial" w:hAnsi="Arial" w:cs="Arial"/>
                 <w:sz w:val="20"/>
               </w:rPr>
-              <w:t>(</w:t>
-            </w:r>
-            <w:proofErr w:type="spellStart"/>
-            <w:r>
-              <w:rPr>
-                <w:rFonts w:ascii="Arial" w:hAnsi="Arial" w:cs="Arial"/>
-                <w:sz w:val="20"/>
-              </w:rPr>
-              <w:t>Tempat</w:t>
-            </w:r>
-            <w:proofErr w:type="spellEnd"/>
-            <w:r>
-              <w:rPr>
-                <w:rFonts w:ascii="Arial" w:hAnsi="Arial" w:cs="Arial"/>
-                <w:sz w:val="20"/>
-              </w:rPr>
-              <w:t xml:space="preserve"> </w:t>
-            </w:r>
-            <w:proofErr w:type="spellStart"/>
-            <w:r>
-              <w:rPr>
-                <w:rFonts w:ascii="Arial" w:hAnsi="Arial" w:cs="Arial"/>
-                <w:sz w:val="20"/>
-              </w:rPr>
-              <w:t>kedudukan</w:t>
-            </w:r>
-            <w:proofErr w:type="spellEnd"/>
-            <w:r>
-              <w:rPr>
-                <w:rFonts w:ascii="Arial" w:hAnsi="Arial" w:cs="Arial"/>
-                <w:sz w:val="20"/>
-              </w:rPr>
-              <w:t>)</w:t>
+              <w:t>(Tempat kedudukan)</w:t>
             </w:r>
           </w:p>
         </w:tc>
@@ -8923,17 +8139,8 @@
                 <w:rFonts w:ascii="Arial" w:hAnsi="Arial" w:cs="Arial"/>
                 <w:sz w:val="20"/>
               </w:rPr>
-              <w:t xml:space="preserve">Pada </w:t>
-            </w:r>
-            <w:proofErr w:type="spellStart"/>
-            <w:r>
-              <w:rPr>
-                <w:rFonts w:ascii="Arial" w:hAnsi="Arial" w:cs="Arial"/>
-                <w:sz w:val="20"/>
-              </w:rPr>
-              <w:t>tanggal</w:t>
-            </w:r>
-            <w:proofErr w:type="spellEnd"/>
+              <w:t>Pada tanggal</w:t>
+            </w:r>
           </w:p>
         </w:tc>
         <w:tc>
@@ -9518,21 +8725,12 @@
                 <w:sz w:val="20"/>
               </w:rPr>
             </w:pPr>
-            <w:proofErr w:type="spellStart"/>
-            <w:r>
-              <w:rPr>
-                <w:rFonts w:ascii="Arial" w:hAnsi="Arial" w:cs="Arial"/>
-                <w:sz w:val="20"/>
-              </w:rPr>
-              <w:t>Catatan</w:t>
-            </w:r>
-            <w:proofErr w:type="spellEnd"/>
-            <w:r>
-              <w:rPr>
-                <w:rFonts w:ascii="Arial" w:hAnsi="Arial" w:cs="Arial"/>
-                <w:sz w:val="20"/>
-              </w:rPr>
-              <w:t xml:space="preserve"> lain-lain</w:t>
+            <w:r>
+              <w:rPr>
+                <w:rFonts w:ascii="Arial" w:hAnsi="Arial" w:cs="Arial"/>
+                <w:sz w:val="20"/>
+              </w:rPr>
+              <w:t>Catatan lain-lain</w:t>
             </w:r>
           </w:p>
         </w:tc>
@@ -9586,7 +8784,6 @@
                 <w:sz w:val="20"/>
               </w:rPr>
             </w:pPr>
-            <w:proofErr w:type="gramStart"/>
             <w:r>
               <w:rPr>
                 <w:rFonts w:ascii="Arial" w:hAnsi="Arial" w:cs="Arial"/>
@@ -9594,7 +8791,6 @@
               </w:rPr>
               <w:t>PERHATIAN :</w:t>
             </w:r>
-            <w:proofErr w:type="gramEnd"/>
           </w:p>
         </w:tc>
       </w:tr>
@@ -9662,71 +8858,7 @@
                 <w:rFonts w:ascii="Arial" w:hAnsi="Arial" w:cs="Arial"/>
                 <w:sz w:val="20"/>
               </w:rPr>
-              <w:t xml:space="preserve"> yang </w:t>
-            </w:r>
-            <w:proofErr w:type="spellStart"/>
-            <w:r>
-              <w:rPr>
-                <w:rFonts w:ascii="Arial" w:hAnsi="Arial" w:cs="Arial"/>
-                <w:sz w:val="20"/>
-              </w:rPr>
-              <w:t>menerbitkan</w:t>
-            </w:r>
-            <w:proofErr w:type="spellEnd"/>
-            <w:r>
-              <w:rPr>
-                <w:rFonts w:ascii="Arial" w:hAnsi="Arial" w:cs="Arial"/>
-                <w:sz w:val="20"/>
-              </w:rPr>
-              <w:t xml:space="preserve"> SPD, </w:t>
-            </w:r>
-            <w:proofErr w:type="spellStart"/>
-            <w:r>
-              <w:rPr>
-                <w:rFonts w:ascii="Arial" w:hAnsi="Arial" w:cs="Arial"/>
-                <w:sz w:val="20"/>
-              </w:rPr>
-              <w:t>pegawai</w:t>
-            </w:r>
-            <w:proofErr w:type="spellEnd"/>
-            <w:r>
-              <w:rPr>
-                <w:rFonts w:ascii="Arial" w:hAnsi="Arial" w:cs="Arial"/>
-                <w:sz w:val="20"/>
-              </w:rPr>
-              <w:t xml:space="preserve"> yang </w:t>
-            </w:r>
-            <w:proofErr w:type="spellStart"/>
-            <w:r>
-              <w:rPr>
-                <w:rFonts w:ascii="Arial" w:hAnsi="Arial" w:cs="Arial"/>
-                <w:sz w:val="20"/>
-              </w:rPr>
-              <w:t>melakukan</w:t>
-            </w:r>
-            <w:proofErr w:type="spellEnd"/>
-            <w:r>
-              <w:rPr>
-                <w:rFonts w:ascii="Arial" w:hAnsi="Arial" w:cs="Arial"/>
-                <w:sz w:val="20"/>
-              </w:rPr>
-              <w:t xml:space="preserve"> </w:t>
-            </w:r>
-            <w:proofErr w:type="spellStart"/>
-            <w:r>
-              <w:rPr>
-                <w:rFonts w:ascii="Arial" w:hAnsi="Arial" w:cs="Arial"/>
-                <w:sz w:val="20"/>
-              </w:rPr>
-              <w:t>perjalanan</w:t>
-            </w:r>
-            <w:proofErr w:type="spellEnd"/>
-            <w:r>
-              <w:rPr>
-                <w:rFonts w:ascii="Arial" w:hAnsi="Arial" w:cs="Arial"/>
-                <w:sz w:val="20"/>
-              </w:rPr>
-              <w:t xml:space="preserve"> </w:t>
+              <w:t xml:space="preserve"> yang menerbitkan SPD, pegawai yang melakukan perjalanan </w:t>
             </w:r>
             <w:r>
               <w:rPr>
@@ -9736,7 +8868,6 @@
               </w:rPr>
               <w:t>d</w:t>
             </w:r>
-            <w:proofErr w:type="spellStart"/>
             <w:r>
               <w:rPr>
                 <w:rFonts w:ascii="Arial" w:hAnsi="Arial" w:cs="Arial"/>
@@ -9744,7 +8875,6 @@
               </w:rPr>
               <w:t>inas</w:t>
             </w:r>
-            <w:proofErr w:type="spellEnd"/>
             <w:r>
               <w:rPr>
                 <w:rFonts w:ascii="Arial" w:hAnsi="Arial" w:cs="Arial"/>
@@ -9758,113 +8888,8 @@
                 <w:rFonts w:ascii="Arial" w:hAnsi="Arial" w:cs="Arial"/>
                 <w:sz w:val="20"/>
               </w:rPr>
-              <w:t xml:space="preserve"> para </w:t>
-            </w:r>
-            <w:proofErr w:type="spellStart"/>
-            <w:r>
-              <w:rPr>
-                <w:rFonts w:ascii="Arial" w:hAnsi="Arial" w:cs="Arial"/>
-                <w:sz w:val="20"/>
-              </w:rPr>
-              <w:t>pejabat</w:t>
-            </w:r>
-            <w:proofErr w:type="spellEnd"/>
-            <w:r>
-              <w:rPr>
-                <w:rFonts w:ascii="Arial" w:hAnsi="Arial" w:cs="Arial"/>
-                <w:sz w:val="20"/>
-              </w:rPr>
-              <w:t xml:space="preserve"> yang </w:t>
-            </w:r>
-            <w:proofErr w:type="spellStart"/>
-            <w:r>
-              <w:rPr>
-                <w:rFonts w:ascii="Arial" w:hAnsi="Arial" w:cs="Arial"/>
-                <w:sz w:val="20"/>
-              </w:rPr>
-              <w:t>mengesahkan</w:t>
-            </w:r>
-            <w:proofErr w:type="spellEnd"/>
-            <w:r>
-              <w:rPr>
-                <w:rFonts w:ascii="Arial" w:hAnsi="Arial" w:cs="Arial"/>
-                <w:sz w:val="20"/>
-              </w:rPr>
-              <w:t xml:space="preserve"> </w:t>
-            </w:r>
-            <w:proofErr w:type="spellStart"/>
-            <w:r>
-              <w:rPr>
-                <w:rFonts w:ascii="Arial" w:hAnsi="Arial" w:cs="Arial"/>
-                <w:sz w:val="20"/>
-              </w:rPr>
-              <w:t>tanggal</w:t>
-            </w:r>
-            <w:proofErr w:type="spellEnd"/>
-            <w:r>
-              <w:rPr>
-                <w:rFonts w:ascii="Arial" w:hAnsi="Arial" w:cs="Arial"/>
-                <w:sz w:val="20"/>
-              </w:rPr>
-              <w:t xml:space="preserve"> </w:t>
-            </w:r>
-            <w:proofErr w:type="spellStart"/>
-            <w:r>
-              <w:rPr>
-                <w:rFonts w:ascii="Arial" w:hAnsi="Arial" w:cs="Arial"/>
-                <w:sz w:val="20"/>
-              </w:rPr>
-              <w:t>berangkat</w:t>
-            </w:r>
-            <w:proofErr w:type="spellEnd"/>
-            <w:r>
-              <w:rPr>
-                <w:rFonts w:ascii="Arial" w:hAnsi="Arial" w:cs="Arial"/>
-                <w:sz w:val="20"/>
-              </w:rPr>
-              <w:t>/</w:t>
-            </w:r>
-            <w:proofErr w:type="spellStart"/>
-            <w:r>
-              <w:rPr>
-                <w:rFonts w:ascii="Arial" w:hAnsi="Arial" w:cs="Arial"/>
-                <w:sz w:val="20"/>
-              </w:rPr>
-              <w:t>tiba</w:t>
-            </w:r>
-            <w:proofErr w:type="spellEnd"/>
-            <w:r>
-              <w:rPr>
-                <w:rFonts w:ascii="Arial" w:hAnsi="Arial" w:cs="Arial"/>
-                <w:sz w:val="20"/>
-              </w:rPr>
-              <w:t xml:space="preserve"> </w:t>
-            </w:r>
-            <w:proofErr w:type="spellStart"/>
-            <w:r>
-              <w:rPr>
-                <w:rFonts w:ascii="Arial" w:hAnsi="Arial" w:cs="Arial"/>
-                <w:sz w:val="20"/>
-              </w:rPr>
-              <w:t>serta</w:t>
-            </w:r>
-            <w:proofErr w:type="spellEnd"/>
-            <w:r>
-              <w:rPr>
-                <w:rFonts w:ascii="Arial" w:hAnsi="Arial" w:cs="Arial"/>
-                <w:sz w:val="20"/>
-              </w:rPr>
-              <w:t xml:space="preserve"> </w:t>
-            </w:r>
-            <w:proofErr w:type="spellStart"/>
-            <w:r>
-              <w:rPr>
-                <w:rFonts w:ascii="Arial" w:hAnsi="Arial" w:cs="Arial"/>
-                <w:sz w:val="20"/>
-              </w:rPr>
-              <w:t>bendahara</w:t>
-            </w:r>
-            <w:proofErr w:type="spellEnd"/>
+              <w:t xml:space="preserve"> para pejabat yang mengesahkan tanggal berangkat/tiba serta bendahara</w:t>
+            </w:r>
             <w:r>
               <w:rPr>
                 <w:rFonts w:ascii="Arial" w:hAnsi="Arial" w:cs="Arial"/>
@@ -9873,69 +8898,12 @@
               </w:rPr>
               <w:t xml:space="preserve"> pengeluaran </w:t>
             </w:r>
-            <w:proofErr w:type="spellStart"/>
-            <w:r>
-              <w:rPr>
-                <w:rFonts w:ascii="Arial" w:hAnsi="Arial" w:cs="Arial"/>
-                <w:sz w:val="20"/>
-              </w:rPr>
-              <w:t>bertanggung</w:t>
-            </w:r>
-            <w:proofErr w:type="spellEnd"/>
-            <w:r>
-              <w:rPr>
-                <w:rFonts w:ascii="Arial" w:hAnsi="Arial" w:cs="Arial"/>
-                <w:sz w:val="20"/>
-              </w:rPr>
-              <w:t xml:space="preserve"> </w:t>
-            </w:r>
-            <w:proofErr w:type="spellStart"/>
-            <w:r>
-              <w:rPr>
-                <w:rFonts w:ascii="Arial" w:hAnsi="Arial" w:cs="Arial"/>
-                <w:sz w:val="20"/>
-              </w:rPr>
-              <w:t>jawab</w:t>
-            </w:r>
-            <w:proofErr w:type="spellEnd"/>
-            <w:r>
-              <w:rPr>
-                <w:rFonts w:ascii="Arial" w:hAnsi="Arial" w:cs="Arial"/>
-                <w:sz w:val="20"/>
-              </w:rPr>
-              <w:t xml:space="preserve"> </w:t>
-            </w:r>
-            <w:proofErr w:type="spellStart"/>
-            <w:r>
-              <w:rPr>
-                <w:rFonts w:ascii="Arial" w:hAnsi="Arial" w:cs="Arial"/>
-                <w:sz w:val="20"/>
-              </w:rPr>
-              <w:t>berdasarkan</w:t>
-            </w:r>
-            <w:proofErr w:type="spellEnd"/>
-            <w:r>
-              <w:rPr>
-                <w:rFonts w:ascii="Arial" w:hAnsi="Arial" w:cs="Arial"/>
-                <w:sz w:val="20"/>
-              </w:rPr>
-              <w:t xml:space="preserve"> </w:t>
-            </w:r>
-            <w:proofErr w:type="spellStart"/>
-            <w:r>
-              <w:rPr>
-                <w:rFonts w:ascii="Arial" w:hAnsi="Arial" w:cs="Arial"/>
-                <w:sz w:val="20"/>
-              </w:rPr>
-              <w:t>peraturan-peraturan</w:t>
-            </w:r>
-            <w:proofErr w:type="spellEnd"/>
-            <w:r>
-              <w:rPr>
-                <w:rFonts w:ascii="Arial" w:hAnsi="Arial" w:cs="Arial"/>
-                <w:sz w:val="20"/>
-              </w:rPr>
-              <w:t xml:space="preserve"> </w:t>
+            <w:r>
+              <w:rPr>
+                <w:rFonts w:ascii="Arial" w:hAnsi="Arial" w:cs="Arial"/>
+                <w:sz w:val="20"/>
+              </w:rPr>
+              <w:t xml:space="preserve">bertanggung jawab berdasarkan peraturan-peraturan </w:t>
             </w:r>
             <w:r>
               <w:rPr>
@@ -9945,21 +8913,12 @@
               </w:rPr>
               <w:t>K</w:t>
             </w:r>
-            <w:proofErr w:type="spellStart"/>
-            <w:r>
-              <w:rPr>
-                <w:rFonts w:ascii="Arial" w:hAnsi="Arial" w:cs="Arial"/>
-                <w:sz w:val="20"/>
-              </w:rPr>
-              <w:t>euangan</w:t>
-            </w:r>
-            <w:proofErr w:type="spellEnd"/>
-            <w:r>
-              <w:rPr>
-                <w:rFonts w:ascii="Arial" w:hAnsi="Arial" w:cs="Arial"/>
-                <w:sz w:val="20"/>
-              </w:rPr>
-              <w:t xml:space="preserve"> </w:t>
+            <w:r>
+              <w:rPr>
+                <w:rFonts w:ascii="Arial" w:hAnsi="Arial" w:cs="Arial"/>
+                <w:sz w:val="20"/>
+              </w:rPr>
+              <w:t xml:space="preserve">euangan </w:t>
             </w:r>
             <w:r>
               <w:rPr>
@@ -9969,37 +8928,12 @@
               </w:rPr>
               <w:t>N</w:t>
             </w:r>
-            <w:proofErr w:type="spellStart"/>
-            <w:r>
-              <w:rPr>
-                <w:rFonts w:ascii="Arial" w:hAnsi="Arial" w:cs="Arial"/>
-                <w:sz w:val="20"/>
-              </w:rPr>
-              <w:t>egara</w:t>
-            </w:r>
-            <w:proofErr w:type="spellEnd"/>
-            <w:r>
-              <w:rPr>
-                <w:rFonts w:ascii="Arial" w:hAnsi="Arial" w:cs="Arial"/>
-                <w:sz w:val="20"/>
-              </w:rPr>
-              <w:t xml:space="preserve">, </w:t>
-            </w:r>
-            <w:proofErr w:type="spellStart"/>
-            <w:r>
-              <w:rPr>
-                <w:rFonts w:ascii="Arial" w:hAnsi="Arial" w:cs="Arial"/>
-                <w:sz w:val="20"/>
-              </w:rPr>
-              <w:t>apabila</w:t>
-            </w:r>
-            <w:proofErr w:type="spellEnd"/>
-            <w:r>
-              <w:rPr>
-                <w:rFonts w:ascii="Arial" w:hAnsi="Arial" w:cs="Arial"/>
-                <w:sz w:val="20"/>
-              </w:rPr>
-              <w:t xml:space="preserve"> </w:t>
+            <w:r>
+              <w:rPr>
+                <w:rFonts w:ascii="Arial" w:hAnsi="Arial" w:cs="Arial"/>
+                <w:sz w:val="20"/>
+              </w:rPr>
+              <w:t xml:space="preserve">egara, apabila </w:t>
             </w:r>
             <w:r>
               <w:rPr>
@@ -10009,79 +8943,13 @@
               </w:rPr>
               <w:t>n</w:t>
             </w:r>
-            <w:proofErr w:type="spellStart"/>
-            <w:r>
-              <w:rPr>
-                <w:rFonts w:ascii="Arial" w:hAnsi="Arial" w:cs="Arial"/>
-                <w:sz w:val="20"/>
-              </w:rPr>
-              <w:t>egara</w:t>
-            </w:r>
-            <w:proofErr w:type="spellEnd"/>
-            <w:r>
-              <w:rPr>
-                <w:rFonts w:ascii="Arial" w:hAnsi="Arial" w:cs="Arial"/>
-                <w:sz w:val="20"/>
-              </w:rPr>
-              <w:t xml:space="preserve"> </w:t>
-            </w:r>
-            <w:proofErr w:type="spellStart"/>
-            <w:r>
-              <w:rPr>
-                <w:rFonts w:ascii="Arial" w:hAnsi="Arial" w:cs="Arial"/>
-                <w:sz w:val="20"/>
-              </w:rPr>
-              <w:t>menderita</w:t>
-            </w:r>
-            <w:proofErr w:type="spellEnd"/>
-            <w:r>
-              <w:rPr>
-                <w:rFonts w:ascii="Arial" w:hAnsi="Arial" w:cs="Arial"/>
-                <w:sz w:val="20"/>
-              </w:rPr>
-              <w:t xml:space="preserve"> </w:t>
-            </w:r>
-            <w:proofErr w:type="spellStart"/>
-            <w:r>
-              <w:rPr>
-                <w:rFonts w:ascii="Arial" w:hAnsi="Arial" w:cs="Arial"/>
-                <w:sz w:val="20"/>
-              </w:rPr>
-              <w:t>rugi</w:t>
-            </w:r>
-            <w:proofErr w:type="spellEnd"/>
-            <w:r>
-              <w:rPr>
-                <w:rFonts w:ascii="Arial" w:hAnsi="Arial" w:cs="Arial"/>
-                <w:sz w:val="20"/>
-              </w:rPr>
-              <w:t xml:space="preserve"> </w:t>
-            </w:r>
-            <w:proofErr w:type="spellStart"/>
-            <w:r>
-              <w:rPr>
-                <w:rFonts w:ascii="Arial" w:hAnsi="Arial" w:cs="Arial"/>
-                <w:sz w:val="20"/>
-              </w:rPr>
-              <w:t>akibat</w:t>
-            </w:r>
-            <w:proofErr w:type="spellEnd"/>
-            <w:r>
-              <w:rPr>
-                <w:rFonts w:ascii="Arial" w:hAnsi="Arial" w:cs="Arial"/>
-                <w:sz w:val="20"/>
-              </w:rPr>
-              <w:t xml:space="preserve"> </w:t>
-            </w:r>
-            <w:proofErr w:type="spellStart"/>
-            <w:r>
-              <w:rPr>
-                <w:rFonts w:ascii="Arial" w:hAnsi="Arial" w:cs="Arial"/>
-                <w:sz w:val="20"/>
-              </w:rPr>
-              <w:t>kesalahan</w:t>
-            </w:r>
-            <w:proofErr w:type="spellEnd"/>
+            <w:r>
+              <w:rPr>
+                <w:rFonts w:ascii="Arial" w:hAnsi="Arial" w:cs="Arial"/>
+                <w:sz w:val="20"/>
+              </w:rPr>
+              <w:t>egara menderita rugi akibat kesalahan</w:t>
+            </w:r>
             <w:r>
               <w:rPr>
                 <w:rFonts w:ascii="Arial" w:hAnsi="Arial" w:cs="Arial"/>
@@ -10095,17 +8963,8 @@
                 <w:rFonts w:ascii="Arial" w:hAnsi="Arial" w:cs="Arial"/>
                 <w:sz w:val="20"/>
               </w:rPr>
-              <w:t xml:space="preserve"> dan </w:t>
-            </w:r>
-            <w:proofErr w:type="spellStart"/>
-            <w:r>
-              <w:rPr>
-                <w:rFonts w:ascii="Arial" w:hAnsi="Arial" w:cs="Arial"/>
-                <w:sz w:val="20"/>
-              </w:rPr>
-              <w:t>keal</w:t>
-            </w:r>
-            <w:proofErr w:type="spellEnd"/>
+              <w:t xml:space="preserve"> dan keal</w:t>
+            </w:r>
             <w:r>
               <w:rPr>
                 <w:rFonts w:ascii="Arial" w:hAnsi="Arial" w:cs="Arial"/>
@@ -10114,21 +8973,12 @@
               </w:rPr>
               <w:t>p</w:t>
             </w:r>
-            <w:proofErr w:type="spellStart"/>
-            <w:r>
-              <w:rPr>
-                <w:rFonts w:ascii="Arial" w:hAnsi="Arial" w:cs="Arial"/>
-                <w:sz w:val="20"/>
-              </w:rPr>
-              <w:t>aannya</w:t>
-            </w:r>
-            <w:proofErr w:type="spellEnd"/>
-            <w:r>
-              <w:rPr>
-                <w:rFonts w:ascii="Arial" w:hAnsi="Arial" w:cs="Arial"/>
-                <w:sz w:val="20"/>
-              </w:rPr>
-              <w:t>.</w:t>
+            <w:r>
+              <w:rPr>
+                <w:rFonts w:ascii="Arial" w:hAnsi="Arial" w:cs="Arial"/>
+                <w:sz w:val="20"/>
+              </w:rPr>
+              <w:t>aannya.</w:t>
             </w:r>
           </w:p>
         </w:tc>
@@ -14485,6 +13335,9 @@
   <wne:recipientData>
     <wne:active wne:val="1"/>
   </wne:recipientData>
+  <wne:recipientData>
+    <wne:active wne:val="1"/>
+  </wne:recipientData>
 </wne:recipients>
 </file>
 

--- a/public/spd-format.docx
+++ b/public/spd-format.docx
@@ -225,33 +225,69 @@
                 <w:sz w:val="18"/>
                 <w:szCs w:val="18"/>
               </w:rPr>
-              <w:t>{alamat}</w:t>
-            </w:r>
-          </w:p>
-          <w:p>
-            <w:pPr>
-              <w:jc w:val="center"/>
-              <w:rPr>
-                <w:rFonts w:ascii="Arial" w:hAnsi="Arial" w:cs="Arial"/>
+              <w:t>{</w:t>
+            </w:r>
+            <w:proofErr w:type="spellStart"/>
+            <w:r>
+              <w:rPr>
+                <w:rFonts w:ascii="Arial" w:eastAsia="Arial" w:hAnsi="Arial" w:cs="Arial"/>
                 <w:sz w:val="18"/>
                 <w:szCs w:val="18"/>
               </w:rPr>
-            </w:pPr>
-            <w:r>
-              <w:rPr>
-                <w:rFonts w:ascii="Arial" w:hAnsi="Arial" w:cs="Arial"/>
+              <w:t>alamat</w:t>
+            </w:r>
+            <w:proofErr w:type="spellEnd"/>
+            <w:r>
+              <w:rPr>
+                <w:rFonts w:ascii="Arial" w:eastAsia="Arial" w:hAnsi="Arial" w:cs="Arial"/>
                 <w:sz w:val="18"/>
                 <w:szCs w:val="18"/>
               </w:rPr>
-              <w:t xml:space="preserve">Call Center: </w:t>
-            </w:r>
-            <w:r>
+              <w:t>}</w:t>
+            </w:r>
+          </w:p>
+          <w:p>
+            <w:pPr>
+              <w:jc w:val="center"/>
               <w:rPr>
                 <w:rFonts w:ascii="Arial" w:hAnsi="Arial" w:cs="Arial"/>
                 <w:sz w:val="18"/>
                 <w:szCs w:val="18"/>
               </w:rPr>
-              <w:t>{callCenter}</w:t>
+            </w:pPr>
+            <w:r>
+              <w:rPr>
+                <w:rFonts w:ascii="Arial" w:hAnsi="Arial" w:cs="Arial"/>
+                <w:sz w:val="18"/>
+                <w:szCs w:val="18"/>
+              </w:rPr>
+              <w:t xml:space="preserve">Call Center: </w:t>
+            </w:r>
+            <w:r>
+              <w:rPr>
+                <w:rFonts w:ascii="Arial" w:hAnsi="Arial" w:cs="Arial"/>
+                <w:sz w:val="18"/>
+                <w:szCs w:val="18"/>
+              </w:rPr>
+              <w:t>{</w:t>
+            </w:r>
+            <w:proofErr w:type="spellStart"/>
+            <w:r>
+              <w:rPr>
+                <w:rFonts w:ascii="Arial" w:hAnsi="Arial" w:cs="Arial"/>
+                <w:sz w:val="18"/>
+                <w:szCs w:val="18"/>
+              </w:rPr>
+              <w:t>callCenter</w:t>
+            </w:r>
+            <w:proofErr w:type="spellEnd"/>
+            <w:r>
+              <w:rPr>
+                <w:rFonts w:ascii="Arial" w:hAnsi="Arial" w:cs="Arial"/>
+                <w:sz w:val="18"/>
+                <w:szCs w:val="18"/>
+              </w:rPr>
+              <w:t>}</w:t>
             </w:r>
           </w:p>
           <w:p>
@@ -408,15 +444,6 @@
         </w:tc>
       </w:tr>
     </w:tbl>
-    <w:p>
-      <w:pPr>
-        <w:rPr>
-          <w:rFonts w:ascii="Arial" w:hAnsi="Arial" w:cs="Arial"/>
-          <w:sz w:val="20"/>
-          <w:lang w:val="pt-BR"/>
-        </w:rPr>
-      </w:pPr>
-    </w:p>
     <w:p>
       <w:pPr>
         <w:rPr>
@@ -643,6 +670,7 @@
                 <w:lang w:val="id-ID"/>
               </w:rPr>
             </w:pPr>
+            <w:proofErr w:type="spellStart"/>
             <w:r>
               <w:rPr>
                 <w:rFonts w:ascii="Arial" w:hAnsi="Arial" w:cs="Arial"/>
@@ -651,6 +679,7 @@
               </w:rPr>
               <w:t>Pejabat</w:t>
             </w:r>
+            <w:proofErr w:type="spellEnd"/>
             <w:r>
               <w:rPr>
                 <w:rFonts w:ascii="Arial" w:hAnsi="Arial" w:cs="Arial"/>
@@ -744,25 +773,7 @@
                 <w:szCs w:val="20"/>
                 <w:lang w:val="id-ID"/>
               </w:rPr>
-              <w:t>Kantor Wilayah</w:t>
-            </w:r>
-            <w:r>
-              <w:rPr>
-                <w:rFonts w:ascii="Arial" w:hAnsi="Arial" w:cs="Arial"/>
-                <w:sz w:val="20"/>
-                <w:szCs w:val="20"/>
-                <w:lang w:val="id-ID"/>
-              </w:rPr>
-              <w:t xml:space="preserve"> </w:t>
-            </w:r>
-            <w:r>
-              <w:rPr>
-                <w:rFonts w:ascii="Arial" w:hAnsi="Arial" w:cs="Arial"/>
-                <w:sz w:val="20"/>
-                <w:szCs w:val="20"/>
-                <w:lang w:val="sv-SE"/>
-              </w:rPr>
-              <w:t>Provinsi Jawa Barat</w:t>
+              <w:t>{unitKantor}</w:t>
             </w:r>
           </w:p>
         </w:tc>
@@ -848,6 +859,7 @@
               </w:rPr>
               <w:t xml:space="preserve"> </w:t>
             </w:r>
+            <w:proofErr w:type="spellStart"/>
             <w:r>
               <w:rPr>
                 <w:rFonts w:ascii="Arial" w:hAnsi="Arial" w:cs="Arial"/>
@@ -855,7 +867,17 @@
                 <w:szCs w:val="20"/>
                 <w:lang w:val="es-MX"/>
               </w:rPr>
-              <w:t xml:space="preserve">Pegawai yang </w:t>
+              <w:t>Pegawai</w:t>
+            </w:r>
+            <w:proofErr w:type="spellEnd"/>
+            <w:r>
+              <w:rPr>
+                <w:rFonts w:ascii="Arial" w:hAnsi="Arial" w:cs="Arial"/>
+                <w:sz w:val="20"/>
+                <w:szCs w:val="20"/>
+                <w:lang w:val="es-MX"/>
+              </w:rPr>
+              <w:t xml:space="preserve"> yang </w:t>
             </w:r>
             <w:r>
               <w:rPr>
@@ -1008,6 +1030,7 @@
                 <w:lang w:val="id-ID"/>
               </w:rPr>
             </w:pPr>
+            <w:proofErr w:type="spellStart"/>
             <w:r>
               <w:rPr>
                 <w:rFonts w:ascii="Arial" w:hAnsi="Arial" w:cs="Arial"/>
@@ -1016,6 +1039,7 @@
               </w:rPr>
               <w:t>Pangkat</w:t>
             </w:r>
+            <w:proofErr w:type="spellEnd"/>
             <w:r>
               <w:rPr>
                 <w:rFonts w:ascii="Arial" w:hAnsi="Arial" w:cs="Arial"/>
@@ -1103,7 +1127,25 @@
                 <w:sz w:val="20"/>
                 <w:szCs w:val="20"/>
               </w:rPr>
-              <w:t>{gol}</w:t>
+              <w:t>{</w:t>
+            </w:r>
+            <w:proofErr w:type="spellStart"/>
+            <w:r>
+              <w:rPr>
+                <w:rFonts w:ascii="Arial" w:hAnsi="Arial" w:cs="Arial"/>
+                <w:sz w:val="20"/>
+                <w:szCs w:val="20"/>
+              </w:rPr>
+              <w:t>gol</w:t>
+            </w:r>
+            <w:proofErr w:type="spellEnd"/>
+            <w:r>
+              <w:rPr>
+                <w:rFonts w:ascii="Arial" w:hAnsi="Arial" w:cs="Arial"/>
+                <w:sz w:val="20"/>
+                <w:szCs w:val="20"/>
+              </w:rPr>
+              <w:t>}</w:t>
             </w:r>
           </w:p>
         </w:tc>
@@ -1173,6 +1215,7 @@
                 <w:lang w:val="id-ID"/>
               </w:rPr>
             </w:pPr>
+            <w:proofErr w:type="spellStart"/>
             <w:r>
               <w:rPr>
                 <w:rFonts w:ascii="Arial" w:hAnsi="Arial" w:cs="Arial"/>
@@ -1181,6 +1224,7 @@
               </w:rPr>
               <w:t>Jabatan</w:t>
             </w:r>
+            <w:proofErr w:type="spellEnd"/>
             <w:r>
               <w:rPr>
                 <w:rFonts w:ascii="Arial" w:hAnsi="Arial" w:cs="Arial"/>
@@ -1244,7 +1288,25 @@
                 <w:sz w:val="20"/>
                 <w:szCs w:val="20"/>
               </w:rPr>
-              <w:t>{jabatan}</w:t>
+              <w:t>{</w:t>
+            </w:r>
+            <w:proofErr w:type="spellStart"/>
+            <w:r>
+              <w:rPr>
+                <w:rFonts w:ascii="Arial" w:hAnsi="Arial" w:cs="Arial"/>
+                <w:sz w:val="20"/>
+                <w:szCs w:val="20"/>
+              </w:rPr>
+              <w:t>jabatan</w:t>
+            </w:r>
+            <w:proofErr w:type="spellEnd"/>
+            <w:r>
+              <w:rPr>
+                <w:rFonts w:ascii="Arial" w:hAnsi="Arial" w:cs="Arial"/>
+                <w:sz w:val="20"/>
+                <w:szCs w:val="20"/>
+              </w:rPr>
+              <w:t>}</w:t>
             </w:r>
           </w:p>
         </w:tc>
@@ -1493,6 +1555,7 @@
               </w:rPr>
               <w:t xml:space="preserve"> </w:t>
             </w:r>
+            <w:proofErr w:type="spellStart"/>
             <w:r>
               <w:rPr>
                 <w:rFonts w:ascii="Arial" w:hAnsi="Arial" w:cs="Arial"/>
@@ -1501,6 +1564,7 @@
               </w:rPr>
               <w:t>Perjalanan</w:t>
             </w:r>
+            <w:proofErr w:type="spellEnd"/>
             <w:r>
               <w:rPr>
                 <w:rFonts w:ascii="Arial" w:hAnsi="Arial" w:cs="Arial"/>
@@ -1518,6 +1582,7 @@
               </w:rPr>
               <w:t>D</w:t>
             </w:r>
+            <w:proofErr w:type="spellStart"/>
             <w:r>
               <w:rPr>
                 <w:rFonts w:ascii="Arial" w:hAnsi="Arial" w:cs="Arial"/>
@@ -1526,6 +1591,7 @@
               </w:rPr>
               <w:t>inas</w:t>
             </w:r>
+            <w:proofErr w:type="spellEnd"/>
           </w:p>
         </w:tc>
         <w:tc>
@@ -1630,14 +1696,34 @@
               </w:rPr>
               <w:t xml:space="preserve"> </w:t>
             </w:r>
-            <w:r>
-              <w:rPr>
-                <w:rFonts w:ascii="Arial" w:hAnsi="Arial" w:cs="Arial"/>
-                <w:sz w:val="20"/>
-                <w:szCs w:val="20"/>
-              </w:rPr>
-              <w:t>angkut yang dipergunakan</w:t>
-            </w:r>
+            <w:proofErr w:type="spellStart"/>
+            <w:r>
+              <w:rPr>
+                <w:rFonts w:ascii="Arial" w:hAnsi="Arial" w:cs="Arial"/>
+                <w:sz w:val="20"/>
+                <w:szCs w:val="20"/>
+              </w:rPr>
+              <w:t>angkut</w:t>
+            </w:r>
+            <w:proofErr w:type="spellEnd"/>
+            <w:r>
+              <w:rPr>
+                <w:rFonts w:ascii="Arial" w:hAnsi="Arial" w:cs="Arial"/>
+                <w:sz w:val="20"/>
+                <w:szCs w:val="20"/>
+              </w:rPr>
+              <w:t xml:space="preserve"> yang </w:t>
+            </w:r>
+            <w:proofErr w:type="spellStart"/>
+            <w:r>
+              <w:rPr>
+                <w:rFonts w:ascii="Arial" w:hAnsi="Arial" w:cs="Arial"/>
+                <w:sz w:val="20"/>
+                <w:szCs w:val="20"/>
+              </w:rPr>
+              <w:t>dipergunakan</w:t>
+            </w:r>
+            <w:proofErr w:type="spellEnd"/>
           </w:p>
         </w:tc>
         <w:tc>
@@ -1775,6 +1861,7 @@
                 <w:szCs w:val="20"/>
               </w:rPr>
             </w:pPr>
+            <w:proofErr w:type="spellStart"/>
             <w:r>
               <w:rPr>
                 <w:rFonts w:ascii="Arial" w:hAnsi="Arial" w:cs="Arial"/>
@@ -1783,6 +1870,7 @@
               </w:rPr>
               <w:t>Tempat</w:t>
             </w:r>
+            <w:proofErr w:type="spellEnd"/>
             <w:r>
               <w:rPr>
                 <w:rFonts w:ascii="Arial" w:hAnsi="Arial" w:cs="Arial"/>
@@ -1791,6 +1879,7 @@
               </w:rPr>
               <w:t xml:space="preserve"> </w:t>
             </w:r>
+            <w:proofErr w:type="spellStart"/>
             <w:r>
               <w:rPr>
                 <w:rFonts w:ascii="Arial" w:hAnsi="Arial" w:cs="Arial"/>
@@ -1799,6 +1888,7 @@
               </w:rPr>
               <w:t>berangkat</w:t>
             </w:r>
+            <w:proofErr w:type="spellEnd"/>
           </w:p>
         </w:tc>
         <w:tc>
@@ -1852,7 +1942,25 @@
                 <w:sz w:val="20"/>
                 <w:szCs w:val="20"/>
               </w:rPr>
-              <w:t>{asal}</w:t>
+              <w:t>{</w:t>
+            </w:r>
+            <w:proofErr w:type="spellStart"/>
+            <w:r>
+              <w:rPr>
+                <w:rFonts w:ascii="Arial" w:hAnsi="Arial" w:cs="Arial"/>
+                <w:sz w:val="20"/>
+                <w:szCs w:val="20"/>
+              </w:rPr>
+              <w:t>asal</w:t>
+            </w:r>
+            <w:proofErr w:type="spellEnd"/>
+            <w:r>
+              <w:rPr>
+                <w:rFonts w:ascii="Arial" w:hAnsi="Arial" w:cs="Arial"/>
+                <w:sz w:val="20"/>
+                <w:szCs w:val="20"/>
+              </w:rPr>
+              <w:t>}</w:t>
             </w:r>
           </w:p>
         </w:tc>
@@ -1925,6 +2033,7 @@
                 <w:szCs w:val="20"/>
               </w:rPr>
             </w:pPr>
+            <w:proofErr w:type="spellStart"/>
             <w:r>
               <w:rPr>
                 <w:rFonts w:ascii="Arial" w:hAnsi="Arial" w:cs="Arial"/>
@@ -1933,6 +2042,7 @@
               </w:rPr>
               <w:t>Tempat</w:t>
             </w:r>
+            <w:proofErr w:type="spellEnd"/>
             <w:r>
               <w:rPr>
                 <w:rFonts w:ascii="Arial" w:hAnsi="Arial" w:cs="Arial"/>
@@ -1941,6 +2051,7 @@
               </w:rPr>
               <w:t xml:space="preserve"> </w:t>
             </w:r>
+            <w:proofErr w:type="spellStart"/>
             <w:r>
               <w:rPr>
                 <w:rFonts w:ascii="Arial" w:hAnsi="Arial" w:cs="Arial"/>
@@ -1949,6 +2060,7 @@
               </w:rPr>
               <w:t>tujuan</w:t>
             </w:r>
+            <w:proofErr w:type="spellEnd"/>
           </w:p>
         </w:tc>
         <w:tc>
@@ -2098,6 +2210,7 @@
               </w:rPr>
               <w:t xml:space="preserve"> </w:t>
             </w:r>
+            <w:proofErr w:type="spellStart"/>
             <w:r>
               <w:rPr>
                 <w:rFonts w:ascii="Arial" w:hAnsi="Arial" w:cs="Arial"/>
@@ -2106,6 +2219,7 @@
               </w:rPr>
               <w:t>Perjalanan</w:t>
             </w:r>
+            <w:proofErr w:type="spellEnd"/>
             <w:r>
               <w:rPr>
                 <w:rFonts w:ascii="Arial" w:hAnsi="Arial" w:cs="Arial"/>
@@ -2175,8 +2289,18 @@
                 <w:sz w:val="20"/>
                 <w:szCs w:val="20"/>
               </w:rPr>
-              <w:t>{lama} hari</w:t>
-            </w:r>
+              <w:t xml:space="preserve">{lama} </w:t>
+            </w:r>
+            <w:proofErr w:type="spellStart"/>
+            <w:r>
+              <w:rPr>
+                <w:rFonts w:ascii="Arial" w:hAnsi="Arial" w:cs="Arial"/>
+                <w:sz w:val="20"/>
+                <w:szCs w:val="20"/>
+              </w:rPr>
+              <w:t>hari</w:t>
+            </w:r>
+            <w:proofErr w:type="spellEnd"/>
           </w:p>
         </w:tc>
       </w:tr>
@@ -2243,6 +2367,7 @@
                 <w:szCs w:val="20"/>
               </w:rPr>
             </w:pPr>
+            <w:proofErr w:type="spellStart"/>
             <w:r>
               <w:rPr>
                 <w:rFonts w:ascii="Arial" w:hAnsi="Arial" w:cs="Arial"/>
@@ -2251,6 +2376,7 @@
               </w:rPr>
               <w:t>Tanggal</w:t>
             </w:r>
+            <w:proofErr w:type="spellEnd"/>
             <w:r>
               <w:rPr>
                 <w:rFonts w:ascii="Arial" w:hAnsi="Arial" w:cs="Arial"/>
@@ -2259,6 +2385,7 @@
               </w:rPr>
               <w:t xml:space="preserve"> </w:t>
             </w:r>
+            <w:proofErr w:type="spellStart"/>
             <w:r>
               <w:rPr>
                 <w:rFonts w:ascii="Arial" w:hAnsi="Arial" w:cs="Arial"/>
@@ -2267,6 +2394,7 @@
               </w:rPr>
               <w:t>Berangkat</w:t>
             </w:r>
+            <w:proofErr w:type="spellEnd"/>
           </w:p>
         </w:tc>
         <w:tc>
@@ -2320,7 +2448,25 @@
                 <w:sz w:val="20"/>
                 <w:szCs w:val="20"/>
               </w:rPr>
-              <w:t>{tglBerangkat}</w:t>
+              <w:t>{</w:t>
+            </w:r>
+            <w:proofErr w:type="spellStart"/>
+            <w:r>
+              <w:rPr>
+                <w:rFonts w:ascii="Arial" w:hAnsi="Arial" w:cs="Arial"/>
+                <w:sz w:val="20"/>
+                <w:szCs w:val="20"/>
+              </w:rPr>
+              <w:t>tglBerangkat</w:t>
+            </w:r>
+            <w:proofErr w:type="spellEnd"/>
+            <w:r>
+              <w:rPr>
+                <w:rFonts w:ascii="Arial" w:hAnsi="Arial" w:cs="Arial"/>
+                <w:sz w:val="20"/>
+                <w:szCs w:val="20"/>
+              </w:rPr>
+              <w:t>}</w:t>
             </w:r>
           </w:p>
         </w:tc>
@@ -2394,6 +2540,7 @@
                 <w:lang w:val="id-ID"/>
               </w:rPr>
             </w:pPr>
+            <w:proofErr w:type="spellStart"/>
             <w:r>
               <w:rPr>
                 <w:rFonts w:ascii="Arial" w:hAnsi="Arial" w:cs="Arial"/>
@@ -2402,6 +2549,7 @@
               </w:rPr>
               <w:t>Tanggal</w:t>
             </w:r>
+            <w:proofErr w:type="spellEnd"/>
             <w:r>
               <w:rPr>
                 <w:rFonts w:ascii="Arial" w:hAnsi="Arial" w:cs="Arial"/>
@@ -2410,6 +2558,7 @@
               </w:rPr>
               <w:t xml:space="preserve"> </w:t>
             </w:r>
+            <w:proofErr w:type="spellStart"/>
             <w:r>
               <w:rPr>
                 <w:rFonts w:ascii="Arial" w:hAnsi="Arial" w:cs="Arial"/>
@@ -2418,6 +2567,7 @@
               </w:rPr>
               <w:t>harus</w:t>
             </w:r>
+            <w:proofErr w:type="spellEnd"/>
             <w:r>
               <w:rPr>
                 <w:rFonts w:ascii="Arial" w:hAnsi="Arial" w:cs="Arial"/>
@@ -2426,6 +2576,7 @@
               </w:rPr>
               <w:t xml:space="preserve"> </w:t>
             </w:r>
+            <w:proofErr w:type="spellStart"/>
             <w:r>
               <w:rPr>
                 <w:rFonts w:ascii="Arial" w:hAnsi="Arial" w:cs="Arial"/>
@@ -2434,6 +2585,7 @@
               </w:rPr>
               <w:t>kembali</w:t>
             </w:r>
+            <w:proofErr w:type="spellEnd"/>
             <w:r>
               <w:rPr>
                 <w:rFonts w:ascii="Arial" w:hAnsi="Arial" w:cs="Arial"/>
@@ -2498,7 +2650,25 @@
                 <w:sz w:val="20"/>
                 <w:szCs w:val="20"/>
               </w:rPr>
-              <w:t>{tglKembali}</w:t>
+              <w:t>{</w:t>
+            </w:r>
+            <w:proofErr w:type="spellStart"/>
+            <w:r>
+              <w:rPr>
+                <w:rFonts w:ascii="Arial" w:hAnsi="Arial" w:cs="Arial"/>
+                <w:sz w:val="20"/>
+                <w:szCs w:val="20"/>
+              </w:rPr>
+              <w:t>tglKembali</w:t>
+            </w:r>
+            <w:proofErr w:type="spellEnd"/>
+            <w:r>
+              <w:rPr>
+                <w:rFonts w:ascii="Arial" w:hAnsi="Arial" w:cs="Arial"/>
+                <w:sz w:val="20"/>
+                <w:szCs w:val="20"/>
+              </w:rPr>
+              <w:t>}</w:t>
             </w:r>
           </w:p>
         </w:tc>
@@ -3262,6 +3432,7 @@
                 <w:szCs w:val="20"/>
               </w:rPr>
             </w:pPr>
+            <w:proofErr w:type="spellStart"/>
             <w:r>
               <w:rPr>
                 <w:rFonts w:ascii="Arial" w:hAnsi="Arial" w:cs="Arial"/>
@@ -3270,6 +3441,7 @@
               </w:rPr>
               <w:t>Pembebanan</w:t>
             </w:r>
+            <w:proofErr w:type="spellEnd"/>
             <w:r>
               <w:rPr>
                 <w:rFonts w:ascii="Arial" w:hAnsi="Arial" w:cs="Arial"/>
@@ -3278,6 +3450,7 @@
               </w:rPr>
               <w:t xml:space="preserve"> </w:t>
             </w:r>
+            <w:proofErr w:type="spellStart"/>
             <w:r>
               <w:rPr>
                 <w:rFonts w:ascii="Arial" w:hAnsi="Arial" w:cs="Arial"/>
@@ -3286,6 +3459,7 @@
               </w:rPr>
               <w:t>Anggaran</w:t>
             </w:r>
+            <w:proofErr w:type="spellEnd"/>
           </w:p>
         </w:tc>
         <w:tc>
@@ -3374,6 +3548,7 @@
                 <w:szCs w:val="20"/>
               </w:rPr>
             </w:pPr>
+            <w:proofErr w:type="spellStart"/>
             <w:r>
               <w:rPr>
                 <w:rFonts w:ascii="Arial" w:hAnsi="Arial" w:cs="Arial"/>
@@ -3382,6 +3557,7 @@
               </w:rPr>
               <w:t>Instansi</w:t>
             </w:r>
+            <w:proofErr w:type="spellEnd"/>
           </w:p>
         </w:tc>
         <w:tc>
@@ -3434,41 +3610,7 @@
                 <w:szCs w:val="20"/>
                 <w:lang w:val="id-ID"/>
               </w:rPr>
-              <w:t xml:space="preserve">Kantor Wilayah </w:t>
-            </w:r>
-            <w:r>
-              <w:rPr>
-                <w:rFonts w:ascii="Arial" w:hAnsi="Arial" w:cs="Arial"/>
-                <w:sz w:val="20"/>
-                <w:szCs w:val="20"/>
-              </w:rPr>
-              <w:t>Prov</w:t>
-            </w:r>
-            <w:r>
-              <w:rPr>
-                <w:rFonts w:ascii="Arial" w:hAnsi="Arial" w:cs="Arial"/>
-                <w:sz w:val="20"/>
-                <w:szCs w:val="20"/>
-                <w:lang w:val="id-ID"/>
-              </w:rPr>
-              <w:t>insi</w:t>
-            </w:r>
-            <w:r>
-              <w:rPr>
-                <w:rFonts w:ascii="Arial" w:hAnsi="Arial" w:cs="Arial"/>
-                <w:sz w:val="20"/>
-                <w:szCs w:val="20"/>
-                <w:lang w:val="id-ID"/>
-              </w:rPr>
-              <w:t xml:space="preserve"> </w:t>
-            </w:r>
-            <w:r>
-              <w:rPr>
-                <w:rFonts w:ascii="Arial" w:hAnsi="Arial" w:cs="Arial"/>
-                <w:sz w:val="20"/>
-                <w:szCs w:val="20"/>
-              </w:rPr>
-              <w:t>Jawa Barat</w:t>
+              <w:t>{unitKantor}</w:t>
             </w:r>
           </w:p>
         </w:tc>
@@ -3633,13 +3775,23 @@
                 <w:szCs w:val="20"/>
               </w:rPr>
             </w:pPr>
-            <w:r>
-              <w:rPr>
-                <w:rFonts w:ascii="Arial" w:hAnsi="Arial" w:cs="Arial"/>
-                <w:sz w:val="20"/>
-                <w:szCs w:val="20"/>
-              </w:rPr>
-              <w:t>Keterangan lain-lain</w:t>
+            <w:proofErr w:type="spellStart"/>
+            <w:r>
+              <w:rPr>
+                <w:rFonts w:ascii="Arial" w:hAnsi="Arial" w:cs="Arial"/>
+                <w:sz w:val="20"/>
+                <w:szCs w:val="20"/>
+              </w:rPr>
+              <w:t>Keterangan</w:t>
+            </w:r>
+            <w:proofErr w:type="spellEnd"/>
+            <w:r>
+              <w:rPr>
+                <w:rFonts w:ascii="Arial" w:hAnsi="Arial" w:cs="Arial"/>
+                <w:sz w:val="20"/>
+                <w:szCs w:val="20"/>
+              </w:rPr>
+              <w:t xml:space="preserve"> lain-lain</w:t>
             </w:r>
           </w:p>
         </w:tc>
@@ -3770,7 +3922,22 @@
           <w:sz w:val="20"/>
         </w:rPr>
         <w:tab/>
-        <w:t>Dikeluarkan di</w:t>
+      </w:r>
+      <w:proofErr w:type="spellStart"/>
+      <w:r>
+        <w:rPr>
+          <w:rFonts w:ascii="Arial" w:hAnsi="Arial" w:cs="Arial"/>
+          <w:sz w:val="20"/>
+        </w:rPr>
+        <w:t>Dikeluarkan</w:t>
+      </w:r>
+      <w:proofErr w:type="spellEnd"/>
+      <w:r>
+        <w:rPr>
+          <w:rFonts w:ascii="Arial" w:hAnsi="Arial" w:cs="Arial"/>
+          <w:sz w:val="20"/>
+        </w:rPr>
+        <w:t xml:space="preserve"> di</w:t>
       </w:r>
       <w:r>
         <w:rPr>
@@ -3785,7 +3952,23 @@
           <w:rFonts w:ascii="Arial" w:hAnsi="Arial" w:cs="Arial"/>
           <w:sz w:val="20"/>
         </w:rPr>
-        <w:t>{asal}</w:t>
+        <w:t>{</w:t>
+      </w:r>
+      <w:proofErr w:type="spellStart"/>
+      <w:r>
+        <w:rPr>
+          <w:rFonts w:ascii="Arial" w:hAnsi="Arial" w:cs="Arial"/>
+          <w:sz w:val="20"/>
+        </w:rPr>
+        <w:t>asal</w:t>
+      </w:r>
+      <w:proofErr w:type="spellEnd"/>
+      <w:r>
+        <w:rPr>
+          <w:rFonts w:ascii="Arial" w:hAnsi="Arial" w:cs="Arial"/>
+          <w:sz w:val="20"/>
+        </w:rPr>
+        <w:t>}</w:t>
       </w:r>
     </w:p>
     <w:p>
@@ -3804,8 +3987,17 @@
           <w:sz w:val="20"/>
         </w:rPr>
         <w:tab/>
-        <w:t>Pada tanggal</w:t>
+        <w:t xml:space="preserve">Pada </w:t>
       </w:r>
+      <w:proofErr w:type="spellStart"/>
+      <w:r>
+        <w:rPr>
+          <w:rFonts w:ascii="Arial" w:hAnsi="Arial" w:cs="Arial"/>
+          <w:sz w:val="20"/>
+        </w:rPr>
+        <w:t>tanggal</w:t>
+      </w:r>
+      <w:proofErr w:type="spellEnd"/>
       <w:r>
         <w:rPr>
           <w:rFonts w:ascii="Arial" w:hAnsi="Arial" w:cs="Arial"/>
@@ -3826,7 +4018,23 @@
           <w:rFonts w:ascii="Arial" w:hAnsi="Arial" w:cs="Arial"/>
           <w:sz w:val="20"/>
         </w:rPr>
-        <w:t>{tglBerangkat}</w:t>
+        <w:t>{</w:t>
+      </w:r>
+      <w:proofErr w:type="spellStart"/>
+      <w:r>
+        <w:rPr>
+          <w:rFonts w:ascii="Arial" w:hAnsi="Arial" w:cs="Arial"/>
+          <w:sz w:val="20"/>
+        </w:rPr>
+        <w:t>tglBerangkat</w:t>
+      </w:r>
+      <w:proofErr w:type="spellEnd"/>
+      <w:r>
+        <w:rPr>
+          <w:rFonts w:ascii="Arial" w:hAnsi="Arial" w:cs="Arial"/>
+          <w:sz w:val="20"/>
+        </w:rPr>
+        <w:t>}</w:t>
       </w:r>
       <w:r>
         <w:rPr>
@@ -4228,6 +4436,7 @@
                 <w:sz w:val="20"/>
               </w:rPr>
             </w:pPr>
+            <w:proofErr w:type="spellStart"/>
             <w:r>
               <w:rPr>
                 <w:rFonts w:ascii="Arial" w:hAnsi="Arial" w:cs="Arial"/>
@@ -4235,6 +4444,7 @@
               </w:rPr>
               <w:t>Berangkat</w:t>
             </w:r>
+            <w:proofErr w:type="spellEnd"/>
             <w:r>
               <w:rPr>
                 <w:rFonts w:ascii="Arial" w:hAnsi="Arial" w:cs="Arial"/>
@@ -4242,6 +4452,7 @@
               </w:rPr>
               <w:t xml:space="preserve"> </w:t>
             </w:r>
+            <w:proofErr w:type="spellStart"/>
             <w:r>
               <w:rPr>
                 <w:rFonts w:ascii="Arial" w:hAnsi="Arial" w:cs="Arial"/>
@@ -4249,6 +4460,7 @@
               </w:rPr>
               <w:t>dari</w:t>
             </w:r>
+            <w:proofErr w:type="spellEnd"/>
           </w:p>
         </w:tc>
         <w:tc>
@@ -4327,8 +4539,17 @@
                 <w:rFonts w:ascii="Arial" w:hAnsi="Arial" w:cs="Arial"/>
                 <w:sz w:val="20"/>
               </w:rPr>
-              <w:t>(Tempat</w:t>
-            </w:r>
+              <w:t>(</w:t>
+            </w:r>
+            <w:proofErr w:type="spellStart"/>
+            <w:r>
+              <w:rPr>
+                <w:rFonts w:ascii="Arial" w:hAnsi="Arial" w:cs="Arial"/>
+                <w:sz w:val="20"/>
+              </w:rPr>
+              <w:t>Tempat</w:t>
+            </w:r>
+            <w:proofErr w:type="spellEnd"/>
             <w:r>
               <w:rPr>
                 <w:rFonts w:ascii="Arial" w:hAnsi="Arial" w:cs="Arial"/>
@@ -4336,12 +4557,21 @@
               </w:rPr>
               <w:t xml:space="preserve"> </w:t>
             </w:r>
-            <w:r>
-              <w:rPr>
-                <w:rFonts w:ascii="Arial" w:hAnsi="Arial" w:cs="Arial"/>
-                <w:sz w:val="20"/>
-              </w:rPr>
-              <w:t>kedudukan)</w:t>
+            <w:proofErr w:type="spellStart"/>
+            <w:r>
+              <w:rPr>
+                <w:rFonts w:ascii="Arial" w:hAnsi="Arial" w:cs="Arial"/>
+                <w:sz w:val="20"/>
+              </w:rPr>
+              <w:t>kedudukan</w:t>
+            </w:r>
+            <w:proofErr w:type="spellEnd"/>
+            <w:r>
+              <w:rPr>
+                <w:rFonts w:ascii="Arial" w:hAnsi="Arial" w:cs="Arial"/>
+                <w:sz w:val="20"/>
+              </w:rPr>
+              <w:t>)</w:t>
             </w:r>
           </w:p>
         </w:tc>
@@ -4376,7 +4606,23 @@
                 <w:rFonts w:ascii="Arial" w:hAnsi="Arial" w:cs="Arial"/>
                 <w:sz w:val="20"/>
               </w:rPr>
-              <w:t>{asal}</w:t>
+              <w:t>{</w:t>
+            </w:r>
+            <w:proofErr w:type="spellStart"/>
+            <w:r>
+              <w:rPr>
+                <w:rFonts w:ascii="Arial" w:hAnsi="Arial" w:cs="Arial"/>
+                <w:sz w:val="20"/>
+              </w:rPr>
+              <w:t>asal</w:t>
+            </w:r>
+            <w:proofErr w:type="spellEnd"/>
+            <w:r>
+              <w:rPr>
+                <w:rFonts w:ascii="Arial" w:hAnsi="Arial" w:cs="Arial"/>
+                <w:sz w:val="20"/>
+              </w:rPr>
+              <w:t>}</w:t>
             </w:r>
           </w:p>
         </w:tc>
@@ -4550,6 +4796,7 @@
               </w:rPr>
               <w:t xml:space="preserve"> </w:t>
             </w:r>
+            <w:proofErr w:type="spellStart"/>
             <w:r>
               <w:rPr>
                 <w:rFonts w:ascii="Arial" w:hAnsi="Arial" w:cs="Arial"/>
@@ -4557,6 +4804,7 @@
               </w:rPr>
               <w:t>tanggal</w:t>
             </w:r>
+            <w:proofErr w:type="spellEnd"/>
           </w:p>
         </w:tc>
         <w:tc>
@@ -4681,7 +4929,23 @@
                 <w:rFonts w:ascii="Arial" w:hAnsi="Arial" w:cs="Arial"/>
                 <w:sz w:val="20"/>
               </w:rPr>
-              <w:t>{pejabatMengetahui}</w:t>
+              <w:t>{</w:t>
+            </w:r>
+            <w:proofErr w:type="spellStart"/>
+            <w:r>
+              <w:rPr>
+                <w:rFonts w:ascii="Arial" w:hAnsi="Arial" w:cs="Arial"/>
+                <w:sz w:val="20"/>
+              </w:rPr>
+              <w:t>pejabatMengetahui</w:t>
+            </w:r>
+            <w:proofErr w:type="spellEnd"/>
+            <w:r>
+              <w:rPr>
+                <w:rFonts w:ascii="Arial" w:hAnsi="Arial" w:cs="Arial"/>
+                <w:sz w:val="20"/>
+              </w:rPr>
+              <w:t>}</w:t>
             </w:r>
           </w:p>
         </w:tc>
@@ -4749,7 +5013,23 @@
                 <w:rFonts w:ascii="Arial" w:hAnsi="Arial" w:cs="Arial"/>
                 <w:sz w:val="20"/>
               </w:rPr>
-              <w:t>{jabatanPPT}</w:t>
+              <w:t>{</w:t>
+            </w:r>
+            <w:proofErr w:type="spellStart"/>
+            <w:r>
+              <w:rPr>
+                <w:rFonts w:ascii="Arial" w:hAnsi="Arial" w:cs="Arial"/>
+                <w:sz w:val="20"/>
+              </w:rPr>
+              <w:t>jabatanPPT</w:t>
+            </w:r>
+            <w:proofErr w:type="spellEnd"/>
+            <w:r>
+              <w:rPr>
+                <w:rFonts w:ascii="Arial" w:hAnsi="Arial" w:cs="Arial"/>
+                <w:sz w:val="20"/>
+              </w:rPr>
+              <w:t>}</w:t>
             </w:r>
           </w:p>
         </w:tc>
@@ -5081,7 +5361,16 @@
                 <w:sz w:val="20"/>
                 <w:szCs w:val="20"/>
               </w:rPr>
-              <w:t>{nipPP</w:t>
+              <w:t>{</w:t>
+            </w:r>
+            <w:proofErr w:type="spellStart"/>
+            <w:r>
+              <w:rPr>
+                <w:rFonts w:ascii="Arial" w:hAnsi="Arial" w:cs="Arial"/>
+                <w:sz w:val="20"/>
+                <w:szCs w:val="20"/>
+              </w:rPr>
+              <w:t>nipPP</w:t>
             </w:r>
             <w:r>
               <w:rPr>
@@ -5091,6 +5380,7 @@
               </w:rPr>
               <w:t>T</w:t>
             </w:r>
+            <w:proofErr w:type="spellEnd"/>
             <w:r>
               <w:rPr>
                 <w:rFonts w:ascii="Arial" w:hAnsi="Arial" w:cs="Arial"/>
@@ -5318,6 +5608,7 @@
                 <w:sz w:val="20"/>
               </w:rPr>
             </w:pPr>
+            <w:proofErr w:type="spellStart"/>
             <w:r>
               <w:rPr>
                 <w:rFonts w:ascii="Arial" w:hAnsi="Arial" w:cs="Arial"/>
@@ -5325,6 +5616,7 @@
               </w:rPr>
               <w:t>Berangkat</w:t>
             </w:r>
+            <w:proofErr w:type="spellEnd"/>
             <w:r>
               <w:rPr>
                 <w:rFonts w:ascii="Arial" w:hAnsi="Arial" w:cs="Arial"/>
@@ -5332,6 +5624,7 @@
               </w:rPr>
               <w:t xml:space="preserve"> </w:t>
             </w:r>
+            <w:proofErr w:type="spellStart"/>
             <w:r>
               <w:rPr>
                 <w:rFonts w:ascii="Arial" w:hAnsi="Arial" w:cs="Arial"/>
@@ -5339,6 +5632,7 @@
               </w:rPr>
               <w:t>dari</w:t>
             </w:r>
+            <w:proofErr w:type="spellEnd"/>
           </w:p>
         </w:tc>
         <w:tc>
@@ -5454,6 +5748,7 @@
               </w:rPr>
               <w:t xml:space="preserve"> </w:t>
             </w:r>
+            <w:proofErr w:type="spellStart"/>
             <w:r>
               <w:rPr>
                 <w:rFonts w:ascii="Arial" w:hAnsi="Arial" w:cs="Arial"/>
@@ -5461,6 +5756,7 @@
               </w:rPr>
               <w:t>tanggal</w:t>
             </w:r>
+            <w:proofErr w:type="spellEnd"/>
           </w:p>
         </w:tc>
         <w:tc>
@@ -5582,6 +5878,7 @@
                 <w:sz w:val="20"/>
               </w:rPr>
             </w:pPr>
+            <w:proofErr w:type="spellStart"/>
             <w:r>
               <w:rPr>
                 <w:rFonts w:ascii="Arial" w:hAnsi="Arial" w:cs="Arial"/>
@@ -5589,6 +5886,7 @@
               </w:rPr>
               <w:t>Kepala</w:t>
             </w:r>
+            <w:proofErr w:type="spellEnd"/>
           </w:p>
         </w:tc>
         <w:tc>
@@ -5670,8 +5968,17 @@
                 <w:rFonts w:ascii="Arial" w:hAnsi="Arial" w:cs="Arial"/>
                 <w:sz w:val="20"/>
               </w:rPr>
-              <w:t>Pada tanggal</w:t>
-            </w:r>
+              <w:t xml:space="preserve">Pada </w:t>
+            </w:r>
+            <w:proofErr w:type="spellStart"/>
+            <w:r>
+              <w:rPr>
+                <w:rFonts w:ascii="Arial" w:hAnsi="Arial" w:cs="Arial"/>
+                <w:sz w:val="20"/>
+              </w:rPr>
+              <w:t>tanggal</w:t>
+            </w:r>
+            <w:proofErr w:type="spellEnd"/>
           </w:p>
         </w:tc>
         <w:tc>
@@ -5772,6 +6079,7 @@
                 <w:sz w:val="20"/>
               </w:rPr>
             </w:pPr>
+            <w:proofErr w:type="spellStart"/>
             <w:r>
               <w:rPr>
                 <w:rFonts w:ascii="Arial" w:hAnsi="Arial" w:cs="Arial"/>
@@ -5779,6 +6087,7 @@
               </w:rPr>
               <w:t>Kepala</w:t>
             </w:r>
+            <w:proofErr w:type="spellEnd"/>
           </w:p>
         </w:tc>
         <w:tc>
@@ -6415,13 +6724,31 @@
                 <w:sz w:val="20"/>
               </w:rPr>
             </w:pPr>
-            <w:r>
-              <w:rPr>
-                <w:rFonts w:ascii="Arial" w:hAnsi="Arial" w:cs="Arial"/>
-                <w:sz w:val="20"/>
-              </w:rPr>
-              <w:t>Berangkat dari</w:t>
-            </w:r>
+            <w:proofErr w:type="spellStart"/>
+            <w:r>
+              <w:rPr>
+                <w:rFonts w:ascii="Arial" w:hAnsi="Arial" w:cs="Arial"/>
+                <w:sz w:val="20"/>
+              </w:rPr>
+              <w:t>Berangkat</w:t>
+            </w:r>
+            <w:proofErr w:type="spellEnd"/>
+            <w:r>
+              <w:rPr>
+                <w:rFonts w:ascii="Arial" w:hAnsi="Arial" w:cs="Arial"/>
+                <w:sz w:val="20"/>
+              </w:rPr>
+              <w:t xml:space="preserve"> </w:t>
+            </w:r>
+            <w:proofErr w:type="spellStart"/>
+            <w:r>
+              <w:rPr>
+                <w:rFonts w:ascii="Arial" w:hAnsi="Arial" w:cs="Arial"/>
+                <w:sz w:val="20"/>
+              </w:rPr>
+              <w:t>dari</w:t>
+            </w:r>
+            <w:proofErr w:type="spellEnd"/>
           </w:p>
         </w:tc>
         <w:tc>
@@ -6492,8 +6819,17 @@
                 <w:rFonts w:ascii="Arial" w:hAnsi="Arial" w:cs="Arial"/>
                 <w:sz w:val="20"/>
               </w:rPr>
-              <w:t>Pada tanggal</w:t>
-            </w:r>
+              <w:t xml:space="preserve">Pada </w:t>
+            </w:r>
+            <w:proofErr w:type="spellStart"/>
+            <w:r>
+              <w:rPr>
+                <w:rFonts w:ascii="Arial" w:hAnsi="Arial" w:cs="Arial"/>
+                <w:sz w:val="20"/>
+              </w:rPr>
+              <w:t>tanggal</w:t>
+            </w:r>
+            <w:proofErr w:type="spellEnd"/>
           </w:p>
         </w:tc>
         <w:tc>
@@ -6609,6 +6945,7 @@
                 <w:sz w:val="20"/>
               </w:rPr>
             </w:pPr>
+            <w:proofErr w:type="spellStart"/>
             <w:r>
               <w:rPr>
                 <w:rFonts w:ascii="Arial" w:hAnsi="Arial" w:cs="Arial"/>
@@ -6616,6 +6953,7 @@
               </w:rPr>
               <w:t>Kepala</w:t>
             </w:r>
+            <w:proofErr w:type="spellEnd"/>
           </w:p>
         </w:tc>
         <w:tc>
@@ -6667,8 +7005,17 @@
                 <w:rFonts w:ascii="Arial" w:hAnsi="Arial" w:cs="Arial"/>
                 <w:sz w:val="20"/>
               </w:rPr>
-              <w:t>Pada tanggal</w:t>
-            </w:r>
+              <w:t xml:space="preserve">Pada </w:t>
+            </w:r>
+            <w:proofErr w:type="spellStart"/>
+            <w:r>
+              <w:rPr>
+                <w:rFonts w:ascii="Arial" w:hAnsi="Arial" w:cs="Arial"/>
+                <w:sz w:val="20"/>
+              </w:rPr>
+              <w:t>tanggal</w:t>
+            </w:r>
+            <w:proofErr w:type="spellEnd"/>
           </w:p>
         </w:tc>
         <w:tc>
@@ -6770,6 +7117,7 @@
                 <w:sz w:val="20"/>
               </w:rPr>
             </w:pPr>
+            <w:proofErr w:type="spellStart"/>
             <w:r>
               <w:rPr>
                 <w:rFonts w:ascii="Arial" w:hAnsi="Arial" w:cs="Arial"/>
@@ -6777,6 +7125,7 @@
               </w:rPr>
               <w:t>Kepala</w:t>
             </w:r>
+            <w:proofErr w:type="spellEnd"/>
           </w:p>
         </w:tc>
         <w:tc>
@@ -7259,13 +7608,31 @@
                 <w:sz w:val="20"/>
               </w:rPr>
             </w:pPr>
-            <w:r>
-              <w:rPr>
-                <w:rFonts w:ascii="Arial" w:hAnsi="Arial" w:cs="Arial"/>
-                <w:sz w:val="20"/>
-              </w:rPr>
-              <w:t>Berangkat dari</w:t>
-            </w:r>
+            <w:proofErr w:type="spellStart"/>
+            <w:r>
+              <w:rPr>
+                <w:rFonts w:ascii="Arial" w:hAnsi="Arial" w:cs="Arial"/>
+                <w:sz w:val="20"/>
+              </w:rPr>
+              <w:t>Berangkat</w:t>
+            </w:r>
+            <w:proofErr w:type="spellEnd"/>
+            <w:r>
+              <w:rPr>
+                <w:rFonts w:ascii="Arial" w:hAnsi="Arial" w:cs="Arial"/>
+                <w:sz w:val="20"/>
+              </w:rPr>
+              <w:t xml:space="preserve"> </w:t>
+            </w:r>
+            <w:proofErr w:type="spellStart"/>
+            <w:r>
+              <w:rPr>
+                <w:rFonts w:ascii="Arial" w:hAnsi="Arial" w:cs="Arial"/>
+                <w:sz w:val="20"/>
+              </w:rPr>
+              <w:t>dari</w:t>
+            </w:r>
+            <w:proofErr w:type="spellEnd"/>
           </w:p>
         </w:tc>
         <w:tc>
@@ -7335,8 +7702,17 @@
                 <w:rFonts w:ascii="Arial" w:hAnsi="Arial" w:cs="Arial"/>
                 <w:sz w:val="20"/>
               </w:rPr>
-              <w:t>Pada tanggal</w:t>
-            </w:r>
+              <w:t xml:space="preserve">Pada </w:t>
+            </w:r>
+            <w:proofErr w:type="spellStart"/>
+            <w:r>
+              <w:rPr>
+                <w:rFonts w:ascii="Arial" w:hAnsi="Arial" w:cs="Arial"/>
+                <w:sz w:val="20"/>
+              </w:rPr>
+              <w:t>tanggal</w:t>
+            </w:r>
+            <w:proofErr w:type="spellEnd"/>
           </w:p>
         </w:tc>
         <w:tc>
@@ -7452,6 +7828,7 @@
                 <w:sz w:val="20"/>
               </w:rPr>
             </w:pPr>
+            <w:proofErr w:type="spellStart"/>
             <w:r>
               <w:rPr>
                 <w:rFonts w:ascii="Arial" w:hAnsi="Arial" w:cs="Arial"/>
@@ -7459,6 +7836,7 @@
               </w:rPr>
               <w:t>Kepala</w:t>
             </w:r>
+            <w:proofErr w:type="spellEnd"/>
           </w:p>
         </w:tc>
         <w:tc>
@@ -7508,8 +7886,17 @@
                 <w:rFonts w:ascii="Arial" w:hAnsi="Arial" w:cs="Arial"/>
                 <w:sz w:val="20"/>
               </w:rPr>
-              <w:t>Pada tanggal</w:t>
-            </w:r>
+              <w:t xml:space="preserve">Pada </w:t>
+            </w:r>
+            <w:proofErr w:type="spellStart"/>
+            <w:r>
+              <w:rPr>
+                <w:rFonts w:ascii="Arial" w:hAnsi="Arial" w:cs="Arial"/>
+                <w:sz w:val="20"/>
+              </w:rPr>
+              <w:t>tanggal</w:t>
+            </w:r>
+            <w:proofErr w:type="spellEnd"/>
           </w:p>
         </w:tc>
         <w:tc>
@@ -7611,6 +7998,7 @@
                 <w:sz w:val="20"/>
               </w:rPr>
             </w:pPr>
+            <w:proofErr w:type="spellStart"/>
             <w:r>
               <w:rPr>
                 <w:rFonts w:ascii="Arial" w:hAnsi="Arial" w:cs="Arial"/>
@@ -7618,6 +8006,7 @@
               </w:rPr>
               <w:t>Kepala</w:t>
             </w:r>
+            <w:proofErr w:type="spellEnd"/>
           </w:p>
         </w:tc>
         <w:tc>
@@ -7949,7 +8338,23 @@
                 <w:rFonts w:ascii="Arial" w:hAnsi="Arial" w:cs="Arial"/>
                 <w:sz w:val="20"/>
               </w:rPr>
-              <w:t>Telah tiba di</w:t>
+              <w:t xml:space="preserve">Telah </w:t>
+            </w:r>
+            <w:proofErr w:type="spellStart"/>
+            <w:r>
+              <w:rPr>
+                <w:rFonts w:ascii="Arial" w:hAnsi="Arial" w:cs="Arial"/>
+                <w:sz w:val="20"/>
+              </w:rPr>
+              <w:t>tiba</w:t>
+            </w:r>
+            <w:proofErr w:type="spellEnd"/>
+            <w:r>
+              <w:rPr>
+                <w:rFonts w:ascii="Arial" w:hAnsi="Arial" w:cs="Arial"/>
+                <w:sz w:val="20"/>
+              </w:rPr>
+              <w:t xml:space="preserve"> di</w:t>
             </w:r>
           </w:p>
         </w:tc>
@@ -8012,7 +8417,295 @@
                 <w:rFonts w:ascii="Arial" w:hAnsi="Arial" w:cs="Arial"/>
                 <w:sz w:val="20"/>
               </w:rPr>
-              <w:t>Telah diperiksa dengan keterangan bahwa perjalanan tersebut benar dilakukan atas perintahnya, dan semata mata untuk kepentingan jabatan dalam waktu yang sesingkat-singkatnya.</w:t>
+              <w:t xml:space="preserve">Telah </w:t>
+            </w:r>
+            <w:proofErr w:type="spellStart"/>
+            <w:r>
+              <w:rPr>
+                <w:rFonts w:ascii="Arial" w:hAnsi="Arial" w:cs="Arial"/>
+                <w:sz w:val="20"/>
+              </w:rPr>
+              <w:t>diperiksa</w:t>
+            </w:r>
+            <w:proofErr w:type="spellEnd"/>
+            <w:r>
+              <w:rPr>
+                <w:rFonts w:ascii="Arial" w:hAnsi="Arial" w:cs="Arial"/>
+                <w:sz w:val="20"/>
+              </w:rPr>
+              <w:t xml:space="preserve"> </w:t>
+            </w:r>
+            <w:proofErr w:type="spellStart"/>
+            <w:r>
+              <w:rPr>
+                <w:rFonts w:ascii="Arial" w:hAnsi="Arial" w:cs="Arial"/>
+                <w:sz w:val="20"/>
+              </w:rPr>
+              <w:t>dengan</w:t>
+            </w:r>
+            <w:proofErr w:type="spellEnd"/>
+            <w:r>
+              <w:rPr>
+                <w:rFonts w:ascii="Arial" w:hAnsi="Arial" w:cs="Arial"/>
+                <w:sz w:val="20"/>
+              </w:rPr>
+              <w:t xml:space="preserve"> </w:t>
+            </w:r>
+            <w:proofErr w:type="spellStart"/>
+            <w:r>
+              <w:rPr>
+                <w:rFonts w:ascii="Arial" w:hAnsi="Arial" w:cs="Arial"/>
+                <w:sz w:val="20"/>
+              </w:rPr>
+              <w:t>keterangan</w:t>
+            </w:r>
+            <w:proofErr w:type="spellEnd"/>
+            <w:r>
+              <w:rPr>
+                <w:rFonts w:ascii="Arial" w:hAnsi="Arial" w:cs="Arial"/>
+                <w:sz w:val="20"/>
+              </w:rPr>
+              <w:t xml:space="preserve"> </w:t>
+            </w:r>
+            <w:proofErr w:type="spellStart"/>
+            <w:r>
+              <w:rPr>
+                <w:rFonts w:ascii="Arial" w:hAnsi="Arial" w:cs="Arial"/>
+                <w:sz w:val="20"/>
+              </w:rPr>
+              <w:t>bahwa</w:t>
+            </w:r>
+            <w:proofErr w:type="spellEnd"/>
+            <w:r>
+              <w:rPr>
+                <w:rFonts w:ascii="Arial" w:hAnsi="Arial" w:cs="Arial"/>
+                <w:sz w:val="20"/>
+              </w:rPr>
+              <w:t xml:space="preserve"> </w:t>
+            </w:r>
+            <w:proofErr w:type="spellStart"/>
+            <w:r>
+              <w:rPr>
+                <w:rFonts w:ascii="Arial" w:hAnsi="Arial" w:cs="Arial"/>
+                <w:sz w:val="20"/>
+              </w:rPr>
+              <w:t>perjalanan</w:t>
+            </w:r>
+            <w:proofErr w:type="spellEnd"/>
+            <w:r>
+              <w:rPr>
+                <w:rFonts w:ascii="Arial" w:hAnsi="Arial" w:cs="Arial"/>
+                <w:sz w:val="20"/>
+              </w:rPr>
+              <w:t xml:space="preserve"> </w:t>
+            </w:r>
+            <w:proofErr w:type="spellStart"/>
+            <w:r>
+              <w:rPr>
+                <w:rFonts w:ascii="Arial" w:hAnsi="Arial" w:cs="Arial"/>
+                <w:sz w:val="20"/>
+              </w:rPr>
+              <w:t>tersebut</w:t>
+            </w:r>
+            <w:proofErr w:type="spellEnd"/>
+            <w:r>
+              <w:rPr>
+                <w:rFonts w:ascii="Arial" w:hAnsi="Arial" w:cs="Arial"/>
+                <w:sz w:val="20"/>
+              </w:rPr>
+              <w:t xml:space="preserve"> </w:t>
+            </w:r>
+            <w:proofErr w:type="spellStart"/>
+            <w:r>
+              <w:rPr>
+                <w:rFonts w:ascii="Arial" w:hAnsi="Arial" w:cs="Arial"/>
+                <w:sz w:val="20"/>
+              </w:rPr>
+              <w:t>benar</w:t>
+            </w:r>
+            <w:proofErr w:type="spellEnd"/>
+            <w:r>
+              <w:rPr>
+                <w:rFonts w:ascii="Arial" w:hAnsi="Arial" w:cs="Arial"/>
+                <w:sz w:val="20"/>
+              </w:rPr>
+              <w:t xml:space="preserve"> </w:t>
+            </w:r>
+            <w:proofErr w:type="spellStart"/>
+            <w:r>
+              <w:rPr>
+                <w:rFonts w:ascii="Arial" w:hAnsi="Arial" w:cs="Arial"/>
+                <w:sz w:val="20"/>
+              </w:rPr>
+              <w:t>dilakukan</w:t>
+            </w:r>
+            <w:proofErr w:type="spellEnd"/>
+            <w:r>
+              <w:rPr>
+                <w:rFonts w:ascii="Arial" w:hAnsi="Arial" w:cs="Arial"/>
+                <w:sz w:val="20"/>
+              </w:rPr>
+              <w:t xml:space="preserve"> </w:t>
+            </w:r>
+            <w:proofErr w:type="spellStart"/>
+            <w:r>
+              <w:rPr>
+                <w:rFonts w:ascii="Arial" w:hAnsi="Arial" w:cs="Arial"/>
+                <w:sz w:val="20"/>
+              </w:rPr>
+              <w:t>atas</w:t>
+            </w:r>
+            <w:proofErr w:type="spellEnd"/>
+            <w:r>
+              <w:rPr>
+                <w:rFonts w:ascii="Arial" w:hAnsi="Arial" w:cs="Arial"/>
+                <w:sz w:val="20"/>
+              </w:rPr>
+              <w:t xml:space="preserve"> </w:t>
+            </w:r>
+            <w:proofErr w:type="spellStart"/>
+            <w:r>
+              <w:rPr>
+                <w:rFonts w:ascii="Arial" w:hAnsi="Arial" w:cs="Arial"/>
+                <w:sz w:val="20"/>
+              </w:rPr>
+              <w:t>perintahnya</w:t>
+            </w:r>
+            <w:proofErr w:type="spellEnd"/>
+            <w:r>
+              <w:rPr>
+                <w:rFonts w:ascii="Arial" w:hAnsi="Arial" w:cs="Arial"/>
+                <w:sz w:val="20"/>
+              </w:rPr>
+              <w:t xml:space="preserve">, dan </w:t>
+            </w:r>
+            <w:proofErr w:type="spellStart"/>
+            <w:r>
+              <w:rPr>
+                <w:rFonts w:ascii="Arial" w:hAnsi="Arial" w:cs="Arial"/>
+                <w:sz w:val="20"/>
+              </w:rPr>
+              <w:t>semata</w:t>
+            </w:r>
+            <w:proofErr w:type="spellEnd"/>
+            <w:r>
+              <w:rPr>
+                <w:rFonts w:ascii="Arial" w:hAnsi="Arial" w:cs="Arial"/>
+                <w:sz w:val="20"/>
+              </w:rPr>
+              <w:t xml:space="preserve"> </w:t>
+            </w:r>
+            <w:proofErr w:type="spellStart"/>
+            <w:r>
+              <w:rPr>
+                <w:rFonts w:ascii="Arial" w:hAnsi="Arial" w:cs="Arial"/>
+                <w:sz w:val="20"/>
+              </w:rPr>
+              <w:t>mata</w:t>
+            </w:r>
+            <w:proofErr w:type="spellEnd"/>
+            <w:r>
+              <w:rPr>
+                <w:rFonts w:ascii="Arial" w:hAnsi="Arial" w:cs="Arial"/>
+                <w:sz w:val="20"/>
+              </w:rPr>
+              <w:t xml:space="preserve"> </w:t>
+            </w:r>
+            <w:proofErr w:type="spellStart"/>
+            <w:r>
+              <w:rPr>
+                <w:rFonts w:ascii="Arial" w:hAnsi="Arial" w:cs="Arial"/>
+                <w:sz w:val="20"/>
+              </w:rPr>
+              <w:t>untuk</w:t>
+            </w:r>
+            <w:proofErr w:type="spellEnd"/>
+            <w:r>
+              <w:rPr>
+                <w:rFonts w:ascii="Arial" w:hAnsi="Arial" w:cs="Arial"/>
+                <w:sz w:val="20"/>
+              </w:rPr>
+              <w:t xml:space="preserve"> </w:t>
+            </w:r>
+            <w:proofErr w:type="spellStart"/>
+            <w:r>
+              <w:rPr>
+                <w:rFonts w:ascii="Arial" w:hAnsi="Arial" w:cs="Arial"/>
+                <w:sz w:val="20"/>
+              </w:rPr>
+              <w:t>kepentingan</w:t>
+            </w:r>
+            <w:proofErr w:type="spellEnd"/>
+            <w:r>
+              <w:rPr>
+                <w:rFonts w:ascii="Arial" w:hAnsi="Arial" w:cs="Arial"/>
+                <w:sz w:val="20"/>
+              </w:rPr>
+              <w:t xml:space="preserve"> </w:t>
+            </w:r>
+            <w:proofErr w:type="spellStart"/>
+            <w:r>
+              <w:rPr>
+                <w:rFonts w:ascii="Arial" w:hAnsi="Arial" w:cs="Arial"/>
+                <w:sz w:val="20"/>
+              </w:rPr>
+              <w:t>jabatan</w:t>
+            </w:r>
+            <w:proofErr w:type="spellEnd"/>
+            <w:r>
+              <w:rPr>
+                <w:rFonts w:ascii="Arial" w:hAnsi="Arial" w:cs="Arial"/>
+                <w:sz w:val="20"/>
+              </w:rPr>
+              <w:t xml:space="preserve"> </w:t>
+            </w:r>
+            <w:proofErr w:type="spellStart"/>
+            <w:r>
+              <w:rPr>
+                <w:rFonts w:ascii="Arial" w:hAnsi="Arial" w:cs="Arial"/>
+                <w:sz w:val="20"/>
+              </w:rPr>
+              <w:t>dalam</w:t>
+            </w:r>
+            <w:proofErr w:type="spellEnd"/>
+            <w:r>
+              <w:rPr>
+                <w:rFonts w:ascii="Arial" w:hAnsi="Arial" w:cs="Arial"/>
+                <w:sz w:val="20"/>
+              </w:rPr>
+              <w:t xml:space="preserve"> </w:t>
+            </w:r>
+            <w:proofErr w:type="spellStart"/>
+            <w:r>
+              <w:rPr>
+                <w:rFonts w:ascii="Arial" w:hAnsi="Arial" w:cs="Arial"/>
+                <w:sz w:val="20"/>
+              </w:rPr>
+              <w:t>waktu</w:t>
+            </w:r>
+            <w:proofErr w:type="spellEnd"/>
+            <w:r>
+              <w:rPr>
+                <w:rFonts w:ascii="Arial" w:hAnsi="Arial" w:cs="Arial"/>
+                <w:sz w:val="20"/>
+              </w:rPr>
+              <w:t xml:space="preserve"> yang </w:t>
+            </w:r>
+            <w:proofErr w:type="spellStart"/>
+            <w:r>
+              <w:rPr>
+                <w:rFonts w:ascii="Arial" w:hAnsi="Arial" w:cs="Arial"/>
+                <w:sz w:val="20"/>
+              </w:rPr>
+              <w:t>sesingkat-singkatnya</w:t>
+            </w:r>
+            <w:proofErr w:type="spellEnd"/>
+            <w:r>
+              <w:rPr>
+                <w:rFonts w:ascii="Arial" w:hAnsi="Arial" w:cs="Arial"/>
+                <w:sz w:val="20"/>
+              </w:rPr>
+              <w:t>.</w:t>
             </w:r>
           </w:p>
         </w:tc>
@@ -8058,7 +8751,39 @@
                 <w:rFonts w:ascii="Arial" w:hAnsi="Arial" w:cs="Arial"/>
                 <w:sz w:val="20"/>
               </w:rPr>
-              <w:t>(Tempat kedudukan)</w:t>
+              <w:t>(</w:t>
+            </w:r>
+            <w:proofErr w:type="spellStart"/>
+            <w:r>
+              <w:rPr>
+                <w:rFonts w:ascii="Arial" w:hAnsi="Arial" w:cs="Arial"/>
+                <w:sz w:val="20"/>
+              </w:rPr>
+              <w:t>Tempat</w:t>
+            </w:r>
+            <w:proofErr w:type="spellEnd"/>
+            <w:r>
+              <w:rPr>
+                <w:rFonts w:ascii="Arial" w:hAnsi="Arial" w:cs="Arial"/>
+                <w:sz w:val="20"/>
+              </w:rPr>
+              <w:t xml:space="preserve"> </w:t>
+            </w:r>
+            <w:proofErr w:type="spellStart"/>
+            <w:r>
+              <w:rPr>
+                <w:rFonts w:ascii="Arial" w:hAnsi="Arial" w:cs="Arial"/>
+                <w:sz w:val="20"/>
+              </w:rPr>
+              <w:t>kedudukan</w:t>
+            </w:r>
+            <w:proofErr w:type="spellEnd"/>
+            <w:r>
+              <w:rPr>
+                <w:rFonts w:ascii="Arial" w:hAnsi="Arial" w:cs="Arial"/>
+                <w:sz w:val="20"/>
+              </w:rPr>
+              <w:t>)</w:t>
             </w:r>
           </w:p>
         </w:tc>
@@ -8139,8 +8864,17 @@
                 <w:rFonts w:ascii="Arial" w:hAnsi="Arial" w:cs="Arial"/>
                 <w:sz w:val="20"/>
               </w:rPr>
-              <w:t>Pada tanggal</w:t>
-            </w:r>
+              <w:t xml:space="preserve">Pada </w:t>
+            </w:r>
+            <w:proofErr w:type="spellStart"/>
+            <w:r>
+              <w:rPr>
+                <w:rFonts w:ascii="Arial" w:hAnsi="Arial" w:cs="Arial"/>
+                <w:sz w:val="20"/>
+              </w:rPr>
+              <w:t>tanggal</w:t>
+            </w:r>
+            <w:proofErr w:type="spellEnd"/>
           </w:p>
         </w:tc>
         <w:tc>
@@ -8725,12 +9459,21 @@
                 <w:sz w:val="20"/>
               </w:rPr>
             </w:pPr>
-            <w:r>
-              <w:rPr>
-                <w:rFonts w:ascii="Arial" w:hAnsi="Arial" w:cs="Arial"/>
-                <w:sz w:val="20"/>
-              </w:rPr>
-              <w:t>Catatan lain-lain</w:t>
+            <w:proofErr w:type="spellStart"/>
+            <w:r>
+              <w:rPr>
+                <w:rFonts w:ascii="Arial" w:hAnsi="Arial" w:cs="Arial"/>
+                <w:sz w:val="20"/>
+              </w:rPr>
+              <w:t>Catatan</w:t>
+            </w:r>
+            <w:proofErr w:type="spellEnd"/>
+            <w:r>
+              <w:rPr>
+                <w:rFonts w:ascii="Arial" w:hAnsi="Arial" w:cs="Arial"/>
+                <w:sz w:val="20"/>
+              </w:rPr>
+              <w:t xml:space="preserve"> lain-lain</w:t>
             </w:r>
           </w:p>
         </w:tc>
@@ -8858,7 +9601,71 @@
                 <w:rFonts w:ascii="Arial" w:hAnsi="Arial" w:cs="Arial"/>
                 <w:sz w:val="20"/>
               </w:rPr>
-              <w:t xml:space="preserve"> yang menerbitkan SPD, pegawai yang melakukan perjalanan </w:t>
+              <w:t xml:space="preserve"> yang </w:t>
+            </w:r>
+            <w:proofErr w:type="spellStart"/>
+            <w:r>
+              <w:rPr>
+                <w:rFonts w:ascii="Arial" w:hAnsi="Arial" w:cs="Arial"/>
+                <w:sz w:val="20"/>
+              </w:rPr>
+              <w:t>menerbitkan</w:t>
+            </w:r>
+            <w:proofErr w:type="spellEnd"/>
+            <w:r>
+              <w:rPr>
+                <w:rFonts w:ascii="Arial" w:hAnsi="Arial" w:cs="Arial"/>
+                <w:sz w:val="20"/>
+              </w:rPr>
+              <w:t xml:space="preserve"> SPD, </w:t>
+            </w:r>
+            <w:proofErr w:type="spellStart"/>
+            <w:r>
+              <w:rPr>
+                <w:rFonts w:ascii="Arial" w:hAnsi="Arial" w:cs="Arial"/>
+                <w:sz w:val="20"/>
+              </w:rPr>
+              <w:t>pegawai</w:t>
+            </w:r>
+            <w:proofErr w:type="spellEnd"/>
+            <w:r>
+              <w:rPr>
+                <w:rFonts w:ascii="Arial" w:hAnsi="Arial" w:cs="Arial"/>
+                <w:sz w:val="20"/>
+              </w:rPr>
+              <w:t xml:space="preserve"> yang </w:t>
+            </w:r>
+            <w:proofErr w:type="spellStart"/>
+            <w:r>
+              <w:rPr>
+                <w:rFonts w:ascii="Arial" w:hAnsi="Arial" w:cs="Arial"/>
+                <w:sz w:val="20"/>
+              </w:rPr>
+              <w:t>melakukan</w:t>
+            </w:r>
+            <w:proofErr w:type="spellEnd"/>
+            <w:r>
+              <w:rPr>
+                <w:rFonts w:ascii="Arial" w:hAnsi="Arial" w:cs="Arial"/>
+                <w:sz w:val="20"/>
+              </w:rPr>
+              <w:t xml:space="preserve"> </w:t>
+            </w:r>
+            <w:proofErr w:type="spellStart"/>
+            <w:r>
+              <w:rPr>
+                <w:rFonts w:ascii="Arial" w:hAnsi="Arial" w:cs="Arial"/>
+                <w:sz w:val="20"/>
+              </w:rPr>
+              <w:t>perjalanan</w:t>
+            </w:r>
+            <w:proofErr w:type="spellEnd"/>
+            <w:r>
+              <w:rPr>
+                <w:rFonts w:ascii="Arial" w:hAnsi="Arial" w:cs="Arial"/>
+                <w:sz w:val="20"/>
+              </w:rPr>
+              <w:t xml:space="preserve"> </w:t>
             </w:r>
             <w:r>
               <w:rPr>
@@ -8868,6 +9675,7 @@
               </w:rPr>
               <w:t>d</w:t>
             </w:r>
+            <w:proofErr w:type="spellStart"/>
             <w:r>
               <w:rPr>
                 <w:rFonts w:ascii="Arial" w:hAnsi="Arial" w:cs="Arial"/>
@@ -8875,6 +9683,7 @@
               </w:rPr>
               <w:t>inas</w:t>
             </w:r>
+            <w:proofErr w:type="spellEnd"/>
             <w:r>
               <w:rPr>
                 <w:rFonts w:ascii="Arial" w:hAnsi="Arial" w:cs="Arial"/>
@@ -8888,8 +9697,113 @@
                 <w:rFonts w:ascii="Arial" w:hAnsi="Arial" w:cs="Arial"/>
                 <w:sz w:val="20"/>
               </w:rPr>
-              <w:t xml:space="preserve"> para pejabat yang mengesahkan tanggal berangkat/tiba serta bendahara</w:t>
-            </w:r>
+              <w:t xml:space="preserve"> para </w:t>
+            </w:r>
+            <w:proofErr w:type="spellStart"/>
+            <w:r>
+              <w:rPr>
+                <w:rFonts w:ascii="Arial" w:hAnsi="Arial" w:cs="Arial"/>
+                <w:sz w:val="20"/>
+              </w:rPr>
+              <w:t>pejabat</w:t>
+            </w:r>
+            <w:proofErr w:type="spellEnd"/>
+            <w:r>
+              <w:rPr>
+                <w:rFonts w:ascii="Arial" w:hAnsi="Arial" w:cs="Arial"/>
+                <w:sz w:val="20"/>
+              </w:rPr>
+              <w:t xml:space="preserve"> yang </w:t>
+            </w:r>
+            <w:proofErr w:type="spellStart"/>
+            <w:r>
+              <w:rPr>
+                <w:rFonts w:ascii="Arial" w:hAnsi="Arial" w:cs="Arial"/>
+                <w:sz w:val="20"/>
+              </w:rPr>
+              <w:t>mengesahkan</w:t>
+            </w:r>
+            <w:proofErr w:type="spellEnd"/>
+            <w:r>
+              <w:rPr>
+                <w:rFonts w:ascii="Arial" w:hAnsi="Arial" w:cs="Arial"/>
+                <w:sz w:val="20"/>
+              </w:rPr>
+              <w:t xml:space="preserve"> </w:t>
+            </w:r>
+            <w:proofErr w:type="spellStart"/>
+            <w:r>
+              <w:rPr>
+                <w:rFonts w:ascii="Arial" w:hAnsi="Arial" w:cs="Arial"/>
+                <w:sz w:val="20"/>
+              </w:rPr>
+              <w:t>tanggal</w:t>
+            </w:r>
+            <w:proofErr w:type="spellEnd"/>
+            <w:r>
+              <w:rPr>
+                <w:rFonts w:ascii="Arial" w:hAnsi="Arial" w:cs="Arial"/>
+                <w:sz w:val="20"/>
+              </w:rPr>
+              <w:t xml:space="preserve"> </w:t>
+            </w:r>
+            <w:proofErr w:type="spellStart"/>
+            <w:r>
+              <w:rPr>
+                <w:rFonts w:ascii="Arial" w:hAnsi="Arial" w:cs="Arial"/>
+                <w:sz w:val="20"/>
+              </w:rPr>
+              <w:t>berangkat</w:t>
+            </w:r>
+            <w:proofErr w:type="spellEnd"/>
+            <w:r>
+              <w:rPr>
+                <w:rFonts w:ascii="Arial" w:hAnsi="Arial" w:cs="Arial"/>
+                <w:sz w:val="20"/>
+              </w:rPr>
+              <w:t>/</w:t>
+            </w:r>
+            <w:proofErr w:type="spellStart"/>
+            <w:r>
+              <w:rPr>
+                <w:rFonts w:ascii="Arial" w:hAnsi="Arial" w:cs="Arial"/>
+                <w:sz w:val="20"/>
+              </w:rPr>
+              <w:t>tiba</w:t>
+            </w:r>
+            <w:proofErr w:type="spellEnd"/>
+            <w:r>
+              <w:rPr>
+                <w:rFonts w:ascii="Arial" w:hAnsi="Arial" w:cs="Arial"/>
+                <w:sz w:val="20"/>
+              </w:rPr>
+              <w:t xml:space="preserve"> </w:t>
+            </w:r>
+            <w:proofErr w:type="spellStart"/>
+            <w:r>
+              <w:rPr>
+                <w:rFonts w:ascii="Arial" w:hAnsi="Arial" w:cs="Arial"/>
+                <w:sz w:val="20"/>
+              </w:rPr>
+              <w:t>serta</w:t>
+            </w:r>
+            <w:proofErr w:type="spellEnd"/>
+            <w:r>
+              <w:rPr>
+                <w:rFonts w:ascii="Arial" w:hAnsi="Arial" w:cs="Arial"/>
+                <w:sz w:val="20"/>
+              </w:rPr>
+              <w:t xml:space="preserve"> </w:t>
+            </w:r>
+            <w:proofErr w:type="spellStart"/>
+            <w:r>
+              <w:rPr>
+                <w:rFonts w:ascii="Arial" w:hAnsi="Arial" w:cs="Arial"/>
+                <w:sz w:val="20"/>
+              </w:rPr>
+              <w:t>bendahara</w:t>
+            </w:r>
+            <w:proofErr w:type="spellEnd"/>
             <w:r>
               <w:rPr>
                 <w:rFonts w:ascii="Arial" w:hAnsi="Arial" w:cs="Arial"/>
@@ -8898,12 +9812,69 @@
               </w:rPr>
               <w:t xml:space="preserve"> pengeluaran </w:t>
             </w:r>
-            <w:r>
-              <w:rPr>
-                <w:rFonts w:ascii="Arial" w:hAnsi="Arial" w:cs="Arial"/>
-                <w:sz w:val="20"/>
-              </w:rPr>
-              <w:t xml:space="preserve">bertanggung jawab berdasarkan peraturan-peraturan </w:t>
+            <w:proofErr w:type="spellStart"/>
+            <w:r>
+              <w:rPr>
+                <w:rFonts w:ascii="Arial" w:hAnsi="Arial" w:cs="Arial"/>
+                <w:sz w:val="20"/>
+              </w:rPr>
+              <w:t>bertanggung</w:t>
+            </w:r>
+            <w:proofErr w:type="spellEnd"/>
+            <w:r>
+              <w:rPr>
+                <w:rFonts w:ascii="Arial" w:hAnsi="Arial" w:cs="Arial"/>
+                <w:sz w:val="20"/>
+              </w:rPr>
+              <w:t xml:space="preserve"> </w:t>
+            </w:r>
+            <w:proofErr w:type="spellStart"/>
+            <w:r>
+              <w:rPr>
+                <w:rFonts w:ascii="Arial" w:hAnsi="Arial" w:cs="Arial"/>
+                <w:sz w:val="20"/>
+              </w:rPr>
+              <w:t>jawab</w:t>
+            </w:r>
+            <w:proofErr w:type="spellEnd"/>
+            <w:r>
+              <w:rPr>
+                <w:rFonts w:ascii="Arial" w:hAnsi="Arial" w:cs="Arial"/>
+                <w:sz w:val="20"/>
+              </w:rPr>
+              <w:t xml:space="preserve"> </w:t>
+            </w:r>
+            <w:proofErr w:type="spellStart"/>
+            <w:r>
+              <w:rPr>
+                <w:rFonts w:ascii="Arial" w:hAnsi="Arial" w:cs="Arial"/>
+                <w:sz w:val="20"/>
+              </w:rPr>
+              <w:t>berdasarkan</w:t>
+            </w:r>
+            <w:proofErr w:type="spellEnd"/>
+            <w:r>
+              <w:rPr>
+                <w:rFonts w:ascii="Arial" w:hAnsi="Arial" w:cs="Arial"/>
+                <w:sz w:val="20"/>
+              </w:rPr>
+              <w:t xml:space="preserve"> </w:t>
+            </w:r>
+            <w:proofErr w:type="spellStart"/>
+            <w:r>
+              <w:rPr>
+                <w:rFonts w:ascii="Arial" w:hAnsi="Arial" w:cs="Arial"/>
+                <w:sz w:val="20"/>
+              </w:rPr>
+              <w:t>peraturan-peraturan</w:t>
+            </w:r>
+            <w:proofErr w:type="spellEnd"/>
+            <w:r>
+              <w:rPr>
+                <w:rFonts w:ascii="Arial" w:hAnsi="Arial" w:cs="Arial"/>
+                <w:sz w:val="20"/>
+              </w:rPr>
+              <w:t xml:space="preserve"> </w:t>
             </w:r>
             <w:r>
               <w:rPr>
@@ -8913,12 +9884,21 @@
               </w:rPr>
               <w:t>K</w:t>
             </w:r>
-            <w:r>
-              <w:rPr>
-                <w:rFonts w:ascii="Arial" w:hAnsi="Arial" w:cs="Arial"/>
-                <w:sz w:val="20"/>
-              </w:rPr>
-              <w:t xml:space="preserve">euangan </w:t>
+            <w:proofErr w:type="spellStart"/>
+            <w:r>
+              <w:rPr>
+                <w:rFonts w:ascii="Arial" w:hAnsi="Arial" w:cs="Arial"/>
+                <w:sz w:val="20"/>
+              </w:rPr>
+              <w:t>euangan</w:t>
+            </w:r>
+            <w:proofErr w:type="spellEnd"/>
+            <w:r>
+              <w:rPr>
+                <w:rFonts w:ascii="Arial" w:hAnsi="Arial" w:cs="Arial"/>
+                <w:sz w:val="20"/>
+              </w:rPr>
+              <w:t xml:space="preserve"> </w:t>
             </w:r>
             <w:r>
               <w:rPr>
@@ -8928,12 +9908,37 @@
               </w:rPr>
               <w:t>N</w:t>
             </w:r>
-            <w:r>
-              <w:rPr>
-                <w:rFonts w:ascii="Arial" w:hAnsi="Arial" w:cs="Arial"/>
-                <w:sz w:val="20"/>
-              </w:rPr>
-              <w:t xml:space="preserve">egara, apabila </w:t>
+            <w:proofErr w:type="spellStart"/>
+            <w:r>
+              <w:rPr>
+                <w:rFonts w:ascii="Arial" w:hAnsi="Arial" w:cs="Arial"/>
+                <w:sz w:val="20"/>
+              </w:rPr>
+              <w:t>egara</w:t>
+            </w:r>
+            <w:proofErr w:type="spellEnd"/>
+            <w:r>
+              <w:rPr>
+                <w:rFonts w:ascii="Arial" w:hAnsi="Arial" w:cs="Arial"/>
+                <w:sz w:val="20"/>
+              </w:rPr>
+              <w:t xml:space="preserve">, </w:t>
+            </w:r>
+            <w:proofErr w:type="spellStart"/>
+            <w:r>
+              <w:rPr>
+                <w:rFonts w:ascii="Arial" w:hAnsi="Arial" w:cs="Arial"/>
+                <w:sz w:val="20"/>
+              </w:rPr>
+              <w:t>apabila</w:t>
+            </w:r>
+            <w:proofErr w:type="spellEnd"/>
+            <w:r>
+              <w:rPr>
+                <w:rFonts w:ascii="Arial" w:hAnsi="Arial" w:cs="Arial"/>
+                <w:sz w:val="20"/>
+              </w:rPr>
+              <w:t xml:space="preserve"> </w:t>
             </w:r>
             <w:r>
               <w:rPr>
@@ -8943,13 +9948,79 @@
               </w:rPr>
               <w:t>n</w:t>
             </w:r>
-            <w:r>
-              <w:rPr>
-                <w:rFonts w:ascii="Arial" w:hAnsi="Arial" w:cs="Arial"/>
-                <w:sz w:val="20"/>
-              </w:rPr>
-              <w:t>egara menderita rugi akibat kesalahan</w:t>
-            </w:r>
+            <w:proofErr w:type="spellStart"/>
+            <w:r>
+              <w:rPr>
+                <w:rFonts w:ascii="Arial" w:hAnsi="Arial" w:cs="Arial"/>
+                <w:sz w:val="20"/>
+              </w:rPr>
+              <w:t>egara</w:t>
+            </w:r>
+            <w:proofErr w:type="spellEnd"/>
+            <w:r>
+              <w:rPr>
+                <w:rFonts w:ascii="Arial" w:hAnsi="Arial" w:cs="Arial"/>
+                <w:sz w:val="20"/>
+              </w:rPr>
+              <w:t xml:space="preserve"> </w:t>
+            </w:r>
+            <w:proofErr w:type="spellStart"/>
+            <w:r>
+              <w:rPr>
+                <w:rFonts w:ascii="Arial" w:hAnsi="Arial" w:cs="Arial"/>
+                <w:sz w:val="20"/>
+              </w:rPr>
+              <w:t>menderita</w:t>
+            </w:r>
+            <w:proofErr w:type="spellEnd"/>
+            <w:r>
+              <w:rPr>
+                <w:rFonts w:ascii="Arial" w:hAnsi="Arial" w:cs="Arial"/>
+                <w:sz w:val="20"/>
+              </w:rPr>
+              <w:t xml:space="preserve"> </w:t>
+            </w:r>
+            <w:proofErr w:type="spellStart"/>
+            <w:r>
+              <w:rPr>
+                <w:rFonts w:ascii="Arial" w:hAnsi="Arial" w:cs="Arial"/>
+                <w:sz w:val="20"/>
+              </w:rPr>
+              <w:t>rugi</w:t>
+            </w:r>
+            <w:proofErr w:type="spellEnd"/>
+            <w:r>
+              <w:rPr>
+                <w:rFonts w:ascii="Arial" w:hAnsi="Arial" w:cs="Arial"/>
+                <w:sz w:val="20"/>
+              </w:rPr>
+              <w:t xml:space="preserve"> </w:t>
+            </w:r>
+            <w:proofErr w:type="spellStart"/>
+            <w:r>
+              <w:rPr>
+                <w:rFonts w:ascii="Arial" w:hAnsi="Arial" w:cs="Arial"/>
+                <w:sz w:val="20"/>
+              </w:rPr>
+              <w:t>akibat</w:t>
+            </w:r>
+            <w:proofErr w:type="spellEnd"/>
+            <w:r>
+              <w:rPr>
+                <w:rFonts w:ascii="Arial" w:hAnsi="Arial" w:cs="Arial"/>
+                <w:sz w:val="20"/>
+              </w:rPr>
+              <w:t xml:space="preserve"> </w:t>
+            </w:r>
+            <w:proofErr w:type="spellStart"/>
+            <w:r>
+              <w:rPr>
+                <w:rFonts w:ascii="Arial" w:hAnsi="Arial" w:cs="Arial"/>
+                <w:sz w:val="20"/>
+              </w:rPr>
+              <w:t>kesalahan</w:t>
+            </w:r>
+            <w:proofErr w:type="spellEnd"/>
             <w:r>
               <w:rPr>
                 <w:rFonts w:ascii="Arial" w:hAnsi="Arial" w:cs="Arial"/>
@@ -8963,8 +10034,17 @@
                 <w:rFonts w:ascii="Arial" w:hAnsi="Arial" w:cs="Arial"/>
                 <w:sz w:val="20"/>
               </w:rPr>
-              <w:t xml:space="preserve"> dan keal</w:t>
-            </w:r>
+              <w:t xml:space="preserve"> dan </w:t>
+            </w:r>
+            <w:proofErr w:type="spellStart"/>
+            <w:r>
+              <w:rPr>
+                <w:rFonts w:ascii="Arial" w:hAnsi="Arial" w:cs="Arial"/>
+                <w:sz w:val="20"/>
+              </w:rPr>
+              <w:t>keal</w:t>
+            </w:r>
+            <w:proofErr w:type="spellEnd"/>
             <w:r>
               <w:rPr>
                 <w:rFonts w:ascii="Arial" w:hAnsi="Arial" w:cs="Arial"/>
@@ -8973,12 +10053,21 @@
               </w:rPr>
               <w:t>p</w:t>
             </w:r>
-            <w:r>
-              <w:rPr>
-                <w:rFonts w:ascii="Arial" w:hAnsi="Arial" w:cs="Arial"/>
-                <w:sz w:val="20"/>
-              </w:rPr>
-              <w:t>aannya.</w:t>
+            <w:proofErr w:type="spellStart"/>
+            <w:r>
+              <w:rPr>
+                <w:rFonts w:ascii="Arial" w:hAnsi="Arial" w:cs="Arial"/>
+                <w:sz w:val="20"/>
+              </w:rPr>
+              <w:t>aannya</w:t>
+            </w:r>
+            <w:proofErr w:type="spellEnd"/>
+            <w:r>
+              <w:rPr>
+                <w:rFonts w:ascii="Arial" w:hAnsi="Arial" w:cs="Arial"/>
+                <w:sz w:val="20"/>
+              </w:rPr>
+              <w:t>.</w:t>
             </w:r>
           </w:p>
         </w:tc>
@@ -13338,6 +14427,9 @@
   <wne:recipientData>
     <wne:active wne:val="1"/>
   </wne:recipientData>
+  <wne:recipientData>
+    <wne:active wne:val="1"/>
+  </wne:recipientData>
 </wne:recipients>
 </file>
 

--- a/public/spd-format.docx
+++ b/public/spd-format.docx
@@ -1,6 +1,6 @@
 
 <file path=word/document.xml><?xml version="1.0" encoding="utf-8"?>
-<w:document xmlns:wpc="http://schemas.microsoft.com/office/word/2010/wordprocessingCanvas" xmlns:cx="http://schemas.microsoft.com/office/drawing/2014/chartex" xmlns:cx1="http://schemas.microsoft.com/office/drawing/2015/9/8/chartex" xmlns:cx2="http://schemas.microsoft.com/office/drawing/2015/10/21/chartex" xmlns:cx3="http://schemas.microsoft.com/office/drawing/2016/5/9/chartex" xmlns:cx4="http://schemas.microsoft.com/office/drawing/2016/5/10/chartex" xmlns:cx5="http://schemas.microsoft.com/office/drawing/2016/5/11/chartex" xmlns:cx6="http://schemas.microsoft.com/office/drawing/2016/5/12/chartex" xmlns:cx7="http://schemas.microsoft.com/office/drawing/2016/5/13/chartex" xmlns:cx8="http://schemas.microsoft.com/office/drawing/2016/5/14/chartex" xmlns:mc="http://schemas.openxmlformats.org/markup-compatibility/2006" xmlns:aink="http://schemas.microsoft.com/office/drawing/2016/ink" xmlns:am3d="http://schemas.microsoft.com/office/drawing/2017/model3d" xmlns:o="urn:schemas-microsoft-com:office:office" xmlns:oel="http://schemas.microsoft.com/office/2019/extlst" xmlns:r="http://schemas.openxmlformats.org/officeDocument/2006/relationships" xmlns:m="http://schemas.openxmlformats.org/officeDocument/2006/math" xmlns:v="urn:schemas-microsoft-com:vml" xmlns:wp14="http://schemas.microsoft.com/office/word/2010/wordprocessingDrawing" xmlns:wp="http://schemas.openxmlformats.org/drawingml/2006/wordprocessingDrawing" xmlns:w10="urn:schemas-microsoft-com:office:word" xmlns:w="http://schemas.openxmlformats.org/wordprocessingml/2006/main" xmlns:w14="http://schemas.microsoft.com/office/word/2010/wordml" xmlns:w15="http://schemas.microsoft.com/office/word/2012/wordml" xmlns:w16cex="http://schemas.microsoft.com/office/word/2018/wordml/cex" xmlns:w16cid="http://schemas.microsoft.com/office/word/2016/wordml/cid" xmlns:w16="http://schemas.microsoft.com/office/word/2018/wordml" xmlns:w16du="http://schemas.microsoft.com/office/word/2023/wordml/word16du" xmlns:w16sdtdh="http://schemas.microsoft.com/office/word/2020/wordml/sdtdatahash" xmlns:w16sdtfl="http://schemas.microsoft.com/office/word/2024/wordml/sdtformatlock" xmlns:w16se="http://schemas.microsoft.com/office/word/2015/wordml/symex" xmlns:wpg="http://schemas.microsoft.com/office/word/2010/wordprocessingGroup" xmlns:wpi="http://schemas.microsoft.com/office/word/2010/wordprocessingInk" xmlns:wne="http://schemas.microsoft.com/office/word/2006/wordml" xmlns:wps="http://schemas.microsoft.com/office/word/2010/wordprocessingShape" mc:Ignorable="w14 w15 w16se w16cid w16 w16cex w16sdtdh w16sdtfl w16du wp14">
+<w:document xmlns:wpc="http://schemas.microsoft.com/office/word/2010/wordprocessingCanvas" xmlns:cx="http://schemas.microsoft.com/office/drawing/2014/chartex" xmlns:cx1="http://schemas.microsoft.com/office/drawing/2015/9/8/chartex" xmlns:cx2="http://schemas.microsoft.com/office/drawing/2015/10/21/chartex" xmlns:cx3="http://schemas.microsoft.com/office/drawing/2016/5/9/chartex" xmlns:cx4="http://schemas.microsoft.com/office/drawing/2016/5/10/chartex" xmlns:cx5="http://schemas.microsoft.com/office/drawing/2016/5/11/chartex" xmlns:cx6="http://schemas.microsoft.com/office/drawing/2016/5/12/chartex" xmlns:cx7="http://schemas.microsoft.com/office/drawing/2016/5/13/chartex" xmlns:cx8="http://schemas.microsoft.com/office/drawing/2016/5/14/chartex" xmlns:mc="http://schemas.openxmlformats.org/markup-compatibility/2006" xmlns:aink="http://schemas.microsoft.com/office/drawing/2016/ink" xmlns:am3d="http://schemas.microsoft.com/office/drawing/2017/model3d" xmlns:o="urn:schemas-microsoft-com:office:office" xmlns:oel="http://schemas.microsoft.com/office/2019/extlst" xmlns:r="http://schemas.openxmlformats.org/officeDocument/2006/relationships" xmlns:m="http://schemas.openxmlformats.org/officeDocument/2006/math" xmlns:v="urn:schemas-microsoft-com:vml" xmlns:wp14="http://schemas.microsoft.com/office/word/2010/wordprocessingDrawing" xmlns:wp="http://schemas.openxmlformats.org/drawingml/2006/wordprocessingDrawing" xmlns:w10="urn:schemas-microsoft-com:office:word" xmlns:w="http://schemas.openxmlformats.org/wordprocessingml/2006/main" xmlns:w14="http://schemas.microsoft.com/office/word/2010/wordml" xmlns:w15="http://schemas.microsoft.com/office/word/2012/wordml" xmlns:w16cei="http://schemas.microsoft.com/office/word/2026/wordml/cei" xmlns:w16cex="http://schemas.microsoft.com/office/word/2018/wordml/cex" xmlns:w16cid="http://schemas.microsoft.com/office/word/2016/wordml/cid" xmlns:w16="http://schemas.microsoft.com/office/word/2018/wordml" xmlns:w16du="http://schemas.microsoft.com/office/word/2023/wordml/word16du" xmlns:w16sdtdh="http://schemas.microsoft.com/office/word/2020/wordml/sdtdatahash" xmlns:w16sdtfl="http://schemas.microsoft.com/office/word/2024/wordml/sdtformatlock" xmlns:w16se="http://schemas.microsoft.com/office/word/2015/wordml/symex" xmlns:wpg="http://schemas.microsoft.com/office/word/2010/wordprocessingGroup" xmlns:wpi="http://schemas.microsoft.com/office/word/2010/wordprocessingInk" xmlns:wne="http://schemas.microsoft.com/office/word/2006/wordml" xmlns:wps="http://schemas.microsoft.com/office/word/2010/wordprocessingShape" mc:Ignorable="w14 w15 w16se w16cid w16 w16cex w16sdtdh w16sdtfl w16du wp14">
   <w:background w:color="FFFFFF"/>
   <w:body>
     <w:tbl>
@@ -225,69 +225,33 @@
                 <w:sz w:val="18"/>
                 <w:szCs w:val="18"/>
               </w:rPr>
-              <w:t>{</w:t>
-            </w:r>
-            <w:proofErr w:type="spellStart"/>
-            <w:r>
-              <w:rPr>
-                <w:rFonts w:ascii="Arial" w:eastAsia="Arial" w:hAnsi="Arial" w:cs="Arial"/>
+              <w:t>{alamat}</w:t>
+            </w:r>
+          </w:p>
+          <w:p>
+            <w:pPr>
+              <w:jc w:val="center"/>
+              <w:rPr>
+                <w:rFonts w:ascii="Arial" w:hAnsi="Arial" w:cs="Arial"/>
                 <w:sz w:val="18"/>
                 <w:szCs w:val="18"/>
               </w:rPr>
-              <w:t>alamat</w:t>
-            </w:r>
-            <w:proofErr w:type="spellEnd"/>
-            <w:r>
-              <w:rPr>
-                <w:rFonts w:ascii="Arial" w:eastAsia="Arial" w:hAnsi="Arial" w:cs="Arial"/>
+            </w:pPr>
+            <w:r>
+              <w:rPr>
+                <w:rFonts w:ascii="Arial" w:hAnsi="Arial" w:cs="Arial"/>
                 <w:sz w:val="18"/>
                 <w:szCs w:val="18"/>
               </w:rPr>
-              <w:t>}</w:t>
-            </w:r>
-          </w:p>
-          <w:p>
-            <w:pPr>
-              <w:jc w:val="center"/>
+              <w:t xml:space="preserve">Call Center: </w:t>
+            </w:r>
+            <w:r>
               <w:rPr>
                 <w:rFonts w:ascii="Arial" w:hAnsi="Arial" w:cs="Arial"/>
                 <w:sz w:val="18"/>
                 <w:szCs w:val="18"/>
               </w:rPr>
-            </w:pPr>
-            <w:r>
-              <w:rPr>
-                <w:rFonts w:ascii="Arial" w:hAnsi="Arial" w:cs="Arial"/>
-                <w:sz w:val="18"/>
-                <w:szCs w:val="18"/>
-              </w:rPr>
-              <w:t xml:space="preserve">Call Center: </w:t>
-            </w:r>
-            <w:r>
-              <w:rPr>
-                <w:rFonts w:ascii="Arial" w:hAnsi="Arial" w:cs="Arial"/>
-                <w:sz w:val="18"/>
-                <w:szCs w:val="18"/>
-              </w:rPr>
-              <w:t>{</w:t>
-            </w:r>
-            <w:proofErr w:type="spellStart"/>
-            <w:r>
-              <w:rPr>
-                <w:rFonts w:ascii="Arial" w:hAnsi="Arial" w:cs="Arial"/>
-                <w:sz w:val="18"/>
-                <w:szCs w:val="18"/>
-              </w:rPr>
-              <w:t>callCenter</w:t>
-            </w:r>
-            <w:proofErr w:type="spellEnd"/>
-            <w:r>
-              <w:rPr>
-                <w:rFonts w:ascii="Arial" w:hAnsi="Arial" w:cs="Arial"/>
-                <w:sz w:val="18"/>
-                <w:szCs w:val="18"/>
-              </w:rPr>
-              <w:t>}</w:t>
+              <w:t>{callCenter}</w:t>
             </w:r>
           </w:p>
           <w:p>
@@ -670,7 +634,6 @@
                 <w:lang w:val="id-ID"/>
               </w:rPr>
             </w:pPr>
-            <w:proofErr w:type="spellStart"/>
             <w:r>
               <w:rPr>
                 <w:rFonts w:ascii="Arial" w:hAnsi="Arial" w:cs="Arial"/>
@@ -679,7 +642,6 @@
               </w:rPr>
               <w:t>Pejabat</w:t>
             </w:r>
-            <w:proofErr w:type="spellEnd"/>
             <w:r>
               <w:rPr>
                 <w:rFonts w:ascii="Arial" w:hAnsi="Arial" w:cs="Arial"/>
@@ -859,7 +821,6 @@
               </w:rPr>
               <w:t xml:space="preserve"> </w:t>
             </w:r>
-            <w:proofErr w:type="spellStart"/>
             <w:r>
               <w:rPr>
                 <w:rFonts w:ascii="Arial" w:hAnsi="Arial" w:cs="Arial"/>
@@ -867,17 +828,7 @@
                 <w:szCs w:val="20"/>
                 <w:lang w:val="es-MX"/>
               </w:rPr>
-              <w:t>Pegawai</w:t>
-            </w:r>
-            <w:proofErr w:type="spellEnd"/>
-            <w:r>
-              <w:rPr>
-                <w:rFonts w:ascii="Arial" w:hAnsi="Arial" w:cs="Arial"/>
-                <w:sz w:val="20"/>
-                <w:szCs w:val="20"/>
-                <w:lang w:val="es-MX"/>
-              </w:rPr>
-              <w:t xml:space="preserve"> yang </w:t>
+              <w:t xml:space="preserve">Pegawai yang </w:t>
             </w:r>
             <w:r>
               <w:rPr>
@@ -1030,7 +981,6 @@
                 <w:lang w:val="id-ID"/>
               </w:rPr>
             </w:pPr>
-            <w:proofErr w:type="spellStart"/>
             <w:r>
               <w:rPr>
                 <w:rFonts w:ascii="Arial" w:hAnsi="Arial" w:cs="Arial"/>
@@ -1039,7 +989,6 @@
               </w:rPr>
               <w:t>Pangkat</w:t>
             </w:r>
-            <w:proofErr w:type="spellEnd"/>
             <w:r>
               <w:rPr>
                 <w:rFonts w:ascii="Arial" w:hAnsi="Arial" w:cs="Arial"/>
@@ -1127,25 +1076,7 @@
                 <w:sz w:val="20"/>
                 <w:szCs w:val="20"/>
               </w:rPr>
-              <w:t>{</w:t>
-            </w:r>
-            <w:proofErr w:type="spellStart"/>
-            <w:r>
-              <w:rPr>
-                <w:rFonts w:ascii="Arial" w:hAnsi="Arial" w:cs="Arial"/>
-                <w:sz w:val="20"/>
-                <w:szCs w:val="20"/>
-              </w:rPr>
-              <w:t>gol</w:t>
-            </w:r>
-            <w:proofErr w:type="spellEnd"/>
-            <w:r>
-              <w:rPr>
-                <w:rFonts w:ascii="Arial" w:hAnsi="Arial" w:cs="Arial"/>
-                <w:sz w:val="20"/>
-                <w:szCs w:val="20"/>
-              </w:rPr>
-              <w:t>}</w:t>
+              <w:t>{gol}</w:t>
             </w:r>
           </w:p>
         </w:tc>
@@ -1215,7 +1146,6 @@
                 <w:lang w:val="id-ID"/>
               </w:rPr>
             </w:pPr>
-            <w:proofErr w:type="spellStart"/>
             <w:r>
               <w:rPr>
                 <w:rFonts w:ascii="Arial" w:hAnsi="Arial" w:cs="Arial"/>
@@ -1224,7 +1154,6 @@
               </w:rPr>
               <w:t>Jabatan</w:t>
             </w:r>
-            <w:proofErr w:type="spellEnd"/>
             <w:r>
               <w:rPr>
                 <w:rFonts w:ascii="Arial" w:hAnsi="Arial" w:cs="Arial"/>
@@ -1288,25 +1217,7 @@
                 <w:sz w:val="20"/>
                 <w:szCs w:val="20"/>
               </w:rPr>
-              <w:t>{</w:t>
-            </w:r>
-            <w:proofErr w:type="spellStart"/>
-            <w:r>
-              <w:rPr>
-                <w:rFonts w:ascii="Arial" w:hAnsi="Arial" w:cs="Arial"/>
-                <w:sz w:val="20"/>
-                <w:szCs w:val="20"/>
-              </w:rPr>
-              <w:t>jabatan</w:t>
-            </w:r>
-            <w:proofErr w:type="spellEnd"/>
-            <w:r>
-              <w:rPr>
-                <w:rFonts w:ascii="Arial" w:hAnsi="Arial" w:cs="Arial"/>
-                <w:sz w:val="20"/>
-                <w:szCs w:val="20"/>
-              </w:rPr>
-              <w:t>}</w:t>
+              <w:t>{jabatan}</w:t>
             </w:r>
           </w:p>
         </w:tc>
@@ -1555,7 +1466,6 @@
               </w:rPr>
               <w:t xml:space="preserve"> </w:t>
             </w:r>
-            <w:proofErr w:type="spellStart"/>
             <w:r>
               <w:rPr>
                 <w:rFonts w:ascii="Arial" w:hAnsi="Arial" w:cs="Arial"/>
@@ -1564,7 +1474,6 @@
               </w:rPr>
               <w:t>Perjalanan</w:t>
             </w:r>
-            <w:proofErr w:type="spellEnd"/>
             <w:r>
               <w:rPr>
                 <w:rFonts w:ascii="Arial" w:hAnsi="Arial" w:cs="Arial"/>
@@ -1582,7 +1491,6 @@
               </w:rPr>
               <w:t>D</w:t>
             </w:r>
-            <w:proofErr w:type="spellStart"/>
             <w:r>
               <w:rPr>
                 <w:rFonts w:ascii="Arial" w:hAnsi="Arial" w:cs="Arial"/>
@@ -1591,7 +1499,6 @@
               </w:rPr>
               <w:t>inas</w:t>
             </w:r>
-            <w:proofErr w:type="spellEnd"/>
           </w:p>
         </w:tc>
         <w:tc>
@@ -1696,34 +1603,14 @@
               </w:rPr>
               <w:t xml:space="preserve"> </w:t>
             </w:r>
-            <w:proofErr w:type="spellStart"/>
-            <w:r>
-              <w:rPr>
-                <w:rFonts w:ascii="Arial" w:hAnsi="Arial" w:cs="Arial"/>
-                <w:sz w:val="20"/>
-                <w:szCs w:val="20"/>
-              </w:rPr>
-              <w:t>angkut</w:t>
-            </w:r>
-            <w:proofErr w:type="spellEnd"/>
-            <w:r>
-              <w:rPr>
-                <w:rFonts w:ascii="Arial" w:hAnsi="Arial" w:cs="Arial"/>
-                <w:sz w:val="20"/>
-                <w:szCs w:val="20"/>
-              </w:rPr>
-              <w:t xml:space="preserve"> yang </w:t>
-            </w:r>
-            <w:proofErr w:type="spellStart"/>
-            <w:r>
-              <w:rPr>
-                <w:rFonts w:ascii="Arial" w:hAnsi="Arial" w:cs="Arial"/>
-                <w:sz w:val="20"/>
-                <w:szCs w:val="20"/>
-              </w:rPr>
-              <w:t>dipergunakan</w:t>
-            </w:r>
-            <w:proofErr w:type="spellEnd"/>
+            <w:r>
+              <w:rPr>
+                <w:rFonts w:ascii="Arial" w:hAnsi="Arial" w:cs="Arial"/>
+                <w:sz w:val="20"/>
+                <w:szCs w:val="20"/>
+              </w:rPr>
+              <w:t>angkut yang dipergunakan</w:t>
+            </w:r>
           </w:p>
         </w:tc>
         <w:tc>
@@ -1861,7 +1748,6 @@
                 <w:szCs w:val="20"/>
               </w:rPr>
             </w:pPr>
-            <w:proofErr w:type="spellStart"/>
             <w:r>
               <w:rPr>
                 <w:rFonts w:ascii="Arial" w:hAnsi="Arial" w:cs="Arial"/>
@@ -1870,7 +1756,6 @@
               </w:rPr>
               <w:t>Tempat</w:t>
             </w:r>
-            <w:proofErr w:type="spellEnd"/>
             <w:r>
               <w:rPr>
                 <w:rFonts w:ascii="Arial" w:hAnsi="Arial" w:cs="Arial"/>
@@ -1879,7 +1764,6 @@
               </w:rPr>
               <w:t xml:space="preserve"> </w:t>
             </w:r>
-            <w:proofErr w:type="spellStart"/>
             <w:r>
               <w:rPr>
                 <w:rFonts w:ascii="Arial" w:hAnsi="Arial" w:cs="Arial"/>
@@ -1888,7 +1772,6 @@
               </w:rPr>
               <w:t>berangkat</w:t>
             </w:r>
-            <w:proofErr w:type="spellEnd"/>
           </w:p>
         </w:tc>
         <w:tc>
@@ -1942,25 +1825,7 @@
                 <w:sz w:val="20"/>
                 <w:szCs w:val="20"/>
               </w:rPr>
-              <w:t>{</w:t>
-            </w:r>
-            <w:proofErr w:type="spellStart"/>
-            <w:r>
-              <w:rPr>
-                <w:rFonts w:ascii="Arial" w:hAnsi="Arial" w:cs="Arial"/>
-                <w:sz w:val="20"/>
-                <w:szCs w:val="20"/>
-              </w:rPr>
-              <w:t>asal</w:t>
-            </w:r>
-            <w:proofErr w:type="spellEnd"/>
-            <w:r>
-              <w:rPr>
-                <w:rFonts w:ascii="Arial" w:hAnsi="Arial" w:cs="Arial"/>
-                <w:sz w:val="20"/>
-                <w:szCs w:val="20"/>
-              </w:rPr>
-              <w:t>}</w:t>
+              <w:t>{asal}</w:t>
             </w:r>
           </w:p>
         </w:tc>
@@ -2033,7 +1898,6 @@
                 <w:szCs w:val="20"/>
               </w:rPr>
             </w:pPr>
-            <w:proofErr w:type="spellStart"/>
             <w:r>
               <w:rPr>
                 <w:rFonts w:ascii="Arial" w:hAnsi="Arial" w:cs="Arial"/>
@@ -2042,7 +1906,6 @@
               </w:rPr>
               <w:t>Tempat</w:t>
             </w:r>
-            <w:proofErr w:type="spellEnd"/>
             <w:r>
               <w:rPr>
                 <w:rFonts w:ascii="Arial" w:hAnsi="Arial" w:cs="Arial"/>
@@ -2051,7 +1914,6 @@
               </w:rPr>
               <w:t xml:space="preserve"> </w:t>
             </w:r>
-            <w:proofErr w:type="spellStart"/>
             <w:r>
               <w:rPr>
                 <w:rFonts w:ascii="Arial" w:hAnsi="Arial" w:cs="Arial"/>
@@ -2060,7 +1922,6 @@
               </w:rPr>
               <w:t>tujuan</w:t>
             </w:r>
-            <w:proofErr w:type="spellEnd"/>
           </w:p>
         </w:tc>
         <w:tc>
@@ -2210,7 +2071,6 @@
               </w:rPr>
               <w:t xml:space="preserve"> </w:t>
             </w:r>
-            <w:proofErr w:type="spellStart"/>
             <w:r>
               <w:rPr>
                 <w:rFonts w:ascii="Arial" w:hAnsi="Arial" w:cs="Arial"/>
@@ -2219,7 +2079,6 @@
               </w:rPr>
               <w:t>Perjalanan</w:t>
             </w:r>
-            <w:proofErr w:type="spellEnd"/>
             <w:r>
               <w:rPr>
                 <w:rFonts w:ascii="Arial" w:hAnsi="Arial" w:cs="Arial"/>
@@ -2289,18 +2148,8 @@
                 <w:sz w:val="20"/>
                 <w:szCs w:val="20"/>
               </w:rPr>
-              <w:t xml:space="preserve">{lama} </w:t>
-            </w:r>
-            <w:proofErr w:type="spellStart"/>
-            <w:r>
-              <w:rPr>
-                <w:rFonts w:ascii="Arial" w:hAnsi="Arial" w:cs="Arial"/>
-                <w:sz w:val="20"/>
-                <w:szCs w:val="20"/>
-              </w:rPr>
-              <w:t>hari</w:t>
-            </w:r>
-            <w:proofErr w:type="spellEnd"/>
+              <w:t>{lama} hari</w:t>
+            </w:r>
           </w:p>
         </w:tc>
       </w:tr>
@@ -2367,7 +2216,6 @@
                 <w:szCs w:val="20"/>
               </w:rPr>
             </w:pPr>
-            <w:proofErr w:type="spellStart"/>
             <w:r>
               <w:rPr>
                 <w:rFonts w:ascii="Arial" w:hAnsi="Arial" w:cs="Arial"/>
@@ -2376,7 +2224,6 @@
               </w:rPr>
               <w:t>Tanggal</w:t>
             </w:r>
-            <w:proofErr w:type="spellEnd"/>
             <w:r>
               <w:rPr>
                 <w:rFonts w:ascii="Arial" w:hAnsi="Arial" w:cs="Arial"/>
@@ -2385,7 +2232,6 @@
               </w:rPr>
               <w:t xml:space="preserve"> </w:t>
             </w:r>
-            <w:proofErr w:type="spellStart"/>
             <w:r>
               <w:rPr>
                 <w:rFonts w:ascii="Arial" w:hAnsi="Arial" w:cs="Arial"/>
@@ -2394,7 +2240,6 @@
               </w:rPr>
               <w:t>Berangkat</w:t>
             </w:r>
-            <w:proofErr w:type="spellEnd"/>
           </w:p>
         </w:tc>
         <w:tc>
@@ -2448,25 +2293,7 @@
                 <w:sz w:val="20"/>
                 <w:szCs w:val="20"/>
               </w:rPr>
-              <w:t>{</w:t>
-            </w:r>
-            <w:proofErr w:type="spellStart"/>
-            <w:r>
-              <w:rPr>
-                <w:rFonts w:ascii="Arial" w:hAnsi="Arial" w:cs="Arial"/>
-                <w:sz w:val="20"/>
-                <w:szCs w:val="20"/>
-              </w:rPr>
-              <w:t>tglBerangkat</w:t>
-            </w:r>
-            <w:proofErr w:type="spellEnd"/>
-            <w:r>
-              <w:rPr>
-                <w:rFonts w:ascii="Arial" w:hAnsi="Arial" w:cs="Arial"/>
-                <w:sz w:val="20"/>
-                <w:szCs w:val="20"/>
-              </w:rPr>
-              <w:t>}</w:t>
+              <w:t>{tglBerangkat}</w:t>
             </w:r>
           </w:p>
         </w:tc>
@@ -2540,7 +2367,6 @@
                 <w:lang w:val="id-ID"/>
               </w:rPr>
             </w:pPr>
-            <w:proofErr w:type="spellStart"/>
             <w:r>
               <w:rPr>
                 <w:rFonts w:ascii="Arial" w:hAnsi="Arial" w:cs="Arial"/>
@@ -2549,7 +2375,6 @@
               </w:rPr>
               <w:t>Tanggal</w:t>
             </w:r>
-            <w:proofErr w:type="spellEnd"/>
             <w:r>
               <w:rPr>
                 <w:rFonts w:ascii="Arial" w:hAnsi="Arial" w:cs="Arial"/>
@@ -2558,7 +2383,6 @@
               </w:rPr>
               <w:t xml:space="preserve"> </w:t>
             </w:r>
-            <w:proofErr w:type="spellStart"/>
             <w:r>
               <w:rPr>
                 <w:rFonts w:ascii="Arial" w:hAnsi="Arial" w:cs="Arial"/>
@@ -2567,7 +2391,6 @@
               </w:rPr>
               <w:t>harus</w:t>
             </w:r>
-            <w:proofErr w:type="spellEnd"/>
             <w:r>
               <w:rPr>
                 <w:rFonts w:ascii="Arial" w:hAnsi="Arial" w:cs="Arial"/>
@@ -2576,7 +2399,6 @@
               </w:rPr>
               <w:t xml:space="preserve"> </w:t>
             </w:r>
-            <w:proofErr w:type="spellStart"/>
             <w:r>
               <w:rPr>
                 <w:rFonts w:ascii="Arial" w:hAnsi="Arial" w:cs="Arial"/>
@@ -2585,7 +2407,6 @@
               </w:rPr>
               <w:t>kembali</w:t>
             </w:r>
-            <w:proofErr w:type="spellEnd"/>
             <w:r>
               <w:rPr>
                 <w:rFonts w:ascii="Arial" w:hAnsi="Arial" w:cs="Arial"/>
@@ -2650,25 +2471,7 @@
                 <w:sz w:val="20"/>
                 <w:szCs w:val="20"/>
               </w:rPr>
-              <w:t>{</w:t>
-            </w:r>
-            <w:proofErr w:type="spellStart"/>
-            <w:r>
-              <w:rPr>
-                <w:rFonts w:ascii="Arial" w:hAnsi="Arial" w:cs="Arial"/>
-                <w:sz w:val="20"/>
-                <w:szCs w:val="20"/>
-              </w:rPr>
-              <w:t>tglKembali</w:t>
-            </w:r>
-            <w:proofErr w:type="spellEnd"/>
-            <w:r>
-              <w:rPr>
-                <w:rFonts w:ascii="Arial" w:hAnsi="Arial" w:cs="Arial"/>
-                <w:sz w:val="20"/>
-                <w:szCs w:val="20"/>
-              </w:rPr>
-              <w:t>}</w:t>
+              <w:t>{tglKembali}</w:t>
             </w:r>
           </w:p>
         </w:tc>
@@ -3432,7 +3235,6 @@
                 <w:szCs w:val="20"/>
               </w:rPr>
             </w:pPr>
-            <w:proofErr w:type="spellStart"/>
             <w:r>
               <w:rPr>
                 <w:rFonts w:ascii="Arial" w:hAnsi="Arial" w:cs="Arial"/>
@@ -3441,7 +3243,6 @@
               </w:rPr>
               <w:t>Pembebanan</w:t>
             </w:r>
-            <w:proofErr w:type="spellEnd"/>
             <w:r>
               <w:rPr>
                 <w:rFonts w:ascii="Arial" w:hAnsi="Arial" w:cs="Arial"/>
@@ -3450,7 +3251,6 @@
               </w:rPr>
               <w:t xml:space="preserve"> </w:t>
             </w:r>
-            <w:proofErr w:type="spellStart"/>
             <w:r>
               <w:rPr>
                 <w:rFonts w:ascii="Arial" w:hAnsi="Arial" w:cs="Arial"/>
@@ -3459,7 +3259,6 @@
               </w:rPr>
               <w:t>Anggaran</w:t>
             </w:r>
-            <w:proofErr w:type="spellEnd"/>
           </w:p>
         </w:tc>
         <w:tc>
@@ -3548,7 +3347,6 @@
                 <w:szCs w:val="20"/>
               </w:rPr>
             </w:pPr>
-            <w:proofErr w:type="spellStart"/>
             <w:r>
               <w:rPr>
                 <w:rFonts w:ascii="Arial" w:hAnsi="Arial" w:cs="Arial"/>
@@ -3557,7 +3355,6 @@
               </w:rPr>
               <w:t>Instansi</w:t>
             </w:r>
-            <w:proofErr w:type="spellEnd"/>
           </w:p>
         </w:tc>
         <w:tc>
@@ -3775,23 +3572,13 @@
                 <w:szCs w:val="20"/>
               </w:rPr>
             </w:pPr>
-            <w:proofErr w:type="spellStart"/>
-            <w:r>
-              <w:rPr>
-                <w:rFonts w:ascii="Arial" w:hAnsi="Arial" w:cs="Arial"/>
-                <w:sz w:val="20"/>
-                <w:szCs w:val="20"/>
-              </w:rPr>
-              <w:t>Keterangan</w:t>
-            </w:r>
-            <w:proofErr w:type="spellEnd"/>
-            <w:r>
-              <w:rPr>
-                <w:rFonts w:ascii="Arial" w:hAnsi="Arial" w:cs="Arial"/>
-                <w:sz w:val="20"/>
-                <w:szCs w:val="20"/>
-              </w:rPr>
-              <w:t xml:space="preserve"> lain-lain</w:t>
+            <w:r>
+              <w:rPr>
+                <w:rFonts w:ascii="Arial" w:hAnsi="Arial" w:cs="Arial"/>
+                <w:sz w:val="20"/>
+                <w:szCs w:val="20"/>
+              </w:rPr>
+              <w:t>Keterangan lain-lain</w:t>
             </w:r>
           </w:p>
         </w:tc>
@@ -3922,22 +3709,7 @@
           <w:sz w:val="20"/>
         </w:rPr>
         <w:tab/>
-      </w:r>
-      <w:proofErr w:type="spellStart"/>
-      <w:r>
-        <w:rPr>
-          <w:rFonts w:ascii="Arial" w:hAnsi="Arial" w:cs="Arial"/>
-          <w:sz w:val="20"/>
-        </w:rPr>
-        <w:t>Dikeluarkan</w:t>
-      </w:r>
-      <w:proofErr w:type="spellEnd"/>
-      <w:r>
-        <w:rPr>
-          <w:rFonts w:ascii="Arial" w:hAnsi="Arial" w:cs="Arial"/>
-          <w:sz w:val="20"/>
-        </w:rPr>
-        <w:t xml:space="preserve"> di</w:t>
+        <w:t>Dikeluarkan di</w:t>
       </w:r>
       <w:r>
         <w:rPr>
@@ -3952,23 +3724,7 @@
           <w:rFonts w:ascii="Arial" w:hAnsi="Arial" w:cs="Arial"/>
           <w:sz w:val="20"/>
         </w:rPr>
-        <w:t>{</w:t>
-      </w:r>
-      <w:proofErr w:type="spellStart"/>
-      <w:r>
-        <w:rPr>
-          <w:rFonts w:ascii="Arial" w:hAnsi="Arial" w:cs="Arial"/>
-          <w:sz w:val="20"/>
-        </w:rPr>
-        <w:t>asal</w:t>
-      </w:r>
-      <w:proofErr w:type="spellEnd"/>
-      <w:r>
-        <w:rPr>
-          <w:rFonts w:ascii="Arial" w:hAnsi="Arial" w:cs="Arial"/>
-          <w:sz w:val="20"/>
-        </w:rPr>
-        <w:t>}</w:t>
+        <w:t>{asal}</w:t>
       </w:r>
     </w:p>
     <w:p>
@@ -3987,17 +3743,8 @@
           <w:sz w:val="20"/>
         </w:rPr>
         <w:tab/>
-        <w:t xml:space="preserve">Pada </w:t>
+        <w:t>Pada tanggal</w:t>
       </w:r>
-      <w:proofErr w:type="spellStart"/>
-      <w:r>
-        <w:rPr>
-          <w:rFonts w:ascii="Arial" w:hAnsi="Arial" w:cs="Arial"/>
-          <w:sz w:val="20"/>
-        </w:rPr>
-        <w:t>tanggal</w:t>
-      </w:r>
-      <w:proofErr w:type="spellEnd"/>
       <w:r>
         <w:rPr>
           <w:rFonts w:ascii="Arial" w:hAnsi="Arial" w:cs="Arial"/>
@@ -4018,23 +3765,7 @@
           <w:rFonts w:ascii="Arial" w:hAnsi="Arial" w:cs="Arial"/>
           <w:sz w:val="20"/>
         </w:rPr>
-        <w:t>{</w:t>
-      </w:r>
-      <w:proofErr w:type="spellStart"/>
-      <w:r>
-        <w:rPr>
-          <w:rFonts w:ascii="Arial" w:hAnsi="Arial" w:cs="Arial"/>
-          <w:sz w:val="20"/>
-        </w:rPr>
-        <w:t>tglBerangkat</w:t>
-      </w:r>
-      <w:proofErr w:type="spellEnd"/>
-      <w:r>
-        <w:rPr>
-          <w:rFonts w:ascii="Arial" w:hAnsi="Arial" w:cs="Arial"/>
-          <w:sz w:val="20"/>
-        </w:rPr>
-        <w:t>}</w:t>
+        <w:t>{tglBerangkat}</w:t>
       </w:r>
       <w:r>
         <w:rPr>
@@ -4275,7 +4006,7 @@
           <w:szCs w:val="20"/>
           <w:lang w:val="id-ID"/>
         </w:rPr>
-        <w:t>H. Boy Shubhul Muniir, ST.,S.Pd l.,M.M.</w:t>
+        <w:t>{namaPpk}</w:t>
       </w:r>
     </w:p>
     <w:p>
@@ -4315,7 +4046,7 @@
           <w:szCs w:val="20"/>
           <w:lang w:val="id-ID"/>
         </w:rPr>
-        <w:t>198006132007011012</w:t>
+        <w:t>{nipPpk}</w:t>
       </w:r>
     </w:p>
     <w:p>
@@ -4436,7 +4167,6 @@
                 <w:sz w:val="20"/>
               </w:rPr>
             </w:pPr>
-            <w:proofErr w:type="spellStart"/>
             <w:r>
               <w:rPr>
                 <w:rFonts w:ascii="Arial" w:hAnsi="Arial" w:cs="Arial"/>
@@ -4444,7 +4174,6 @@
               </w:rPr>
               <w:t>Berangkat</w:t>
             </w:r>
-            <w:proofErr w:type="spellEnd"/>
             <w:r>
               <w:rPr>
                 <w:rFonts w:ascii="Arial" w:hAnsi="Arial" w:cs="Arial"/>
@@ -4452,7 +4181,6 @@
               </w:rPr>
               <w:t xml:space="preserve"> </w:t>
             </w:r>
-            <w:proofErr w:type="spellStart"/>
             <w:r>
               <w:rPr>
                 <w:rFonts w:ascii="Arial" w:hAnsi="Arial" w:cs="Arial"/>
@@ -4460,7 +4188,6 @@
               </w:rPr>
               <w:t>dari</w:t>
             </w:r>
-            <w:proofErr w:type="spellEnd"/>
           </w:p>
         </w:tc>
         <w:tc>
@@ -4539,17 +4266,8 @@
                 <w:rFonts w:ascii="Arial" w:hAnsi="Arial" w:cs="Arial"/>
                 <w:sz w:val="20"/>
               </w:rPr>
-              <w:t>(</w:t>
-            </w:r>
-            <w:proofErr w:type="spellStart"/>
-            <w:r>
-              <w:rPr>
-                <w:rFonts w:ascii="Arial" w:hAnsi="Arial" w:cs="Arial"/>
-                <w:sz w:val="20"/>
-              </w:rPr>
-              <w:t>Tempat</w:t>
-            </w:r>
-            <w:proofErr w:type="spellEnd"/>
+              <w:t>(Tempat</w:t>
+            </w:r>
             <w:r>
               <w:rPr>
                 <w:rFonts w:ascii="Arial" w:hAnsi="Arial" w:cs="Arial"/>
@@ -4557,21 +4275,12 @@
               </w:rPr>
               <w:t xml:space="preserve"> </w:t>
             </w:r>
-            <w:proofErr w:type="spellStart"/>
-            <w:r>
-              <w:rPr>
-                <w:rFonts w:ascii="Arial" w:hAnsi="Arial" w:cs="Arial"/>
-                <w:sz w:val="20"/>
-              </w:rPr>
-              <w:t>kedudukan</w:t>
-            </w:r>
-            <w:proofErr w:type="spellEnd"/>
-            <w:r>
-              <w:rPr>
-                <w:rFonts w:ascii="Arial" w:hAnsi="Arial" w:cs="Arial"/>
-                <w:sz w:val="20"/>
-              </w:rPr>
-              <w:t>)</w:t>
+            <w:r>
+              <w:rPr>
+                <w:rFonts w:ascii="Arial" w:hAnsi="Arial" w:cs="Arial"/>
+                <w:sz w:val="20"/>
+              </w:rPr>
+              <w:t>kedudukan)</w:t>
             </w:r>
           </w:p>
         </w:tc>
@@ -4606,23 +4315,7 @@
                 <w:rFonts w:ascii="Arial" w:hAnsi="Arial" w:cs="Arial"/>
                 <w:sz w:val="20"/>
               </w:rPr>
-              <w:t>{</w:t>
-            </w:r>
-            <w:proofErr w:type="spellStart"/>
-            <w:r>
-              <w:rPr>
-                <w:rFonts w:ascii="Arial" w:hAnsi="Arial" w:cs="Arial"/>
-                <w:sz w:val="20"/>
-              </w:rPr>
-              <w:t>asal</w:t>
-            </w:r>
-            <w:proofErr w:type="spellEnd"/>
-            <w:r>
-              <w:rPr>
-                <w:rFonts w:ascii="Arial" w:hAnsi="Arial" w:cs="Arial"/>
-                <w:sz w:val="20"/>
-              </w:rPr>
-              <w:t>}</w:t>
+              <w:t>{asal}</w:t>
             </w:r>
           </w:p>
         </w:tc>
@@ -4796,7 +4489,6 @@
               </w:rPr>
               <w:t xml:space="preserve"> </w:t>
             </w:r>
-            <w:proofErr w:type="spellStart"/>
             <w:r>
               <w:rPr>
                 <w:rFonts w:ascii="Arial" w:hAnsi="Arial" w:cs="Arial"/>
@@ -4804,7 +4496,6 @@
               </w:rPr>
               <w:t>tanggal</w:t>
             </w:r>
-            <w:proofErr w:type="spellEnd"/>
           </w:p>
         </w:tc>
         <w:tc>
@@ -4929,23 +4620,7 @@
                 <w:rFonts w:ascii="Arial" w:hAnsi="Arial" w:cs="Arial"/>
                 <w:sz w:val="20"/>
               </w:rPr>
-              <w:t>{</w:t>
-            </w:r>
-            <w:proofErr w:type="spellStart"/>
-            <w:r>
-              <w:rPr>
-                <w:rFonts w:ascii="Arial" w:hAnsi="Arial" w:cs="Arial"/>
-                <w:sz w:val="20"/>
-              </w:rPr>
-              <w:t>pejabatMengetahui</w:t>
-            </w:r>
-            <w:proofErr w:type="spellEnd"/>
-            <w:r>
-              <w:rPr>
-                <w:rFonts w:ascii="Arial" w:hAnsi="Arial" w:cs="Arial"/>
-                <w:sz w:val="20"/>
-              </w:rPr>
-              <w:t>}</w:t>
+              <w:t>{pejabatMengetahui}</w:t>
             </w:r>
           </w:p>
         </w:tc>
@@ -5013,23 +4688,7 @@
                 <w:rFonts w:ascii="Arial" w:hAnsi="Arial" w:cs="Arial"/>
                 <w:sz w:val="20"/>
               </w:rPr>
-              <w:t>{</w:t>
-            </w:r>
-            <w:proofErr w:type="spellStart"/>
-            <w:r>
-              <w:rPr>
-                <w:rFonts w:ascii="Arial" w:hAnsi="Arial" w:cs="Arial"/>
-                <w:sz w:val="20"/>
-              </w:rPr>
-              <w:t>jabatanPPT</w:t>
-            </w:r>
-            <w:proofErr w:type="spellEnd"/>
-            <w:r>
-              <w:rPr>
-                <w:rFonts w:ascii="Arial" w:hAnsi="Arial" w:cs="Arial"/>
-                <w:sz w:val="20"/>
-              </w:rPr>
-              <w:t>}</w:t>
+              <w:t>{jabatanPPT}</w:t>
             </w:r>
           </w:p>
         </w:tc>
@@ -5361,16 +5020,7 @@
                 <w:sz w:val="20"/>
                 <w:szCs w:val="20"/>
               </w:rPr>
-              <w:t>{</w:t>
-            </w:r>
-            <w:proofErr w:type="spellStart"/>
-            <w:r>
-              <w:rPr>
-                <w:rFonts w:ascii="Arial" w:hAnsi="Arial" w:cs="Arial"/>
-                <w:sz w:val="20"/>
-                <w:szCs w:val="20"/>
-              </w:rPr>
-              <w:t>nipPP</w:t>
+              <w:t>{nipPP</w:t>
             </w:r>
             <w:r>
               <w:rPr>
@@ -5380,7 +5030,6 @@
               </w:rPr>
               <w:t>T</w:t>
             </w:r>
-            <w:proofErr w:type="spellEnd"/>
             <w:r>
               <w:rPr>
                 <w:rFonts w:ascii="Arial" w:hAnsi="Arial" w:cs="Arial"/>
@@ -5608,7 +5257,6 @@
                 <w:sz w:val="20"/>
               </w:rPr>
             </w:pPr>
-            <w:proofErr w:type="spellStart"/>
             <w:r>
               <w:rPr>
                 <w:rFonts w:ascii="Arial" w:hAnsi="Arial" w:cs="Arial"/>
@@ -5616,7 +5264,6 @@
               </w:rPr>
               <w:t>Berangkat</w:t>
             </w:r>
-            <w:proofErr w:type="spellEnd"/>
             <w:r>
               <w:rPr>
                 <w:rFonts w:ascii="Arial" w:hAnsi="Arial" w:cs="Arial"/>
@@ -5624,7 +5271,6 @@
               </w:rPr>
               <w:t xml:space="preserve"> </w:t>
             </w:r>
-            <w:proofErr w:type="spellStart"/>
             <w:r>
               <w:rPr>
                 <w:rFonts w:ascii="Arial" w:hAnsi="Arial" w:cs="Arial"/>
@@ -5632,7 +5278,6 @@
               </w:rPr>
               <w:t>dari</w:t>
             </w:r>
-            <w:proofErr w:type="spellEnd"/>
           </w:p>
         </w:tc>
         <w:tc>
@@ -5748,7 +5393,6 @@
               </w:rPr>
               <w:t xml:space="preserve"> </w:t>
             </w:r>
-            <w:proofErr w:type="spellStart"/>
             <w:r>
               <w:rPr>
                 <w:rFonts w:ascii="Arial" w:hAnsi="Arial" w:cs="Arial"/>
@@ -5756,7 +5400,6 @@
               </w:rPr>
               <w:t>tanggal</w:t>
             </w:r>
-            <w:proofErr w:type="spellEnd"/>
           </w:p>
         </w:tc>
         <w:tc>
@@ -5878,7 +5521,6 @@
                 <w:sz w:val="20"/>
               </w:rPr>
             </w:pPr>
-            <w:proofErr w:type="spellStart"/>
             <w:r>
               <w:rPr>
                 <w:rFonts w:ascii="Arial" w:hAnsi="Arial" w:cs="Arial"/>
@@ -5886,7 +5528,6 @@
               </w:rPr>
               <w:t>Kepala</w:t>
             </w:r>
-            <w:proofErr w:type="spellEnd"/>
           </w:p>
         </w:tc>
         <w:tc>
@@ -5968,17 +5609,8 @@
                 <w:rFonts w:ascii="Arial" w:hAnsi="Arial" w:cs="Arial"/>
                 <w:sz w:val="20"/>
               </w:rPr>
-              <w:t xml:space="preserve">Pada </w:t>
-            </w:r>
-            <w:proofErr w:type="spellStart"/>
-            <w:r>
-              <w:rPr>
-                <w:rFonts w:ascii="Arial" w:hAnsi="Arial" w:cs="Arial"/>
-                <w:sz w:val="20"/>
-              </w:rPr>
-              <w:t>tanggal</w:t>
-            </w:r>
-            <w:proofErr w:type="spellEnd"/>
+              <w:t>Pada tanggal</w:t>
+            </w:r>
           </w:p>
         </w:tc>
         <w:tc>
@@ -6079,7 +5711,6 @@
                 <w:sz w:val="20"/>
               </w:rPr>
             </w:pPr>
-            <w:proofErr w:type="spellStart"/>
             <w:r>
               <w:rPr>
                 <w:rFonts w:ascii="Arial" w:hAnsi="Arial" w:cs="Arial"/>
@@ -6087,7 +5718,6 @@
               </w:rPr>
               <w:t>Kepala</w:t>
             </w:r>
-            <w:proofErr w:type="spellEnd"/>
           </w:p>
         </w:tc>
         <w:tc>
@@ -6724,31 +6354,13 @@
                 <w:sz w:val="20"/>
               </w:rPr>
             </w:pPr>
-            <w:proofErr w:type="spellStart"/>
-            <w:r>
-              <w:rPr>
-                <w:rFonts w:ascii="Arial" w:hAnsi="Arial" w:cs="Arial"/>
-                <w:sz w:val="20"/>
-              </w:rPr>
-              <w:t>Berangkat</w:t>
-            </w:r>
-            <w:proofErr w:type="spellEnd"/>
-            <w:r>
-              <w:rPr>
-                <w:rFonts w:ascii="Arial" w:hAnsi="Arial" w:cs="Arial"/>
-                <w:sz w:val="20"/>
-              </w:rPr>
-              <w:t xml:space="preserve"> </w:t>
-            </w:r>
-            <w:proofErr w:type="spellStart"/>
-            <w:r>
-              <w:rPr>
-                <w:rFonts w:ascii="Arial" w:hAnsi="Arial" w:cs="Arial"/>
-                <w:sz w:val="20"/>
-              </w:rPr>
-              <w:t>dari</w:t>
-            </w:r>
-            <w:proofErr w:type="spellEnd"/>
+            <w:r>
+              <w:rPr>
+                <w:rFonts w:ascii="Arial" w:hAnsi="Arial" w:cs="Arial"/>
+                <w:sz w:val="20"/>
+              </w:rPr>
+              <w:t>Berangkat dari</w:t>
+            </w:r>
           </w:p>
         </w:tc>
         <w:tc>
@@ -6819,17 +6431,8 @@
                 <w:rFonts w:ascii="Arial" w:hAnsi="Arial" w:cs="Arial"/>
                 <w:sz w:val="20"/>
               </w:rPr>
-              <w:t xml:space="preserve">Pada </w:t>
-            </w:r>
-            <w:proofErr w:type="spellStart"/>
-            <w:r>
-              <w:rPr>
-                <w:rFonts w:ascii="Arial" w:hAnsi="Arial" w:cs="Arial"/>
-                <w:sz w:val="20"/>
-              </w:rPr>
-              <w:t>tanggal</w:t>
-            </w:r>
-            <w:proofErr w:type="spellEnd"/>
+              <w:t>Pada tanggal</w:t>
+            </w:r>
           </w:p>
         </w:tc>
         <w:tc>
@@ -6945,7 +6548,6 @@
                 <w:sz w:val="20"/>
               </w:rPr>
             </w:pPr>
-            <w:proofErr w:type="spellStart"/>
             <w:r>
               <w:rPr>
                 <w:rFonts w:ascii="Arial" w:hAnsi="Arial" w:cs="Arial"/>
@@ -6953,7 +6555,6 @@
               </w:rPr>
               <w:t>Kepala</w:t>
             </w:r>
-            <w:proofErr w:type="spellEnd"/>
           </w:p>
         </w:tc>
         <w:tc>
@@ -7005,17 +6606,8 @@
                 <w:rFonts w:ascii="Arial" w:hAnsi="Arial" w:cs="Arial"/>
                 <w:sz w:val="20"/>
               </w:rPr>
-              <w:t xml:space="preserve">Pada </w:t>
-            </w:r>
-            <w:proofErr w:type="spellStart"/>
-            <w:r>
-              <w:rPr>
-                <w:rFonts w:ascii="Arial" w:hAnsi="Arial" w:cs="Arial"/>
-                <w:sz w:val="20"/>
-              </w:rPr>
-              <w:t>tanggal</w:t>
-            </w:r>
-            <w:proofErr w:type="spellEnd"/>
+              <w:t>Pada tanggal</w:t>
+            </w:r>
           </w:p>
         </w:tc>
         <w:tc>
@@ -7117,7 +6709,6 @@
                 <w:sz w:val="20"/>
               </w:rPr>
             </w:pPr>
-            <w:proofErr w:type="spellStart"/>
             <w:r>
               <w:rPr>
                 <w:rFonts w:ascii="Arial" w:hAnsi="Arial" w:cs="Arial"/>
@@ -7125,7 +6716,6 @@
               </w:rPr>
               <w:t>Kepala</w:t>
             </w:r>
-            <w:proofErr w:type="spellEnd"/>
           </w:p>
         </w:tc>
         <w:tc>
@@ -7608,31 +7198,13 @@
                 <w:sz w:val="20"/>
               </w:rPr>
             </w:pPr>
-            <w:proofErr w:type="spellStart"/>
-            <w:r>
-              <w:rPr>
-                <w:rFonts w:ascii="Arial" w:hAnsi="Arial" w:cs="Arial"/>
-                <w:sz w:val="20"/>
-              </w:rPr>
-              <w:t>Berangkat</w:t>
-            </w:r>
-            <w:proofErr w:type="spellEnd"/>
-            <w:r>
-              <w:rPr>
-                <w:rFonts w:ascii="Arial" w:hAnsi="Arial" w:cs="Arial"/>
-                <w:sz w:val="20"/>
-              </w:rPr>
-              <w:t xml:space="preserve"> </w:t>
-            </w:r>
-            <w:proofErr w:type="spellStart"/>
-            <w:r>
-              <w:rPr>
-                <w:rFonts w:ascii="Arial" w:hAnsi="Arial" w:cs="Arial"/>
-                <w:sz w:val="20"/>
-              </w:rPr>
-              <w:t>dari</w:t>
-            </w:r>
-            <w:proofErr w:type="spellEnd"/>
+            <w:r>
+              <w:rPr>
+                <w:rFonts w:ascii="Arial" w:hAnsi="Arial" w:cs="Arial"/>
+                <w:sz w:val="20"/>
+              </w:rPr>
+              <w:t>Berangkat dari</w:t>
+            </w:r>
           </w:p>
         </w:tc>
         <w:tc>
@@ -7702,17 +7274,8 @@
                 <w:rFonts w:ascii="Arial" w:hAnsi="Arial" w:cs="Arial"/>
                 <w:sz w:val="20"/>
               </w:rPr>
-              <w:t xml:space="preserve">Pada </w:t>
-            </w:r>
-            <w:proofErr w:type="spellStart"/>
-            <w:r>
-              <w:rPr>
-                <w:rFonts w:ascii="Arial" w:hAnsi="Arial" w:cs="Arial"/>
-                <w:sz w:val="20"/>
-              </w:rPr>
-              <w:t>tanggal</w:t>
-            </w:r>
-            <w:proofErr w:type="spellEnd"/>
+              <w:t>Pada tanggal</w:t>
+            </w:r>
           </w:p>
         </w:tc>
         <w:tc>
@@ -7828,7 +7391,6 @@
                 <w:sz w:val="20"/>
               </w:rPr>
             </w:pPr>
-            <w:proofErr w:type="spellStart"/>
             <w:r>
               <w:rPr>
                 <w:rFonts w:ascii="Arial" w:hAnsi="Arial" w:cs="Arial"/>
@@ -7836,7 +7398,6 @@
               </w:rPr>
               <w:t>Kepala</w:t>
             </w:r>
-            <w:proofErr w:type="spellEnd"/>
           </w:p>
         </w:tc>
         <w:tc>
@@ -7886,17 +7447,8 @@
                 <w:rFonts w:ascii="Arial" w:hAnsi="Arial" w:cs="Arial"/>
                 <w:sz w:val="20"/>
               </w:rPr>
-              <w:t xml:space="preserve">Pada </w:t>
-            </w:r>
-            <w:proofErr w:type="spellStart"/>
-            <w:r>
-              <w:rPr>
-                <w:rFonts w:ascii="Arial" w:hAnsi="Arial" w:cs="Arial"/>
-                <w:sz w:val="20"/>
-              </w:rPr>
-              <w:t>tanggal</w:t>
-            </w:r>
-            <w:proofErr w:type="spellEnd"/>
+              <w:t>Pada tanggal</w:t>
+            </w:r>
           </w:p>
         </w:tc>
         <w:tc>
@@ -7998,7 +7550,6 @@
                 <w:sz w:val="20"/>
               </w:rPr>
             </w:pPr>
-            <w:proofErr w:type="spellStart"/>
             <w:r>
               <w:rPr>
                 <w:rFonts w:ascii="Arial" w:hAnsi="Arial" w:cs="Arial"/>
@@ -8006,7 +7557,6 @@
               </w:rPr>
               <w:t>Kepala</w:t>
             </w:r>
-            <w:proofErr w:type="spellEnd"/>
           </w:p>
         </w:tc>
         <w:tc>
@@ -8338,23 +7888,7 @@
                 <w:rFonts w:ascii="Arial" w:hAnsi="Arial" w:cs="Arial"/>
                 <w:sz w:val="20"/>
               </w:rPr>
-              <w:t xml:space="preserve">Telah </w:t>
-            </w:r>
-            <w:proofErr w:type="spellStart"/>
-            <w:r>
-              <w:rPr>
-                <w:rFonts w:ascii="Arial" w:hAnsi="Arial" w:cs="Arial"/>
-                <w:sz w:val="20"/>
-              </w:rPr>
-              <w:t>tiba</w:t>
-            </w:r>
-            <w:proofErr w:type="spellEnd"/>
-            <w:r>
-              <w:rPr>
-                <w:rFonts w:ascii="Arial" w:hAnsi="Arial" w:cs="Arial"/>
-                <w:sz w:val="20"/>
-              </w:rPr>
-              <w:t xml:space="preserve"> di</w:t>
+              <w:t>Telah tiba di</w:t>
             </w:r>
           </w:p>
         </w:tc>
@@ -8417,295 +7951,7 @@
                 <w:rFonts w:ascii="Arial" w:hAnsi="Arial" w:cs="Arial"/>
                 <w:sz w:val="20"/>
               </w:rPr>
-              <w:t xml:space="preserve">Telah </w:t>
-            </w:r>
-            <w:proofErr w:type="spellStart"/>
-            <w:r>
-              <w:rPr>
-                <w:rFonts w:ascii="Arial" w:hAnsi="Arial" w:cs="Arial"/>
-                <w:sz w:val="20"/>
-              </w:rPr>
-              <w:t>diperiksa</w:t>
-            </w:r>
-            <w:proofErr w:type="spellEnd"/>
-            <w:r>
-              <w:rPr>
-                <w:rFonts w:ascii="Arial" w:hAnsi="Arial" w:cs="Arial"/>
-                <w:sz w:val="20"/>
-              </w:rPr>
-              <w:t xml:space="preserve"> </w:t>
-            </w:r>
-            <w:proofErr w:type="spellStart"/>
-            <w:r>
-              <w:rPr>
-                <w:rFonts w:ascii="Arial" w:hAnsi="Arial" w:cs="Arial"/>
-                <w:sz w:val="20"/>
-              </w:rPr>
-              <w:t>dengan</w:t>
-            </w:r>
-            <w:proofErr w:type="spellEnd"/>
-            <w:r>
-              <w:rPr>
-                <w:rFonts w:ascii="Arial" w:hAnsi="Arial" w:cs="Arial"/>
-                <w:sz w:val="20"/>
-              </w:rPr>
-              <w:t xml:space="preserve"> </w:t>
-            </w:r>
-            <w:proofErr w:type="spellStart"/>
-            <w:r>
-              <w:rPr>
-                <w:rFonts w:ascii="Arial" w:hAnsi="Arial" w:cs="Arial"/>
-                <w:sz w:val="20"/>
-              </w:rPr>
-              <w:t>keterangan</w:t>
-            </w:r>
-            <w:proofErr w:type="spellEnd"/>
-            <w:r>
-              <w:rPr>
-                <w:rFonts w:ascii="Arial" w:hAnsi="Arial" w:cs="Arial"/>
-                <w:sz w:val="20"/>
-              </w:rPr>
-              <w:t xml:space="preserve"> </w:t>
-            </w:r>
-            <w:proofErr w:type="spellStart"/>
-            <w:r>
-              <w:rPr>
-                <w:rFonts w:ascii="Arial" w:hAnsi="Arial" w:cs="Arial"/>
-                <w:sz w:val="20"/>
-              </w:rPr>
-              <w:t>bahwa</w:t>
-            </w:r>
-            <w:proofErr w:type="spellEnd"/>
-            <w:r>
-              <w:rPr>
-                <w:rFonts w:ascii="Arial" w:hAnsi="Arial" w:cs="Arial"/>
-                <w:sz w:val="20"/>
-              </w:rPr>
-              <w:t xml:space="preserve"> </w:t>
-            </w:r>
-            <w:proofErr w:type="spellStart"/>
-            <w:r>
-              <w:rPr>
-                <w:rFonts w:ascii="Arial" w:hAnsi="Arial" w:cs="Arial"/>
-                <w:sz w:val="20"/>
-              </w:rPr>
-              <w:t>perjalanan</w:t>
-            </w:r>
-            <w:proofErr w:type="spellEnd"/>
-            <w:r>
-              <w:rPr>
-                <w:rFonts w:ascii="Arial" w:hAnsi="Arial" w:cs="Arial"/>
-                <w:sz w:val="20"/>
-              </w:rPr>
-              <w:t xml:space="preserve"> </w:t>
-            </w:r>
-            <w:proofErr w:type="spellStart"/>
-            <w:r>
-              <w:rPr>
-                <w:rFonts w:ascii="Arial" w:hAnsi="Arial" w:cs="Arial"/>
-                <w:sz w:val="20"/>
-              </w:rPr>
-              <w:t>tersebut</w:t>
-            </w:r>
-            <w:proofErr w:type="spellEnd"/>
-            <w:r>
-              <w:rPr>
-                <w:rFonts w:ascii="Arial" w:hAnsi="Arial" w:cs="Arial"/>
-                <w:sz w:val="20"/>
-              </w:rPr>
-              <w:t xml:space="preserve"> </w:t>
-            </w:r>
-            <w:proofErr w:type="spellStart"/>
-            <w:r>
-              <w:rPr>
-                <w:rFonts w:ascii="Arial" w:hAnsi="Arial" w:cs="Arial"/>
-                <w:sz w:val="20"/>
-              </w:rPr>
-              <w:t>benar</w:t>
-            </w:r>
-            <w:proofErr w:type="spellEnd"/>
-            <w:r>
-              <w:rPr>
-                <w:rFonts w:ascii="Arial" w:hAnsi="Arial" w:cs="Arial"/>
-                <w:sz w:val="20"/>
-              </w:rPr>
-              <w:t xml:space="preserve"> </w:t>
-            </w:r>
-            <w:proofErr w:type="spellStart"/>
-            <w:r>
-              <w:rPr>
-                <w:rFonts w:ascii="Arial" w:hAnsi="Arial" w:cs="Arial"/>
-                <w:sz w:val="20"/>
-              </w:rPr>
-              <w:t>dilakukan</w:t>
-            </w:r>
-            <w:proofErr w:type="spellEnd"/>
-            <w:r>
-              <w:rPr>
-                <w:rFonts w:ascii="Arial" w:hAnsi="Arial" w:cs="Arial"/>
-                <w:sz w:val="20"/>
-              </w:rPr>
-              <w:t xml:space="preserve"> </w:t>
-            </w:r>
-            <w:proofErr w:type="spellStart"/>
-            <w:r>
-              <w:rPr>
-                <w:rFonts w:ascii="Arial" w:hAnsi="Arial" w:cs="Arial"/>
-                <w:sz w:val="20"/>
-              </w:rPr>
-              <w:t>atas</w:t>
-            </w:r>
-            <w:proofErr w:type="spellEnd"/>
-            <w:r>
-              <w:rPr>
-                <w:rFonts w:ascii="Arial" w:hAnsi="Arial" w:cs="Arial"/>
-                <w:sz w:val="20"/>
-              </w:rPr>
-              <w:t xml:space="preserve"> </w:t>
-            </w:r>
-            <w:proofErr w:type="spellStart"/>
-            <w:r>
-              <w:rPr>
-                <w:rFonts w:ascii="Arial" w:hAnsi="Arial" w:cs="Arial"/>
-                <w:sz w:val="20"/>
-              </w:rPr>
-              <w:t>perintahnya</w:t>
-            </w:r>
-            <w:proofErr w:type="spellEnd"/>
-            <w:r>
-              <w:rPr>
-                <w:rFonts w:ascii="Arial" w:hAnsi="Arial" w:cs="Arial"/>
-                <w:sz w:val="20"/>
-              </w:rPr>
-              <w:t xml:space="preserve">, dan </w:t>
-            </w:r>
-            <w:proofErr w:type="spellStart"/>
-            <w:r>
-              <w:rPr>
-                <w:rFonts w:ascii="Arial" w:hAnsi="Arial" w:cs="Arial"/>
-                <w:sz w:val="20"/>
-              </w:rPr>
-              <w:t>semata</w:t>
-            </w:r>
-            <w:proofErr w:type="spellEnd"/>
-            <w:r>
-              <w:rPr>
-                <w:rFonts w:ascii="Arial" w:hAnsi="Arial" w:cs="Arial"/>
-                <w:sz w:val="20"/>
-              </w:rPr>
-              <w:t xml:space="preserve"> </w:t>
-            </w:r>
-            <w:proofErr w:type="spellStart"/>
-            <w:r>
-              <w:rPr>
-                <w:rFonts w:ascii="Arial" w:hAnsi="Arial" w:cs="Arial"/>
-                <w:sz w:val="20"/>
-              </w:rPr>
-              <w:t>mata</w:t>
-            </w:r>
-            <w:proofErr w:type="spellEnd"/>
-            <w:r>
-              <w:rPr>
-                <w:rFonts w:ascii="Arial" w:hAnsi="Arial" w:cs="Arial"/>
-                <w:sz w:val="20"/>
-              </w:rPr>
-              <w:t xml:space="preserve"> </w:t>
-            </w:r>
-            <w:proofErr w:type="spellStart"/>
-            <w:r>
-              <w:rPr>
-                <w:rFonts w:ascii="Arial" w:hAnsi="Arial" w:cs="Arial"/>
-                <w:sz w:val="20"/>
-              </w:rPr>
-              <w:t>untuk</w:t>
-            </w:r>
-            <w:proofErr w:type="spellEnd"/>
-            <w:r>
-              <w:rPr>
-                <w:rFonts w:ascii="Arial" w:hAnsi="Arial" w:cs="Arial"/>
-                <w:sz w:val="20"/>
-              </w:rPr>
-              <w:t xml:space="preserve"> </w:t>
-            </w:r>
-            <w:proofErr w:type="spellStart"/>
-            <w:r>
-              <w:rPr>
-                <w:rFonts w:ascii="Arial" w:hAnsi="Arial" w:cs="Arial"/>
-                <w:sz w:val="20"/>
-              </w:rPr>
-              <w:t>kepentingan</w:t>
-            </w:r>
-            <w:proofErr w:type="spellEnd"/>
-            <w:r>
-              <w:rPr>
-                <w:rFonts w:ascii="Arial" w:hAnsi="Arial" w:cs="Arial"/>
-                <w:sz w:val="20"/>
-              </w:rPr>
-              <w:t xml:space="preserve"> </w:t>
-            </w:r>
-            <w:proofErr w:type="spellStart"/>
-            <w:r>
-              <w:rPr>
-                <w:rFonts w:ascii="Arial" w:hAnsi="Arial" w:cs="Arial"/>
-                <w:sz w:val="20"/>
-              </w:rPr>
-              <w:t>jabatan</w:t>
-            </w:r>
-            <w:proofErr w:type="spellEnd"/>
-            <w:r>
-              <w:rPr>
-                <w:rFonts w:ascii="Arial" w:hAnsi="Arial" w:cs="Arial"/>
-                <w:sz w:val="20"/>
-              </w:rPr>
-              <w:t xml:space="preserve"> </w:t>
-            </w:r>
-            <w:proofErr w:type="spellStart"/>
-            <w:r>
-              <w:rPr>
-                <w:rFonts w:ascii="Arial" w:hAnsi="Arial" w:cs="Arial"/>
-                <w:sz w:val="20"/>
-              </w:rPr>
-              <w:t>dalam</w:t>
-            </w:r>
-            <w:proofErr w:type="spellEnd"/>
-            <w:r>
-              <w:rPr>
-                <w:rFonts w:ascii="Arial" w:hAnsi="Arial" w:cs="Arial"/>
-                <w:sz w:val="20"/>
-              </w:rPr>
-              <w:t xml:space="preserve"> </w:t>
-            </w:r>
-            <w:proofErr w:type="spellStart"/>
-            <w:r>
-              <w:rPr>
-                <w:rFonts w:ascii="Arial" w:hAnsi="Arial" w:cs="Arial"/>
-                <w:sz w:val="20"/>
-              </w:rPr>
-              <w:t>waktu</w:t>
-            </w:r>
-            <w:proofErr w:type="spellEnd"/>
-            <w:r>
-              <w:rPr>
-                <w:rFonts w:ascii="Arial" w:hAnsi="Arial" w:cs="Arial"/>
-                <w:sz w:val="20"/>
-              </w:rPr>
-              <w:t xml:space="preserve"> yang </w:t>
-            </w:r>
-            <w:proofErr w:type="spellStart"/>
-            <w:r>
-              <w:rPr>
-                <w:rFonts w:ascii="Arial" w:hAnsi="Arial" w:cs="Arial"/>
-                <w:sz w:val="20"/>
-              </w:rPr>
-              <w:t>sesingkat-singkatnya</w:t>
-            </w:r>
-            <w:proofErr w:type="spellEnd"/>
-            <w:r>
-              <w:rPr>
-                <w:rFonts w:ascii="Arial" w:hAnsi="Arial" w:cs="Arial"/>
-                <w:sz w:val="20"/>
-              </w:rPr>
-              <w:t>.</w:t>
+              <w:t>Telah diperiksa dengan keterangan bahwa perjalanan tersebut benar dilakukan atas perintahnya, dan semata mata untuk kepentingan jabatan dalam waktu yang sesingkat-singkatnya.</w:t>
             </w:r>
           </w:p>
         </w:tc>
@@ -8751,39 +7997,7 @@
                 <w:rFonts w:ascii="Arial" w:hAnsi="Arial" w:cs="Arial"/>
                 <w:sz w:val="20"/>
               </w:rPr>
-              <w:t>(</w:t>
-            </w:r>
-            <w:proofErr w:type="spellStart"/>
-            <w:r>
-              <w:rPr>
-                <w:rFonts w:ascii="Arial" w:hAnsi="Arial" w:cs="Arial"/>
-                <w:sz w:val="20"/>
-              </w:rPr>
-              <w:t>Tempat</w:t>
-            </w:r>
-            <w:proofErr w:type="spellEnd"/>
-            <w:r>
-              <w:rPr>
-                <w:rFonts w:ascii="Arial" w:hAnsi="Arial" w:cs="Arial"/>
-                <w:sz w:val="20"/>
-              </w:rPr>
-              <w:t xml:space="preserve"> </w:t>
-            </w:r>
-            <w:proofErr w:type="spellStart"/>
-            <w:r>
-              <w:rPr>
-                <w:rFonts w:ascii="Arial" w:hAnsi="Arial" w:cs="Arial"/>
-                <w:sz w:val="20"/>
-              </w:rPr>
-              <w:t>kedudukan</w:t>
-            </w:r>
-            <w:proofErr w:type="spellEnd"/>
-            <w:r>
-              <w:rPr>
-                <w:rFonts w:ascii="Arial" w:hAnsi="Arial" w:cs="Arial"/>
-                <w:sz w:val="20"/>
-              </w:rPr>
-              <w:t>)</w:t>
+              <w:t>(Tempat kedudukan)</w:t>
             </w:r>
           </w:p>
         </w:tc>
@@ -8864,17 +8078,8 @@
                 <w:rFonts w:ascii="Arial" w:hAnsi="Arial" w:cs="Arial"/>
                 <w:sz w:val="20"/>
               </w:rPr>
-              <w:t xml:space="preserve">Pada </w:t>
-            </w:r>
-            <w:proofErr w:type="spellStart"/>
-            <w:r>
-              <w:rPr>
-                <w:rFonts w:ascii="Arial" w:hAnsi="Arial" w:cs="Arial"/>
-                <w:sz w:val="20"/>
-              </w:rPr>
-              <w:t>tanggal</w:t>
-            </w:r>
-            <w:proofErr w:type="spellEnd"/>
+              <w:t>Pada tanggal</w:t>
+            </w:r>
           </w:p>
         </w:tc>
         <w:tc>
@@ -9268,7 +8473,7 @@
                 <w:szCs w:val="20"/>
                 <w:lang w:val="id-ID"/>
               </w:rPr>
-              <w:t>H. Boy Shubhul Muniir, ST.,S.Pd l.,M.M.</w:t>
+              <w:t>{namaPpk}</w:t>
             </w:r>
           </w:p>
         </w:tc>
@@ -9301,7 +8506,7 @@
                 <w:szCs w:val="20"/>
                 <w:lang w:val="id-ID"/>
               </w:rPr>
-              <w:t>H. Boy Shubhul Muniir, ST.,S.Pd l.,M.M.</w:t>
+              <w:t>{namaPpk}</w:t>
             </w:r>
           </w:p>
         </w:tc>
@@ -9363,7 +8568,7 @@
                 <w:szCs w:val="20"/>
                 <w:lang w:val="id-ID"/>
               </w:rPr>
-              <w:t>198006132007011012</w:t>
+              <w:t>{nipPpk}</w:t>
             </w:r>
           </w:p>
         </w:tc>
@@ -9403,7 +8608,7 @@
                 <w:szCs w:val="20"/>
                 <w:lang w:val="id-ID"/>
               </w:rPr>
-              <w:t>198006132007011012</w:t>
+              <w:t>{nipPpk}</w:t>
             </w:r>
           </w:p>
         </w:tc>
@@ -9459,21 +8664,12 @@
                 <w:sz w:val="20"/>
               </w:rPr>
             </w:pPr>
-            <w:proofErr w:type="spellStart"/>
-            <w:r>
-              <w:rPr>
-                <w:rFonts w:ascii="Arial" w:hAnsi="Arial" w:cs="Arial"/>
-                <w:sz w:val="20"/>
-              </w:rPr>
-              <w:t>Catatan</w:t>
-            </w:r>
-            <w:proofErr w:type="spellEnd"/>
-            <w:r>
-              <w:rPr>
-                <w:rFonts w:ascii="Arial" w:hAnsi="Arial" w:cs="Arial"/>
-                <w:sz w:val="20"/>
-              </w:rPr>
-              <w:t xml:space="preserve"> lain-lain</w:t>
+            <w:r>
+              <w:rPr>
+                <w:rFonts w:ascii="Arial" w:hAnsi="Arial" w:cs="Arial"/>
+                <w:sz w:val="20"/>
+              </w:rPr>
+              <w:t>Catatan lain-lain</w:t>
             </w:r>
           </w:p>
         </w:tc>
@@ -9601,71 +8797,7 @@
                 <w:rFonts w:ascii="Arial" w:hAnsi="Arial" w:cs="Arial"/>
                 <w:sz w:val="20"/>
               </w:rPr>
-              <w:t xml:space="preserve"> yang </w:t>
-            </w:r>
-            <w:proofErr w:type="spellStart"/>
-            <w:r>
-              <w:rPr>
-                <w:rFonts w:ascii="Arial" w:hAnsi="Arial" w:cs="Arial"/>
-                <w:sz w:val="20"/>
-              </w:rPr>
-              <w:t>menerbitkan</w:t>
-            </w:r>
-            <w:proofErr w:type="spellEnd"/>
-            <w:r>
-              <w:rPr>
-                <w:rFonts w:ascii="Arial" w:hAnsi="Arial" w:cs="Arial"/>
-                <w:sz w:val="20"/>
-              </w:rPr>
-              <w:t xml:space="preserve"> SPD, </w:t>
-            </w:r>
-            <w:proofErr w:type="spellStart"/>
-            <w:r>
-              <w:rPr>
-                <w:rFonts w:ascii="Arial" w:hAnsi="Arial" w:cs="Arial"/>
-                <w:sz w:val="20"/>
-              </w:rPr>
-              <w:t>pegawai</w:t>
-            </w:r>
-            <w:proofErr w:type="spellEnd"/>
-            <w:r>
-              <w:rPr>
-                <w:rFonts w:ascii="Arial" w:hAnsi="Arial" w:cs="Arial"/>
-                <w:sz w:val="20"/>
-              </w:rPr>
-              <w:t xml:space="preserve"> yang </w:t>
-            </w:r>
-            <w:proofErr w:type="spellStart"/>
-            <w:r>
-              <w:rPr>
-                <w:rFonts w:ascii="Arial" w:hAnsi="Arial" w:cs="Arial"/>
-                <w:sz w:val="20"/>
-              </w:rPr>
-              <w:t>melakukan</w:t>
-            </w:r>
-            <w:proofErr w:type="spellEnd"/>
-            <w:r>
-              <w:rPr>
-                <w:rFonts w:ascii="Arial" w:hAnsi="Arial" w:cs="Arial"/>
-                <w:sz w:val="20"/>
-              </w:rPr>
-              <w:t xml:space="preserve"> </w:t>
-            </w:r>
-            <w:proofErr w:type="spellStart"/>
-            <w:r>
-              <w:rPr>
-                <w:rFonts w:ascii="Arial" w:hAnsi="Arial" w:cs="Arial"/>
-                <w:sz w:val="20"/>
-              </w:rPr>
-              <w:t>perjalanan</w:t>
-            </w:r>
-            <w:proofErr w:type="spellEnd"/>
-            <w:r>
-              <w:rPr>
-                <w:rFonts w:ascii="Arial" w:hAnsi="Arial" w:cs="Arial"/>
-                <w:sz w:val="20"/>
-              </w:rPr>
-              <w:t xml:space="preserve"> </w:t>
+              <w:t xml:space="preserve"> yang menerbitkan SPD, pegawai yang melakukan perjalanan </w:t>
             </w:r>
             <w:r>
               <w:rPr>
@@ -9675,7 +8807,6 @@
               </w:rPr>
               <w:t>d</w:t>
             </w:r>
-            <w:proofErr w:type="spellStart"/>
             <w:r>
               <w:rPr>
                 <w:rFonts w:ascii="Arial" w:hAnsi="Arial" w:cs="Arial"/>
@@ -9683,7 +8814,6 @@
               </w:rPr>
               <w:t>inas</w:t>
             </w:r>
-            <w:proofErr w:type="spellEnd"/>
             <w:r>
               <w:rPr>
                 <w:rFonts w:ascii="Arial" w:hAnsi="Arial" w:cs="Arial"/>
@@ -9697,113 +8827,8 @@
                 <w:rFonts w:ascii="Arial" w:hAnsi="Arial" w:cs="Arial"/>
                 <w:sz w:val="20"/>
               </w:rPr>
-              <w:t xml:space="preserve"> para </w:t>
-            </w:r>
-            <w:proofErr w:type="spellStart"/>
-            <w:r>
-              <w:rPr>
-                <w:rFonts w:ascii="Arial" w:hAnsi="Arial" w:cs="Arial"/>
-                <w:sz w:val="20"/>
-              </w:rPr>
-              <w:t>pejabat</w:t>
-            </w:r>
-            <w:proofErr w:type="spellEnd"/>
-            <w:r>
-              <w:rPr>
-                <w:rFonts w:ascii="Arial" w:hAnsi="Arial" w:cs="Arial"/>
-                <w:sz w:val="20"/>
-              </w:rPr>
-              <w:t xml:space="preserve"> yang </w:t>
-            </w:r>
-            <w:proofErr w:type="spellStart"/>
-            <w:r>
-              <w:rPr>
-                <w:rFonts w:ascii="Arial" w:hAnsi="Arial" w:cs="Arial"/>
-                <w:sz w:val="20"/>
-              </w:rPr>
-              <w:t>mengesahkan</w:t>
-            </w:r>
-            <w:proofErr w:type="spellEnd"/>
-            <w:r>
-              <w:rPr>
-                <w:rFonts w:ascii="Arial" w:hAnsi="Arial" w:cs="Arial"/>
-                <w:sz w:val="20"/>
-              </w:rPr>
-              <w:t xml:space="preserve"> </w:t>
-            </w:r>
-            <w:proofErr w:type="spellStart"/>
-            <w:r>
-              <w:rPr>
-                <w:rFonts w:ascii="Arial" w:hAnsi="Arial" w:cs="Arial"/>
-                <w:sz w:val="20"/>
-              </w:rPr>
-              <w:t>tanggal</w:t>
-            </w:r>
-            <w:proofErr w:type="spellEnd"/>
-            <w:r>
-              <w:rPr>
-                <w:rFonts w:ascii="Arial" w:hAnsi="Arial" w:cs="Arial"/>
-                <w:sz w:val="20"/>
-              </w:rPr>
-              <w:t xml:space="preserve"> </w:t>
-            </w:r>
-            <w:proofErr w:type="spellStart"/>
-            <w:r>
-              <w:rPr>
-                <w:rFonts w:ascii="Arial" w:hAnsi="Arial" w:cs="Arial"/>
-                <w:sz w:val="20"/>
-              </w:rPr>
-              <w:t>berangkat</w:t>
-            </w:r>
-            <w:proofErr w:type="spellEnd"/>
-            <w:r>
-              <w:rPr>
-                <w:rFonts w:ascii="Arial" w:hAnsi="Arial" w:cs="Arial"/>
-                <w:sz w:val="20"/>
-              </w:rPr>
-              <w:t>/</w:t>
-            </w:r>
-            <w:proofErr w:type="spellStart"/>
-            <w:r>
-              <w:rPr>
-                <w:rFonts w:ascii="Arial" w:hAnsi="Arial" w:cs="Arial"/>
-                <w:sz w:val="20"/>
-              </w:rPr>
-              <w:t>tiba</w:t>
-            </w:r>
-            <w:proofErr w:type="spellEnd"/>
-            <w:r>
-              <w:rPr>
-                <w:rFonts w:ascii="Arial" w:hAnsi="Arial" w:cs="Arial"/>
-                <w:sz w:val="20"/>
-              </w:rPr>
-              <w:t xml:space="preserve"> </w:t>
-            </w:r>
-            <w:proofErr w:type="spellStart"/>
-            <w:r>
-              <w:rPr>
-                <w:rFonts w:ascii="Arial" w:hAnsi="Arial" w:cs="Arial"/>
-                <w:sz w:val="20"/>
-              </w:rPr>
-              <w:t>serta</w:t>
-            </w:r>
-            <w:proofErr w:type="spellEnd"/>
-            <w:r>
-              <w:rPr>
-                <w:rFonts w:ascii="Arial" w:hAnsi="Arial" w:cs="Arial"/>
-                <w:sz w:val="20"/>
-              </w:rPr>
-              <w:t xml:space="preserve"> </w:t>
-            </w:r>
-            <w:proofErr w:type="spellStart"/>
-            <w:r>
-              <w:rPr>
-                <w:rFonts w:ascii="Arial" w:hAnsi="Arial" w:cs="Arial"/>
-                <w:sz w:val="20"/>
-              </w:rPr>
-              <w:t>bendahara</w:t>
-            </w:r>
-            <w:proofErr w:type="spellEnd"/>
+              <w:t xml:space="preserve"> para pejabat yang mengesahkan tanggal berangkat/tiba serta bendahara</w:t>
+            </w:r>
             <w:r>
               <w:rPr>
                 <w:rFonts w:ascii="Arial" w:hAnsi="Arial" w:cs="Arial"/>
@@ -9812,69 +8837,12 @@
               </w:rPr>
               <w:t xml:space="preserve"> pengeluaran </w:t>
             </w:r>
-            <w:proofErr w:type="spellStart"/>
-            <w:r>
-              <w:rPr>
-                <w:rFonts w:ascii="Arial" w:hAnsi="Arial" w:cs="Arial"/>
-                <w:sz w:val="20"/>
-              </w:rPr>
-              <w:t>bertanggung</w:t>
-            </w:r>
-            <w:proofErr w:type="spellEnd"/>
-            <w:r>
-              <w:rPr>
-                <w:rFonts w:ascii="Arial" w:hAnsi="Arial" w:cs="Arial"/>
-                <w:sz w:val="20"/>
-              </w:rPr>
-              <w:t xml:space="preserve"> </w:t>
-            </w:r>
-            <w:proofErr w:type="spellStart"/>
-            <w:r>
-              <w:rPr>
-                <w:rFonts w:ascii="Arial" w:hAnsi="Arial" w:cs="Arial"/>
-                <w:sz w:val="20"/>
-              </w:rPr>
-              <w:t>jawab</w:t>
-            </w:r>
-            <w:proofErr w:type="spellEnd"/>
-            <w:r>
-              <w:rPr>
-                <w:rFonts w:ascii="Arial" w:hAnsi="Arial" w:cs="Arial"/>
-                <w:sz w:val="20"/>
-              </w:rPr>
-              <w:t xml:space="preserve"> </w:t>
-            </w:r>
-            <w:proofErr w:type="spellStart"/>
-            <w:r>
-              <w:rPr>
-                <w:rFonts w:ascii="Arial" w:hAnsi="Arial" w:cs="Arial"/>
-                <w:sz w:val="20"/>
-              </w:rPr>
-              <w:t>berdasarkan</w:t>
-            </w:r>
-            <w:proofErr w:type="spellEnd"/>
-            <w:r>
-              <w:rPr>
-                <w:rFonts w:ascii="Arial" w:hAnsi="Arial" w:cs="Arial"/>
-                <w:sz w:val="20"/>
-              </w:rPr>
-              <w:t xml:space="preserve"> </w:t>
-            </w:r>
-            <w:proofErr w:type="spellStart"/>
-            <w:r>
-              <w:rPr>
-                <w:rFonts w:ascii="Arial" w:hAnsi="Arial" w:cs="Arial"/>
-                <w:sz w:val="20"/>
-              </w:rPr>
-              <w:t>peraturan-peraturan</w:t>
-            </w:r>
-            <w:proofErr w:type="spellEnd"/>
-            <w:r>
-              <w:rPr>
-                <w:rFonts w:ascii="Arial" w:hAnsi="Arial" w:cs="Arial"/>
-                <w:sz w:val="20"/>
-              </w:rPr>
-              <w:t xml:space="preserve"> </w:t>
+            <w:r>
+              <w:rPr>
+                <w:rFonts w:ascii="Arial" w:hAnsi="Arial" w:cs="Arial"/>
+                <w:sz w:val="20"/>
+              </w:rPr>
+              <w:t xml:space="preserve">bertanggung jawab berdasarkan peraturan-peraturan </w:t>
             </w:r>
             <w:r>
               <w:rPr>
@@ -9884,21 +8852,12 @@
               </w:rPr>
               <w:t>K</w:t>
             </w:r>
-            <w:proofErr w:type="spellStart"/>
-            <w:r>
-              <w:rPr>
-                <w:rFonts w:ascii="Arial" w:hAnsi="Arial" w:cs="Arial"/>
-                <w:sz w:val="20"/>
-              </w:rPr>
-              <w:t>euangan</w:t>
-            </w:r>
-            <w:proofErr w:type="spellEnd"/>
-            <w:r>
-              <w:rPr>
-                <w:rFonts w:ascii="Arial" w:hAnsi="Arial" w:cs="Arial"/>
-                <w:sz w:val="20"/>
-              </w:rPr>
-              <w:t xml:space="preserve"> </w:t>
+            <w:r>
+              <w:rPr>
+                <w:rFonts w:ascii="Arial" w:hAnsi="Arial" w:cs="Arial"/>
+                <w:sz w:val="20"/>
+              </w:rPr>
+              <w:t xml:space="preserve">euangan </w:t>
             </w:r>
             <w:r>
               <w:rPr>
@@ -9908,37 +8867,12 @@
               </w:rPr>
               <w:t>N</w:t>
             </w:r>
-            <w:proofErr w:type="spellStart"/>
-            <w:r>
-              <w:rPr>
-                <w:rFonts w:ascii="Arial" w:hAnsi="Arial" w:cs="Arial"/>
-                <w:sz w:val="20"/>
-              </w:rPr>
-              <w:t>egara</w:t>
-            </w:r>
-            <w:proofErr w:type="spellEnd"/>
-            <w:r>
-              <w:rPr>
-                <w:rFonts w:ascii="Arial" w:hAnsi="Arial" w:cs="Arial"/>
-                <w:sz w:val="20"/>
-              </w:rPr>
-              <w:t xml:space="preserve">, </w:t>
-            </w:r>
-            <w:proofErr w:type="spellStart"/>
-            <w:r>
-              <w:rPr>
-                <w:rFonts w:ascii="Arial" w:hAnsi="Arial" w:cs="Arial"/>
-                <w:sz w:val="20"/>
-              </w:rPr>
-              <w:t>apabila</w:t>
-            </w:r>
-            <w:proofErr w:type="spellEnd"/>
-            <w:r>
-              <w:rPr>
-                <w:rFonts w:ascii="Arial" w:hAnsi="Arial" w:cs="Arial"/>
-                <w:sz w:val="20"/>
-              </w:rPr>
-              <w:t xml:space="preserve"> </w:t>
+            <w:r>
+              <w:rPr>
+                <w:rFonts w:ascii="Arial" w:hAnsi="Arial" w:cs="Arial"/>
+                <w:sz w:val="20"/>
+              </w:rPr>
+              <w:t xml:space="preserve">egara, apabila </w:t>
             </w:r>
             <w:r>
               <w:rPr>
@@ -9948,79 +8882,13 @@
               </w:rPr>
               <w:t>n</w:t>
             </w:r>
-            <w:proofErr w:type="spellStart"/>
-            <w:r>
-              <w:rPr>
-                <w:rFonts w:ascii="Arial" w:hAnsi="Arial" w:cs="Arial"/>
-                <w:sz w:val="20"/>
-              </w:rPr>
-              <w:t>egara</w:t>
-            </w:r>
-            <w:proofErr w:type="spellEnd"/>
-            <w:r>
-              <w:rPr>
-                <w:rFonts w:ascii="Arial" w:hAnsi="Arial" w:cs="Arial"/>
-                <w:sz w:val="20"/>
-              </w:rPr>
-              <w:t xml:space="preserve"> </w:t>
-            </w:r>
-            <w:proofErr w:type="spellStart"/>
-            <w:r>
-              <w:rPr>
-                <w:rFonts w:ascii="Arial" w:hAnsi="Arial" w:cs="Arial"/>
-                <w:sz w:val="20"/>
-              </w:rPr>
-              <w:t>menderita</w:t>
-            </w:r>
-            <w:proofErr w:type="spellEnd"/>
-            <w:r>
-              <w:rPr>
-                <w:rFonts w:ascii="Arial" w:hAnsi="Arial" w:cs="Arial"/>
-                <w:sz w:val="20"/>
-              </w:rPr>
-              <w:t xml:space="preserve"> </w:t>
-            </w:r>
-            <w:proofErr w:type="spellStart"/>
-            <w:r>
-              <w:rPr>
-                <w:rFonts w:ascii="Arial" w:hAnsi="Arial" w:cs="Arial"/>
-                <w:sz w:val="20"/>
-              </w:rPr>
-              <w:t>rugi</w:t>
-            </w:r>
-            <w:proofErr w:type="spellEnd"/>
-            <w:r>
-              <w:rPr>
-                <w:rFonts w:ascii="Arial" w:hAnsi="Arial" w:cs="Arial"/>
-                <w:sz w:val="20"/>
-              </w:rPr>
-              <w:t xml:space="preserve"> </w:t>
-            </w:r>
-            <w:proofErr w:type="spellStart"/>
-            <w:r>
-              <w:rPr>
-                <w:rFonts w:ascii="Arial" w:hAnsi="Arial" w:cs="Arial"/>
-                <w:sz w:val="20"/>
-              </w:rPr>
-              <w:t>akibat</w:t>
-            </w:r>
-            <w:proofErr w:type="spellEnd"/>
-            <w:r>
-              <w:rPr>
-                <w:rFonts w:ascii="Arial" w:hAnsi="Arial" w:cs="Arial"/>
-                <w:sz w:val="20"/>
-              </w:rPr>
-              <w:t xml:space="preserve"> </w:t>
-            </w:r>
-            <w:proofErr w:type="spellStart"/>
-            <w:r>
-              <w:rPr>
-                <w:rFonts w:ascii="Arial" w:hAnsi="Arial" w:cs="Arial"/>
-                <w:sz w:val="20"/>
-              </w:rPr>
-              <w:t>kesalahan</w:t>
-            </w:r>
-            <w:proofErr w:type="spellEnd"/>
+            <w:r>
+              <w:rPr>
+                <w:rFonts w:ascii="Arial" w:hAnsi="Arial" w:cs="Arial"/>
+                <w:sz w:val="20"/>
+              </w:rPr>
+              <w:t>egara menderita rugi akibat kesalahan</w:t>
+            </w:r>
             <w:r>
               <w:rPr>
                 <w:rFonts w:ascii="Arial" w:hAnsi="Arial" w:cs="Arial"/>
@@ -10034,17 +8902,8 @@
                 <w:rFonts w:ascii="Arial" w:hAnsi="Arial" w:cs="Arial"/>
                 <w:sz w:val="20"/>
               </w:rPr>
-              <w:t xml:space="preserve"> dan </w:t>
-            </w:r>
-            <w:proofErr w:type="spellStart"/>
-            <w:r>
-              <w:rPr>
-                <w:rFonts w:ascii="Arial" w:hAnsi="Arial" w:cs="Arial"/>
-                <w:sz w:val="20"/>
-              </w:rPr>
-              <w:t>keal</w:t>
-            </w:r>
-            <w:proofErr w:type="spellEnd"/>
+              <w:t xml:space="preserve"> dan keal</w:t>
+            </w:r>
             <w:r>
               <w:rPr>
                 <w:rFonts w:ascii="Arial" w:hAnsi="Arial" w:cs="Arial"/>
@@ -10053,21 +8912,12 @@
               </w:rPr>
               <w:t>p</w:t>
             </w:r>
-            <w:proofErr w:type="spellStart"/>
-            <w:r>
-              <w:rPr>
-                <w:rFonts w:ascii="Arial" w:hAnsi="Arial" w:cs="Arial"/>
-                <w:sz w:val="20"/>
-              </w:rPr>
-              <w:t>aannya</w:t>
-            </w:r>
-            <w:proofErr w:type="spellEnd"/>
-            <w:r>
-              <w:rPr>
-                <w:rFonts w:ascii="Arial" w:hAnsi="Arial" w:cs="Arial"/>
-                <w:sz w:val="20"/>
-              </w:rPr>
-              <w:t>.</w:t>
+            <w:r>
+              <w:rPr>
+                <w:rFonts w:ascii="Arial" w:hAnsi="Arial" w:cs="Arial"/>
+                <w:sz w:val="20"/>
+              </w:rPr>
+              <w:t>aannya.</w:t>
             </w:r>
           </w:p>
         </w:tc>
@@ -10100,7 +8950,7 @@
 </file>
 
 <file path=word/numbering.xml><?xml version="1.0" encoding="utf-8"?>
-<w:numbering xmlns:wpc="http://schemas.microsoft.com/office/word/2010/wordprocessingCanvas" xmlns:cx="http://schemas.microsoft.com/office/drawing/2014/chartex" xmlns:cx1="http://schemas.microsoft.com/office/drawing/2015/9/8/chartex" xmlns:cx2="http://schemas.microsoft.com/office/drawing/2015/10/21/chartex" xmlns:cx3="http://schemas.microsoft.com/office/drawing/2016/5/9/chartex" xmlns:cx4="http://schemas.microsoft.com/office/drawing/2016/5/10/chartex" xmlns:cx5="http://schemas.microsoft.com/office/drawing/2016/5/11/chartex" xmlns:cx6="http://schemas.microsoft.com/office/drawing/2016/5/12/chartex" xmlns:cx7="http://schemas.microsoft.com/office/drawing/2016/5/13/chartex" xmlns:cx8="http://schemas.microsoft.com/office/drawing/2016/5/14/chartex" xmlns:mc="http://schemas.openxmlformats.org/markup-compatibility/2006" xmlns:aink="http://schemas.microsoft.com/office/drawing/2016/ink" xmlns:am3d="http://schemas.microsoft.com/office/drawing/2017/model3d" xmlns:o="urn:schemas-microsoft-com:office:office" xmlns:oel="http://schemas.microsoft.com/office/2019/extlst" xmlns:r="http://schemas.openxmlformats.org/officeDocument/2006/relationships" xmlns:m="http://schemas.openxmlformats.org/officeDocument/2006/math" xmlns:v="urn:schemas-microsoft-com:vml" xmlns:wp14="http://schemas.microsoft.com/office/word/2010/wordprocessingDrawing" xmlns:wp="http://schemas.openxmlformats.org/drawingml/2006/wordprocessingDrawing" xmlns:w10="urn:schemas-microsoft-com:office:word" xmlns:w="http://schemas.openxmlformats.org/wordprocessingml/2006/main" xmlns:w14="http://schemas.microsoft.com/office/word/2010/wordml" xmlns:w15="http://schemas.microsoft.com/office/word/2012/wordml" xmlns:w16cex="http://schemas.microsoft.com/office/word/2018/wordml/cex" xmlns:w16cid="http://schemas.microsoft.com/office/word/2016/wordml/cid" xmlns:w16="http://schemas.microsoft.com/office/word/2018/wordml" xmlns:w16du="http://schemas.microsoft.com/office/word/2023/wordml/word16du" xmlns:w16sdtdh="http://schemas.microsoft.com/office/word/2020/wordml/sdtdatahash" xmlns:w16sdtfl="http://schemas.microsoft.com/office/word/2024/wordml/sdtformatlock" xmlns:w16se="http://schemas.microsoft.com/office/word/2015/wordml/symex" xmlns:wpg="http://schemas.microsoft.com/office/word/2010/wordprocessingGroup" xmlns:wpi="http://schemas.microsoft.com/office/word/2010/wordprocessingInk" xmlns:wne="http://schemas.microsoft.com/office/word/2006/wordml" xmlns:wps="http://schemas.microsoft.com/office/word/2010/wordprocessingShape" mc:Ignorable="w14 w15 w16se w16cid w16 w16cex w16sdtdh w16sdtfl w16du wp14">
+<w:numbering xmlns:wpc="http://schemas.microsoft.com/office/word/2010/wordprocessingCanvas" xmlns:cx="http://schemas.microsoft.com/office/drawing/2014/chartex" xmlns:cx1="http://schemas.microsoft.com/office/drawing/2015/9/8/chartex" xmlns:cx2="http://schemas.microsoft.com/office/drawing/2015/10/21/chartex" xmlns:cx3="http://schemas.microsoft.com/office/drawing/2016/5/9/chartex" xmlns:cx4="http://schemas.microsoft.com/office/drawing/2016/5/10/chartex" xmlns:cx5="http://schemas.microsoft.com/office/drawing/2016/5/11/chartex" xmlns:cx6="http://schemas.microsoft.com/office/drawing/2016/5/12/chartex" xmlns:cx7="http://schemas.microsoft.com/office/drawing/2016/5/13/chartex" xmlns:cx8="http://schemas.microsoft.com/office/drawing/2016/5/14/chartex" xmlns:mc="http://schemas.openxmlformats.org/markup-compatibility/2006" xmlns:aink="http://schemas.microsoft.com/office/drawing/2016/ink" xmlns:am3d="http://schemas.microsoft.com/office/drawing/2017/model3d" xmlns:o="urn:schemas-microsoft-com:office:office" xmlns:oel="http://schemas.microsoft.com/office/2019/extlst" xmlns:r="http://schemas.openxmlformats.org/officeDocument/2006/relationships" xmlns:m="http://schemas.openxmlformats.org/officeDocument/2006/math" xmlns:v="urn:schemas-microsoft-com:vml" xmlns:wp14="http://schemas.microsoft.com/office/word/2010/wordprocessingDrawing" xmlns:wp="http://schemas.openxmlformats.org/drawingml/2006/wordprocessingDrawing" xmlns:w10="urn:schemas-microsoft-com:office:word" xmlns:w="http://schemas.openxmlformats.org/wordprocessingml/2006/main" xmlns:w14="http://schemas.microsoft.com/office/word/2010/wordml" xmlns:w15="http://schemas.microsoft.com/office/word/2012/wordml" xmlns:w16cei="http://schemas.microsoft.com/office/word/2026/wordml/cei" xmlns:w16cex="http://schemas.microsoft.com/office/word/2018/wordml/cex" xmlns:w16cid="http://schemas.microsoft.com/office/word/2016/wordml/cid" xmlns:w16="http://schemas.microsoft.com/office/word/2018/wordml" xmlns:w16du="http://schemas.microsoft.com/office/word/2023/wordml/word16du" xmlns:w16sdtdh="http://schemas.microsoft.com/office/word/2020/wordml/sdtdatahash" xmlns:w16sdtfl="http://schemas.microsoft.com/office/word/2024/wordml/sdtformatlock" xmlns:w16se="http://schemas.microsoft.com/office/word/2015/wordml/symex" xmlns:wpg="http://schemas.microsoft.com/office/word/2010/wordprocessingGroup" xmlns:wpi="http://schemas.microsoft.com/office/word/2010/wordprocessingInk" xmlns:wne="http://schemas.microsoft.com/office/word/2006/wordml" xmlns:wps="http://schemas.microsoft.com/office/word/2010/wordprocessingShape" mc:Ignorable="w14 w15 w16se w16cid w16 w16cex w16sdtdh w16sdtfl w16du wp14">
   <w:abstractNum w:abstractNumId="0" w15:restartNumberingAfterBreak="0">
     <w:nsid w:val="00000001"/>
     <w:multiLevelType w:val="multilevel"/>
@@ -11204,7 +10054,7 @@
 </file>
 
 <file path=word/recipientData.xml><?xml version="1.0" encoding="utf-8"?>
-<wne:recipients xmlns:wpc="http://schemas.microsoft.com/office/word/2010/wordprocessingCanvas" xmlns:cx="http://schemas.microsoft.com/office/drawing/2014/chartex" xmlns:cx1="http://schemas.microsoft.com/office/drawing/2015/9/8/chartex" xmlns:cx2="http://schemas.microsoft.com/office/drawing/2015/10/21/chartex" xmlns:cx3="http://schemas.microsoft.com/office/drawing/2016/5/9/chartex" xmlns:cx4="http://schemas.microsoft.com/office/drawing/2016/5/10/chartex" xmlns:cx5="http://schemas.microsoft.com/office/drawing/2016/5/11/chartex" xmlns:cx6="http://schemas.microsoft.com/office/drawing/2016/5/12/chartex" xmlns:cx7="http://schemas.microsoft.com/office/drawing/2016/5/13/chartex" xmlns:cx8="http://schemas.microsoft.com/office/drawing/2016/5/14/chartex" xmlns:mc="http://schemas.openxmlformats.org/markup-compatibility/2006" xmlns:aink="http://schemas.microsoft.com/office/drawing/2016/ink" xmlns:am3d="http://schemas.microsoft.com/office/drawing/2017/model3d" xmlns:o="urn:schemas-microsoft-com:office:office" xmlns:oel="http://schemas.microsoft.com/office/2019/extlst" xmlns:r="http://schemas.openxmlformats.org/officeDocument/2006/relationships" xmlns:m="http://schemas.openxmlformats.org/officeDocument/2006/math" xmlns:v="urn:schemas-microsoft-com:vml" xmlns:wp14="http://schemas.microsoft.com/office/word/2010/wordprocessingDrawing" xmlns:wp="http://schemas.openxmlformats.org/drawingml/2006/wordprocessingDrawing" xmlns:w10="urn:schemas-microsoft-com:office:word" xmlns:w="http://schemas.openxmlformats.org/wordprocessingml/2006/main" xmlns:w14="http://schemas.microsoft.com/office/word/2010/wordml" xmlns:w15="http://schemas.microsoft.com/office/word/2012/wordml" xmlns:w16cex="http://schemas.microsoft.com/office/word/2018/wordml/cex" xmlns:w16cid="http://schemas.microsoft.com/office/word/2016/wordml/cid" xmlns:w16="http://schemas.microsoft.com/office/word/2018/wordml" xmlns:w16du="http://schemas.microsoft.com/office/word/2023/wordml/word16du" xmlns:w16sdtdh="http://schemas.microsoft.com/office/word/2020/wordml/sdtdatahash" xmlns:w16sdtfl="http://schemas.microsoft.com/office/word/2024/wordml/sdtformatlock" xmlns:w16se="http://schemas.microsoft.com/office/word/2015/wordml/symex" xmlns:wpg="http://schemas.microsoft.com/office/word/2010/wordprocessingGroup" xmlns:wpi="http://schemas.microsoft.com/office/word/2010/wordprocessingInk" xmlns:wne="http://schemas.microsoft.com/office/word/2006/wordml" xmlns:wps="http://schemas.microsoft.com/office/word/2010/wordprocessingShape" mc:Ignorable="w14 w15 w16se w16cid w16 w16cex w16sdtdh w16sdtfl w16du wp14">
+<wne:recipients xmlns:wpc="http://schemas.microsoft.com/office/word/2010/wordprocessingCanvas" xmlns:cx="http://schemas.microsoft.com/office/drawing/2014/chartex" xmlns:cx1="http://schemas.microsoft.com/office/drawing/2015/9/8/chartex" xmlns:cx2="http://schemas.microsoft.com/office/drawing/2015/10/21/chartex" xmlns:cx3="http://schemas.microsoft.com/office/drawing/2016/5/9/chartex" xmlns:cx4="http://schemas.microsoft.com/office/drawing/2016/5/10/chartex" xmlns:cx5="http://schemas.microsoft.com/office/drawing/2016/5/11/chartex" xmlns:cx6="http://schemas.microsoft.com/office/drawing/2016/5/12/chartex" xmlns:cx7="http://schemas.microsoft.com/office/drawing/2016/5/13/chartex" xmlns:cx8="http://schemas.microsoft.com/office/drawing/2016/5/14/chartex" xmlns:mc="http://schemas.openxmlformats.org/markup-compatibility/2006" xmlns:aink="http://schemas.microsoft.com/office/drawing/2016/ink" xmlns:am3d="http://schemas.microsoft.com/office/drawing/2017/model3d" xmlns:o="urn:schemas-microsoft-com:office:office" xmlns:oel="http://schemas.microsoft.com/office/2019/extlst" xmlns:r="http://schemas.openxmlformats.org/officeDocument/2006/relationships" xmlns:m="http://schemas.openxmlformats.org/officeDocument/2006/math" xmlns:v="urn:schemas-microsoft-com:vml" xmlns:wp14="http://schemas.microsoft.com/office/word/2010/wordprocessingDrawing" xmlns:wp="http://schemas.openxmlformats.org/drawingml/2006/wordprocessingDrawing" xmlns:w10="urn:schemas-microsoft-com:office:word" xmlns:w="http://schemas.openxmlformats.org/wordprocessingml/2006/main" xmlns:w14="http://schemas.microsoft.com/office/word/2010/wordml" xmlns:w15="http://schemas.microsoft.com/office/word/2012/wordml" xmlns:w16cei="http://schemas.microsoft.com/office/word/2026/wordml/cei" xmlns:w16cex="http://schemas.microsoft.com/office/word/2018/wordml/cex" xmlns:w16cid="http://schemas.microsoft.com/office/word/2016/wordml/cid" xmlns:w16="http://schemas.microsoft.com/office/word/2018/wordml" xmlns:w16du="http://schemas.microsoft.com/office/word/2023/wordml/word16du" xmlns:w16sdtdh="http://schemas.microsoft.com/office/word/2020/wordml/sdtdatahash" xmlns:w16sdtfl="http://schemas.microsoft.com/office/word/2024/wordml/sdtformatlock" xmlns:w16se="http://schemas.microsoft.com/office/word/2015/wordml/symex" xmlns:wpg="http://schemas.microsoft.com/office/word/2010/wordprocessingGroup" xmlns:wpi="http://schemas.microsoft.com/office/word/2010/wordprocessingInk" xmlns:wne="http://schemas.microsoft.com/office/word/2006/wordml" xmlns:wps="http://schemas.microsoft.com/office/word/2010/wordprocessingShape" mc:Ignorable="w14 w15 w16se w16cid w16 w16cex w16sdtdh w16sdtfl w16du wp14">
   <wne:recipientData>
     <wne:active wne:val="1"/>
     <wne:hash wne:val="-1217986252"/>
@@ -14372,6 +13222,9 @@
   <wne:recipientData>
     <wne:active wne:val="1"/>
     <wne:hash wne:val="-1708347488"/>
+  </wne:recipientData>
+  <wne:recipientData>
+    <wne:active wne:val="1"/>
   </wne:recipientData>
   <wne:recipientData>
     <wne:active wne:val="1"/>

--- a/public/spd-format.docx
+++ b/public/spd-format.docx
@@ -4415,6 +4415,29 @@
               </w:rPr>
               <w:t xml:space="preserve">  </w:t>
             </w:r>
+            <w:r>
+              <w:rPr>
+                <w:rFonts w:ascii="Arial" w:hAnsi="Arial" w:cs="Arial"/>
+                <w:sz w:val="20"/>
+              </w:rPr>
+              <w:t>{</w:t>
+            </w:r>
+            <w:r>
+              <w:rPr>
+                <w:rFonts w:ascii="Arial" w:hAnsi="Arial" w:cs="Arial"/>
+                <w:sz w:val="20"/>
+                <w:szCs w:val="20"/>
+                <w:lang w:val="sv-SE"/>
+              </w:rPr>
+              <w:t>kabkota</w:t>
+            </w:r>
+            <w:r>
+              <w:rPr>
+                <w:rFonts w:ascii="Arial" w:hAnsi="Arial" w:cs="Arial"/>
+                <w:sz w:val="20"/>
+              </w:rPr>
+              <w:t>}</w:t>
+            </w:r>
           </w:p>
         </w:tc>
       </w:tr>
@@ -6967,7 +6990,7 @@
                 <w:rFonts w:ascii="Arial" w:hAnsi="Arial" w:cs="Arial"/>
                 <w:sz w:val="20"/>
               </w:rPr>
-              <w:t xml:space="preserve">                         NIP.</w:t>
+              <w:t>NIP.</w:t>
             </w:r>
           </w:p>
         </w:tc>
@@ -6995,7 +7018,7 @@
                 <w:rFonts w:ascii="Arial" w:hAnsi="Arial" w:cs="Arial"/>
                 <w:sz w:val="20"/>
               </w:rPr>
-              <w:t xml:space="preserve">                             NIP.</w:t>
+              <w:t>NIP.</w:t>
             </w:r>
           </w:p>
         </w:tc>
@@ -7801,7 +7824,14 @@
                 <w:rFonts w:ascii="Arial" w:hAnsi="Arial" w:cs="Arial"/>
                 <w:sz w:val="20"/>
               </w:rPr>
-              <w:t xml:space="preserve">                         NIP.</w:t>
+              <w:t>N</w:t>
+            </w:r>
+            <w:r>
+              <w:rPr>
+                <w:rFonts w:ascii="Arial" w:hAnsi="Arial" w:cs="Arial"/>
+                <w:sz w:val="20"/>
+              </w:rPr>
+              <w:t>IP.</w:t>
             </w:r>
           </w:p>
         </w:tc>
@@ -7829,7 +7859,7 @@
                 <w:rFonts w:ascii="Arial" w:hAnsi="Arial" w:cs="Arial"/>
                 <w:sz w:val="20"/>
               </w:rPr>
-              <w:t xml:space="preserve">                             NIP.</w:t>
+              <w:t>NIP.</w:t>
             </w:r>
           </w:p>
         </w:tc>
@@ -13283,6 +13313,9 @@
   <wne:recipientData>
     <wne:active wne:val="1"/>
   </wne:recipientData>
+  <wne:recipientData>
+    <wne:active wne:val="1"/>
+  </wne:recipientData>
 </wne:recipients>
 </file>
 

--- a/public/spd-format.docx
+++ b/public/spd-format.docx
@@ -225,33 +225,69 @@
                 <w:sz w:val="18"/>
                 <w:szCs w:val="18"/>
               </w:rPr>
-              <w:t>{alamat}</w:t>
-            </w:r>
-          </w:p>
-          <w:p>
-            <w:pPr>
-              <w:jc w:val="center"/>
-              <w:rPr>
-                <w:rFonts w:ascii="Arial" w:hAnsi="Arial" w:cs="Arial"/>
+              <w:t>{</w:t>
+            </w:r>
+            <w:proofErr w:type="spellStart"/>
+            <w:r>
+              <w:rPr>
+                <w:rFonts w:ascii="Arial" w:eastAsia="Arial" w:hAnsi="Arial" w:cs="Arial"/>
                 <w:sz w:val="18"/>
                 <w:szCs w:val="18"/>
               </w:rPr>
-            </w:pPr>
-            <w:r>
-              <w:rPr>
-                <w:rFonts w:ascii="Arial" w:hAnsi="Arial" w:cs="Arial"/>
+              <w:t>alamat</w:t>
+            </w:r>
+            <w:proofErr w:type="spellEnd"/>
+            <w:r>
+              <w:rPr>
+                <w:rFonts w:ascii="Arial" w:eastAsia="Arial" w:hAnsi="Arial" w:cs="Arial"/>
                 <w:sz w:val="18"/>
                 <w:szCs w:val="18"/>
               </w:rPr>
-              <w:t xml:space="preserve">Call Center: </w:t>
-            </w:r>
-            <w:r>
+              <w:t>}</w:t>
+            </w:r>
+          </w:p>
+          <w:p>
+            <w:pPr>
+              <w:jc w:val="center"/>
               <w:rPr>
                 <w:rFonts w:ascii="Arial" w:hAnsi="Arial" w:cs="Arial"/>
                 <w:sz w:val="18"/>
                 <w:szCs w:val="18"/>
               </w:rPr>
-              <w:t>{callCenter}</w:t>
+            </w:pPr>
+            <w:r>
+              <w:rPr>
+                <w:rFonts w:ascii="Arial" w:hAnsi="Arial" w:cs="Arial"/>
+                <w:sz w:val="18"/>
+                <w:szCs w:val="18"/>
+              </w:rPr>
+              <w:t xml:space="preserve">Call Center: </w:t>
+            </w:r>
+            <w:r>
+              <w:rPr>
+                <w:rFonts w:ascii="Arial" w:hAnsi="Arial" w:cs="Arial"/>
+                <w:sz w:val="18"/>
+                <w:szCs w:val="18"/>
+              </w:rPr>
+              <w:t>{</w:t>
+            </w:r>
+            <w:proofErr w:type="spellStart"/>
+            <w:r>
+              <w:rPr>
+                <w:rFonts w:ascii="Arial" w:hAnsi="Arial" w:cs="Arial"/>
+                <w:sz w:val="18"/>
+                <w:szCs w:val="18"/>
+              </w:rPr>
+              <w:t>callCenter</w:t>
+            </w:r>
+            <w:proofErr w:type="spellEnd"/>
+            <w:r>
+              <w:rPr>
+                <w:rFonts w:ascii="Arial" w:hAnsi="Arial" w:cs="Arial"/>
+                <w:sz w:val="18"/>
+                <w:szCs w:val="18"/>
+              </w:rPr>
+              <w:t>}</w:t>
             </w:r>
           </w:p>
           <w:p>
@@ -634,6 +670,7 @@
                 <w:lang w:val="id-ID"/>
               </w:rPr>
             </w:pPr>
+            <w:proofErr w:type="spellStart"/>
             <w:r>
               <w:rPr>
                 <w:rFonts w:ascii="Arial" w:hAnsi="Arial" w:cs="Arial"/>
@@ -642,6 +679,7 @@
               </w:rPr>
               <w:t>Pejabat</w:t>
             </w:r>
+            <w:proofErr w:type="spellEnd"/>
             <w:r>
               <w:rPr>
                 <w:rFonts w:ascii="Arial" w:hAnsi="Arial" w:cs="Arial"/>
@@ -821,6 +859,7 @@
               </w:rPr>
               <w:t xml:space="preserve"> </w:t>
             </w:r>
+            <w:proofErr w:type="spellStart"/>
             <w:r>
               <w:rPr>
                 <w:rFonts w:ascii="Arial" w:hAnsi="Arial" w:cs="Arial"/>
@@ -828,7 +867,17 @@
                 <w:szCs w:val="20"/>
                 <w:lang w:val="es-MX"/>
               </w:rPr>
-              <w:t xml:space="preserve">Pegawai yang </w:t>
+              <w:t>Pegawai</w:t>
+            </w:r>
+            <w:proofErr w:type="spellEnd"/>
+            <w:r>
+              <w:rPr>
+                <w:rFonts w:ascii="Arial" w:hAnsi="Arial" w:cs="Arial"/>
+                <w:sz w:val="20"/>
+                <w:szCs w:val="20"/>
+                <w:lang w:val="es-MX"/>
+              </w:rPr>
+              <w:t xml:space="preserve"> yang </w:t>
             </w:r>
             <w:r>
               <w:rPr>
@@ -981,6 +1030,7 @@
                 <w:lang w:val="id-ID"/>
               </w:rPr>
             </w:pPr>
+            <w:proofErr w:type="spellStart"/>
             <w:r>
               <w:rPr>
                 <w:rFonts w:ascii="Arial" w:hAnsi="Arial" w:cs="Arial"/>
@@ -989,6 +1039,7 @@
               </w:rPr>
               <w:t>Pangkat</w:t>
             </w:r>
+            <w:proofErr w:type="spellEnd"/>
             <w:r>
               <w:rPr>
                 <w:rFonts w:ascii="Arial" w:hAnsi="Arial" w:cs="Arial"/>
@@ -1076,7 +1127,25 @@
                 <w:sz w:val="20"/>
                 <w:szCs w:val="20"/>
               </w:rPr>
-              <w:t>{gol}</w:t>
+              <w:t>{</w:t>
+            </w:r>
+            <w:proofErr w:type="spellStart"/>
+            <w:r>
+              <w:rPr>
+                <w:rFonts w:ascii="Arial" w:hAnsi="Arial" w:cs="Arial"/>
+                <w:sz w:val="20"/>
+                <w:szCs w:val="20"/>
+              </w:rPr>
+              <w:t>gol</w:t>
+            </w:r>
+            <w:proofErr w:type="spellEnd"/>
+            <w:r>
+              <w:rPr>
+                <w:rFonts w:ascii="Arial" w:hAnsi="Arial" w:cs="Arial"/>
+                <w:sz w:val="20"/>
+                <w:szCs w:val="20"/>
+              </w:rPr>
+              <w:t>}</w:t>
             </w:r>
           </w:p>
         </w:tc>
@@ -1146,6 +1215,7 @@
                 <w:lang w:val="id-ID"/>
               </w:rPr>
             </w:pPr>
+            <w:proofErr w:type="spellStart"/>
             <w:r>
               <w:rPr>
                 <w:rFonts w:ascii="Arial" w:hAnsi="Arial" w:cs="Arial"/>
@@ -1154,6 +1224,7 @@
               </w:rPr>
               <w:t>Jabatan</w:t>
             </w:r>
+            <w:proofErr w:type="spellEnd"/>
             <w:r>
               <w:rPr>
                 <w:rFonts w:ascii="Arial" w:hAnsi="Arial" w:cs="Arial"/>
@@ -1217,7 +1288,25 @@
                 <w:sz w:val="20"/>
                 <w:szCs w:val="20"/>
               </w:rPr>
-              <w:t>{jabatan}</w:t>
+              <w:t>{</w:t>
+            </w:r>
+            <w:proofErr w:type="spellStart"/>
+            <w:r>
+              <w:rPr>
+                <w:rFonts w:ascii="Arial" w:hAnsi="Arial" w:cs="Arial"/>
+                <w:sz w:val="20"/>
+                <w:szCs w:val="20"/>
+              </w:rPr>
+              <w:t>jabatan</w:t>
+            </w:r>
+            <w:proofErr w:type="spellEnd"/>
+            <w:r>
+              <w:rPr>
+                <w:rFonts w:ascii="Arial" w:hAnsi="Arial" w:cs="Arial"/>
+                <w:sz w:val="20"/>
+                <w:szCs w:val="20"/>
+              </w:rPr>
+              <w:t>}</w:t>
             </w:r>
           </w:p>
         </w:tc>
@@ -1466,6 +1555,7 @@
               </w:rPr>
               <w:t xml:space="preserve"> </w:t>
             </w:r>
+            <w:proofErr w:type="spellStart"/>
             <w:r>
               <w:rPr>
                 <w:rFonts w:ascii="Arial" w:hAnsi="Arial" w:cs="Arial"/>
@@ -1474,6 +1564,7 @@
               </w:rPr>
               <w:t>Perjalanan</w:t>
             </w:r>
+            <w:proofErr w:type="spellEnd"/>
             <w:r>
               <w:rPr>
                 <w:rFonts w:ascii="Arial" w:hAnsi="Arial" w:cs="Arial"/>
@@ -1491,6 +1582,7 @@
               </w:rPr>
               <w:t>D</w:t>
             </w:r>
+            <w:proofErr w:type="spellStart"/>
             <w:r>
               <w:rPr>
                 <w:rFonts w:ascii="Arial" w:hAnsi="Arial" w:cs="Arial"/>
@@ -1499,6 +1591,7 @@
               </w:rPr>
               <w:t>inas</w:t>
             </w:r>
+            <w:proofErr w:type="spellEnd"/>
           </w:p>
         </w:tc>
         <w:tc>
@@ -1603,14 +1696,34 @@
               </w:rPr>
               <w:t xml:space="preserve"> </w:t>
             </w:r>
-            <w:r>
-              <w:rPr>
-                <w:rFonts w:ascii="Arial" w:hAnsi="Arial" w:cs="Arial"/>
-                <w:sz w:val="20"/>
-                <w:szCs w:val="20"/>
-              </w:rPr>
-              <w:t>angkut yang dipergunakan</w:t>
-            </w:r>
+            <w:proofErr w:type="spellStart"/>
+            <w:r>
+              <w:rPr>
+                <w:rFonts w:ascii="Arial" w:hAnsi="Arial" w:cs="Arial"/>
+                <w:sz w:val="20"/>
+                <w:szCs w:val="20"/>
+              </w:rPr>
+              <w:t>angkut</w:t>
+            </w:r>
+            <w:proofErr w:type="spellEnd"/>
+            <w:r>
+              <w:rPr>
+                <w:rFonts w:ascii="Arial" w:hAnsi="Arial" w:cs="Arial"/>
+                <w:sz w:val="20"/>
+                <w:szCs w:val="20"/>
+              </w:rPr>
+              <w:t xml:space="preserve"> yang </w:t>
+            </w:r>
+            <w:proofErr w:type="spellStart"/>
+            <w:r>
+              <w:rPr>
+                <w:rFonts w:ascii="Arial" w:hAnsi="Arial" w:cs="Arial"/>
+                <w:sz w:val="20"/>
+                <w:szCs w:val="20"/>
+              </w:rPr>
+              <w:t>dipergunakan</w:t>
+            </w:r>
+            <w:proofErr w:type="spellEnd"/>
           </w:p>
         </w:tc>
         <w:tc>
@@ -1748,6 +1861,7 @@
                 <w:szCs w:val="20"/>
               </w:rPr>
             </w:pPr>
+            <w:proofErr w:type="spellStart"/>
             <w:r>
               <w:rPr>
                 <w:rFonts w:ascii="Arial" w:hAnsi="Arial" w:cs="Arial"/>
@@ -1756,6 +1870,7 @@
               </w:rPr>
               <w:t>Tempat</w:t>
             </w:r>
+            <w:proofErr w:type="spellEnd"/>
             <w:r>
               <w:rPr>
                 <w:rFonts w:ascii="Arial" w:hAnsi="Arial" w:cs="Arial"/>
@@ -1764,6 +1879,7 @@
               </w:rPr>
               <w:t xml:space="preserve"> </w:t>
             </w:r>
+            <w:proofErr w:type="spellStart"/>
             <w:r>
               <w:rPr>
                 <w:rFonts w:ascii="Arial" w:hAnsi="Arial" w:cs="Arial"/>
@@ -1772,6 +1888,7 @@
               </w:rPr>
               <w:t>berangkat</w:t>
             </w:r>
+            <w:proofErr w:type="spellEnd"/>
           </w:p>
         </w:tc>
         <w:tc>
@@ -1825,7 +1942,25 @@
                 <w:sz w:val="20"/>
                 <w:szCs w:val="20"/>
               </w:rPr>
-              <w:t>{asal}</w:t>
+              <w:t>{</w:t>
+            </w:r>
+            <w:proofErr w:type="spellStart"/>
+            <w:r>
+              <w:rPr>
+                <w:rFonts w:ascii="Arial" w:hAnsi="Arial" w:cs="Arial"/>
+                <w:sz w:val="20"/>
+                <w:szCs w:val="20"/>
+              </w:rPr>
+              <w:t>asal</w:t>
+            </w:r>
+            <w:proofErr w:type="spellEnd"/>
+            <w:r>
+              <w:rPr>
+                <w:rFonts w:ascii="Arial" w:hAnsi="Arial" w:cs="Arial"/>
+                <w:sz w:val="20"/>
+                <w:szCs w:val="20"/>
+              </w:rPr>
+              <w:t>}</w:t>
             </w:r>
           </w:p>
         </w:tc>
@@ -1898,6 +2033,7 @@
                 <w:szCs w:val="20"/>
               </w:rPr>
             </w:pPr>
+            <w:proofErr w:type="spellStart"/>
             <w:r>
               <w:rPr>
                 <w:rFonts w:ascii="Arial" w:hAnsi="Arial" w:cs="Arial"/>
@@ -1906,6 +2042,7 @@
               </w:rPr>
               <w:t>Tempat</w:t>
             </w:r>
+            <w:proofErr w:type="spellEnd"/>
             <w:r>
               <w:rPr>
                 <w:rFonts w:ascii="Arial" w:hAnsi="Arial" w:cs="Arial"/>
@@ -1914,6 +2051,7 @@
               </w:rPr>
               <w:t xml:space="preserve"> </w:t>
             </w:r>
+            <w:proofErr w:type="spellStart"/>
             <w:r>
               <w:rPr>
                 <w:rFonts w:ascii="Arial" w:hAnsi="Arial" w:cs="Arial"/>
@@ -1922,6 +2060,7 @@
               </w:rPr>
               <w:t>tujuan</w:t>
             </w:r>
+            <w:proofErr w:type="spellEnd"/>
           </w:p>
         </w:tc>
         <w:tc>
@@ -2071,6 +2210,7 @@
               </w:rPr>
               <w:t xml:space="preserve"> </w:t>
             </w:r>
+            <w:proofErr w:type="spellStart"/>
             <w:r>
               <w:rPr>
                 <w:rFonts w:ascii="Arial" w:hAnsi="Arial" w:cs="Arial"/>
@@ -2079,6 +2219,7 @@
               </w:rPr>
               <w:t>Perjalanan</w:t>
             </w:r>
+            <w:proofErr w:type="spellEnd"/>
             <w:r>
               <w:rPr>
                 <w:rFonts w:ascii="Arial" w:hAnsi="Arial" w:cs="Arial"/>
@@ -2148,8 +2289,18 @@
                 <w:sz w:val="20"/>
                 <w:szCs w:val="20"/>
               </w:rPr>
-              <w:t>{lama} hari</w:t>
-            </w:r>
+              <w:t xml:space="preserve">{lama} </w:t>
+            </w:r>
+            <w:proofErr w:type="spellStart"/>
+            <w:r>
+              <w:rPr>
+                <w:rFonts w:ascii="Arial" w:hAnsi="Arial" w:cs="Arial"/>
+                <w:sz w:val="20"/>
+                <w:szCs w:val="20"/>
+              </w:rPr>
+              <w:t>hari</w:t>
+            </w:r>
+            <w:proofErr w:type="spellEnd"/>
           </w:p>
         </w:tc>
       </w:tr>
@@ -2216,6 +2367,7 @@
                 <w:szCs w:val="20"/>
               </w:rPr>
             </w:pPr>
+            <w:proofErr w:type="spellStart"/>
             <w:r>
               <w:rPr>
                 <w:rFonts w:ascii="Arial" w:hAnsi="Arial" w:cs="Arial"/>
@@ -2224,6 +2376,7 @@
               </w:rPr>
               <w:t>Tanggal</w:t>
             </w:r>
+            <w:proofErr w:type="spellEnd"/>
             <w:r>
               <w:rPr>
                 <w:rFonts w:ascii="Arial" w:hAnsi="Arial" w:cs="Arial"/>
@@ -2232,6 +2385,7 @@
               </w:rPr>
               <w:t xml:space="preserve"> </w:t>
             </w:r>
+            <w:proofErr w:type="spellStart"/>
             <w:r>
               <w:rPr>
                 <w:rFonts w:ascii="Arial" w:hAnsi="Arial" w:cs="Arial"/>
@@ -2240,6 +2394,7 @@
               </w:rPr>
               <w:t>Berangkat</w:t>
             </w:r>
+            <w:proofErr w:type="spellEnd"/>
           </w:p>
         </w:tc>
         <w:tc>
@@ -2293,7 +2448,25 @@
                 <w:sz w:val="20"/>
                 <w:szCs w:val="20"/>
               </w:rPr>
-              <w:t>{tglBerangkat}</w:t>
+              <w:t>{</w:t>
+            </w:r>
+            <w:proofErr w:type="spellStart"/>
+            <w:r>
+              <w:rPr>
+                <w:rFonts w:ascii="Arial" w:hAnsi="Arial" w:cs="Arial"/>
+                <w:sz w:val="20"/>
+                <w:szCs w:val="20"/>
+              </w:rPr>
+              <w:t>tglBerangkat</w:t>
+            </w:r>
+            <w:proofErr w:type="spellEnd"/>
+            <w:r>
+              <w:rPr>
+                <w:rFonts w:ascii="Arial" w:hAnsi="Arial" w:cs="Arial"/>
+                <w:sz w:val="20"/>
+                <w:szCs w:val="20"/>
+              </w:rPr>
+              <w:t>}</w:t>
             </w:r>
           </w:p>
         </w:tc>
@@ -2367,6 +2540,7 @@
                 <w:lang w:val="id-ID"/>
               </w:rPr>
             </w:pPr>
+            <w:proofErr w:type="spellStart"/>
             <w:r>
               <w:rPr>
                 <w:rFonts w:ascii="Arial" w:hAnsi="Arial" w:cs="Arial"/>
@@ -2375,6 +2549,7 @@
               </w:rPr>
               <w:t>Tanggal</w:t>
             </w:r>
+            <w:proofErr w:type="spellEnd"/>
             <w:r>
               <w:rPr>
                 <w:rFonts w:ascii="Arial" w:hAnsi="Arial" w:cs="Arial"/>
@@ -2383,6 +2558,7 @@
               </w:rPr>
               <w:t xml:space="preserve"> </w:t>
             </w:r>
+            <w:proofErr w:type="spellStart"/>
             <w:r>
               <w:rPr>
                 <w:rFonts w:ascii="Arial" w:hAnsi="Arial" w:cs="Arial"/>
@@ -2391,6 +2567,7 @@
               </w:rPr>
               <w:t>harus</w:t>
             </w:r>
+            <w:proofErr w:type="spellEnd"/>
             <w:r>
               <w:rPr>
                 <w:rFonts w:ascii="Arial" w:hAnsi="Arial" w:cs="Arial"/>
@@ -2399,6 +2576,7 @@
               </w:rPr>
               <w:t xml:space="preserve"> </w:t>
             </w:r>
+            <w:proofErr w:type="spellStart"/>
             <w:r>
               <w:rPr>
                 <w:rFonts w:ascii="Arial" w:hAnsi="Arial" w:cs="Arial"/>
@@ -2407,6 +2585,7 @@
               </w:rPr>
               <w:t>kembali</w:t>
             </w:r>
+            <w:proofErr w:type="spellEnd"/>
             <w:r>
               <w:rPr>
                 <w:rFonts w:ascii="Arial" w:hAnsi="Arial" w:cs="Arial"/>
@@ -2471,7 +2650,25 @@
                 <w:sz w:val="20"/>
                 <w:szCs w:val="20"/>
               </w:rPr>
-              <w:t>{tglKembali}</w:t>
+              <w:t>{</w:t>
+            </w:r>
+            <w:proofErr w:type="spellStart"/>
+            <w:r>
+              <w:rPr>
+                <w:rFonts w:ascii="Arial" w:hAnsi="Arial" w:cs="Arial"/>
+                <w:sz w:val="20"/>
+                <w:szCs w:val="20"/>
+              </w:rPr>
+              <w:t>tglKembali</w:t>
+            </w:r>
+            <w:proofErr w:type="spellEnd"/>
+            <w:r>
+              <w:rPr>
+                <w:rFonts w:ascii="Arial" w:hAnsi="Arial" w:cs="Arial"/>
+                <w:sz w:val="20"/>
+                <w:szCs w:val="20"/>
+              </w:rPr>
+              <w:t>}</w:t>
             </w:r>
           </w:p>
         </w:tc>
@@ -2531,6 +2728,7 @@
                 <w:lang w:val="id-ID"/>
               </w:rPr>
             </w:pPr>
+            <w:proofErr w:type="gramStart"/>
             <w:r>
               <w:rPr>
                 <w:rFonts w:ascii="Arial" w:hAnsi="Arial" w:cs="Arial"/>
@@ -2546,7 +2744,17 @@
                 <w:szCs w:val="20"/>
                 <w:lang w:val="id-ID"/>
               </w:rPr>
-              <w:t xml:space="preserve"> :         Nama</w:t>
+              <w:t xml:space="preserve"> :</w:t>
+            </w:r>
+            <w:proofErr w:type="gramEnd"/>
+            <w:r>
+              <w:rPr>
+                <w:rFonts w:ascii="Arial" w:hAnsi="Arial" w:cs="Arial"/>
+                <w:sz w:val="20"/>
+                <w:szCs w:val="20"/>
+                <w:lang w:val="id-ID"/>
+              </w:rPr>
+              <w:t xml:space="preserve">         Nama</w:t>
             </w:r>
           </w:p>
         </w:tc>
@@ -3235,6 +3443,7 @@
                 <w:szCs w:val="20"/>
               </w:rPr>
             </w:pPr>
+            <w:proofErr w:type="spellStart"/>
             <w:r>
               <w:rPr>
                 <w:rFonts w:ascii="Arial" w:hAnsi="Arial" w:cs="Arial"/>
@@ -3243,6 +3452,7 @@
               </w:rPr>
               <w:t>Pembebanan</w:t>
             </w:r>
+            <w:proofErr w:type="spellEnd"/>
             <w:r>
               <w:rPr>
                 <w:rFonts w:ascii="Arial" w:hAnsi="Arial" w:cs="Arial"/>
@@ -3251,6 +3461,7 @@
               </w:rPr>
               <w:t xml:space="preserve"> </w:t>
             </w:r>
+            <w:proofErr w:type="spellStart"/>
             <w:r>
               <w:rPr>
                 <w:rFonts w:ascii="Arial" w:hAnsi="Arial" w:cs="Arial"/>
@@ -3259,6 +3470,7 @@
               </w:rPr>
               <w:t>Anggaran</w:t>
             </w:r>
+            <w:proofErr w:type="spellEnd"/>
           </w:p>
         </w:tc>
         <w:tc>
@@ -3347,6 +3559,7 @@
                 <w:szCs w:val="20"/>
               </w:rPr>
             </w:pPr>
+            <w:proofErr w:type="spellStart"/>
             <w:r>
               <w:rPr>
                 <w:rFonts w:ascii="Arial" w:hAnsi="Arial" w:cs="Arial"/>
@@ -3355,6 +3568,7 @@
               </w:rPr>
               <w:t>Instansi</w:t>
             </w:r>
+            <w:proofErr w:type="spellEnd"/>
           </w:p>
         </w:tc>
         <w:tc>
@@ -3572,13 +3786,23 @@
                 <w:szCs w:val="20"/>
               </w:rPr>
             </w:pPr>
-            <w:r>
-              <w:rPr>
-                <w:rFonts w:ascii="Arial" w:hAnsi="Arial" w:cs="Arial"/>
-                <w:sz w:val="20"/>
-                <w:szCs w:val="20"/>
-              </w:rPr>
-              <w:t>Keterangan lain-lain</w:t>
+            <w:proofErr w:type="spellStart"/>
+            <w:r>
+              <w:rPr>
+                <w:rFonts w:ascii="Arial" w:hAnsi="Arial" w:cs="Arial"/>
+                <w:sz w:val="20"/>
+                <w:szCs w:val="20"/>
+              </w:rPr>
+              <w:t>Keterangan</w:t>
+            </w:r>
+            <w:proofErr w:type="spellEnd"/>
+            <w:r>
+              <w:rPr>
+                <w:rFonts w:ascii="Arial" w:hAnsi="Arial" w:cs="Arial"/>
+                <w:sz w:val="20"/>
+                <w:szCs w:val="20"/>
+              </w:rPr>
+              <w:t xml:space="preserve"> lain-lain</w:t>
             </w:r>
           </w:p>
         </w:tc>
@@ -3709,7 +3933,22 @@
           <w:sz w:val="20"/>
         </w:rPr>
         <w:tab/>
-        <w:t>Dikeluarkan di</w:t>
+      </w:r>
+      <w:proofErr w:type="spellStart"/>
+      <w:r>
+        <w:rPr>
+          <w:rFonts w:ascii="Arial" w:hAnsi="Arial" w:cs="Arial"/>
+          <w:sz w:val="20"/>
+        </w:rPr>
+        <w:t>Dikeluarkan</w:t>
+      </w:r>
+      <w:proofErr w:type="spellEnd"/>
+      <w:r>
+        <w:rPr>
+          <w:rFonts w:ascii="Arial" w:hAnsi="Arial" w:cs="Arial"/>
+          <w:sz w:val="20"/>
+        </w:rPr>
+        <w:t xml:space="preserve"> di</w:t>
       </w:r>
       <w:r>
         <w:rPr>
@@ -3724,7 +3963,23 @@
           <w:rFonts w:ascii="Arial" w:hAnsi="Arial" w:cs="Arial"/>
           <w:sz w:val="20"/>
         </w:rPr>
-        <w:t>{asal}</w:t>
+        <w:t>{</w:t>
+      </w:r>
+      <w:proofErr w:type="spellStart"/>
+      <w:r>
+        <w:rPr>
+          <w:rFonts w:ascii="Arial" w:hAnsi="Arial" w:cs="Arial"/>
+          <w:sz w:val="20"/>
+        </w:rPr>
+        <w:t>asal</w:t>
+      </w:r>
+      <w:proofErr w:type="spellEnd"/>
+      <w:r>
+        <w:rPr>
+          <w:rFonts w:ascii="Arial" w:hAnsi="Arial" w:cs="Arial"/>
+          <w:sz w:val="20"/>
+        </w:rPr>
+        <w:t>}</w:t>
       </w:r>
     </w:p>
     <w:p>
@@ -3743,8 +3998,17 @@
           <w:sz w:val="20"/>
         </w:rPr>
         <w:tab/>
-        <w:t>Pada tanggal</w:t>
+        <w:t xml:space="preserve">Pada </w:t>
       </w:r>
+      <w:proofErr w:type="spellStart"/>
+      <w:r>
+        <w:rPr>
+          <w:rFonts w:ascii="Arial" w:hAnsi="Arial" w:cs="Arial"/>
+          <w:sz w:val="20"/>
+        </w:rPr>
+        <w:t>tanggal</w:t>
+      </w:r>
+      <w:proofErr w:type="spellEnd"/>
       <w:r>
         <w:rPr>
           <w:rFonts w:ascii="Arial" w:hAnsi="Arial" w:cs="Arial"/>
@@ -3765,7 +4029,23 @@
           <w:rFonts w:ascii="Arial" w:hAnsi="Arial" w:cs="Arial"/>
           <w:sz w:val="20"/>
         </w:rPr>
-        <w:t>{tglBerangkat}</w:t>
+        <w:t>{</w:t>
+      </w:r>
+      <w:proofErr w:type="spellStart"/>
+      <w:r>
+        <w:rPr>
+          <w:rFonts w:ascii="Arial" w:hAnsi="Arial" w:cs="Arial"/>
+          <w:sz w:val="20"/>
+        </w:rPr>
+        <w:t>tglBerangkat</w:t>
+      </w:r>
+      <w:proofErr w:type="spellEnd"/>
+      <w:r>
+        <w:rPr>
+          <w:rFonts w:ascii="Arial" w:hAnsi="Arial" w:cs="Arial"/>
+          <w:sz w:val="20"/>
+        </w:rPr>
+        <w:t>}</w:t>
       </w:r>
       <w:r>
         <w:rPr>
@@ -4085,8 +4365,16 @@
     </w:p>
     <w:tbl>
       <w:tblPr>
-        <w:tblW w:w="9747" w:type="dxa"/>
+        <w:tblW w:w="10036" w:type="dxa"/>
         <w:tblInd w:w="313" w:type="dxa"/>
+        <w:tblBorders>
+          <w:top w:val="single" w:sz="4" w:space="0" w:color="auto"/>
+          <w:left w:val="single" w:sz="4" w:space="0" w:color="auto"/>
+          <w:bottom w:val="single" w:sz="4" w:space="0" w:color="auto"/>
+          <w:right w:val="single" w:sz="4" w:space="0" w:color="auto"/>
+          <w:insideH w:val="single" w:sz="4" w:space="0" w:color="auto"/>
+          <w:insideV w:val="single" w:sz="4" w:space="0" w:color="auto"/>
+        </w:tblBorders>
         <w:tblLayout w:type="fixed"/>
         <w:tblCellMar>
           <w:left w:w="29" w:type="dxa"/>
@@ -4098,9 +4386,9 @@
         <w:gridCol w:w="380"/>
         <w:gridCol w:w="2059"/>
         <w:gridCol w:w="2913"/>
-        <w:gridCol w:w="425"/>
-        <w:gridCol w:w="1559"/>
-        <w:gridCol w:w="2411"/>
+        <w:gridCol w:w="2127"/>
+        <w:gridCol w:w="143"/>
+        <w:gridCol w:w="2414"/>
       </w:tblGrid>
       <w:tr>
         <w:tc>
@@ -4156,17 +4444,17 @@
         </w:tc>
         <w:tc>
           <w:tcPr>
-            <w:tcW w:w="1984" w:type="dxa"/>
-            <w:gridSpan w:val="2"/>
-          </w:tcPr>
-          <w:p>
-            <w:pPr>
-              <w:snapToGrid w:val="0"/>
-              <w:rPr>
-                <w:rFonts w:ascii="Arial" w:hAnsi="Arial" w:cs="Arial"/>
-                <w:sz w:val="20"/>
-              </w:rPr>
-            </w:pPr>
+            <w:tcW w:w="2127" w:type="dxa"/>
+          </w:tcPr>
+          <w:p>
+            <w:pPr>
+              <w:snapToGrid w:val="0"/>
+              <w:rPr>
+                <w:rFonts w:ascii="Arial" w:hAnsi="Arial" w:cs="Arial"/>
+                <w:sz w:val="20"/>
+              </w:rPr>
+            </w:pPr>
+            <w:proofErr w:type="spellStart"/>
             <w:r>
               <w:rPr>
                 <w:rFonts w:ascii="Arial" w:hAnsi="Arial" w:cs="Arial"/>
@@ -4174,6 +4462,7 @@
               </w:rPr>
               <w:t>Berangkat</w:t>
             </w:r>
+            <w:proofErr w:type="spellEnd"/>
             <w:r>
               <w:rPr>
                 <w:rFonts w:ascii="Arial" w:hAnsi="Arial" w:cs="Arial"/>
@@ -4181,6 +4470,7 @@
               </w:rPr>
               <w:t xml:space="preserve"> </w:t>
             </w:r>
+            <w:proofErr w:type="spellStart"/>
             <w:r>
               <w:rPr>
                 <w:rFonts w:ascii="Arial" w:hAnsi="Arial" w:cs="Arial"/>
@@ -4188,11 +4478,26 @@
               </w:rPr>
               <w:t>dari</w:t>
             </w:r>
-          </w:p>
-        </w:tc>
-        <w:tc>
-          <w:tcPr>
-            <w:tcW w:w="2411" w:type="dxa"/>
+            <w:proofErr w:type="spellEnd"/>
+          </w:p>
+        </w:tc>
+        <w:tc>
+          <w:tcPr>
+            <w:tcW w:w="143" w:type="dxa"/>
+          </w:tcPr>
+          <w:p>
+            <w:pPr>
+              <w:snapToGrid w:val="0"/>
+              <w:rPr>
+                <w:rFonts w:ascii="Arial" w:hAnsi="Arial" w:cs="Arial"/>
+                <w:sz w:val="20"/>
+              </w:rPr>
+            </w:pPr>
+          </w:p>
+        </w:tc>
+        <w:tc>
+          <w:tcPr>
+            <w:tcW w:w="2414" w:type="dxa"/>
           </w:tcPr>
           <w:p>
             <w:pPr>
@@ -4250,24 +4555,32 @@
         </w:tc>
         <w:tc>
           <w:tcPr>
-            <w:tcW w:w="1984" w:type="dxa"/>
-            <w:gridSpan w:val="2"/>
-          </w:tcPr>
-          <w:p>
-            <w:pPr>
-              <w:snapToGrid w:val="0"/>
-              <w:rPr>
-                <w:rFonts w:ascii="Arial" w:hAnsi="Arial" w:cs="Arial"/>
-                <w:sz w:val="20"/>
-              </w:rPr>
-            </w:pPr>
-            <w:r>
-              <w:rPr>
-                <w:rFonts w:ascii="Arial" w:hAnsi="Arial" w:cs="Arial"/>
-                <w:sz w:val="20"/>
-              </w:rPr>
-              <w:t>(Tempat</w:t>
-            </w:r>
+            <w:tcW w:w="2127" w:type="dxa"/>
+          </w:tcPr>
+          <w:p>
+            <w:pPr>
+              <w:snapToGrid w:val="0"/>
+              <w:rPr>
+                <w:rFonts w:ascii="Arial" w:hAnsi="Arial" w:cs="Arial"/>
+                <w:sz w:val="20"/>
+              </w:rPr>
+            </w:pPr>
+            <w:r>
+              <w:rPr>
+                <w:rFonts w:ascii="Arial" w:hAnsi="Arial" w:cs="Arial"/>
+                <w:sz w:val="20"/>
+              </w:rPr>
+              <w:t>(</w:t>
+            </w:r>
+            <w:proofErr w:type="spellStart"/>
+            <w:r>
+              <w:rPr>
+                <w:rFonts w:ascii="Arial" w:hAnsi="Arial" w:cs="Arial"/>
+                <w:sz w:val="20"/>
+              </w:rPr>
+              <w:t>Tempat</w:t>
+            </w:r>
+            <w:proofErr w:type="spellEnd"/>
             <w:r>
               <w:rPr>
                 <w:rFonts w:ascii="Arial" w:hAnsi="Arial" w:cs="Arial"/>
@@ -4275,47 +4588,79 @@
               </w:rPr>
               <w:t xml:space="preserve"> </w:t>
             </w:r>
-            <w:r>
-              <w:rPr>
-                <w:rFonts w:ascii="Arial" w:hAnsi="Arial" w:cs="Arial"/>
-                <w:sz w:val="20"/>
-              </w:rPr>
-              <w:t>kedudukan)</w:t>
-            </w:r>
-          </w:p>
-        </w:tc>
-        <w:tc>
-          <w:tcPr>
-            <w:tcW w:w="2411" w:type="dxa"/>
-          </w:tcPr>
-          <w:p>
-            <w:pPr>
-              <w:snapToGrid w:val="0"/>
-              <w:rPr>
-                <w:rFonts w:ascii="Arial" w:hAnsi="Arial" w:cs="Arial"/>
-                <w:sz w:val="20"/>
-              </w:rPr>
-            </w:pPr>
-            <w:r>
-              <w:rPr>
-                <w:rFonts w:ascii="Arial" w:hAnsi="Arial" w:cs="Arial"/>
-                <w:sz w:val="20"/>
-              </w:rPr>
-              <w:t xml:space="preserve">: </w:t>
-            </w:r>
-            <w:r>
-              <w:rPr>
-                <w:rFonts w:ascii="Arial" w:hAnsi="Arial" w:cs="Arial"/>
-                <w:sz w:val="20"/>
-              </w:rPr>
-              <w:t xml:space="preserve">  </w:t>
-            </w:r>
-            <w:r>
-              <w:rPr>
-                <w:rFonts w:ascii="Arial" w:hAnsi="Arial" w:cs="Arial"/>
-                <w:sz w:val="20"/>
-              </w:rPr>
-              <w:t>{asal}</w:t>
+            <w:proofErr w:type="spellStart"/>
+            <w:r>
+              <w:rPr>
+                <w:rFonts w:ascii="Arial" w:hAnsi="Arial" w:cs="Arial"/>
+                <w:sz w:val="20"/>
+              </w:rPr>
+              <w:t>kedudukan</w:t>
+            </w:r>
+            <w:proofErr w:type="spellEnd"/>
+            <w:r>
+              <w:rPr>
+                <w:rFonts w:ascii="Arial" w:hAnsi="Arial" w:cs="Arial"/>
+                <w:sz w:val="20"/>
+              </w:rPr>
+              <w:t>)</w:t>
+            </w:r>
+          </w:p>
+        </w:tc>
+        <w:tc>
+          <w:tcPr>
+            <w:tcW w:w="143" w:type="dxa"/>
+          </w:tcPr>
+          <w:p>
+            <w:pPr>
+              <w:snapToGrid w:val="0"/>
+              <w:rPr>
+                <w:rFonts w:ascii="Arial" w:hAnsi="Arial" w:cs="Arial"/>
+                <w:sz w:val="20"/>
+              </w:rPr>
+            </w:pPr>
+            <w:r>
+              <w:rPr>
+                <w:rFonts w:ascii="Arial" w:hAnsi="Arial" w:cs="Arial"/>
+                <w:sz w:val="20"/>
+              </w:rPr>
+              <w:t>:</w:t>
+            </w:r>
+          </w:p>
+        </w:tc>
+        <w:tc>
+          <w:tcPr>
+            <w:tcW w:w="2414" w:type="dxa"/>
+          </w:tcPr>
+          <w:p>
+            <w:pPr>
+              <w:snapToGrid w:val="0"/>
+              <w:rPr>
+                <w:rFonts w:ascii="Arial" w:hAnsi="Arial" w:cs="Arial"/>
+                <w:sz w:val="20"/>
+              </w:rPr>
+            </w:pPr>
+            <w:r>
+              <w:rPr>
+                <w:rFonts w:ascii="Arial" w:hAnsi="Arial" w:cs="Arial"/>
+                <w:sz w:val="20"/>
+              </w:rPr>
+              <w:t>{</w:t>
+            </w:r>
+            <w:proofErr w:type="spellStart"/>
+            <w:r>
+              <w:rPr>
+                <w:rFonts w:ascii="Arial" w:hAnsi="Arial" w:cs="Arial"/>
+                <w:sz w:val="20"/>
+              </w:rPr>
+              <w:t>asal</w:t>
+            </w:r>
+            <w:proofErr w:type="spellEnd"/>
+            <w:r>
+              <w:rPr>
+                <w:rFonts w:ascii="Arial" w:hAnsi="Arial" w:cs="Arial"/>
+                <w:sz w:val="20"/>
+              </w:rPr>
+              <w:t>}</w:t>
             </w:r>
           </w:p>
         </w:tc>
@@ -4366,8 +4711,7 @@
         </w:tc>
         <w:tc>
           <w:tcPr>
-            <w:tcW w:w="1984" w:type="dxa"/>
-            <w:gridSpan w:val="2"/>
+            <w:tcW w:w="2127" w:type="dxa"/>
           </w:tcPr>
           <w:p>
             <w:pPr>
@@ -4390,7 +4734,7 @@
         </w:tc>
         <w:tc>
           <w:tcPr>
-            <w:tcW w:w="2411" w:type="dxa"/>
+            <w:tcW w:w="143" w:type="dxa"/>
           </w:tcPr>
           <w:p>
             <w:pPr>
@@ -4406,15 +4750,23 @@
                 <w:rFonts w:ascii="Arial" w:hAnsi="Arial" w:cs="Arial"/>
                 <w:sz w:val="20"/>
               </w:rPr>
-              <w:t xml:space="preserve">: </w:t>
-            </w:r>
-            <w:r>
-              <w:rPr>
-                <w:rFonts w:ascii="Arial" w:hAnsi="Arial" w:cs="Arial"/>
-                <w:sz w:val="20"/>
-              </w:rPr>
-              <w:t xml:space="preserve">  </w:t>
-            </w:r>
+              <w:t>:</w:t>
+            </w:r>
+          </w:p>
+        </w:tc>
+        <w:tc>
+          <w:tcPr>
+            <w:tcW w:w="2414" w:type="dxa"/>
+          </w:tcPr>
+          <w:p>
+            <w:pPr>
+              <w:snapToGrid w:val="0"/>
+              <w:ind w:right="-272"/>
+              <w:rPr>
+                <w:rFonts w:ascii="Arial" w:hAnsi="Arial" w:cs="Arial"/>
+                <w:sz w:val="20"/>
+              </w:rPr>
+            </w:pPr>
             <w:r>
               <w:rPr>
                 <w:rFonts w:ascii="Arial" w:hAnsi="Arial" w:cs="Arial"/>
@@ -4487,31 +4839,24 @@
         </w:tc>
         <w:tc>
           <w:tcPr>
-            <w:tcW w:w="1984" w:type="dxa"/>
-            <w:gridSpan w:val="2"/>
-          </w:tcPr>
-          <w:p>
-            <w:pPr>
-              <w:snapToGrid w:val="0"/>
-              <w:rPr>
-                <w:rFonts w:ascii="Arial" w:hAnsi="Arial" w:cs="Arial"/>
-                <w:sz w:val="20"/>
-              </w:rPr>
-            </w:pPr>
-            <w:r>
-              <w:rPr>
-                <w:rFonts w:ascii="Arial" w:hAnsi="Arial" w:cs="Arial"/>
-                <w:sz w:val="20"/>
-              </w:rPr>
-              <w:t>Pada</w:t>
-            </w:r>
-            <w:r>
-              <w:rPr>
-                <w:rFonts w:ascii="Arial" w:hAnsi="Arial" w:cs="Arial"/>
-                <w:sz w:val="20"/>
-              </w:rPr>
-              <w:t xml:space="preserve"> </w:t>
-            </w:r>
+            <w:tcW w:w="2127" w:type="dxa"/>
+          </w:tcPr>
+          <w:p>
+            <w:pPr>
+              <w:snapToGrid w:val="0"/>
+              <w:rPr>
+                <w:rFonts w:ascii="Arial" w:hAnsi="Arial" w:cs="Arial"/>
+                <w:sz w:val="20"/>
+              </w:rPr>
+            </w:pPr>
+            <w:r>
+              <w:rPr>
+                <w:rFonts w:ascii="Arial" w:hAnsi="Arial" w:cs="Arial"/>
+                <w:sz w:val="20"/>
+              </w:rPr>
+              <w:t xml:space="preserve">Pada </w:t>
+            </w:r>
+            <w:proofErr w:type="spellStart"/>
             <w:r>
               <w:rPr>
                 <w:rFonts w:ascii="Arial" w:hAnsi="Arial" w:cs="Arial"/>
@@ -4519,11 +4864,12 @@
               </w:rPr>
               <w:t>tanggal</w:t>
             </w:r>
-          </w:p>
-        </w:tc>
-        <w:tc>
-          <w:tcPr>
-            <w:tcW w:w="2411" w:type="dxa"/>
+            <w:proofErr w:type="spellEnd"/>
+          </w:p>
+        </w:tc>
+        <w:tc>
+          <w:tcPr>
+            <w:tcW w:w="143" w:type="dxa"/>
           </w:tcPr>
           <w:p>
             <w:pPr>
@@ -4542,21 +4888,28 @@
               </w:rPr>
               <w:t>:</w:t>
             </w:r>
-            <w:r>
+          </w:p>
+        </w:tc>
+        <w:tc>
+          <w:tcPr>
+            <w:tcW w:w="2414" w:type="dxa"/>
+          </w:tcPr>
+          <w:p>
+            <w:pPr>
+              <w:snapToGrid w:val="0"/>
               <w:rPr>
                 <w:rFonts w:ascii="Arial" w:hAnsi="Arial" w:cs="Arial"/>
                 <w:sz w:val="20"/>
                 <w:lang w:val="sv-SE"/>
               </w:rPr>
-              <w:t xml:space="preserve"> </w:t>
-            </w:r>
+            </w:pPr>
             <w:r>
               <w:rPr>
                 <w:rFonts w:ascii="Arial" w:hAnsi="Arial" w:cs="Arial"/>
                 <w:sz w:val="20"/>
                 <w:lang w:val="sv-SE"/>
               </w:rPr>
-              <w:t xml:space="preserve">  </w:t>
+              <w:t xml:space="preserve">   </w:t>
             </w:r>
           </w:p>
         </w:tc>
@@ -4624,7 +4977,7 @@
         </w:tc>
         <w:tc>
           <w:tcPr>
-            <w:tcW w:w="4395" w:type="dxa"/>
+            <w:tcW w:w="4684" w:type="dxa"/>
             <w:gridSpan w:val="3"/>
           </w:tcPr>
           <w:p>
@@ -4643,7 +4996,23 @@
                 <w:rFonts w:ascii="Arial" w:hAnsi="Arial" w:cs="Arial"/>
                 <w:sz w:val="20"/>
               </w:rPr>
-              <w:t>{pejabatMengetahui}</w:t>
+              <w:t>{</w:t>
+            </w:r>
+            <w:proofErr w:type="spellStart"/>
+            <w:r>
+              <w:rPr>
+                <w:rFonts w:ascii="Arial" w:hAnsi="Arial" w:cs="Arial"/>
+                <w:sz w:val="20"/>
+              </w:rPr>
+              <w:t>pejabatMengetahui</w:t>
+            </w:r>
+            <w:proofErr w:type="spellEnd"/>
+            <w:r>
+              <w:rPr>
+                <w:rFonts w:ascii="Arial" w:hAnsi="Arial" w:cs="Arial"/>
+                <w:sz w:val="20"/>
+              </w:rPr>
+              <w:t>}</w:t>
             </w:r>
           </w:p>
         </w:tc>
@@ -4694,7 +5063,7 @@
         </w:tc>
         <w:tc>
           <w:tcPr>
-            <w:tcW w:w="4395" w:type="dxa"/>
+            <w:tcW w:w="4684" w:type="dxa"/>
             <w:gridSpan w:val="3"/>
           </w:tcPr>
           <w:p>
@@ -4711,7 +5080,23 @@
                 <w:rFonts w:ascii="Arial" w:hAnsi="Arial" w:cs="Arial"/>
                 <w:sz w:val="20"/>
               </w:rPr>
-              <w:t>{jabatanPPT}</w:t>
+              <w:t>{</w:t>
+            </w:r>
+            <w:proofErr w:type="spellStart"/>
+            <w:r>
+              <w:rPr>
+                <w:rFonts w:ascii="Arial" w:hAnsi="Arial" w:cs="Arial"/>
+                <w:sz w:val="20"/>
+              </w:rPr>
+              <w:t>jabatanPPT</w:t>
+            </w:r>
+            <w:proofErr w:type="spellEnd"/>
+            <w:r>
+              <w:rPr>
+                <w:rFonts w:ascii="Arial" w:hAnsi="Arial" w:cs="Arial"/>
+                <w:sz w:val="20"/>
+              </w:rPr>
+              <w:t>}</w:t>
             </w:r>
           </w:p>
         </w:tc>
@@ -4768,22 +5153,8 @@
         </w:tc>
         <w:tc>
           <w:tcPr>
-            <w:tcW w:w="425" w:type="dxa"/>
-          </w:tcPr>
-          <w:p>
-            <w:pPr>
-              <w:rPr>
-                <w:rFonts w:ascii="Arial" w:hAnsi="Arial" w:cs="Arial"/>
-                <w:sz w:val="20"/>
-                <w:lang w:val="es-MX"/>
-              </w:rPr>
-            </w:pPr>
-          </w:p>
-        </w:tc>
-        <w:tc>
-          <w:tcPr>
-            <w:tcW w:w="3970" w:type="dxa"/>
-            <w:gridSpan w:val="2"/>
+            <w:tcW w:w="4684" w:type="dxa"/>
+            <w:gridSpan w:val="3"/>
           </w:tcPr>
           <w:p>
             <w:pPr>
@@ -4896,7 +5267,7 @@
         </w:tc>
         <w:tc>
           <w:tcPr>
-            <w:tcW w:w="4395" w:type="dxa"/>
+            <w:tcW w:w="4684" w:type="dxa"/>
             <w:gridSpan w:val="3"/>
           </w:tcPr>
           <w:p>
@@ -4938,23 +5309,7 @@
                 <w:szCs w:val="20"/>
                 <w:lang w:val="sv-SE"/>
               </w:rPr>
-              <w:t>{namaPP</w:t>
-            </w:r>
-            <w:r>
-              <w:rPr>
-                <w:noProof/>
-                <w:szCs w:val="20"/>
-                <w:lang w:val="sv-SE"/>
-              </w:rPr>
-              <w:t>T</w:t>
-            </w:r>
-            <w:r>
-              <w:rPr>
-                <w:noProof/>
-                <w:szCs w:val="20"/>
-                <w:lang w:val="sv-SE"/>
-              </w:rPr>
-              <w:t>}</w:t>
+              <w:t>{namaPPT}</w:t>
             </w:r>
             <w:r>
               <w:rPr>
@@ -5016,7 +5371,7 @@
         </w:tc>
         <w:tc>
           <w:tcPr>
-            <w:tcW w:w="4395" w:type="dxa"/>
+            <w:tcW w:w="4684" w:type="dxa"/>
             <w:gridSpan w:val="3"/>
           </w:tcPr>
           <w:p>
@@ -5043,16 +5398,18 @@
                 <w:sz w:val="20"/>
                 <w:szCs w:val="20"/>
               </w:rPr>
-              <w:t>{nipPP</w:t>
-            </w:r>
-            <w:r>
-              <w:rPr>
-                <w:rFonts w:ascii="Arial" w:hAnsi="Arial" w:cs="Arial"/>
-                <w:sz w:val="20"/>
-                <w:szCs w:val="20"/>
-              </w:rPr>
-              <w:t>T</w:t>
-            </w:r>
+              <w:t>{</w:t>
+            </w:r>
+            <w:proofErr w:type="spellStart"/>
+            <w:r>
+              <w:rPr>
+                <w:rFonts w:ascii="Arial" w:hAnsi="Arial" w:cs="Arial"/>
+                <w:sz w:val="20"/>
+                <w:szCs w:val="20"/>
+              </w:rPr>
+              <w:t>nipPPT</w:t>
+            </w:r>
+            <w:proofErr w:type="spellEnd"/>
             <w:r>
               <w:rPr>
                 <w:rFonts w:ascii="Arial" w:hAnsi="Arial" w:cs="Arial"/>
@@ -5280,6 +5637,7 @@
                 <w:sz w:val="20"/>
               </w:rPr>
             </w:pPr>
+            <w:proofErr w:type="spellStart"/>
             <w:r>
               <w:rPr>
                 <w:rFonts w:ascii="Arial" w:hAnsi="Arial" w:cs="Arial"/>
@@ -5287,6 +5645,7 @@
               </w:rPr>
               <w:t>Berangkat</w:t>
             </w:r>
+            <w:proofErr w:type="spellEnd"/>
             <w:r>
               <w:rPr>
                 <w:rFonts w:ascii="Arial" w:hAnsi="Arial" w:cs="Arial"/>
@@ -5294,6 +5653,7 @@
               </w:rPr>
               <w:t xml:space="preserve"> </w:t>
             </w:r>
+            <w:proofErr w:type="spellStart"/>
             <w:r>
               <w:rPr>
                 <w:rFonts w:ascii="Arial" w:hAnsi="Arial" w:cs="Arial"/>
@@ -5301,6 +5661,7 @@
               </w:rPr>
               <w:t>dari</w:t>
             </w:r>
+            <w:proofErr w:type="spellEnd"/>
           </w:p>
         </w:tc>
         <w:tc>
@@ -5416,6 +5777,7 @@
               </w:rPr>
               <w:t xml:space="preserve"> </w:t>
             </w:r>
+            <w:proofErr w:type="spellStart"/>
             <w:r>
               <w:rPr>
                 <w:rFonts w:ascii="Arial" w:hAnsi="Arial" w:cs="Arial"/>
@@ -5423,6 +5785,7 @@
               </w:rPr>
               <w:t>tanggal</w:t>
             </w:r>
+            <w:proofErr w:type="spellEnd"/>
           </w:p>
         </w:tc>
         <w:tc>
@@ -5544,6 +5907,7 @@
                 <w:sz w:val="20"/>
               </w:rPr>
             </w:pPr>
+            <w:proofErr w:type="spellStart"/>
             <w:r>
               <w:rPr>
                 <w:rFonts w:ascii="Arial" w:hAnsi="Arial" w:cs="Arial"/>
@@ -5551,6 +5915,7 @@
               </w:rPr>
               <w:t>Kepala</w:t>
             </w:r>
+            <w:proofErr w:type="spellEnd"/>
           </w:p>
         </w:tc>
         <w:tc>
@@ -5632,8 +5997,17 @@
                 <w:rFonts w:ascii="Arial" w:hAnsi="Arial" w:cs="Arial"/>
                 <w:sz w:val="20"/>
               </w:rPr>
-              <w:t>Pada tanggal</w:t>
-            </w:r>
+              <w:t xml:space="preserve">Pada </w:t>
+            </w:r>
+            <w:proofErr w:type="spellStart"/>
+            <w:r>
+              <w:rPr>
+                <w:rFonts w:ascii="Arial" w:hAnsi="Arial" w:cs="Arial"/>
+                <w:sz w:val="20"/>
+              </w:rPr>
+              <w:t>tanggal</w:t>
+            </w:r>
+            <w:proofErr w:type="spellEnd"/>
           </w:p>
         </w:tc>
         <w:tc>
@@ -5734,6 +6108,7 @@
                 <w:sz w:val="20"/>
               </w:rPr>
             </w:pPr>
+            <w:proofErr w:type="spellStart"/>
             <w:r>
               <w:rPr>
                 <w:rFonts w:ascii="Arial" w:hAnsi="Arial" w:cs="Arial"/>
@@ -5741,6 +6116,7 @@
               </w:rPr>
               <w:t>Kepala</w:t>
             </w:r>
+            <w:proofErr w:type="spellEnd"/>
           </w:p>
         </w:tc>
         <w:tc>
@@ -6377,13 +6753,31 @@
                 <w:sz w:val="20"/>
               </w:rPr>
             </w:pPr>
-            <w:r>
-              <w:rPr>
-                <w:rFonts w:ascii="Arial" w:hAnsi="Arial" w:cs="Arial"/>
-                <w:sz w:val="20"/>
-              </w:rPr>
-              <w:t>Berangkat dari</w:t>
-            </w:r>
+            <w:proofErr w:type="spellStart"/>
+            <w:r>
+              <w:rPr>
+                <w:rFonts w:ascii="Arial" w:hAnsi="Arial" w:cs="Arial"/>
+                <w:sz w:val="20"/>
+              </w:rPr>
+              <w:t>Berangkat</w:t>
+            </w:r>
+            <w:proofErr w:type="spellEnd"/>
+            <w:r>
+              <w:rPr>
+                <w:rFonts w:ascii="Arial" w:hAnsi="Arial" w:cs="Arial"/>
+                <w:sz w:val="20"/>
+              </w:rPr>
+              <w:t xml:space="preserve"> </w:t>
+            </w:r>
+            <w:proofErr w:type="spellStart"/>
+            <w:r>
+              <w:rPr>
+                <w:rFonts w:ascii="Arial" w:hAnsi="Arial" w:cs="Arial"/>
+                <w:sz w:val="20"/>
+              </w:rPr>
+              <w:t>dari</w:t>
+            </w:r>
+            <w:proofErr w:type="spellEnd"/>
           </w:p>
         </w:tc>
         <w:tc>
@@ -6454,8 +6848,17 @@
                 <w:rFonts w:ascii="Arial" w:hAnsi="Arial" w:cs="Arial"/>
                 <w:sz w:val="20"/>
               </w:rPr>
-              <w:t>Pada tanggal</w:t>
-            </w:r>
+              <w:t xml:space="preserve">Pada </w:t>
+            </w:r>
+            <w:proofErr w:type="spellStart"/>
+            <w:r>
+              <w:rPr>
+                <w:rFonts w:ascii="Arial" w:hAnsi="Arial" w:cs="Arial"/>
+                <w:sz w:val="20"/>
+              </w:rPr>
+              <w:t>tanggal</w:t>
+            </w:r>
+            <w:proofErr w:type="spellEnd"/>
           </w:p>
         </w:tc>
         <w:tc>
@@ -6571,6 +6974,7 @@
                 <w:sz w:val="20"/>
               </w:rPr>
             </w:pPr>
+            <w:proofErr w:type="spellStart"/>
             <w:r>
               <w:rPr>
                 <w:rFonts w:ascii="Arial" w:hAnsi="Arial" w:cs="Arial"/>
@@ -6578,6 +6982,7 @@
               </w:rPr>
               <w:t>Kepala</w:t>
             </w:r>
+            <w:proofErr w:type="spellEnd"/>
           </w:p>
         </w:tc>
         <w:tc>
@@ -6629,8 +7034,17 @@
                 <w:rFonts w:ascii="Arial" w:hAnsi="Arial" w:cs="Arial"/>
                 <w:sz w:val="20"/>
               </w:rPr>
-              <w:t>Pada tanggal</w:t>
-            </w:r>
+              <w:t xml:space="preserve">Pada </w:t>
+            </w:r>
+            <w:proofErr w:type="spellStart"/>
+            <w:r>
+              <w:rPr>
+                <w:rFonts w:ascii="Arial" w:hAnsi="Arial" w:cs="Arial"/>
+                <w:sz w:val="20"/>
+              </w:rPr>
+              <w:t>tanggal</w:t>
+            </w:r>
+            <w:proofErr w:type="spellEnd"/>
           </w:p>
         </w:tc>
         <w:tc>
@@ -6732,6 +7146,7 @@
                 <w:sz w:val="20"/>
               </w:rPr>
             </w:pPr>
+            <w:proofErr w:type="spellStart"/>
             <w:r>
               <w:rPr>
                 <w:rFonts w:ascii="Arial" w:hAnsi="Arial" w:cs="Arial"/>
@@ -6739,6 +7154,7 @@
               </w:rPr>
               <w:t>Kepala</w:t>
             </w:r>
+            <w:proofErr w:type="spellEnd"/>
           </w:p>
         </w:tc>
         <w:tc>
@@ -7221,13 +7637,31 @@
                 <w:sz w:val="20"/>
               </w:rPr>
             </w:pPr>
-            <w:r>
-              <w:rPr>
-                <w:rFonts w:ascii="Arial" w:hAnsi="Arial" w:cs="Arial"/>
-                <w:sz w:val="20"/>
-              </w:rPr>
-              <w:t>Berangkat dari</w:t>
-            </w:r>
+            <w:proofErr w:type="spellStart"/>
+            <w:r>
+              <w:rPr>
+                <w:rFonts w:ascii="Arial" w:hAnsi="Arial" w:cs="Arial"/>
+                <w:sz w:val="20"/>
+              </w:rPr>
+              <w:t>Berangkat</w:t>
+            </w:r>
+            <w:proofErr w:type="spellEnd"/>
+            <w:r>
+              <w:rPr>
+                <w:rFonts w:ascii="Arial" w:hAnsi="Arial" w:cs="Arial"/>
+                <w:sz w:val="20"/>
+              </w:rPr>
+              <w:t xml:space="preserve"> </w:t>
+            </w:r>
+            <w:proofErr w:type="spellStart"/>
+            <w:r>
+              <w:rPr>
+                <w:rFonts w:ascii="Arial" w:hAnsi="Arial" w:cs="Arial"/>
+                <w:sz w:val="20"/>
+              </w:rPr>
+              <w:t>dari</w:t>
+            </w:r>
+            <w:proofErr w:type="spellEnd"/>
           </w:p>
         </w:tc>
         <w:tc>
@@ -7297,8 +7731,17 @@
                 <w:rFonts w:ascii="Arial" w:hAnsi="Arial" w:cs="Arial"/>
                 <w:sz w:val="20"/>
               </w:rPr>
-              <w:t>Pada tanggal</w:t>
-            </w:r>
+              <w:t xml:space="preserve">Pada </w:t>
+            </w:r>
+            <w:proofErr w:type="spellStart"/>
+            <w:r>
+              <w:rPr>
+                <w:rFonts w:ascii="Arial" w:hAnsi="Arial" w:cs="Arial"/>
+                <w:sz w:val="20"/>
+              </w:rPr>
+              <w:t>tanggal</w:t>
+            </w:r>
+            <w:proofErr w:type="spellEnd"/>
           </w:p>
         </w:tc>
         <w:tc>
@@ -7414,6 +7857,7 @@
                 <w:sz w:val="20"/>
               </w:rPr>
             </w:pPr>
+            <w:proofErr w:type="spellStart"/>
             <w:r>
               <w:rPr>
                 <w:rFonts w:ascii="Arial" w:hAnsi="Arial" w:cs="Arial"/>
@@ -7421,6 +7865,7 @@
               </w:rPr>
               <w:t>Kepala</w:t>
             </w:r>
+            <w:proofErr w:type="spellEnd"/>
           </w:p>
         </w:tc>
         <w:tc>
@@ -7470,8 +7915,17 @@
                 <w:rFonts w:ascii="Arial" w:hAnsi="Arial" w:cs="Arial"/>
                 <w:sz w:val="20"/>
               </w:rPr>
-              <w:t>Pada tanggal</w:t>
-            </w:r>
+              <w:t xml:space="preserve">Pada </w:t>
+            </w:r>
+            <w:proofErr w:type="spellStart"/>
+            <w:r>
+              <w:rPr>
+                <w:rFonts w:ascii="Arial" w:hAnsi="Arial" w:cs="Arial"/>
+                <w:sz w:val="20"/>
+              </w:rPr>
+              <w:t>tanggal</w:t>
+            </w:r>
+            <w:proofErr w:type="spellEnd"/>
           </w:p>
         </w:tc>
         <w:tc>
@@ -7573,6 +8027,7 @@
                 <w:sz w:val="20"/>
               </w:rPr>
             </w:pPr>
+            <w:proofErr w:type="spellStart"/>
             <w:r>
               <w:rPr>
                 <w:rFonts w:ascii="Arial" w:hAnsi="Arial" w:cs="Arial"/>
@@ -7580,6 +8035,7 @@
               </w:rPr>
               <w:t>Kepala</w:t>
             </w:r>
+            <w:proofErr w:type="spellEnd"/>
           </w:p>
         </w:tc>
         <w:tc>
@@ -7918,7 +8374,23 @@
                 <w:rFonts w:ascii="Arial" w:hAnsi="Arial" w:cs="Arial"/>
                 <w:sz w:val="20"/>
               </w:rPr>
-              <w:t>Telah tiba di</w:t>
+              <w:t xml:space="preserve">Telah </w:t>
+            </w:r>
+            <w:proofErr w:type="spellStart"/>
+            <w:r>
+              <w:rPr>
+                <w:rFonts w:ascii="Arial" w:hAnsi="Arial" w:cs="Arial"/>
+                <w:sz w:val="20"/>
+              </w:rPr>
+              <w:t>tiba</w:t>
+            </w:r>
+            <w:proofErr w:type="spellEnd"/>
+            <w:r>
+              <w:rPr>
+                <w:rFonts w:ascii="Arial" w:hAnsi="Arial" w:cs="Arial"/>
+                <w:sz w:val="20"/>
+              </w:rPr>
+              <w:t xml:space="preserve"> di</w:t>
             </w:r>
           </w:p>
         </w:tc>
@@ -7981,7 +8453,295 @@
                 <w:rFonts w:ascii="Arial" w:hAnsi="Arial" w:cs="Arial"/>
                 <w:sz w:val="20"/>
               </w:rPr>
-              <w:t>Telah diperiksa dengan keterangan bahwa perjalanan tersebut benar dilakukan atas perintahnya, dan semata mata untuk kepentingan jabatan dalam waktu yang sesingkat-singkatnya.</w:t>
+              <w:t xml:space="preserve">Telah </w:t>
+            </w:r>
+            <w:proofErr w:type="spellStart"/>
+            <w:r>
+              <w:rPr>
+                <w:rFonts w:ascii="Arial" w:hAnsi="Arial" w:cs="Arial"/>
+                <w:sz w:val="20"/>
+              </w:rPr>
+              <w:t>diperiksa</w:t>
+            </w:r>
+            <w:proofErr w:type="spellEnd"/>
+            <w:r>
+              <w:rPr>
+                <w:rFonts w:ascii="Arial" w:hAnsi="Arial" w:cs="Arial"/>
+                <w:sz w:val="20"/>
+              </w:rPr>
+              <w:t xml:space="preserve"> </w:t>
+            </w:r>
+            <w:proofErr w:type="spellStart"/>
+            <w:r>
+              <w:rPr>
+                <w:rFonts w:ascii="Arial" w:hAnsi="Arial" w:cs="Arial"/>
+                <w:sz w:val="20"/>
+              </w:rPr>
+              <w:t>dengan</w:t>
+            </w:r>
+            <w:proofErr w:type="spellEnd"/>
+            <w:r>
+              <w:rPr>
+                <w:rFonts w:ascii="Arial" w:hAnsi="Arial" w:cs="Arial"/>
+                <w:sz w:val="20"/>
+              </w:rPr>
+              <w:t xml:space="preserve"> </w:t>
+            </w:r>
+            <w:proofErr w:type="spellStart"/>
+            <w:r>
+              <w:rPr>
+                <w:rFonts w:ascii="Arial" w:hAnsi="Arial" w:cs="Arial"/>
+                <w:sz w:val="20"/>
+              </w:rPr>
+              <w:t>keterangan</w:t>
+            </w:r>
+            <w:proofErr w:type="spellEnd"/>
+            <w:r>
+              <w:rPr>
+                <w:rFonts w:ascii="Arial" w:hAnsi="Arial" w:cs="Arial"/>
+                <w:sz w:val="20"/>
+              </w:rPr>
+              <w:t xml:space="preserve"> </w:t>
+            </w:r>
+            <w:proofErr w:type="spellStart"/>
+            <w:r>
+              <w:rPr>
+                <w:rFonts w:ascii="Arial" w:hAnsi="Arial" w:cs="Arial"/>
+                <w:sz w:val="20"/>
+              </w:rPr>
+              <w:t>bahwa</w:t>
+            </w:r>
+            <w:proofErr w:type="spellEnd"/>
+            <w:r>
+              <w:rPr>
+                <w:rFonts w:ascii="Arial" w:hAnsi="Arial" w:cs="Arial"/>
+                <w:sz w:val="20"/>
+              </w:rPr>
+              <w:t xml:space="preserve"> </w:t>
+            </w:r>
+            <w:proofErr w:type="spellStart"/>
+            <w:r>
+              <w:rPr>
+                <w:rFonts w:ascii="Arial" w:hAnsi="Arial" w:cs="Arial"/>
+                <w:sz w:val="20"/>
+              </w:rPr>
+              <w:t>perjalanan</w:t>
+            </w:r>
+            <w:proofErr w:type="spellEnd"/>
+            <w:r>
+              <w:rPr>
+                <w:rFonts w:ascii="Arial" w:hAnsi="Arial" w:cs="Arial"/>
+                <w:sz w:val="20"/>
+              </w:rPr>
+              <w:t xml:space="preserve"> </w:t>
+            </w:r>
+            <w:proofErr w:type="spellStart"/>
+            <w:r>
+              <w:rPr>
+                <w:rFonts w:ascii="Arial" w:hAnsi="Arial" w:cs="Arial"/>
+                <w:sz w:val="20"/>
+              </w:rPr>
+              <w:t>tersebut</w:t>
+            </w:r>
+            <w:proofErr w:type="spellEnd"/>
+            <w:r>
+              <w:rPr>
+                <w:rFonts w:ascii="Arial" w:hAnsi="Arial" w:cs="Arial"/>
+                <w:sz w:val="20"/>
+              </w:rPr>
+              <w:t xml:space="preserve"> </w:t>
+            </w:r>
+            <w:proofErr w:type="spellStart"/>
+            <w:r>
+              <w:rPr>
+                <w:rFonts w:ascii="Arial" w:hAnsi="Arial" w:cs="Arial"/>
+                <w:sz w:val="20"/>
+              </w:rPr>
+              <w:t>benar</w:t>
+            </w:r>
+            <w:proofErr w:type="spellEnd"/>
+            <w:r>
+              <w:rPr>
+                <w:rFonts w:ascii="Arial" w:hAnsi="Arial" w:cs="Arial"/>
+                <w:sz w:val="20"/>
+              </w:rPr>
+              <w:t xml:space="preserve"> </w:t>
+            </w:r>
+            <w:proofErr w:type="spellStart"/>
+            <w:r>
+              <w:rPr>
+                <w:rFonts w:ascii="Arial" w:hAnsi="Arial" w:cs="Arial"/>
+                <w:sz w:val="20"/>
+              </w:rPr>
+              <w:t>dilakukan</w:t>
+            </w:r>
+            <w:proofErr w:type="spellEnd"/>
+            <w:r>
+              <w:rPr>
+                <w:rFonts w:ascii="Arial" w:hAnsi="Arial" w:cs="Arial"/>
+                <w:sz w:val="20"/>
+              </w:rPr>
+              <w:t xml:space="preserve"> </w:t>
+            </w:r>
+            <w:proofErr w:type="spellStart"/>
+            <w:r>
+              <w:rPr>
+                <w:rFonts w:ascii="Arial" w:hAnsi="Arial" w:cs="Arial"/>
+                <w:sz w:val="20"/>
+              </w:rPr>
+              <w:t>atas</w:t>
+            </w:r>
+            <w:proofErr w:type="spellEnd"/>
+            <w:r>
+              <w:rPr>
+                <w:rFonts w:ascii="Arial" w:hAnsi="Arial" w:cs="Arial"/>
+                <w:sz w:val="20"/>
+              </w:rPr>
+              <w:t xml:space="preserve"> </w:t>
+            </w:r>
+            <w:proofErr w:type="spellStart"/>
+            <w:r>
+              <w:rPr>
+                <w:rFonts w:ascii="Arial" w:hAnsi="Arial" w:cs="Arial"/>
+                <w:sz w:val="20"/>
+              </w:rPr>
+              <w:t>perintahnya</w:t>
+            </w:r>
+            <w:proofErr w:type="spellEnd"/>
+            <w:r>
+              <w:rPr>
+                <w:rFonts w:ascii="Arial" w:hAnsi="Arial" w:cs="Arial"/>
+                <w:sz w:val="20"/>
+              </w:rPr>
+              <w:t xml:space="preserve">, dan </w:t>
+            </w:r>
+            <w:proofErr w:type="spellStart"/>
+            <w:r>
+              <w:rPr>
+                <w:rFonts w:ascii="Arial" w:hAnsi="Arial" w:cs="Arial"/>
+                <w:sz w:val="20"/>
+              </w:rPr>
+              <w:t>semata</w:t>
+            </w:r>
+            <w:proofErr w:type="spellEnd"/>
+            <w:r>
+              <w:rPr>
+                <w:rFonts w:ascii="Arial" w:hAnsi="Arial" w:cs="Arial"/>
+                <w:sz w:val="20"/>
+              </w:rPr>
+              <w:t xml:space="preserve"> </w:t>
+            </w:r>
+            <w:proofErr w:type="spellStart"/>
+            <w:r>
+              <w:rPr>
+                <w:rFonts w:ascii="Arial" w:hAnsi="Arial" w:cs="Arial"/>
+                <w:sz w:val="20"/>
+              </w:rPr>
+              <w:t>mata</w:t>
+            </w:r>
+            <w:proofErr w:type="spellEnd"/>
+            <w:r>
+              <w:rPr>
+                <w:rFonts w:ascii="Arial" w:hAnsi="Arial" w:cs="Arial"/>
+                <w:sz w:val="20"/>
+              </w:rPr>
+              <w:t xml:space="preserve"> </w:t>
+            </w:r>
+            <w:proofErr w:type="spellStart"/>
+            <w:r>
+              <w:rPr>
+                <w:rFonts w:ascii="Arial" w:hAnsi="Arial" w:cs="Arial"/>
+                <w:sz w:val="20"/>
+              </w:rPr>
+              <w:t>untuk</w:t>
+            </w:r>
+            <w:proofErr w:type="spellEnd"/>
+            <w:r>
+              <w:rPr>
+                <w:rFonts w:ascii="Arial" w:hAnsi="Arial" w:cs="Arial"/>
+                <w:sz w:val="20"/>
+              </w:rPr>
+              <w:t xml:space="preserve"> </w:t>
+            </w:r>
+            <w:proofErr w:type="spellStart"/>
+            <w:r>
+              <w:rPr>
+                <w:rFonts w:ascii="Arial" w:hAnsi="Arial" w:cs="Arial"/>
+                <w:sz w:val="20"/>
+              </w:rPr>
+              <w:t>kepentingan</w:t>
+            </w:r>
+            <w:proofErr w:type="spellEnd"/>
+            <w:r>
+              <w:rPr>
+                <w:rFonts w:ascii="Arial" w:hAnsi="Arial" w:cs="Arial"/>
+                <w:sz w:val="20"/>
+              </w:rPr>
+              <w:t xml:space="preserve"> </w:t>
+            </w:r>
+            <w:proofErr w:type="spellStart"/>
+            <w:r>
+              <w:rPr>
+                <w:rFonts w:ascii="Arial" w:hAnsi="Arial" w:cs="Arial"/>
+                <w:sz w:val="20"/>
+              </w:rPr>
+              <w:t>jabatan</w:t>
+            </w:r>
+            <w:proofErr w:type="spellEnd"/>
+            <w:r>
+              <w:rPr>
+                <w:rFonts w:ascii="Arial" w:hAnsi="Arial" w:cs="Arial"/>
+                <w:sz w:val="20"/>
+              </w:rPr>
+              <w:t xml:space="preserve"> </w:t>
+            </w:r>
+            <w:proofErr w:type="spellStart"/>
+            <w:r>
+              <w:rPr>
+                <w:rFonts w:ascii="Arial" w:hAnsi="Arial" w:cs="Arial"/>
+                <w:sz w:val="20"/>
+              </w:rPr>
+              <w:t>dalam</w:t>
+            </w:r>
+            <w:proofErr w:type="spellEnd"/>
+            <w:r>
+              <w:rPr>
+                <w:rFonts w:ascii="Arial" w:hAnsi="Arial" w:cs="Arial"/>
+                <w:sz w:val="20"/>
+              </w:rPr>
+              <w:t xml:space="preserve"> </w:t>
+            </w:r>
+            <w:proofErr w:type="spellStart"/>
+            <w:r>
+              <w:rPr>
+                <w:rFonts w:ascii="Arial" w:hAnsi="Arial" w:cs="Arial"/>
+                <w:sz w:val="20"/>
+              </w:rPr>
+              <w:t>waktu</w:t>
+            </w:r>
+            <w:proofErr w:type="spellEnd"/>
+            <w:r>
+              <w:rPr>
+                <w:rFonts w:ascii="Arial" w:hAnsi="Arial" w:cs="Arial"/>
+                <w:sz w:val="20"/>
+              </w:rPr>
+              <w:t xml:space="preserve"> yang </w:t>
+            </w:r>
+            <w:proofErr w:type="spellStart"/>
+            <w:r>
+              <w:rPr>
+                <w:rFonts w:ascii="Arial" w:hAnsi="Arial" w:cs="Arial"/>
+                <w:sz w:val="20"/>
+              </w:rPr>
+              <w:t>sesingkat-singkatnya</w:t>
+            </w:r>
+            <w:proofErr w:type="spellEnd"/>
+            <w:r>
+              <w:rPr>
+                <w:rFonts w:ascii="Arial" w:hAnsi="Arial" w:cs="Arial"/>
+                <w:sz w:val="20"/>
+              </w:rPr>
+              <w:t>.</w:t>
             </w:r>
           </w:p>
         </w:tc>
@@ -8027,7 +8787,39 @@
                 <w:rFonts w:ascii="Arial" w:hAnsi="Arial" w:cs="Arial"/>
                 <w:sz w:val="20"/>
               </w:rPr>
-              <w:t>(Tempat kedudukan)</w:t>
+              <w:t>(</w:t>
+            </w:r>
+            <w:proofErr w:type="spellStart"/>
+            <w:r>
+              <w:rPr>
+                <w:rFonts w:ascii="Arial" w:hAnsi="Arial" w:cs="Arial"/>
+                <w:sz w:val="20"/>
+              </w:rPr>
+              <w:t>Tempat</w:t>
+            </w:r>
+            <w:proofErr w:type="spellEnd"/>
+            <w:r>
+              <w:rPr>
+                <w:rFonts w:ascii="Arial" w:hAnsi="Arial" w:cs="Arial"/>
+                <w:sz w:val="20"/>
+              </w:rPr>
+              <w:t xml:space="preserve"> </w:t>
+            </w:r>
+            <w:proofErr w:type="spellStart"/>
+            <w:r>
+              <w:rPr>
+                <w:rFonts w:ascii="Arial" w:hAnsi="Arial" w:cs="Arial"/>
+                <w:sz w:val="20"/>
+              </w:rPr>
+              <w:t>kedudukan</w:t>
+            </w:r>
+            <w:proofErr w:type="spellEnd"/>
+            <w:r>
+              <w:rPr>
+                <w:rFonts w:ascii="Arial" w:hAnsi="Arial" w:cs="Arial"/>
+                <w:sz w:val="20"/>
+              </w:rPr>
+              <w:t>)</w:t>
             </w:r>
           </w:p>
         </w:tc>
@@ -8108,8 +8900,17 @@
                 <w:rFonts w:ascii="Arial" w:hAnsi="Arial" w:cs="Arial"/>
                 <w:sz w:val="20"/>
               </w:rPr>
-              <w:t>Pada tanggal</w:t>
-            </w:r>
+              <w:t xml:space="preserve">Pada </w:t>
+            </w:r>
+            <w:proofErr w:type="spellStart"/>
+            <w:r>
+              <w:rPr>
+                <w:rFonts w:ascii="Arial" w:hAnsi="Arial" w:cs="Arial"/>
+                <w:sz w:val="20"/>
+              </w:rPr>
+              <w:t>tanggal</w:t>
+            </w:r>
+            <w:proofErr w:type="spellEnd"/>
           </w:p>
         </w:tc>
         <w:tc>
@@ -8694,12 +9495,21 @@
                 <w:sz w:val="20"/>
               </w:rPr>
             </w:pPr>
-            <w:r>
-              <w:rPr>
-                <w:rFonts w:ascii="Arial" w:hAnsi="Arial" w:cs="Arial"/>
-                <w:sz w:val="20"/>
-              </w:rPr>
-              <w:t>Catatan lain-lain</w:t>
+            <w:proofErr w:type="spellStart"/>
+            <w:r>
+              <w:rPr>
+                <w:rFonts w:ascii="Arial" w:hAnsi="Arial" w:cs="Arial"/>
+                <w:sz w:val="20"/>
+              </w:rPr>
+              <w:t>Catatan</w:t>
+            </w:r>
+            <w:proofErr w:type="spellEnd"/>
+            <w:r>
+              <w:rPr>
+                <w:rFonts w:ascii="Arial" w:hAnsi="Arial" w:cs="Arial"/>
+                <w:sz w:val="20"/>
+              </w:rPr>
+              <w:t xml:space="preserve"> lain-lain</w:t>
             </w:r>
           </w:p>
         </w:tc>
@@ -8753,6 +9563,7 @@
                 <w:sz w:val="20"/>
               </w:rPr>
             </w:pPr>
+            <w:proofErr w:type="gramStart"/>
             <w:r>
               <w:rPr>
                 <w:rFonts w:ascii="Arial" w:hAnsi="Arial" w:cs="Arial"/>
@@ -8760,6 +9571,7 @@
               </w:rPr>
               <w:t>PERHATIAN :</w:t>
             </w:r>
+            <w:proofErr w:type="gramEnd"/>
           </w:p>
         </w:tc>
       </w:tr>
@@ -8827,7 +9639,71 @@
                 <w:rFonts w:ascii="Arial" w:hAnsi="Arial" w:cs="Arial"/>
                 <w:sz w:val="20"/>
               </w:rPr>
-              <w:t xml:space="preserve"> yang menerbitkan SPD, pegawai yang melakukan perjalanan </w:t>
+              <w:t xml:space="preserve"> yang </w:t>
+            </w:r>
+            <w:proofErr w:type="spellStart"/>
+            <w:r>
+              <w:rPr>
+                <w:rFonts w:ascii="Arial" w:hAnsi="Arial" w:cs="Arial"/>
+                <w:sz w:val="20"/>
+              </w:rPr>
+              <w:t>menerbitkan</w:t>
+            </w:r>
+            <w:proofErr w:type="spellEnd"/>
+            <w:r>
+              <w:rPr>
+                <w:rFonts w:ascii="Arial" w:hAnsi="Arial" w:cs="Arial"/>
+                <w:sz w:val="20"/>
+              </w:rPr>
+              <w:t xml:space="preserve"> SPD, </w:t>
+            </w:r>
+            <w:proofErr w:type="spellStart"/>
+            <w:r>
+              <w:rPr>
+                <w:rFonts w:ascii="Arial" w:hAnsi="Arial" w:cs="Arial"/>
+                <w:sz w:val="20"/>
+              </w:rPr>
+              <w:t>pegawai</w:t>
+            </w:r>
+            <w:proofErr w:type="spellEnd"/>
+            <w:r>
+              <w:rPr>
+                <w:rFonts w:ascii="Arial" w:hAnsi="Arial" w:cs="Arial"/>
+                <w:sz w:val="20"/>
+              </w:rPr>
+              <w:t xml:space="preserve"> yang </w:t>
+            </w:r>
+            <w:proofErr w:type="spellStart"/>
+            <w:r>
+              <w:rPr>
+                <w:rFonts w:ascii="Arial" w:hAnsi="Arial" w:cs="Arial"/>
+                <w:sz w:val="20"/>
+              </w:rPr>
+              <w:t>melakukan</w:t>
+            </w:r>
+            <w:proofErr w:type="spellEnd"/>
+            <w:r>
+              <w:rPr>
+                <w:rFonts w:ascii="Arial" w:hAnsi="Arial" w:cs="Arial"/>
+                <w:sz w:val="20"/>
+              </w:rPr>
+              <w:t xml:space="preserve"> </w:t>
+            </w:r>
+            <w:proofErr w:type="spellStart"/>
+            <w:r>
+              <w:rPr>
+                <w:rFonts w:ascii="Arial" w:hAnsi="Arial" w:cs="Arial"/>
+                <w:sz w:val="20"/>
+              </w:rPr>
+              <w:t>perjalanan</w:t>
+            </w:r>
+            <w:proofErr w:type="spellEnd"/>
+            <w:r>
+              <w:rPr>
+                <w:rFonts w:ascii="Arial" w:hAnsi="Arial" w:cs="Arial"/>
+                <w:sz w:val="20"/>
+              </w:rPr>
+              <w:t xml:space="preserve"> </w:t>
             </w:r>
             <w:r>
               <w:rPr>
@@ -8837,6 +9713,7 @@
               </w:rPr>
               <w:t>d</w:t>
             </w:r>
+            <w:proofErr w:type="spellStart"/>
             <w:r>
               <w:rPr>
                 <w:rFonts w:ascii="Arial" w:hAnsi="Arial" w:cs="Arial"/>
@@ -8844,6 +9721,7 @@
               </w:rPr>
               <w:t>inas</w:t>
             </w:r>
+            <w:proofErr w:type="spellEnd"/>
             <w:r>
               <w:rPr>
                 <w:rFonts w:ascii="Arial" w:hAnsi="Arial" w:cs="Arial"/>
@@ -8857,8 +9735,113 @@
                 <w:rFonts w:ascii="Arial" w:hAnsi="Arial" w:cs="Arial"/>
                 <w:sz w:val="20"/>
               </w:rPr>
-              <w:t xml:space="preserve"> para pejabat yang mengesahkan tanggal berangkat/tiba serta bendahara</w:t>
-            </w:r>
+              <w:t xml:space="preserve"> para </w:t>
+            </w:r>
+            <w:proofErr w:type="spellStart"/>
+            <w:r>
+              <w:rPr>
+                <w:rFonts w:ascii="Arial" w:hAnsi="Arial" w:cs="Arial"/>
+                <w:sz w:val="20"/>
+              </w:rPr>
+              <w:t>pejabat</w:t>
+            </w:r>
+            <w:proofErr w:type="spellEnd"/>
+            <w:r>
+              <w:rPr>
+                <w:rFonts w:ascii="Arial" w:hAnsi="Arial" w:cs="Arial"/>
+                <w:sz w:val="20"/>
+              </w:rPr>
+              <w:t xml:space="preserve"> yang </w:t>
+            </w:r>
+            <w:proofErr w:type="spellStart"/>
+            <w:r>
+              <w:rPr>
+                <w:rFonts w:ascii="Arial" w:hAnsi="Arial" w:cs="Arial"/>
+                <w:sz w:val="20"/>
+              </w:rPr>
+              <w:t>mengesahkan</w:t>
+            </w:r>
+            <w:proofErr w:type="spellEnd"/>
+            <w:r>
+              <w:rPr>
+                <w:rFonts w:ascii="Arial" w:hAnsi="Arial" w:cs="Arial"/>
+                <w:sz w:val="20"/>
+              </w:rPr>
+              <w:t xml:space="preserve"> </w:t>
+            </w:r>
+            <w:proofErr w:type="spellStart"/>
+            <w:r>
+              <w:rPr>
+                <w:rFonts w:ascii="Arial" w:hAnsi="Arial" w:cs="Arial"/>
+                <w:sz w:val="20"/>
+              </w:rPr>
+              <w:t>tanggal</w:t>
+            </w:r>
+            <w:proofErr w:type="spellEnd"/>
+            <w:r>
+              <w:rPr>
+                <w:rFonts w:ascii="Arial" w:hAnsi="Arial" w:cs="Arial"/>
+                <w:sz w:val="20"/>
+              </w:rPr>
+              <w:t xml:space="preserve"> </w:t>
+            </w:r>
+            <w:proofErr w:type="spellStart"/>
+            <w:r>
+              <w:rPr>
+                <w:rFonts w:ascii="Arial" w:hAnsi="Arial" w:cs="Arial"/>
+                <w:sz w:val="20"/>
+              </w:rPr>
+              <w:t>berangkat</w:t>
+            </w:r>
+            <w:proofErr w:type="spellEnd"/>
+            <w:r>
+              <w:rPr>
+                <w:rFonts w:ascii="Arial" w:hAnsi="Arial" w:cs="Arial"/>
+                <w:sz w:val="20"/>
+              </w:rPr>
+              <w:t>/</w:t>
+            </w:r>
+            <w:proofErr w:type="spellStart"/>
+            <w:r>
+              <w:rPr>
+                <w:rFonts w:ascii="Arial" w:hAnsi="Arial" w:cs="Arial"/>
+                <w:sz w:val="20"/>
+              </w:rPr>
+              <w:t>tiba</w:t>
+            </w:r>
+            <w:proofErr w:type="spellEnd"/>
+            <w:r>
+              <w:rPr>
+                <w:rFonts w:ascii="Arial" w:hAnsi="Arial" w:cs="Arial"/>
+                <w:sz w:val="20"/>
+              </w:rPr>
+              <w:t xml:space="preserve"> </w:t>
+            </w:r>
+            <w:proofErr w:type="spellStart"/>
+            <w:r>
+              <w:rPr>
+                <w:rFonts w:ascii="Arial" w:hAnsi="Arial" w:cs="Arial"/>
+                <w:sz w:val="20"/>
+              </w:rPr>
+              <w:t>serta</w:t>
+            </w:r>
+            <w:proofErr w:type="spellEnd"/>
+            <w:r>
+              <w:rPr>
+                <w:rFonts w:ascii="Arial" w:hAnsi="Arial" w:cs="Arial"/>
+                <w:sz w:val="20"/>
+              </w:rPr>
+              <w:t xml:space="preserve"> </w:t>
+            </w:r>
+            <w:proofErr w:type="spellStart"/>
+            <w:r>
+              <w:rPr>
+                <w:rFonts w:ascii="Arial" w:hAnsi="Arial" w:cs="Arial"/>
+                <w:sz w:val="20"/>
+              </w:rPr>
+              <w:t>bendahara</w:t>
+            </w:r>
+            <w:proofErr w:type="spellEnd"/>
             <w:r>
               <w:rPr>
                 <w:rFonts w:ascii="Arial" w:hAnsi="Arial" w:cs="Arial"/>
@@ -8867,12 +9850,69 @@
               </w:rPr>
               <w:t xml:space="preserve"> pengeluaran </w:t>
             </w:r>
-            <w:r>
-              <w:rPr>
-                <w:rFonts w:ascii="Arial" w:hAnsi="Arial" w:cs="Arial"/>
-                <w:sz w:val="20"/>
-              </w:rPr>
-              <w:t xml:space="preserve">bertanggung jawab berdasarkan peraturan-peraturan </w:t>
+            <w:proofErr w:type="spellStart"/>
+            <w:r>
+              <w:rPr>
+                <w:rFonts w:ascii="Arial" w:hAnsi="Arial" w:cs="Arial"/>
+                <w:sz w:val="20"/>
+              </w:rPr>
+              <w:t>bertanggung</w:t>
+            </w:r>
+            <w:proofErr w:type="spellEnd"/>
+            <w:r>
+              <w:rPr>
+                <w:rFonts w:ascii="Arial" w:hAnsi="Arial" w:cs="Arial"/>
+                <w:sz w:val="20"/>
+              </w:rPr>
+              <w:t xml:space="preserve"> </w:t>
+            </w:r>
+            <w:proofErr w:type="spellStart"/>
+            <w:r>
+              <w:rPr>
+                <w:rFonts w:ascii="Arial" w:hAnsi="Arial" w:cs="Arial"/>
+                <w:sz w:val="20"/>
+              </w:rPr>
+              <w:t>jawab</w:t>
+            </w:r>
+            <w:proofErr w:type="spellEnd"/>
+            <w:r>
+              <w:rPr>
+                <w:rFonts w:ascii="Arial" w:hAnsi="Arial" w:cs="Arial"/>
+                <w:sz w:val="20"/>
+              </w:rPr>
+              <w:t xml:space="preserve"> </w:t>
+            </w:r>
+            <w:proofErr w:type="spellStart"/>
+            <w:r>
+              <w:rPr>
+                <w:rFonts w:ascii="Arial" w:hAnsi="Arial" w:cs="Arial"/>
+                <w:sz w:val="20"/>
+              </w:rPr>
+              <w:t>berdasarkan</w:t>
+            </w:r>
+            <w:proofErr w:type="spellEnd"/>
+            <w:r>
+              <w:rPr>
+                <w:rFonts w:ascii="Arial" w:hAnsi="Arial" w:cs="Arial"/>
+                <w:sz w:val="20"/>
+              </w:rPr>
+              <w:t xml:space="preserve"> </w:t>
+            </w:r>
+            <w:proofErr w:type="spellStart"/>
+            <w:r>
+              <w:rPr>
+                <w:rFonts w:ascii="Arial" w:hAnsi="Arial" w:cs="Arial"/>
+                <w:sz w:val="20"/>
+              </w:rPr>
+              <w:t>peraturan-peraturan</w:t>
+            </w:r>
+            <w:proofErr w:type="spellEnd"/>
+            <w:r>
+              <w:rPr>
+                <w:rFonts w:ascii="Arial" w:hAnsi="Arial" w:cs="Arial"/>
+                <w:sz w:val="20"/>
+              </w:rPr>
+              <w:t xml:space="preserve"> </w:t>
             </w:r>
             <w:r>
               <w:rPr>
@@ -8882,12 +9922,21 @@
               </w:rPr>
               <w:t>K</w:t>
             </w:r>
-            <w:r>
-              <w:rPr>
-                <w:rFonts w:ascii="Arial" w:hAnsi="Arial" w:cs="Arial"/>
-                <w:sz w:val="20"/>
-              </w:rPr>
-              <w:t xml:space="preserve">euangan </w:t>
+            <w:proofErr w:type="spellStart"/>
+            <w:r>
+              <w:rPr>
+                <w:rFonts w:ascii="Arial" w:hAnsi="Arial" w:cs="Arial"/>
+                <w:sz w:val="20"/>
+              </w:rPr>
+              <w:t>euangan</w:t>
+            </w:r>
+            <w:proofErr w:type="spellEnd"/>
+            <w:r>
+              <w:rPr>
+                <w:rFonts w:ascii="Arial" w:hAnsi="Arial" w:cs="Arial"/>
+                <w:sz w:val="20"/>
+              </w:rPr>
+              <w:t xml:space="preserve"> </w:t>
             </w:r>
             <w:r>
               <w:rPr>
@@ -8897,12 +9946,37 @@
               </w:rPr>
               <w:t>N</w:t>
             </w:r>
-            <w:r>
-              <w:rPr>
-                <w:rFonts w:ascii="Arial" w:hAnsi="Arial" w:cs="Arial"/>
-                <w:sz w:val="20"/>
-              </w:rPr>
-              <w:t xml:space="preserve">egara, apabila </w:t>
+            <w:proofErr w:type="spellStart"/>
+            <w:r>
+              <w:rPr>
+                <w:rFonts w:ascii="Arial" w:hAnsi="Arial" w:cs="Arial"/>
+                <w:sz w:val="20"/>
+              </w:rPr>
+              <w:t>egara</w:t>
+            </w:r>
+            <w:proofErr w:type="spellEnd"/>
+            <w:r>
+              <w:rPr>
+                <w:rFonts w:ascii="Arial" w:hAnsi="Arial" w:cs="Arial"/>
+                <w:sz w:val="20"/>
+              </w:rPr>
+              <w:t xml:space="preserve">, </w:t>
+            </w:r>
+            <w:proofErr w:type="spellStart"/>
+            <w:r>
+              <w:rPr>
+                <w:rFonts w:ascii="Arial" w:hAnsi="Arial" w:cs="Arial"/>
+                <w:sz w:val="20"/>
+              </w:rPr>
+              <w:t>apabila</w:t>
+            </w:r>
+            <w:proofErr w:type="spellEnd"/>
+            <w:r>
+              <w:rPr>
+                <w:rFonts w:ascii="Arial" w:hAnsi="Arial" w:cs="Arial"/>
+                <w:sz w:val="20"/>
+              </w:rPr>
+              <w:t xml:space="preserve"> </w:t>
             </w:r>
             <w:r>
               <w:rPr>
@@ -8912,13 +9986,79 @@
               </w:rPr>
               <w:t>n</w:t>
             </w:r>
-            <w:r>
-              <w:rPr>
-                <w:rFonts w:ascii="Arial" w:hAnsi="Arial" w:cs="Arial"/>
-                <w:sz w:val="20"/>
-              </w:rPr>
-              <w:t>egara menderita rugi akibat kesalahan</w:t>
-            </w:r>
+            <w:proofErr w:type="spellStart"/>
+            <w:r>
+              <w:rPr>
+                <w:rFonts w:ascii="Arial" w:hAnsi="Arial" w:cs="Arial"/>
+                <w:sz w:val="20"/>
+              </w:rPr>
+              <w:t>egara</w:t>
+            </w:r>
+            <w:proofErr w:type="spellEnd"/>
+            <w:r>
+              <w:rPr>
+                <w:rFonts w:ascii="Arial" w:hAnsi="Arial" w:cs="Arial"/>
+                <w:sz w:val="20"/>
+              </w:rPr>
+              <w:t xml:space="preserve"> </w:t>
+            </w:r>
+            <w:proofErr w:type="spellStart"/>
+            <w:r>
+              <w:rPr>
+                <w:rFonts w:ascii="Arial" w:hAnsi="Arial" w:cs="Arial"/>
+                <w:sz w:val="20"/>
+              </w:rPr>
+              <w:t>menderita</w:t>
+            </w:r>
+            <w:proofErr w:type="spellEnd"/>
+            <w:r>
+              <w:rPr>
+                <w:rFonts w:ascii="Arial" w:hAnsi="Arial" w:cs="Arial"/>
+                <w:sz w:val="20"/>
+              </w:rPr>
+              <w:t xml:space="preserve"> </w:t>
+            </w:r>
+            <w:proofErr w:type="spellStart"/>
+            <w:r>
+              <w:rPr>
+                <w:rFonts w:ascii="Arial" w:hAnsi="Arial" w:cs="Arial"/>
+                <w:sz w:val="20"/>
+              </w:rPr>
+              <w:t>rugi</w:t>
+            </w:r>
+            <w:proofErr w:type="spellEnd"/>
+            <w:r>
+              <w:rPr>
+                <w:rFonts w:ascii="Arial" w:hAnsi="Arial" w:cs="Arial"/>
+                <w:sz w:val="20"/>
+              </w:rPr>
+              <w:t xml:space="preserve"> </w:t>
+            </w:r>
+            <w:proofErr w:type="spellStart"/>
+            <w:r>
+              <w:rPr>
+                <w:rFonts w:ascii="Arial" w:hAnsi="Arial" w:cs="Arial"/>
+                <w:sz w:val="20"/>
+              </w:rPr>
+              <w:t>akibat</w:t>
+            </w:r>
+            <w:proofErr w:type="spellEnd"/>
+            <w:r>
+              <w:rPr>
+                <w:rFonts w:ascii="Arial" w:hAnsi="Arial" w:cs="Arial"/>
+                <w:sz w:val="20"/>
+              </w:rPr>
+              <w:t xml:space="preserve"> </w:t>
+            </w:r>
+            <w:proofErr w:type="spellStart"/>
+            <w:r>
+              <w:rPr>
+                <w:rFonts w:ascii="Arial" w:hAnsi="Arial" w:cs="Arial"/>
+                <w:sz w:val="20"/>
+              </w:rPr>
+              <w:t>kesalahan</w:t>
+            </w:r>
+            <w:proofErr w:type="spellEnd"/>
             <w:r>
               <w:rPr>
                 <w:rFonts w:ascii="Arial" w:hAnsi="Arial" w:cs="Arial"/>
@@ -8932,8 +10072,17 @@
                 <w:rFonts w:ascii="Arial" w:hAnsi="Arial" w:cs="Arial"/>
                 <w:sz w:val="20"/>
               </w:rPr>
-              <w:t xml:space="preserve"> dan keal</w:t>
-            </w:r>
+              <w:t xml:space="preserve"> dan </w:t>
+            </w:r>
+            <w:proofErr w:type="spellStart"/>
+            <w:r>
+              <w:rPr>
+                <w:rFonts w:ascii="Arial" w:hAnsi="Arial" w:cs="Arial"/>
+                <w:sz w:val="20"/>
+              </w:rPr>
+              <w:t>keal</w:t>
+            </w:r>
+            <w:proofErr w:type="spellEnd"/>
             <w:r>
               <w:rPr>
                 <w:rFonts w:ascii="Arial" w:hAnsi="Arial" w:cs="Arial"/>
@@ -8942,12 +10091,21 @@
               </w:rPr>
               <w:t>p</w:t>
             </w:r>
-            <w:r>
-              <w:rPr>
-                <w:rFonts w:ascii="Arial" w:hAnsi="Arial" w:cs="Arial"/>
-                <w:sz w:val="20"/>
-              </w:rPr>
-              <w:t>aannya.</w:t>
+            <w:proofErr w:type="spellStart"/>
+            <w:r>
+              <w:rPr>
+                <w:rFonts w:ascii="Arial" w:hAnsi="Arial" w:cs="Arial"/>
+                <w:sz w:val="20"/>
+              </w:rPr>
+              <w:t>aannya</w:t>
+            </w:r>
+            <w:proofErr w:type="spellEnd"/>
+            <w:r>
+              <w:rPr>
+                <w:rFonts w:ascii="Arial" w:hAnsi="Arial" w:cs="Arial"/>
+                <w:sz w:val="20"/>
+              </w:rPr>
+              <w:t>.</w:t>
             </w:r>
           </w:p>
         </w:tc>

--- a/public/spd-format.docx
+++ b/public/spd-format.docx
@@ -2728,7 +2728,6 @@
                 <w:lang w:val="id-ID"/>
               </w:rPr>
             </w:pPr>
-            <w:proofErr w:type="gramStart"/>
             <w:r>
               <w:rPr>
                 <w:rFonts w:ascii="Arial" w:hAnsi="Arial" w:cs="Arial"/>
@@ -2744,17 +2743,7 @@
                 <w:szCs w:val="20"/>
                 <w:lang w:val="id-ID"/>
               </w:rPr>
-              <w:t xml:space="preserve"> :</w:t>
-            </w:r>
-            <w:proofErr w:type="gramEnd"/>
-            <w:r>
-              <w:rPr>
-                <w:rFonts w:ascii="Arial" w:hAnsi="Arial" w:cs="Arial"/>
-                <w:sz w:val="20"/>
-                <w:szCs w:val="20"/>
-                <w:lang w:val="id-ID"/>
-              </w:rPr>
-              <w:t xml:space="preserve">         Nama</w:t>
+              <w:t xml:space="preserve"> :         Nama</w:t>
             </w:r>
           </w:p>
         </w:tc>
@@ -4634,6 +4623,7 @@
           <w:p>
             <w:pPr>
               <w:snapToGrid w:val="0"/>
+              <w:ind w:right="121"/>
               <w:rPr>
                 <w:rFonts w:ascii="Arial" w:hAnsi="Arial" w:cs="Arial"/>
                 <w:sz w:val="20"/>
@@ -4761,7 +4751,7 @@
           <w:p>
             <w:pPr>
               <w:snapToGrid w:val="0"/>
-              <w:ind w:right="-272"/>
+              <w:ind w:right="121"/>
               <w:rPr>
                 <w:rFonts w:ascii="Arial" w:hAnsi="Arial" w:cs="Arial"/>
                 <w:sz w:val="20"/>
@@ -4897,6 +4887,7 @@
           <w:p>
             <w:pPr>
               <w:snapToGrid w:val="0"/>
+              <w:ind w:right="121"/>
               <w:rPr>
                 <w:rFonts w:ascii="Arial" w:hAnsi="Arial" w:cs="Arial"/>
                 <w:sz w:val="20"/>
@@ -9563,7 +9554,6 @@
                 <w:sz w:val="20"/>
               </w:rPr>
             </w:pPr>
-            <w:proofErr w:type="gramStart"/>
             <w:r>
               <w:rPr>
                 <w:rFonts w:ascii="Arial" w:hAnsi="Arial" w:cs="Arial"/>
@@ -9571,7 +9561,6 @@
               </w:rPr>
               <w:t>PERHATIAN :</w:t>
             </w:r>
-            <w:proofErr w:type="gramEnd"/>
           </w:p>
         </w:tc>
       </w:tr>

--- a/public/spd-format.docx
+++ b/public/spd-format.docx
@@ -2728,6 +2728,7 @@
                 <w:lang w:val="id-ID"/>
               </w:rPr>
             </w:pPr>
+            <w:proofErr w:type="gramStart"/>
             <w:r>
               <w:rPr>
                 <w:rFonts w:ascii="Arial" w:hAnsi="Arial" w:cs="Arial"/>
@@ -2743,7 +2744,17 @@
                 <w:szCs w:val="20"/>
                 <w:lang w:val="id-ID"/>
               </w:rPr>
-              <w:t xml:space="preserve"> :         Nama</w:t>
+              <w:t xml:space="preserve"> :</w:t>
+            </w:r>
+            <w:proofErr w:type="gramEnd"/>
+            <w:r>
+              <w:rPr>
+                <w:rFonts w:ascii="Arial" w:hAnsi="Arial" w:cs="Arial"/>
+                <w:sz w:val="20"/>
+                <w:szCs w:val="20"/>
+                <w:lang w:val="id-ID"/>
+              </w:rPr>
+              <w:t xml:space="preserve">         Nama</w:t>
             </w:r>
           </w:p>
         </w:tc>
@@ -4356,14 +4367,6 @@
       <w:tblPr>
         <w:tblW w:w="10036" w:type="dxa"/>
         <w:tblInd w:w="313" w:type="dxa"/>
-        <w:tblBorders>
-          <w:top w:val="single" w:sz="4" w:space="0" w:color="auto"/>
-          <w:left w:val="single" w:sz="4" w:space="0" w:color="auto"/>
-          <w:bottom w:val="single" w:sz="4" w:space="0" w:color="auto"/>
-          <w:right w:val="single" w:sz="4" w:space="0" w:color="auto"/>
-          <w:insideH w:val="single" w:sz="4" w:space="0" w:color="auto"/>
-          <w:insideV w:val="single" w:sz="4" w:space="0" w:color="auto"/>
-        </w:tblBorders>
         <w:tblLayout w:type="fixed"/>
         <w:tblCellMar>
           <w:left w:w="29" w:type="dxa"/>
@@ -9554,6 +9557,7 @@
                 <w:sz w:val="20"/>
               </w:rPr>
             </w:pPr>
+            <w:proofErr w:type="gramStart"/>
             <w:r>
               <w:rPr>
                 <w:rFonts w:ascii="Arial" w:hAnsi="Arial" w:cs="Arial"/>
@@ -9561,6 +9565,7 @@
               </w:rPr>
               <w:t>PERHATIAN :</w:t>
             </w:r>
+            <w:proofErr w:type="gramEnd"/>
           </w:p>
         </w:tc>
       </w:tr>

--- a/public/spd-format.docx
+++ b/public/spd-format.docx
@@ -225,69 +225,33 @@
                 <w:sz w:val="18"/>
                 <w:szCs w:val="18"/>
               </w:rPr>
-              <w:t>{</w:t>
-            </w:r>
-            <w:proofErr w:type="spellStart"/>
-            <w:r>
-              <w:rPr>
-                <w:rFonts w:ascii="Arial" w:eastAsia="Arial" w:hAnsi="Arial" w:cs="Arial"/>
+              <w:t>{alamat}</w:t>
+            </w:r>
+          </w:p>
+          <w:p>
+            <w:pPr>
+              <w:jc w:val="center"/>
+              <w:rPr>
+                <w:rFonts w:ascii="Arial" w:hAnsi="Arial" w:cs="Arial"/>
                 <w:sz w:val="18"/>
                 <w:szCs w:val="18"/>
               </w:rPr>
-              <w:t>alamat</w:t>
-            </w:r>
-            <w:proofErr w:type="spellEnd"/>
-            <w:r>
-              <w:rPr>
-                <w:rFonts w:ascii="Arial" w:eastAsia="Arial" w:hAnsi="Arial" w:cs="Arial"/>
+            </w:pPr>
+            <w:r>
+              <w:rPr>
+                <w:rFonts w:ascii="Arial" w:hAnsi="Arial" w:cs="Arial"/>
                 <w:sz w:val="18"/>
                 <w:szCs w:val="18"/>
               </w:rPr>
-              <w:t>}</w:t>
-            </w:r>
-          </w:p>
-          <w:p>
-            <w:pPr>
-              <w:jc w:val="center"/>
+              <w:t xml:space="preserve">Call Center: </w:t>
+            </w:r>
+            <w:r>
               <w:rPr>
                 <w:rFonts w:ascii="Arial" w:hAnsi="Arial" w:cs="Arial"/>
                 <w:sz w:val="18"/>
                 <w:szCs w:val="18"/>
               </w:rPr>
-            </w:pPr>
-            <w:r>
-              <w:rPr>
-                <w:rFonts w:ascii="Arial" w:hAnsi="Arial" w:cs="Arial"/>
-                <w:sz w:val="18"/>
-                <w:szCs w:val="18"/>
-              </w:rPr>
-              <w:t xml:space="preserve">Call Center: </w:t>
-            </w:r>
-            <w:r>
-              <w:rPr>
-                <w:rFonts w:ascii="Arial" w:hAnsi="Arial" w:cs="Arial"/>
-                <w:sz w:val="18"/>
-                <w:szCs w:val="18"/>
-              </w:rPr>
-              <w:t>{</w:t>
-            </w:r>
-            <w:proofErr w:type="spellStart"/>
-            <w:r>
-              <w:rPr>
-                <w:rFonts w:ascii="Arial" w:hAnsi="Arial" w:cs="Arial"/>
-                <w:sz w:val="18"/>
-                <w:szCs w:val="18"/>
-              </w:rPr>
-              <w:t>callCenter</w:t>
-            </w:r>
-            <w:proofErr w:type="spellEnd"/>
-            <w:r>
-              <w:rPr>
-                <w:rFonts w:ascii="Arial" w:hAnsi="Arial" w:cs="Arial"/>
-                <w:sz w:val="18"/>
-                <w:szCs w:val="18"/>
-              </w:rPr>
-              <w:t>}</w:t>
+              <w:t>{callCenter}</w:t>
             </w:r>
           </w:p>
           <w:p>
@@ -670,7 +634,6 @@
                 <w:lang w:val="id-ID"/>
               </w:rPr>
             </w:pPr>
-            <w:proofErr w:type="spellStart"/>
             <w:r>
               <w:rPr>
                 <w:rFonts w:ascii="Arial" w:hAnsi="Arial" w:cs="Arial"/>
@@ -679,7 +642,6 @@
               </w:rPr>
               <w:t>Pejabat</w:t>
             </w:r>
-            <w:proofErr w:type="spellEnd"/>
             <w:r>
               <w:rPr>
                 <w:rFonts w:ascii="Arial" w:hAnsi="Arial" w:cs="Arial"/>
@@ -859,7 +821,6 @@
               </w:rPr>
               <w:t xml:space="preserve"> </w:t>
             </w:r>
-            <w:proofErr w:type="spellStart"/>
             <w:r>
               <w:rPr>
                 <w:rFonts w:ascii="Arial" w:hAnsi="Arial" w:cs="Arial"/>
@@ -867,17 +828,7 @@
                 <w:szCs w:val="20"/>
                 <w:lang w:val="es-MX"/>
               </w:rPr>
-              <w:t>Pegawai</w:t>
-            </w:r>
-            <w:proofErr w:type="spellEnd"/>
-            <w:r>
-              <w:rPr>
-                <w:rFonts w:ascii="Arial" w:hAnsi="Arial" w:cs="Arial"/>
-                <w:sz w:val="20"/>
-                <w:szCs w:val="20"/>
-                <w:lang w:val="es-MX"/>
-              </w:rPr>
-              <w:t xml:space="preserve"> yang </w:t>
+              <w:t xml:space="preserve">Pegawai yang </w:t>
             </w:r>
             <w:r>
               <w:rPr>
@@ -1030,7 +981,6 @@
                 <w:lang w:val="id-ID"/>
               </w:rPr>
             </w:pPr>
-            <w:proofErr w:type="spellStart"/>
             <w:r>
               <w:rPr>
                 <w:rFonts w:ascii="Arial" w:hAnsi="Arial" w:cs="Arial"/>
@@ -1039,7 +989,6 @@
               </w:rPr>
               <w:t>Pangkat</w:t>
             </w:r>
-            <w:proofErr w:type="spellEnd"/>
             <w:r>
               <w:rPr>
                 <w:rFonts w:ascii="Arial" w:hAnsi="Arial" w:cs="Arial"/>
@@ -1127,25 +1076,7 @@
                 <w:sz w:val="20"/>
                 <w:szCs w:val="20"/>
               </w:rPr>
-              <w:t>{</w:t>
-            </w:r>
-            <w:proofErr w:type="spellStart"/>
-            <w:r>
-              <w:rPr>
-                <w:rFonts w:ascii="Arial" w:hAnsi="Arial" w:cs="Arial"/>
-                <w:sz w:val="20"/>
-                <w:szCs w:val="20"/>
-              </w:rPr>
-              <w:t>gol</w:t>
-            </w:r>
-            <w:proofErr w:type="spellEnd"/>
-            <w:r>
-              <w:rPr>
-                <w:rFonts w:ascii="Arial" w:hAnsi="Arial" w:cs="Arial"/>
-                <w:sz w:val="20"/>
-                <w:szCs w:val="20"/>
-              </w:rPr>
-              <w:t>}</w:t>
+              <w:t>{gol}</w:t>
             </w:r>
           </w:p>
         </w:tc>
@@ -1215,7 +1146,6 @@
                 <w:lang w:val="id-ID"/>
               </w:rPr>
             </w:pPr>
-            <w:proofErr w:type="spellStart"/>
             <w:r>
               <w:rPr>
                 <w:rFonts w:ascii="Arial" w:hAnsi="Arial" w:cs="Arial"/>
@@ -1224,7 +1154,6 @@
               </w:rPr>
               <w:t>Jabatan</w:t>
             </w:r>
-            <w:proofErr w:type="spellEnd"/>
             <w:r>
               <w:rPr>
                 <w:rFonts w:ascii="Arial" w:hAnsi="Arial" w:cs="Arial"/>
@@ -1288,25 +1217,7 @@
                 <w:sz w:val="20"/>
                 <w:szCs w:val="20"/>
               </w:rPr>
-              <w:t>{</w:t>
-            </w:r>
-            <w:proofErr w:type="spellStart"/>
-            <w:r>
-              <w:rPr>
-                <w:rFonts w:ascii="Arial" w:hAnsi="Arial" w:cs="Arial"/>
-                <w:sz w:val="20"/>
-                <w:szCs w:val="20"/>
-              </w:rPr>
-              <w:t>jabatan</w:t>
-            </w:r>
-            <w:proofErr w:type="spellEnd"/>
-            <w:r>
-              <w:rPr>
-                <w:rFonts w:ascii="Arial" w:hAnsi="Arial" w:cs="Arial"/>
-                <w:sz w:val="20"/>
-                <w:szCs w:val="20"/>
-              </w:rPr>
-              <w:t>}</w:t>
+              <w:t>{jabatan}</w:t>
             </w:r>
           </w:p>
         </w:tc>
@@ -1555,7 +1466,6 @@
               </w:rPr>
               <w:t xml:space="preserve"> </w:t>
             </w:r>
-            <w:proofErr w:type="spellStart"/>
             <w:r>
               <w:rPr>
                 <w:rFonts w:ascii="Arial" w:hAnsi="Arial" w:cs="Arial"/>
@@ -1564,7 +1474,6 @@
               </w:rPr>
               <w:t>Perjalanan</w:t>
             </w:r>
-            <w:proofErr w:type="spellEnd"/>
             <w:r>
               <w:rPr>
                 <w:rFonts w:ascii="Arial" w:hAnsi="Arial" w:cs="Arial"/>
@@ -1582,7 +1491,6 @@
               </w:rPr>
               <w:t>D</w:t>
             </w:r>
-            <w:proofErr w:type="spellStart"/>
             <w:r>
               <w:rPr>
                 <w:rFonts w:ascii="Arial" w:hAnsi="Arial" w:cs="Arial"/>
@@ -1591,7 +1499,6 @@
               </w:rPr>
               <w:t>inas</w:t>
             </w:r>
-            <w:proofErr w:type="spellEnd"/>
           </w:p>
         </w:tc>
         <w:tc>
@@ -1696,34 +1603,14 @@
               </w:rPr>
               <w:t xml:space="preserve"> </w:t>
             </w:r>
-            <w:proofErr w:type="spellStart"/>
-            <w:r>
-              <w:rPr>
-                <w:rFonts w:ascii="Arial" w:hAnsi="Arial" w:cs="Arial"/>
-                <w:sz w:val="20"/>
-                <w:szCs w:val="20"/>
-              </w:rPr>
-              <w:t>angkut</w:t>
-            </w:r>
-            <w:proofErr w:type="spellEnd"/>
-            <w:r>
-              <w:rPr>
-                <w:rFonts w:ascii="Arial" w:hAnsi="Arial" w:cs="Arial"/>
-                <w:sz w:val="20"/>
-                <w:szCs w:val="20"/>
-              </w:rPr>
-              <w:t xml:space="preserve"> yang </w:t>
-            </w:r>
-            <w:proofErr w:type="spellStart"/>
-            <w:r>
-              <w:rPr>
-                <w:rFonts w:ascii="Arial" w:hAnsi="Arial" w:cs="Arial"/>
-                <w:sz w:val="20"/>
-                <w:szCs w:val="20"/>
-              </w:rPr>
-              <w:t>dipergunakan</w:t>
-            </w:r>
-            <w:proofErr w:type="spellEnd"/>
+            <w:r>
+              <w:rPr>
+                <w:rFonts w:ascii="Arial" w:hAnsi="Arial" w:cs="Arial"/>
+                <w:sz w:val="20"/>
+                <w:szCs w:val="20"/>
+              </w:rPr>
+              <w:t>angkut yang dipergunakan</w:t>
+            </w:r>
           </w:p>
         </w:tc>
         <w:tc>
@@ -1861,7 +1748,6 @@
                 <w:szCs w:val="20"/>
               </w:rPr>
             </w:pPr>
-            <w:proofErr w:type="spellStart"/>
             <w:r>
               <w:rPr>
                 <w:rFonts w:ascii="Arial" w:hAnsi="Arial" w:cs="Arial"/>
@@ -1870,7 +1756,6 @@
               </w:rPr>
               <w:t>Tempat</w:t>
             </w:r>
-            <w:proofErr w:type="spellEnd"/>
             <w:r>
               <w:rPr>
                 <w:rFonts w:ascii="Arial" w:hAnsi="Arial" w:cs="Arial"/>
@@ -1879,7 +1764,6 @@
               </w:rPr>
               <w:t xml:space="preserve"> </w:t>
             </w:r>
-            <w:proofErr w:type="spellStart"/>
             <w:r>
               <w:rPr>
                 <w:rFonts w:ascii="Arial" w:hAnsi="Arial" w:cs="Arial"/>
@@ -1888,7 +1772,6 @@
               </w:rPr>
               <w:t>berangkat</w:t>
             </w:r>
-            <w:proofErr w:type="spellEnd"/>
           </w:p>
         </w:tc>
         <w:tc>
@@ -1942,25 +1825,7 @@
                 <w:sz w:val="20"/>
                 <w:szCs w:val="20"/>
               </w:rPr>
-              <w:t>{</w:t>
-            </w:r>
-            <w:proofErr w:type="spellStart"/>
-            <w:r>
-              <w:rPr>
-                <w:rFonts w:ascii="Arial" w:hAnsi="Arial" w:cs="Arial"/>
-                <w:sz w:val="20"/>
-                <w:szCs w:val="20"/>
-              </w:rPr>
-              <w:t>asal</w:t>
-            </w:r>
-            <w:proofErr w:type="spellEnd"/>
-            <w:r>
-              <w:rPr>
-                <w:rFonts w:ascii="Arial" w:hAnsi="Arial" w:cs="Arial"/>
-                <w:sz w:val="20"/>
-                <w:szCs w:val="20"/>
-              </w:rPr>
-              <w:t>}</w:t>
+              <w:t>{asal}</w:t>
             </w:r>
           </w:p>
         </w:tc>
@@ -2033,7 +1898,6 @@
                 <w:szCs w:val="20"/>
               </w:rPr>
             </w:pPr>
-            <w:proofErr w:type="spellStart"/>
             <w:r>
               <w:rPr>
                 <w:rFonts w:ascii="Arial" w:hAnsi="Arial" w:cs="Arial"/>
@@ -2042,7 +1906,6 @@
               </w:rPr>
               <w:t>Tempat</w:t>
             </w:r>
-            <w:proofErr w:type="spellEnd"/>
             <w:r>
               <w:rPr>
                 <w:rFonts w:ascii="Arial" w:hAnsi="Arial" w:cs="Arial"/>
@@ -2051,7 +1914,6 @@
               </w:rPr>
               <w:t xml:space="preserve"> </w:t>
             </w:r>
-            <w:proofErr w:type="spellStart"/>
             <w:r>
               <w:rPr>
                 <w:rFonts w:ascii="Arial" w:hAnsi="Arial" w:cs="Arial"/>
@@ -2060,7 +1922,6 @@
               </w:rPr>
               <w:t>tujuan</w:t>
             </w:r>
-            <w:proofErr w:type="spellEnd"/>
           </w:p>
         </w:tc>
         <w:tc>
@@ -2210,7 +2071,6 @@
               </w:rPr>
               <w:t xml:space="preserve"> </w:t>
             </w:r>
-            <w:proofErr w:type="spellStart"/>
             <w:r>
               <w:rPr>
                 <w:rFonts w:ascii="Arial" w:hAnsi="Arial" w:cs="Arial"/>
@@ -2219,7 +2079,6 @@
               </w:rPr>
               <w:t>Perjalanan</w:t>
             </w:r>
-            <w:proofErr w:type="spellEnd"/>
             <w:r>
               <w:rPr>
                 <w:rFonts w:ascii="Arial" w:hAnsi="Arial" w:cs="Arial"/>
@@ -2289,18 +2148,8 @@
                 <w:sz w:val="20"/>
                 <w:szCs w:val="20"/>
               </w:rPr>
-              <w:t xml:space="preserve">{lama} </w:t>
-            </w:r>
-            <w:proofErr w:type="spellStart"/>
-            <w:r>
-              <w:rPr>
-                <w:rFonts w:ascii="Arial" w:hAnsi="Arial" w:cs="Arial"/>
-                <w:sz w:val="20"/>
-                <w:szCs w:val="20"/>
-              </w:rPr>
-              <w:t>hari</w:t>
-            </w:r>
-            <w:proofErr w:type="spellEnd"/>
+              <w:t>{lama} hari</w:t>
+            </w:r>
           </w:p>
         </w:tc>
       </w:tr>
@@ -2367,7 +2216,6 @@
                 <w:szCs w:val="20"/>
               </w:rPr>
             </w:pPr>
-            <w:proofErr w:type="spellStart"/>
             <w:r>
               <w:rPr>
                 <w:rFonts w:ascii="Arial" w:hAnsi="Arial" w:cs="Arial"/>
@@ -2376,7 +2224,6 @@
               </w:rPr>
               <w:t>Tanggal</w:t>
             </w:r>
-            <w:proofErr w:type="spellEnd"/>
             <w:r>
               <w:rPr>
                 <w:rFonts w:ascii="Arial" w:hAnsi="Arial" w:cs="Arial"/>
@@ -2385,7 +2232,6 @@
               </w:rPr>
               <w:t xml:space="preserve"> </w:t>
             </w:r>
-            <w:proofErr w:type="spellStart"/>
             <w:r>
               <w:rPr>
                 <w:rFonts w:ascii="Arial" w:hAnsi="Arial" w:cs="Arial"/>
@@ -2394,7 +2240,6 @@
               </w:rPr>
               <w:t>Berangkat</w:t>
             </w:r>
-            <w:proofErr w:type="spellEnd"/>
           </w:p>
         </w:tc>
         <w:tc>
@@ -2448,25 +2293,7 @@
                 <w:sz w:val="20"/>
                 <w:szCs w:val="20"/>
               </w:rPr>
-              <w:t>{</w:t>
-            </w:r>
-            <w:proofErr w:type="spellStart"/>
-            <w:r>
-              <w:rPr>
-                <w:rFonts w:ascii="Arial" w:hAnsi="Arial" w:cs="Arial"/>
-                <w:sz w:val="20"/>
-                <w:szCs w:val="20"/>
-              </w:rPr>
-              <w:t>tglBerangkat</w:t>
-            </w:r>
-            <w:proofErr w:type="spellEnd"/>
-            <w:r>
-              <w:rPr>
-                <w:rFonts w:ascii="Arial" w:hAnsi="Arial" w:cs="Arial"/>
-                <w:sz w:val="20"/>
-                <w:szCs w:val="20"/>
-              </w:rPr>
-              <w:t>}</w:t>
+              <w:t>{tglBerangkat}</w:t>
             </w:r>
           </w:p>
         </w:tc>
@@ -2540,7 +2367,6 @@
                 <w:lang w:val="id-ID"/>
               </w:rPr>
             </w:pPr>
-            <w:proofErr w:type="spellStart"/>
             <w:r>
               <w:rPr>
                 <w:rFonts w:ascii="Arial" w:hAnsi="Arial" w:cs="Arial"/>
@@ -2549,7 +2375,6 @@
               </w:rPr>
               <w:t>Tanggal</w:t>
             </w:r>
-            <w:proofErr w:type="spellEnd"/>
             <w:r>
               <w:rPr>
                 <w:rFonts w:ascii="Arial" w:hAnsi="Arial" w:cs="Arial"/>
@@ -2558,7 +2383,6 @@
               </w:rPr>
               <w:t xml:space="preserve"> </w:t>
             </w:r>
-            <w:proofErr w:type="spellStart"/>
             <w:r>
               <w:rPr>
                 <w:rFonts w:ascii="Arial" w:hAnsi="Arial" w:cs="Arial"/>
@@ -2567,7 +2391,6 @@
               </w:rPr>
               <w:t>harus</w:t>
             </w:r>
-            <w:proofErr w:type="spellEnd"/>
             <w:r>
               <w:rPr>
                 <w:rFonts w:ascii="Arial" w:hAnsi="Arial" w:cs="Arial"/>
@@ -2576,7 +2399,6 @@
               </w:rPr>
               <w:t xml:space="preserve"> </w:t>
             </w:r>
-            <w:proofErr w:type="spellStart"/>
             <w:r>
               <w:rPr>
                 <w:rFonts w:ascii="Arial" w:hAnsi="Arial" w:cs="Arial"/>
@@ -2585,7 +2407,6 @@
               </w:rPr>
               <w:t>kembali</w:t>
             </w:r>
-            <w:proofErr w:type="spellEnd"/>
             <w:r>
               <w:rPr>
                 <w:rFonts w:ascii="Arial" w:hAnsi="Arial" w:cs="Arial"/>
@@ -2650,25 +2471,7 @@
                 <w:sz w:val="20"/>
                 <w:szCs w:val="20"/>
               </w:rPr>
-              <w:t>{</w:t>
-            </w:r>
-            <w:proofErr w:type="spellStart"/>
-            <w:r>
-              <w:rPr>
-                <w:rFonts w:ascii="Arial" w:hAnsi="Arial" w:cs="Arial"/>
-                <w:sz w:val="20"/>
-                <w:szCs w:val="20"/>
-              </w:rPr>
-              <w:t>tglKembali</w:t>
-            </w:r>
-            <w:proofErr w:type="spellEnd"/>
-            <w:r>
-              <w:rPr>
-                <w:rFonts w:ascii="Arial" w:hAnsi="Arial" w:cs="Arial"/>
-                <w:sz w:val="20"/>
-                <w:szCs w:val="20"/>
-              </w:rPr>
-              <w:t>}</w:t>
+              <w:t>{tglKembali}</w:t>
             </w:r>
           </w:p>
         </w:tc>
@@ -2728,7 +2531,6 @@
                 <w:lang w:val="id-ID"/>
               </w:rPr>
             </w:pPr>
-            <w:proofErr w:type="gramStart"/>
             <w:r>
               <w:rPr>
                 <w:rFonts w:ascii="Arial" w:hAnsi="Arial" w:cs="Arial"/>
@@ -2744,17 +2546,7 @@
                 <w:szCs w:val="20"/>
                 <w:lang w:val="id-ID"/>
               </w:rPr>
-              <w:t xml:space="preserve"> :</w:t>
-            </w:r>
-            <w:proofErr w:type="gramEnd"/>
-            <w:r>
-              <w:rPr>
-                <w:rFonts w:ascii="Arial" w:hAnsi="Arial" w:cs="Arial"/>
-                <w:sz w:val="20"/>
-                <w:szCs w:val="20"/>
-                <w:lang w:val="id-ID"/>
-              </w:rPr>
-              <w:t xml:space="preserve">         Nama</w:t>
+              <w:t xml:space="preserve"> :         Nama</w:t>
             </w:r>
           </w:p>
         </w:tc>
@@ -3443,7 +3235,6 @@
                 <w:szCs w:val="20"/>
               </w:rPr>
             </w:pPr>
-            <w:proofErr w:type="spellStart"/>
             <w:r>
               <w:rPr>
                 <w:rFonts w:ascii="Arial" w:hAnsi="Arial" w:cs="Arial"/>
@@ -3452,7 +3243,6 @@
               </w:rPr>
               <w:t>Pembebanan</w:t>
             </w:r>
-            <w:proofErr w:type="spellEnd"/>
             <w:r>
               <w:rPr>
                 <w:rFonts w:ascii="Arial" w:hAnsi="Arial" w:cs="Arial"/>
@@ -3461,7 +3251,6 @@
               </w:rPr>
               <w:t xml:space="preserve"> </w:t>
             </w:r>
-            <w:proofErr w:type="spellStart"/>
             <w:r>
               <w:rPr>
                 <w:rFonts w:ascii="Arial" w:hAnsi="Arial" w:cs="Arial"/>
@@ -3470,7 +3259,6 @@
               </w:rPr>
               <w:t>Anggaran</w:t>
             </w:r>
-            <w:proofErr w:type="spellEnd"/>
           </w:p>
         </w:tc>
         <w:tc>
@@ -3559,7 +3347,6 @@
                 <w:szCs w:val="20"/>
               </w:rPr>
             </w:pPr>
-            <w:proofErr w:type="spellStart"/>
             <w:r>
               <w:rPr>
                 <w:rFonts w:ascii="Arial" w:hAnsi="Arial" w:cs="Arial"/>
@@ -3568,7 +3355,6 @@
               </w:rPr>
               <w:t>Instansi</w:t>
             </w:r>
-            <w:proofErr w:type="spellEnd"/>
           </w:p>
         </w:tc>
         <w:tc>
@@ -3786,23 +3572,13 @@
                 <w:szCs w:val="20"/>
               </w:rPr>
             </w:pPr>
-            <w:proofErr w:type="spellStart"/>
-            <w:r>
-              <w:rPr>
-                <w:rFonts w:ascii="Arial" w:hAnsi="Arial" w:cs="Arial"/>
-                <w:sz w:val="20"/>
-                <w:szCs w:val="20"/>
-              </w:rPr>
-              <w:t>Keterangan</w:t>
-            </w:r>
-            <w:proofErr w:type="spellEnd"/>
-            <w:r>
-              <w:rPr>
-                <w:rFonts w:ascii="Arial" w:hAnsi="Arial" w:cs="Arial"/>
-                <w:sz w:val="20"/>
-                <w:szCs w:val="20"/>
-              </w:rPr>
-              <w:t xml:space="preserve"> lain-lain</w:t>
+            <w:r>
+              <w:rPr>
+                <w:rFonts w:ascii="Arial" w:hAnsi="Arial" w:cs="Arial"/>
+                <w:sz w:val="20"/>
+                <w:szCs w:val="20"/>
+              </w:rPr>
+              <w:t>Keterangan lain-lain</w:t>
             </w:r>
           </w:p>
         </w:tc>
@@ -3933,22 +3709,7 @@
           <w:sz w:val="20"/>
         </w:rPr>
         <w:tab/>
-      </w:r>
-      <w:proofErr w:type="spellStart"/>
-      <w:r>
-        <w:rPr>
-          <w:rFonts w:ascii="Arial" w:hAnsi="Arial" w:cs="Arial"/>
-          <w:sz w:val="20"/>
-        </w:rPr>
-        <w:t>Dikeluarkan</w:t>
-      </w:r>
-      <w:proofErr w:type="spellEnd"/>
-      <w:r>
-        <w:rPr>
-          <w:rFonts w:ascii="Arial" w:hAnsi="Arial" w:cs="Arial"/>
-          <w:sz w:val="20"/>
-        </w:rPr>
-        <w:t xml:space="preserve"> di</w:t>
+        <w:t>Dikeluarkan di</w:t>
       </w:r>
       <w:r>
         <w:rPr>
@@ -3963,23 +3724,7 @@
           <w:rFonts w:ascii="Arial" w:hAnsi="Arial" w:cs="Arial"/>
           <w:sz w:val="20"/>
         </w:rPr>
-        <w:t>{</w:t>
-      </w:r>
-      <w:proofErr w:type="spellStart"/>
-      <w:r>
-        <w:rPr>
-          <w:rFonts w:ascii="Arial" w:hAnsi="Arial" w:cs="Arial"/>
-          <w:sz w:val="20"/>
-        </w:rPr>
-        <w:t>asal</w:t>
-      </w:r>
-      <w:proofErr w:type="spellEnd"/>
-      <w:r>
-        <w:rPr>
-          <w:rFonts w:ascii="Arial" w:hAnsi="Arial" w:cs="Arial"/>
-          <w:sz w:val="20"/>
-        </w:rPr>
-        <w:t>}</w:t>
+        <w:t>{asal}</w:t>
       </w:r>
     </w:p>
     <w:p>
@@ -3998,17 +3743,8 @@
           <w:sz w:val="20"/>
         </w:rPr>
         <w:tab/>
-        <w:t xml:space="preserve">Pada </w:t>
+        <w:t>Pada tanggal</w:t>
       </w:r>
-      <w:proofErr w:type="spellStart"/>
-      <w:r>
-        <w:rPr>
-          <w:rFonts w:ascii="Arial" w:hAnsi="Arial" w:cs="Arial"/>
-          <w:sz w:val="20"/>
-        </w:rPr>
-        <w:t>tanggal</w:t>
-      </w:r>
-      <w:proofErr w:type="spellEnd"/>
       <w:r>
         <w:rPr>
           <w:rFonts w:ascii="Arial" w:hAnsi="Arial" w:cs="Arial"/>
@@ -4029,23 +3765,7 @@
           <w:rFonts w:ascii="Arial" w:hAnsi="Arial" w:cs="Arial"/>
           <w:sz w:val="20"/>
         </w:rPr>
-        <w:t>{</w:t>
-      </w:r>
-      <w:proofErr w:type="spellStart"/>
-      <w:r>
-        <w:rPr>
-          <w:rFonts w:ascii="Arial" w:hAnsi="Arial" w:cs="Arial"/>
-          <w:sz w:val="20"/>
-        </w:rPr>
-        <w:t>tglBerangkat</w:t>
-      </w:r>
-      <w:proofErr w:type="spellEnd"/>
-      <w:r>
-        <w:rPr>
-          <w:rFonts w:ascii="Arial" w:hAnsi="Arial" w:cs="Arial"/>
-          <w:sz w:val="20"/>
-        </w:rPr>
-        <w:t>}</w:t>
+        <w:t>{tglBerangkat}</w:t>
       </w:r>
       <w:r>
         <w:rPr>
@@ -4446,31 +4166,13 @@
                 <w:sz w:val="20"/>
               </w:rPr>
             </w:pPr>
-            <w:proofErr w:type="spellStart"/>
-            <w:r>
-              <w:rPr>
-                <w:rFonts w:ascii="Arial" w:hAnsi="Arial" w:cs="Arial"/>
-                <w:sz w:val="20"/>
-              </w:rPr>
-              <w:t>Berangkat</w:t>
-            </w:r>
-            <w:proofErr w:type="spellEnd"/>
-            <w:r>
-              <w:rPr>
-                <w:rFonts w:ascii="Arial" w:hAnsi="Arial" w:cs="Arial"/>
-                <w:sz w:val="20"/>
-              </w:rPr>
-              <w:t xml:space="preserve"> </w:t>
-            </w:r>
-            <w:proofErr w:type="spellStart"/>
-            <w:r>
-              <w:rPr>
-                <w:rFonts w:ascii="Arial" w:hAnsi="Arial" w:cs="Arial"/>
-                <w:sz w:val="20"/>
-              </w:rPr>
-              <w:t>dari</w:t>
-            </w:r>
-            <w:proofErr w:type="spellEnd"/>
+            <w:r>
+              <w:rPr>
+                <w:rFonts w:ascii="Arial" w:hAnsi="Arial" w:cs="Arial"/>
+                <w:sz w:val="20"/>
+              </w:rPr>
+              <w:t>Berangkat dari</w:t>
+            </w:r>
           </w:p>
         </w:tc>
         <w:tc>
@@ -4562,39 +4264,7 @@
                 <w:rFonts w:ascii="Arial" w:hAnsi="Arial" w:cs="Arial"/>
                 <w:sz w:val="20"/>
               </w:rPr>
-              <w:t>(</w:t>
-            </w:r>
-            <w:proofErr w:type="spellStart"/>
-            <w:r>
-              <w:rPr>
-                <w:rFonts w:ascii="Arial" w:hAnsi="Arial" w:cs="Arial"/>
-                <w:sz w:val="20"/>
-              </w:rPr>
-              <w:t>Tempat</w:t>
-            </w:r>
-            <w:proofErr w:type="spellEnd"/>
-            <w:r>
-              <w:rPr>
-                <w:rFonts w:ascii="Arial" w:hAnsi="Arial" w:cs="Arial"/>
-                <w:sz w:val="20"/>
-              </w:rPr>
-              <w:t xml:space="preserve"> </w:t>
-            </w:r>
-            <w:proofErr w:type="spellStart"/>
-            <w:r>
-              <w:rPr>
-                <w:rFonts w:ascii="Arial" w:hAnsi="Arial" w:cs="Arial"/>
-                <w:sz w:val="20"/>
-              </w:rPr>
-              <w:t>kedudukan</w:t>
-            </w:r>
-            <w:proofErr w:type="spellEnd"/>
-            <w:r>
-              <w:rPr>
-                <w:rFonts w:ascii="Arial" w:hAnsi="Arial" w:cs="Arial"/>
-                <w:sz w:val="20"/>
-              </w:rPr>
-              <w:t>)</w:t>
+              <w:t>(Tempat kedudukan)</w:t>
             </w:r>
           </w:p>
         </w:tc>
@@ -4637,23 +4307,7 @@
                 <w:rFonts w:ascii="Arial" w:hAnsi="Arial" w:cs="Arial"/>
                 <w:sz w:val="20"/>
               </w:rPr>
-              <w:t>{</w:t>
-            </w:r>
-            <w:proofErr w:type="spellStart"/>
-            <w:r>
-              <w:rPr>
-                <w:rFonts w:ascii="Arial" w:hAnsi="Arial" w:cs="Arial"/>
-                <w:sz w:val="20"/>
-              </w:rPr>
-              <w:t>asal</w:t>
-            </w:r>
-            <w:proofErr w:type="spellEnd"/>
-            <w:r>
-              <w:rPr>
-                <w:rFonts w:ascii="Arial" w:hAnsi="Arial" w:cs="Arial"/>
-                <w:sz w:val="20"/>
-              </w:rPr>
-              <w:t>}</w:t>
+              <w:t>{asal}</w:t>
             </w:r>
           </w:p>
         </w:tc>
@@ -4847,17 +4501,8 @@
                 <w:rFonts w:ascii="Arial" w:hAnsi="Arial" w:cs="Arial"/>
                 <w:sz w:val="20"/>
               </w:rPr>
-              <w:t xml:space="preserve">Pada </w:t>
-            </w:r>
-            <w:proofErr w:type="spellStart"/>
-            <w:r>
-              <w:rPr>
-                <w:rFonts w:ascii="Arial" w:hAnsi="Arial" w:cs="Arial"/>
-                <w:sz w:val="20"/>
-              </w:rPr>
-              <w:t>tanggal</w:t>
-            </w:r>
-            <w:proofErr w:type="spellEnd"/>
+              <w:t>Pada tanggal</w:t>
+            </w:r>
           </w:p>
         </w:tc>
         <w:tc>
@@ -4897,6 +4542,14 @@
                 <w:lang w:val="sv-SE"/>
               </w:rPr>
             </w:pPr>
+            <w:r>
+              <w:rPr>
+                <w:rFonts w:ascii="Arial" w:hAnsi="Arial" w:cs="Arial"/>
+                <w:sz w:val="20"/>
+                <w:szCs w:val="20"/>
+              </w:rPr>
+              <w:t>{tglBerangkat}</w:t>
+            </w:r>
             <w:r>
               <w:rPr>
                 <w:rFonts w:ascii="Arial" w:hAnsi="Arial" w:cs="Arial"/>
@@ -4990,23 +4643,7 @@
                 <w:rFonts w:ascii="Arial" w:hAnsi="Arial" w:cs="Arial"/>
                 <w:sz w:val="20"/>
               </w:rPr>
-              <w:t>{</w:t>
-            </w:r>
-            <w:proofErr w:type="spellStart"/>
-            <w:r>
-              <w:rPr>
-                <w:rFonts w:ascii="Arial" w:hAnsi="Arial" w:cs="Arial"/>
-                <w:sz w:val="20"/>
-              </w:rPr>
-              <w:t>pejabatMengetahui</w:t>
-            </w:r>
-            <w:proofErr w:type="spellEnd"/>
-            <w:r>
-              <w:rPr>
-                <w:rFonts w:ascii="Arial" w:hAnsi="Arial" w:cs="Arial"/>
-                <w:sz w:val="20"/>
-              </w:rPr>
-              <w:t>}</w:t>
+              <w:t>{pejabatMengetahui}</w:t>
             </w:r>
           </w:p>
         </w:tc>
@@ -5074,23 +4711,7 @@
                 <w:rFonts w:ascii="Arial" w:hAnsi="Arial" w:cs="Arial"/>
                 <w:sz w:val="20"/>
               </w:rPr>
-              <w:t>{</w:t>
-            </w:r>
-            <w:proofErr w:type="spellStart"/>
-            <w:r>
-              <w:rPr>
-                <w:rFonts w:ascii="Arial" w:hAnsi="Arial" w:cs="Arial"/>
-                <w:sz w:val="20"/>
-              </w:rPr>
-              <w:t>jabatanPPT</w:t>
-            </w:r>
-            <w:proofErr w:type="spellEnd"/>
-            <w:r>
-              <w:rPr>
-                <w:rFonts w:ascii="Arial" w:hAnsi="Arial" w:cs="Arial"/>
-                <w:sz w:val="20"/>
-              </w:rPr>
-              <w:t>}</w:t>
+              <w:t>{jabatanPPT}</w:t>
             </w:r>
           </w:p>
         </w:tc>
@@ -5392,25 +5013,7 @@
                 <w:sz w:val="20"/>
                 <w:szCs w:val="20"/>
               </w:rPr>
-              <w:t>{</w:t>
-            </w:r>
-            <w:proofErr w:type="spellStart"/>
-            <w:r>
-              <w:rPr>
-                <w:rFonts w:ascii="Arial" w:hAnsi="Arial" w:cs="Arial"/>
-                <w:sz w:val="20"/>
-                <w:szCs w:val="20"/>
-              </w:rPr>
-              <w:t>nipPPT</w:t>
-            </w:r>
-            <w:proofErr w:type="spellEnd"/>
-            <w:r>
-              <w:rPr>
-                <w:rFonts w:ascii="Arial" w:hAnsi="Arial" w:cs="Arial"/>
-                <w:sz w:val="20"/>
-                <w:szCs w:val="20"/>
-              </w:rPr>
-              <w:t>}</w:t>
+              <w:t>{nipPPT}</w:t>
             </w:r>
           </w:p>
         </w:tc>
@@ -5631,7 +5234,6 @@
                 <w:sz w:val="20"/>
               </w:rPr>
             </w:pPr>
-            <w:proofErr w:type="spellStart"/>
             <w:r>
               <w:rPr>
                 <w:rFonts w:ascii="Arial" w:hAnsi="Arial" w:cs="Arial"/>
@@ -5639,7 +5241,6 @@
               </w:rPr>
               <w:t>Berangkat</w:t>
             </w:r>
-            <w:proofErr w:type="spellEnd"/>
             <w:r>
               <w:rPr>
                 <w:rFonts w:ascii="Arial" w:hAnsi="Arial" w:cs="Arial"/>
@@ -5647,7 +5248,6 @@
               </w:rPr>
               <w:t xml:space="preserve"> </w:t>
             </w:r>
-            <w:proofErr w:type="spellStart"/>
             <w:r>
               <w:rPr>
                 <w:rFonts w:ascii="Arial" w:hAnsi="Arial" w:cs="Arial"/>
@@ -5655,7 +5255,6 @@
               </w:rPr>
               <w:t>dari</w:t>
             </w:r>
-            <w:proofErr w:type="spellEnd"/>
           </w:p>
         </w:tc>
         <w:tc>
@@ -5771,7 +5370,6 @@
               </w:rPr>
               <w:t xml:space="preserve"> </w:t>
             </w:r>
-            <w:proofErr w:type="spellStart"/>
             <w:r>
               <w:rPr>
                 <w:rFonts w:ascii="Arial" w:hAnsi="Arial" w:cs="Arial"/>
@@ -5779,7 +5377,6 @@
               </w:rPr>
               <w:t>tanggal</w:t>
             </w:r>
-            <w:proofErr w:type="spellEnd"/>
           </w:p>
         </w:tc>
         <w:tc>
@@ -5901,7 +5498,6 @@
                 <w:sz w:val="20"/>
               </w:rPr>
             </w:pPr>
-            <w:proofErr w:type="spellStart"/>
             <w:r>
               <w:rPr>
                 <w:rFonts w:ascii="Arial" w:hAnsi="Arial" w:cs="Arial"/>
@@ -5909,7 +5505,6 @@
               </w:rPr>
               <w:t>Kepala</w:t>
             </w:r>
-            <w:proofErr w:type="spellEnd"/>
           </w:p>
         </w:tc>
         <w:tc>
@@ -5991,17 +5586,8 @@
                 <w:rFonts w:ascii="Arial" w:hAnsi="Arial" w:cs="Arial"/>
                 <w:sz w:val="20"/>
               </w:rPr>
-              <w:t xml:space="preserve">Pada </w:t>
-            </w:r>
-            <w:proofErr w:type="spellStart"/>
-            <w:r>
-              <w:rPr>
-                <w:rFonts w:ascii="Arial" w:hAnsi="Arial" w:cs="Arial"/>
-                <w:sz w:val="20"/>
-              </w:rPr>
-              <w:t>tanggal</w:t>
-            </w:r>
-            <w:proofErr w:type="spellEnd"/>
+              <w:t>Pada tanggal</w:t>
+            </w:r>
           </w:p>
         </w:tc>
         <w:tc>
@@ -6102,7 +5688,6 @@
                 <w:sz w:val="20"/>
               </w:rPr>
             </w:pPr>
-            <w:proofErr w:type="spellStart"/>
             <w:r>
               <w:rPr>
                 <w:rFonts w:ascii="Arial" w:hAnsi="Arial" w:cs="Arial"/>
@@ -6110,7 +5695,6 @@
               </w:rPr>
               <w:t>Kepala</w:t>
             </w:r>
-            <w:proofErr w:type="spellEnd"/>
           </w:p>
         </w:tc>
         <w:tc>
@@ -6747,31 +6331,13 @@
                 <w:sz w:val="20"/>
               </w:rPr>
             </w:pPr>
-            <w:proofErr w:type="spellStart"/>
-            <w:r>
-              <w:rPr>
-                <w:rFonts w:ascii="Arial" w:hAnsi="Arial" w:cs="Arial"/>
-                <w:sz w:val="20"/>
-              </w:rPr>
-              <w:t>Berangkat</w:t>
-            </w:r>
-            <w:proofErr w:type="spellEnd"/>
-            <w:r>
-              <w:rPr>
-                <w:rFonts w:ascii="Arial" w:hAnsi="Arial" w:cs="Arial"/>
-                <w:sz w:val="20"/>
-              </w:rPr>
-              <w:t xml:space="preserve"> </w:t>
-            </w:r>
-            <w:proofErr w:type="spellStart"/>
-            <w:r>
-              <w:rPr>
-                <w:rFonts w:ascii="Arial" w:hAnsi="Arial" w:cs="Arial"/>
-                <w:sz w:val="20"/>
-              </w:rPr>
-              <w:t>dari</w:t>
-            </w:r>
-            <w:proofErr w:type="spellEnd"/>
+            <w:r>
+              <w:rPr>
+                <w:rFonts w:ascii="Arial" w:hAnsi="Arial" w:cs="Arial"/>
+                <w:sz w:val="20"/>
+              </w:rPr>
+              <w:t>Berangkat dari</w:t>
+            </w:r>
           </w:p>
         </w:tc>
         <w:tc>
@@ -6842,17 +6408,8 @@
                 <w:rFonts w:ascii="Arial" w:hAnsi="Arial" w:cs="Arial"/>
                 <w:sz w:val="20"/>
               </w:rPr>
-              <w:t xml:space="preserve">Pada </w:t>
-            </w:r>
-            <w:proofErr w:type="spellStart"/>
-            <w:r>
-              <w:rPr>
-                <w:rFonts w:ascii="Arial" w:hAnsi="Arial" w:cs="Arial"/>
-                <w:sz w:val="20"/>
-              </w:rPr>
-              <w:t>tanggal</w:t>
-            </w:r>
-            <w:proofErr w:type="spellEnd"/>
+              <w:t>Pada tanggal</w:t>
+            </w:r>
           </w:p>
         </w:tc>
         <w:tc>
@@ -6968,7 +6525,6 @@
                 <w:sz w:val="20"/>
               </w:rPr>
             </w:pPr>
-            <w:proofErr w:type="spellStart"/>
             <w:r>
               <w:rPr>
                 <w:rFonts w:ascii="Arial" w:hAnsi="Arial" w:cs="Arial"/>
@@ -6976,7 +6532,6 @@
               </w:rPr>
               <w:t>Kepala</w:t>
             </w:r>
-            <w:proofErr w:type="spellEnd"/>
           </w:p>
         </w:tc>
         <w:tc>
@@ -7028,17 +6583,8 @@
                 <w:rFonts w:ascii="Arial" w:hAnsi="Arial" w:cs="Arial"/>
                 <w:sz w:val="20"/>
               </w:rPr>
-              <w:t xml:space="preserve">Pada </w:t>
-            </w:r>
-            <w:proofErr w:type="spellStart"/>
-            <w:r>
-              <w:rPr>
-                <w:rFonts w:ascii="Arial" w:hAnsi="Arial" w:cs="Arial"/>
-                <w:sz w:val="20"/>
-              </w:rPr>
-              <w:t>tanggal</w:t>
-            </w:r>
-            <w:proofErr w:type="spellEnd"/>
+              <w:t>Pada tanggal</w:t>
+            </w:r>
           </w:p>
         </w:tc>
         <w:tc>
@@ -7140,7 +6686,6 @@
                 <w:sz w:val="20"/>
               </w:rPr>
             </w:pPr>
-            <w:proofErr w:type="spellStart"/>
             <w:r>
               <w:rPr>
                 <w:rFonts w:ascii="Arial" w:hAnsi="Arial" w:cs="Arial"/>
@@ -7148,7 +6693,6 @@
               </w:rPr>
               <w:t>Kepala</w:t>
             </w:r>
-            <w:proofErr w:type="spellEnd"/>
           </w:p>
         </w:tc>
         <w:tc>
@@ -7631,31 +7175,13 @@
                 <w:sz w:val="20"/>
               </w:rPr>
             </w:pPr>
-            <w:proofErr w:type="spellStart"/>
-            <w:r>
-              <w:rPr>
-                <w:rFonts w:ascii="Arial" w:hAnsi="Arial" w:cs="Arial"/>
-                <w:sz w:val="20"/>
-              </w:rPr>
-              <w:t>Berangkat</w:t>
-            </w:r>
-            <w:proofErr w:type="spellEnd"/>
-            <w:r>
-              <w:rPr>
-                <w:rFonts w:ascii="Arial" w:hAnsi="Arial" w:cs="Arial"/>
-                <w:sz w:val="20"/>
-              </w:rPr>
-              <w:t xml:space="preserve"> </w:t>
-            </w:r>
-            <w:proofErr w:type="spellStart"/>
-            <w:r>
-              <w:rPr>
-                <w:rFonts w:ascii="Arial" w:hAnsi="Arial" w:cs="Arial"/>
-                <w:sz w:val="20"/>
-              </w:rPr>
-              <w:t>dari</w:t>
-            </w:r>
-            <w:proofErr w:type="spellEnd"/>
+            <w:r>
+              <w:rPr>
+                <w:rFonts w:ascii="Arial" w:hAnsi="Arial" w:cs="Arial"/>
+                <w:sz w:val="20"/>
+              </w:rPr>
+              <w:t>Berangkat dari</w:t>
+            </w:r>
           </w:p>
         </w:tc>
         <w:tc>
@@ -7725,17 +7251,8 @@
                 <w:rFonts w:ascii="Arial" w:hAnsi="Arial" w:cs="Arial"/>
                 <w:sz w:val="20"/>
               </w:rPr>
-              <w:t xml:space="preserve">Pada </w:t>
-            </w:r>
-            <w:proofErr w:type="spellStart"/>
-            <w:r>
-              <w:rPr>
-                <w:rFonts w:ascii="Arial" w:hAnsi="Arial" w:cs="Arial"/>
-                <w:sz w:val="20"/>
-              </w:rPr>
-              <w:t>tanggal</w:t>
-            </w:r>
-            <w:proofErr w:type="spellEnd"/>
+              <w:t>Pada tanggal</w:t>
+            </w:r>
           </w:p>
         </w:tc>
         <w:tc>
@@ -7851,7 +7368,6 @@
                 <w:sz w:val="20"/>
               </w:rPr>
             </w:pPr>
-            <w:proofErr w:type="spellStart"/>
             <w:r>
               <w:rPr>
                 <w:rFonts w:ascii="Arial" w:hAnsi="Arial" w:cs="Arial"/>
@@ -7859,7 +7375,6 @@
               </w:rPr>
               <w:t>Kepala</w:t>
             </w:r>
-            <w:proofErr w:type="spellEnd"/>
           </w:p>
         </w:tc>
         <w:tc>
@@ -7909,17 +7424,8 @@
                 <w:rFonts w:ascii="Arial" w:hAnsi="Arial" w:cs="Arial"/>
                 <w:sz w:val="20"/>
               </w:rPr>
-              <w:t xml:space="preserve">Pada </w:t>
-            </w:r>
-            <w:proofErr w:type="spellStart"/>
-            <w:r>
-              <w:rPr>
-                <w:rFonts w:ascii="Arial" w:hAnsi="Arial" w:cs="Arial"/>
-                <w:sz w:val="20"/>
-              </w:rPr>
-              <w:t>tanggal</w:t>
-            </w:r>
-            <w:proofErr w:type="spellEnd"/>
+              <w:t>Pada tanggal</w:t>
+            </w:r>
           </w:p>
         </w:tc>
         <w:tc>
@@ -8021,7 +7527,6 @@
                 <w:sz w:val="20"/>
               </w:rPr>
             </w:pPr>
-            <w:proofErr w:type="spellStart"/>
             <w:r>
               <w:rPr>
                 <w:rFonts w:ascii="Arial" w:hAnsi="Arial" w:cs="Arial"/>
@@ -8029,7 +7534,6 @@
               </w:rPr>
               <w:t>Kepala</w:t>
             </w:r>
-            <w:proofErr w:type="spellEnd"/>
           </w:p>
         </w:tc>
         <w:tc>
@@ -8368,23 +7872,7 @@
                 <w:rFonts w:ascii="Arial" w:hAnsi="Arial" w:cs="Arial"/>
                 <w:sz w:val="20"/>
               </w:rPr>
-              <w:t xml:space="preserve">Telah </w:t>
-            </w:r>
-            <w:proofErr w:type="spellStart"/>
-            <w:r>
-              <w:rPr>
-                <w:rFonts w:ascii="Arial" w:hAnsi="Arial" w:cs="Arial"/>
-                <w:sz w:val="20"/>
-              </w:rPr>
-              <w:t>tiba</w:t>
-            </w:r>
-            <w:proofErr w:type="spellEnd"/>
-            <w:r>
-              <w:rPr>
-                <w:rFonts w:ascii="Arial" w:hAnsi="Arial" w:cs="Arial"/>
-                <w:sz w:val="20"/>
-              </w:rPr>
-              <w:t xml:space="preserve"> di</w:t>
+              <w:t>Telah tiba di</w:t>
             </w:r>
           </w:p>
         </w:tc>
@@ -8447,295 +7935,7 @@
                 <w:rFonts w:ascii="Arial" w:hAnsi="Arial" w:cs="Arial"/>
                 <w:sz w:val="20"/>
               </w:rPr>
-              <w:t xml:space="preserve">Telah </w:t>
-            </w:r>
-            <w:proofErr w:type="spellStart"/>
-            <w:r>
-              <w:rPr>
-                <w:rFonts w:ascii="Arial" w:hAnsi="Arial" w:cs="Arial"/>
-                <w:sz w:val="20"/>
-              </w:rPr>
-              <w:t>diperiksa</w:t>
-            </w:r>
-            <w:proofErr w:type="spellEnd"/>
-            <w:r>
-              <w:rPr>
-                <w:rFonts w:ascii="Arial" w:hAnsi="Arial" w:cs="Arial"/>
-                <w:sz w:val="20"/>
-              </w:rPr>
-              <w:t xml:space="preserve"> </w:t>
-            </w:r>
-            <w:proofErr w:type="spellStart"/>
-            <w:r>
-              <w:rPr>
-                <w:rFonts w:ascii="Arial" w:hAnsi="Arial" w:cs="Arial"/>
-                <w:sz w:val="20"/>
-              </w:rPr>
-              <w:t>dengan</w:t>
-            </w:r>
-            <w:proofErr w:type="spellEnd"/>
-            <w:r>
-              <w:rPr>
-                <w:rFonts w:ascii="Arial" w:hAnsi="Arial" w:cs="Arial"/>
-                <w:sz w:val="20"/>
-              </w:rPr>
-              <w:t xml:space="preserve"> </w:t>
-            </w:r>
-            <w:proofErr w:type="spellStart"/>
-            <w:r>
-              <w:rPr>
-                <w:rFonts w:ascii="Arial" w:hAnsi="Arial" w:cs="Arial"/>
-                <w:sz w:val="20"/>
-              </w:rPr>
-              <w:t>keterangan</w:t>
-            </w:r>
-            <w:proofErr w:type="spellEnd"/>
-            <w:r>
-              <w:rPr>
-                <w:rFonts w:ascii="Arial" w:hAnsi="Arial" w:cs="Arial"/>
-                <w:sz w:val="20"/>
-              </w:rPr>
-              <w:t xml:space="preserve"> </w:t>
-            </w:r>
-            <w:proofErr w:type="spellStart"/>
-            <w:r>
-              <w:rPr>
-                <w:rFonts w:ascii="Arial" w:hAnsi="Arial" w:cs="Arial"/>
-                <w:sz w:val="20"/>
-              </w:rPr>
-              <w:t>bahwa</w:t>
-            </w:r>
-            <w:proofErr w:type="spellEnd"/>
-            <w:r>
-              <w:rPr>
-                <w:rFonts w:ascii="Arial" w:hAnsi="Arial" w:cs="Arial"/>
-                <w:sz w:val="20"/>
-              </w:rPr>
-              <w:t xml:space="preserve"> </w:t>
-            </w:r>
-            <w:proofErr w:type="spellStart"/>
-            <w:r>
-              <w:rPr>
-                <w:rFonts w:ascii="Arial" w:hAnsi="Arial" w:cs="Arial"/>
-                <w:sz w:val="20"/>
-              </w:rPr>
-              <w:t>perjalanan</w:t>
-            </w:r>
-            <w:proofErr w:type="spellEnd"/>
-            <w:r>
-              <w:rPr>
-                <w:rFonts w:ascii="Arial" w:hAnsi="Arial" w:cs="Arial"/>
-                <w:sz w:val="20"/>
-              </w:rPr>
-              <w:t xml:space="preserve"> </w:t>
-            </w:r>
-            <w:proofErr w:type="spellStart"/>
-            <w:r>
-              <w:rPr>
-                <w:rFonts w:ascii="Arial" w:hAnsi="Arial" w:cs="Arial"/>
-                <w:sz w:val="20"/>
-              </w:rPr>
-              <w:t>tersebut</w:t>
-            </w:r>
-            <w:proofErr w:type="spellEnd"/>
-            <w:r>
-              <w:rPr>
-                <w:rFonts w:ascii="Arial" w:hAnsi="Arial" w:cs="Arial"/>
-                <w:sz w:val="20"/>
-              </w:rPr>
-              <w:t xml:space="preserve"> </w:t>
-            </w:r>
-            <w:proofErr w:type="spellStart"/>
-            <w:r>
-              <w:rPr>
-                <w:rFonts w:ascii="Arial" w:hAnsi="Arial" w:cs="Arial"/>
-                <w:sz w:val="20"/>
-              </w:rPr>
-              <w:t>benar</w:t>
-            </w:r>
-            <w:proofErr w:type="spellEnd"/>
-            <w:r>
-              <w:rPr>
-                <w:rFonts w:ascii="Arial" w:hAnsi="Arial" w:cs="Arial"/>
-                <w:sz w:val="20"/>
-              </w:rPr>
-              <w:t xml:space="preserve"> </w:t>
-            </w:r>
-            <w:proofErr w:type="spellStart"/>
-            <w:r>
-              <w:rPr>
-                <w:rFonts w:ascii="Arial" w:hAnsi="Arial" w:cs="Arial"/>
-                <w:sz w:val="20"/>
-              </w:rPr>
-              <w:t>dilakukan</w:t>
-            </w:r>
-            <w:proofErr w:type="spellEnd"/>
-            <w:r>
-              <w:rPr>
-                <w:rFonts w:ascii="Arial" w:hAnsi="Arial" w:cs="Arial"/>
-                <w:sz w:val="20"/>
-              </w:rPr>
-              <w:t xml:space="preserve"> </w:t>
-            </w:r>
-            <w:proofErr w:type="spellStart"/>
-            <w:r>
-              <w:rPr>
-                <w:rFonts w:ascii="Arial" w:hAnsi="Arial" w:cs="Arial"/>
-                <w:sz w:val="20"/>
-              </w:rPr>
-              <w:t>atas</w:t>
-            </w:r>
-            <w:proofErr w:type="spellEnd"/>
-            <w:r>
-              <w:rPr>
-                <w:rFonts w:ascii="Arial" w:hAnsi="Arial" w:cs="Arial"/>
-                <w:sz w:val="20"/>
-              </w:rPr>
-              <w:t xml:space="preserve"> </w:t>
-            </w:r>
-            <w:proofErr w:type="spellStart"/>
-            <w:r>
-              <w:rPr>
-                <w:rFonts w:ascii="Arial" w:hAnsi="Arial" w:cs="Arial"/>
-                <w:sz w:val="20"/>
-              </w:rPr>
-              <w:t>perintahnya</w:t>
-            </w:r>
-            <w:proofErr w:type="spellEnd"/>
-            <w:r>
-              <w:rPr>
-                <w:rFonts w:ascii="Arial" w:hAnsi="Arial" w:cs="Arial"/>
-                <w:sz w:val="20"/>
-              </w:rPr>
-              <w:t xml:space="preserve">, dan </w:t>
-            </w:r>
-            <w:proofErr w:type="spellStart"/>
-            <w:r>
-              <w:rPr>
-                <w:rFonts w:ascii="Arial" w:hAnsi="Arial" w:cs="Arial"/>
-                <w:sz w:val="20"/>
-              </w:rPr>
-              <w:t>semata</w:t>
-            </w:r>
-            <w:proofErr w:type="spellEnd"/>
-            <w:r>
-              <w:rPr>
-                <w:rFonts w:ascii="Arial" w:hAnsi="Arial" w:cs="Arial"/>
-                <w:sz w:val="20"/>
-              </w:rPr>
-              <w:t xml:space="preserve"> </w:t>
-            </w:r>
-            <w:proofErr w:type="spellStart"/>
-            <w:r>
-              <w:rPr>
-                <w:rFonts w:ascii="Arial" w:hAnsi="Arial" w:cs="Arial"/>
-                <w:sz w:val="20"/>
-              </w:rPr>
-              <w:t>mata</w:t>
-            </w:r>
-            <w:proofErr w:type="spellEnd"/>
-            <w:r>
-              <w:rPr>
-                <w:rFonts w:ascii="Arial" w:hAnsi="Arial" w:cs="Arial"/>
-                <w:sz w:val="20"/>
-              </w:rPr>
-              <w:t xml:space="preserve"> </w:t>
-            </w:r>
-            <w:proofErr w:type="spellStart"/>
-            <w:r>
-              <w:rPr>
-                <w:rFonts w:ascii="Arial" w:hAnsi="Arial" w:cs="Arial"/>
-                <w:sz w:val="20"/>
-              </w:rPr>
-              <w:t>untuk</w:t>
-            </w:r>
-            <w:proofErr w:type="spellEnd"/>
-            <w:r>
-              <w:rPr>
-                <w:rFonts w:ascii="Arial" w:hAnsi="Arial" w:cs="Arial"/>
-                <w:sz w:val="20"/>
-              </w:rPr>
-              <w:t xml:space="preserve"> </w:t>
-            </w:r>
-            <w:proofErr w:type="spellStart"/>
-            <w:r>
-              <w:rPr>
-                <w:rFonts w:ascii="Arial" w:hAnsi="Arial" w:cs="Arial"/>
-                <w:sz w:val="20"/>
-              </w:rPr>
-              <w:t>kepentingan</w:t>
-            </w:r>
-            <w:proofErr w:type="spellEnd"/>
-            <w:r>
-              <w:rPr>
-                <w:rFonts w:ascii="Arial" w:hAnsi="Arial" w:cs="Arial"/>
-                <w:sz w:val="20"/>
-              </w:rPr>
-              <w:t xml:space="preserve"> </w:t>
-            </w:r>
-            <w:proofErr w:type="spellStart"/>
-            <w:r>
-              <w:rPr>
-                <w:rFonts w:ascii="Arial" w:hAnsi="Arial" w:cs="Arial"/>
-                <w:sz w:val="20"/>
-              </w:rPr>
-              <w:t>jabatan</w:t>
-            </w:r>
-            <w:proofErr w:type="spellEnd"/>
-            <w:r>
-              <w:rPr>
-                <w:rFonts w:ascii="Arial" w:hAnsi="Arial" w:cs="Arial"/>
-                <w:sz w:val="20"/>
-              </w:rPr>
-              <w:t xml:space="preserve"> </w:t>
-            </w:r>
-            <w:proofErr w:type="spellStart"/>
-            <w:r>
-              <w:rPr>
-                <w:rFonts w:ascii="Arial" w:hAnsi="Arial" w:cs="Arial"/>
-                <w:sz w:val="20"/>
-              </w:rPr>
-              <w:t>dalam</w:t>
-            </w:r>
-            <w:proofErr w:type="spellEnd"/>
-            <w:r>
-              <w:rPr>
-                <w:rFonts w:ascii="Arial" w:hAnsi="Arial" w:cs="Arial"/>
-                <w:sz w:val="20"/>
-              </w:rPr>
-              <w:t xml:space="preserve"> </w:t>
-            </w:r>
-            <w:proofErr w:type="spellStart"/>
-            <w:r>
-              <w:rPr>
-                <w:rFonts w:ascii="Arial" w:hAnsi="Arial" w:cs="Arial"/>
-                <w:sz w:val="20"/>
-              </w:rPr>
-              <w:t>waktu</w:t>
-            </w:r>
-            <w:proofErr w:type="spellEnd"/>
-            <w:r>
-              <w:rPr>
-                <w:rFonts w:ascii="Arial" w:hAnsi="Arial" w:cs="Arial"/>
-                <w:sz w:val="20"/>
-              </w:rPr>
-              <w:t xml:space="preserve"> yang </w:t>
-            </w:r>
-            <w:proofErr w:type="spellStart"/>
-            <w:r>
-              <w:rPr>
-                <w:rFonts w:ascii="Arial" w:hAnsi="Arial" w:cs="Arial"/>
-                <w:sz w:val="20"/>
-              </w:rPr>
-              <w:t>sesingkat-singkatnya</w:t>
-            </w:r>
-            <w:proofErr w:type="spellEnd"/>
-            <w:r>
-              <w:rPr>
-                <w:rFonts w:ascii="Arial" w:hAnsi="Arial" w:cs="Arial"/>
-                <w:sz w:val="20"/>
-              </w:rPr>
-              <w:t>.</w:t>
+              <w:t>Telah diperiksa dengan keterangan bahwa perjalanan tersebut benar dilakukan atas perintahnya, dan semata mata untuk kepentingan jabatan dalam waktu yang sesingkat-singkatnya.</w:t>
             </w:r>
           </w:p>
         </w:tc>
@@ -8781,39 +7981,7 @@
                 <w:rFonts w:ascii="Arial" w:hAnsi="Arial" w:cs="Arial"/>
                 <w:sz w:val="20"/>
               </w:rPr>
-              <w:t>(</w:t>
-            </w:r>
-            <w:proofErr w:type="spellStart"/>
-            <w:r>
-              <w:rPr>
-                <w:rFonts w:ascii="Arial" w:hAnsi="Arial" w:cs="Arial"/>
-                <w:sz w:val="20"/>
-              </w:rPr>
-              <w:t>Tempat</w:t>
-            </w:r>
-            <w:proofErr w:type="spellEnd"/>
-            <w:r>
-              <w:rPr>
-                <w:rFonts w:ascii="Arial" w:hAnsi="Arial" w:cs="Arial"/>
-                <w:sz w:val="20"/>
-              </w:rPr>
-              <w:t xml:space="preserve"> </w:t>
-            </w:r>
-            <w:proofErr w:type="spellStart"/>
-            <w:r>
-              <w:rPr>
-                <w:rFonts w:ascii="Arial" w:hAnsi="Arial" w:cs="Arial"/>
-                <w:sz w:val="20"/>
-              </w:rPr>
-              <w:t>kedudukan</w:t>
-            </w:r>
-            <w:proofErr w:type="spellEnd"/>
-            <w:r>
-              <w:rPr>
-                <w:rFonts w:ascii="Arial" w:hAnsi="Arial" w:cs="Arial"/>
-                <w:sz w:val="20"/>
-              </w:rPr>
-              <w:t>)</w:t>
+              <w:t>(Tempat kedudukan)</w:t>
             </w:r>
           </w:p>
         </w:tc>
@@ -8894,17 +8062,8 @@
                 <w:rFonts w:ascii="Arial" w:hAnsi="Arial" w:cs="Arial"/>
                 <w:sz w:val="20"/>
               </w:rPr>
-              <w:t xml:space="preserve">Pada </w:t>
-            </w:r>
-            <w:proofErr w:type="spellStart"/>
-            <w:r>
-              <w:rPr>
-                <w:rFonts w:ascii="Arial" w:hAnsi="Arial" w:cs="Arial"/>
-                <w:sz w:val="20"/>
-              </w:rPr>
-              <w:t>tanggal</w:t>
-            </w:r>
-            <w:proofErr w:type="spellEnd"/>
+              <w:t>Pada tanggal</w:t>
+            </w:r>
           </w:p>
         </w:tc>
         <w:tc>
@@ -9489,21 +8648,12 @@
                 <w:sz w:val="20"/>
               </w:rPr>
             </w:pPr>
-            <w:proofErr w:type="spellStart"/>
-            <w:r>
-              <w:rPr>
-                <w:rFonts w:ascii="Arial" w:hAnsi="Arial" w:cs="Arial"/>
-                <w:sz w:val="20"/>
-              </w:rPr>
-              <w:t>Catatan</w:t>
-            </w:r>
-            <w:proofErr w:type="spellEnd"/>
-            <w:r>
-              <w:rPr>
-                <w:rFonts w:ascii="Arial" w:hAnsi="Arial" w:cs="Arial"/>
-                <w:sz w:val="20"/>
-              </w:rPr>
-              <w:t xml:space="preserve"> lain-lain</w:t>
+            <w:r>
+              <w:rPr>
+                <w:rFonts w:ascii="Arial" w:hAnsi="Arial" w:cs="Arial"/>
+                <w:sz w:val="20"/>
+              </w:rPr>
+              <w:t>Catatan lain-lain</w:t>
             </w:r>
           </w:p>
         </w:tc>
@@ -9557,7 +8707,6 @@
                 <w:sz w:val="20"/>
               </w:rPr>
             </w:pPr>
-            <w:proofErr w:type="gramStart"/>
             <w:r>
               <w:rPr>
                 <w:rFonts w:ascii="Arial" w:hAnsi="Arial" w:cs="Arial"/>
@@ -9565,7 +8714,6 @@
               </w:rPr>
               <w:t>PERHATIAN :</w:t>
             </w:r>
-            <w:proofErr w:type="gramEnd"/>
           </w:p>
         </w:tc>
       </w:tr>
@@ -9633,71 +8781,7 @@
                 <w:rFonts w:ascii="Arial" w:hAnsi="Arial" w:cs="Arial"/>
                 <w:sz w:val="20"/>
               </w:rPr>
-              <w:t xml:space="preserve"> yang </w:t>
-            </w:r>
-            <w:proofErr w:type="spellStart"/>
-            <w:r>
-              <w:rPr>
-                <w:rFonts w:ascii="Arial" w:hAnsi="Arial" w:cs="Arial"/>
-                <w:sz w:val="20"/>
-              </w:rPr>
-              <w:t>menerbitkan</w:t>
-            </w:r>
-            <w:proofErr w:type="spellEnd"/>
-            <w:r>
-              <w:rPr>
-                <w:rFonts w:ascii="Arial" w:hAnsi="Arial" w:cs="Arial"/>
-                <w:sz w:val="20"/>
-              </w:rPr>
-              <w:t xml:space="preserve"> SPD, </w:t>
-            </w:r>
-            <w:proofErr w:type="spellStart"/>
-            <w:r>
-              <w:rPr>
-                <w:rFonts w:ascii="Arial" w:hAnsi="Arial" w:cs="Arial"/>
-                <w:sz w:val="20"/>
-              </w:rPr>
-              <w:t>pegawai</w:t>
-            </w:r>
-            <w:proofErr w:type="spellEnd"/>
-            <w:r>
-              <w:rPr>
-                <w:rFonts w:ascii="Arial" w:hAnsi="Arial" w:cs="Arial"/>
-                <w:sz w:val="20"/>
-              </w:rPr>
-              <w:t xml:space="preserve"> yang </w:t>
-            </w:r>
-            <w:proofErr w:type="spellStart"/>
-            <w:r>
-              <w:rPr>
-                <w:rFonts w:ascii="Arial" w:hAnsi="Arial" w:cs="Arial"/>
-                <w:sz w:val="20"/>
-              </w:rPr>
-              <w:t>melakukan</w:t>
-            </w:r>
-            <w:proofErr w:type="spellEnd"/>
-            <w:r>
-              <w:rPr>
-                <w:rFonts w:ascii="Arial" w:hAnsi="Arial" w:cs="Arial"/>
-                <w:sz w:val="20"/>
-              </w:rPr>
-              <w:t xml:space="preserve"> </w:t>
-            </w:r>
-            <w:proofErr w:type="spellStart"/>
-            <w:r>
-              <w:rPr>
-                <w:rFonts w:ascii="Arial" w:hAnsi="Arial" w:cs="Arial"/>
-                <w:sz w:val="20"/>
-              </w:rPr>
-              <w:t>perjalanan</w:t>
-            </w:r>
-            <w:proofErr w:type="spellEnd"/>
-            <w:r>
-              <w:rPr>
-                <w:rFonts w:ascii="Arial" w:hAnsi="Arial" w:cs="Arial"/>
-                <w:sz w:val="20"/>
-              </w:rPr>
-              <w:t xml:space="preserve"> </w:t>
+              <w:t xml:space="preserve"> yang menerbitkan SPD, pegawai yang melakukan perjalanan </w:t>
             </w:r>
             <w:r>
               <w:rPr>
@@ -9707,7 +8791,6 @@
               </w:rPr>
               <w:t>d</w:t>
             </w:r>
-            <w:proofErr w:type="spellStart"/>
             <w:r>
               <w:rPr>
                 <w:rFonts w:ascii="Arial" w:hAnsi="Arial" w:cs="Arial"/>
@@ -9715,7 +8798,6 @@
               </w:rPr>
               <w:t>inas</w:t>
             </w:r>
-            <w:proofErr w:type="spellEnd"/>
             <w:r>
               <w:rPr>
                 <w:rFonts w:ascii="Arial" w:hAnsi="Arial" w:cs="Arial"/>
@@ -9729,113 +8811,8 @@
                 <w:rFonts w:ascii="Arial" w:hAnsi="Arial" w:cs="Arial"/>
                 <w:sz w:val="20"/>
               </w:rPr>
-              <w:t xml:space="preserve"> para </w:t>
-            </w:r>
-            <w:proofErr w:type="spellStart"/>
-            <w:r>
-              <w:rPr>
-                <w:rFonts w:ascii="Arial" w:hAnsi="Arial" w:cs="Arial"/>
-                <w:sz w:val="20"/>
-              </w:rPr>
-              <w:t>pejabat</w:t>
-            </w:r>
-            <w:proofErr w:type="spellEnd"/>
-            <w:r>
-              <w:rPr>
-                <w:rFonts w:ascii="Arial" w:hAnsi="Arial" w:cs="Arial"/>
-                <w:sz w:val="20"/>
-              </w:rPr>
-              <w:t xml:space="preserve"> yang </w:t>
-            </w:r>
-            <w:proofErr w:type="spellStart"/>
-            <w:r>
-              <w:rPr>
-                <w:rFonts w:ascii="Arial" w:hAnsi="Arial" w:cs="Arial"/>
-                <w:sz w:val="20"/>
-              </w:rPr>
-              <w:t>mengesahkan</w:t>
-            </w:r>
-            <w:proofErr w:type="spellEnd"/>
-            <w:r>
-              <w:rPr>
-                <w:rFonts w:ascii="Arial" w:hAnsi="Arial" w:cs="Arial"/>
-                <w:sz w:val="20"/>
-              </w:rPr>
-              <w:t xml:space="preserve"> </w:t>
-            </w:r>
-            <w:proofErr w:type="spellStart"/>
-            <w:r>
-              <w:rPr>
-                <w:rFonts w:ascii="Arial" w:hAnsi="Arial" w:cs="Arial"/>
-                <w:sz w:val="20"/>
-              </w:rPr>
-              <w:t>tanggal</w:t>
-            </w:r>
-            <w:proofErr w:type="spellEnd"/>
-            <w:r>
-              <w:rPr>
-                <w:rFonts w:ascii="Arial" w:hAnsi="Arial" w:cs="Arial"/>
-                <w:sz w:val="20"/>
-              </w:rPr>
-              <w:t xml:space="preserve"> </w:t>
-            </w:r>
-            <w:proofErr w:type="spellStart"/>
-            <w:r>
-              <w:rPr>
-                <w:rFonts w:ascii="Arial" w:hAnsi="Arial" w:cs="Arial"/>
-                <w:sz w:val="20"/>
-              </w:rPr>
-              <w:t>berangkat</w:t>
-            </w:r>
-            <w:proofErr w:type="spellEnd"/>
-            <w:r>
-              <w:rPr>
-                <w:rFonts w:ascii="Arial" w:hAnsi="Arial" w:cs="Arial"/>
-                <w:sz w:val="20"/>
-              </w:rPr>
-              <w:t>/</w:t>
-            </w:r>
-            <w:proofErr w:type="spellStart"/>
-            <w:r>
-              <w:rPr>
-                <w:rFonts w:ascii="Arial" w:hAnsi="Arial" w:cs="Arial"/>
-                <w:sz w:val="20"/>
-              </w:rPr>
-              <w:t>tiba</w:t>
-            </w:r>
-            <w:proofErr w:type="spellEnd"/>
-            <w:r>
-              <w:rPr>
-                <w:rFonts w:ascii="Arial" w:hAnsi="Arial" w:cs="Arial"/>
-                <w:sz w:val="20"/>
-              </w:rPr>
-              <w:t xml:space="preserve"> </w:t>
-            </w:r>
-            <w:proofErr w:type="spellStart"/>
-            <w:r>
-              <w:rPr>
-                <w:rFonts w:ascii="Arial" w:hAnsi="Arial" w:cs="Arial"/>
-                <w:sz w:val="20"/>
-              </w:rPr>
-              <w:t>serta</w:t>
-            </w:r>
-            <w:proofErr w:type="spellEnd"/>
-            <w:r>
-              <w:rPr>
-                <w:rFonts w:ascii="Arial" w:hAnsi="Arial" w:cs="Arial"/>
-                <w:sz w:val="20"/>
-              </w:rPr>
-              <w:t xml:space="preserve"> </w:t>
-            </w:r>
-            <w:proofErr w:type="spellStart"/>
-            <w:r>
-              <w:rPr>
-                <w:rFonts w:ascii="Arial" w:hAnsi="Arial" w:cs="Arial"/>
-                <w:sz w:val="20"/>
-              </w:rPr>
-              <w:t>bendahara</w:t>
-            </w:r>
-            <w:proofErr w:type="spellEnd"/>
+              <w:t xml:space="preserve"> para pejabat yang mengesahkan tanggal berangkat/tiba serta bendahara</w:t>
+            </w:r>
             <w:r>
               <w:rPr>
                 <w:rFonts w:ascii="Arial" w:hAnsi="Arial" w:cs="Arial"/>
@@ -9844,69 +8821,12 @@
               </w:rPr>
               <w:t xml:space="preserve"> pengeluaran </w:t>
             </w:r>
-            <w:proofErr w:type="spellStart"/>
-            <w:r>
-              <w:rPr>
-                <w:rFonts w:ascii="Arial" w:hAnsi="Arial" w:cs="Arial"/>
-                <w:sz w:val="20"/>
-              </w:rPr>
-              <w:t>bertanggung</w:t>
-            </w:r>
-            <w:proofErr w:type="spellEnd"/>
-            <w:r>
-              <w:rPr>
-                <w:rFonts w:ascii="Arial" w:hAnsi="Arial" w:cs="Arial"/>
-                <w:sz w:val="20"/>
-              </w:rPr>
-              <w:t xml:space="preserve"> </w:t>
-            </w:r>
-            <w:proofErr w:type="spellStart"/>
-            <w:r>
-              <w:rPr>
-                <w:rFonts w:ascii="Arial" w:hAnsi="Arial" w:cs="Arial"/>
-                <w:sz w:val="20"/>
-              </w:rPr>
-              <w:t>jawab</w:t>
-            </w:r>
-            <w:proofErr w:type="spellEnd"/>
-            <w:r>
-              <w:rPr>
-                <w:rFonts w:ascii="Arial" w:hAnsi="Arial" w:cs="Arial"/>
-                <w:sz w:val="20"/>
-              </w:rPr>
-              <w:t xml:space="preserve"> </w:t>
-            </w:r>
-            <w:proofErr w:type="spellStart"/>
-            <w:r>
-              <w:rPr>
-                <w:rFonts w:ascii="Arial" w:hAnsi="Arial" w:cs="Arial"/>
-                <w:sz w:val="20"/>
-              </w:rPr>
-              <w:t>berdasarkan</w:t>
-            </w:r>
-            <w:proofErr w:type="spellEnd"/>
-            <w:r>
-              <w:rPr>
-                <w:rFonts w:ascii="Arial" w:hAnsi="Arial" w:cs="Arial"/>
-                <w:sz w:val="20"/>
-              </w:rPr>
-              <w:t xml:space="preserve"> </w:t>
-            </w:r>
-            <w:proofErr w:type="spellStart"/>
-            <w:r>
-              <w:rPr>
-                <w:rFonts w:ascii="Arial" w:hAnsi="Arial" w:cs="Arial"/>
-                <w:sz w:val="20"/>
-              </w:rPr>
-              <w:t>peraturan-peraturan</w:t>
-            </w:r>
-            <w:proofErr w:type="spellEnd"/>
-            <w:r>
-              <w:rPr>
-                <w:rFonts w:ascii="Arial" w:hAnsi="Arial" w:cs="Arial"/>
-                <w:sz w:val="20"/>
-              </w:rPr>
-              <w:t xml:space="preserve"> </w:t>
+            <w:r>
+              <w:rPr>
+                <w:rFonts w:ascii="Arial" w:hAnsi="Arial" w:cs="Arial"/>
+                <w:sz w:val="20"/>
+              </w:rPr>
+              <w:t xml:space="preserve">bertanggung jawab berdasarkan peraturan-peraturan </w:t>
             </w:r>
             <w:r>
               <w:rPr>
@@ -9916,21 +8836,12 @@
               </w:rPr>
               <w:t>K</w:t>
             </w:r>
-            <w:proofErr w:type="spellStart"/>
-            <w:r>
-              <w:rPr>
-                <w:rFonts w:ascii="Arial" w:hAnsi="Arial" w:cs="Arial"/>
-                <w:sz w:val="20"/>
-              </w:rPr>
-              <w:t>euangan</w:t>
-            </w:r>
-            <w:proofErr w:type="spellEnd"/>
-            <w:r>
-              <w:rPr>
-                <w:rFonts w:ascii="Arial" w:hAnsi="Arial" w:cs="Arial"/>
-                <w:sz w:val="20"/>
-              </w:rPr>
-              <w:t xml:space="preserve"> </w:t>
+            <w:r>
+              <w:rPr>
+                <w:rFonts w:ascii="Arial" w:hAnsi="Arial" w:cs="Arial"/>
+                <w:sz w:val="20"/>
+              </w:rPr>
+              <w:t xml:space="preserve">euangan </w:t>
             </w:r>
             <w:r>
               <w:rPr>
@@ -9940,37 +8851,12 @@
               </w:rPr>
               <w:t>N</w:t>
             </w:r>
-            <w:proofErr w:type="spellStart"/>
-            <w:r>
-              <w:rPr>
-                <w:rFonts w:ascii="Arial" w:hAnsi="Arial" w:cs="Arial"/>
-                <w:sz w:val="20"/>
-              </w:rPr>
-              <w:t>egara</w:t>
-            </w:r>
-            <w:proofErr w:type="spellEnd"/>
-            <w:r>
-              <w:rPr>
-                <w:rFonts w:ascii="Arial" w:hAnsi="Arial" w:cs="Arial"/>
-                <w:sz w:val="20"/>
-              </w:rPr>
-              <w:t xml:space="preserve">, </w:t>
-            </w:r>
-            <w:proofErr w:type="spellStart"/>
-            <w:r>
-              <w:rPr>
-                <w:rFonts w:ascii="Arial" w:hAnsi="Arial" w:cs="Arial"/>
-                <w:sz w:val="20"/>
-              </w:rPr>
-              <w:t>apabila</w:t>
-            </w:r>
-            <w:proofErr w:type="spellEnd"/>
-            <w:r>
-              <w:rPr>
-                <w:rFonts w:ascii="Arial" w:hAnsi="Arial" w:cs="Arial"/>
-                <w:sz w:val="20"/>
-              </w:rPr>
-              <w:t xml:space="preserve"> </w:t>
+            <w:r>
+              <w:rPr>
+                <w:rFonts w:ascii="Arial" w:hAnsi="Arial" w:cs="Arial"/>
+                <w:sz w:val="20"/>
+              </w:rPr>
+              <w:t xml:space="preserve">egara, apabila </w:t>
             </w:r>
             <w:r>
               <w:rPr>
@@ -9980,79 +8866,13 @@
               </w:rPr>
               <w:t>n</w:t>
             </w:r>
-            <w:proofErr w:type="spellStart"/>
-            <w:r>
-              <w:rPr>
-                <w:rFonts w:ascii="Arial" w:hAnsi="Arial" w:cs="Arial"/>
-                <w:sz w:val="20"/>
-              </w:rPr>
-              <w:t>egara</w:t>
-            </w:r>
-            <w:proofErr w:type="spellEnd"/>
-            <w:r>
-              <w:rPr>
-                <w:rFonts w:ascii="Arial" w:hAnsi="Arial" w:cs="Arial"/>
-                <w:sz w:val="20"/>
-              </w:rPr>
-              <w:t xml:space="preserve"> </w:t>
-            </w:r>
-            <w:proofErr w:type="spellStart"/>
-            <w:r>
-              <w:rPr>
-                <w:rFonts w:ascii="Arial" w:hAnsi="Arial" w:cs="Arial"/>
-                <w:sz w:val="20"/>
-              </w:rPr>
-              <w:t>menderita</w:t>
-            </w:r>
-            <w:proofErr w:type="spellEnd"/>
-            <w:r>
-              <w:rPr>
-                <w:rFonts w:ascii="Arial" w:hAnsi="Arial" w:cs="Arial"/>
-                <w:sz w:val="20"/>
-              </w:rPr>
-              <w:t xml:space="preserve"> </w:t>
-            </w:r>
-            <w:proofErr w:type="spellStart"/>
-            <w:r>
-              <w:rPr>
-                <w:rFonts w:ascii="Arial" w:hAnsi="Arial" w:cs="Arial"/>
-                <w:sz w:val="20"/>
-              </w:rPr>
-              <w:t>rugi</w:t>
-            </w:r>
-            <w:proofErr w:type="spellEnd"/>
-            <w:r>
-              <w:rPr>
-                <w:rFonts w:ascii="Arial" w:hAnsi="Arial" w:cs="Arial"/>
-                <w:sz w:val="20"/>
-              </w:rPr>
-              <w:t xml:space="preserve"> </w:t>
-            </w:r>
-            <w:proofErr w:type="spellStart"/>
-            <w:r>
-              <w:rPr>
-                <w:rFonts w:ascii="Arial" w:hAnsi="Arial" w:cs="Arial"/>
-                <w:sz w:val="20"/>
-              </w:rPr>
-              <w:t>akibat</w:t>
-            </w:r>
-            <w:proofErr w:type="spellEnd"/>
-            <w:r>
-              <w:rPr>
-                <w:rFonts w:ascii="Arial" w:hAnsi="Arial" w:cs="Arial"/>
-                <w:sz w:val="20"/>
-              </w:rPr>
-              <w:t xml:space="preserve"> </w:t>
-            </w:r>
-            <w:proofErr w:type="spellStart"/>
-            <w:r>
-              <w:rPr>
-                <w:rFonts w:ascii="Arial" w:hAnsi="Arial" w:cs="Arial"/>
-                <w:sz w:val="20"/>
-              </w:rPr>
-              <w:t>kesalahan</w:t>
-            </w:r>
-            <w:proofErr w:type="spellEnd"/>
+            <w:r>
+              <w:rPr>
+                <w:rFonts w:ascii="Arial" w:hAnsi="Arial" w:cs="Arial"/>
+                <w:sz w:val="20"/>
+              </w:rPr>
+              <w:t>egara menderita rugi akibat kesalahan</w:t>
+            </w:r>
             <w:r>
               <w:rPr>
                 <w:rFonts w:ascii="Arial" w:hAnsi="Arial" w:cs="Arial"/>
@@ -10066,17 +8886,8 @@
                 <w:rFonts w:ascii="Arial" w:hAnsi="Arial" w:cs="Arial"/>
                 <w:sz w:val="20"/>
               </w:rPr>
-              <w:t xml:space="preserve"> dan </w:t>
-            </w:r>
-            <w:proofErr w:type="spellStart"/>
-            <w:r>
-              <w:rPr>
-                <w:rFonts w:ascii="Arial" w:hAnsi="Arial" w:cs="Arial"/>
-                <w:sz w:val="20"/>
-              </w:rPr>
-              <w:t>keal</w:t>
-            </w:r>
-            <w:proofErr w:type="spellEnd"/>
+              <w:t xml:space="preserve"> dan keal</w:t>
+            </w:r>
             <w:r>
               <w:rPr>
                 <w:rFonts w:ascii="Arial" w:hAnsi="Arial" w:cs="Arial"/>
@@ -10085,21 +8896,12 @@
               </w:rPr>
               <w:t>p</w:t>
             </w:r>
-            <w:proofErr w:type="spellStart"/>
-            <w:r>
-              <w:rPr>
-                <w:rFonts w:ascii="Arial" w:hAnsi="Arial" w:cs="Arial"/>
-                <w:sz w:val="20"/>
-              </w:rPr>
-              <w:t>aannya</w:t>
-            </w:r>
-            <w:proofErr w:type="spellEnd"/>
-            <w:r>
-              <w:rPr>
-                <w:rFonts w:ascii="Arial" w:hAnsi="Arial" w:cs="Arial"/>
-                <w:sz w:val="20"/>
-              </w:rPr>
-              <w:t>.</w:t>
+            <w:r>
+              <w:rPr>
+                <w:rFonts w:ascii="Arial" w:hAnsi="Arial" w:cs="Arial"/>
+                <w:sz w:val="20"/>
+              </w:rPr>
+              <w:t>aannya.</w:t>
             </w:r>
           </w:p>
         </w:tc>
@@ -14468,6 +13270,9 @@
   <wne:recipientData>
     <wne:active wne:val="1"/>
   </wne:recipientData>
+  <wne:recipientData>
+    <wne:active wne:val="1"/>
+  </wne:recipientData>
 </wne:recipients>
 </file>
 

--- a/public/spd-format.docx
+++ b/public/spd-format.docx
@@ -690,43 +690,7 @@
                 <w:szCs w:val="20"/>
                 <w:lang w:val="sv-SE"/>
               </w:rPr>
-              <w:t xml:space="preserve">Unit Organisasi </w:t>
-            </w:r>
-            <w:r>
-              <w:rPr>
-                <w:rFonts w:ascii="Arial" w:hAnsi="Arial" w:cs="Arial"/>
-                <w:sz w:val="20"/>
-                <w:szCs w:val="20"/>
-                <w:lang w:val="sv-SE"/>
-              </w:rPr>
-              <w:t>{unit</w:t>
-            </w:r>
-            <w:r>
-              <w:rPr>
-                <w:rFonts w:ascii="Arial" w:hAnsi="Arial" w:cs="Arial"/>
-                <w:sz w:val="20"/>
-                <w:szCs w:val="20"/>
-                <w:lang w:val="sv-SE"/>
-              </w:rPr>
-              <w:t xml:space="preserve">} </w:t>
-            </w:r>
-            <w:r>
-              <w:rPr>
-                <w:rFonts w:ascii="Arial" w:hAnsi="Arial" w:cs="Arial"/>
-                <w:sz w:val="20"/>
-                <w:szCs w:val="20"/>
-                <w:lang w:val="sv-SE"/>
-              </w:rPr>
-              <w:t xml:space="preserve">Kementerian </w:t>
-            </w:r>
-            <w:r>
-              <w:rPr>
-                <w:rFonts w:ascii="Arial" w:hAnsi="Arial" w:cs="Arial"/>
-                <w:sz w:val="20"/>
-                <w:szCs w:val="20"/>
-                <w:lang w:val="sv-SE"/>
-              </w:rPr>
-              <w:t xml:space="preserve">Haji dan Umrah </w:t>
+              <w:t xml:space="preserve">Unit </w:t>
             </w:r>
             <w:r>
               <w:rPr>
@@ -735,7 +699,25 @@
                 <w:szCs w:val="20"/>
                 <w:lang w:val="id-ID"/>
               </w:rPr>
-              <w:t>{unitKantor}</w:t>
+              <w:t>{</w:t>
+            </w:r>
+            <w:r>
+              <w:rPr>
+                <w:rFonts w:ascii="Arial" w:hAnsi="Arial" w:cs="Arial"/>
+                <w:sz w:val="20"/>
+                <w:szCs w:val="20"/>
+                <w:lang w:val="id-ID"/>
+              </w:rPr>
+              <w:t>namaKantorCapitalize</w:t>
+            </w:r>
+            <w:r>
+              <w:rPr>
+                <w:rFonts w:ascii="Arial" w:hAnsi="Arial" w:cs="Arial"/>
+                <w:sz w:val="20"/>
+                <w:szCs w:val="20"/>
+                <w:lang w:val="id-ID"/>
+              </w:rPr>
+              <w:t>}</w:t>
             </w:r>
           </w:p>
         </w:tc>
@@ -13273,6 +13255,9 @@
   <wne:recipientData>
     <wne:active wne:val="1"/>
   </wne:recipientData>
+  <wne:recipientData>
+    <wne:active wne:val="1"/>
+  </wne:recipientData>
 </wne:recipients>
 </file>
 

--- a/public/spd-format.docx
+++ b/public/spd-format.docx
@@ -688,36 +688,9 @@
                 <w:rFonts w:ascii="Arial" w:hAnsi="Arial" w:cs="Arial"/>
                 <w:sz w:val="20"/>
                 <w:szCs w:val="20"/>
-                <w:lang w:val="sv-SE"/>
-              </w:rPr>
-              <w:t xml:space="preserve">Unit </w:t>
-            </w:r>
-            <w:r>
-              <w:rPr>
-                <w:rFonts w:ascii="Arial" w:hAnsi="Arial" w:cs="Arial"/>
-                <w:sz w:val="20"/>
-                <w:szCs w:val="20"/>
                 <w:lang w:val="id-ID"/>
               </w:rPr>
-              <w:t>{</w:t>
-            </w:r>
-            <w:r>
-              <w:rPr>
-                <w:rFonts w:ascii="Arial" w:hAnsi="Arial" w:cs="Arial"/>
-                <w:sz w:val="20"/>
-                <w:szCs w:val="20"/>
-                <w:lang w:val="id-ID"/>
-              </w:rPr>
-              <w:t>namaKantorCapitalize</w:t>
-            </w:r>
-            <w:r>
-              <w:rPr>
-                <w:rFonts w:ascii="Arial" w:hAnsi="Arial" w:cs="Arial"/>
-                <w:sz w:val="20"/>
-                <w:szCs w:val="20"/>
-                <w:lang w:val="id-ID"/>
-              </w:rPr>
-              <w:t>}</w:t>
+              <w:t>Unit Organisasi Kantor Wilayah Kementerian Haji dan Umrah Provinsi Jawa Barat</w:t>
             </w:r>
           </w:p>
         </w:tc>
@@ -13258,6 +13231,9 @@
   <wne:recipientData>
     <wne:active wne:val="1"/>
   </wne:recipientData>
+  <wne:recipientData>
+    <wne:active wne:val="1"/>
+  </wne:recipientData>
 </wne:recipients>
 </file>
 

--- a/public/spd-format.docx
+++ b/public/spd-format.docx
@@ -1,6 +1,6 @@
 
 <file path=word/document.xml><?xml version="1.0" encoding="utf-8"?>
-<w:document xmlns:wpc="http://schemas.microsoft.com/office/word/2010/wordprocessingCanvas" xmlns:cx="http://schemas.microsoft.com/office/drawing/2014/chartex" xmlns:cx1="http://schemas.microsoft.com/office/drawing/2015/9/8/chartex" xmlns:cx2="http://schemas.microsoft.com/office/drawing/2015/10/21/chartex" xmlns:cx3="http://schemas.microsoft.com/office/drawing/2016/5/9/chartex" xmlns:cx4="http://schemas.microsoft.com/office/drawing/2016/5/10/chartex" xmlns:cx5="http://schemas.microsoft.com/office/drawing/2016/5/11/chartex" xmlns:cx6="http://schemas.microsoft.com/office/drawing/2016/5/12/chartex" xmlns:cx7="http://schemas.microsoft.com/office/drawing/2016/5/13/chartex" xmlns:cx8="http://schemas.microsoft.com/office/drawing/2016/5/14/chartex" xmlns:mc="http://schemas.openxmlformats.org/markup-compatibility/2006" xmlns:aink="http://schemas.microsoft.com/office/drawing/2016/ink" xmlns:am3d="http://schemas.microsoft.com/office/drawing/2017/model3d" xmlns:o="urn:schemas-microsoft-com:office:office" xmlns:oel="http://schemas.microsoft.com/office/2019/extlst" xmlns:r="http://schemas.openxmlformats.org/officeDocument/2006/relationships" xmlns:m="http://schemas.openxmlformats.org/officeDocument/2006/math" xmlns:v="urn:schemas-microsoft-com:vml" xmlns:wp14="http://schemas.microsoft.com/office/word/2010/wordprocessingDrawing" xmlns:wp="http://schemas.openxmlformats.org/drawingml/2006/wordprocessingDrawing" xmlns:w10="urn:schemas-microsoft-com:office:word" xmlns:w="http://schemas.openxmlformats.org/wordprocessingml/2006/main" xmlns:w14="http://schemas.microsoft.com/office/word/2010/wordml" xmlns:w15="http://schemas.microsoft.com/office/word/2012/wordml" xmlns:w16cei="http://schemas.microsoft.com/office/word/2026/wordml/cei" xmlns:w16cex="http://schemas.microsoft.com/office/word/2018/wordml/cex" xmlns:w16cid="http://schemas.microsoft.com/office/word/2016/wordml/cid" xmlns:w16="http://schemas.microsoft.com/office/word/2018/wordml" xmlns:w16du="http://schemas.microsoft.com/office/word/2023/wordml/word16du" xmlns:w16sdtdh="http://schemas.microsoft.com/office/word/2020/wordml/sdtdatahash" xmlns:w16sdtfl="http://schemas.microsoft.com/office/word/2024/wordml/sdtformatlock" xmlns:w16se="http://schemas.microsoft.com/office/word/2015/wordml/symex" xmlns:wpg="http://schemas.microsoft.com/office/word/2010/wordprocessingGroup" xmlns:wpi="http://schemas.microsoft.com/office/word/2010/wordprocessingInk" xmlns:wne="http://schemas.microsoft.com/office/word/2006/wordml" xmlns:wps="http://schemas.microsoft.com/office/word/2010/wordprocessingShape" mc:Ignorable="w14 w15 w16se w16cid w16 w16cex w16sdtdh w16sdtfl w16du wp14">
+<w:document xmlns:wpc="http://schemas.microsoft.com/office/word/2010/wordprocessingCanvas" xmlns:cx="http://schemas.microsoft.com/office/drawing/2014/chartex" xmlns:cx1="http://schemas.microsoft.com/office/drawing/2015/9/8/chartex" xmlns:cx2="http://schemas.microsoft.com/office/drawing/2015/10/21/chartex" xmlns:cx3="http://schemas.microsoft.com/office/drawing/2016/5/9/chartex" xmlns:cx4="http://schemas.microsoft.com/office/drawing/2016/5/10/chartex" xmlns:cx5="http://schemas.microsoft.com/office/drawing/2016/5/11/chartex" xmlns:cx6="http://schemas.microsoft.com/office/drawing/2016/5/12/chartex" xmlns:cx7="http://schemas.microsoft.com/office/drawing/2016/5/13/chartex" xmlns:cx8="http://schemas.microsoft.com/office/drawing/2016/5/14/chartex" xmlns:mc="http://schemas.openxmlformats.org/markup-compatibility/2006" xmlns:aink="http://schemas.microsoft.com/office/drawing/2016/ink" xmlns:am3d="http://schemas.microsoft.com/office/drawing/2017/model3d" xmlns:o="urn:schemas-microsoft-com:office:office" xmlns:oel="http://schemas.microsoft.com/office/2019/extlst" xmlns:r="http://schemas.openxmlformats.org/officeDocument/2006/relationships" xmlns:m="http://schemas.openxmlformats.org/officeDocument/2006/math" xmlns:v="urn:schemas-microsoft-com:vml" xmlns:wp14="http://schemas.microsoft.com/office/word/2010/wordprocessingDrawing" xmlns:wp="http://schemas.openxmlformats.org/drawingml/2006/wordprocessingDrawing" xmlns:w10="urn:schemas-microsoft-com:office:word" xmlns:w="http://schemas.openxmlformats.org/wordprocessingml/2006/main" xmlns:w14="http://schemas.microsoft.com/office/word/2010/wordml" xmlns:w15="http://schemas.microsoft.com/office/word/2012/wordml" xmlns:w16cex="http://schemas.microsoft.com/office/word/2018/wordml/cex" xmlns:w16cid="http://schemas.microsoft.com/office/word/2016/wordml/cid" xmlns:w16="http://schemas.microsoft.com/office/word/2018/wordml" xmlns:w16du="http://schemas.microsoft.com/office/word/2023/wordml/word16du" xmlns:w16sdtdh="http://schemas.microsoft.com/office/word/2020/wordml/sdtdatahash" xmlns:w16sdtfl="http://schemas.microsoft.com/office/word/2024/wordml/sdtformatlock" xmlns:w16se="http://schemas.microsoft.com/office/word/2015/wordml/symex" xmlns:wpg="http://schemas.microsoft.com/office/word/2010/wordprocessingGroup" xmlns:wpi="http://schemas.microsoft.com/office/word/2010/wordprocessingInk" xmlns:wne="http://schemas.microsoft.com/office/word/2006/wordml" xmlns:wps="http://schemas.microsoft.com/office/word/2010/wordprocessingShape" mc:Ignorable="w14 w15 w16se w16cid w16 w16cex w16sdtdh w16sdtfl w16du wp14">
   <w:background w:color="FFFFFF"/>
   <w:body>
     <w:tbl>
@@ -165,6 +165,7 @@
           </w:p>
           <w:p>
             <w:pPr>
+              <w:ind w:left="465" w:right="320"/>
               <w:jc w:val="center"/>
               <w:rPr>
                 <w:rFonts w:ascii="Arial" w:hAnsi="Arial" w:cs="Arial"/>
@@ -196,6 +197,17 @@
                 <w:lang w:val="sv-SE"/>
               </w:rPr>
               <w:t>Kantor</w:t>
+            </w:r>
+            <w:r>
+              <w:rPr>
+                <w:rFonts w:ascii="Arial" w:hAnsi="Arial" w:cs="Arial"/>
+                <w:b/>
+                <w:bCs/>
+                <w:sz w:val="20"/>
+                <w:szCs w:val="20"/>
+                <w:lang w:val="sv-SE"/>
+              </w:rPr>
+              <w:t>Upper</w:t>
             </w:r>
             <w:r>
               <w:rPr>
@@ -675,22 +687,49 @@
           <w:p>
             <w:pPr>
               <w:snapToGrid w:val="0"/>
-              <w:spacing w:before="120"/>
-              <w:rPr>
-                <w:rFonts w:ascii="Arial" w:hAnsi="Arial" w:cs="Arial"/>
-                <w:sz w:val="20"/>
-                <w:szCs w:val="20"/>
-                <w:lang w:val="sv-SE"/>
-              </w:rPr>
-            </w:pPr>
-            <w:r>
+              <w:spacing w:before="120" w:after="120"/>
               <w:rPr>
                 <w:rFonts w:ascii="Arial" w:hAnsi="Arial" w:cs="Arial"/>
                 <w:sz w:val="20"/>
                 <w:szCs w:val="20"/>
                 <w:lang w:val="id-ID"/>
               </w:rPr>
-              <w:t>Unit Organisasi Kantor Wilayah Kementerian Haji dan Umrah Provinsi Jawa Barat</w:t>
+            </w:pPr>
+            <w:r>
+              <w:rPr>
+                <w:rFonts w:ascii="Arial" w:hAnsi="Arial" w:cs="Arial"/>
+                <w:sz w:val="20"/>
+                <w:szCs w:val="20"/>
+                <w:lang w:val="id-ID"/>
+              </w:rPr>
+              <w:t xml:space="preserve">Unit Organisasi </w:t>
+            </w:r>
+            <w:r>
+              <w:rPr>
+                <w:rFonts w:ascii="Arial" w:hAnsi="Arial" w:cs="Arial"/>
+                <w:sz w:val="20"/>
+                <w:szCs w:val="20"/>
+                <w:lang w:val="id-ID"/>
+              </w:rPr>
+              <w:t>{</w:t>
+            </w:r>
+            <w:r>
+              <w:rPr>
+                <w:rFonts w:ascii="Arial" w:hAnsi="Arial" w:cs="Arial"/>
+                <w:sz w:val="20"/>
+                <w:szCs w:val="20"/>
+                <w:lang w:val="id-ID"/>
+              </w:rPr>
+              <w:t>nama</w:t>
+            </w:r>
+            <w:r>
+              <w:rPr>
+                <w:rFonts w:ascii="Arial" w:hAnsi="Arial" w:cs="Arial"/>
+                <w:sz w:val="20"/>
+                <w:szCs w:val="20"/>
+                <w:lang w:val="id-ID"/>
+              </w:rPr>
+              <w:t>Kantor}</w:t>
             </w:r>
           </w:p>
         </w:tc>
@@ -3808,7 +3847,7 @@
               </wp:anchor>
             </w:drawing>
           </mc:Choice>
-          <mc:Fallback>
+          <mc:Fallback xmlns:w16cei="http://schemas.microsoft.com/office/word/2026/wordml/cei">
             <w:pict>
               <v:line w14:anchorId="64D33ACC" id="Line 4" o:spid="_x0000_s1026" style="position:absolute;z-index:251618304;visibility:visible;mso-wrap-style:square;mso-width-percent:0;mso-height-percent:0;mso-wrap-distance-left:9pt;mso-wrap-distance-top:-3e-5mm;mso-wrap-distance-right:9pt;mso-wrap-distance-bottom:-3e-5mm;mso-position-horizontal:absolute;mso-position-horizontal-relative:text;mso-position-vertical:absolute;mso-position-vertical-relative:text;mso-width-percent:0;mso-height-percent:0;mso-width-relative:page;mso-height-relative:page" from="311.65pt,2.55pt" to="482.65pt,2.55pt" o:gfxdata="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" strokeweight=".26mm">
                 <v:stroke joinstyle="miter"/>
@@ -8889,7 +8928,7 @@
 </file>
 
 <file path=word/numbering.xml><?xml version="1.0" encoding="utf-8"?>
-<w:numbering xmlns:wpc="http://schemas.microsoft.com/office/word/2010/wordprocessingCanvas" xmlns:cx="http://schemas.microsoft.com/office/drawing/2014/chartex" xmlns:cx1="http://schemas.microsoft.com/office/drawing/2015/9/8/chartex" xmlns:cx2="http://schemas.microsoft.com/office/drawing/2015/10/21/chartex" xmlns:cx3="http://schemas.microsoft.com/office/drawing/2016/5/9/chartex" xmlns:cx4="http://schemas.microsoft.com/office/drawing/2016/5/10/chartex" xmlns:cx5="http://schemas.microsoft.com/office/drawing/2016/5/11/chartex" xmlns:cx6="http://schemas.microsoft.com/office/drawing/2016/5/12/chartex" xmlns:cx7="http://schemas.microsoft.com/office/drawing/2016/5/13/chartex" xmlns:cx8="http://schemas.microsoft.com/office/drawing/2016/5/14/chartex" xmlns:mc="http://schemas.openxmlformats.org/markup-compatibility/2006" xmlns:aink="http://schemas.microsoft.com/office/drawing/2016/ink" xmlns:am3d="http://schemas.microsoft.com/office/drawing/2017/model3d" xmlns:o="urn:schemas-microsoft-com:office:office" xmlns:oel="http://schemas.microsoft.com/office/2019/extlst" xmlns:r="http://schemas.openxmlformats.org/officeDocument/2006/relationships" xmlns:m="http://schemas.openxmlformats.org/officeDocument/2006/math" xmlns:v="urn:schemas-microsoft-com:vml" xmlns:wp14="http://schemas.microsoft.com/office/word/2010/wordprocessingDrawing" xmlns:wp="http://schemas.openxmlformats.org/drawingml/2006/wordprocessingDrawing" xmlns:w10="urn:schemas-microsoft-com:office:word" xmlns:w="http://schemas.openxmlformats.org/wordprocessingml/2006/main" xmlns:w14="http://schemas.microsoft.com/office/word/2010/wordml" xmlns:w15="http://schemas.microsoft.com/office/word/2012/wordml" xmlns:w16cei="http://schemas.microsoft.com/office/word/2026/wordml/cei" xmlns:w16cex="http://schemas.microsoft.com/office/word/2018/wordml/cex" xmlns:w16cid="http://schemas.microsoft.com/office/word/2016/wordml/cid" xmlns:w16="http://schemas.microsoft.com/office/word/2018/wordml" xmlns:w16du="http://schemas.microsoft.com/office/word/2023/wordml/word16du" xmlns:w16sdtdh="http://schemas.microsoft.com/office/word/2020/wordml/sdtdatahash" xmlns:w16sdtfl="http://schemas.microsoft.com/office/word/2024/wordml/sdtformatlock" xmlns:w16se="http://schemas.microsoft.com/office/word/2015/wordml/symex" xmlns:wpg="http://schemas.microsoft.com/office/word/2010/wordprocessingGroup" xmlns:wpi="http://schemas.microsoft.com/office/word/2010/wordprocessingInk" xmlns:wne="http://schemas.microsoft.com/office/word/2006/wordml" xmlns:wps="http://schemas.microsoft.com/office/word/2010/wordprocessingShape" mc:Ignorable="w14 w15 w16se w16cid w16 w16cex w16sdtdh w16sdtfl w16du wp14">
+<w:numbering xmlns:wpc="http://schemas.microsoft.com/office/word/2010/wordprocessingCanvas" xmlns:cx="http://schemas.microsoft.com/office/drawing/2014/chartex" xmlns:cx1="http://schemas.microsoft.com/office/drawing/2015/9/8/chartex" xmlns:cx2="http://schemas.microsoft.com/office/drawing/2015/10/21/chartex" xmlns:cx3="http://schemas.microsoft.com/office/drawing/2016/5/9/chartex" xmlns:cx4="http://schemas.microsoft.com/office/drawing/2016/5/10/chartex" xmlns:cx5="http://schemas.microsoft.com/office/drawing/2016/5/11/chartex" xmlns:cx6="http://schemas.microsoft.com/office/drawing/2016/5/12/chartex" xmlns:cx7="http://schemas.microsoft.com/office/drawing/2016/5/13/chartex" xmlns:cx8="http://schemas.microsoft.com/office/drawing/2016/5/14/chartex" xmlns:mc="http://schemas.openxmlformats.org/markup-compatibility/2006" xmlns:aink="http://schemas.microsoft.com/office/drawing/2016/ink" xmlns:am3d="http://schemas.microsoft.com/office/drawing/2017/model3d" xmlns:o="urn:schemas-microsoft-com:office:office" xmlns:oel="http://schemas.microsoft.com/office/2019/extlst" xmlns:r="http://schemas.openxmlformats.org/officeDocument/2006/relationships" xmlns:m="http://schemas.openxmlformats.org/officeDocument/2006/math" xmlns:v="urn:schemas-microsoft-com:vml" xmlns:wp14="http://schemas.microsoft.com/office/word/2010/wordprocessingDrawing" xmlns:wp="http://schemas.openxmlformats.org/drawingml/2006/wordprocessingDrawing" xmlns:w10="urn:schemas-microsoft-com:office:word" xmlns:w="http://schemas.openxmlformats.org/wordprocessingml/2006/main" xmlns:w14="http://schemas.microsoft.com/office/word/2010/wordml" xmlns:w15="http://schemas.microsoft.com/office/word/2012/wordml" xmlns:w16cex="http://schemas.microsoft.com/office/word/2018/wordml/cex" xmlns:w16cid="http://schemas.microsoft.com/office/word/2016/wordml/cid" xmlns:w16="http://schemas.microsoft.com/office/word/2018/wordml" xmlns:w16du="http://schemas.microsoft.com/office/word/2023/wordml/word16du" xmlns:w16sdtdh="http://schemas.microsoft.com/office/word/2020/wordml/sdtdatahash" xmlns:w16sdtfl="http://schemas.microsoft.com/office/word/2024/wordml/sdtformatlock" xmlns:w16se="http://schemas.microsoft.com/office/word/2015/wordml/symex" xmlns:wpg="http://schemas.microsoft.com/office/word/2010/wordprocessingGroup" xmlns:wpi="http://schemas.microsoft.com/office/word/2010/wordprocessingInk" xmlns:wne="http://schemas.microsoft.com/office/word/2006/wordml" xmlns:wps="http://schemas.microsoft.com/office/word/2010/wordprocessingShape" mc:Ignorable="w14 w15 w16se w16cid w16 w16cex w16sdtdh w16sdtfl w16du wp14">
   <w:abstractNum w:abstractNumId="0" w15:restartNumberingAfterBreak="0">
     <w:nsid w:val="00000001"/>
     <w:multiLevelType w:val="multilevel"/>
@@ -9993,7 +10032,7 @@
 </file>
 
 <file path=word/recipientData.xml><?xml version="1.0" encoding="utf-8"?>
-<wne:recipients xmlns:wpc="http://schemas.microsoft.com/office/word/2010/wordprocessingCanvas" xmlns:cx="http://schemas.microsoft.com/office/drawing/2014/chartex" xmlns:cx1="http://schemas.microsoft.com/office/drawing/2015/9/8/chartex" xmlns:cx2="http://schemas.microsoft.com/office/drawing/2015/10/21/chartex" xmlns:cx3="http://schemas.microsoft.com/office/drawing/2016/5/9/chartex" xmlns:cx4="http://schemas.microsoft.com/office/drawing/2016/5/10/chartex" xmlns:cx5="http://schemas.microsoft.com/office/drawing/2016/5/11/chartex" xmlns:cx6="http://schemas.microsoft.com/office/drawing/2016/5/12/chartex" xmlns:cx7="http://schemas.microsoft.com/office/drawing/2016/5/13/chartex" xmlns:cx8="http://schemas.microsoft.com/office/drawing/2016/5/14/chartex" xmlns:mc="http://schemas.openxmlformats.org/markup-compatibility/2006" xmlns:aink="http://schemas.microsoft.com/office/drawing/2016/ink" xmlns:am3d="http://schemas.microsoft.com/office/drawing/2017/model3d" xmlns:o="urn:schemas-microsoft-com:office:office" xmlns:oel="http://schemas.microsoft.com/office/2019/extlst" xmlns:r="http://schemas.openxmlformats.org/officeDocument/2006/relationships" xmlns:m="http://schemas.openxmlformats.org/officeDocument/2006/math" xmlns:v="urn:schemas-microsoft-com:vml" xmlns:wp14="http://schemas.microsoft.com/office/word/2010/wordprocessingDrawing" xmlns:wp="http://schemas.openxmlformats.org/drawingml/2006/wordprocessingDrawing" xmlns:w10="urn:schemas-microsoft-com:office:word" xmlns:w="http://schemas.openxmlformats.org/wordprocessingml/2006/main" xmlns:w14="http://schemas.microsoft.com/office/word/2010/wordml" xmlns:w15="http://schemas.microsoft.com/office/word/2012/wordml" xmlns:w16cei="http://schemas.microsoft.com/office/word/2026/wordml/cei" xmlns:w16cex="http://schemas.microsoft.com/office/word/2018/wordml/cex" xmlns:w16cid="http://schemas.microsoft.com/office/word/2016/wordml/cid" xmlns:w16="http://schemas.microsoft.com/office/word/2018/wordml" xmlns:w16du="http://schemas.microsoft.com/office/word/2023/wordml/word16du" xmlns:w16sdtdh="http://schemas.microsoft.com/office/word/2020/wordml/sdtdatahash" xmlns:w16sdtfl="http://schemas.microsoft.com/office/word/2024/wordml/sdtformatlock" xmlns:w16se="http://schemas.microsoft.com/office/word/2015/wordml/symex" xmlns:wpg="http://schemas.microsoft.com/office/word/2010/wordprocessingGroup" xmlns:wpi="http://schemas.microsoft.com/office/word/2010/wordprocessingInk" xmlns:wne="http://schemas.microsoft.com/office/word/2006/wordml" xmlns:wps="http://schemas.microsoft.com/office/word/2010/wordprocessingShape" mc:Ignorable="w14 w15 w16se w16cid w16 w16cex w16sdtdh w16sdtfl w16du wp14">
+<wne:recipients xmlns:wpc="http://schemas.microsoft.com/office/word/2010/wordprocessingCanvas" xmlns:cx="http://schemas.microsoft.com/office/drawing/2014/chartex" xmlns:cx1="http://schemas.microsoft.com/office/drawing/2015/9/8/chartex" xmlns:cx2="http://schemas.microsoft.com/office/drawing/2015/10/21/chartex" xmlns:cx3="http://schemas.microsoft.com/office/drawing/2016/5/9/chartex" xmlns:cx4="http://schemas.microsoft.com/office/drawing/2016/5/10/chartex" xmlns:cx5="http://schemas.microsoft.com/office/drawing/2016/5/11/chartex" xmlns:cx6="http://schemas.microsoft.com/office/drawing/2016/5/12/chartex" xmlns:cx7="http://schemas.microsoft.com/office/drawing/2016/5/13/chartex" xmlns:cx8="http://schemas.microsoft.com/office/drawing/2016/5/14/chartex" xmlns:mc="http://schemas.openxmlformats.org/markup-compatibility/2006" xmlns:aink="http://schemas.microsoft.com/office/drawing/2016/ink" xmlns:am3d="http://schemas.microsoft.com/office/drawing/2017/model3d" xmlns:o="urn:schemas-microsoft-com:office:office" xmlns:oel="http://schemas.microsoft.com/office/2019/extlst" xmlns:r="http://schemas.openxmlformats.org/officeDocument/2006/relationships" xmlns:m="http://schemas.openxmlformats.org/officeDocument/2006/math" xmlns:v="urn:schemas-microsoft-com:vml" xmlns:wp14="http://schemas.microsoft.com/office/word/2010/wordprocessingDrawing" xmlns:wp="http://schemas.openxmlformats.org/drawingml/2006/wordprocessingDrawing" xmlns:w10="urn:schemas-microsoft-com:office:word" xmlns:w="http://schemas.openxmlformats.org/wordprocessingml/2006/main" xmlns:w14="http://schemas.microsoft.com/office/word/2010/wordml" xmlns:w15="http://schemas.microsoft.com/office/word/2012/wordml" xmlns:w16cex="http://schemas.microsoft.com/office/word/2018/wordml/cex" xmlns:w16cid="http://schemas.microsoft.com/office/word/2016/wordml/cid" xmlns:w16="http://schemas.microsoft.com/office/word/2018/wordml" xmlns:w16du="http://schemas.microsoft.com/office/word/2023/wordml/word16du" xmlns:w16sdtdh="http://schemas.microsoft.com/office/word/2020/wordml/sdtdatahash" xmlns:w16sdtfl="http://schemas.microsoft.com/office/word/2024/wordml/sdtformatlock" xmlns:w16se="http://schemas.microsoft.com/office/word/2015/wordml/symex" xmlns:wpg="http://schemas.microsoft.com/office/word/2010/wordprocessingGroup" xmlns:wpi="http://schemas.microsoft.com/office/word/2010/wordprocessingInk" xmlns:wne="http://schemas.microsoft.com/office/word/2006/wordml" xmlns:wps="http://schemas.microsoft.com/office/word/2010/wordprocessingShape" mc:Ignorable="w14 w15 w16se w16cid w16 w16cex w16sdtdh w16sdtfl w16du wp14">
   <wne:recipientData>
     <wne:active wne:val="1"/>
     <wne:hash wne:val="-1217986252"/>
@@ -13161,6 +13200,9 @@
   <wne:recipientData>
     <wne:active wne:val="1"/>
     <wne:hash wne:val="-1708347488"/>
+  </wne:recipientData>
+  <wne:recipientData>
+    <wne:active wne:val="1"/>
   </wne:recipientData>
   <wne:recipientData>
     <wne:active wne:val="1"/>

--- a/public/spd-format.docx
+++ b/public/spd-format.docx
@@ -237,33 +237,69 @@
                 <w:sz w:val="18"/>
                 <w:szCs w:val="18"/>
               </w:rPr>
-              <w:t>{alamat}</w:t>
-            </w:r>
-          </w:p>
-          <w:p>
-            <w:pPr>
-              <w:jc w:val="center"/>
-              <w:rPr>
-                <w:rFonts w:ascii="Arial" w:hAnsi="Arial" w:cs="Arial"/>
+              <w:t>{</w:t>
+            </w:r>
+            <w:proofErr w:type="spellStart"/>
+            <w:r>
+              <w:rPr>
+                <w:rFonts w:ascii="Arial" w:eastAsia="Arial" w:hAnsi="Arial" w:cs="Arial"/>
                 <w:sz w:val="18"/>
                 <w:szCs w:val="18"/>
               </w:rPr>
-            </w:pPr>
-            <w:r>
-              <w:rPr>
-                <w:rFonts w:ascii="Arial" w:hAnsi="Arial" w:cs="Arial"/>
+              <w:t>alamat</w:t>
+            </w:r>
+            <w:proofErr w:type="spellEnd"/>
+            <w:r>
+              <w:rPr>
+                <w:rFonts w:ascii="Arial" w:eastAsia="Arial" w:hAnsi="Arial" w:cs="Arial"/>
                 <w:sz w:val="18"/>
                 <w:szCs w:val="18"/>
               </w:rPr>
-              <w:t xml:space="preserve">Call Center: </w:t>
-            </w:r>
-            <w:r>
+              <w:t>}</w:t>
+            </w:r>
+          </w:p>
+          <w:p>
+            <w:pPr>
+              <w:jc w:val="center"/>
               <w:rPr>
                 <w:rFonts w:ascii="Arial" w:hAnsi="Arial" w:cs="Arial"/>
                 <w:sz w:val="18"/>
                 <w:szCs w:val="18"/>
               </w:rPr>
-              <w:t>{callCenter}</w:t>
+            </w:pPr>
+            <w:r>
+              <w:rPr>
+                <w:rFonts w:ascii="Arial" w:hAnsi="Arial" w:cs="Arial"/>
+                <w:sz w:val="18"/>
+                <w:szCs w:val="18"/>
+              </w:rPr>
+              <w:t xml:space="preserve">Call Center: </w:t>
+            </w:r>
+            <w:r>
+              <w:rPr>
+                <w:rFonts w:ascii="Arial" w:hAnsi="Arial" w:cs="Arial"/>
+                <w:sz w:val="18"/>
+                <w:szCs w:val="18"/>
+              </w:rPr>
+              <w:t>{</w:t>
+            </w:r>
+            <w:proofErr w:type="spellStart"/>
+            <w:r>
+              <w:rPr>
+                <w:rFonts w:ascii="Arial" w:hAnsi="Arial" w:cs="Arial"/>
+                <w:sz w:val="18"/>
+                <w:szCs w:val="18"/>
+              </w:rPr>
+              <w:t>callCenter</w:t>
+            </w:r>
+            <w:proofErr w:type="spellEnd"/>
+            <w:r>
+              <w:rPr>
+                <w:rFonts w:ascii="Arial" w:hAnsi="Arial" w:cs="Arial"/>
+                <w:sz w:val="18"/>
+                <w:szCs w:val="18"/>
+              </w:rPr>
+              <w:t>}</w:t>
             </w:r>
           </w:p>
           <w:p>
@@ -646,6 +682,7 @@
                 <w:lang w:val="id-ID"/>
               </w:rPr>
             </w:pPr>
+            <w:proofErr w:type="spellStart"/>
             <w:r>
               <w:rPr>
                 <w:rFonts w:ascii="Arial" w:hAnsi="Arial" w:cs="Arial"/>
@@ -654,6 +691,7 @@
               </w:rPr>
               <w:t>Pejabat</w:t>
             </w:r>
+            <w:proofErr w:type="spellEnd"/>
             <w:r>
               <w:rPr>
                 <w:rFonts w:ascii="Arial" w:hAnsi="Arial" w:cs="Arial"/>
@@ -815,6 +853,7 @@
               </w:rPr>
               <w:t xml:space="preserve"> </w:t>
             </w:r>
+            <w:proofErr w:type="spellStart"/>
             <w:r>
               <w:rPr>
                 <w:rFonts w:ascii="Arial" w:hAnsi="Arial" w:cs="Arial"/>
@@ -822,7 +861,17 @@
                 <w:szCs w:val="20"/>
                 <w:lang w:val="es-MX"/>
               </w:rPr>
-              <w:t xml:space="preserve">Pegawai yang </w:t>
+              <w:t>Pegawai</w:t>
+            </w:r>
+            <w:proofErr w:type="spellEnd"/>
+            <w:r>
+              <w:rPr>
+                <w:rFonts w:ascii="Arial" w:hAnsi="Arial" w:cs="Arial"/>
+                <w:sz w:val="20"/>
+                <w:szCs w:val="20"/>
+                <w:lang w:val="es-MX"/>
+              </w:rPr>
+              <w:t xml:space="preserve"> yang </w:t>
             </w:r>
             <w:r>
               <w:rPr>
@@ -975,6 +1024,7 @@
                 <w:lang w:val="id-ID"/>
               </w:rPr>
             </w:pPr>
+            <w:proofErr w:type="spellStart"/>
             <w:r>
               <w:rPr>
                 <w:rFonts w:ascii="Arial" w:hAnsi="Arial" w:cs="Arial"/>
@@ -983,6 +1033,7 @@
               </w:rPr>
               <w:t>Pangkat</w:t>
             </w:r>
+            <w:proofErr w:type="spellEnd"/>
             <w:r>
               <w:rPr>
                 <w:rFonts w:ascii="Arial" w:hAnsi="Arial" w:cs="Arial"/>
@@ -1070,7 +1121,25 @@
                 <w:sz w:val="20"/>
                 <w:szCs w:val="20"/>
               </w:rPr>
-              <w:t>{gol}</w:t>
+              <w:t>{</w:t>
+            </w:r>
+            <w:proofErr w:type="spellStart"/>
+            <w:r>
+              <w:rPr>
+                <w:rFonts w:ascii="Arial" w:hAnsi="Arial" w:cs="Arial"/>
+                <w:sz w:val="20"/>
+                <w:szCs w:val="20"/>
+              </w:rPr>
+              <w:t>gol</w:t>
+            </w:r>
+            <w:proofErr w:type="spellEnd"/>
+            <w:r>
+              <w:rPr>
+                <w:rFonts w:ascii="Arial" w:hAnsi="Arial" w:cs="Arial"/>
+                <w:sz w:val="20"/>
+                <w:szCs w:val="20"/>
+              </w:rPr>
+              <w:t>}</w:t>
             </w:r>
           </w:p>
         </w:tc>
@@ -1140,6 +1209,7 @@
                 <w:lang w:val="id-ID"/>
               </w:rPr>
             </w:pPr>
+            <w:proofErr w:type="spellStart"/>
             <w:r>
               <w:rPr>
                 <w:rFonts w:ascii="Arial" w:hAnsi="Arial" w:cs="Arial"/>
@@ -1148,6 +1218,7 @@
               </w:rPr>
               <w:t>Jabatan</w:t>
             </w:r>
+            <w:proofErr w:type="spellEnd"/>
             <w:r>
               <w:rPr>
                 <w:rFonts w:ascii="Arial" w:hAnsi="Arial" w:cs="Arial"/>
@@ -1211,7 +1282,25 @@
                 <w:sz w:val="20"/>
                 <w:szCs w:val="20"/>
               </w:rPr>
-              <w:t>{jabatan}</w:t>
+              <w:t>{</w:t>
+            </w:r>
+            <w:proofErr w:type="spellStart"/>
+            <w:r>
+              <w:rPr>
+                <w:rFonts w:ascii="Arial" w:hAnsi="Arial" w:cs="Arial"/>
+                <w:sz w:val="20"/>
+                <w:szCs w:val="20"/>
+              </w:rPr>
+              <w:t>jabatan</w:t>
+            </w:r>
+            <w:proofErr w:type="spellEnd"/>
+            <w:r>
+              <w:rPr>
+                <w:rFonts w:ascii="Arial" w:hAnsi="Arial" w:cs="Arial"/>
+                <w:sz w:val="20"/>
+                <w:szCs w:val="20"/>
+              </w:rPr>
+              <w:t>}</w:t>
             </w:r>
           </w:p>
         </w:tc>
@@ -1460,6 +1549,7 @@
               </w:rPr>
               <w:t xml:space="preserve"> </w:t>
             </w:r>
+            <w:proofErr w:type="spellStart"/>
             <w:r>
               <w:rPr>
                 <w:rFonts w:ascii="Arial" w:hAnsi="Arial" w:cs="Arial"/>
@@ -1468,6 +1558,7 @@
               </w:rPr>
               <w:t>Perjalanan</w:t>
             </w:r>
+            <w:proofErr w:type="spellEnd"/>
             <w:r>
               <w:rPr>
                 <w:rFonts w:ascii="Arial" w:hAnsi="Arial" w:cs="Arial"/>
@@ -1485,6 +1576,7 @@
               </w:rPr>
               <w:t>D</w:t>
             </w:r>
+            <w:proofErr w:type="spellStart"/>
             <w:r>
               <w:rPr>
                 <w:rFonts w:ascii="Arial" w:hAnsi="Arial" w:cs="Arial"/>
@@ -1493,6 +1585,7 @@
               </w:rPr>
               <w:t>inas</w:t>
             </w:r>
+            <w:proofErr w:type="spellEnd"/>
           </w:p>
         </w:tc>
         <w:tc>
@@ -1509,6 +1602,7 @@
           <w:p>
             <w:pPr>
               <w:snapToGrid w:val="0"/>
+              <w:jc w:val="both"/>
               <w:rPr>
                 <w:rFonts w:ascii="Arial" w:hAnsi="Arial" w:cs="Arial"/>
                 <w:sz w:val="20"/>
@@ -1597,14 +1691,34 @@
               </w:rPr>
               <w:t xml:space="preserve"> </w:t>
             </w:r>
-            <w:r>
-              <w:rPr>
-                <w:rFonts w:ascii="Arial" w:hAnsi="Arial" w:cs="Arial"/>
-                <w:sz w:val="20"/>
-                <w:szCs w:val="20"/>
-              </w:rPr>
-              <w:t>angkut yang dipergunakan</w:t>
-            </w:r>
+            <w:proofErr w:type="spellStart"/>
+            <w:r>
+              <w:rPr>
+                <w:rFonts w:ascii="Arial" w:hAnsi="Arial" w:cs="Arial"/>
+                <w:sz w:val="20"/>
+                <w:szCs w:val="20"/>
+              </w:rPr>
+              <w:t>angkut</w:t>
+            </w:r>
+            <w:proofErr w:type="spellEnd"/>
+            <w:r>
+              <w:rPr>
+                <w:rFonts w:ascii="Arial" w:hAnsi="Arial" w:cs="Arial"/>
+                <w:sz w:val="20"/>
+                <w:szCs w:val="20"/>
+              </w:rPr>
+              <w:t xml:space="preserve"> yang </w:t>
+            </w:r>
+            <w:proofErr w:type="spellStart"/>
+            <w:r>
+              <w:rPr>
+                <w:rFonts w:ascii="Arial" w:hAnsi="Arial" w:cs="Arial"/>
+                <w:sz w:val="20"/>
+                <w:szCs w:val="20"/>
+              </w:rPr>
+              <w:t>dipergunakan</w:t>
+            </w:r>
+            <w:proofErr w:type="spellEnd"/>
           </w:p>
         </w:tc>
         <w:tc>
@@ -1742,6 +1856,7 @@
                 <w:szCs w:val="20"/>
               </w:rPr>
             </w:pPr>
+            <w:proofErr w:type="spellStart"/>
             <w:r>
               <w:rPr>
                 <w:rFonts w:ascii="Arial" w:hAnsi="Arial" w:cs="Arial"/>
@@ -1750,6 +1865,7 @@
               </w:rPr>
               <w:t>Tempat</w:t>
             </w:r>
+            <w:proofErr w:type="spellEnd"/>
             <w:r>
               <w:rPr>
                 <w:rFonts w:ascii="Arial" w:hAnsi="Arial" w:cs="Arial"/>
@@ -1758,6 +1874,7 @@
               </w:rPr>
               <w:t xml:space="preserve"> </w:t>
             </w:r>
+            <w:proofErr w:type="spellStart"/>
             <w:r>
               <w:rPr>
                 <w:rFonts w:ascii="Arial" w:hAnsi="Arial" w:cs="Arial"/>
@@ -1766,6 +1883,7 @@
               </w:rPr>
               <w:t>berangkat</w:t>
             </w:r>
+            <w:proofErr w:type="spellEnd"/>
           </w:p>
         </w:tc>
         <w:tc>
@@ -1819,7 +1937,25 @@
                 <w:sz w:val="20"/>
                 <w:szCs w:val="20"/>
               </w:rPr>
-              <w:t>{asal}</w:t>
+              <w:t>{</w:t>
+            </w:r>
+            <w:proofErr w:type="spellStart"/>
+            <w:r>
+              <w:rPr>
+                <w:rFonts w:ascii="Arial" w:hAnsi="Arial" w:cs="Arial"/>
+                <w:sz w:val="20"/>
+                <w:szCs w:val="20"/>
+              </w:rPr>
+              <w:t>asal</w:t>
+            </w:r>
+            <w:proofErr w:type="spellEnd"/>
+            <w:r>
+              <w:rPr>
+                <w:rFonts w:ascii="Arial" w:hAnsi="Arial" w:cs="Arial"/>
+                <w:sz w:val="20"/>
+                <w:szCs w:val="20"/>
+              </w:rPr>
+              <w:t>}</w:t>
             </w:r>
           </w:p>
         </w:tc>
@@ -1892,6 +2028,7 @@
                 <w:szCs w:val="20"/>
               </w:rPr>
             </w:pPr>
+            <w:proofErr w:type="spellStart"/>
             <w:r>
               <w:rPr>
                 <w:rFonts w:ascii="Arial" w:hAnsi="Arial" w:cs="Arial"/>
@@ -1900,6 +2037,7 @@
               </w:rPr>
               <w:t>Tempat</w:t>
             </w:r>
+            <w:proofErr w:type="spellEnd"/>
             <w:r>
               <w:rPr>
                 <w:rFonts w:ascii="Arial" w:hAnsi="Arial" w:cs="Arial"/>
@@ -1908,6 +2046,7 @@
               </w:rPr>
               <w:t xml:space="preserve"> </w:t>
             </w:r>
+            <w:proofErr w:type="spellStart"/>
             <w:r>
               <w:rPr>
                 <w:rFonts w:ascii="Arial" w:hAnsi="Arial" w:cs="Arial"/>
@@ -1916,6 +2055,7 @@
               </w:rPr>
               <w:t>tujuan</w:t>
             </w:r>
+            <w:proofErr w:type="spellEnd"/>
           </w:p>
         </w:tc>
         <w:tc>
@@ -2065,6 +2205,7 @@
               </w:rPr>
               <w:t xml:space="preserve"> </w:t>
             </w:r>
+            <w:proofErr w:type="spellStart"/>
             <w:r>
               <w:rPr>
                 <w:rFonts w:ascii="Arial" w:hAnsi="Arial" w:cs="Arial"/>
@@ -2073,6 +2214,7 @@
               </w:rPr>
               <w:t>Perjalanan</w:t>
             </w:r>
+            <w:proofErr w:type="spellEnd"/>
             <w:r>
               <w:rPr>
                 <w:rFonts w:ascii="Arial" w:hAnsi="Arial" w:cs="Arial"/>
@@ -2142,8 +2284,18 @@
                 <w:sz w:val="20"/>
                 <w:szCs w:val="20"/>
               </w:rPr>
-              <w:t>{lama} hari</w:t>
-            </w:r>
+              <w:t xml:space="preserve">{lama} </w:t>
+            </w:r>
+            <w:proofErr w:type="spellStart"/>
+            <w:r>
+              <w:rPr>
+                <w:rFonts w:ascii="Arial" w:hAnsi="Arial" w:cs="Arial"/>
+                <w:sz w:val="20"/>
+                <w:szCs w:val="20"/>
+              </w:rPr>
+              <w:t>hari</w:t>
+            </w:r>
+            <w:proofErr w:type="spellEnd"/>
           </w:p>
         </w:tc>
       </w:tr>
@@ -2210,6 +2362,7 @@
                 <w:szCs w:val="20"/>
               </w:rPr>
             </w:pPr>
+            <w:proofErr w:type="spellStart"/>
             <w:r>
               <w:rPr>
                 <w:rFonts w:ascii="Arial" w:hAnsi="Arial" w:cs="Arial"/>
@@ -2218,6 +2371,7 @@
               </w:rPr>
               <w:t>Tanggal</w:t>
             </w:r>
+            <w:proofErr w:type="spellEnd"/>
             <w:r>
               <w:rPr>
                 <w:rFonts w:ascii="Arial" w:hAnsi="Arial" w:cs="Arial"/>
@@ -2226,6 +2380,7 @@
               </w:rPr>
               <w:t xml:space="preserve"> </w:t>
             </w:r>
+            <w:proofErr w:type="spellStart"/>
             <w:r>
               <w:rPr>
                 <w:rFonts w:ascii="Arial" w:hAnsi="Arial" w:cs="Arial"/>
@@ -2234,6 +2389,7 @@
               </w:rPr>
               <w:t>Berangkat</w:t>
             </w:r>
+            <w:proofErr w:type="spellEnd"/>
           </w:p>
         </w:tc>
         <w:tc>
@@ -2287,7 +2443,25 @@
                 <w:sz w:val="20"/>
                 <w:szCs w:val="20"/>
               </w:rPr>
-              <w:t>{tglBerangkat}</w:t>
+              <w:t>{</w:t>
+            </w:r>
+            <w:proofErr w:type="spellStart"/>
+            <w:r>
+              <w:rPr>
+                <w:rFonts w:ascii="Arial" w:hAnsi="Arial" w:cs="Arial"/>
+                <w:sz w:val="20"/>
+                <w:szCs w:val="20"/>
+              </w:rPr>
+              <w:t>tglBerangkat</w:t>
+            </w:r>
+            <w:proofErr w:type="spellEnd"/>
+            <w:r>
+              <w:rPr>
+                <w:rFonts w:ascii="Arial" w:hAnsi="Arial" w:cs="Arial"/>
+                <w:sz w:val="20"/>
+                <w:szCs w:val="20"/>
+              </w:rPr>
+              <w:t>}</w:t>
             </w:r>
           </w:p>
         </w:tc>
@@ -2361,6 +2535,7 @@
                 <w:lang w:val="id-ID"/>
               </w:rPr>
             </w:pPr>
+            <w:proofErr w:type="spellStart"/>
             <w:r>
               <w:rPr>
                 <w:rFonts w:ascii="Arial" w:hAnsi="Arial" w:cs="Arial"/>
@@ -2369,6 +2544,7 @@
               </w:rPr>
               <w:t>Tanggal</w:t>
             </w:r>
+            <w:proofErr w:type="spellEnd"/>
             <w:r>
               <w:rPr>
                 <w:rFonts w:ascii="Arial" w:hAnsi="Arial" w:cs="Arial"/>
@@ -2377,6 +2553,7 @@
               </w:rPr>
               <w:t xml:space="preserve"> </w:t>
             </w:r>
+            <w:proofErr w:type="spellStart"/>
             <w:r>
               <w:rPr>
                 <w:rFonts w:ascii="Arial" w:hAnsi="Arial" w:cs="Arial"/>
@@ -2385,6 +2562,7 @@
               </w:rPr>
               <w:t>harus</w:t>
             </w:r>
+            <w:proofErr w:type="spellEnd"/>
             <w:r>
               <w:rPr>
                 <w:rFonts w:ascii="Arial" w:hAnsi="Arial" w:cs="Arial"/>
@@ -2393,6 +2571,7 @@
               </w:rPr>
               <w:t xml:space="preserve"> </w:t>
             </w:r>
+            <w:proofErr w:type="spellStart"/>
             <w:r>
               <w:rPr>
                 <w:rFonts w:ascii="Arial" w:hAnsi="Arial" w:cs="Arial"/>
@@ -2401,6 +2580,7 @@
               </w:rPr>
               <w:t>kembali</w:t>
             </w:r>
+            <w:proofErr w:type="spellEnd"/>
             <w:r>
               <w:rPr>
                 <w:rFonts w:ascii="Arial" w:hAnsi="Arial" w:cs="Arial"/>
@@ -2465,7 +2645,25 @@
                 <w:sz w:val="20"/>
                 <w:szCs w:val="20"/>
               </w:rPr>
-              <w:t>{tglKembali}</w:t>
+              <w:t>{</w:t>
+            </w:r>
+            <w:proofErr w:type="spellStart"/>
+            <w:r>
+              <w:rPr>
+                <w:rFonts w:ascii="Arial" w:hAnsi="Arial" w:cs="Arial"/>
+                <w:sz w:val="20"/>
+                <w:szCs w:val="20"/>
+              </w:rPr>
+              <w:t>tglKembali</w:t>
+            </w:r>
+            <w:proofErr w:type="spellEnd"/>
+            <w:r>
+              <w:rPr>
+                <w:rFonts w:ascii="Arial" w:hAnsi="Arial" w:cs="Arial"/>
+                <w:sz w:val="20"/>
+                <w:szCs w:val="20"/>
+              </w:rPr>
+              <w:t>}</w:t>
             </w:r>
           </w:p>
         </w:tc>
@@ -2525,6 +2723,7 @@
                 <w:lang w:val="id-ID"/>
               </w:rPr>
             </w:pPr>
+            <w:proofErr w:type="gramStart"/>
             <w:r>
               <w:rPr>
                 <w:rFonts w:ascii="Arial" w:hAnsi="Arial" w:cs="Arial"/>
@@ -2540,7 +2739,17 @@
                 <w:szCs w:val="20"/>
                 <w:lang w:val="id-ID"/>
               </w:rPr>
-              <w:t xml:space="preserve"> :         Nama</w:t>
+              <w:t xml:space="preserve"> :</w:t>
+            </w:r>
+            <w:proofErr w:type="gramEnd"/>
+            <w:r>
+              <w:rPr>
+                <w:rFonts w:ascii="Arial" w:hAnsi="Arial" w:cs="Arial"/>
+                <w:sz w:val="20"/>
+                <w:szCs w:val="20"/>
+                <w:lang w:val="id-ID"/>
+              </w:rPr>
+              <w:t xml:space="preserve">         Nama</w:t>
             </w:r>
           </w:p>
         </w:tc>
@@ -3229,6 +3438,7 @@
                 <w:szCs w:val="20"/>
               </w:rPr>
             </w:pPr>
+            <w:proofErr w:type="spellStart"/>
             <w:r>
               <w:rPr>
                 <w:rFonts w:ascii="Arial" w:hAnsi="Arial" w:cs="Arial"/>
@@ -3237,6 +3447,7 @@
               </w:rPr>
               <w:t>Pembebanan</w:t>
             </w:r>
+            <w:proofErr w:type="spellEnd"/>
             <w:r>
               <w:rPr>
                 <w:rFonts w:ascii="Arial" w:hAnsi="Arial" w:cs="Arial"/>
@@ -3245,6 +3456,7 @@
               </w:rPr>
               <w:t xml:space="preserve"> </w:t>
             </w:r>
+            <w:proofErr w:type="spellStart"/>
             <w:r>
               <w:rPr>
                 <w:rFonts w:ascii="Arial" w:hAnsi="Arial" w:cs="Arial"/>
@@ -3253,6 +3465,7 @@
               </w:rPr>
               <w:t>Anggaran</w:t>
             </w:r>
+            <w:proofErr w:type="spellEnd"/>
           </w:p>
         </w:tc>
         <w:tc>
@@ -3341,6 +3554,7 @@
                 <w:szCs w:val="20"/>
               </w:rPr>
             </w:pPr>
+            <w:proofErr w:type="spellStart"/>
             <w:r>
               <w:rPr>
                 <w:rFonts w:ascii="Arial" w:hAnsi="Arial" w:cs="Arial"/>
@@ -3349,6 +3563,7 @@
               </w:rPr>
               <w:t>Instansi</w:t>
             </w:r>
+            <w:proofErr w:type="spellEnd"/>
           </w:p>
         </w:tc>
         <w:tc>
@@ -3566,13 +3781,23 @@
                 <w:szCs w:val="20"/>
               </w:rPr>
             </w:pPr>
-            <w:r>
-              <w:rPr>
-                <w:rFonts w:ascii="Arial" w:hAnsi="Arial" w:cs="Arial"/>
-                <w:sz w:val="20"/>
-                <w:szCs w:val="20"/>
-              </w:rPr>
-              <w:t>Keterangan lain-lain</w:t>
+            <w:proofErr w:type="spellStart"/>
+            <w:r>
+              <w:rPr>
+                <w:rFonts w:ascii="Arial" w:hAnsi="Arial" w:cs="Arial"/>
+                <w:sz w:val="20"/>
+                <w:szCs w:val="20"/>
+              </w:rPr>
+              <w:t>Keterangan</w:t>
+            </w:r>
+            <w:proofErr w:type="spellEnd"/>
+            <w:r>
+              <w:rPr>
+                <w:rFonts w:ascii="Arial" w:hAnsi="Arial" w:cs="Arial"/>
+                <w:sz w:val="20"/>
+                <w:szCs w:val="20"/>
+              </w:rPr>
+              <w:t xml:space="preserve"> lain-lain</w:t>
             </w:r>
           </w:p>
         </w:tc>
@@ -3703,7 +3928,22 @@
           <w:sz w:val="20"/>
         </w:rPr>
         <w:tab/>
-        <w:t>Dikeluarkan di</w:t>
+      </w:r>
+      <w:proofErr w:type="spellStart"/>
+      <w:r>
+        <w:rPr>
+          <w:rFonts w:ascii="Arial" w:hAnsi="Arial" w:cs="Arial"/>
+          <w:sz w:val="20"/>
+        </w:rPr>
+        <w:t>Dikeluarkan</w:t>
+      </w:r>
+      <w:proofErr w:type="spellEnd"/>
+      <w:r>
+        <w:rPr>
+          <w:rFonts w:ascii="Arial" w:hAnsi="Arial" w:cs="Arial"/>
+          <w:sz w:val="20"/>
+        </w:rPr>
+        <w:t xml:space="preserve"> di</w:t>
       </w:r>
       <w:r>
         <w:rPr>
@@ -3718,7 +3958,23 @@
           <w:rFonts w:ascii="Arial" w:hAnsi="Arial" w:cs="Arial"/>
           <w:sz w:val="20"/>
         </w:rPr>
-        <w:t>{asal}</w:t>
+        <w:t>{</w:t>
+      </w:r>
+      <w:proofErr w:type="spellStart"/>
+      <w:r>
+        <w:rPr>
+          <w:rFonts w:ascii="Arial" w:hAnsi="Arial" w:cs="Arial"/>
+          <w:sz w:val="20"/>
+        </w:rPr>
+        <w:t>asal</w:t>
+      </w:r>
+      <w:proofErr w:type="spellEnd"/>
+      <w:r>
+        <w:rPr>
+          <w:rFonts w:ascii="Arial" w:hAnsi="Arial" w:cs="Arial"/>
+          <w:sz w:val="20"/>
+        </w:rPr>
+        <w:t>}</w:t>
       </w:r>
     </w:p>
     <w:p>
@@ -3737,8 +3993,17 @@
           <w:sz w:val="20"/>
         </w:rPr>
         <w:tab/>
-        <w:t>Pada tanggal</w:t>
+        <w:t xml:space="preserve">Pada </w:t>
       </w:r>
+      <w:proofErr w:type="spellStart"/>
+      <w:r>
+        <w:rPr>
+          <w:rFonts w:ascii="Arial" w:hAnsi="Arial" w:cs="Arial"/>
+          <w:sz w:val="20"/>
+        </w:rPr>
+        <w:t>tanggal</w:t>
+      </w:r>
+      <w:proofErr w:type="spellEnd"/>
       <w:r>
         <w:rPr>
           <w:rFonts w:ascii="Arial" w:hAnsi="Arial" w:cs="Arial"/>
@@ -3759,7 +4024,23 @@
           <w:rFonts w:ascii="Arial" w:hAnsi="Arial" w:cs="Arial"/>
           <w:sz w:val="20"/>
         </w:rPr>
-        <w:t>{tglBerangkat}</w:t>
+        <w:t>{</w:t>
+      </w:r>
+      <w:proofErr w:type="spellStart"/>
+      <w:r>
+        <w:rPr>
+          <w:rFonts w:ascii="Arial" w:hAnsi="Arial" w:cs="Arial"/>
+          <w:sz w:val="20"/>
+        </w:rPr>
+        <w:t>tglBerangkat</w:t>
+      </w:r>
+      <w:proofErr w:type="spellEnd"/>
+      <w:r>
+        <w:rPr>
+          <w:rFonts w:ascii="Arial" w:hAnsi="Arial" w:cs="Arial"/>
+          <w:sz w:val="20"/>
+        </w:rPr>
+        <w:t>}</w:t>
       </w:r>
       <w:r>
         <w:rPr>
@@ -4160,13 +4441,31 @@
                 <w:sz w:val="20"/>
               </w:rPr>
             </w:pPr>
-            <w:r>
-              <w:rPr>
-                <w:rFonts w:ascii="Arial" w:hAnsi="Arial" w:cs="Arial"/>
-                <w:sz w:val="20"/>
-              </w:rPr>
-              <w:t>Berangkat dari</w:t>
-            </w:r>
+            <w:proofErr w:type="spellStart"/>
+            <w:r>
+              <w:rPr>
+                <w:rFonts w:ascii="Arial" w:hAnsi="Arial" w:cs="Arial"/>
+                <w:sz w:val="20"/>
+              </w:rPr>
+              <w:t>Berangkat</w:t>
+            </w:r>
+            <w:proofErr w:type="spellEnd"/>
+            <w:r>
+              <w:rPr>
+                <w:rFonts w:ascii="Arial" w:hAnsi="Arial" w:cs="Arial"/>
+                <w:sz w:val="20"/>
+              </w:rPr>
+              <w:t xml:space="preserve"> </w:t>
+            </w:r>
+            <w:proofErr w:type="spellStart"/>
+            <w:r>
+              <w:rPr>
+                <w:rFonts w:ascii="Arial" w:hAnsi="Arial" w:cs="Arial"/>
+                <w:sz w:val="20"/>
+              </w:rPr>
+              <w:t>dari</w:t>
+            </w:r>
+            <w:proofErr w:type="spellEnd"/>
           </w:p>
         </w:tc>
         <w:tc>
@@ -4258,7 +4557,39 @@
                 <w:rFonts w:ascii="Arial" w:hAnsi="Arial" w:cs="Arial"/>
                 <w:sz w:val="20"/>
               </w:rPr>
-              <w:t>(Tempat kedudukan)</w:t>
+              <w:t>(</w:t>
+            </w:r>
+            <w:proofErr w:type="spellStart"/>
+            <w:r>
+              <w:rPr>
+                <w:rFonts w:ascii="Arial" w:hAnsi="Arial" w:cs="Arial"/>
+                <w:sz w:val="20"/>
+              </w:rPr>
+              <w:t>Tempat</w:t>
+            </w:r>
+            <w:proofErr w:type="spellEnd"/>
+            <w:r>
+              <w:rPr>
+                <w:rFonts w:ascii="Arial" w:hAnsi="Arial" w:cs="Arial"/>
+                <w:sz w:val="20"/>
+              </w:rPr>
+              <w:t xml:space="preserve"> </w:t>
+            </w:r>
+            <w:proofErr w:type="spellStart"/>
+            <w:r>
+              <w:rPr>
+                <w:rFonts w:ascii="Arial" w:hAnsi="Arial" w:cs="Arial"/>
+                <w:sz w:val="20"/>
+              </w:rPr>
+              <w:t>kedudukan</w:t>
+            </w:r>
+            <w:proofErr w:type="spellEnd"/>
+            <w:r>
+              <w:rPr>
+                <w:rFonts w:ascii="Arial" w:hAnsi="Arial" w:cs="Arial"/>
+                <w:sz w:val="20"/>
+              </w:rPr>
+              <w:t>)</w:t>
             </w:r>
           </w:p>
         </w:tc>
@@ -4301,7 +4632,23 @@
                 <w:rFonts w:ascii="Arial" w:hAnsi="Arial" w:cs="Arial"/>
                 <w:sz w:val="20"/>
               </w:rPr>
-              <w:t>{asal}</w:t>
+              <w:t>{</w:t>
+            </w:r>
+            <w:proofErr w:type="spellStart"/>
+            <w:r>
+              <w:rPr>
+                <w:rFonts w:ascii="Arial" w:hAnsi="Arial" w:cs="Arial"/>
+                <w:sz w:val="20"/>
+              </w:rPr>
+              <w:t>asal</w:t>
+            </w:r>
+            <w:proofErr w:type="spellEnd"/>
+            <w:r>
+              <w:rPr>
+                <w:rFonts w:ascii="Arial" w:hAnsi="Arial" w:cs="Arial"/>
+                <w:sz w:val="20"/>
+              </w:rPr>
+              <w:t>}</w:t>
             </w:r>
           </w:p>
         </w:tc>
@@ -4495,8 +4842,17 @@
                 <w:rFonts w:ascii="Arial" w:hAnsi="Arial" w:cs="Arial"/>
                 <w:sz w:val="20"/>
               </w:rPr>
-              <w:t>Pada tanggal</w:t>
-            </w:r>
+              <w:t xml:space="preserve">Pada </w:t>
+            </w:r>
+            <w:proofErr w:type="spellStart"/>
+            <w:r>
+              <w:rPr>
+                <w:rFonts w:ascii="Arial" w:hAnsi="Arial" w:cs="Arial"/>
+                <w:sz w:val="20"/>
+              </w:rPr>
+              <w:t>tanggal</w:t>
+            </w:r>
+            <w:proofErr w:type="spellEnd"/>
           </w:p>
         </w:tc>
         <w:tc>
@@ -4542,7 +4898,26 @@
                 <w:sz w:val="20"/>
                 <w:szCs w:val="20"/>
               </w:rPr>
-              <w:t>{tglBerangkat}</w:t>
+              <w:t>{</w:t>
+            </w:r>
+            <w:proofErr w:type="spellStart"/>
+            <w:proofErr w:type="gramStart"/>
+            <w:r>
+              <w:rPr>
+                <w:rFonts w:ascii="Arial" w:hAnsi="Arial" w:cs="Arial"/>
+                <w:sz w:val="20"/>
+                <w:szCs w:val="20"/>
+              </w:rPr>
+              <w:t>tglBerangkat</w:t>
+            </w:r>
+            <w:proofErr w:type="spellEnd"/>
+            <w:r>
+              <w:rPr>
+                <w:rFonts w:ascii="Arial" w:hAnsi="Arial" w:cs="Arial"/>
+                <w:sz w:val="20"/>
+                <w:szCs w:val="20"/>
+              </w:rPr>
+              <w:t>}</w:t>
             </w:r>
             <w:r>
               <w:rPr>
@@ -4552,6 +4927,7 @@
               </w:rPr>
               <w:t xml:space="preserve">   </w:t>
             </w:r>
+            <w:proofErr w:type="gramEnd"/>
           </w:p>
         </w:tc>
       </w:tr>
@@ -4637,7 +5013,23 @@
                 <w:rFonts w:ascii="Arial" w:hAnsi="Arial" w:cs="Arial"/>
                 <w:sz w:val="20"/>
               </w:rPr>
-              <w:t>{pejabatMengetahui}</w:t>
+              <w:t>{</w:t>
+            </w:r>
+            <w:proofErr w:type="spellStart"/>
+            <w:r>
+              <w:rPr>
+                <w:rFonts w:ascii="Arial" w:hAnsi="Arial" w:cs="Arial"/>
+                <w:sz w:val="20"/>
+              </w:rPr>
+              <w:t>pejabatMengetahui</w:t>
+            </w:r>
+            <w:proofErr w:type="spellEnd"/>
+            <w:r>
+              <w:rPr>
+                <w:rFonts w:ascii="Arial" w:hAnsi="Arial" w:cs="Arial"/>
+                <w:sz w:val="20"/>
+              </w:rPr>
+              <w:t>}</w:t>
             </w:r>
           </w:p>
         </w:tc>
@@ -4705,7 +5097,23 @@
                 <w:rFonts w:ascii="Arial" w:hAnsi="Arial" w:cs="Arial"/>
                 <w:sz w:val="20"/>
               </w:rPr>
-              <w:t>{jabatanPPT}</w:t>
+              <w:t>{</w:t>
+            </w:r>
+            <w:proofErr w:type="spellStart"/>
+            <w:r>
+              <w:rPr>
+                <w:rFonts w:ascii="Arial" w:hAnsi="Arial" w:cs="Arial"/>
+                <w:sz w:val="20"/>
+              </w:rPr>
+              <w:t>jabatanPPT</w:t>
+            </w:r>
+            <w:proofErr w:type="spellEnd"/>
+            <w:r>
+              <w:rPr>
+                <w:rFonts w:ascii="Arial" w:hAnsi="Arial" w:cs="Arial"/>
+                <w:sz w:val="20"/>
+              </w:rPr>
+              <w:t>}</w:t>
             </w:r>
           </w:p>
         </w:tc>
@@ -5007,7 +5415,25 @@
                 <w:sz w:val="20"/>
                 <w:szCs w:val="20"/>
               </w:rPr>
-              <w:t>{nipPPT}</w:t>
+              <w:t>{</w:t>
+            </w:r>
+            <w:proofErr w:type="spellStart"/>
+            <w:r>
+              <w:rPr>
+                <w:rFonts w:ascii="Arial" w:hAnsi="Arial" w:cs="Arial"/>
+                <w:sz w:val="20"/>
+                <w:szCs w:val="20"/>
+              </w:rPr>
+              <w:t>nipPPT</w:t>
+            </w:r>
+            <w:proofErr w:type="spellEnd"/>
+            <w:r>
+              <w:rPr>
+                <w:rFonts w:ascii="Arial" w:hAnsi="Arial" w:cs="Arial"/>
+                <w:sz w:val="20"/>
+                <w:szCs w:val="20"/>
+              </w:rPr>
+              <w:t>}</w:t>
             </w:r>
           </w:p>
         </w:tc>
@@ -5228,6 +5654,7 @@
                 <w:sz w:val="20"/>
               </w:rPr>
             </w:pPr>
+            <w:proofErr w:type="spellStart"/>
             <w:r>
               <w:rPr>
                 <w:rFonts w:ascii="Arial" w:hAnsi="Arial" w:cs="Arial"/>
@@ -5235,6 +5662,7 @@
               </w:rPr>
               <w:t>Berangkat</w:t>
             </w:r>
+            <w:proofErr w:type="spellEnd"/>
             <w:r>
               <w:rPr>
                 <w:rFonts w:ascii="Arial" w:hAnsi="Arial" w:cs="Arial"/>
@@ -5242,6 +5670,7 @@
               </w:rPr>
               <w:t xml:space="preserve"> </w:t>
             </w:r>
+            <w:proofErr w:type="spellStart"/>
             <w:r>
               <w:rPr>
                 <w:rFonts w:ascii="Arial" w:hAnsi="Arial" w:cs="Arial"/>
@@ -5249,6 +5678,7 @@
               </w:rPr>
               <w:t>dari</w:t>
             </w:r>
+            <w:proofErr w:type="spellEnd"/>
           </w:p>
         </w:tc>
         <w:tc>
@@ -5364,6 +5794,7 @@
               </w:rPr>
               <w:t xml:space="preserve"> </w:t>
             </w:r>
+            <w:proofErr w:type="spellStart"/>
             <w:r>
               <w:rPr>
                 <w:rFonts w:ascii="Arial" w:hAnsi="Arial" w:cs="Arial"/>
@@ -5371,6 +5802,7 @@
               </w:rPr>
               <w:t>tanggal</w:t>
             </w:r>
+            <w:proofErr w:type="spellEnd"/>
           </w:p>
         </w:tc>
         <w:tc>
@@ -5492,6 +5924,7 @@
                 <w:sz w:val="20"/>
               </w:rPr>
             </w:pPr>
+            <w:proofErr w:type="spellStart"/>
             <w:r>
               <w:rPr>
                 <w:rFonts w:ascii="Arial" w:hAnsi="Arial" w:cs="Arial"/>
@@ -5499,6 +5932,7 @@
               </w:rPr>
               <w:t>Kepala</w:t>
             </w:r>
+            <w:proofErr w:type="spellEnd"/>
           </w:p>
         </w:tc>
         <w:tc>
@@ -5580,8 +6014,17 @@
                 <w:rFonts w:ascii="Arial" w:hAnsi="Arial" w:cs="Arial"/>
                 <w:sz w:val="20"/>
               </w:rPr>
-              <w:t>Pada tanggal</w:t>
-            </w:r>
+              <w:t xml:space="preserve">Pada </w:t>
+            </w:r>
+            <w:proofErr w:type="spellStart"/>
+            <w:r>
+              <w:rPr>
+                <w:rFonts w:ascii="Arial" w:hAnsi="Arial" w:cs="Arial"/>
+                <w:sz w:val="20"/>
+              </w:rPr>
+              <w:t>tanggal</w:t>
+            </w:r>
+            <w:proofErr w:type="spellEnd"/>
           </w:p>
         </w:tc>
         <w:tc>
@@ -5682,6 +6125,7 @@
                 <w:sz w:val="20"/>
               </w:rPr>
             </w:pPr>
+            <w:proofErr w:type="spellStart"/>
             <w:r>
               <w:rPr>
                 <w:rFonts w:ascii="Arial" w:hAnsi="Arial" w:cs="Arial"/>
@@ -5689,6 +6133,7 @@
               </w:rPr>
               <w:t>Kepala</w:t>
             </w:r>
+            <w:proofErr w:type="spellEnd"/>
           </w:p>
         </w:tc>
         <w:tc>
@@ -6325,13 +6770,31 @@
                 <w:sz w:val="20"/>
               </w:rPr>
             </w:pPr>
-            <w:r>
-              <w:rPr>
-                <w:rFonts w:ascii="Arial" w:hAnsi="Arial" w:cs="Arial"/>
-                <w:sz w:val="20"/>
-              </w:rPr>
-              <w:t>Berangkat dari</w:t>
-            </w:r>
+            <w:proofErr w:type="spellStart"/>
+            <w:r>
+              <w:rPr>
+                <w:rFonts w:ascii="Arial" w:hAnsi="Arial" w:cs="Arial"/>
+                <w:sz w:val="20"/>
+              </w:rPr>
+              <w:t>Berangkat</w:t>
+            </w:r>
+            <w:proofErr w:type="spellEnd"/>
+            <w:r>
+              <w:rPr>
+                <w:rFonts w:ascii="Arial" w:hAnsi="Arial" w:cs="Arial"/>
+                <w:sz w:val="20"/>
+              </w:rPr>
+              <w:t xml:space="preserve"> </w:t>
+            </w:r>
+            <w:proofErr w:type="spellStart"/>
+            <w:r>
+              <w:rPr>
+                <w:rFonts w:ascii="Arial" w:hAnsi="Arial" w:cs="Arial"/>
+                <w:sz w:val="20"/>
+              </w:rPr>
+              <w:t>dari</w:t>
+            </w:r>
+            <w:proofErr w:type="spellEnd"/>
           </w:p>
         </w:tc>
         <w:tc>
@@ -6402,8 +6865,17 @@
                 <w:rFonts w:ascii="Arial" w:hAnsi="Arial" w:cs="Arial"/>
                 <w:sz w:val="20"/>
               </w:rPr>
-              <w:t>Pada tanggal</w:t>
-            </w:r>
+              <w:t xml:space="preserve">Pada </w:t>
+            </w:r>
+            <w:proofErr w:type="spellStart"/>
+            <w:r>
+              <w:rPr>
+                <w:rFonts w:ascii="Arial" w:hAnsi="Arial" w:cs="Arial"/>
+                <w:sz w:val="20"/>
+              </w:rPr>
+              <w:t>tanggal</w:t>
+            </w:r>
+            <w:proofErr w:type="spellEnd"/>
           </w:p>
         </w:tc>
         <w:tc>
@@ -6519,6 +6991,7 @@
                 <w:sz w:val="20"/>
               </w:rPr>
             </w:pPr>
+            <w:proofErr w:type="spellStart"/>
             <w:r>
               <w:rPr>
                 <w:rFonts w:ascii="Arial" w:hAnsi="Arial" w:cs="Arial"/>
@@ -6526,6 +6999,7 @@
               </w:rPr>
               <w:t>Kepala</w:t>
             </w:r>
+            <w:proofErr w:type="spellEnd"/>
           </w:p>
         </w:tc>
         <w:tc>
@@ -6577,8 +7051,17 @@
                 <w:rFonts w:ascii="Arial" w:hAnsi="Arial" w:cs="Arial"/>
                 <w:sz w:val="20"/>
               </w:rPr>
-              <w:t>Pada tanggal</w:t>
-            </w:r>
+              <w:t xml:space="preserve">Pada </w:t>
+            </w:r>
+            <w:proofErr w:type="spellStart"/>
+            <w:r>
+              <w:rPr>
+                <w:rFonts w:ascii="Arial" w:hAnsi="Arial" w:cs="Arial"/>
+                <w:sz w:val="20"/>
+              </w:rPr>
+              <w:t>tanggal</w:t>
+            </w:r>
+            <w:proofErr w:type="spellEnd"/>
           </w:p>
         </w:tc>
         <w:tc>
@@ -6680,6 +7163,7 @@
                 <w:sz w:val="20"/>
               </w:rPr>
             </w:pPr>
+            <w:proofErr w:type="spellStart"/>
             <w:r>
               <w:rPr>
                 <w:rFonts w:ascii="Arial" w:hAnsi="Arial" w:cs="Arial"/>
@@ -6687,6 +7171,7 @@
               </w:rPr>
               <w:t>Kepala</w:t>
             </w:r>
+            <w:proofErr w:type="spellEnd"/>
           </w:p>
         </w:tc>
         <w:tc>
@@ -7169,13 +7654,31 @@
                 <w:sz w:val="20"/>
               </w:rPr>
             </w:pPr>
-            <w:r>
-              <w:rPr>
-                <w:rFonts w:ascii="Arial" w:hAnsi="Arial" w:cs="Arial"/>
-                <w:sz w:val="20"/>
-              </w:rPr>
-              <w:t>Berangkat dari</w:t>
-            </w:r>
+            <w:proofErr w:type="spellStart"/>
+            <w:r>
+              <w:rPr>
+                <w:rFonts w:ascii="Arial" w:hAnsi="Arial" w:cs="Arial"/>
+                <w:sz w:val="20"/>
+              </w:rPr>
+              <w:t>Berangkat</w:t>
+            </w:r>
+            <w:proofErr w:type="spellEnd"/>
+            <w:r>
+              <w:rPr>
+                <w:rFonts w:ascii="Arial" w:hAnsi="Arial" w:cs="Arial"/>
+                <w:sz w:val="20"/>
+              </w:rPr>
+              <w:t xml:space="preserve"> </w:t>
+            </w:r>
+            <w:proofErr w:type="spellStart"/>
+            <w:r>
+              <w:rPr>
+                <w:rFonts w:ascii="Arial" w:hAnsi="Arial" w:cs="Arial"/>
+                <w:sz w:val="20"/>
+              </w:rPr>
+              <w:t>dari</w:t>
+            </w:r>
+            <w:proofErr w:type="spellEnd"/>
           </w:p>
         </w:tc>
         <w:tc>
@@ -7245,8 +7748,17 @@
                 <w:rFonts w:ascii="Arial" w:hAnsi="Arial" w:cs="Arial"/>
                 <w:sz w:val="20"/>
               </w:rPr>
-              <w:t>Pada tanggal</w:t>
-            </w:r>
+              <w:t xml:space="preserve">Pada </w:t>
+            </w:r>
+            <w:proofErr w:type="spellStart"/>
+            <w:r>
+              <w:rPr>
+                <w:rFonts w:ascii="Arial" w:hAnsi="Arial" w:cs="Arial"/>
+                <w:sz w:val="20"/>
+              </w:rPr>
+              <w:t>tanggal</w:t>
+            </w:r>
+            <w:proofErr w:type="spellEnd"/>
           </w:p>
         </w:tc>
         <w:tc>
@@ -7362,6 +7874,7 @@
                 <w:sz w:val="20"/>
               </w:rPr>
             </w:pPr>
+            <w:proofErr w:type="spellStart"/>
             <w:r>
               <w:rPr>
                 <w:rFonts w:ascii="Arial" w:hAnsi="Arial" w:cs="Arial"/>
@@ -7369,6 +7882,7 @@
               </w:rPr>
               <w:t>Kepala</w:t>
             </w:r>
+            <w:proofErr w:type="spellEnd"/>
           </w:p>
         </w:tc>
         <w:tc>
@@ -7418,8 +7932,17 @@
                 <w:rFonts w:ascii="Arial" w:hAnsi="Arial" w:cs="Arial"/>
                 <w:sz w:val="20"/>
               </w:rPr>
-              <w:t>Pada tanggal</w:t>
-            </w:r>
+              <w:t xml:space="preserve">Pada </w:t>
+            </w:r>
+            <w:proofErr w:type="spellStart"/>
+            <w:r>
+              <w:rPr>
+                <w:rFonts w:ascii="Arial" w:hAnsi="Arial" w:cs="Arial"/>
+                <w:sz w:val="20"/>
+              </w:rPr>
+              <w:t>tanggal</w:t>
+            </w:r>
+            <w:proofErr w:type="spellEnd"/>
           </w:p>
         </w:tc>
         <w:tc>
@@ -7521,6 +8044,7 @@
                 <w:sz w:val="20"/>
               </w:rPr>
             </w:pPr>
+            <w:proofErr w:type="spellStart"/>
             <w:r>
               <w:rPr>
                 <w:rFonts w:ascii="Arial" w:hAnsi="Arial" w:cs="Arial"/>
@@ -7528,6 +8052,7 @@
               </w:rPr>
               <w:t>Kepala</w:t>
             </w:r>
+            <w:proofErr w:type="spellEnd"/>
           </w:p>
         </w:tc>
         <w:tc>
@@ -7866,7 +8391,23 @@
                 <w:rFonts w:ascii="Arial" w:hAnsi="Arial" w:cs="Arial"/>
                 <w:sz w:val="20"/>
               </w:rPr>
-              <w:t>Telah tiba di</w:t>
+              <w:t xml:space="preserve">Telah </w:t>
+            </w:r>
+            <w:proofErr w:type="spellStart"/>
+            <w:r>
+              <w:rPr>
+                <w:rFonts w:ascii="Arial" w:hAnsi="Arial" w:cs="Arial"/>
+                <w:sz w:val="20"/>
+              </w:rPr>
+              <w:t>tiba</w:t>
+            </w:r>
+            <w:proofErr w:type="spellEnd"/>
+            <w:r>
+              <w:rPr>
+                <w:rFonts w:ascii="Arial" w:hAnsi="Arial" w:cs="Arial"/>
+                <w:sz w:val="20"/>
+              </w:rPr>
+              <w:t xml:space="preserve"> di</w:t>
             </w:r>
           </w:p>
         </w:tc>
@@ -7929,7 +8470,295 @@
                 <w:rFonts w:ascii="Arial" w:hAnsi="Arial" w:cs="Arial"/>
                 <w:sz w:val="20"/>
               </w:rPr>
-              <w:t>Telah diperiksa dengan keterangan bahwa perjalanan tersebut benar dilakukan atas perintahnya, dan semata mata untuk kepentingan jabatan dalam waktu yang sesingkat-singkatnya.</w:t>
+              <w:t xml:space="preserve">Telah </w:t>
+            </w:r>
+            <w:proofErr w:type="spellStart"/>
+            <w:r>
+              <w:rPr>
+                <w:rFonts w:ascii="Arial" w:hAnsi="Arial" w:cs="Arial"/>
+                <w:sz w:val="20"/>
+              </w:rPr>
+              <w:t>diperiksa</w:t>
+            </w:r>
+            <w:proofErr w:type="spellEnd"/>
+            <w:r>
+              <w:rPr>
+                <w:rFonts w:ascii="Arial" w:hAnsi="Arial" w:cs="Arial"/>
+                <w:sz w:val="20"/>
+              </w:rPr>
+              <w:t xml:space="preserve"> </w:t>
+            </w:r>
+            <w:proofErr w:type="spellStart"/>
+            <w:r>
+              <w:rPr>
+                <w:rFonts w:ascii="Arial" w:hAnsi="Arial" w:cs="Arial"/>
+                <w:sz w:val="20"/>
+              </w:rPr>
+              <w:t>dengan</w:t>
+            </w:r>
+            <w:proofErr w:type="spellEnd"/>
+            <w:r>
+              <w:rPr>
+                <w:rFonts w:ascii="Arial" w:hAnsi="Arial" w:cs="Arial"/>
+                <w:sz w:val="20"/>
+              </w:rPr>
+              <w:t xml:space="preserve"> </w:t>
+            </w:r>
+            <w:proofErr w:type="spellStart"/>
+            <w:r>
+              <w:rPr>
+                <w:rFonts w:ascii="Arial" w:hAnsi="Arial" w:cs="Arial"/>
+                <w:sz w:val="20"/>
+              </w:rPr>
+              <w:t>keterangan</w:t>
+            </w:r>
+            <w:proofErr w:type="spellEnd"/>
+            <w:r>
+              <w:rPr>
+                <w:rFonts w:ascii="Arial" w:hAnsi="Arial" w:cs="Arial"/>
+                <w:sz w:val="20"/>
+              </w:rPr>
+              <w:t xml:space="preserve"> </w:t>
+            </w:r>
+            <w:proofErr w:type="spellStart"/>
+            <w:r>
+              <w:rPr>
+                <w:rFonts w:ascii="Arial" w:hAnsi="Arial" w:cs="Arial"/>
+                <w:sz w:val="20"/>
+              </w:rPr>
+              <w:t>bahwa</w:t>
+            </w:r>
+            <w:proofErr w:type="spellEnd"/>
+            <w:r>
+              <w:rPr>
+                <w:rFonts w:ascii="Arial" w:hAnsi="Arial" w:cs="Arial"/>
+                <w:sz w:val="20"/>
+              </w:rPr>
+              <w:t xml:space="preserve"> </w:t>
+            </w:r>
+            <w:proofErr w:type="spellStart"/>
+            <w:r>
+              <w:rPr>
+                <w:rFonts w:ascii="Arial" w:hAnsi="Arial" w:cs="Arial"/>
+                <w:sz w:val="20"/>
+              </w:rPr>
+              <w:t>perjalanan</w:t>
+            </w:r>
+            <w:proofErr w:type="spellEnd"/>
+            <w:r>
+              <w:rPr>
+                <w:rFonts w:ascii="Arial" w:hAnsi="Arial" w:cs="Arial"/>
+                <w:sz w:val="20"/>
+              </w:rPr>
+              <w:t xml:space="preserve"> </w:t>
+            </w:r>
+            <w:proofErr w:type="spellStart"/>
+            <w:r>
+              <w:rPr>
+                <w:rFonts w:ascii="Arial" w:hAnsi="Arial" w:cs="Arial"/>
+                <w:sz w:val="20"/>
+              </w:rPr>
+              <w:t>tersebut</w:t>
+            </w:r>
+            <w:proofErr w:type="spellEnd"/>
+            <w:r>
+              <w:rPr>
+                <w:rFonts w:ascii="Arial" w:hAnsi="Arial" w:cs="Arial"/>
+                <w:sz w:val="20"/>
+              </w:rPr>
+              <w:t xml:space="preserve"> </w:t>
+            </w:r>
+            <w:proofErr w:type="spellStart"/>
+            <w:r>
+              <w:rPr>
+                <w:rFonts w:ascii="Arial" w:hAnsi="Arial" w:cs="Arial"/>
+                <w:sz w:val="20"/>
+              </w:rPr>
+              <w:t>benar</w:t>
+            </w:r>
+            <w:proofErr w:type="spellEnd"/>
+            <w:r>
+              <w:rPr>
+                <w:rFonts w:ascii="Arial" w:hAnsi="Arial" w:cs="Arial"/>
+                <w:sz w:val="20"/>
+              </w:rPr>
+              <w:t xml:space="preserve"> </w:t>
+            </w:r>
+            <w:proofErr w:type="spellStart"/>
+            <w:r>
+              <w:rPr>
+                <w:rFonts w:ascii="Arial" w:hAnsi="Arial" w:cs="Arial"/>
+                <w:sz w:val="20"/>
+              </w:rPr>
+              <w:t>dilakukan</w:t>
+            </w:r>
+            <w:proofErr w:type="spellEnd"/>
+            <w:r>
+              <w:rPr>
+                <w:rFonts w:ascii="Arial" w:hAnsi="Arial" w:cs="Arial"/>
+                <w:sz w:val="20"/>
+              </w:rPr>
+              <w:t xml:space="preserve"> </w:t>
+            </w:r>
+            <w:proofErr w:type="spellStart"/>
+            <w:r>
+              <w:rPr>
+                <w:rFonts w:ascii="Arial" w:hAnsi="Arial" w:cs="Arial"/>
+                <w:sz w:val="20"/>
+              </w:rPr>
+              <w:t>atas</w:t>
+            </w:r>
+            <w:proofErr w:type="spellEnd"/>
+            <w:r>
+              <w:rPr>
+                <w:rFonts w:ascii="Arial" w:hAnsi="Arial" w:cs="Arial"/>
+                <w:sz w:val="20"/>
+              </w:rPr>
+              <w:t xml:space="preserve"> </w:t>
+            </w:r>
+            <w:proofErr w:type="spellStart"/>
+            <w:r>
+              <w:rPr>
+                <w:rFonts w:ascii="Arial" w:hAnsi="Arial" w:cs="Arial"/>
+                <w:sz w:val="20"/>
+              </w:rPr>
+              <w:t>perintahnya</w:t>
+            </w:r>
+            <w:proofErr w:type="spellEnd"/>
+            <w:r>
+              <w:rPr>
+                <w:rFonts w:ascii="Arial" w:hAnsi="Arial" w:cs="Arial"/>
+                <w:sz w:val="20"/>
+              </w:rPr>
+              <w:t xml:space="preserve">, dan </w:t>
+            </w:r>
+            <w:proofErr w:type="spellStart"/>
+            <w:r>
+              <w:rPr>
+                <w:rFonts w:ascii="Arial" w:hAnsi="Arial" w:cs="Arial"/>
+                <w:sz w:val="20"/>
+              </w:rPr>
+              <w:t>semata</w:t>
+            </w:r>
+            <w:proofErr w:type="spellEnd"/>
+            <w:r>
+              <w:rPr>
+                <w:rFonts w:ascii="Arial" w:hAnsi="Arial" w:cs="Arial"/>
+                <w:sz w:val="20"/>
+              </w:rPr>
+              <w:t xml:space="preserve"> </w:t>
+            </w:r>
+            <w:proofErr w:type="spellStart"/>
+            <w:r>
+              <w:rPr>
+                <w:rFonts w:ascii="Arial" w:hAnsi="Arial" w:cs="Arial"/>
+                <w:sz w:val="20"/>
+              </w:rPr>
+              <w:t>mata</w:t>
+            </w:r>
+            <w:proofErr w:type="spellEnd"/>
+            <w:r>
+              <w:rPr>
+                <w:rFonts w:ascii="Arial" w:hAnsi="Arial" w:cs="Arial"/>
+                <w:sz w:val="20"/>
+              </w:rPr>
+              <w:t xml:space="preserve"> </w:t>
+            </w:r>
+            <w:proofErr w:type="spellStart"/>
+            <w:r>
+              <w:rPr>
+                <w:rFonts w:ascii="Arial" w:hAnsi="Arial" w:cs="Arial"/>
+                <w:sz w:val="20"/>
+              </w:rPr>
+              <w:t>untuk</w:t>
+            </w:r>
+            <w:proofErr w:type="spellEnd"/>
+            <w:r>
+              <w:rPr>
+                <w:rFonts w:ascii="Arial" w:hAnsi="Arial" w:cs="Arial"/>
+                <w:sz w:val="20"/>
+              </w:rPr>
+              <w:t xml:space="preserve"> </w:t>
+            </w:r>
+            <w:proofErr w:type="spellStart"/>
+            <w:r>
+              <w:rPr>
+                <w:rFonts w:ascii="Arial" w:hAnsi="Arial" w:cs="Arial"/>
+                <w:sz w:val="20"/>
+              </w:rPr>
+              <w:t>kepentingan</w:t>
+            </w:r>
+            <w:proofErr w:type="spellEnd"/>
+            <w:r>
+              <w:rPr>
+                <w:rFonts w:ascii="Arial" w:hAnsi="Arial" w:cs="Arial"/>
+                <w:sz w:val="20"/>
+              </w:rPr>
+              <w:t xml:space="preserve"> </w:t>
+            </w:r>
+            <w:proofErr w:type="spellStart"/>
+            <w:r>
+              <w:rPr>
+                <w:rFonts w:ascii="Arial" w:hAnsi="Arial" w:cs="Arial"/>
+                <w:sz w:val="20"/>
+              </w:rPr>
+              <w:t>jabatan</w:t>
+            </w:r>
+            <w:proofErr w:type="spellEnd"/>
+            <w:r>
+              <w:rPr>
+                <w:rFonts w:ascii="Arial" w:hAnsi="Arial" w:cs="Arial"/>
+                <w:sz w:val="20"/>
+              </w:rPr>
+              <w:t xml:space="preserve"> </w:t>
+            </w:r>
+            <w:proofErr w:type="spellStart"/>
+            <w:r>
+              <w:rPr>
+                <w:rFonts w:ascii="Arial" w:hAnsi="Arial" w:cs="Arial"/>
+                <w:sz w:val="20"/>
+              </w:rPr>
+              <w:t>dalam</w:t>
+            </w:r>
+            <w:proofErr w:type="spellEnd"/>
+            <w:r>
+              <w:rPr>
+                <w:rFonts w:ascii="Arial" w:hAnsi="Arial" w:cs="Arial"/>
+                <w:sz w:val="20"/>
+              </w:rPr>
+              <w:t xml:space="preserve"> </w:t>
+            </w:r>
+            <w:proofErr w:type="spellStart"/>
+            <w:r>
+              <w:rPr>
+                <w:rFonts w:ascii="Arial" w:hAnsi="Arial" w:cs="Arial"/>
+                <w:sz w:val="20"/>
+              </w:rPr>
+              <w:t>waktu</w:t>
+            </w:r>
+            <w:proofErr w:type="spellEnd"/>
+            <w:r>
+              <w:rPr>
+                <w:rFonts w:ascii="Arial" w:hAnsi="Arial" w:cs="Arial"/>
+                <w:sz w:val="20"/>
+              </w:rPr>
+              <w:t xml:space="preserve"> yang </w:t>
+            </w:r>
+            <w:proofErr w:type="spellStart"/>
+            <w:r>
+              <w:rPr>
+                <w:rFonts w:ascii="Arial" w:hAnsi="Arial" w:cs="Arial"/>
+                <w:sz w:val="20"/>
+              </w:rPr>
+              <w:t>sesingkat-singkatnya</w:t>
+            </w:r>
+            <w:proofErr w:type="spellEnd"/>
+            <w:r>
+              <w:rPr>
+                <w:rFonts w:ascii="Arial" w:hAnsi="Arial" w:cs="Arial"/>
+                <w:sz w:val="20"/>
+              </w:rPr>
+              <w:t>.</w:t>
             </w:r>
           </w:p>
         </w:tc>
@@ -7975,7 +8804,39 @@
                 <w:rFonts w:ascii="Arial" w:hAnsi="Arial" w:cs="Arial"/>
                 <w:sz w:val="20"/>
               </w:rPr>
-              <w:t>(Tempat kedudukan)</w:t>
+              <w:t>(</w:t>
+            </w:r>
+            <w:proofErr w:type="spellStart"/>
+            <w:r>
+              <w:rPr>
+                <w:rFonts w:ascii="Arial" w:hAnsi="Arial" w:cs="Arial"/>
+                <w:sz w:val="20"/>
+              </w:rPr>
+              <w:t>Tempat</w:t>
+            </w:r>
+            <w:proofErr w:type="spellEnd"/>
+            <w:r>
+              <w:rPr>
+                <w:rFonts w:ascii="Arial" w:hAnsi="Arial" w:cs="Arial"/>
+                <w:sz w:val="20"/>
+              </w:rPr>
+              <w:t xml:space="preserve"> </w:t>
+            </w:r>
+            <w:proofErr w:type="spellStart"/>
+            <w:r>
+              <w:rPr>
+                <w:rFonts w:ascii="Arial" w:hAnsi="Arial" w:cs="Arial"/>
+                <w:sz w:val="20"/>
+              </w:rPr>
+              <w:t>kedudukan</w:t>
+            </w:r>
+            <w:proofErr w:type="spellEnd"/>
+            <w:r>
+              <w:rPr>
+                <w:rFonts w:ascii="Arial" w:hAnsi="Arial" w:cs="Arial"/>
+                <w:sz w:val="20"/>
+              </w:rPr>
+              <w:t>)</w:t>
             </w:r>
           </w:p>
         </w:tc>
@@ -8056,8 +8917,17 @@
                 <w:rFonts w:ascii="Arial" w:hAnsi="Arial" w:cs="Arial"/>
                 <w:sz w:val="20"/>
               </w:rPr>
-              <w:t>Pada tanggal</w:t>
-            </w:r>
+              <w:t xml:space="preserve">Pada </w:t>
+            </w:r>
+            <w:proofErr w:type="spellStart"/>
+            <w:r>
+              <w:rPr>
+                <w:rFonts w:ascii="Arial" w:hAnsi="Arial" w:cs="Arial"/>
+                <w:sz w:val="20"/>
+              </w:rPr>
+              <w:t>tanggal</w:t>
+            </w:r>
+            <w:proofErr w:type="spellEnd"/>
           </w:p>
         </w:tc>
         <w:tc>
@@ -8642,12 +9512,21 @@
                 <w:sz w:val="20"/>
               </w:rPr>
             </w:pPr>
-            <w:r>
-              <w:rPr>
-                <w:rFonts w:ascii="Arial" w:hAnsi="Arial" w:cs="Arial"/>
-                <w:sz w:val="20"/>
-              </w:rPr>
-              <w:t>Catatan lain-lain</w:t>
+            <w:proofErr w:type="spellStart"/>
+            <w:r>
+              <w:rPr>
+                <w:rFonts w:ascii="Arial" w:hAnsi="Arial" w:cs="Arial"/>
+                <w:sz w:val="20"/>
+              </w:rPr>
+              <w:t>Catatan</w:t>
+            </w:r>
+            <w:proofErr w:type="spellEnd"/>
+            <w:r>
+              <w:rPr>
+                <w:rFonts w:ascii="Arial" w:hAnsi="Arial" w:cs="Arial"/>
+                <w:sz w:val="20"/>
+              </w:rPr>
+              <w:t xml:space="preserve"> lain-lain</w:t>
             </w:r>
           </w:p>
         </w:tc>
@@ -8701,6 +9580,7 @@
                 <w:sz w:val="20"/>
               </w:rPr>
             </w:pPr>
+            <w:proofErr w:type="gramStart"/>
             <w:r>
               <w:rPr>
                 <w:rFonts w:ascii="Arial" w:hAnsi="Arial" w:cs="Arial"/>
@@ -8708,6 +9588,7 @@
               </w:rPr>
               <w:t>PERHATIAN :</w:t>
             </w:r>
+            <w:proofErr w:type="gramEnd"/>
           </w:p>
         </w:tc>
       </w:tr>
@@ -8775,7 +9656,71 @@
                 <w:rFonts w:ascii="Arial" w:hAnsi="Arial" w:cs="Arial"/>
                 <w:sz w:val="20"/>
               </w:rPr>
-              <w:t xml:space="preserve"> yang menerbitkan SPD, pegawai yang melakukan perjalanan </w:t>
+              <w:t xml:space="preserve"> yang </w:t>
+            </w:r>
+            <w:proofErr w:type="spellStart"/>
+            <w:r>
+              <w:rPr>
+                <w:rFonts w:ascii="Arial" w:hAnsi="Arial" w:cs="Arial"/>
+                <w:sz w:val="20"/>
+              </w:rPr>
+              <w:t>menerbitkan</w:t>
+            </w:r>
+            <w:proofErr w:type="spellEnd"/>
+            <w:r>
+              <w:rPr>
+                <w:rFonts w:ascii="Arial" w:hAnsi="Arial" w:cs="Arial"/>
+                <w:sz w:val="20"/>
+              </w:rPr>
+              <w:t xml:space="preserve"> SPD, </w:t>
+            </w:r>
+            <w:proofErr w:type="spellStart"/>
+            <w:r>
+              <w:rPr>
+                <w:rFonts w:ascii="Arial" w:hAnsi="Arial" w:cs="Arial"/>
+                <w:sz w:val="20"/>
+              </w:rPr>
+              <w:t>pegawai</w:t>
+            </w:r>
+            <w:proofErr w:type="spellEnd"/>
+            <w:r>
+              <w:rPr>
+                <w:rFonts w:ascii="Arial" w:hAnsi="Arial" w:cs="Arial"/>
+                <w:sz w:val="20"/>
+              </w:rPr>
+              <w:t xml:space="preserve"> yang </w:t>
+            </w:r>
+            <w:proofErr w:type="spellStart"/>
+            <w:r>
+              <w:rPr>
+                <w:rFonts w:ascii="Arial" w:hAnsi="Arial" w:cs="Arial"/>
+                <w:sz w:val="20"/>
+              </w:rPr>
+              <w:t>melakukan</w:t>
+            </w:r>
+            <w:proofErr w:type="spellEnd"/>
+            <w:r>
+              <w:rPr>
+                <w:rFonts w:ascii="Arial" w:hAnsi="Arial" w:cs="Arial"/>
+                <w:sz w:val="20"/>
+              </w:rPr>
+              <w:t xml:space="preserve"> </w:t>
+            </w:r>
+            <w:proofErr w:type="spellStart"/>
+            <w:r>
+              <w:rPr>
+                <w:rFonts w:ascii="Arial" w:hAnsi="Arial" w:cs="Arial"/>
+                <w:sz w:val="20"/>
+              </w:rPr>
+              <w:t>perjalanan</w:t>
+            </w:r>
+            <w:proofErr w:type="spellEnd"/>
+            <w:r>
+              <w:rPr>
+                <w:rFonts w:ascii="Arial" w:hAnsi="Arial" w:cs="Arial"/>
+                <w:sz w:val="20"/>
+              </w:rPr>
+              <w:t xml:space="preserve"> </w:t>
             </w:r>
             <w:r>
               <w:rPr>
@@ -8785,6 +9730,7 @@
               </w:rPr>
               <w:t>d</w:t>
             </w:r>
+            <w:proofErr w:type="spellStart"/>
             <w:r>
               <w:rPr>
                 <w:rFonts w:ascii="Arial" w:hAnsi="Arial" w:cs="Arial"/>
@@ -8792,6 +9738,7 @@
               </w:rPr>
               <w:t>inas</w:t>
             </w:r>
+            <w:proofErr w:type="spellEnd"/>
             <w:r>
               <w:rPr>
                 <w:rFonts w:ascii="Arial" w:hAnsi="Arial" w:cs="Arial"/>
@@ -8805,8 +9752,113 @@
                 <w:rFonts w:ascii="Arial" w:hAnsi="Arial" w:cs="Arial"/>
                 <w:sz w:val="20"/>
               </w:rPr>
-              <w:t xml:space="preserve"> para pejabat yang mengesahkan tanggal berangkat/tiba serta bendahara</w:t>
-            </w:r>
+              <w:t xml:space="preserve"> para </w:t>
+            </w:r>
+            <w:proofErr w:type="spellStart"/>
+            <w:r>
+              <w:rPr>
+                <w:rFonts w:ascii="Arial" w:hAnsi="Arial" w:cs="Arial"/>
+                <w:sz w:val="20"/>
+              </w:rPr>
+              <w:t>pejabat</w:t>
+            </w:r>
+            <w:proofErr w:type="spellEnd"/>
+            <w:r>
+              <w:rPr>
+                <w:rFonts w:ascii="Arial" w:hAnsi="Arial" w:cs="Arial"/>
+                <w:sz w:val="20"/>
+              </w:rPr>
+              <w:t xml:space="preserve"> yang </w:t>
+            </w:r>
+            <w:proofErr w:type="spellStart"/>
+            <w:r>
+              <w:rPr>
+                <w:rFonts w:ascii="Arial" w:hAnsi="Arial" w:cs="Arial"/>
+                <w:sz w:val="20"/>
+              </w:rPr>
+              <w:t>mengesahkan</w:t>
+            </w:r>
+            <w:proofErr w:type="spellEnd"/>
+            <w:r>
+              <w:rPr>
+                <w:rFonts w:ascii="Arial" w:hAnsi="Arial" w:cs="Arial"/>
+                <w:sz w:val="20"/>
+              </w:rPr>
+              <w:t xml:space="preserve"> </w:t>
+            </w:r>
+            <w:proofErr w:type="spellStart"/>
+            <w:r>
+              <w:rPr>
+                <w:rFonts w:ascii="Arial" w:hAnsi="Arial" w:cs="Arial"/>
+                <w:sz w:val="20"/>
+              </w:rPr>
+              <w:t>tanggal</w:t>
+            </w:r>
+            <w:proofErr w:type="spellEnd"/>
+            <w:r>
+              <w:rPr>
+                <w:rFonts w:ascii="Arial" w:hAnsi="Arial" w:cs="Arial"/>
+                <w:sz w:val="20"/>
+              </w:rPr>
+              <w:t xml:space="preserve"> </w:t>
+            </w:r>
+            <w:proofErr w:type="spellStart"/>
+            <w:r>
+              <w:rPr>
+                <w:rFonts w:ascii="Arial" w:hAnsi="Arial" w:cs="Arial"/>
+                <w:sz w:val="20"/>
+              </w:rPr>
+              <w:t>berangkat</w:t>
+            </w:r>
+            <w:proofErr w:type="spellEnd"/>
+            <w:r>
+              <w:rPr>
+                <w:rFonts w:ascii="Arial" w:hAnsi="Arial" w:cs="Arial"/>
+                <w:sz w:val="20"/>
+              </w:rPr>
+              <w:t>/</w:t>
+            </w:r>
+            <w:proofErr w:type="spellStart"/>
+            <w:r>
+              <w:rPr>
+                <w:rFonts w:ascii="Arial" w:hAnsi="Arial" w:cs="Arial"/>
+                <w:sz w:val="20"/>
+              </w:rPr>
+              <w:t>tiba</w:t>
+            </w:r>
+            <w:proofErr w:type="spellEnd"/>
+            <w:r>
+              <w:rPr>
+                <w:rFonts w:ascii="Arial" w:hAnsi="Arial" w:cs="Arial"/>
+                <w:sz w:val="20"/>
+              </w:rPr>
+              <w:t xml:space="preserve"> </w:t>
+            </w:r>
+            <w:proofErr w:type="spellStart"/>
+            <w:r>
+              <w:rPr>
+                <w:rFonts w:ascii="Arial" w:hAnsi="Arial" w:cs="Arial"/>
+                <w:sz w:val="20"/>
+              </w:rPr>
+              <w:t>serta</w:t>
+            </w:r>
+            <w:proofErr w:type="spellEnd"/>
+            <w:r>
+              <w:rPr>
+                <w:rFonts w:ascii="Arial" w:hAnsi="Arial" w:cs="Arial"/>
+                <w:sz w:val="20"/>
+              </w:rPr>
+              <w:t xml:space="preserve"> </w:t>
+            </w:r>
+            <w:proofErr w:type="spellStart"/>
+            <w:r>
+              <w:rPr>
+                <w:rFonts w:ascii="Arial" w:hAnsi="Arial" w:cs="Arial"/>
+                <w:sz w:val="20"/>
+              </w:rPr>
+              <w:t>bendahara</w:t>
+            </w:r>
+            <w:proofErr w:type="spellEnd"/>
             <w:r>
               <w:rPr>
                 <w:rFonts w:ascii="Arial" w:hAnsi="Arial" w:cs="Arial"/>
@@ -8815,12 +9867,69 @@
               </w:rPr>
               <w:t xml:space="preserve"> pengeluaran </w:t>
             </w:r>
-            <w:r>
-              <w:rPr>
-                <w:rFonts w:ascii="Arial" w:hAnsi="Arial" w:cs="Arial"/>
-                <w:sz w:val="20"/>
-              </w:rPr>
-              <w:t xml:space="preserve">bertanggung jawab berdasarkan peraturan-peraturan </w:t>
+            <w:proofErr w:type="spellStart"/>
+            <w:r>
+              <w:rPr>
+                <w:rFonts w:ascii="Arial" w:hAnsi="Arial" w:cs="Arial"/>
+                <w:sz w:val="20"/>
+              </w:rPr>
+              <w:t>bertanggung</w:t>
+            </w:r>
+            <w:proofErr w:type="spellEnd"/>
+            <w:r>
+              <w:rPr>
+                <w:rFonts w:ascii="Arial" w:hAnsi="Arial" w:cs="Arial"/>
+                <w:sz w:val="20"/>
+              </w:rPr>
+              <w:t xml:space="preserve"> </w:t>
+            </w:r>
+            <w:proofErr w:type="spellStart"/>
+            <w:r>
+              <w:rPr>
+                <w:rFonts w:ascii="Arial" w:hAnsi="Arial" w:cs="Arial"/>
+                <w:sz w:val="20"/>
+              </w:rPr>
+              <w:t>jawab</w:t>
+            </w:r>
+            <w:proofErr w:type="spellEnd"/>
+            <w:r>
+              <w:rPr>
+                <w:rFonts w:ascii="Arial" w:hAnsi="Arial" w:cs="Arial"/>
+                <w:sz w:val="20"/>
+              </w:rPr>
+              <w:t xml:space="preserve"> </w:t>
+            </w:r>
+            <w:proofErr w:type="spellStart"/>
+            <w:r>
+              <w:rPr>
+                <w:rFonts w:ascii="Arial" w:hAnsi="Arial" w:cs="Arial"/>
+                <w:sz w:val="20"/>
+              </w:rPr>
+              <w:t>berdasarkan</w:t>
+            </w:r>
+            <w:proofErr w:type="spellEnd"/>
+            <w:r>
+              <w:rPr>
+                <w:rFonts w:ascii="Arial" w:hAnsi="Arial" w:cs="Arial"/>
+                <w:sz w:val="20"/>
+              </w:rPr>
+              <w:t xml:space="preserve"> </w:t>
+            </w:r>
+            <w:proofErr w:type="spellStart"/>
+            <w:r>
+              <w:rPr>
+                <w:rFonts w:ascii="Arial" w:hAnsi="Arial" w:cs="Arial"/>
+                <w:sz w:val="20"/>
+              </w:rPr>
+              <w:t>peraturan-peraturan</w:t>
+            </w:r>
+            <w:proofErr w:type="spellEnd"/>
+            <w:r>
+              <w:rPr>
+                <w:rFonts w:ascii="Arial" w:hAnsi="Arial" w:cs="Arial"/>
+                <w:sz w:val="20"/>
+              </w:rPr>
+              <w:t xml:space="preserve"> </w:t>
             </w:r>
             <w:r>
               <w:rPr>
@@ -8830,12 +9939,21 @@
               </w:rPr>
               <w:t>K</w:t>
             </w:r>
-            <w:r>
-              <w:rPr>
-                <w:rFonts w:ascii="Arial" w:hAnsi="Arial" w:cs="Arial"/>
-                <w:sz w:val="20"/>
-              </w:rPr>
-              <w:t xml:space="preserve">euangan </w:t>
+            <w:proofErr w:type="spellStart"/>
+            <w:r>
+              <w:rPr>
+                <w:rFonts w:ascii="Arial" w:hAnsi="Arial" w:cs="Arial"/>
+                <w:sz w:val="20"/>
+              </w:rPr>
+              <w:t>euangan</w:t>
+            </w:r>
+            <w:proofErr w:type="spellEnd"/>
+            <w:r>
+              <w:rPr>
+                <w:rFonts w:ascii="Arial" w:hAnsi="Arial" w:cs="Arial"/>
+                <w:sz w:val="20"/>
+              </w:rPr>
+              <w:t xml:space="preserve"> </w:t>
             </w:r>
             <w:r>
               <w:rPr>
@@ -8845,12 +9963,37 @@
               </w:rPr>
               <w:t>N</w:t>
             </w:r>
-            <w:r>
-              <w:rPr>
-                <w:rFonts w:ascii="Arial" w:hAnsi="Arial" w:cs="Arial"/>
-                <w:sz w:val="20"/>
-              </w:rPr>
-              <w:t xml:space="preserve">egara, apabila </w:t>
+            <w:proofErr w:type="spellStart"/>
+            <w:r>
+              <w:rPr>
+                <w:rFonts w:ascii="Arial" w:hAnsi="Arial" w:cs="Arial"/>
+                <w:sz w:val="20"/>
+              </w:rPr>
+              <w:t>egara</w:t>
+            </w:r>
+            <w:proofErr w:type="spellEnd"/>
+            <w:r>
+              <w:rPr>
+                <w:rFonts w:ascii="Arial" w:hAnsi="Arial" w:cs="Arial"/>
+                <w:sz w:val="20"/>
+              </w:rPr>
+              <w:t xml:space="preserve">, </w:t>
+            </w:r>
+            <w:proofErr w:type="spellStart"/>
+            <w:r>
+              <w:rPr>
+                <w:rFonts w:ascii="Arial" w:hAnsi="Arial" w:cs="Arial"/>
+                <w:sz w:val="20"/>
+              </w:rPr>
+              <w:t>apabila</w:t>
+            </w:r>
+            <w:proofErr w:type="spellEnd"/>
+            <w:r>
+              <w:rPr>
+                <w:rFonts w:ascii="Arial" w:hAnsi="Arial" w:cs="Arial"/>
+                <w:sz w:val="20"/>
+              </w:rPr>
+              <w:t xml:space="preserve"> </w:t>
             </w:r>
             <w:r>
               <w:rPr>
@@ -8860,13 +10003,79 @@
               </w:rPr>
               <w:t>n</w:t>
             </w:r>
-            <w:r>
-              <w:rPr>
-                <w:rFonts w:ascii="Arial" w:hAnsi="Arial" w:cs="Arial"/>
-                <w:sz w:val="20"/>
-              </w:rPr>
-              <w:t>egara menderita rugi akibat kesalahan</w:t>
-            </w:r>
+            <w:proofErr w:type="spellStart"/>
+            <w:r>
+              <w:rPr>
+                <w:rFonts w:ascii="Arial" w:hAnsi="Arial" w:cs="Arial"/>
+                <w:sz w:val="20"/>
+              </w:rPr>
+              <w:t>egara</w:t>
+            </w:r>
+            <w:proofErr w:type="spellEnd"/>
+            <w:r>
+              <w:rPr>
+                <w:rFonts w:ascii="Arial" w:hAnsi="Arial" w:cs="Arial"/>
+                <w:sz w:val="20"/>
+              </w:rPr>
+              <w:t xml:space="preserve"> </w:t>
+            </w:r>
+            <w:proofErr w:type="spellStart"/>
+            <w:r>
+              <w:rPr>
+                <w:rFonts w:ascii="Arial" w:hAnsi="Arial" w:cs="Arial"/>
+                <w:sz w:val="20"/>
+              </w:rPr>
+              <w:t>menderita</w:t>
+            </w:r>
+            <w:proofErr w:type="spellEnd"/>
+            <w:r>
+              <w:rPr>
+                <w:rFonts w:ascii="Arial" w:hAnsi="Arial" w:cs="Arial"/>
+                <w:sz w:val="20"/>
+              </w:rPr>
+              <w:t xml:space="preserve"> </w:t>
+            </w:r>
+            <w:proofErr w:type="spellStart"/>
+            <w:r>
+              <w:rPr>
+                <w:rFonts w:ascii="Arial" w:hAnsi="Arial" w:cs="Arial"/>
+                <w:sz w:val="20"/>
+              </w:rPr>
+              <w:t>rugi</w:t>
+            </w:r>
+            <w:proofErr w:type="spellEnd"/>
+            <w:r>
+              <w:rPr>
+                <w:rFonts w:ascii="Arial" w:hAnsi="Arial" w:cs="Arial"/>
+                <w:sz w:val="20"/>
+              </w:rPr>
+              <w:t xml:space="preserve"> </w:t>
+            </w:r>
+            <w:proofErr w:type="spellStart"/>
+            <w:r>
+              <w:rPr>
+                <w:rFonts w:ascii="Arial" w:hAnsi="Arial" w:cs="Arial"/>
+                <w:sz w:val="20"/>
+              </w:rPr>
+              <w:t>akibat</w:t>
+            </w:r>
+            <w:proofErr w:type="spellEnd"/>
+            <w:r>
+              <w:rPr>
+                <w:rFonts w:ascii="Arial" w:hAnsi="Arial" w:cs="Arial"/>
+                <w:sz w:val="20"/>
+              </w:rPr>
+              <w:t xml:space="preserve"> </w:t>
+            </w:r>
+            <w:proofErr w:type="spellStart"/>
+            <w:r>
+              <w:rPr>
+                <w:rFonts w:ascii="Arial" w:hAnsi="Arial" w:cs="Arial"/>
+                <w:sz w:val="20"/>
+              </w:rPr>
+              <w:t>kesalahan</w:t>
+            </w:r>
+            <w:proofErr w:type="spellEnd"/>
             <w:r>
               <w:rPr>
                 <w:rFonts w:ascii="Arial" w:hAnsi="Arial" w:cs="Arial"/>
@@ -8880,8 +10089,17 @@
                 <w:rFonts w:ascii="Arial" w:hAnsi="Arial" w:cs="Arial"/>
                 <w:sz w:val="20"/>
               </w:rPr>
-              <w:t xml:space="preserve"> dan keal</w:t>
-            </w:r>
+              <w:t xml:space="preserve"> dan </w:t>
+            </w:r>
+            <w:proofErr w:type="spellStart"/>
+            <w:r>
+              <w:rPr>
+                <w:rFonts w:ascii="Arial" w:hAnsi="Arial" w:cs="Arial"/>
+                <w:sz w:val="20"/>
+              </w:rPr>
+              <w:t>keal</w:t>
+            </w:r>
+            <w:proofErr w:type="spellEnd"/>
             <w:r>
               <w:rPr>
                 <w:rFonts w:ascii="Arial" w:hAnsi="Arial" w:cs="Arial"/>
@@ -8890,12 +10108,21 @@
               </w:rPr>
               <w:t>p</w:t>
             </w:r>
-            <w:r>
-              <w:rPr>
-                <w:rFonts w:ascii="Arial" w:hAnsi="Arial" w:cs="Arial"/>
-                <w:sz w:val="20"/>
-              </w:rPr>
-              <w:t>aannya.</w:t>
+            <w:proofErr w:type="spellStart"/>
+            <w:r>
+              <w:rPr>
+                <w:rFonts w:ascii="Arial" w:hAnsi="Arial" w:cs="Arial"/>
+                <w:sz w:val="20"/>
+              </w:rPr>
+              <w:t>aannya</w:t>
+            </w:r>
+            <w:proofErr w:type="spellEnd"/>
+            <w:r>
+              <w:rPr>
+                <w:rFonts w:ascii="Arial" w:hAnsi="Arial" w:cs="Arial"/>
+                <w:sz w:val="20"/>
+              </w:rPr>
+              <w:t>.</w:t>
             </w:r>
           </w:p>
         </w:tc>
@@ -13276,6 +14503,9 @@
   <wne:recipientData>
     <wne:active wne:val="1"/>
   </wne:recipientData>
+  <wne:recipientData>
+    <wne:active wne:val="1"/>
+  </wne:recipientData>
 </wne:recipients>
 </file>
 

--- a/public/spd-format.docx
+++ b/public/spd-format.docx
@@ -2824,7 +2824,7 @@
       <w:tr>
         <w:trPr>
           <w:cantSplit/>
-          <w:trHeight w:hRule="exact" w:val="350"/>
+          <w:trHeight w:hRule="exact" w:val="1666"/>
         </w:trPr>
         <w:tc>
           <w:tcPr>
@@ -2850,502 +2850,6 @@
         <w:tc>
           <w:tcPr>
             <w:tcW w:w="3905" w:type="dxa"/>
-            <w:gridSpan w:val="2"/>
-            <w:tcBorders>
-              <w:top w:val="single" w:sz="4" w:space="0" w:color="auto"/>
-              <w:left w:val="single" w:sz="4" w:space="0" w:color="auto"/>
-              <w:right w:val="single" w:sz="4" w:space="0" w:color="auto"/>
-            </w:tcBorders>
-          </w:tcPr>
-          <w:p>
-            <w:pPr>
-              <w:snapToGrid w:val="0"/>
-              <w:spacing w:before="60" w:after="60"/>
-              <w:rPr>
-                <w:rFonts w:ascii="Arial" w:hAnsi="Arial" w:cs="Arial"/>
-                <w:sz w:val="20"/>
-                <w:szCs w:val="20"/>
-              </w:rPr>
-            </w:pPr>
-            <w:r>
-              <w:rPr>
-                <w:rFonts w:ascii="Arial" w:hAnsi="Arial" w:cs="Arial"/>
-                <w:sz w:val="20"/>
-                <w:szCs w:val="20"/>
-              </w:rPr>
-              <w:t>1.</w:t>
-            </w:r>
-          </w:p>
-        </w:tc>
-        <w:tc>
-          <w:tcPr>
-            <w:tcW w:w="3426" w:type="dxa"/>
-            <w:gridSpan w:val="2"/>
-            <w:tcBorders>
-              <w:top w:val="single" w:sz="4" w:space="0" w:color="auto"/>
-              <w:left w:val="single" w:sz="4" w:space="0" w:color="auto"/>
-              <w:right w:val="single" w:sz="4" w:space="0" w:color="auto"/>
-            </w:tcBorders>
-          </w:tcPr>
-          <w:p>
-            <w:pPr>
-              <w:spacing w:before="60" w:after="60"/>
-              <w:rPr>
-                <w:rFonts w:ascii="Arial" w:hAnsi="Arial" w:cs="Arial"/>
-                <w:sz w:val="20"/>
-                <w:szCs w:val="20"/>
-              </w:rPr>
-            </w:pPr>
-          </w:p>
-        </w:tc>
-        <w:tc>
-          <w:tcPr>
-            <w:tcW w:w="2984" w:type="dxa"/>
-            <w:tcBorders>
-              <w:top w:val="single" w:sz="4" w:space="0" w:color="auto"/>
-              <w:left w:val="single" w:sz="4" w:space="0" w:color="auto"/>
-              <w:right w:val="single" w:sz="4" w:space="0" w:color="auto"/>
-            </w:tcBorders>
-          </w:tcPr>
-          <w:p>
-            <w:pPr>
-              <w:spacing w:before="60" w:after="60"/>
-              <w:rPr>
-                <w:rFonts w:ascii="Arial" w:hAnsi="Arial" w:cs="Arial"/>
-                <w:sz w:val="20"/>
-                <w:szCs w:val="20"/>
-              </w:rPr>
-            </w:pPr>
-          </w:p>
-        </w:tc>
-      </w:tr>
-      <w:tr>
-        <w:trPr>
-          <w:cantSplit/>
-        </w:trPr>
-        <w:tc>
-          <w:tcPr>
-            <w:tcW w:w="425" w:type="dxa"/>
-            <w:tcBorders>
-              <w:left w:val="single" w:sz="4" w:space="0" w:color="000000"/>
-              <w:right w:val="single" w:sz="4" w:space="0" w:color="auto"/>
-            </w:tcBorders>
-          </w:tcPr>
-          <w:p>
-            <w:pPr>
-              <w:snapToGrid w:val="0"/>
-              <w:spacing w:before="60" w:after="60"/>
-              <w:jc w:val="right"/>
-              <w:rPr>
-                <w:rFonts w:ascii="Arial" w:hAnsi="Arial" w:cs="Arial"/>
-                <w:sz w:val="20"/>
-                <w:szCs w:val="20"/>
-              </w:rPr>
-            </w:pPr>
-          </w:p>
-        </w:tc>
-        <w:tc>
-          <w:tcPr>
-            <w:tcW w:w="312" w:type="dxa"/>
-            <w:tcBorders>
-              <w:left w:val="single" w:sz="4" w:space="0" w:color="auto"/>
-            </w:tcBorders>
-          </w:tcPr>
-          <w:p>
-            <w:pPr>
-              <w:snapToGrid w:val="0"/>
-              <w:spacing w:before="60" w:after="60"/>
-              <w:rPr>
-                <w:rFonts w:ascii="Arial" w:hAnsi="Arial" w:cs="Arial"/>
-                <w:sz w:val="20"/>
-                <w:szCs w:val="20"/>
-              </w:rPr>
-            </w:pPr>
-            <w:r>
-              <w:rPr>
-                <w:rFonts w:ascii="Arial" w:hAnsi="Arial" w:cs="Arial"/>
-                <w:sz w:val="20"/>
-                <w:szCs w:val="20"/>
-              </w:rPr>
-              <w:t>2.</w:t>
-            </w:r>
-          </w:p>
-        </w:tc>
-        <w:tc>
-          <w:tcPr>
-            <w:tcW w:w="3593" w:type="dxa"/>
-            <w:tcBorders>
-              <w:right w:val="single" w:sz="4" w:space="0" w:color="auto"/>
-            </w:tcBorders>
-          </w:tcPr>
-          <w:p>
-            <w:pPr>
-              <w:snapToGrid w:val="0"/>
-              <w:spacing w:before="60" w:after="60"/>
-              <w:rPr>
-                <w:rFonts w:ascii="Arial" w:hAnsi="Arial" w:cs="Arial"/>
-                <w:sz w:val="20"/>
-                <w:szCs w:val="20"/>
-              </w:rPr>
-            </w:pPr>
-          </w:p>
-        </w:tc>
-        <w:tc>
-          <w:tcPr>
-            <w:tcW w:w="3426" w:type="dxa"/>
-            <w:gridSpan w:val="2"/>
-            <w:tcBorders>
-              <w:left w:val="single" w:sz="4" w:space="0" w:color="auto"/>
-              <w:right w:val="single" w:sz="4" w:space="0" w:color="auto"/>
-            </w:tcBorders>
-          </w:tcPr>
-          <w:p>
-            <w:pPr>
-              <w:snapToGrid w:val="0"/>
-              <w:spacing w:before="60" w:after="60"/>
-              <w:rPr>
-                <w:rFonts w:ascii="Arial" w:hAnsi="Arial" w:cs="Arial"/>
-                <w:sz w:val="20"/>
-                <w:szCs w:val="20"/>
-                <w:lang w:val="id-ID"/>
-              </w:rPr>
-            </w:pPr>
-          </w:p>
-        </w:tc>
-        <w:tc>
-          <w:tcPr>
-            <w:tcW w:w="2984" w:type="dxa"/>
-            <w:tcBorders>
-              <w:left w:val="single" w:sz="4" w:space="0" w:color="auto"/>
-              <w:right w:val="single" w:sz="4" w:space="0" w:color="auto"/>
-            </w:tcBorders>
-          </w:tcPr>
-          <w:p>
-            <w:pPr>
-              <w:snapToGrid w:val="0"/>
-              <w:spacing w:before="60" w:after="60"/>
-              <w:rPr>
-                <w:rFonts w:ascii="Arial" w:hAnsi="Arial" w:cs="Arial"/>
-                <w:sz w:val="20"/>
-                <w:szCs w:val="20"/>
-                <w:lang w:val="id-ID"/>
-              </w:rPr>
-            </w:pPr>
-          </w:p>
-        </w:tc>
-      </w:tr>
-      <w:tr>
-        <w:trPr>
-          <w:cantSplit/>
-        </w:trPr>
-        <w:tc>
-          <w:tcPr>
-            <w:tcW w:w="425" w:type="dxa"/>
-            <w:tcBorders>
-              <w:left w:val="single" w:sz="4" w:space="0" w:color="000000"/>
-              <w:right w:val="single" w:sz="4" w:space="0" w:color="auto"/>
-            </w:tcBorders>
-          </w:tcPr>
-          <w:p>
-            <w:pPr>
-              <w:snapToGrid w:val="0"/>
-              <w:spacing w:before="60" w:after="60"/>
-              <w:jc w:val="right"/>
-              <w:rPr>
-                <w:rFonts w:ascii="Arial" w:hAnsi="Arial" w:cs="Arial"/>
-                <w:sz w:val="20"/>
-                <w:szCs w:val="20"/>
-              </w:rPr>
-            </w:pPr>
-          </w:p>
-        </w:tc>
-        <w:tc>
-          <w:tcPr>
-            <w:tcW w:w="312" w:type="dxa"/>
-            <w:tcBorders>
-              <w:left w:val="single" w:sz="4" w:space="0" w:color="auto"/>
-            </w:tcBorders>
-          </w:tcPr>
-          <w:p>
-            <w:pPr>
-              <w:snapToGrid w:val="0"/>
-              <w:spacing w:before="60" w:after="60"/>
-              <w:rPr>
-                <w:rFonts w:ascii="Arial" w:hAnsi="Arial" w:cs="Arial"/>
-                <w:sz w:val="20"/>
-                <w:szCs w:val="20"/>
-              </w:rPr>
-            </w:pPr>
-            <w:r>
-              <w:rPr>
-                <w:rFonts w:ascii="Arial" w:hAnsi="Arial" w:cs="Arial"/>
-                <w:sz w:val="20"/>
-                <w:szCs w:val="20"/>
-              </w:rPr>
-              <w:t>3.</w:t>
-            </w:r>
-          </w:p>
-        </w:tc>
-        <w:tc>
-          <w:tcPr>
-            <w:tcW w:w="3593" w:type="dxa"/>
-            <w:tcBorders>
-              <w:right w:val="single" w:sz="4" w:space="0" w:color="auto"/>
-            </w:tcBorders>
-          </w:tcPr>
-          <w:p>
-            <w:pPr>
-              <w:snapToGrid w:val="0"/>
-              <w:spacing w:before="60" w:after="60"/>
-              <w:rPr>
-                <w:rFonts w:ascii="Arial" w:hAnsi="Arial" w:cs="Arial"/>
-                <w:sz w:val="20"/>
-                <w:szCs w:val="20"/>
-              </w:rPr>
-            </w:pPr>
-          </w:p>
-        </w:tc>
-        <w:tc>
-          <w:tcPr>
-            <w:tcW w:w="3426" w:type="dxa"/>
-            <w:gridSpan w:val="2"/>
-            <w:tcBorders>
-              <w:left w:val="single" w:sz="4" w:space="0" w:color="auto"/>
-              <w:right w:val="single" w:sz="4" w:space="0" w:color="auto"/>
-            </w:tcBorders>
-          </w:tcPr>
-          <w:p>
-            <w:pPr>
-              <w:snapToGrid w:val="0"/>
-              <w:spacing w:before="60" w:after="60"/>
-              <w:rPr>
-                <w:rFonts w:ascii="Arial" w:hAnsi="Arial" w:cs="Arial"/>
-                <w:sz w:val="20"/>
-                <w:szCs w:val="20"/>
-              </w:rPr>
-            </w:pPr>
-          </w:p>
-        </w:tc>
-        <w:tc>
-          <w:tcPr>
-            <w:tcW w:w="2984" w:type="dxa"/>
-            <w:tcBorders>
-              <w:left w:val="single" w:sz="4" w:space="0" w:color="auto"/>
-              <w:right w:val="single" w:sz="4" w:space="0" w:color="auto"/>
-            </w:tcBorders>
-          </w:tcPr>
-          <w:p>
-            <w:pPr>
-              <w:snapToGrid w:val="0"/>
-              <w:spacing w:before="60" w:after="60"/>
-              <w:rPr>
-                <w:rFonts w:ascii="Arial" w:hAnsi="Arial" w:cs="Arial"/>
-                <w:sz w:val="20"/>
-                <w:szCs w:val="20"/>
-              </w:rPr>
-            </w:pPr>
-          </w:p>
-        </w:tc>
-      </w:tr>
-      <w:tr>
-        <w:trPr>
-          <w:cantSplit/>
-        </w:trPr>
-        <w:tc>
-          <w:tcPr>
-            <w:tcW w:w="425" w:type="dxa"/>
-            <w:tcBorders>
-              <w:left w:val="single" w:sz="4" w:space="0" w:color="000000"/>
-              <w:right w:val="single" w:sz="4" w:space="0" w:color="auto"/>
-            </w:tcBorders>
-          </w:tcPr>
-          <w:p>
-            <w:pPr>
-              <w:snapToGrid w:val="0"/>
-              <w:spacing w:before="60" w:after="60"/>
-              <w:jc w:val="right"/>
-              <w:rPr>
-                <w:rFonts w:ascii="Arial" w:hAnsi="Arial" w:cs="Arial"/>
-                <w:sz w:val="20"/>
-                <w:szCs w:val="20"/>
-              </w:rPr>
-            </w:pPr>
-          </w:p>
-        </w:tc>
-        <w:tc>
-          <w:tcPr>
-            <w:tcW w:w="312" w:type="dxa"/>
-            <w:tcBorders>
-              <w:left w:val="single" w:sz="4" w:space="0" w:color="auto"/>
-            </w:tcBorders>
-          </w:tcPr>
-          <w:p>
-            <w:pPr>
-              <w:snapToGrid w:val="0"/>
-              <w:spacing w:before="60" w:after="60"/>
-              <w:rPr>
-                <w:rFonts w:ascii="Arial" w:hAnsi="Arial" w:cs="Arial"/>
-                <w:sz w:val="20"/>
-                <w:szCs w:val="20"/>
-              </w:rPr>
-            </w:pPr>
-            <w:r>
-              <w:rPr>
-                <w:rFonts w:ascii="Arial" w:hAnsi="Arial" w:cs="Arial"/>
-                <w:sz w:val="20"/>
-                <w:szCs w:val="20"/>
-              </w:rPr>
-              <w:t>4.</w:t>
-            </w:r>
-          </w:p>
-        </w:tc>
-        <w:tc>
-          <w:tcPr>
-            <w:tcW w:w="3593" w:type="dxa"/>
-            <w:tcBorders>
-              <w:right w:val="single" w:sz="4" w:space="0" w:color="auto"/>
-            </w:tcBorders>
-          </w:tcPr>
-          <w:p>
-            <w:pPr>
-              <w:snapToGrid w:val="0"/>
-              <w:spacing w:before="60" w:after="60"/>
-              <w:rPr>
-                <w:rFonts w:ascii="Arial" w:hAnsi="Arial" w:cs="Arial"/>
-                <w:sz w:val="20"/>
-                <w:szCs w:val="20"/>
-              </w:rPr>
-            </w:pPr>
-          </w:p>
-        </w:tc>
-        <w:tc>
-          <w:tcPr>
-            <w:tcW w:w="3426" w:type="dxa"/>
-            <w:gridSpan w:val="2"/>
-            <w:tcBorders>
-              <w:left w:val="single" w:sz="4" w:space="0" w:color="auto"/>
-              <w:right w:val="single" w:sz="4" w:space="0" w:color="auto"/>
-            </w:tcBorders>
-          </w:tcPr>
-          <w:p>
-            <w:pPr>
-              <w:snapToGrid w:val="0"/>
-              <w:spacing w:before="60" w:after="60"/>
-              <w:rPr>
-                <w:rFonts w:ascii="Arial" w:hAnsi="Arial" w:cs="Arial"/>
-                <w:sz w:val="20"/>
-                <w:szCs w:val="20"/>
-              </w:rPr>
-            </w:pPr>
-          </w:p>
-        </w:tc>
-        <w:tc>
-          <w:tcPr>
-            <w:tcW w:w="2984" w:type="dxa"/>
-            <w:tcBorders>
-              <w:left w:val="single" w:sz="4" w:space="0" w:color="auto"/>
-              <w:right w:val="single" w:sz="4" w:space="0" w:color="auto"/>
-            </w:tcBorders>
-          </w:tcPr>
-          <w:p>
-            <w:pPr>
-              <w:snapToGrid w:val="0"/>
-              <w:spacing w:before="60" w:after="60"/>
-              <w:rPr>
-                <w:rFonts w:ascii="Arial" w:hAnsi="Arial" w:cs="Arial"/>
-                <w:sz w:val="20"/>
-                <w:szCs w:val="20"/>
-              </w:rPr>
-            </w:pPr>
-          </w:p>
-        </w:tc>
-      </w:tr>
-      <w:tr>
-        <w:trPr>
-          <w:cantSplit/>
-        </w:trPr>
-        <w:tc>
-          <w:tcPr>
-            <w:tcW w:w="425" w:type="dxa"/>
-            <w:tcBorders>
-              <w:left w:val="single" w:sz="4" w:space="0" w:color="000000"/>
-              <w:bottom w:val="single" w:sz="4" w:space="0" w:color="000000"/>
-              <w:right w:val="single" w:sz="4" w:space="0" w:color="auto"/>
-            </w:tcBorders>
-          </w:tcPr>
-          <w:p>
-            <w:pPr>
-              <w:snapToGrid w:val="0"/>
-              <w:spacing w:before="60" w:after="60"/>
-              <w:jc w:val="right"/>
-              <w:rPr>
-                <w:rFonts w:ascii="Arial" w:hAnsi="Arial" w:cs="Arial"/>
-                <w:sz w:val="20"/>
-                <w:szCs w:val="20"/>
-              </w:rPr>
-            </w:pPr>
-          </w:p>
-        </w:tc>
-        <w:tc>
-          <w:tcPr>
-            <w:tcW w:w="312" w:type="dxa"/>
-            <w:tcBorders>
-              <w:left w:val="single" w:sz="4" w:space="0" w:color="auto"/>
-              <w:bottom w:val="single" w:sz="4" w:space="0" w:color="000000"/>
-            </w:tcBorders>
-          </w:tcPr>
-          <w:p>
-            <w:pPr>
-              <w:snapToGrid w:val="0"/>
-              <w:spacing w:before="60" w:after="60"/>
-              <w:rPr>
-                <w:rFonts w:ascii="Arial" w:hAnsi="Arial" w:cs="Arial"/>
-                <w:sz w:val="20"/>
-                <w:szCs w:val="20"/>
-              </w:rPr>
-            </w:pPr>
-            <w:r>
-              <w:rPr>
-                <w:rFonts w:ascii="Arial" w:hAnsi="Arial" w:cs="Arial"/>
-                <w:sz w:val="20"/>
-                <w:szCs w:val="20"/>
-                <w:lang w:val="id-ID"/>
-              </w:rPr>
-              <w:t>5</w:t>
-            </w:r>
-            <w:r>
-              <w:rPr>
-                <w:rFonts w:ascii="Arial" w:hAnsi="Arial" w:cs="Arial"/>
-                <w:sz w:val="20"/>
-                <w:szCs w:val="20"/>
-              </w:rPr>
-              <w:t>.</w:t>
-            </w:r>
-          </w:p>
-        </w:tc>
-        <w:tc>
-          <w:tcPr>
-            <w:tcW w:w="3593" w:type="dxa"/>
-            <w:tcBorders>
-              <w:bottom w:val="single" w:sz="4" w:space="0" w:color="000000"/>
-              <w:right w:val="single" w:sz="4" w:space="0" w:color="auto"/>
-            </w:tcBorders>
-          </w:tcPr>
-          <w:p>
-            <w:pPr>
-              <w:snapToGrid w:val="0"/>
-              <w:spacing w:before="60" w:after="60"/>
-              <w:rPr>
-                <w:rFonts w:ascii="Arial" w:hAnsi="Arial" w:cs="Arial"/>
-                <w:sz w:val="20"/>
-                <w:szCs w:val="20"/>
-              </w:rPr>
-            </w:pPr>
-          </w:p>
-        </w:tc>
-        <w:tc>
-          <w:tcPr>
-            <w:tcW w:w="3426" w:type="dxa"/>
             <w:gridSpan w:val="2"/>
             <w:tcBorders>
               <w:left w:val="single" w:sz="4" w:space="0" w:color="auto"/>
@@ -3356,19 +2860,117 @@
           <w:p>
             <w:pPr>
               <w:snapToGrid w:val="0"/>
-              <w:spacing w:before="60" w:after="60"/>
-              <w:rPr>
-                <w:rFonts w:ascii="Arial" w:hAnsi="Arial" w:cs="Arial"/>
-                <w:sz w:val="20"/>
-                <w:szCs w:val="20"/>
-              </w:rPr>
-            </w:pPr>
-          </w:p>
-        </w:tc>
-        <w:tc>
-          <w:tcPr>
-            <w:tcW w:w="2984" w:type="dxa"/>
-            <w:tcBorders>
+              <w:spacing w:before="120" w:after="120"/>
+              <w:rPr>
+                <w:rFonts w:ascii="Arial" w:hAnsi="Arial" w:cs="Arial"/>
+                <w:sz w:val="12"/>
+                <w:szCs w:val="12"/>
+                <w:lang w:val="en-ID"/>
+              </w:rPr>
+            </w:pPr>
+            <w:r>
+              <w:rPr>
+                <w:rFonts w:ascii="Arial" w:hAnsi="Arial" w:cs="Arial"/>
+                <w:b/>
+                <w:bCs/>
+                <w:sz w:val="12"/>
+                <w:szCs w:val="12"/>
+                <w:lang w:val="en-ID"/>
+              </w:rPr>
+              <w:t>{#followers}</w:t>
+            </w:r>
+          </w:p>
+          <w:p>
+            <w:pPr>
+              <w:snapToGrid w:val="0"/>
+              <w:spacing w:before="120" w:after="120"/>
+              <w:rPr>
+                <w:rFonts w:ascii="Arial" w:hAnsi="Arial" w:cs="Arial"/>
+                <w:sz w:val="20"/>
+                <w:szCs w:val="20"/>
+                <w:lang w:val="en-ID"/>
+              </w:rPr>
+            </w:pPr>
+            <w:r>
+              <w:rPr>
+                <w:rFonts w:ascii="Arial" w:hAnsi="Arial" w:cs="Arial"/>
+                <w:sz w:val="20"/>
+                <w:szCs w:val="20"/>
+                <w:lang w:val="en-ID"/>
+              </w:rPr>
+              <w:t>{</w:t>
+            </w:r>
+            <w:proofErr w:type="spellStart"/>
+            <w:r>
+              <w:rPr>
+                <w:rFonts w:ascii="Arial" w:hAnsi="Arial" w:cs="Arial"/>
+                <w:sz w:val="20"/>
+                <w:szCs w:val="20"/>
+                <w:lang w:val="en-ID"/>
+              </w:rPr>
+              <w:t>idx</w:t>
+            </w:r>
+            <w:proofErr w:type="spellEnd"/>
+            <w:r>
+              <w:rPr>
+                <w:rFonts w:ascii="Arial" w:hAnsi="Arial" w:cs="Arial"/>
+                <w:sz w:val="20"/>
+                <w:szCs w:val="20"/>
+                <w:lang w:val="en-ID"/>
+              </w:rPr>
+              <w:t>}. {</w:t>
+            </w:r>
+            <w:proofErr w:type="spellStart"/>
+            <w:r>
+              <w:rPr>
+                <w:rFonts w:ascii="Arial" w:hAnsi="Arial" w:cs="Arial"/>
+                <w:sz w:val="20"/>
+                <w:szCs w:val="20"/>
+                <w:lang w:val="en-ID"/>
+              </w:rPr>
+              <w:t>namafollowers</w:t>
+            </w:r>
+            <w:proofErr w:type="spellEnd"/>
+            <w:r>
+              <w:rPr>
+                <w:rFonts w:ascii="Arial" w:hAnsi="Arial" w:cs="Arial"/>
+                <w:sz w:val="20"/>
+                <w:szCs w:val="20"/>
+                <w:lang w:val="en-ID"/>
+              </w:rPr>
+              <w:t>}</w:t>
+            </w:r>
+          </w:p>
+          <w:p>
+            <w:pPr>
+              <w:snapToGrid w:val="0"/>
+              <w:spacing w:before="120" w:after="120"/>
+              <w:rPr>
+                <w:rFonts w:ascii="Arial" w:hAnsi="Arial" w:cs="Arial"/>
+                <w:sz w:val="12"/>
+                <w:szCs w:val="12"/>
+                <w:lang w:val="en-ID"/>
+              </w:rPr>
+            </w:pPr>
+            <w:r>
+              <w:rPr>
+                <w:rFonts w:ascii="Arial" w:hAnsi="Arial" w:cs="Arial"/>
+                <w:b/>
+                <w:bCs/>
+                <w:sz w:val="12"/>
+                <w:szCs w:val="12"/>
+                <w:lang w:val="en-ID"/>
+              </w:rPr>
+              <w:t>{/followers}</w:t>
+            </w:r>
+          </w:p>
+        </w:tc>
+        <w:tc>
+          <w:tcPr>
+            <w:tcW w:w="3426" w:type="dxa"/>
+            <w:gridSpan w:val="2"/>
+            <w:tcBorders>
+              <w:top w:val="single" w:sz="4" w:space="0" w:color="auto"/>
               <w:left w:val="single" w:sz="4" w:space="0" w:color="auto"/>
               <w:bottom w:val="single" w:sz="4" w:space="0" w:color="auto"/>
               <w:right w:val="single" w:sz="4" w:space="0" w:color="auto"/>
@@ -3377,13 +2979,122 @@
           <w:p>
             <w:pPr>
               <w:snapToGrid w:val="0"/>
-              <w:spacing w:before="60" w:after="60"/>
-              <w:rPr>
-                <w:rFonts w:ascii="Arial" w:hAnsi="Arial" w:cs="Arial"/>
-                <w:sz w:val="20"/>
-                <w:szCs w:val="20"/>
-              </w:rPr>
-            </w:pPr>
+              <w:spacing w:before="120" w:after="120"/>
+              <w:jc w:val="center"/>
+              <w:rPr>
+                <w:rFonts w:ascii="Arial" w:hAnsi="Arial" w:cs="Arial"/>
+                <w:sz w:val="20"/>
+                <w:szCs w:val="20"/>
+                <w:lang w:val="id-ID"/>
+              </w:rPr>
+            </w:pPr>
+          </w:p>
+        </w:tc>
+        <w:tc>
+          <w:tcPr>
+            <w:tcW w:w="2984" w:type="dxa"/>
+            <w:tcBorders>
+              <w:top w:val="single" w:sz="4" w:space="0" w:color="auto"/>
+              <w:left w:val="single" w:sz="4" w:space="0" w:color="auto"/>
+              <w:bottom w:val="single" w:sz="4" w:space="0" w:color="auto"/>
+              <w:right w:val="single" w:sz="4" w:space="0" w:color="auto"/>
+            </w:tcBorders>
+          </w:tcPr>
+          <w:p>
+            <w:pPr>
+              <w:snapToGrid w:val="0"/>
+              <w:spacing w:before="120" w:after="120"/>
+              <w:rPr>
+                <w:rFonts w:ascii="Arial" w:hAnsi="Arial" w:cs="Arial"/>
+                <w:sz w:val="12"/>
+                <w:szCs w:val="12"/>
+                <w:lang w:val="en-ID"/>
+              </w:rPr>
+            </w:pPr>
+            <w:r>
+              <w:rPr>
+                <w:rFonts w:ascii="Arial" w:hAnsi="Arial" w:cs="Arial"/>
+                <w:b/>
+                <w:bCs/>
+                <w:sz w:val="12"/>
+                <w:szCs w:val="12"/>
+                <w:lang w:val="en-ID"/>
+              </w:rPr>
+              <w:t>{#followers}</w:t>
+            </w:r>
+          </w:p>
+          <w:p>
+            <w:pPr>
+              <w:snapToGrid w:val="0"/>
+              <w:spacing w:before="120" w:after="120"/>
+              <w:rPr>
+                <w:rFonts w:ascii="Arial" w:hAnsi="Arial" w:cs="Arial"/>
+                <w:sz w:val="20"/>
+                <w:szCs w:val="20"/>
+                <w:lang w:val="en-ID"/>
+              </w:rPr>
+            </w:pPr>
+            <w:r>
+              <w:rPr>
+                <w:rFonts w:ascii="Arial" w:hAnsi="Arial" w:cs="Arial"/>
+                <w:sz w:val="20"/>
+                <w:szCs w:val="20"/>
+                <w:lang w:val="en-ID"/>
+              </w:rPr>
+              <w:t>{</w:t>
+            </w:r>
+            <w:proofErr w:type="spellStart"/>
+            <w:r>
+              <w:rPr>
+                <w:rFonts w:ascii="Arial" w:hAnsi="Arial" w:cs="Arial"/>
+                <w:sz w:val="20"/>
+                <w:szCs w:val="20"/>
+                <w:lang w:val="en-ID"/>
+              </w:rPr>
+              <w:t>jabatan</w:t>
+            </w:r>
+            <w:r>
+              <w:rPr>
+                <w:rFonts w:ascii="Arial" w:hAnsi="Arial" w:cs="Arial"/>
+                <w:sz w:val="20"/>
+                <w:szCs w:val="20"/>
+                <w:lang w:val="en-ID"/>
+              </w:rPr>
+              <w:t>followers</w:t>
+            </w:r>
+            <w:proofErr w:type="spellEnd"/>
+            <w:r>
+              <w:rPr>
+                <w:rFonts w:ascii="Arial" w:hAnsi="Arial" w:cs="Arial"/>
+                <w:sz w:val="20"/>
+                <w:szCs w:val="20"/>
+                <w:lang w:val="en-ID"/>
+              </w:rPr>
+              <w:t>}</w:t>
+            </w:r>
+          </w:p>
+          <w:p>
+            <w:pPr>
+              <w:snapToGrid w:val="0"/>
+              <w:spacing w:before="120" w:after="120"/>
+              <w:rPr>
+                <w:rFonts w:ascii="Arial" w:hAnsi="Arial" w:cs="Arial"/>
+                <w:sz w:val="20"/>
+                <w:szCs w:val="20"/>
+                <w:lang w:val="id-ID"/>
+              </w:rPr>
+            </w:pPr>
+            <w:r>
+              <w:rPr>
+                <w:rFonts w:ascii="Arial" w:hAnsi="Arial" w:cs="Arial"/>
+                <w:b/>
+                <w:bCs/>
+                <w:sz w:val="12"/>
+                <w:szCs w:val="12"/>
+                <w:lang w:val="en-ID"/>
+              </w:rPr>
+              <w:t>{/followers}</w:t>
+            </w:r>
           </w:p>
         </w:tc>
       </w:tr>
@@ -11113,6 +10824,95 @@
     </w:lvl>
   </w:abstractNum>
   <w:abstractNum w:abstractNumId="9" w15:restartNumberingAfterBreak="0">
+    <w:nsid w:val="7AA7195F"/>
+    <w:multiLevelType w:val="hybridMultilevel"/>
+    <w:tmpl w:val="FF8EACEC"/>
+    <w:lvl w:ilvl="0" w:tplc="3809000F">
+      <w:start w:val="1"/>
+      <w:numFmt w:val="decimal"/>
+      <w:lvlText w:val="%1."/>
+      <w:lvlJc w:val="left"/>
+      <w:pPr>
+        <w:ind w:left="720" w:hanging="360"/>
+      </w:pPr>
+      <w:rPr>
+        <w:rFonts w:hint="default"/>
+      </w:rPr>
+    </w:lvl>
+    <w:lvl w:ilvl="1" w:tplc="38090019" w:tentative="1">
+      <w:start w:val="1"/>
+      <w:numFmt w:val="lowerLetter"/>
+      <w:lvlText w:val="%2."/>
+      <w:lvlJc w:val="left"/>
+      <w:pPr>
+        <w:ind w:left="1440" w:hanging="360"/>
+      </w:pPr>
+    </w:lvl>
+    <w:lvl w:ilvl="2" w:tplc="3809001B" w:tentative="1">
+      <w:start w:val="1"/>
+      <w:numFmt w:val="lowerRoman"/>
+      <w:lvlText w:val="%3."/>
+      <w:lvlJc w:val="right"/>
+      <w:pPr>
+        <w:ind w:left="2160" w:hanging="180"/>
+      </w:pPr>
+    </w:lvl>
+    <w:lvl w:ilvl="3" w:tplc="3809000F" w:tentative="1">
+      <w:start w:val="1"/>
+      <w:numFmt w:val="decimal"/>
+      <w:lvlText w:val="%4."/>
+      <w:lvlJc w:val="left"/>
+      <w:pPr>
+        <w:ind w:left="2880" w:hanging="360"/>
+      </w:pPr>
+    </w:lvl>
+    <w:lvl w:ilvl="4" w:tplc="38090019" w:tentative="1">
+      <w:start w:val="1"/>
+      <w:numFmt w:val="lowerLetter"/>
+      <w:lvlText w:val="%5."/>
+      <w:lvlJc w:val="left"/>
+      <w:pPr>
+        <w:ind w:left="3600" w:hanging="360"/>
+      </w:pPr>
+    </w:lvl>
+    <w:lvl w:ilvl="5" w:tplc="3809001B" w:tentative="1">
+      <w:start w:val="1"/>
+      <w:numFmt w:val="lowerRoman"/>
+      <w:lvlText w:val="%6."/>
+      <w:lvlJc w:val="right"/>
+      <w:pPr>
+        <w:ind w:left="4320" w:hanging="180"/>
+      </w:pPr>
+    </w:lvl>
+    <w:lvl w:ilvl="6" w:tplc="3809000F" w:tentative="1">
+      <w:start w:val="1"/>
+      <w:numFmt w:val="decimal"/>
+      <w:lvlText w:val="%7."/>
+      <w:lvlJc w:val="left"/>
+      <w:pPr>
+        <w:ind w:left="5040" w:hanging="360"/>
+      </w:pPr>
+    </w:lvl>
+    <w:lvl w:ilvl="7" w:tplc="38090019" w:tentative="1">
+      <w:start w:val="1"/>
+      <w:numFmt w:val="lowerLetter"/>
+      <w:lvlText w:val="%8."/>
+      <w:lvlJc w:val="left"/>
+      <w:pPr>
+        <w:ind w:left="5760" w:hanging="360"/>
+      </w:pPr>
+    </w:lvl>
+    <w:lvl w:ilvl="8" w:tplc="3809001B" w:tentative="1">
+      <w:start w:val="1"/>
+      <w:numFmt w:val="lowerRoman"/>
+      <w:lvlText w:val="%9."/>
+      <w:lvlJc w:val="right"/>
+      <w:pPr>
+        <w:ind w:left="6480" w:hanging="180"/>
+      </w:pPr>
+    </w:lvl>
+  </w:abstractNum>
+  <w:abstractNum w:abstractNumId="10" w15:restartNumberingAfterBreak="0">
     <w:nsid w:val="7E0F5CC4"/>
     <w:multiLevelType w:val="hybridMultilevel"/>
     <w:tmpl w:val="BECC1324"/>
@@ -11250,10 +11050,13 @@
     <w:abstractNumId w:val="6"/>
   </w:num>
   <w:num w:numId="9" w16cid:durableId="200440454">
-    <w:abstractNumId w:val="9"/>
+    <w:abstractNumId w:val="10"/>
   </w:num>
   <w:num w:numId="10" w16cid:durableId="2087919534">
     <w:abstractNumId w:val="5"/>
+  </w:num>
+  <w:num w:numId="11" w16cid:durableId="1720544429">
+    <w:abstractNumId w:val="9"/>
   </w:num>
 </w:numbering>
 </file>
@@ -14427,6 +14230,9 @@
   <wne:recipientData>
     <wne:active wne:val="1"/>
     <wne:hash wne:val="-1708347488"/>
+  </wne:recipientData>
+  <wne:recipientData>
+    <wne:active wne:val="1"/>
   </wne:recipientData>
   <wne:recipientData>
     <wne:active wne:val="1"/>
@@ -14894,7 +14700,7 @@
   <w:style w:type="paragraph" w:default="1" w:styleId="Normal">
     <w:name w:val="Normal"/>
     <w:qFormat/>
-    <w:rsid w:val="005904C8"/>
+    <w:rsid w:val="00D04A4A"/>
     <w:pPr>
       <w:suppressAutoHyphens/>
     </w:pPr>
@@ -15022,7 +14828,6 @@
   <w:style w:type="character" w:default="1" w:styleId="DefaultParagraphFont">
     <w:name w:val="Default Paragraph Font"/>
     <w:uiPriority w:val="1"/>
-    <w:semiHidden/>
     <w:unhideWhenUsed/>
   </w:style>
   <w:style w:type="table" w:default="1" w:styleId="TableNormal">
